--- a/毕业论文v1.1.docx
+++ b/毕业论文v1.1.docx
@@ -407,6 +407,15 @@
         </w:rPr>
         <w:t xml:space="preserve">   </w:t>
       </w:r>
+      <w:r>
+        <w:rPr>
+          <w:rFonts w:ascii="宋体" w:hAnsi="宋体" w:hint="eastAsia"/>
+          <w:sz w:val="36"/>
+          <w:szCs w:val="36"/>
+          <w:u w:val="single"/>
+        </w:rPr>
+        <w:t xml:space="preserve"> </w:t>
+      </w:r>
     </w:p>
     <w:p>
       <w:pPr>
@@ -660,245 +669,6 @@
           <w:szCs w:val="28"/>
         </w:rPr>
       </w:pPr>
-      <w:r>
-        <w:rPr>
-          <w:rFonts w:ascii="宋体" w:hAnsi="宋体"/>
-          <w:noProof/>
-          <w:kern w:val="0"/>
-          <w:sz w:val="28"/>
-          <w:szCs w:val="28"/>
-        </w:rPr>
-        <mc:AlternateContent>
-          <mc:Choice Requires="wps">
-            <w:drawing>
-              <wp:anchor distT="0" distB="0" distL="114300" distR="114300" simplePos="0" relativeHeight="251694080" behindDoc="0" locked="0" layoutInCell="1" allowOverlap="1" wp14:anchorId="1D86F5F0" wp14:editId="5D95BDA5">
-                <wp:simplePos x="0" y="0"/>
-                <wp:positionH relativeFrom="column">
-                  <wp:posOffset>4430395</wp:posOffset>
-                </wp:positionH>
-                <wp:positionV relativeFrom="paragraph">
-                  <wp:posOffset>227330</wp:posOffset>
-                </wp:positionV>
-                <wp:extent cx="800100" cy="396240"/>
-                <wp:effectExtent l="558800" t="9525" r="12700" b="108585"/>
-                <wp:wrapNone/>
-                <wp:docPr id="20" name="AutoShape 98"/>
-                <wp:cNvGraphicFramePr>
-                  <a:graphicFrameLocks xmlns:a="http://schemas.openxmlformats.org/drawingml/2006/main"/>
-                </wp:cNvGraphicFramePr>
-                <a:graphic xmlns:a="http://schemas.openxmlformats.org/drawingml/2006/main">
-                  <a:graphicData uri="http://schemas.microsoft.com/office/word/2010/wordprocessingShape">
-                    <wps:wsp>
-                      <wps:cNvSpPr>
-                        <a:spLocks noChangeArrowheads="1"/>
-                      </wps:cNvSpPr>
-                      <wps:spPr bwMode="auto">
-                        <a:xfrm flipH="1" flipV="1">
-                          <a:off x="0" y="0"/>
-                          <a:ext cx="800100" cy="396240"/>
-                        </a:xfrm>
-                        <a:prstGeom prst="wedgeRoundRectCallout">
-                          <a:avLst>
-                            <a:gd name="adj1" fmla="val 111903"/>
-                            <a:gd name="adj2" fmla="val -69394"/>
-                            <a:gd name="adj3" fmla="val 16667"/>
-                          </a:avLst>
-                        </a:prstGeom>
-                        <a:solidFill>
-                          <a:srgbClr val="FFFFFF"/>
-                        </a:solidFill>
-                        <a:ln w="9525">
-                          <a:solidFill>
-                            <a:srgbClr val="000000"/>
-                          </a:solidFill>
-                          <a:miter lim="800000"/>
-                        </a:ln>
-                      </wps:spPr>
-                      <wps:txbx>
-                        <w:txbxContent>
-                          <w:p>
-                            <w:r>
-                              <w:rPr>
-                                <w:rFonts w:ascii="宋体" w:hAnsi="宋体" w:hint="eastAsia"/>
-                                <w:szCs w:val="21"/>
-                              </w:rPr>
-                              <w:t>手写</w:t>
-                            </w:r>
-                          </w:p>
-                        </w:txbxContent>
-                      </wps:txbx>
-                      <wps:bodyPr rot="0" vert="horz" wrap="square" lIns="91440" tIns="45720" rIns="91440" bIns="45720" anchor="t" anchorCtr="0" upright="1">
-                        <a:noAutofit/>
-                      </wps:bodyPr>
-                    </wps:wsp>
-                  </a:graphicData>
-                </a:graphic>
-              </wp:anchor>
-            </w:drawing>
-          </mc:Choice>
-          <mc:Fallback>
-            <w:pict>
-              <v:shapetype w14:anchorId="1D86F5F0" id="_x0000_t62" coordsize="21600,21600" o:spt="62" adj="1350,25920" path="m3600,qx,3600l0@8@12@24,0@9,,18000qy3600,21600l@6,21600@15@27@7,21600,18000,21600qx21600,18000l21600@9@18@30,21600@8,21600,3600qy18000,l@7,0@21@33@6,xe">
-                <v:stroke joinstyle="miter"/>
-                <v:formulas>
-                  <v:f eqn="sum 10800 0 #0"/>
-                  <v:f eqn="sum 10800 0 #1"/>
-                  <v:f eqn="sum #0 0 #1"/>
-                  <v:f eqn="sum @0 @1 0"/>
-                  <v:f eqn="sum 21600 0 #0"/>
-                  <v:f eqn="sum 21600 0 #1"/>
-                  <v:f eqn="if @0 3600 12600"/>
-                  <v:f eqn="if @0 9000 18000"/>
-                  <v:f eqn="if @1 3600 12600"/>
-                  <v:f eqn="if @1 9000 18000"/>
-                  <v:f eqn="if @2 0 #0"/>
-                  <v:f eqn="if @3 @10 0"/>
-                  <v:f eqn="if #0 0 @11"/>
-                  <v:f eqn="if @2 @6 #0"/>
-                  <v:f eqn="if @3 @6 @13"/>
-                  <v:f eqn="if @5 @6 @14"/>
-                  <v:f eqn="if @2 #0 21600"/>
-                  <v:f eqn="if @3 21600 @16"/>
-                  <v:f eqn="if @4 21600 @17"/>
-                  <v:f eqn="if @2 #0 @6"/>
-                  <v:f eqn="if @3 @19 @6"/>
-                  <v:f eqn="if #1 @6 @20"/>
-                  <v:f eqn="if @2 @8 #1"/>
-                  <v:f eqn="if @3 @22 @8"/>
-                  <v:f eqn="if #0 @8 @23"/>
-                  <v:f eqn="if @2 21600 #1"/>
-                  <v:f eqn="if @3 21600 @25"/>
-                  <v:f eqn="if @5 21600 @26"/>
-                  <v:f eqn="if @2 #1 @8"/>
-                  <v:f eqn="if @3 @8 @28"/>
-                  <v:f eqn="if @4 @8 @29"/>
-                  <v:f eqn="if @2 #1 0"/>
-                  <v:f eqn="if @3 @31 0"/>
-                  <v:f eqn="if #1 0 @32"/>
-                  <v:f eqn="val #0"/>
-                  <v:f eqn="val #1"/>
-                </v:formulas>
-                <v:path o:connecttype="custom" o:connectlocs="10800,0;0,10800;10800,21600;21600,10800;@34,@35" textboxrect="791,791,20809,20809"/>
-                <v:handles>
-                  <v:h position="#0,#1"/>
-                </v:handles>
-              </v:shapetype>
-              <v:shape id="AutoShape 98" o:spid="_x0000_s1026" type="#_x0000_t62" style="position:absolute;left:0;text-align:left;margin-left:348.85pt;margin-top:17.9pt;width:63pt;height:31.2pt;flip:x y;z-index:251694080;visibility:visible;mso-wrap-style:square;mso-wrap-distance-left:9pt;mso-wrap-distance-top:0;mso-wrap-distance-right:9pt;mso-wrap-distance-bottom:0;mso-position-horizontal:absolute;mso-position-horizontal-relative:text;mso-position-vertical:absolute;mso-position-vertical-relative:text;v-text-anchor:top" o:gfxdata="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" adj="34971,-4189">
-                <v:textbox>
-                  <w:txbxContent>
-                    <w:p>
-                      <w:r>
-                        <w:rPr>
-                          <w:rFonts w:ascii="宋体" w:hAnsi="宋体" w:hint="eastAsia"/>
-                          <w:szCs w:val="21"/>
-                        </w:rPr>
-                        <w:t>手写</w:t>
-                      </w:r>
-                    </w:p>
-                  </w:txbxContent>
-                </v:textbox>
-              </v:shape>
-            </w:pict>
-          </mc:Fallback>
-        </mc:AlternateContent>
-      </w:r>
-      <w:r>
-        <w:rPr>
-          <w:rFonts w:ascii="宋体" w:hAnsi="宋体"/>
-          <w:noProof/>
-          <w:kern w:val="0"/>
-          <w:sz w:val="28"/>
-          <w:szCs w:val="28"/>
-        </w:rPr>
-        <mc:AlternateContent>
-          <mc:Choice Requires="wps">
-            <w:drawing>
-              <wp:anchor distT="0" distB="0" distL="114300" distR="114300" simplePos="0" relativeHeight="251693056" behindDoc="0" locked="0" layoutInCell="1" allowOverlap="1" wp14:anchorId="54994B64" wp14:editId="17EE1D1D">
-                <wp:simplePos x="0" y="0"/>
-                <wp:positionH relativeFrom="column">
-                  <wp:posOffset>2088515</wp:posOffset>
-                </wp:positionH>
-                <wp:positionV relativeFrom="paragraph">
-                  <wp:posOffset>229235</wp:posOffset>
-                </wp:positionV>
-                <wp:extent cx="800100" cy="396240"/>
-                <wp:effectExtent l="560070" t="11430" r="11430" b="106680"/>
-                <wp:wrapNone/>
-                <wp:docPr id="19" name="AutoShape 97"/>
-                <wp:cNvGraphicFramePr>
-                  <a:graphicFrameLocks xmlns:a="http://schemas.openxmlformats.org/drawingml/2006/main"/>
-                </wp:cNvGraphicFramePr>
-                <a:graphic xmlns:a="http://schemas.openxmlformats.org/drawingml/2006/main">
-                  <a:graphicData uri="http://schemas.microsoft.com/office/word/2010/wordprocessingShape">
-                    <wps:wsp>
-                      <wps:cNvSpPr>
-                        <a:spLocks noChangeArrowheads="1"/>
-                      </wps:cNvSpPr>
-                      <wps:spPr bwMode="auto">
-                        <a:xfrm flipH="1" flipV="1">
-                          <a:off x="0" y="0"/>
-                          <a:ext cx="800100" cy="396240"/>
-                        </a:xfrm>
-                        <a:prstGeom prst="wedgeRoundRectCallout">
-                          <a:avLst>
-                            <a:gd name="adj1" fmla="val 111903"/>
-                            <a:gd name="adj2" fmla="val -69394"/>
-                            <a:gd name="adj3" fmla="val 16667"/>
-                          </a:avLst>
-                        </a:prstGeom>
-                        <a:solidFill>
-                          <a:srgbClr val="FFFFFF"/>
-                        </a:solidFill>
-                        <a:ln w="9525">
-                          <a:solidFill>
-                            <a:srgbClr val="000000"/>
-                          </a:solidFill>
-                          <a:miter lim="800000"/>
-                        </a:ln>
-                      </wps:spPr>
-                      <wps:txbx>
-                        <w:txbxContent>
-                          <w:p>
-                            <w:r>
-                              <w:rPr>
-                                <w:rFonts w:ascii="宋体" w:hAnsi="宋体" w:hint="eastAsia"/>
-                                <w:szCs w:val="21"/>
-                              </w:rPr>
-                              <w:t>手写签名</w:t>
-                            </w:r>
-                          </w:p>
-                        </w:txbxContent>
-                      </wps:txbx>
-                      <wps:bodyPr rot="0" vert="horz" wrap="square" lIns="91440" tIns="45720" rIns="91440" bIns="45720" anchor="t" anchorCtr="0" upright="1">
-                        <a:noAutofit/>
-                      </wps:bodyPr>
-                    </wps:wsp>
-                  </a:graphicData>
-                </a:graphic>
-              </wp:anchor>
-            </w:drawing>
-          </mc:Choice>
-          <mc:Fallback>
-            <w:pict>
-              <v:shape w14:anchorId="54994B64" id="AutoShape 97" o:spid="_x0000_s1027" type="#_x0000_t62" style="position:absolute;left:0;text-align:left;margin-left:164.45pt;margin-top:18.05pt;width:63pt;height:31.2pt;flip:x y;z-index:251693056;visibility:visible;mso-wrap-style:square;mso-wrap-distance-left:9pt;mso-wrap-distance-top:0;mso-wrap-distance-right:9pt;mso-wrap-distance-bottom:0;mso-position-horizontal:absolute;mso-position-horizontal-relative:text;mso-position-vertical:absolute;mso-position-vertical-relative:text;v-text-anchor:top" o:gfxdata="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" adj="34971,-4189">
-                <v:textbox>
-                  <w:txbxContent>
-                    <w:p>
-                      <w:r>
-                        <w:rPr>
-                          <w:rFonts w:ascii="宋体" w:hAnsi="宋体" w:hint="eastAsia"/>
-                          <w:szCs w:val="21"/>
-                        </w:rPr>
-                        <w:t>手写签名</w:t>
-                      </w:r>
-                    </w:p>
-                  </w:txbxContent>
-                </v:textbox>
-              </v:shape>
-            </w:pict>
-          </mc:Fallback>
-        </mc:AlternateContent>
-      </w:r>
     </w:p>
     <w:p>
       <w:pPr>
@@ -1326,6 +1096,7 @@
     </w:p>
     <w:p>
       <w:pPr>
+        <w:mirrorIndents/>
         <w:rPr>
           <w:sz w:val="32"/>
           <w:u w:val="single"/>
@@ -1446,6 +1217,7 @@
     </w:p>
     <w:p>
       <w:pPr>
+        <w:mirrorIndents/>
         <w:rPr>
           <w:sz w:val="32"/>
         </w:rPr>
@@ -1473,54 +1245,9 @@
           <w:szCs w:val="28"/>
           <w:u w:val="single"/>
         </w:rPr>
-        <w:t>工学学士</w:t>
-      </w:r>
-      <w:r>
-        <w:rPr>
-          <w:rFonts w:hint="eastAsia"/>
-          <w:sz w:val="32"/>
-          <w:u w:val="single"/>
-        </w:rPr>
-        <w:t xml:space="preserve"> </w:t>
-      </w:r>
-      <w:r>
-        <w:rPr>
-          <w:rFonts w:hint="eastAsia"/>
-          <w:sz w:val="32"/>
-          <w:u w:val="single"/>
-        </w:rPr>
-        <w:t xml:space="preserve"> </w:t>
-      </w:r>
-      <w:r>
-        <w:rPr>
-          <w:rFonts w:hint="eastAsia"/>
-          <w:sz w:val="32"/>
-        </w:rPr>
-        <w:t xml:space="preserve">     </w:t>
-      </w:r>
-      <w:r>
-        <w:rPr>
-          <w:rFonts w:hint="eastAsia"/>
-          <w:sz w:val="32"/>
-        </w:rPr>
-        <w:t xml:space="preserve">   </w:t>
-      </w:r>
-      <w:r>
-        <w:rPr>
-          <w:rFonts w:hint="eastAsia"/>
-          <w:sz w:val="28"/>
-          <w:szCs w:val="28"/>
-        </w:rPr>
-        <w:t>指导教师</w:t>
-      </w:r>
-      <w:r>
-        <w:rPr>
-          <w:rFonts w:hint="eastAsia"/>
-          <w:sz w:val="32"/>
-          <w:u w:val="single"/>
-        </w:rPr>
-        <w:t xml:space="preserve">  </w:t>
-      </w:r>
+        <w:t>工</w:t>
+      </w:r>
+      <w:proofErr w:type="gramStart"/>
       <w:r>
         <w:rPr>
           <w:rFonts w:hint="eastAsia"/>
@@ -1528,8 +1255,9 @@
           <w:szCs w:val="28"/>
           <w:u w:val="single"/>
         </w:rPr>
-        <w:t>何灵敏</w:t>
-      </w:r>
+        <w:t>学</w:t>
+      </w:r>
+      <w:proofErr w:type="gramEnd"/>
       <w:r>
         <w:rPr>
           <w:rFonts w:hint="eastAsia"/>
@@ -1537,6 +1265,60 @@
           <w:szCs w:val="28"/>
           <w:u w:val="single"/>
         </w:rPr>
+        <w:t>学士</w:t>
+      </w:r>
+      <w:r>
+        <w:rPr>
+          <w:rFonts w:hint="eastAsia"/>
+          <w:sz w:val="32"/>
+          <w:u w:val="single"/>
+        </w:rPr>
+        <w:t xml:space="preserve"> </w:t>
+      </w:r>
+      <w:r>
+        <w:rPr>
+          <w:rFonts w:hint="eastAsia"/>
+          <w:sz w:val="32"/>
+          <w:u w:val="single"/>
+        </w:rPr>
+        <w:t xml:space="preserve"> </w:t>
+      </w:r>
+      <w:r>
+        <w:rPr>
+          <w:rFonts w:hint="eastAsia"/>
+          <w:sz w:val="32"/>
+          <w:u w:val="single"/>
+        </w:rPr>
+        <w:t xml:space="preserve">  </w:t>
+      </w:r>
+      <w:r>
+        <w:rPr>
+          <w:rFonts w:hint="eastAsia"/>
+          <w:sz w:val="32"/>
+        </w:rPr>
+        <w:t xml:space="preserve">     </w:t>
+      </w:r>
+      <w:r>
+        <w:rPr>
+          <w:rFonts w:hint="eastAsia"/>
+          <w:sz w:val="32"/>
+        </w:rPr>
+        <w:t xml:space="preserve">   </w:t>
+      </w:r>
+      <w:r>
+        <w:rPr>
+          <w:rFonts w:hint="eastAsia"/>
+          <w:sz w:val="28"/>
+          <w:szCs w:val="28"/>
+        </w:rPr>
+        <w:t>指导教师</w:t>
+      </w:r>
+      <w:r>
+        <w:rPr>
+          <w:rFonts w:hint="eastAsia"/>
+          <w:sz w:val="32"/>
+          <w:u w:val="single"/>
+        </w:rPr>
         <w:t xml:space="preserve">  </w:t>
       </w:r>
       <w:r>
@@ -1546,7 +1328,7 @@
           <w:szCs w:val="28"/>
           <w:u w:val="single"/>
         </w:rPr>
-        <w:t>副</w:t>
+        <w:t>何灵敏</w:t>
       </w:r>
       <w:r>
         <w:rPr>
@@ -1555,37 +1337,6 @@
           <w:szCs w:val="28"/>
           <w:u w:val="single"/>
         </w:rPr>
-        <w:t>教授</w:t>
-      </w:r>
-      <w:r>
-        <w:rPr>
-          <w:rFonts w:hint="eastAsia"/>
-          <w:sz w:val="32"/>
-          <w:u w:val="single"/>
-        </w:rPr>
-        <w:t xml:space="preserve">  </w:t>
-      </w:r>
-    </w:p>
-    <w:p>
-      <w:pPr>
-        <w:rPr>
-          <w:sz w:val="32"/>
-        </w:rPr>
-      </w:pPr>
-      <w:r>
-        <w:rPr>
-          <w:rFonts w:hint="eastAsia"/>
-          <w:sz w:val="28"/>
-          <w:szCs w:val="28"/>
-        </w:rPr>
-        <w:t>学科专业</w:t>
-      </w:r>
-      <w:r>
-        <w:rPr>
-          <w:rFonts w:hint="eastAsia"/>
-          <w:sz w:val="32"/>
-          <w:u w:val="single"/>
-        </w:rPr>
         <w:t xml:space="preserve"> </w:t>
       </w:r>
       <w:r>
@@ -1595,7 +1346,7 @@
           <w:szCs w:val="28"/>
           <w:u w:val="single"/>
         </w:rPr>
-        <w:t>计算机科学与技术</w:t>
+        <w:t>副</w:t>
       </w:r>
       <w:r>
         <w:rPr>
@@ -1604,7 +1355,7 @@
           <w:szCs w:val="28"/>
           <w:u w:val="single"/>
         </w:rPr>
-        <w:t xml:space="preserve"> </w:t>
+        <w:t>教授</w:t>
       </w:r>
       <w:r>
         <w:rPr>
@@ -1612,22 +1363,23 @@
           <w:sz w:val="32"/>
           <w:u w:val="single"/>
         </w:rPr>
-        <w:t xml:space="preserve">  </w:t>
-      </w:r>
-      <w:r>
-        <w:rPr>
-          <w:rFonts w:hint="eastAsia"/>
+        <w:t xml:space="preserve"> </w:t>
+      </w:r>
+    </w:p>
+    <w:p>
+      <w:pPr>
+        <w:mirrorIndents/>
+        <w:rPr>
           <w:sz w:val="32"/>
         </w:rPr>
-        <w:t xml:space="preserve">  </w:t>
-      </w:r>
+      </w:pPr>
       <w:r>
         <w:rPr>
           <w:rFonts w:hint="eastAsia"/>
           <w:sz w:val="28"/>
           <w:szCs w:val="28"/>
         </w:rPr>
-        <w:t>培养单位</w:t>
+        <w:t>学科专业</w:t>
       </w:r>
       <w:r>
         <w:rPr>
@@ -1635,7 +1387,7 @@
           <w:sz w:val="32"/>
           <w:u w:val="single"/>
         </w:rPr>
-        <w:t xml:space="preserve">  </w:t>
+        <w:t xml:space="preserve"> </w:t>
       </w:r>
       <w:r>
         <w:rPr>
@@ -1644,7 +1396,7 @@
           <w:szCs w:val="28"/>
           <w:u w:val="single"/>
         </w:rPr>
-        <w:t>中国计量大学</w:t>
+        <w:t>计算机科学与技术</w:t>
       </w:r>
       <w:r>
         <w:rPr>
@@ -1653,22 +1405,37 @@
           <w:szCs w:val="28"/>
           <w:u w:val="single"/>
         </w:rPr>
-        <w:t xml:space="preserve">     </w:t>
-      </w:r>
-    </w:p>
-    <w:p>
-      <w:pPr>
-        <w:rPr>
+        <w:t xml:space="preserve"> </w:t>
+      </w:r>
+      <w:r>
+        <w:rPr>
+          <w:rFonts w:hint="eastAsia"/>
           <w:sz w:val="32"/>
-        </w:rPr>
-      </w:pPr>
+          <w:u w:val="single"/>
+        </w:rPr>
+        <w:t xml:space="preserve"> </w:t>
+      </w:r>
+      <w:r>
+        <w:rPr>
+          <w:rFonts w:hint="eastAsia"/>
+          <w:sz w:val="32"/>
+        </w:rPr>
+        <w:t xml:space="preserve">  </w:t>
+      </w:r>
+      <w:r>
+        <w:rPr>
+          <w:rFonts w:hint="eastAsia"/>
+          <w:sz w:val="32"/>
+        </w:rPr>
+        <w:t xml:space="preserve">  </w:t>
+      </w:r>
       <w:r>
         <w:rPr>
           <w:rFonts w:hint="eastAsia"/>
           <w:sz w:val="28"/>
           <w:szCs w:val="28"/>
         </w:rPr>
-        <w:t>答辩委员会主席</w:t>
+        <w:t>培养单位</w:t>
       </w:r>
       <w:r>
         <w:rPr>
@@ -1680,11 +1447,37 @@
       </w:r>
       <w:r>
         <w:rPr>
+          <w:rFonts w:hint="eastAsia"/>
           <w:sz w:val="28"/>
           <w:szCs w:val="28"/>
           <w:u w:val="single"/>
         </w:rPr>
-        <w:t>单良</w:t>
+        <w:t>中国计量大学</w:t>
+      </w:r>
+      <w:r>
+        <w:rPr>
+          <w:rFonts w:hint="eastAsia"/>
+          <w:sz w:val="28"/>
+          <w:szCs w:val="28"/>
+          <w:u w:val="single"/>
+        </w:rPr>
+        <w:t xml:space="preserve">    </w:t>
+      </w:r>
+    </w:p>
+    <w:p>
+      <w:pPr>
+        <w:mirrorIndents/>
+        <w:rPr>
+          <w:sz w:val="32"/>
+        </w:rPr>
+      </w:pPr>
+      <w:r>
+        <w:rPr>
+          <w:rFonts w:hint="eastAsia"/>
+          <w:sz w:val="28"/>
+          <w:szCs w:val="28"/>
+        </w:rPr>
+        <w:t>答辩委员会主席</w:t>
       </w:r>
       <w:r>
         <w:rPr>
@@ -1692,14 +1485,40 @@
           <w:sz w:val="32"/>
           <w:u w:val="single"/>
         </w:rPr>
+        <w:t xml:space="preserve">  </w:t>
+      </w:r>
+      <w:proofErr w:type="gramStart"/>
+      <w:r>
+        <w:rPr>
+          <w:sz w:val="28"/>
+          <w:szCs w:val="28"/>
+          <w:u w:val="single"/>
+        </w:rPr>
+        <w:t>单良</w:t>
+      </w:r>
+      <w:proofErr w:type="gramEnd"/>
+      <w:r>
+        <w:rPr>
+          <w:rFonts w:hint="eastAsia"/>
+          <w:sz w:val="32"/>
+          <w:u w:val="single"/>
+        </w:rPr>
         <w:t xml:space="preserve"> </w:t>
       </w:r>
       <w:r>
         <w:rPr>
           <w:rFonts w:hint="eastAsia"/>
           <w:sz w:val="32"/>
-        </w:rPr>
-        <w:t xml:space="preserve">         </w:t>
+          <w:u w:val="single"/>
+        </w:rPr>
+        <w:t xml:space="preserve">   </w:t>
+      </w:r>
+      <w:r>
+        <w:rPr>
+          <w:rFonts w:hint="eastAsia"/>
+          <w:sz w:val="32"/>
+        </w:rPr>
+        <w:t xml:space="preserve">      </w:t>
       </w:r>
       <w:r>
         <w:rPr>
@@ -2017,7 +1836,39 @@
           <w:rFonts w:ascii="宋体" w:hAnsi="宋体" w:hint="eastAsia"/>
           <w:sz w:val="24"/>
         </w:rPr>
-        <w:t>视频播放功能；后端Flask服务实现了视频上传接口、处理状态查询、MJPEG视频流推送等API。系统采用MySQL数据库存储视频信息和检测结果，使用OpenCV进行视频帧处理。针对CPU推理环境下的性能优化需求，本文采用了跳帧处理策略、检测结果缓存、置信度阈值过滤等优化措施，有效提升了系统的处理速度。测试结果表明，在720P视频输入条件下，系统CPU推理速度可达15帧/秒以上，满足实时处理的需求。</w:t>
+        <w:t>视频播放功能；后端Flask服务实现了视频上传接口、处理状态查询、MJPEG视频流推送等API。系统采用MySQL数据库存储视频信息和检测结果，使用OpenCV进行视频</w:t>
+      </w:r>
+      <w:proofErr w:type="gramStart"/>
+      <w:r>
+        <w:rPr>
+          <w:rFonts w:ascii="宋体" w:hAnsi="宋体" w:hint="eastAsia"/>
+          <w:sz w:val="24"/>
+        </w:rPr>
+        <w:t>帧</w:t>
+      </w:r>
+      <w:proofErr w:type="gramEnd"/>
+      <w:r>
+        <w:rPr>
+          <w:rFonts w:ascii="宋体" w:hAnsi="宋体" w:hint="eastAsia"/>
+          <w:sz w:val="24"/>
+        </w:rPr>
+        <w:t>处理。针对CPU推理环境下的性能优化需求，本文采用了跳</w:t>
+      </w:r>
+      <w:proofErr w:type="gramStart"/>
+      <w:r>
+        <w:rPr>
+          <w:rFonts w:ascii="宋体" w:hAnsi="宋体" w:hint="eastAsia"/>
+          <w:sz w:val="24"/>
+        </w:rPr>
+        <w:t>帧处理</w:t>
+      </w:r>
+      <w:proofErr w:type="gramEnd"/>
+      <w:r>
+        <w:rPr>
+          <w:rFonts w:ascii="宋体" w:hAnsi="宋体" w:hint="eastAsia"/>
+          <w:sz w:val="24"/>
+        </w:rPr>
+        <w:t>策略、检测结果缓存、置信度阈值过滤等优化措施，有效提升了系统的处理速度。测试结果表明，在720P视频输入条件下，系统CPU推理速度可达15帧/秒以上，满足实时处理的需求。</w:t>
       </w:r>
     </w:p>
     <w:p>
@@ -2212,6 +2063,8 @@
           <w:sz w:val="24"/>
         </w:rPr>
       </w:pPr>
+      <w:proofErr w:type="spellStart"/>
+      <w:proofErr w:type="gramStart"/>
       <w:r>
         <w:rPr>
           <w:rFonts w:eastAsia="仿宋_GB2312"/>
@@ -2225,7 +2078,32 @@
           <w:rFonts w:eastAsia="仿宋_GB2312"/>
           <w:sz w:val="24"/>
         </w:rPr>
-        <w:t>With the rapid development of deep learning technology, object detection technology has been widely used in video surveillance, automatic driving, intelligent transportation and other fields. Traditional target detection systems often rely on specific hardware platforms or dedicated mobile applications, making it difficult to achieve cross-platform deployment and convenient user experience. This paper designs and implements a video target recognition system based on. NET MAUI framework. It adopts a distributed architecture with front-end and back-end separation. The front-end uses MAUI technology to implement cross-platform applications, the back-end uses Flask framework to provide RESTful API services, and the core detection algorithm uses YOLOv11 deep learning model. The main functions of the system include video file upload, real-time target detection, video stream push, detection result storage and display. The front-end MAUI application implements video list management, video upload, real-time processing status and video playback functions ; the back-end Flask service implements APIs such as video upload interface, processing status query, MJPEG video stream push, etc. The system uses MySQL database to store video information and detection results, and uses OpenCV for video frame processing. Aiming at the performance optimization requirements in the CPU inference environment, this paper adopts optimization measures such as frame skipping processing strategy, detection result caching, and confidence threshold filtering, which effectively improves the processing speed of the system. The test results show that the CPU inference speed of the system can reach more than 15 frames per second under the condition of 720P video input, which meets the needs of real-time processing.</w:t>
+        <w:t>With</w:t>
+      </w:r>
+      <w:proofErr w:type="spellEnd"/>
+      <w:proofErr w:type="gramEnd"/>
+      <w:r>
+        <w:rPr>
+          <w:rFonts w:eastAsia="仿宋_GB2312"/>
+          <w:sz w:val="24"/>
+        </w:rPr>
+        <w:t xml:space="preserve"> the rapid development of deep learning technology, object detection technology has been widely used in video surveillance, automatic driving, intelligent transportation and other fields. Traditional target detection systems often rely on specific hardware platforms or dedicated mobile applications, making it difficult to achieve cross-platform deployment and convenient user experience. This paper designs and implements a video target recognition system based on. NET MAUI framework. It adopts a distributed architecture with front-end and back-end separation. The front-end uses MAUI technology to implement cross-platform applications, the back-end uses Flask framework to provide RESTful API services, and the core detection algorithm uses YOLOv11 deep learning model. The main functions of the system include video file upload, real-time target detection, video stream push, detection result storage and display. The front-end MAUI application implements video list management, video upload, real-time processing status and video playback </w:t>
+      </w:r>
+      <w:proofErr w:type="gramStart"/>
+      <w:r>
+        <w:rPr>
+          <w:rFonts w:eastAsia="仿宋_GB2312"/>
+          <w:sz w:val="24"/>
+        </w:rPr>
+        <w:t>functions ;</w:t>
+      </w:r>
+      <w:proofErr w:type="gramEnd"/>
+      <w:r>
+        <w:rPr>
+          <w:rFonts w:eastAsia="仿宋_GB2312"/>
+          <w:sz w:val="24"/>
+        </w:rPr>
+        <w:t xml:space="preserve"> the back-end Flask service implements APIs such as video upload interface, processing status query, MJPEG video stream push, etc. The system uses MySQL database to store video information and detection results, and uses OpenCV for video frame processing. Aiming at the performance optimization requirements in the CPU inference environment, this paper adopts optimization measures such as frame skipping processing strategy, detection result caching, and confidence threshold filtering, which effectively improves the processing speed of the system. The test results show that the CPU inference speed of the system can reach more than 15 frames per second under the condition of 720P video input, which meets the needs of real-time processing.</w:t>
       </w:r>
     </w:p>
     <w:p>
@@ -2251,6 +2129,7 @@
       <w:r>
         <w:t xml:space="preserve"> </w:t>
       </w:r>
+      <w:proofErr w:type="gramStart"/>
       <w:r>
         <w:rPr>
           <w:rFonts w:eastAsia="仿宋_GB2312"/>
@@ -2267,13 +2146,23 @@
         </w:rPr>
         <w:t>,</w:t>
       </w:r>
+      <w:proofErr w:type="gramEnd"/>
       <w:r>
         <w:rPr>
           <w:rFonts w:eastAsia="仿宋_GB2312"/>
           <w:b/>
           <w:sz w:val="24"/>
         </w:rPr>
-        <w:t xml:space="preserve"> target detection </w:t>
+        <w:t xml:space="preserve"> target </w:t>
+      </w:r>
+      <w:proofErr w:type="gramStart"/>
+      <w:r>
+        <w:rPr>
+          <w:rFonts w:eastAsia="仿宋_GB2312"/>
+          <w:b/>
+          <w:sz w:val="24"/>
+        </w:rPr>
+        <w:t xml:space="preserve">detection </w:t>
       </w:r>
       <w:r>
         <w:rPr>
@@ -2283,13 +2172,23 @@
         </w:rPr>
         <w:t>,</w:t>
       </w:r>
+      <w:proofErr w:type="gramEnd"/>
       <w:r>
         <w:rPr>
           <w:rFonts w:eastAsia="仿宋_GB2312"/>
           <w:b/>
           <w:sz w:val="24"/>
         </w:rPr>
-        <w:t xml:space="preserve"> yOLOv11 </w:t>
+        <w:t xml:space="preserve"> yOLOv</w:t>
+      </w:r>
+      <w:proofErr w:type="gramStart"/>
+      <w:r>
+        <w:rPr>
+          <w:rFonts w:eastAsia="仿宋_GB2312"/>
+          <w:b/>
+          <w:sz w:val="24"/>
+        </w:rPr>
+        <w:t xml:space="preserve">11 </w:t>
       </w:r>
       <w:r>
         <w:rPr>
@@ -2299,13 +2198,23 @@
         </w:rPr>
         <w:t>,</w:t>
       </w:r>
+      <w:proofErr w:type="gramEnd"/>
       <w:r>
         <w:rPr>
           <w:rFonts w:eastAsia="仿宋_GB2312"/>
           <w:b/>
           <w:sz w:val="24"/>
         </w:rPr>
-        <w:t xml:space="preserve"> flask </w:t>
+        <w:t xml:space="preserve"> </w:t>
+      </w:r>
+      <w:proofErr w:type="gramStart"/>
+      <w:r>
+        <w:rPr>
+          <w:rFonts w:eastAsia="仿宋_GB2312"/>
+          <w:b/>
+          <w:sz w:val="24"/>
+        </w:rPr>
+        <w:t xml:space="preserve">flask </w:t>
       </w:r>
       <w:r>
         <w:rPr>
@@ -2315,13 +2224,23 @@
         </w:rPr>
         <w:t>,</w:t>
       </w:r>
+      <w:proofErr w:type="gramEnd"/>
       <w:r>
         <w:rPr>
           <w:rFonts w:eastAsia="仿宋_GB2312"/>
           <w:b/>
           <w:sz w:val="24"/>
         </w:rPr>
-        <w:t xml:space="preserve"> real-time processing </w:t>
+        <w:t xml:space="preserve"> real-time </w:t>
+      </w:r>
+      <w:proofErr w:type="gramStart"/>
+      <w:r>
+        <w:rPr>
+          <w:rFonts w:eastAsia="仿宋_GB2312"/>
+          <w:b/>
+          <w:sz w:val="24"/>
+        </w:rPr>
+        <w:t xml:space="preserve">processing </w:t>
       </w:r>
       <w:r>
         <w:rPr>
@@ -2331,13 +2250,32 @@
         </w:rPr>
         <w:t>,</w:t>
       </w:r>
+      <w:proofErr w:type="gramEnd"/>
       <w:r>
         <w:rPr>
           <w:rFonts w:eastAsia="仿宋_GB2312"/>
           <w:b/>
           <w:sz w:val="24"/>
         </w:rPr>
-        <w:t xml:space="preserve"> mJPEG video stream</w:t>
+        <w:t xml:space="preserve"> </w:t>
+      </w:r>
+      <w:proofErr w:type="spellStart"/>
+      <w:r>
+        <w:rPr>
+          <w:rFonts w:eastAsia="仿宋_GB2312"/>
+          <w:b/>
+          <w:sz w:val="24"/>
+        </w:rPr>
+        <w:t>mJPEG</w:t>
+      </w:r>
+      <w:proofErr w:type="spellEnd"/>
+      <w:r>
+        <w:rPr>
+          <w:rFonts w:eastAsia="仿宋_GB2312"/>
+          <w:b/>
+          <w:sz w:val="24"/>
+        </w:rPr>
+        <w:t xml:space="preserve"> video stream</w:t>
       </w:r>
     </w:p>
     <w:p>
@@ -8102,12 +8040,14 @@
         </w:rPr>
         <w:t>年，</w:t>
       </w:r>
+      <w:proofErr w:type="spellStart"/>
       <w:r>
         <w:rPr>
           <w:sz w:val="24"/>
         </w:rPr>
         <w:t>Girshick</w:t>
       </w:r>
+      <w:proofErr w:type="spellEnd"/>
       <w:r>
         <w:rPr>
           <w:sz w:val="24"/>
@@ -8906,7 +8846,35 @@
         <w:rPr>
           <w:sz w:val="24"/>
         </w:rPr>
-        <w:t>在移动端目标检测方面，研究人员也在不断探索新的解决方案。传统的移动端目标检测主要依赖于将训练好的模型部署到移动设备上，通过模型压缩、量化等技术降低计算复杂度</w:t>
+        <w:t>在移动</w:t>
+      </w:r>
+      <w:proofErr w:type="gramStart"/>
+      <w:r>
+        <w:rPr>
+          <w:sz w:val="24"/>
+        </w:rPr>
+        <w:t>端目标</w:t>
+      </w:r>
+      <w:proofErr w:type="gramEnd"/>
+      <w:r>
+        <w:rPr>
+          <w:sz w:val="24"/>
+        </w:rPr>
+        <w:t>检测方面，研究人员也在不断探索新的解决方案。传统的移动</w:t>
+      </w:r>
+      <w:proofErr w:type="gramStart"/>
+      <w:r>
+        <w:rPr>
+          <w:sz w:val="24"/>
+        </w:rPr>
+        <w:t>端目标</w:t>
+      </w:r>
+      <w:proofErr w:type="gramEnd"/>
+      <w:r>
+        <w:rPr>
+          <w:sz w:val="24"/>
+        </w:rPr>
+        <w:t>检测主要依赖于将训练好的模型部署到移动设备上，通过模型压缩、量化等技术降低计算复杂度</w:t>
       </w:r>
       <w:r>
         <w:rPr>
@@ -9070,12 +9038,14 @@
         </w:rPr>
         <w:t>作为</w:t>
       </w:r>
+      <w:proofErr w:type="spellStart"/>
       <w:r>
         <w:rPr>
           <w:sz w:val="24"/>
         </w:rPr>
         <w:t>Xamarin.Forms</w:t>
       </w:r>
+      <w:proofErr w:type="spellEnd"/>
       <w:r>
         <w:rPr>
           <w:sz w:val="24"/>
@@ -9092,7 +9062,21 @@
         <w:rPr>
           <w:sz w:val="24"/>
         </w:rPr>
-        <w:t>采用单项目多平台的方式，允许开发者使用统一的代码库构建面向不同平台的应用</w:t>
+        <w:t>采用</w:t>
+      </w:r>
+      <w:proofErr w:type="gramStart"/>
+      <w:r>
+        <w:rPr>
+          <w:sz w:val="24"/>
+        </w:rPr>
+        <w:t>单项目</w:t>
+      </w:r>
+      <w:proofErr w:type="gramEnd"/>
+      <w:r>
+        <w:rPr>
+          <w:sz w:val="24"/>
+        </w:rPr>
+        <w:t>多平台的方式，允许开发者使用统一的代码库构建面向不同平台的应用</w:t>
       </w:r>
       <w:r>
         <w:rPr>
@@ -9576,12 +9560,14 @@
         </w:rPr>
         <w:t>是</w:t>
       </w:r>
+      <w:proofErr w:type="spellStart"/>
       <w:r>
         <w:rPr>
           <w:sz w:val="24"/>
         </w:rPr>
         <w:t>Xamarin.Forms</w:t>
       </w:r>
+      <w:proofErr w:type="spellEnd"/>
       <w:r>
         <w:rPr>
           <w:sz w:val="24"/>
@@ -9600,12 +9586,14 @@
         </w:rPr>
         <w:t>年正式发布，相比</w:t>
       </w:r>
+      <w:proofErr w:type="spellStart"/>
       <w:r>
         <w:rPr>
           <w:sz w:val="24"/>
         </w:rPr>
         <w:t>Xamarin.Forms</w:t>
       </w:r>
+      <w:proofErr w:type="spellEnd"/>
       <w:r>
         <w:rPr>
           <w:sz w:val="24"/>
@@ -9700,7 +9688,21 @@
         <w:rPr>
           <w:sz w:val="24"/>
         </w:rPr>
-        <w:t>的核心特点是单项目多平台架构。在</w:t>
+        <w:t>的核心特点是</w:t>
+      </w:r>
+      <w:proofErr w:type="gramStart"/>
+      <w:r>
+        <w:rPr>
+          <w:sz w:val="24"/>
+        </w:rPr>
+        <w:t>单项目</w:t>
+      </w:r>
+      <w:proofErr w:type="gramEnd"/>
+      <w:r>
+        <w:rPr>
+          <w:sz w:val="24"/>
+        </w:rPr>
+        <w:t>多平台架构。在</w:t>
       </w:r>
       <w:r>
         <w:rPr>
@@ -9808,7 +9810,21 @@
         <w:rPr>
           <w:sz w:val="24"/>
         </w:rPr>
-        <w:t>的完全访问能力，开发者可以使用</w:t>
+        <w:t>的</w:t>
+      </w:r>
+      <w:proofErr w:type="gramStart"/>
+      <w:r>
+        <w:rPr>
+          <w:sz w:val="24"/>
+        </w:rPr>
+        <w:t>完全访问</w:t>
+      </w:r>
+      <w:proofErr w:type="gramEnd"/>
+      <w:r>
+        <w:rPr>
+          <w:sz w:val="24"/>
+        </w:rPr>
+        <w:t>能力，开发者可以使用</w:t>
       </w:r>
       <w:r>
         <w:rPr>
@@ -9936,24 +9952,28 @@
         </w:rPr>
         <w:t>、</w:t>
       </w:r>
+      <w:proofErr w:type="spellStart"/>
       <w:r>
         <w:rPr>
           <w:sz w:val="24"/>
         </w:rPr>
         <w:t>ListView</w:t>
       </w:r>
+      <w:proofErr w:type="spellEnd"/>
       <w:r>
         <w:rPr>
           <w:sz w:val="24"/>
         </w:rPr>
         <w:t>、</w:t>
       </w:r>
+      <w:proofErr w:type="spellStart"/>
       <w:r>
         <w:rPr>
           <w:sz w:val="24"/>
         </w:rPr>
         <w:t>CollectionView</w:t>
       </w:r>
+      <w:proofErr w:type="spellEnd"/>
       <w:r>
         <w:rPr>
           <w:sz w:val="24"/>
@@ -10090,8 +10110,16 @@
         <w:rPr>
           <w:sz w:val="24"/>
         </w:rPr>
-        <w:t>Model-View-ViewModel</w:t>
-      </w:r>
+        <w:t>Model-View-</w:t>
+      </w:r>
+      <w:proofErr w:type="spellStart"/>
+      <w:r>
+        <w:rPr>
+          <w:sz w:val="24"/>
+        </w:rPr>
+        <w:t>ViewModel</w:t>
+      </w:r>
+      <w:proofErr w:type="spellEnd"/>
       <w:r>
         <w:rPr>
           <w:sz w:val="24"/>
@@ -10104,11 +10132,19 @@
         </w:rPr>
         <w:t>Model</w:t>
       </w:r>
-      <w:r>
-        <w:rPr>
-          <w:sz w:val="24"/>
-        </w:rPr>
-        <w:t>层负责数据模型和业务逻辑，</w:t>
+      <w:proofErr w:type="gramStart"/>
+      <w:r>
+        <w:rPr>
+          <w:sz w:val="24"/>
+        </w:rPr>
+        <w:t>层负责</w:t>
+      </w:r>
+      <w:proofErr w:type="gramEnd"/>
+      <w:r>
+        <w:rPr>
+          <w:sz w:val="24"/>
+        </w:rPr>
+        <w:t>数据模型和业务逻辑，</w:t>
       </w:r>
       <w:r>
         <w:rPr>
@@ -10116,23 +10152,41 @@
         </w:rPr>
         <w:t>View</w:t>
       </w:r>
-      <w:r>
-        <w:rPr>
-          <w:sz w:val="24"/>
-        </w:rPr>
-        <w:t>层负责用户界面展示，</w:t>
-      </w:r>
+      <w:proofErr w:type="gramStart"/>
+      <w:r>
+        <w:rPr>
+          <w:sz w:val="24"/>
+        </w:rPr>
+        <w:t>层负责</w:t>
+      </w:r>
+      <w:proofErr w:type="gramEnd"/>
+      <w:r>
+        <w:rPr>
+          <w:sz w:val="24"/>
+        </w:rPr>
+        <w:t>用户界面展示，</w:t>
+      </w:r>
+      <w:proofErr w:type="spellStart"/>
       <w:r>
         <w:rPr>
           <w:sz w:val="24"/>
         </w:rPr>
         <w:t>ViewModel</w:t>
       </w:r>
-      <w:r>
-        <w:rPr>
-          <w:sz w:val="24"/>
-        </w:rPr>
-        <w:t>层负责连接</w:t>
+      <w:proofErr w:type="spellEnd"/>
+      <w:proofErr w:type="gramStart"/>
+      <w:r>
+        <w:rPr>
+          <w:sz w:val="24"/>
+        </w:rPr>
+        <w:t>层负责</w:t>
+      </w:r>
+      <w:proofErr w:type="gramEnd"/>
+      <w:r>
+        <w:rPr>
+          <w:sz w:val="24"/>
+        </w:rPr>
+        <w:t>连接</w:t>
       </w:r>
       <w:r>
         <w:rPr>
@@ -10156,14 +10210,30 @@
         <w:rPr>
           <w:sz w:val="24"/>
         </w:rPr>
-        <w:t>，处理用户交互和维护界面状态。</w:t>
-      </w:r>
+        <w:t>，处理用户</w:t>
+      </w:r>
+      <w:proofErr w:type="gramStart"/>
+      <w:r>
+        <w:rPr>
+          <w:sz w:val="24"/>
+        </w:rPr>
+        <w:t>交互和</w:t>
+      </w:r>
+      <w:proofErr w:type="gramEnd"/>
+      <w:r>
+        <w:rPr>
+          <w:sz w:val="24"/>
+        </w:rPr>
+        <w:t>维护界面状态。</w:t>
+      </w:r>
+      <w:proofErr w:type="spellStart"/>
       <w:r>
         <w:rPr>
           <w:sz w:val="24"/>
         </w:rPr>
         <w:t>CommunityToolkit.Mvvm</w:t>
       </w:r>
+      <w:proofErr w:type="spellEnd"/>
       <w:r>
         <w:rPr>
           <w:sz w:val="24"/>
@@ -10182,24 +10252,28 @@
         </w:rPr>
         <w:t>辅助库，提供了</w:t>
       </w:r>
+      <w:proofErr w:type="spellStart"/>
       <w:r>
         <w:rPr>
           <w:sz w:val="24"/>
         </w:rPr>
         <w:t>ObservableProperty</w:t>
       </w:r>
+      <w:proofErr w:type="spellEnd"/>
       <w:r>
         <w:rPr>
           <w:sz w:val="24"/>
         </w:rPr>
         <w:t>、</w:t>
       </w:r>
+      <w:proofErr w:type="spellStart"/>
       <w:r>
         <w:rPr>
           <w:sz w:val="24"/>
         </w:rPr>
         <w:t>RelayCommand</w:t>
       </w:r>
+      <w:proofErr w:type="spellEnd"/>
       <w:r>
         <w:rPr>
           <w:sz w:val="24"/>
@@ -10302,24 +10376,28 @@
         </w:rPr>
         <w:t>内置了对</w:t>
       </w:r>
+      <w:proofErr w:type="spellStart"/>
       <w:r>
         <w:rPr>
           <w:sz w:val="24"/>
         </w:rPr>
         <w:t>Microsoft.Extensions.DependencyInjection</w:t>
       </w:r>
+      <w:proofErr w:type="spellEnd"/>
       <w:r>
         <w:rPr>
           <w:sz w:val="24"/>
         </w:rPr>
         <w:t>的支持。通过在</w:t>
       </w:r>
+      <w:proofErr w:type="spellStart"/>
       <w:r>
         <w:rPr>
           <w:sz w:val="24"/>
         </w:rPr>
         <w:t>MauiProgram.cs</w:t>
       </w:r>
+      <w:proofErr w:type="spellEnd"/>
       <w:r>
         <w:rPr>
           <w:sz w:val="24"/>
@@ -10463,8 +10541,16 @@
         <w:rPr>
           <w:sz w:val="24"/>
         </w:rPr>
-        <w:t>Armin Ronacher</w:t>
-      </w:r>
+        <w:t xml:space="preserve">Armin </w:t>
+      </w:r>
+      <w:proofErr w:type="spellStart"/>
+      <w:r>
+        <w:rPr>
+          <w:sz w:val="24"/>
+        </w:rPr>
+        <w:t>Ronacher</w:t>
+      </w:r>
+      <w:proofErr w:type="spellEnd"/>
       <w:r>
         <w:rPr>
           <w:sz w:val="24"/>
@@ -10643,7 +10729,21 @@
         <w:rPr>
           <w:sz w:val="24"/>
         </w:rPr>
-        <w:t>应用所需的最基本功能，其他功能如数据库抽象层、表单验证、用户认证等，都通过扩展来实现。这种设计使得</w:t>
+        <w:t>应用所需的</w:t>
+      </w:r>
+      <w:proofErr w:type="gramStart"/>
+      <w:r>
+        <w:rPr>
+          <w:sz w:val="24"/>
+        </w:rPr>
+        <w:t>最</w:t>
+      </w:r>
+      <w:proofErr w:type="gramEnd"/>
+      <w:r>
+        <w:rPr>
+          <w:sz w:val="24"/>
+        </w:rPr>
+        <w:t>基本功能，其他功能如数据库抽象层、表单验证、用户认证等，都通过扩展来实现。这种设计使得</w:t>
       </w:r>
       <w:r>
         <w:rPr>
@@ -10682,12 +10782,14 @@
         </w:rPr>
         <w:t>使用</w:t>
       </w:r>
+      <w:proofErr w:type="spellStart"/>
       <w:r>
         <w:rPr>
           <w:sz w:val="24"/>
         </w:rPr>
         <w:t>Werkzeug</w:t>
       </w:r>
+      <w:proofErr w:type="spellEnd"/>
       <w:r>
         <w:rPr>
           <w:sz w:val="24"/>
@@ -10718,12 +10820,14 @@
         </w:rPr>
         <w:t>作为模板引擎。</w:t>
       </w:r>
+      <w:proofErr w:type="spellStart"/>
       <w:r>
         <w:rPr>
           <w:sz w:val="24"/>
         </w:rPr>
         <w:t>Werkzeug</w:t>
       </w:r>
+      <w:proofErr w:type="spellEnd"/>
       <w:r>
         <w:rPr>
           <w:sz w:val="24"/>
@@ -10904,11 +11008,19 @@
         </w:rPr>
         <w:t>@app.route()</w:t>
       </w:r>
-      <w:r>
-        <w:rPr>
-          <w:sz w:val="24"/>
-        </w:rPr>
-        <w:t>装饰器来定义</w:t>
+      <w:proofErr w:type="gramStart"/>
+      <w:r>
+        <w:rPr>
+          <w:sz w:val="24"/>
+        </w:rPr>
+        <w:t>装饰器</w:t>
+      </w:r>
+      <w:proofErr w:type="gramEnd"/>
+      <w:r>
+        <w:rPr>
+          <w:sz w:val="24"/>
+        </w:rPr>
+        <w:t>来定义</w:t>
       </w:r>
       <w:r>
         <w:rPr>
@@ -11040,19 +11152,35 @@
         <w:rPr>
           <w:sz w:val="24"/>
         </w:rPr>
-        <w:t>flask-cors</w:t>
-      </w:r>
+        <w:t>flask-</w:t>
+      </w:r>
+      <w:proofErr w:type="spellStart"/>
+      <w:r>
+        <w:rPr>
+          <w:sz w:val="24"/>
+        </w:rPr>
+        <w:t>cors</w:t>
+      </w:r>
+      <w:proofErr w:type="spellEnd"/>
       <w:r>
         <w:rPr>
           <w:sz w:val="24"/>
         </w:rPr>
         <w:t>扩展用于处理跨域请求，</w:t>
       </w:r>
-      <w:r>
-        <w:rPr>
-          <w:sz w:val="24"/>
-        </w:rPr>
-        <w:t>mysql-connector-python</w:t>
+      <w:proofErr w:type="spellStart"/>
+      <w:r>
+        <w:rPr>
+          <w:sz w:val="24"/>
+        </w:rPr>
+        <w:t>mysql</w:t>
+      </w:r>
+      <w:proofErr w:type="spellEnd"/>
+      <w:r>
+        <w:rPr>
+          <w:sz w:val="24"/>
+        </w:rPr>
+        <w:t>-connector-python</w:t>
       </w:r>
       <w:r>
         <w:rPr>
@@ -11181,12 +11309,14 @@
         </w:rPr>
         <w:t>）目标检测算法的最新版本，由</w:t>
       </w:r>
+      <w:proofErr w:type="spellStart"/>
       <w:r>
         <w:rPr>
           <w:sz w:val="24"/>
         </w:rPr>
         <w:t>Ultralytics</w:t>
       </w:r>
+      <w:proofErr w:type="spellEnd"/>
       <w:r>
         <w:rPr>
           <w:sz w:val="24"/>
@@ -11317,7 +11447,21 @@
         <w:rPr>
           <w:sz w:val="24"/>
         </w:rPr>
-        <w:t>采用单阶段检测方式，直接在输入图像上预测边界框的位置和类别概率。这种设计使得</w:t>
+        <w:t>采用</w:t>
+      </w:r>
+      <w:proofErr w:type="gramStart"/>
+      <w:r>
+        <w:rPr>
+          <w:sz w:val="24"/>
+        </w:rPr>
+        <w:t>单阶段</w:t>
+      </w:r>
+      <w:proofErr w:type="gramEnd"/>
+      <w:r>
+        <w:rPr>
+          <w:sz w:val="24"/>
+        </w:rPr>
+        <w:t>检测方式，直接在输入图像上预测边界框的位置和类别概率。这种设计使得</w:t>
       </w:r>
       <w:r>
         <w:rPr>
@@ -11497,7 +11641,21 @@
         <w:rPr>
           <w:sz w:val="24"/>
         </w:rPr>
-        <w:t>还提供了多种预训练模型，包括</w:t>
+        <w:t>还提供了多种</w:t>
+      </w:r>
+      <w:proofErr w:type="gramStart"/>
+      <w:r>
+        <w:rPr>
+          <w:sz w:val="24"/>
+        </w:rPr>
+        <w:t>预训练</w:t>
+      </w:r>
+      <w:proofErr w:type="gramEnd"/>
+      <w:r>
+        <w:rPr>
+          <w:sz w:val="24"/>
+        </w:rPr>
+        <w:t>模型，包括</w:t>
       </w:r>
       <w:r>
         <w:rPr>
@@ -11685,12 +11843,14 @@
           <w:sz w:val="24"/>
         </w:rPr>
       </w:pPr>
+      <w:proofErr w:type="spellStart"/>
       <w:r>
         <w:rPr>
           <w:sz w:val="24"/>
         </w:rPr>
         <w:t>Ultralytics</w:t>
       </w:r>
+      <w:proofErr w:type="spellEnd"/>
       <w:r>
         <w:rPr>
           <w:sz w:val="24"/>
@@ -11709,12 +11869,14 @@
         </w:rPr>
         <w:t>库</w:t>
       </w:r>
+      <w:proofErr w:type="spellStart"/>
       <w:r>
         <w:rPr>
           <w:sz w:val="24"/>
         </w:rPr>
         <w:t>ultralytics</w:t>
       </w:r>
+      <w:proofErr w:type="spellEnd"/>
       <w:r>
         <w:rPr>
           <w:sz w:val="24"/>
@@ -11749,7 +11911,21 @@
         <w:rPr>
           <w:sz w:val="24"/>
         </w:rPr>
-        <w:t>model(frame, device='cpu')</w:t>
+        <w:t>model(frame, device='</w:t>
+      </w:r>
+      <w:proofErr w:type="spellStart"/>
+      <w:r>
+        <w:rPr>
+          <w:sz w:val="24"/>
+        </w:rPr>
+        <w:t>cpu</w:t>
+      </w:r>
+      <w:proofErr w:type="spellEnd"/>
+      <w:r>
+        <w:rPr>
+          <w:sz w:val="24"/>
+        </w:rPr>
+        <w:t>')</w:t>
       </w:r>
       <w:r>
         <w:rPr>
@@ -11773,7 +11949,21 @@
         <w:rPr>
           <w:sz w:val="24"/>
         </w:rPr>
-        <w:t>device='cuda'</w:t>
+        <w:t>device='</w:t>
+      </w:r>
+      <w:proofErr w:type="spellStart"/>
+      <w:r>
+        <w:rPr>
+          <w:sz w:val="24"/>
+        </w:rPr>
+        <w:t>cuda</w:t>
+      </w:r>
+      <w:proofErr w:type="spellEnd"/>
+      <w:r>
+        <w:rPr>
+          <w:sz w:val="24"/>
+        </w:rPr>
+        <w:t>'</w:t>
       </w:r>
       <w:r>
         <w:rPr>
@@ -12026,12 +12216,14 @@
         </w:rPr>
         <w:t>服务器架构。数据库服务器（</w:t>
       </w:r>
+      <w:proofErr w:type="spellStart"/>
       <w:r>
         <w:rPr>
           <w:sz w:val="24"/>
         </w:rPr>
         <w:t>mysqld</w:t>
       </w:r>
+      <w:proofErr w:type="spellEnd"/>
       <w:r>
         <w:rPr>
           <w:sz w:val="24"/>
@@ -12218,24 +12410,28 @@
         </w:rPr>
         <w:t>支持多种存储引擎，如</w:t>
       </w:r>
+      <w:proofErr w:type="spellStart"/>
       <w:r>
         <w:rPr>
           <w:sz w:val="24"/>
         </w:rPr>
         <w:t>InnoDB</w:t>
       </w:r>
+      <w:proofErr w:type="spellEnd"/>
       <w:r>
         <w:rPr>
           <w:sz w:val="24"/>
         </w:rPr>
         <w:t>、</w:t>
       </w:r>
+      <w:proofErr w:type="spellStart"/>
       <w:r>
         <w:rPr>
           <w:sz w:val="24"/>
         </w:rPr>
         <w:t>MyISAM</w:t>
       </w:r>
+      <w:proofErr w:type="spellEnd"/>
       <w:r>
         <w:rPr>
           <w:sz w:val="24"/>
@@ -12254,12 +12450,14 @@
         </w:rPr>
         <w:t>等。</w:t>
       </w:r>
+      <w:proofErr w:type="spellStart"/>
       <w:r>
         <w:rPr>
           <w:sz w:val="24"/>
         </w:rPr>
         <w:t>InnoDB</w:t>
       </w:r>
+      <w:proofErr w:type="spellEnd"/>
       <w:r>
         <w:rPr>
           <w:sz w:val="24"/>
@@ -12276,7 +12474,21 @@
         <w:rPr>
           <w:sz w:val="24"/>
         </w:rPr>
-        <w:t>以后的默认存储引擎，支持事务处理、行级锁定、外键约束等高级特性，适合需要高并发和数据一致性要求的应用场景</w:t>
+        <w:t>以后的默认存储引擎，支持事务处理、行级锁定、</w:t>
+      </w:r>
+      <w:proofErr w:type="gramStart"/>
+      <w:r>
+        <w:rPr>
+          <w:sz w:val="24"/>
+        </w:rPr>
+        <w:t>外键约束</w:t>
+      </w:r>
+      <w:proofErr w:type="gramEnd"/>
+      <w:r>
+        <w:rPr>
+          <w:sz w:val="24"/>
+        </w:rPr>
+        <w:t>等高级特性，适合需要高并发和数据一致性要求的应用场景</w:t>
       </w:r>
       <w:r>
         <w:rPr>
@@ -12380,11 +12592,19 @@
         </w:rPr>
         <w:t>应用，可以使用</w:t>
       </w:r>
-      <w:r>
-        <w:rPr>
-          <w:sz w:val="24"/>
-        </w:rPr>
-        <w:t>mysql-connector-python</w:t>
+      <w:proofErr w:type="spellStart"/>
+      <w:r>
+        <w:rPr>
+          <w:sz w:val="24"/>
+        </w:rPr>
+        <w:t>mysql</w:t>
+      </w:r>
+      <w:proofErr w:type="spellEnd"/>
+      <w:r>
+        <w:rPr>
+          <w:sz w:val="24"/>
+        </w:rPr>
+        <w:t>-connector-python</w:t>
       </w:r>
       <w:r>
         <w:rPr>
@@ -12392,18 +12612,22 @@
         </w:rPr>
         <w:t>或</w:t>
       </w:r>
+      <w:proofErr w:type="spellStart"/>
       <w:r>
         <w:rPr>
           <w:sz w:val="24"/>
         </w:rPr>
         <w:t>pymysql</w:t>
       </w:r>
+      <w:proofErr w:type="spellEnd"/>
+      <w:proofErr w:type="gramStart"/>
       <w:r>
         <w:rPr>
           <w:sz w:val="24"/>
         </w:rPr>
         <w:t>等库连接</w:t>
       </w:r>
+      <w:proofErr w:type="gramEnd"/>
       <w:r>
         <w:rPr>
           <w:sz w:val="24"/>
@@ -12847,7 +13071,23 @@
           <w:rFonts w:hint="eastAsia"/>
           <w:sz w:val="24"/>
         </w:rPr>
-        <w:t>类提供了访问摄像头和视频文件的能力，可以逐帧读取视频内容；</w:t>
+        <w:t>类提供了访问摄像头和视频文件的能力，</w:t>
+      </w:r>
+      <w:proofErr w:type="gramStart"/>
+      <w:r>
+        <w:rPr>
+          <w:rFonts w:hint="eastAsia"/>
+          <w:sz w:val="24"/>
+        </w:rPr>
+        <w:t>可以逐帧读取</w:t>
+      </w:r>
+      <w:proofErr w:type="gramEnd"/>
+      <w:r>
+        <w:rPr>
+          <w:rFonts w:hint="eastAsia"/>
+          <w:sz w:val="24"/>
+        </w:rPr>
+        <w:t>视频内容；</w:t>
       </w:r>
       <w:r>
         <w:rPr>
@@ -13511,7 +13751,21 @@
         <w:rPr>
           <w:sz w:val="24"/>
         </w:rPr>
-        <w:t>流推送。生成器函数逐帧读取视频，执行处理（如目标检测），然后将处理后的帧编码为</w:t>
+        <w:t>流推送。生成器</w:t>
+      </w:r>
+      <w:proofErr w:type="gramStart"/>
+      <w:r>
+        <w:rPr>
+          <w:sz w:val="24"/>
+        </w:rPr>
+        <w:t>函数逐帧读取</w:t>
+      </w:r>
+      <w:proofErr w:type="gramEnd"/>
+      <w:r>
+        <w:rPr>
+          <w:sz w:val="24"/>
+        </w:rPr>
+        <w:t>视频，执行处理（如目标检测），然后将处理后的帧编码为</w:t>
       </w:r>
       <w:r>
         <w:rPr>
@@ -13693,24 +13947,28 @@
         </w:rPr>
         <w:t>的</w:t>
       </w:r>
+      <w:proofErr w:type="spellStart"/>
       <w:r>
         <w:rPr>
           <w:sz w:val="24"/>
         </w:rPr>
         <w:t>img</w:t>
       </w:r>
+      <w:proofErr w:type="spellEnd"/>
       <w:r>
         <w:rPr>
           <w:sz w:val="24"/>
         </w:rPr>
         <w:t>标签可以通过设置</w:t>
       </w:r>
+      <w:proofErr w:type="spellStart"/>
       <w:r>
         <w:rPr>
           <w:sz w:val="24"/>
         </w:rPr>
         <w:t>src</w:t>
       </w:r>
+      <w:proofErr w:type="spellEnd"/>
       <w:r>
         <w:rPr>
           <w:sz w:val="24"/>
@@ -13852,11 +14110,19 @@
           <w:sz w:val="24"/>
         </w:rPr>
       </w:pPr>
-      <w:r>
-        <w:rPr>
-          <w:sz w:val="24"/>
-        </w:rPr>
-        <w:t>据业务需求，系统分为前端应用和后端服务两个部分，前端应用的功能需求包括</w:t>
+      <w:proofErr w:type="gramStart"/>
+      <w:r>
+        <w:rPr>
+          <w:sz w:val="24"/>
+        </w:rPr>
+        <w:t>据业务</w:t>
+      </w:r>
+      <w:proofErr w:type="gramEnd"/>
+      <w:r>
+        <w:rPr>
+          <w:sz w:val="24"/>
+        </w:rPr>
+        <w:t>需求，系统分为前端应用和后端服务两个部分，前端应用的功能需求包括</w:t>
       </w:r>
       <w:r>
         <w:rPr>
@@ -14019,13 +14285,49 @@
         <w:rPr>
           <w:sz w:val="24"/>
         </w:rPr>
-        <w:t>.mkv</w:t>
-      </w:r>
-      <w:r>
-        <w:rPr>
-          <w:sz w:val="24"/>
-        </w:rPr>
-        <w:t>等常见视频格式；显示已选择的文件名；执行上传操作并显示上传进度；上传成功后自动跳转到处理页面。</w:t>
+        <w:t>.</w:t>
+      </w:r>
+      <w:proofErr w:type="spellStart"/>
+      <w:r>
+        <w:rPr>
+          <w:sz w:val="24"/>
+        </w:rPr>
+        <w:t>mkv</w:t>
+      </w:r>
+      <w:proofErr w:type="spellEnd"/>
+      <w:r>
+        <w:rPr>
+          <w:sz w:val="24"/>
+        </w:rPr>
+        <w:t>等常见视频格式；显示已选择的文件名；执行上</w:t>
+      </w:r>
+      <w:proofErr w:type="gramStart"/>
+      <w:r>
+        <w:rPr>
+          <w:sz w:val="24"/>
+        </w:rPr>
+        <w:t>传操作</w:t>
+      </w:r>
+      <w:proofErr w:type="gramEnd"/>
+      <w:r>
+        <w:rPr>
+          <w:sz w:val="24"/>
+        </w:rPr>
+        <w:t>并显示上传进度；上</w:t>
+      </w:r>
+      <w:proofErr w:type="gramStart"/>
+      <w:r>
+        <w:rPr>
+          <w:sz w:val="24"/>
+        </w:rPr>
+        <w:t>传成功</w:t>
+      </w:r>
+      <w:proofErr w:type="gramEnd"/>
+      <w:r>
+        <w:rPr>
+          <w:sz w:val="24"/>
+        </w:rPr>
+        <w:t>后自动跳转到处理页面。</w:t>
       </w:r>
     </w:p>
     <w:p>
@@ -14104,7 +14406,21 @@
         <w:rPr>
           <w:sz w:val="24"/>
         </w:rPr>
-        <w:t>）；实时更新处理进度百分比；显示当前处理帧数和总帧数；显示处理速度（</w:t>
+        <w:t>）；实时更新处理进度百分比；显示当前处理帧数</w:t>
+      </w:r>
+      <w:proofErr w:type="gramStart"/>
+      <w:r>
+        <w:rPr>
+          <w:sz w:val="24"/>
+        </w:rPr>
+        <w:t>和总帧数</w:t>
+      </w:r>
+      <w:proofErr w:type="gramEnd"/>
+      <w:r>
+        <w:rPr>
+          <w:sz w:val="24"/>
+        </w:rPr>
+        <w:t>；显示处理速度（</w:t>
       </w:r>
       <w:r>
         <w:rPr>
@@ -14902,17 +15218,33 @@
         </w:rPr>
         <w:t>模式，还借助了</w:t>
       </w:r>
+      <w:proofErr w:type="spellStart"/>
       <w:r>
         <w:rPr>
           <w:sz w:val="24"/>
         </w:rPr>
         <w:t>CommunityToolkit.Mvvm</w:t>
       </w:r>
-      <w:r>
-        <w:rPr>
-          <w:sz w:val="24"/>
-        </w:rPr>
-        <w:t>这个辅助库来简化代码实现，这样开发复杂度就降下来了，代码也更容易维护和测试。界面和业务逻辑之间的分离也更清楚。前后端通信方面，前端通过</w:t>
+      <w:proofErr w:type="spellEnd"/>
+      <w:r>
+        <w:rPr>
+          <w:sz w:val="24"/>
+        </w:rPr>
+        <w:t>这个辅助库来简化代码实现，这样开发复杂度就降下来了，代码也更</w:t>
+      </w:r>
+      <w:proofErr w:type="gramStart"/>
+      <w:r>
+        <w:rPr>
+          <w:sz w:val="24"/>
+        </w:rPr>
+        <w:t>容易维护</w:t>
+      </w:r>
+      <w:proofErr w:type="gramEnd"/>
+      <w:r>
+        <w:rPr>
+          <w:sz w:val="24"/>
+        </w:rPr>
+        <w:t>和测试。界面和业务逻辑之间的分离也更清楚。前后端通信方面，前端通过</w:t>
       </w:r>
       <w:r>
         <w:rPr>
@@ -14993,12 +15325,14 @@
         </w:rPr>
         <w:t>前端业务逻辑主要放在</w:t>
       </w:r>
+      <w:proofErr w:type="spellStart"/>
       <w:r>
         <w:rPr>
           <w:sz w:val="24"/>
         </w:rPr>
         <w:t>ViewModel</w:t>
       </w:r>
+      <w:proofErr w:type="spellEnd"/>
       <w:r>
         <w:rPr>
           <w:sz w:val="24"/>
@@ -15100,7 +15434,21 @@
           <w:sz w:val="24"/>
         </w:rPr>
         <w:lastRenderedPageBreak/>
-        <w:t>数据存储层用的是</w:t>
+        <w:t>数据</w:t>
+      </w:r>
+      <w:proofErr w:type="gramStart"/>
+      <w:r>
+        <w:rPr>
+          <w:sz w:val="24"/>
+        </w:rPr>
+        <w:t>存储层用的</w:t>
+      </w:r>
+      <w:proofErr w:type="gramEnd"/>
+      <w:r>
+        <w:rPr>
+          <w:sz w:val="24"/>
+        </w:rPr>
+        <w:t>是</w:t>
       </w:r>
       <w:r>
         <w:rPr>
@@ -15429,12 +15777,14 @@
         </w:rPr>
         <w:t>表和</w:t>
       </w:r>
+      <w:proofErr w:type="spellStart"/>
       <w:r>
         <w:rPr>
           <w:sz w:val="24"/>
         </w:rPr>
         <w:t>detection_results</w:t>
       </w:r>
+      <w:proofErr w:type="spellEnd"/>
       <w:r>
         <w:rPr>
           <w:sz w:val="24"/>
@@ -15508,12 +15858,14 @@
           <w:sz w:val="24"/>
         </w:rPr>
       </w:pPr>
+      <w:proofErr w:type="spellStart"/>
       <w:r>
         <w:rPr>
           <w:sz w:val="24"/>
         </w:rPr>
         <w:t>detection_results</w:t>
       </w:r>
+      <w:proofErr w:type="spellEnd"/>
       <w:r>
         <w:rPr>
           <w:sz w:val="24"/>
@@ -15562,11 +15914,19 @@
         </w:rPr>
         <w:t>ID</w:t>
       </w:r>
-      <w:r>
-        <w:rPr>
-          <w:sz w:val="24"/>
-        </w:rPr>
-        <w:t>是外键关联到</w:t>
+      <w:proofErr w:type="gramStart"/>
+      <w:r>
+        <w:rPr>
+          <w:sz w:val="24"/>
+        </w:rPr>
+        <w:t>是外键关联</w:t>
+      </w:r>
+      <w:proofErr w:type="gramEnd"/>
+      <w:r>
+        <w:rPr>
+          <w:sz w:val="24"/>
+        </w:rPr>
+        <w:t>到</w:t>
       </w:r>
       <w:r>
         <w:rPr>
@@ -15786,12 +16146,14 @@
         <w:noBreakHyphen/>
         <w:t xml:space="preserve">2 </w:t>
       </w:r>
+      <w:proofErr w:type="spellStart"/>
       <w:r>
         <w:rPr>
           <w:szCs w:val="21"/>
         </w:rPr>
         <w:t>detection_results</w:t>
       </w:r>
+      <w:proofErr w:type="spellEnd"/>
       <w:r>
         <w:rPr>
           <w:szCs w:val="21"/>
@@ -16363,11 +16725,19 @@
                 <w:szCs w:val="21"/>
               </w:rPr>
             </w:pPr>
+            <w:proofErr w:type="gramStart"/>
             <w:r>
               <w:rPr>
                 <w:szCs w:val="21"/>
               </w:rPr>
-              <w:t>VARCHAR(255)</w:t>
+              <w:t>VARCHAR(</w:t>
+            </w:r>
+            <w:proofErr w:type="gramEnd"/>
+            <w:r>
+              <w:rPr>
+                <w:szCs w:val="21"/>
+              </w:rPr>
+              <w:t>255)</w:t>
             </w:r>
           </w:p>
         </w:tc>
@@ -16417,12 +16787,14 @@
                 <w:sz w:val="24"/>
               </w:rPr>
             </w:pPr>
+            <w:proofErr w:type="spellStart"/>
             <w:r>
               <w:rPr>
                 <w:sz w:val="24"/>
               </w:rPr>
               <w:t>filepath</w:t>
             </w:r>
+            <w:proofErr w:type="spellEnd"/>
           </w:p>
         </w:tc>
         <w:tc>
@@ -16440,11 +16812,19 @@
                 <w:szCs w:val="21"/>
               </w:rPr>
             </w:pPr>
+            <w:proofErr w:type="gramStart"/>
             <w:r>
               <w:rPr>
                 <w:szCs w:val="21"/>
               </w:rPr>
-              <w:t>VARCHAR(500)</w:t>
+              <w:t>VARCHAR(</w:t>
+            </w:r>
+            <w:proofErr w:type="gramEnd"/>
+            <w:r>
+              <w:rPr>
+                <w:szCs w:val="21"/>
+              </w:rPr>
+              <w:t>500)</w:t>
             </w:r>
           </w:p>
         </w:tc>
@@ -16515,11 +16895,19 @@
                 <w:szCs w:val="21"/>
               </w:rPr>
             </w:pPr>
+            <w:proofErr w:type="gramStart"/>
             <w:r>
               <w:rPr>
                 <w:szCs w:val="21"/>
               </w:rPr>
-              <w:t>VARCHAR(20)</w:t>
+              <w:t>VARCHAR(</w:t>
+            </w:r>
+            <w:proofErr w:type="gramEnd"/>
+            <w:r>
+              <w:rPr>
+                <w:szCs w:val="21"/>
+              </w:rPr>
+              <w:t>20)</w:t>
             </w:r>
           </w:p>
         </w:tc>
@@ -16566,12 +16954,14 @@
                 <w:sz w:val="24"/>
               </w:rPr>
             </w:pPr>
+            <w:proofErr w:type="spellStart"/>
             <w:r>
               <w:rPr>
                 <w:sz w:val="24"/>
               </w:rPr>
               <w:t>upload_time</w:t>
             </w:r>
+            <w:proofErr w:type="spellEnd"/>
           </w:p>
         </w:tc>
         <w:tc>
@@ -16616,8 +17006,16 @@
               <w:rPr>
                 <w:szCs w:val="21"/>
               </w:rPr>
-              <w:t>上传时间</w:t>
+              <w:t>上</w:t>
             </w:r>
+            <w:proofErr w:type="gramStart"/>
+            <w:r>
+              <w:rPr>
+                <w:szCs w:val="21"/>
+              </w:rPr>
+              <w:t>传时间</w:t>
+            </w:r>
+            <w:proofErr w:type="gramEnd"/>
           </w:p>
         </w:tc>
       </w:tr>
@@ -16741,11 +17139,19 @@
                 <w:szCs w:val="21"/>
               </w:rPr>
             </w:pPr>
+            <w:proofErr w:type="gramStart"/>
             <w:r>
               <w:rPr>
                 <w:szCs w:val="21"/>
               </w:rPr>
-              <w:t>VARCHAR(20)</w:t>
+              <w:t>VARCHAR(</w:t>
+            </w:r>
+            <w:proofErr w:type="gramEnd"/>
+            <w:r>
+              <w:rPr>
+                <w:szCs w:val="21"/>
+              </w:rPr>
+              <w:t>20)</w:t>
             </w:r>
           </w:p>
         </w:tc>
@@ -16839,6 +17245,7 @@
                 <w:szCs w:val="21"/>
               </w:rPr>
             </w:pPr>
+            <w:proofErr w:type="gramStart"/>
             <w:r>
               <w:rPr>
                 <w:rFonts w:hint="eastAsia"/>
@@ -16846,6 +17253,7 @@
               </w:rPr>
               <w:t>帧率</w:t>
             </w:r>
+            <w:proofErr w:type="gramEnd"/>
           </w:p>
         </w:tc>
       </w:tr>
@@ -16868,12 +17276,14 @@
                 <w:sz w:val="24"/>
               </w:rPr>
             </w:pPr>
+            <w:proofErr w:type="spellStart"/>
             <w:r>
               <w:rPr>
                 <w:sz w:val="24"/>
               </w:rPr>
               <w:t>processed_path</w:t>
             </w:r>
+            <w:proofErr w:type="spellEnd"/>
           </w:p>
         </w:tc>
         <w:tc>
@@ -16891,11 +17301,19 @@
                 <w:szCs w:val="21"/>
               </w:rPr>
             </w:pPr>
+            <w:proofErr w:type="gramStart"/>
             <w:r>
               <w:rPr>
                 <w:szCs w:val="21"/>
               </w:rPr>
-              <w:t>VARCHAR(500)</w:t>
+              <w:t>VARCHAR(</w:t>
+            </w:r>
+            <w:proofErr w:type="gramEnd"/>
+            <w:r>
+              <w:rPr>
+                <w:szCs w:val="21"/>
+              </w:rPr>
+              <w:t>500)</w:t>
             </w:r>
           </w:p>
         </w:tc>
@@ -16942,12 +17360,14 @@
                 <w:sz w:val="24"/>
               </w:rPr>
             </w:pPr>
+            <w:proofErr w:type="spellStart"/>
             <w:r>
               <w:rPr>
                 <w:sz w:val="24"/>
               </w:rPr>
               <w:t>process_started</w:t>
             </w:r>
+            <w:proofErr w:type="spellEnd"/>
           </w:p>
         </w:tc>
         <w:tc>
@@ -17017,12 +17437,14 @@
                 <w:sz w:val="24"/>
               </w:rPr>
             </w:pPr>
+            <w:proofErr w:type="spellStart"/>
             <w:r>
               <w:rPr>
                 <w:sz w:val="24"/>
               </w:rPr>
               <w:t>process_completed</w:t>
             </w:r>
+            <w:proofErr w:type="spellEnd"/>
           </w:p>
         </w:tc>
         <w:tc>
@@ -17251,6 +17673,7 @@
         </w:rPr>
         <w:t xml:space="preserve"> </w:t>
       </w:r>
+      <w:proofErr w:type="spellStart"/>
       <w:r>
         <w:rPr>
           <w:rFonts w:ascii="Times New Roman" w:eastAsia="宋体" w:hAnsi="Times New Roman"/>
@@ -17259,6 +17682,7 @@
         </w:rPr>
         <w:t>detection_results</w:t>
       </w:r>
+      <w:proofErr w:type="spellEnd"/>
       <w:r>
         <w:rPr>
           <w:rFonts w:ascii="Times New Roman" w:eastAsia="宋体" w:hAnsi="Times New Roman"/>
@@ -17403,6 +17827,7 @@
                 <w:szCs w:val="21"/>
               </w:rPr>
             </w:pPr>
+            <w:proofErr w:type="spellStart"/>
             <w:r>
               <w:rPr>
                 <w:iCs/>
@@ -17410,6 +17835,7 @@
               </w:rPr>
               <w:t>detection_id</w:t>
             </w:r>
+            <w:proofErr w:type="spellEnd"/>
           </w:p>
         </w:tc>
         <w:tc>
@@ -17501,12 +17927,14 @@
                 <w:sz w:val="24"/>
               </w:rPr>
             </w:pPr>
+            <w:proofErr w:type="spellStart"/>
             <w:r>
               <w:rPr>
                 <w:sz w:val="24"/>
               </w:rPr>
               <w:t>video_id</w:t>
             </w:r>
+            <w:proofErr w:type="spellEnd"/>
           </w:p>
         </w:tc>
         <w:tc>
@@ -17569,8 +17997,16 @@
               <w:rPr>
                 <w:szCs w:val="21"/>
               </w:rPr>
-              <w:t>，外键</w:t>
+              <w:t>，</w:t>
             </w:r>
+            <w:proofErr w:type="gramStart"/>
+            <w:r>
+              <w:rPr>
+                <w:szCs w:val="21"/>
+              </w:rPr>
+              <w:t>外键</w:t>
+            </w:r>
+            <w:proofErr w:type="gramEnd"/>
           </w:p>
         </w:tc>
       </w:tr>
@@ -17593,12 +18029,14 @@
                 <w:sz w:val="24"/>
               </w:rPr>
             </w:pPr>
+            <w:proofErr w:type="spellStart"/>
             <w:r>
               <w:rPr>
                 <w:sz w:val="24"/>
               </w:rPr>
               <w:t>object_class</w:t>
             </w:r>
+            <w:proofErr w:type="spellEnd"/>
           </w:p>
         </w:tc>
         <w:tc>
@@ -17616,11 +18054,19 @@
                 <w:szCs w:val="21"/>
               </w:rPr>
             </w:pPr>
+            <w:proofErr w:type="gramStart"/>
             <w:r>
               <w:rPr>
                 <w:szCs w:val="21"/>
               </w:rPr>
-              <w:t>VARCHAR(50)</w:t>
+              <w:t>VARCHAR(</w:t>
+            </w:r>
+            <w:proofErr w:type="gramEnd"/>
+            <w:r>
+              <w:rPr>
+                <w:szCs w:val="21"/>
+              </w:rPr>
+              <w:t>50)</w:t>
             </w:r>
           </w:p>
         </w:tc>
@@ -17748,12 +18194,14 @@
                 <w:sz w:val="24"/>
               </w:rPr>
             </w:pPr>
+            <w:proofErr w:type="spellStart"/>
             <w:r>
               <w:rPr>
                 <w:sz w:val="24"/>
               </w:rPr>
               <w:t>upload_time</w:t>
             </w:r>
+            <w:proofErr w:type="spellEnd"/>
           </w:p>
         </w:tc>
         <w:tc>
@@ -17798,8 +18246,16 @@
               <w:rPr>
                 <w:szCs w:val="21"/>
               </w:rPr>
-              <w:t>上传时间</w:t>
+              <w:t>上</w:t>
             </w:r>
+            <w:proofErr w:type="gramStart"/>
+            <w:r>
+              <w:rPr>
+                <w:szCs w:val="21"/>
+              </w:rPr>
+              <w:t>传时间</w:t>
+            </w:r>
+            <w:proofErr w:type="gramEnd"/>
           </w:p>
         </w:tc>
       </w:tr>
@@ -17868,6 +18324,7 @@
                 <w:szCs w:val="21"/>
               </w:rPr>
             </w:pPr>
+            <w:proofErr w:type="gramStart"/>
             <w:r>
               <w:rPr>
                 <w:rFonts w:hint="eastAsia"/>
@@ -17875,6 +18332,7 @@
               </w:rPr>
               <w:t>边界框左上角</w:t>
             </w:r>
+            <w:proofErr w:type="gramEnd"/>
             <w:r>
               <w:rPr>
                 <w:rFonts w:hint="eastAsia"/>
@@ -17959,12 +18417,14 @@
                 <w:szCs w:val="21"/>
               </w:rPr>
             </w:pPr>
+            <w:proofErr w:type="gramStart"/>
             <w:r>
               <w:rPr>
                 <w:szCs w:val="21"/>
               </w:rPr>
               <w:t>边界框左上角</w:t>
             </w:r>
+            <w:proofErr w:type="gramEnd"/>
             <w:r>
               <w:rPr>
                 <w:szCs w:val="21"/>
@@ -18045,12 +18505,14 @@
                 <w:szCs w:val="21"/>
               </w:rPr>
             </w:pPr>
+            <w:proofErr w:type="gramStart"/>
             <w:r>
               <w:rPr>
                 <w:szCs w:val="21"/>
               </w:rPr>
               <w:t>边界框右下角</w:t>
             </w:r>
+            <w:proofErr w:type="gramEnd"/>
             <w:r>
               <w:rPr>
                 <w:szCs w:val="21"/>
@@ -18131,6 +18593,7 @@
                 <w:szCs w:val="21"/>
               </w:rPr>
             </w:pPr>
+            <w:proofErr w:type="gramStart"/>
             <w:r>
               <w:rPr>
                 <w:rFonts w:hint="eastAsia"/>
@@ -18138,6 +18601,7 @@
               </w:rPr>
               <w:t>边界框右下角</w:t>
             </w:r>
+            <w:proofErr w:type="gramEnd"/>
             <w:r>
               <w:rPr>
                 <w:rFonts w:hint="eastAsia"/>
@@ -18174,12 +18638,14 @@
                 <w:sz w:val="24"/>
               </w:rPr>
             </w:pPr>
+            <w:proofErr w:type="spellStart"/>
             <w:r>
               <w:rPr>
                 <w:sz w:val="24"/>
               </w:rPr>
               <w:t>frame_number</w:t>
             </w:r>
+            <w:proofErr w:type="spellEnd"/>
           </w:p>
         </w:tc>
         <w:tc>
@@ -18248,12 +18714,14 @@
                 <w:sz w:val="24"/>
               </w:rPr>
             </w:pPr>
+            <w:proofErr w:type="spellStart"/>
             <w:r>
               <w:rPr>
                 <w:sz w:val="24"/>
               </w:rPr>
               <w:t>detected_at</w:t>
             </w:r>
+            <w:proofErr w:type="spellEnd"/>
           </w:p>
         </w:tc>
         <w:tc>
@@ -19028,7 +19496,23 @@
                 <w:iCs/>
                 <w:szCs w:val="21"/>
               </w:rPr>
-              <w:t>/api/videos</w:t>
+              <w:t>/</w:t>
+            </w:r>
+            <w:proofErr w:type="spellStart"/>
+            <w:r>
+              <w:rPr>
+                <w:iCs/>
+                <w:szCs w:val="21"/>
+              </w:rPr>
+              <w:t>api</w:t>
+            </w:r>
+            <w:proofErr w:type="spellEnd"/>
+            <w:r>
+              <w:rPr>
+                <w:iCs/>
+                <w:szCs w:val="21"/>
+              </w:rPr>
+              <w:t>/videos</w:t>
             </w:r>
           </w:p>
         </w:tc>
@@ -19113,7 +19597,23 @@
               <w:rPr>
                 <w:sz w:val="24"/>
               </w:rPr>
-              <w:t>/api/videos/{id}</w:t>
+              <w:t>/</w:t>
+            </w:r>
+            <w:proofErr w:type="spellStart"/>
+            <w:proofErr w:type="gramStart"/>
+            <w:r>
+              <w:rPr>
+                <w:sz w:val="24"/>
+              </w:rPr>
+              <w:t>api</w:t>
+            </w:r>
+            <w:proofErr w:type="spellEnd"/>
+            <w:proofErr w:type="gramEnd"/>
+            <w:r>
+              <w:rPr>
+                <w:sz w:val="24"/>
+              </w:rPr>
+              <w:t>/videos/{id}</w:t>
             </w:r>
           </w:p>
         </w:tc>
@@ -19193,8 +19693,30 @@
               <w:rPr>
                 <w:sz w:val="24"/>
               </w:rPr>
-              <w:t>/api/upload_realtime</w:t>
+              <w:t>/</w:t>
             </w:r>
+            <w:proofErr w:type="spellStart"/>
+            <w:r>
+              <w:rPr>
+                <w:sz w:val="24"/>
+              </w:rPr>
+              <w:t>api</w:t>
+            </w:r>
+            <w:proofErr w:type="spellEnd"/>
+            <w:r>
+              <w:rPr>
+                <w:sz w:val="24"/>
+              </w:rPr>
+              <w:t>/</w:t>
+            </w:r>
+            <w:proofErr w:type="spellStart"/>
+            <w:r>
+              <w:rPr>
+                <w:sz w:val="24"/>
+              </w:rPr>
+              <w:t>upload_realtime</w:t>
+            </w:r>
+            <w:proofErr w:type="spellEnd"/>
           </w:p>
         </w:tc>
         <w:tc>
@@ -19267,8 +19789,32 @@
               <w:rPr>
                 <w:sz w:val="24"/>
               </w:rPr>
-              <w:t>/api/videos/{id}/process_status</w:t>
+              <w:t>/</w:t>
             </w:r>
+            <w:proofErr w:type="spellStart"/>
+            <w:proofErr w:type="gramStart"/>
+            <w:r>
+              <w:rPr>
+                <w:sz w:val="24"/>
+              </w:rPr>
+              <w:t>api</w:t>
+            </w:r>
+            <w:proofErr w:type="spellEnd"/>
+            <w:proofErr w:type="gramEnd"/>
+            <w:r>
+              <w:rPr>
+                <w:sz w:val="24"/>
+              </w:rPr>
+              <w:t>/videos/{id}/</w:t>
+            </w:r>
+            <w:proofErr w:type="spellStart"/>
+            <w:r>
+              <w:rPr>
+                <w:sz w:val="24"/>
+              </w:rPr>
+              <w:t>process_status</w:t>
+            </w:r>
+            <w:proofErr w:type="spellEnd"/>
           </w:p>
         </w:tc>
         <w:tc>
@@ -19337,11 +19883,19 @@
                 <w:sz w:val="24"/>
               </w:rPr>
             </w:pPr>
+            <w:proofErr w:type="spellStart"/>
             <w:r>
               <w:rPr>
                 <w:sz w:val="24"/>
               </w:rPr>
-              <w:t>api/videos/{id}/stream</w:t>
+              <w:t>api</w:t>
+            </w:r>
+            <w:proofErr w:type="spellEnd"/>
+            <w:r>
+              <w:rPr>
+                <w:sz w:val="24"/>
+              </w:rPr>
+              <w:t>/videos/{id}/stream</w:t>
             </w:r>
           </w:p>
         </w:tc>
@@ -19427,7 +19981,23 @@
               <w:rPr>
                 <w:sz w:val="24"/>
               </w:rPr>
-              <w:t>/api/videos/{id}/results</w:t>
+              <w:t>/</w:t>
+            </w:r>
+            <w:proofErr w:type="spellStart"/>
+            <w:proofErr w:type="gramStart"/>
+            <w:r>
+              <w:rPr>
+                <w:sz w:val="24"/>
+              </w:rPr>
+              <w:t>api</w:t>
+            </w:r>
+            <w:proofErr w:type="spellEnd"/>
+            <w:proofErr w:type="gramEnd"/>
+            <w:r>
+              <w:rPr>
+                <w:sz w:val="24"/>
+              </w:rPr>
+              <w:t>/videos/{id}/results</w:t>
             </w:r>
           </w:p>
         </w:tc>
@@ -19503,8 +20073,35 @@
                 <w:iCs/>
                 <w:sz w:val="24"/>
               </w:rPr>
-              <w:t>/api/videos/{id}/processed_video_file</w:t>
+              <w:t>/</w:t>
             </w:r>
+            <w:proofErr w:type="spellStart"/>
+            <w:proofErr w:type="gramStart"/>
+            <w:r>
+              <w:rPr>
+                <w:iCs/>
+                <w:sz w:val="24"/>
+              </w:rPr>
+              <w:t>api</w:t>
+            </w:r>
+            <w:proofErr w:type="spellEnd"/>
+            <w:proofErr w:type="gramEnd"/>
+            <w:r>
+              <w:rPr>
+                <w:iCs/>
+                <w:sz w:val="24"/>
+              </w:rPr>
+              <w:t>/videos/{id}/</w:t>
+            </w:r>
+            <w:proofErr w:type="spellStart"/>
+            <w:r>
+              <w:rPr>
+                <w:iCs/>
+                <w:sz w:val="24"/>
+              </w:rPr>
+              <w:t>processed_video_file</w:t>
+            </w:r>
+            <w:proofErr w:type="spellEnd"/>
           </w:p>
         </w:tc>
         <w:tc>
@@ -19577,8 +20174,16 @@
               <w:rPr>
                 <w:sz w:val="24"/>
               </w:rPr>
-              <w:t>/health</w:t>
+              <w:t>/</w:t>
             </w:r>
+            <w:proofErr w:type="gramStart"/>
+            <w:r>
+              <w:rPr>
+                <w:sz w:val="24"/>
+              </w:rPr>
+              <w:t>health</w:t>
+            </w:r>
+            <w:proofErr w:type="gramEnd"/>
           </w:p>
         </w:tc>
         <w:tc>
@@ -19817,12 +20422,21 @@
         </w:rPr>
         <w:t>接口调用能力，</w:t>
       </w:r>
-      <w:r>
-        <w:rPr>
-          <w:rFonts w:hint="eastAsia"/>
-          <w:sz w:val="24"/>
-        </w:rPr>
-        <w:t xml:space="preserve">ViewModels </w:t>
+      <w:proofErr w:type="spellStart"/>
+      <w:r>
+        <w:rPr>
+          <w:rFonts w:hint="eastAsia"/>
+          <w:sz w:val="24"/>
+        </w:rPr>
+        <w:t>ViewModels</w:t>
+      </w:r>
+      <w:proofErr w:type="spellEnd"/>
+      <w:r>
+        <w:rPr>
+          <w:rFonts w:hint="eastAsia"/>
+          <w:sz w:val="24"/>
+        </w:rPr>
+        <w:t xml:space="preserve"> </w:t>
       </w:r>
       <w:r>
         <w:rPr>
@@ -19836,14 +20450,39 @@
           <w:rFonts w:hint="eastAsia"/>
           <w:sz w:val="24"/>
         </w:rPr>
-        <w:t xml:space="preserve"> BaseViewModel </w:t>
-      </w:r>
-      <w:r>
-        <w:rPr>
-          <w:rFonts w:hint="eastAsia"/>
-          <w:sz w:val="24"/>
-        </w:rPr>
-        <w:t>基类实现各页面业务逻辑与数据交互，</w:t>
+        <w:t xml:space="preserve"> </w:t>
+      </w:r>
+      <w:proofErr w:type="spellStart"/>
+      <w:r>
+        <w:rPr>
+          <w:rFonts w:hint="eastAsia"/>
+          <w:sz w:val="24"/>
+        </w:rPr>
+        <w:t>BaseViewModel</w:t>
+      </w:r>
+      <w:proofErr w:type="spellEnd"/>
+      <w:r>
+        <w:rPr>
+          <w:rFonts w:hint="eastAsia"/>
+          <w:sz w:val="24"/>
+        </w:rPr>
+        <w:t xml:space="preserve"> </w:t>
+      </w:r>
+      <w:proofErr w:type="gramStart"/>
+      <w:r>
+        <w:rPr>
+          <w:rFonts w:hint="eastAsia"/>
+          <w:sz w:val="24"/>
+        </w:rPr>
+        <w:t>基类实现</w:t>
+      </w:r>
+      <w:proofErr w:type="gramEnd"/>
+      <w:r>
+        <w:rPr>
+          <w:rFonts w:hint="eastAsia"/>
+          <w:sz w:val="24"/>
+        </w:rPr>
+        <w:t>各页面业务逻辑与数据交互，</w:t>
       </w:r>
       <w:r>
         <w:rPr>
@@ -19892,8 +20531,17 @@
           <w:rFonts w:hint="eastAsia"/>
           <w:sz w:val="24"/>
         </w:rPr>
-        <w:t xml:space="preserve"> App.xaml</w:t>
-      </w:r>
+        <w:t xml:space="preserve"> </w:t>
+      </w:r>
+      <w:proofErr w:type="spellStart"/>
+      <w:r>
+        <w:rPr>
+          <w:rFonts w:hint="eastAsia"/>
+          <w:sz w:val="24"/>
+        </w:rPr>
+        <w:t>App.xaml</w:t>
+      </w:r>
+      <w:proofErr w:type="spellEnd"/>
       <w:r>
         <w:rPr>
           <w:rFonts w:hint="eastAsia"/>
@@ -19901,12 +20549,21 @@
         </w:rPr>
         <w:t>、</w:t>
       </w:r>
-      <w:r>
-        <w:rPr>
-          <w:rFonts w:hint="eastAsia"/>
-          <w:sz w:val="24"/>
-        </w:rPr>
-        <w:t xml:space="preserve">AppShell.xaml </w:t>
+      <w:proofErr w:type="spellStart"/>
+      <w:r>
+        <w:rPr>
+          <w:rFonts w:hint="eastAsia"/>
+          <w:sz w:val="24"/>
+        </w:rPr>
+        <w:t>AppShell.xaml</w:t>
+      </w:r>
+      <w:proofErr w:type="spellEnd"/>
+      <w:r>
+        <w:rPr>
+          <w:rFonts w:hint="eastAsia"/>
+          <w:sz w:val="24"/>
+        </w:rPr>
+        <w:t xml:space="preserve"> </w:t>
       </w:r>
       <w:r>
         <w:rPr>
@@ -19915,12 +20572,21 @@
         </w:rPr>
         <w:t>实现应用资源管理与页面导航路由，</w:t>
       </w:r>
-      <w:r>
-        <w:rPr>
-          <w:rFonts w:hint="eastAsia"/>
-          <w:sz w:val="24"/>
-        </w:rPr>
-        <w:t xml:space="preserve">MauiProgram.cs </w:t>
+      <w:proofErr w:type="spellStart"/>
+      <w:r>
+        <w:rPr>
+          <w:rFonts w:hint="eastAsia"/>
+          <w:sz w:val="24"/>
+        </w:rPr>
+        <w:t>MauiProgram.cs</w:t>
+      </w:r>
+      <w:proofErr w:type="spellEnd"/>
+      <w:r>
+        <w:rPr>
+          <w:rFonts w:hint="eastAsia"/>
+          <w:sz w:val="24"/>
+        </w:rPr>
+        <w:t xml:space="preserve"> </w:t>
       </w:r>
       <w:r>
         <w:rPr>
@@ -19967,12 +20633,14 @@
         </w:rPr>
         <w:t>应用使用</w:t>
       </w:r>
+      <w:proofErr w:type="spellStart"/>
       <w:r>
         <w:rPr>
           <w:sz w:val="24"/>
         </w:rPr>
         <w:t>Microsoft.Extensions.DependencyInjection</w:t>
       </w:r>
+      <w:proofErr w:type="spellEnd"/>
       <w:r>
         <w:rPr>
           <w:sz w:val="24"/>
@@ -20040,12 +20708,14 @@
         </w:rPr>
         <w:t>在</w:t>
       </w:r>
+      <w:proofErr w:type="spellStart"/>
       <w:r>
         <w:rPr>
           <w:sz w:val="24"/>
         </w:rPr>
         <w:t>MauiProgram.cs</w:t>
       </w:r>
+      <w:proofErr w:type="spellEnd"/>
       <w:r>
         <w:rPr>
           <w:sz w:val="24"/>
@@ -20066,6 +20736,7 @@
         </w:rPr>
         <w:t>通过依赖注入，</w:t>
       </w:r>
+      <w:proofErr w:type="spellStart"/>
       <w:r>
         <w:rPr>
           <w:rFonts w:hint="eastAsia"/>
@@ -20073,6 +20744,7 @@
         </w:rPr>
         <w:t>ViewModel</w:t>
       </w:r>
+      <w:proofErr w:type="spellEnd"/>
       <w:r>
         <w:rPr>
           <w:rFonts w:hint="eastAsia"/>
@@ -20080,6 +20752,7 @@
         </w:rPr>
         <w:t>可以在构造函数中直接获取</w:t>
       </w:r>
+      <w:proofErr w:type="spellStart"/>
       <w:r>
         <w:rPr>
           <w:rFonts w:hint="eastAsia"/>
@@ -20087,6 +20760,7 @@
         </w:rPr>
         <w:t>ApiService</w:t>
       </w:r>
+      <w:proofErr w:type="spellEnd"/>
       <w:r>
         <w:rPr>
           <w:rFonts w:hint="eastAsia"/>
@@ -20515,6 +21189,7 @@
         </w:rPr>
         <w:t>所示</w:t>
       </w:r>
+      <w:proofErr w:type="spellStart"/>
       <w:r>
         <w:rPr>
           <w:rFonts w:hint="eastAsia"/>
@@ -20522,6 +21197,7 @@
         </w:rPr>
         <w:t>VideosPage</w:t>
       </w:r>
+      <w:proofErr w:type="spellEnd"/>
       <w:r>
         <w:rPr>
           <w:rFonts w:hint="eastAsia"/>
@@ -20550,6 +21226,7 @@
         </w:rPr>
         <w:t>。</w:t>
       </w:r>
+      <w:proofErr w:type="spellStart"/>
       <w:r>
         <w:rPr>
           <w:rFonts w:hint="eastAsia"/>
@@ -20557,6 +21234,7 @@
         </w:rPr>
         <w:t>VideosViewModel</w:t>
       </w:r>
+      <w:proofErr w:type="spellEnd"/>
       <w:r>
         <w:rPr>
           <w:rFonts w:hint="eastAsia"/>
@@ -20585,6 +21263,7 @@
         </w:rPr>
         <w:t>从</w:t>
       </w:r>
+      <w:proofErr w:type="spellStart"/>
       <w:r>
         <w:rPr>
           <w:rFonts w:hint="eastAsia"/>
@@ -20592,6 +21271,7 @@
         </w:rPr>
         <w:t>ApiService</w:t>
       </w:r>
+      <w:proofErr w:type="spellEnd"/>
       <w:r>
         <w:rPr>
           <w:rFonts w:hint="eastAsia"/>
@@ -20634,6 +21314,7 @@
         </w:rPr>
         <w:t>。</w:t>
       </w:r>
+      <w:proofErr w:type="spellStart"/>
       <w:r>
         <w:rPr>
           <w:rFonts w:hint="eastAsia"/>
@@ -20641,6 +21322,7 @@
         </w:rPr>
         <w:t>BaseViewModel</w:t>
       </w:r>
+      <w:proofErr w:type="spellEnd"/>
       <w:r>
         <w:rPr>
           <w:rFonts w:hint="eastAsia"/>
@@ -20681,6 +21363,7 @@
         </w:rPr>
         <w:t>视频列表页面（</w:t>
       </w:r>
+      <w:proofErr w:type="spellStart"/>
       <w:r>
         <w:rPr>
           <w:rFonts w:hint="eastAsia"/>
@@ -20688,6 +21371,7 @@
         </w:rPr>
         <w:t>VideosPage</w:t>
       </w:r>
+      <w:proofErr w:type="spellEnd"/>
       <w:r>
         <w:rPr>
           <w:rFonts w:hint="eastAsia"/>
@@ -20709,6 +21393,7 @@
         </w:rPr>
         <w:t>页面使用</w:t>
       </w:r>
+      <w:proofErr w:type="spellStart"/>
       <w:r>
         <w:rPr>
           <w:rFonts w:hint="eastAsia"/>
@@ -20716,6 +21401,7 @@
         </w:rPr>
         <w:t>CollectionView</w:t>
       </w:r>
+      <w:proofErr w:type="spellEnd"/>
       <w:r>
         <w:rPr>
           <w:rFonts w:hint="eastAsia"/>
@@ -20723,6 +21409,7 @@
         </w:rPr>
         <w:t>控件实现列表展示，通过数据绑定与</w:t>
       </w:r>
+      <w:proofErr w:type="spellStart"/>
       <w:r>
         <w:rPr>
           <w:rFonts w:hint="eastAsia"/>
@@ -20730,6 +21417,7 @@
         </w:rPr>
         <w:t>VideosViewModel</w:t>
       </w:r>
+      <w:proofErr w:type="spellEnd"/>
       <w:r>
         <w:rPr>
           <w:rFonts w:hint="eastAsia"/>
@@ -20813,12 +21501,14 @@
         </w:rPr>
         <w:t>使用了</w:t>
       </w:r>
+      <w:proofErr w:type="spellStart"/>
       <w:r>
         <w:rPr>
           <w:sz w:val="24"/>
         </w:rPr>
         <w:t>StatusToColorConverter</w:t>
       </w:r>
+      <w:proofErr w:type="spellEnd"/>
       <w:r>
         <w:rPr>
           <w:sz w:val="24"/>
@@ -20887,6 +21577,7 @@
         </w:rPr>
         <w:t>显示红色。</w:t>
       </w:r>
+      <w:proofErr w:type="spellStart"/>
       <w:r>
         <w:rPr>
           <w:rFonts w:hint="eastAsia"/>
@@ -20894,6 +21585,7 @@
         </w:rPr>
         <w:t>VideosPage</w:t>
       </w:r>
+      <w:proofErr w:type="spellEnd"/>
       <w:r>
         <w:rPr>
           <w:rFonts w:hint="eastAsia"/>
@@ -21023,6 +21715,7 @@
         </w:rPr>
         <w:t>所示</w:t>
       </w:r>
+      <w:proofErr w:type="spellStart"/>
       <w:r>
         <w:rPr>
           <w:rFonts w:hint="eastAsia"/>
@@ -21030,6 +21723,7 @@
         </w:rPr>
         <w:t>UploadPage</w:t>
       </w:r>
+      <w:proofErr w:type="spellEnd"/>
       <w:r>
         <w:rPr>
           <w:rFonts w:hint="eastAsia"/>
@@ -21050,6 +21744,7 @@
         </w:rPr>
         <w:t>。</w:t>
       </w:r>
+      <w:proofErr w:type="spellStart"/>
       <w:r>
         <w:rPr>
           <w:rFonts w:hint="eastAsia"/>
@@ -21057,6 +21752,7 @@
         </w:rPr>
         <w:t>UploadViewModel</w:t>
       </w:r>
+      <w:proofErr w:type="spellEnd"/>
       <w:r>
         <w:rPr>
           <w:rFonts w:hint="eastAsia"/>
@@ -21099,6 +21795,7 @@
         </w:rPr>
         <w:t>通过</w:t>
       </w:r>
+      <w:proofErr w:type="spellStart"/>
       <w:r>
         <w:rPr>
           <w:rFonts w:hint="eastAsia"/>
@@ -21106,6 +21803,7 @@
         </w:rPr>
         <w:t>ApiService</w:t>
       </w:r>
+      <w:proofErr w:type="spellEnd"/>
       <w:r>
         <w:rPr>
           <w:rFonts w:hint="eastAsia"/>
@@ -21125,7 +21823,23 @@
           <w:rFonts w:hint="eastAsia"/>
           <w:sz w:val="24"/>
         </w:rPr>
-        <w:t>处理上传状态和导航</w:t>
+        <w:t>处理上</w:t>
+      </w:r>
+      <w:proofErr w:type="gramStart"/>
+      <w:r>
+        <w:rPr>
+          <w:rFonts w:hint="eastAsia"/>
+          <w:sz w:val="24"/>
+        </w:rPr>
+        <w:t>传状态</w:t>
+      </w:r>
+      <w:proofErr w:type="gramEnd"/>
+      <w:r>
+        <w:rPr>
+          <w:rFonts w:hint="eastAsia"/>
+          <w:sz w:val="24"/>
+        </w:rPr>
+        <w:t>和导航</w:t>
       </w:r>
       <w:r>
         <w:rPr>
@@ -21134,6 +21848,7 @@
         </w:rPr>
         <w:t>。</w:t>
       </w:r>
+      <w:proofErr w:type="spellStart"/>
       <w:r>
         <w:rPr>
           <w:rFonts w:hint="eastAsia"/>
@@ -21141,6 +21856,7 @@
         </w:rPr>
         <w:t>FileResult</w:t>
       </w:r>
+      <w:proofErr w:type="spellEnd"/>
       <w:r>
         <w:rPr>
           <w:rFonts w:hint="eastAsia"/>
@@ -21431,12 +22147,14 @@
         </w:rPr>
         <w:t>视频上传页面（</w:t>
       </w:r>
+      <w:proofErr w:type="spellStart"/>
       <w:r>
         <w:rPr>
           <w:sz w:val="24"/>
         </w:rPr>
         <w:t>UploadPage</w:t>
       </w:r>
+      <w:proofErr w:type="spellEnd"/>
       <w:r>
         <w:rPr>
           <w:sz w:val="24"/>
@@ -21456,12 +22174,14 @@
         </w:rPr>
         <w:t>使用</w:t>
       </w:r>
+      <w:proofErr w:type="spellStart"/>
       <w:r>
         <w:rPr>
           <w:sz w:val="24"/>
         </w:rPr>
         <w:t>FilePicker</w:t>
       </w:r>
+      <w:proofErr w:type="spellEnd"/>
       <w:r>
         <w:rPr>
           <w:sz w:val="24"/>
@@ -21522,54 +22242,63 @@
         </w:rPr>
         <w:t>。</w:t>
       </w:r>
+      <w:proofErr w:type="spellStart"/>
       <w:r>
         <w:rPr>
           <w:sz w:val="24"/>
         </w:rPr>
         <w:t>UploadViewModel</w:t>
       </w:r>
+      <w:proofErr w:type="spellEnd"/>
       <w:r>
         <w:rPr>
           <w:sz w:val="24"/>
         </w:rPr>
         <w:t>解决了中文文件名截断问题。</w:t>
       </w:r>
+      <w:proofErr w:type="spellStart"/>
       <w:r>
         <w:rPr>
           <w:sz w:val="24"/>
         </w:rPr>
         <w:t>UploadViewModel</w:t>
       </w:r>
+      <w:proofErr w:type="spellEnd"/>
       <w:r>
         <w:rPr>
           <w:sz w:val="24"/>
         </w:rPr>
         <w:t>解决了中文文件名截断问题。最初使用</w:t>
       </w:r>
+      <w:proofErr w:type="spellStart"/>
       <w:r>
         <w:rPr>
           <w:sz w:val="24"/>
         </w:rPr>
         <w:t>FileName</w:t>
       </w:r>
+      <w:proofErr w:type="spellEnd"/>
       <w:r>
         <w:rPr>
           <w:sz w:val="24"/>
         </w:rPr>
         <w:t>属性只能获取文件扩展名，后来改用</w:t>
       </w:r>
+      <w:proofErr w:type="spellStart"/>
       <w:r>
         <w:rPr>
           <w:sz w:val="24"/>
         </w:rPr>
         <w:t>FullPath</w:t>
       </w:r>
+      <w:proofErr w:type="spellEnd"/>
       <w:r>
         <w:rPr>
           <w:sz w:val="24"/>
         </w:rPr>
         <w:t>属性获取完整路径，再通过</w:t>
       </w:r>
+      <w:proofErr w:type="spellStart"/>
       <w:r>
         <w:rPr>
           <w:sz w:val="24"/>
@@ -21577,6 +22306,7 @@
         <w:lastRenderedPageBreak/>
         <w:t>Path.GetFileName</w:t>
       </w:r>
+      <w:proofErr w:type="spellEnd"/>
       <w:r>
         <w:rPr>
           <w:sz w:val="24"/>
@@ -21692,6 +22422,7 @@
         </w:rPr>
         <w:t>所示，</w:t>
       </w:r>
+      <w:proofErr w:type="spellStart"/>
       <w:r>
         <w:rPr>
           <w:rFonts w:hint="eastAsia"/>
@@ -21699,6 +22430,7 @@
         </w:rPr>
         <w:t>RealTimeProcessingPage</w:t>
       </w:r>
+      <w:proofErr w:type="spellEnd"/>
       <w:r>
         <w:rPr>
           <w:rFonts w:hint="eastAsia"/>
@@ -21720,12 +22452,21 @@
         </w:rPr>
         <w:t>。</w:t>
       </w:r>
-      <w:r>
-        <w:rPr>
-          <w:rFonts w:hint="eastAsia"/>
-          <w:sz w:val="24"/>
-        </w:rPr>
-        <w:t xml:space="preserve">RealTimeProcessingViewModel </w:t>
+      <w:proofErr w:type="spellStart"/>
+      <w:r>
+        <w:rPr>
+          <w:rFonts w:hint="eastAsia"/>
+          <w:sz w:val="24"/>
+        </w:rPr>
+        <w:t>RealTimeProcessingViewModel</w:t>
+      </w:r>
+      <w:proofErr w:type="spellEnd"/>
+      <w:r>
+        <w:rPr>
+          <w:rFonts w:hint="eastAsia"/>
+          <w:sz w:val="24"/>
+        </w:rPr>
+        <w:t xml:space="preserve"> </w:t>
       </w:r>
       <w:r>
         <w:rPr>
@@ -21755,6 +22496,7 @@
         </w:rPr>
         <w:t>定时从</w:t>
       </w:r>
+      <w:proofErr w:type="spellStart"/>
       <w:r>
         <w:rPr>
           <w:rFonts w:hint="eastAsia"/>
@@ -21762,6 +22504,7 @@
         </w:rPr>
         <w:t>ApiService</w:t>
       </w:r>
+      <w:proofErr w:type="spellEnd"/>
       <w:r>
         <w:rPr>
           <w:rFonts w:hint="eastAsia"/>
@@ -21860,6 +22603,7 @@
         </w:rPr>
         <w:t>，</w:t>
       </w:r>
+      <w:proofErr w:type="spellStart"/>
       <w:r>
         <w:rPr>
           <w:rFonts w:hint="eastAsia"/>
@@ -21867,6 +22611,7 @@
         </w:rPr>
         <w:t>DetectionResult</w:t>
       </w:r>
+      <w:proofErr w:type="spellEnd"/>
       <w:r>
         <w:rPr>
           <w:rFonts w:hint="eastAsia"/>
@@ -22141,12 +22886,14 @@
         </w:rPr>
         <w:t>实时处理页面（</w:t>
       </w:r>
+      <w:proofErr w:type="spellStart"/>
       <w:r>
         <w:rPr>
           <w:sz w:val="24"/>
         </w:rPr>
         <w:t>RealTimeProcessingPage</w:t>
       </w:r>
+      <w:proofErr w:type="spellEnd"/>
       <w:r>
         <w:rPr>
           <w:sz w:val="24"/>
@@ -22424,6 +23171,7 @@
         </w:rPr>
         <w:t>6</w:t>
       </w:r>
+      <w:proofErr w:type="spellStart"/>
       <w:r>
         <w:rPr>
           <w:rFonts w:hint="eastAsia"/>
@@ -22431,6 +23179,7 @@
         </w:rPr>
         <w:t>ApiService</w:t>
       </w:r>
+      <w:proofErr w:type="spellEnd"/>
       <w:r>
         <w:rPr>
           <w:rFonts w:hint="eastAsia"/>
@@ -22451,6 +23200,7 @@
         </w:rPr>
         <w:t>所示</w:t>
       </w:r>
+      <w:proofErr w:type="spellStart"/>
       <w:r>
         <w:rPr>
           <w:rFonts w:hint="eastAsia"/>
@@ -22458,6 +23208,7 @@
         </w:rPr>
         <w:t>ApiService</w:t>
       </w:r>
+      <w:proofErr w:type="spellEnd"/>
       <w:r>
         <w:rPr>
           <w:rFonts w:hint="eastAsia"/>
@@ -22798,6 +23549,7 @@
         </w:rPr>
         <w:fldChar w:fldCharType="end"/>
       </w:r>
+      <w:proofErr w:type="spellStart"/>
       <w:r>
         <w:rPr>
           <w:rFonts w:ascii="Times New Roman" w:eastAsia="宋体" w:hAnsi="Times New Roman" w:hint="eastAsia"/>
@@ -22806,6 +23558,7 @@
         </w:rPr>
         <w:t>ApiService</w:t>
       </w:r>
+      <w:proofErr w:type="spellEnd"/>
       <w:r>
         <w:rPr>
           <w:rFonts w:ascii="Times New Roman" w:eastAsia="宋体" w:hAnsi="Times New Roman" w:hint="eastAsia"/>
@@ -23004,6 +23757,7 @@
         </w:rPr>
         <w:t>而</w:t>
       </w:r>
+      <w:proofErr w:type="spellStart"/>
       <w:r>
         <w:rPr>
           <w:rFonts w:hint="eastAsia"/>
@@ -23011,6 +23765,7 @@
         </w:rPr>
         <w:t>FlaskApp</w:t>
       </w:r>
+      <w:proofErr w:type="spellEnd"/>
       <w:r>
         <w:rPr>
           <w:rFonts w:hint="eastAsia"/>
@@ -23233,12 +23988,14 @@
         </w:rPr>
         <w:t>使用</w:t>
       </w:r>
+      <w:proofErr w:type="spellStart"/>
       <w:r>
         <w:rPr>
           <w:sz w:val="24"/>
         </w:rPr>
         <w:t>threading.Thread</w:t>
       </w:r>
+      <w:proofErr w:type="spellEnd"/>
       <w:r>
         <w:rPr>
           <w:sz w:val="24"/>
@@ -23664,6 +24421,7 @@
         </w:rPr>
         <w:t>所示，</w:t>
       </w:r>
+      <w:proofErr w:type="spellStart"/>
       <w:r>
         <w:rPr>
           <w:rFonts w:hint="eastAsia"/>
@@ -23671,6 +24429,7 @@
         </w:rPr>
         <w:t>VideoProcessor</w:t>
       </w:r>
+      <w:proofErr w:type="spellEnd"/>
       <w:r>
         <w:rPr>
           <w:rFonts w:hint="eastAsia"/>
@@ -24214,6 +24973,7 @@
         </w:rPr>
         <w:t>即</w:t>
       </w:r>
+      <w:proofErr w:type="spellStart"/>
       <w:r>
         <w:rPr>
           <w:rFonts w:hint="eastAsia"/>
@@ -24221,6 +24981,7 @@
         </w:rPr>
         <w:t>DatabaseHelper</w:t>
       </w:r>
+      <w:proofErr w:type="spellEnd"/>
       <w:r>
         <w:rPr>
           <w:rFonts w:hint="eastAsia"/>
@@ -24312,6 +25073,7 @@
         </w:rPr>
         <w:t>语句</w:t>
       </w:r>
+      <w:proofErr w:type="spellStart"/>
       <w:r>
         <w:rPr>
           <w:rFonts w:hint="eastAsia"/>
@@ -24319,6 +25081,7 @@
         </w:rPr>
         <w:t>MySQLConnector</w:t>
       </w:r>
+      <w:proofErr w:type="spellEnd"/>
       <w:r>
         <w:rPr>
           <w:rFonts w:hint="eastAsia"/>
@@ -24696,7 +25459,23 @@
           <w:rFonts w:hint="eastAsia"/>
           <w:sz w:val="24"/>
         </w:rPr>
-        <w:t>跳帧处理是提升处理速度的关键策略。</w:t>
+        <w:t>跳</w:t>
+      </w:r>
+      <w:proofErr w:type="gramStart"/>
+      <w:r>
+        <w:rPr>
+          <w:rFonts w:hint="eastAsia"/>
+          <w:sz w:val="24"/>
+        </w:rPr>
+        <w:t>帧处理</w:t>
+      </w:r>
+      <w:proofErr w:type="gramEnd"/>
+      <w:r>
+        <w:rPr>
+          <w:rFonts w:hint="eastAsia"/>
+          <w:sz w:val="24"/>
+        </w:rPr>
+        <w:t>是提升处理速度的关键策略。</w:t>
       </w:r>
       <w:r>
         <w:rPr>
@@ -24705,12 +25484,21 @@
         </w:rPr>
         <w:t>通过设置</w:t>
       </w:r>
-      <w:r>
-        <w:rPr>
-          <w:rFonts w:hint="eastAsia"/>
-          <w:sz w:val="24"/>
-        </w:rPr>
-        <w:t>process_every_n_frames=2</w:t>
+      <w:proofErr w:type="spellStart"/>
+      <w:r>
+        <w:rPr>
+          <w:rFonts w:hint="eastAsia"/>
+          <w:sz w:val="24"/>
+        </w:rPr>
+        <w:t>process_every_n_frames</w:t>
+      </w:r>
+      <w:proofErr w:type="spellEnd"/>
+      <w:r>
+        <w:rPr>
+          <w:rFonts w:hint="eastAsia"/>
+          <w:sz w:val="24"/>
+        </w:rPr>
+        <w:t>=2</w:t>
       </w:r>
       <w:r>
         <w:rPr>
@@ -24781,14 +25569,55 @@
           <w:rFonts w:hint="eastAsia"/>
           <w:sz w:val="24"/>
         </w:rPr>
-        <w:t>实现逻辑为在主处理循环中判断当前帧是否需要处理（</w:t>
-      </w:r>
-      <w:r>
-        <w:rPr>
-          <w:rFonts w:hint="eastAsia"/>
-          <w:sz w:val="24"/>
-        </w:rPr>
-        <w:t>frame_count % 2 == 0</w:t>
+        <w:t>实现逻辑为在</w:t>
+      </w:r>
+      <w:proofErr w:type="gramStart"/>
+      <w:r>
+        <w:rPr>
+          <w:rFonts w:hint="eastAsia"/>
+          <w:sz w:val="24"/>
+        </w:rPr>
+        <w:t>主处理</w:t>
+      </w:r>
+      <w:proofErr w:type="gramEnd"/>
+      <w:r>
+        <w:rPr>
+          <w:rFonts w:hint="eastAsia"/>
+          <w:sz w:val="24"/>
+        </w:rPr>
+        <w:t>循环中判断当前</w:t>
+      </w:r>
+      <w:proofErr w:type="gramStart"/>
+      <w:r>
+        <w:rPr>
+          <w:rFonts w:hint="eastAsia"/>
+          <w:sz w:val="24"/>
+        </w:rPr>
+        <w:t>帧</w:t>
+      </w:r>
+      <w:proofErr w:type="gramEnd"/>
+      <w:r>
+        <w:rPr>
+          <w:rFonts w:hint="eastAsia"/>
+          <w:sz w:val="24"/>
+        </w:rPr>
+        <w:t>是否需要处理（</w:t>
+      </w:r>
+      <w:proofErr w:type="spellStart"/>
+      <w:r>
+        <w:rPr>
+          <w:rFonts w:hint="eastAsia"/>
+          <w:sz w:val="24"/>
+        </w:rPr>
+        <w:t>frame_count</w:t>
+      </w:r>
+      <w:proofErr w:type="spellEnd"/>
+      <w:r>
+        <w:rPr>
+          <w:rFonts w:hint="eastAsia"/>
+          <w:sz w:val="24"/>
+        </w:rPr>
+        <w:t xml:space="preserve"> % 2 == 0</w:t>
       </w:r>
       <w:r>
         <w:rPr>
@@ -24975,7 +25804,23 @@
           <w:rFonts w:hint="eastAsia"/>
           <w:sz w:val="24"/>
         </w:rPr>
-        <w:t>device='cpu'</w:t>
+        <w:t>device='</w:t>
+      </w:r>
+      <w:proofErr w:type="spellStart"/>
+      <w:r>
+        <w:rPr>
+          <w:rFonts w:hint="eastAsia"/>
+          <w:sz w:val="24"/>
+        </w:rPr>
+        <w:t>cpu</w:t>
+      </w:r>
+      <w:proofErr w:type="spellEnd"/>
+      <w:r>
+        <w:rPr>
+          <w:rFonts w:hint="eastAsia"/>
+          <w:sz w:val="24"/>
+        </w:rPr>
+        <w:t>'</w:t>
       </w:r>
       <w:r>
         <w:rPr>
@@ -25005,19 +25850,37 @@
         </w:rPr>
         <w:t>GPU</w:t>
       </w:r>
-      <w:r>
-        <w:rPr>
-          <w:rFonts w:hint="eastAsia"/>
-          <w:sz w:val="24"/>
-        </w:rPr>
-        <w:t>不可用时的错误。同时指定</w:t>
-      </w:r>
-      <w:r>
-        <w:rPr>
-          <w:rFonts w:hint="eastAsia"/>
-          <w:sz w:val="24"/>
-        </w:rPr>
-        <w:t>imgsz=640</w:t>
+      <w:proofErr w:type="gramStart"/>
+      <w:r>
+        <w:rPr>
+          <w:rFonts w:hint="eastAsia"/>
+          <w:sz w:val="24"/>
+        </w:rPr>
+        <w:t>不</w:t>
+      </w:r>
+      <w:proofErr w:type="gramEnd"/>
+      <w:r>
+        <w:rPr>
+          <w:rFonts w:hint="eastAsia"/>
+          <w:sz w:val="24"/>
+        </w:rPr>
+        <w:t>可用时的错误。同时指定</w:t>
+      </w:r>
+      <w:proofErr w:type="spellStart"/>
+      <w:r>
+        <w:rPr>
+          <w:rFonts w:hint="eastAsia"/>
+          <w:sz w:val="24"/>
+        </w:rPr>
+        <w:t>imgsz</w:t>
+      </w:r>
+      <w:proofErr w:type="spellEnd"/>
+      <w:r>
+        <w:rPr>
+          <w:rFonts w:hint="eastAsia"/>
+          <w:sz w:val="24"/>
+        </w:rPr>
+        <w:t>=640</w:t>
       </w:r>
       <w:r>
         <w:rPr>
@@ -27007,8 +27870,17 @@
                 <w:rFonts w:hint="eastAsia"/>
                 <w:szCs w:val="21"/>
               </w:rPr>
-              <w:t>观察视频流显示</w:t>
+              <w:t>观察视频</w:t>
             </w:r>
+            <w:proofErr w:type="gramStart"/>
+            <w:r>
+              <w:rPr>
+                <w:rFonts w:hint="eastAsia"/>
+                <w:szCs w:val="21"/>
+              </w:rPr>
+              <w:t>流显示</w:t>
+            </w:r>
+            <w:proofErr w:type="gramEnd"/>
           </w:p>
         </w:tc>
         <w:tc>
@@ -28657,7 +29529,21 @@
         <w:rPr>
           <w:sz w:val="24"/>
         </w:rPr>
-        <w:t>视频流播放核心功能运行稳定；</w:t>
+        <w:t>视频</w:t>
+      </w:r>
+      <w:proofErr w:type="gramStart"/>
+      <w:r>
+        <w:rPr>
+          <w:sz w:val="24"/>
+        </w:rPr>
+        <w:t>流播放核心</w:t>
+      </w:r>
+      <w:proofErr w:type="gramEnd"/>
+      <w:r>
+        <w:rPr>
+          <w:sz w:val="24"/>
+        </w:rPr>
+        <w:t>功能运行稳定；</w:t>
       </w:r>
       <w:r>
         <w:rPr>
@@ -28800,7 +29686,14 @@
         <w:rPr>
           <w:sz w:val="24"/>
         </w:rPr>
-        <w:t>采用前后端分离的分布式架构模式，前端</w:t>
+        <w:t>采用前后端分离的分布式架构模式，</w:t>
+      </w:r>
+      <w:proofErr w:type="gramStart"/>
+      <w:r>
+        <w:rPr>
+          <w:sz w:val="24"/>
+        </w:rPr>
+        <w:t>前端</w:t>
       </w:r>
       <w:r>
         <w:rPr>
@@ -28809,6 +29702,7 @@
         </w:rPr>
         <w:t>靠</w:t>
       </w:r>
+      <w:proofErr w:type="gramEnd"/>
       <w:r>
         <w:rPr>
           <w:sz w:val="24"/>
@@ -28960,12 +29854,14 @@
         </w:rPr>
         <w:t>开发过程中，引入</w:t>
       </w:r>
+      <w:proofErr w:type="spellStart"/>
       <w:r>
         <w:rPr>
           <w:sz w:val="24"/>
         </w:rPr>
         <w:t>CommunityToolkit.Mvvm</w:t>
       </w:r>
+      <w:proofErr w:type="spellEnd"/>
       <w:r>
         <w:rPr>
           <w:sz w:val="24"/>
@@ -29104,17 +30000,33 @@
         </w:rPr>
         <w:t>同时，我把视频处理的核心逻辑封装到了</w:t>
       </w:r>
+      <w:proofErr w:type="spellStart"/>
       <w:r>
         <w:rPr>
           <w:sz w:val="24"/>
         </w:rPr>
         <w:t>VideoProcessor</w:t>
       </w:r>
-      <w:r>
-        <w:rPr>
-          <w:sz w:val="24"/>
-        </w:rPr>
-        <w:t>这个类里面。为了提高后端服务的处理效率和响应速度，还针对性地做了跳帧处理和结果缓存这些优化策略</w:t>
+      <w:proofErr w:type="spellEnd"/>
+      <w:r>
+        <w:rPr>
+          <w:sz w:val="24"/>
+        </w:rPr>
+        <w:t>这个类里面。为了提高后端服务的处理效率和响应速度，还针对性地做了跳</w:t>
+      </w:r>
+      <w:proofErr w:type="gramStart"/>
+      <w:r>
+        <w:rPr>
+          <w:sz w:val="24"/>
+        </w:rPr>
+        <w:t>帧处理</w:t>
+      </w:r>
+      <w:proofErr w:type="gramEnd"/>
+      <w:r>
+        <w:rPr>
+          <w:sz w:val="24"/>
+        </w:rPr>
+        <w:t>和结果缓存这些优化策略</w:t>
       </w:r>
       <w:r>
         <w:rPr>
@@ -29340,11 +30252,19 @@
         </w:rPr>
         <w:t>了</w:t>
       </w:r>
-      <w:r>
-        <w:rPr>
-          <w:sz w:val="24"/>
-        </w:rPr>
-        <w:t>证系统的功能完整性与性能达标情况，本文设计了功能测试方案</w:t>
+      <w:proofErr w:type="gramStart"/>
+      <w:r>
+        <w:rPr>
+          <w:sz w:val="24"/>
+        </w:rPr>
+        <w:t>证系统</w:t>
+      </w:r>
+      <w:proofErr w:type="gramEnd"/>
+      <w:r>
+        <w:rPr>
+          <w:sz w:val="24"/>
+        </w:rPr>
+        <w:t>的功能完整性与性能达标情况，本文设计了功能测试方案</w:t>
       </w:r>
       <w:r>
         <w:rPr>
@@ -29467,11 +30387,33 @@
         </w:rPr>
         <w:t>MJPEG</w:t>
       </w:r>
-      <w:r>
-        <w:rPr>
-          <w:sz w:val="24"/>
-        </w:rPr>
-        <w:t>流显示方案，解决了移动平台视频流显示的跨域限制问题。综合运用跳帧处理、结果缓存、轻量模型、绘制优化等多种策略，在</w:t>
+      <w:proofErr w:type="gramStart"/>
+      <w:r>
+        <w:rPr>
+          <w:sz w:val="24"/>
+        </w:rPr>
+        <w:t>流显示</w:t>
+      </w:r>
+      <w:proofErr w:type="gramEnd"/>
+      <w:r>
+        <w:rPr>
+          <w:sz w:val="24"/>
+        </w:rPr>
+        <w:t>方案，解决了移动平台视频</w:t>
+      </w:r>
+      <w:proofErr w:type="gramStart"/>
+      <w:r>
+        <w:rPr>
+          <w:sz w:val="24"/>
+        </w:rPr>
+        <w:t>流显示</w:t>
+      </w:r>
+      <w:proofErr w:type="gramEnd"/>
+      <w:r>
+        <w:rPr>
+          <w:sz w:val="24"/>
+        </w:rPr>
+        <w:t>的跨域限制问题。综合运用跳帧处理、结果缓存、轻量模型、绘制优化等多种策略，在</w:t>
       </w:r>
       <w:r>
         <w:rPr>
@@ -29630,7 +30572,23 @@
           <w:rFonts w:hint="eastAsia"/>
           <w:sz w:val="24"/>
         </w:rPr>
-        <w:t>针对移动平台上视频流显示经常遇到的跨域问题，我们提出了一种基于</w:t>
+        <w:t>针对移动平台上视频</w:t>
+      </w:r>
+      <w:proofErr w:type="gramStart"/>
+      <w:r>
+        <w:rPr>
+          <w:rFonts w:hint="eastAsia"/>
+          <w:sz w:val="24"/>
+        </w:rPr>
+        <w:t>流显示</w:t>
+      </w:r>
+      <w:proofErr w:type="gramEnd"/>
+      <w:r>
+        <w:rPr>
+          <w:rFonts w:hint="eastAsia"/>
+          <w:sz w:val="24"/>
+        </w:rPr>
+        <w:t>经常遇到的跨域问题，我们提出了一种基于</w:t>
       </w:r>
       <w:r>
         <w:rPr>
@@ -29667,12 +30625,21 @@
         </w:rPr>
         <w:t>MJPEG</w:t>
       </w:r>
-      <w:r>
-        <w:rPr>
-          <w:rFonts w:hint="eastAsia"/>
-          <w:sz w:val="24"/>
-        </w:rPr>
-        <w:t>流显示方案</w:t>
+      <w:proofErr w:type="gramStart"/>
+      <w:r>
+        <w:rPr>
+          <w:rFonts w:hint="eastAsia"/>
+          <w:sz w:val="24"/>
+        </w:rPr>
+        <w:t>流显示</w:t>
+      </w:r>
+      <w:proofErr w:type="gramEnd"/>
+      <w:r>
+        <w:rPr>
+          <w:rFonts w:hint="eastAsia"/>
+          <w:sz w:val="24"/>
+        </w:rPr>
+        <w:t>方案</w:t>
       </w:r>
       <w:r>
         <w:rPr>
@@ -29965,6 +30932,7 @@
         </w:rPr>
         <w:t>持续跟踪同一个目标。后面可以加入像</w:t>
       </w:r>
+      <w:proofErr w:type="spellStart"/>
       <w:r>
         <w:rPr>
           <w:rFonts w:hint="eastAsia"/>
@@ -29972,12 +30940,29 @@
         </w:rPr>
         <w:t>DeepSORT</w:t>
       </w:r>
-      <w:r>
-        <w:rPr>
-          <w:rFonts w:hint="eastAsia"/>
-          <w:sz w:val="24"/>
-        </w:rPr>
-        <w:t>这类成熟的目标跟踪算法，把不同视频帧里出现的同一个目标关联起来，形成连续的运动轨迹，从而让系统能覆盖更多的应用场景。</w:t>
+      <w:proofErr w:type="spellEnd"/>
+      <w:r>
+        <w:rPr>
+          <w:rFonts w:hint="eastAsia"/>
+          <w:sz w:val="24"/>
+        </w:rPr>
+        <w:t>这类成熟的目标跟踪算法，把不同</w:t>
+      </w:r>
+      <w:proofErr w:type="gramStart"/>
+      <w:r>
+        <w:rPr>
+          <w:rFonts w:hint="eastAsia"/>
+          <w:sz w:val="24"/>
+        </w:rPr>
+        <w:t>视频帧里出现</w:t>
+      </w:r>
+      <w:proofErr w:type="gramEnd"/>
+      <w:r>
+        <w:rPr>
+          <w:rFonts w:hint="eastAsia"/>
+          <w:sz w:val="24"/>
+        </w:rPr>
+        <w:t>的同一个目标关联起来，形成连续的运动轨迹，从而让系统能覆盖更多的应用场景。</w:t>
       </w:r>
     </w:p>
     <w:p>
@@ -29996,7 +30981,23 @@
           <w:rFonts w:hint="eastAsia"/>
           <w:sz w:val="24"/>
         </w:rPr>
-        <w:t>模型灵活性也是个问题。目前检测模型是固定的，不能换。未来可以增加模型在线更新的功能，允许用户自己上传自定义模型，或者在系统里内置多种预训练模型供大家选择，这样就能适应不同场景下的检测需求，系统的通用性也会更强。</w:t>
+        <w:t>模型灵活性也是个问题。目前检测模型是固定的，不能换。未来可以增加模型在线更新的功能，允许用户自己上传自定义模型，或者在系统里内置多种</w:t>
+      </w:r>
+      <w:proofErr w:type="gramStart"/>
+      <w:r>
+        <w:rPr>
+          <w:rFonts w:hint="eastAsia"/>
+          <w:sz w:val="24"/>
+        </w:rPr>
+        <w:t>预训练</w:t>
+      </w:r>
+      <w:proofErr w:type="gramEnd"/>
+      <w:r>
+        <w:rPr>
+          <w:rFonts w:hint="eastAsia"/>
+          <w:sz w:val="24"/>
+        </w:rPr>
+        <w:t>模型供大家选择，这样就能适应不同场景下的检测需求，系统的通用性也会更强。</w:t>
       </w:r>
     </w:p>
     <w:p>
@@ -30076,7 +31077,23 @@
           <w:rFonts w:hint="eastAsia"/>
           <w:sz w:val="24"/>
         </w:rPr>
-        <w:t>平台上，移动端的适配还有不少提升空间。以后可以针对移动端做更多性能和体验上的优化，比如加强对</w:t>
+        <w:t>平台上，移动端的适配还有不少提升空间。以后可以针对</w:t>
+      </w:r>
+      <w:proofErr w:type="gramStart"/>
+      <w:r>
+        <w:rPr>
+          <w:rFonts w:hint="eastAsia"/>
+          <w:sz w:val="24"/>
+        </w:rPr>
+        <w:t>移动端做更多</w:t>
+      </w:r>
+      <w:proofErr w:type="gramEnd"/>
+      <w:r>
+        <w:rPr>
+          <w:rFonts w:hint="eastAsia"/>
+          <w:sz w:val="24"/>
+        </w:rPr>
+        <w:t>性能和体验上的优化，比如加强对</w:t>
       </w:r>
       <w:r>
         <w:rPr>
@@ -30118,7 +31135,23 @@
           <w:rFonts w:hint="eastAsia"/>
           <w:sz w:val="24"/>
         </w:rPr>
-        <w:t>这些移动网络的适配能力，优化算法逻辑来减少电量消耗，让移动端用户用起来更顺手。</w:t>
+        <w:t>这些移动网络的适配能力，优化算法逻辑来减少电量消耗，让移动</w:t>
+      </w:r>
+      <w:proofErr w:type="gramStart"/>
+      <w:r>
+        <w:rPr>
+          <w:rFonts w:hint="eastAsia"/>
+          <w:sz w:val="24"/>
+        </w:rPr>
+        <w:t>端用户</w:t>
+      </w:r>
+      <w:proofErr w:type="gramEnd"/>
+      <w:r>
+        <w:rPr>
+          <w:rFonts w:hint="eastAsia"/>
+          <w:sz w:val="24"/>
+        </w:rPr>
+        <w:t>用起来更顺手。</w:t>
       </w:r>
     </w:p>
     <w:p>
@@ -30292,7 +31325,35 @@
         <w:rPr>
           <w:szCs w:val="21"/>
         </w:rPr>
-        <w:t>[J]. Qinghua Daxue Xuebao/Journal of Tsinghua University, 2018, 58(4): 438-444.</w:t>
+        <w:t xml:space="preserve">[J]. Qinghua </w:t>
+      </w:r>
+      <w:proofErr w:type="spellStart"/>
+      <w:r>
+        <w:rPr>
+          <w:szCs w:val="21"/>
+        </w:rPr>
+        <w:t>Daxue</w:t>
+      </w:r>
+      <w:proofErr w:type="spellEnd"/>
+      <w:r>
+        <w:rPr>
+          <w:szCs w:val="21"/>
+        </w:rPr>
+        <w:t xml:space="preserve"> </w:t>
+      </w:r>
+      <w:proofErr w:type="spellStart"/>
+      <w:r>
+        <w:rPr>
+          <w:szCs w:val="21"/>
+        </w:rPr>
+        <w:t>Xuebao</w:t>
+      </w:r>
+      <w:proofErr w:type="spellEnd"/>
+      <w:r>
+        <w:rPr>
+          <w:szCs w:val="21"/>
+        </w:rPr>
+        <w:t>/Journal of Tsinghua University, 2018, 58(4): 438-444.</w:t>
       </w:r>
       <w:bookmarkEnd w:id="52"/>
     </w:p>
@@ -30440,7 +31501,21 @@
         <w:rPr>
           <w:szCs w:val="21"/>
         </w:rPr>
-        <w:t>中国图象图形学报</w:t>
+        <w:t>中国</w:t>
+      </w:r>
+      <w:proofErr w:type="gramStart"/>
+      <w:r>
+        <w:rPr>
+          <w:szCs w:val="21"/>
+        </w:rPr>
+        <w:t>图象</w:t>
+      </w:r>
+      <w:proofErr w:type="gramEnd"/>
+      <w:r>
+        <w:rPr>
+          <w:szCs w:val="21"/>
+        </w:rPr>
+        <w:t>图形学报</w:t>
       </w:r>
       <w:r>
         <w:rPr>
@@ -30465,11 +31540,19 @@
         </w:rPr>
       </w:pPr>
       <w:bookmarkStart w:id="55" w:name="_Ref226305963"/>
-      <w:r>
-        <w:rPr>
-          <w:szCs w:val="21"/>
-        </w:rPr>
-        <w:t>Girshick R, Donahue J, Darrell T, et al. Rich feature hierarchies for accurate object detection and semantic segmentation[C]//Proceedings of the IEEE conference on computer vision and pattern recognition. 2014: 580-587.</w:t>
+      <w:proofErr w:type="spellStart"/>
+      <w:r>
+        <w:rPr>
+          <w:szCs w:val="21"/>
+        </w:rPr>
+        <w:t>Girshick</w:t>
+      </w:r>
+      <w:proofErr w:type="spellEnd"/>
+      <w:r>
+        <w:rPr>
+          <w:szCs w:val="21"/>
+        </w:rPr>
+        <w:t xml:space="preserve"> R, Donahue J, Darrell T, et al. Rich feature hierarchies for accurate object detection and semantic segmentation[C]//Proceedings of the IEEE conference on computer vision and pattern recognition. 2014: 580-587.</w:t>
       </w:r>
       <w:bookmarkEnd w:id="55"/>
     </w:p>
@@ -30488,11 +31571,33 @@
         </w:rPr>
       </w:pPr>
       <w:bookmarkStart w:id="56" w:name="_Ref226306023"/>
-      <w:r>
-        <w:rPr>
-          <w:szCs w:val="21"/>
-        </w:rPr>
-        <w:t>Girshick R. Fast r-cnn[C]//Proceedings of the IEEE international conference on computer vision. 2015: 1440-1448.</w:t>
+      <w:proofErr w:type="spellStart"/>
+      <w:r>
+        <w:rPr>
+          <w:szCs w:val="21"/>
+        </w:rPr>
+        <w:t>Girshick</w:t>
+      </w:r>
+      <w:proofErr w:type="spellEnd"/>
+      <w:r>
+        <w:rPr>
+          <w:szCs w:val="21"/>
+        </w:rPr>
+        <w:t xml:space="preserve"> R. Fast r-</w:t>
+      </w:r>
+      <w:proofErr w:type="spellStart"/>
+      <w:r>
+        <w:rPr>
+          <w:szCs w:val="21"/>
+        </w:rPr>
+        <w:t>cnn</w:t>
+      </w:r>
+      <w:proofErr w:type="spellEnd"/>
+      <w:r>
+        <w:rPr>
+          <w:szCs w:val="21"/>
+        </w:rPr>
+        <w:t>[C]//Proceedings of the IEEE international conference on computer vision. 2015: 1440-1448.</w:t>
       </w:r>
       <w:bookmarkEnd w:id="56"/>
     </w:p>
@@ -30515,7 +31620,35 @@
         <w:rPr>
           <w:szCs w:val="21"/>
         </w:rPr>
-        <w:t>Redmon J, Divvala S, Girshick R, et al. You only look once: Unified, real-time object detection[C]//Proceedings of the IEEE conference on computer vision and pattern recognition. 2016: 779-788.</w:t>
+        <w:t xml:space="preserve">Redmon J, </w:t>
+      </w:r>
+      <w:proofErr w:type="spellStart"/>
+      <w:r>
+        <w:rPr>
+          <w:szCs w:val="21"/>
+        </w:rPr>
+        <w:t>Divvala</w:t>
+      </w:r>
+      <w:proofErr w:type="spellEnd"/>
+      <w:r>
+        <w:rPr>
+          <w:szCs w:val="21"/>
+        </w:rPr>
+        <w:t xml:space="preserve"> S, </w:t>
+      </w:r>
+      <w:proofErr w:type="spellStart"/>
+      <w:r>
+        <w:rPr>
+          <w:szCs w:val="21"/>
+        </w:rPr>
+        <w:t>Girshick</w:t>
+      </w:r>
+      <w:proofErr w:type="spellEnd"/>
+      <w:r>
+        <w:rPr>
+          <w:szCs w:val="21"/>
+        </w:rPr>
+        <w:t xml:space="preserve"> R, et al. You only look once: Unified, real-time object detection[C]//Proceedings of the IEEE conference on computer vision and pattern recognition. 2016: 779-788.</w:t>
       </w:r>
       <w:bookmarkEnd w:id="57"/>
     </w:p>
@@ -30557,11 +31690,33 @@
         </w:rPr>
       </w:pPr>
       <w:bookmarkStart w:id="59" w:name="_Ref226306351"/>
-      <w:r>
-        <w:rPr>
-          <w:szCs w:val="21"/>
-        </w:rPr>
-        <w:t>Kotthapalli M, Ravipati D, Bhatia R. Yolov1 to yolov11: A comprehensive survey of real-time object detection innovations and challenges[J]. arXiv preprint arXiv:2508.02067, 2025.</w:t>
+      <w:proofErr w:type="spellStart"/>
+      <w:r>
+        <w:rPr>
+          <w:szCs w:val="21"/>
+        </w:rPr>
+        <w:t>Kotthapalli</w:t>
+      </w:r>
+      <w:proofErr w:type="spellEnd"/>
+      <w:r>
+        <w:rPr>
+          <w:szCs w:val="21"/>
+        </w:rPr>
+        <w:t xml:space="preserve"> M, Ravipati D, Bhatia R. Yolov1 to yolov11: A comprehensive survey of real-time object detection innovations and challenges[J]. </w:t>
+      </w:r>
+      <w:proofErr w:type="spellStart"/>
+      <w:r>
+        <w:rPr>
+          <w:szCs w:val="21"/>
+        </w:rPr>
+        <w:t>arXiv</w:t>
+      </w:r>
+      <w:proofErr w:type="spellEnd"/>
+      <w:r>
+        <w:rPr>
+          <w:szCs w:val="21"/>
+        </w:rPr>
+        <w:t xml:space="preserve"> preprint arXiv:2508.02067, 2025.</w:t>
       </w:r>
       <w:bookmarkEnd w:id="59"/>
     </w:p>
@@ -30608,7 +31763,21 @@
         <w:rPr>
           <w:szCs w:val="21"/>
         </w:rPr>
-        <w:t>Montaquila M. .NET MAUI for C# Developers: Build cross-platform mobile and desktop applications[M]. Packt Publishing Ltd, 2023.</w:t>
+        <w:t xml:space="preserve">Montaquila M. .NET MAUI for C# Developers: Build cross-platform mobile and desktop applications[M]. </w:t>
+      </w:r>
+      <w:proofErr w:type="spellStart"/>
+      <w:r>
+        <w:rPr>
+          <w:szCs w:val="21"/>
+        </w:rPr>
+        <w:t>Packt</w:t>
+      </w:r>
+      <w:proofErr w:type="spellEnd"/>
+      <w:r>
+        <w:rPr>
+          <w:szCs w:val="21"/>
+        </w:rPr>
+        <w:t xml:space="preserve"> Publishing Ltd, 2023.</w:t>
       </w:r>
       <w:bookmarkEnd w:id="60"/>
     </w:p>
@@ -30651,12 +31820,14 @@
         </w:rPr>
         <w:t xml:space="preserve">, </w:t>
       </w:r>
+      <w:proofErr w:type="gramStart"/>
       <w:r>
         <w:rPr>
           <w:szCs w:val="21"/>
         </w:rPr>
         <w:t>孙汉卿</w:t>
       </w:r>
+      <w:proofErr w:type="gramEnd"/>
       <w:r>
         <w:rPr>
           <w:szCs w:val="21"/>
@@ -30691,7 +31862,21 @@
         <w:rPr>
           <w:szCs w:val="21"/>
         </w:rPr>
-        <w:t>中国图象图形学报</w:t>
+        <w:t>中国</w:t>
+      </w:r>
+      <w:proofErr w:type="gramStart"/>
+      <w:r>
+        <w:rPr>
+          <w:szCs w:val="21"/>
+        </w:rPr>
+        <w:t>图象</w:t>
+      </w:r>
+      <w:proofErr w:type="gramEnd"/>
+      <w:r>
+        <w:rPr>
+          <w:szCs w:val="21"/>
+        </w:rPr>
+        <w:t>图形学报</w:t>
       </w:r>
       <w:r>
         <w:rPr>
@@ -30744,6 +31929,7 @@
         </w:rPr>
         <w:t>,</w:t>
       </w:r>
+      <w:proofErr w:type="gramStart"/>
       <w:r>
         <w:rPr>
           <w:rFonts w:hint="eastAsia"/>
@@ -30751,6 +31937,7 @@
         </w:rPr>
         <w:t>公维军</w:t>
       </w:r>
+      <w:proofErr w:type="gramEnd"/>
       <w:r>
         <w:rPr>
           <w:rFonts w:hint="eastAsia"/>
@@ -30876,6 +32063,7 @@
         </w:rPr>
       </w:pPr>
       <w:bookmarkStart w:id="64" w:name="_Ref226306818"/>
+      <w:proofErr w:type="gramStart"/>
       <w:r>
         <w:rPr>
           <w:rFonts w:hint="eastAsia"/>
@@ -30883,6 +32071,7 @@
         </w:rPr>
         <w:t>叶锋</w:t>
       </w:r>
+      <w:proofErr w:type="gramEnd"/>
       <w:r>
         <w:rPr>
           <w:rFonts w:hint="eastAsia"/>
@@ -30944,7 +32133,23 @@
           <w:rFonts w:hint="eastAsia"/>
           <w:szCs w:val="21"/>
         </w:rPr>
-        <w:t>,2015,(15):27-28.DOI:10.16184/j.cnki.comprg.2015.15.010.</w:t>
+        <w:t>,2015,(15):</w:t>
+      </w:r>
+      <w:proofErr w:type="gramStart"/>
+      <w:r>
+        <w:rPr>
+          <w:rFonts w:hint="eastAsia"/>
+          <w:szCs w:val="21"/>
+        </w:rPr>
+        <w:t>27-28.DOI:10.16184/j.cnki.comprg</w:t>
+      </w:r>
+      <w:proofErr w:type="gramEnd"/>
+      <w:r>
+        <w:rPr>
+          <w:rFonts w:hint="eastAsia"/>
+          <w:szCs w:val="21"/>
+        </w:rPr>
+        <w:t>.2015.15.010.</w:t>
       </w:r>
       <w:bookmarkEnd w:id="64"/>
     </w:p>
@@ -30967,7 +32172,49 @@
         <w:rPr>
           <w:szCs w:val="21"/>
         </w:rPr>
-        <w:t>Sapkota R, Karkee M. Ultralytics YOLO evolution: An overview of YOLO26, YOLO11, YOLOv8 and YOLOv5 object detectors for computer vision and pattern recognition[J]. arXiv preprint arXiv:2510.09653, 2025.</w:t>
+        <w:t xml:space="preserve">Sapkota R, </w:t>
+      </w:r>
+      <w:proofErr w:type="spellStart"/>
+      <w:r>
+        <w:rPr>
+          <w:szCs w:val="21"/>
+        </w:rPr>
+        <w:t>Karkee</w:t>
+      </w:r>
+      <w:proofErr w:type="spellEnd"/>
+      <w:r>
+        <w:rPr>
+          <w:szCs w:val="21"/>
+        </w:rPr>
+        <w:t xml:space="preserve"> M. </w:t>
+      </w:r>
+      <w:proofErr w:type="spellStart"/>
+      <w:r>
+        <w:rPr>
+          <w:szCs w:val="21"/>
+        </w:rPr>
+        <w:t>Ultralytics</w:t>
+      </w:r>
+      <w:proofErr w:type="spellEnd"/>
+      <w:r>
+        <w:rPr>
+          <w:szCs w:val="21"/>
+        </w:rPr>
+        <w:t xml:space="preserve"> YOLO evolution: An overview of YOLO26, YOLO11, YOLOv8 and YOLOv5 object detectors for computer vision and pattern recognition[J]. </w:t>
+      </w:r>
+      <w:proofErr w:type="spellStart"/>
+      <w:r>
+        <w:rPr>
+          <w:szCs w:val="21"/>
+        </w:rPr>
+        <w:t>arXiv</w:t>
+      </w:r>
+      <w:proofErr w:type="spellEnd"/>
+      <w:r>
+        <w:rPr>
+          <w:szCs w:val="21"/>
+        </w:rPr>
+        <w:t xml:space="preserve"> preprint arXiv:2510.09653, 2025.</w:t>
       </w:r>
       <w:bookmarkEnd w:id="65"/>
     </w:p>
@@ -30986,6 +32233,7 @@
         </w:rPr>
       </w:pPr>
       <w:bookmarkStart w:id="66" w:name="_Ref226306943"/>
+      <w:proofErr w:type="gramStart"/>
       <w:r>
         <w:rPr>
           <w:rFonts w:hint="eastAsia"/>
@@ -30993,6 +32241,7 @@
         </w:rPr>
         <w:t>兰旭辉</w:t>
       </w:r>
+      <w:proofErr w:type="gramEnd"/>
       <w:r>
         <w:rPr>
           <w:rFonts w:hint="eastAsia"/>
@@ -31068,7 +32317,23 @@
           <w:rFonts w:hint="eastAsia"/>
           <w:szCs w:val="21"/>
         </w:rPr>
-        <w:t>,2004,(03):442-443+468.DOI:10.16208/j.issn1000-7024.2004.03.037.</w:t>
+        <w:t>,2004,(03):442-443+468.DOI:10.16208/</w:t>
+      </w:r>
+      <w:proofErr w:type="gramStart"/>
+      <w:r>
+        <w:rPr>
+          <w:rFonts w:hint="eastAsia"/>
+          <w:szCs w:val="21"/>
+        </w:rPr>
+        <w:t>j.issn</w:t>
+      </w:r>
+      <w:proofErr w:type="gramEnd"/>
+      <w:r>
+        <w:rPr>
+          <w:rFonts w:hint="eastAsia"/>
+          <w:szCs w:val="21"/>
+        </w:rPr>
+        <w:t>1000-7024.2004.03.037.</w:t>
       </w:r>
       <w:bookmarkEnd w:id="66"/>
     </w:p>
@@ -31087,6 +32352,7 @@
         </w:rPr>
       </w:pPr>
       <w:bookmarkStart w:id="67" w:name="_Ref226306989"/>
+      <w:proofErr w:type="gramStart"/>
       <w:r>
         <w:rPr>
           <w:rFonts w:hint="eastAsia"/>
@@ -31094,6 +32360,7 @@
         </w:rPr>
         <w:t>黄传禄</w:t>
       </w:r>
+      <w:proofErr w:type="gramEnd"/>
       <w:r>
         <w:rPr>
           <w:rFonts w:hint="eastAsia"/>
@@ -31174,6 +32441,7 @@
         </w:rPr>
       </w:pPr>
       <w:bookmarkStart w:id="68" w:name="_Ref226307026"/>
+      <w:proofErr w:type="gramStart"/>
       <w:r>
         <w:rPr>
           <w:rFonts w:hint="eastAsia"/>
@@ -31181,6 +32449,7 @@
         </w:rPr>
         <w:t>贾小军</w:t>
       </w:r>
+      <w:proofErr w:type="gramEnd"/>
       <w:r>
         <w:rPr>
           <w:rFonts w:hint="eastAsia"/>
@@ -31188,6 +32457,7 @@
         </w:rPr>
         <w:t>,</w:t>
       </w:r>
+      <w:proofErr w:type="gramStart"/>
       <w:r>
         <w:rPr>
           <w:rFonts w:hint="eastAsia"/>
@@ -31195,6 +32465,7 @@
         </w:rPr>
         <w:t>喻擎苍</w:t>
       </w:r>
+      <w:proofErr w:type="gramEnd"/>
       <w:r>
         <w:rPr>
           <w:rFonts w:hint="eastAsia"/>
@@ -31430,7 +32701,23 @@
           <w:rFonts w:hint="eastAsia"/>
           <w:szCs w:val="21"/>
         </w:rPr>
-        <w:t>,2020,23(04):22-24.DOI:10.19644/j.cnki.issn2096-1472.2020.04.006.</w:t>
+        <w:t>,2020,23(04):</w:t>
+      </w:r>
+      <w:proofErr w:type="gramStart"/>
+      <w:r>
+        <w:rPr>
+          <w:rFonts w:hint="eastAsia"/>
+          <w:szCs w:val="21"/>
+        </w:rPr>
+        <w:t>22-24.DOI:10.19644/j.cnki.issn</w:t>
+      </w:r>
+      <w:proofErr w:type="gramEnd"/>
+      <w:r>
+        <w:rPr>
+          <w:rFonts w:hint="eastAsia"/>
+          <w:szCs w:val="21"/>
+        </w:rPr>
+        <w:t>2096-1472.2020.04.006.</w:t>
       </w:r>
       <w:bookmarkEnd w:id="70"/>
     </w:p>
@@ -31517,7 +32804,23 @@
           <w:rFonts w:hint="eastAsia"/>
           <w:szCs w:val="21"/>
         </w:rPr>
-        <w:t>,2020,(11):3-6.DOI:10.16184/j.cnki.comprg.2020.11.001.</w:t>
+        <w:t>,2020,(11):</w:t>
+      </w:r>
+      <w:proofErr w:type="gramStart"/>
+      <w:r>
+        <w:rPr>
+          <w:rFonts w:hint="eastAsia"/>
+          <w:szCs w:val="21"/>
+        </w:rPr>
+        <w:t>3-6.DOI:10.16184/j.cnki.comprg</w:t>
+      </w:r>
+      <w:proofErr w:type="gramEnd"/>
+      <w:r>
+        <w:rPr>
+          <w:rFonts w:hint="eastAsia"/>
+          <w:szCs w:val="21"/>
+        </w:rPr>
+        <w:t>.2020.11.001.</w:t>
       </w:r>
       <w:bookmarkEnd w:id="71"/>
     </w:p>
@@ -32258,8 +33561,16 @@
               <w:rPr>
                 <w:rFonts w:hint="eastAsia"/>
               </w:rPr>
-              <w:t>浙江省杭州下沙高教园区学源街</w:t>
+              <w:t>浙江省杭州下沙高教</w:t>
             </w:r>
+            <w:proofErr w:type="gramStart"/>
+            <w:r>
+              <w:rPr>
+                <w:rFonts w:hint="eastAsia"/>
+              </w:rPr>
+              <w:t>园区学源街</w:t>
+            </w:r>
+            <w:proofErr w:type="gramEnd"/>
           </w:p>
         </w:tc>
         <w:tc>
@@ -32588,9 +33899,11 @@
             <w:gridSpan w:val="5"/>
           </w:tcPr>
           <w:p>
+            <w:proofErr w:type="gramStart"/>
             <w:r>
               <w:t>单良</w:t>
             </w:r>
+            <w:proofErr w:type="gramEnd"/>
           </w:p>
         </w:tc>
       </w:tr>
@@ -32628,19 +33941,7 @@
               <w:rPr>
                 <w:rFonts w:hint="eastAsia"/>
               </w:rPr>
-              <w:t>周永霞</w:t>
-            </w:r>
-            <w:r>
-              <w:rPr>
-                <w:rFonts w:hint="eastAsia"/>
-              </w:rPr>
-              <w:t>、</w:t>
-            </w:r>
-            <w:r>
-              <w:rPr>
-                <w:rFonts w:hint="eastAsia"/>
-              </w:rPr>
-              <w:t>杜志华、杨小兵、唐文彬、王修晖、孙建忠</w:t>
+              <w:t>周永霞、杜志华、杨小兵、唐文彬、王修晖、孙建忠</w:t>
             </w:r>
           </w:p>
         </w:tc>
@@ -32757,8 +34058,16 @@
               <w:rPr>
                 <w:rFonts w:hint="eastAsia"/>
               </w:rPr>
-              <w:t>application/msword</w:t>
+              <w:t>application/</w:t>
             </w:r>
+            <w:proofErr w:type="spellStart"/>
+            <w:r>
+              <w:rPr>
+                <w:rFonts w:hint="eastAsia"/>
+              </w:rPr>
+              <w:t>msword</w:t>
+            </w:r>
+            <w:proofErr w:type="spellEnd"/>
             <w:r>
               <w:rPr>
                 <w:rFonts w:hint="eastAsia"/>

--- a/毕业论文v1.1.docx
+++ b/毕业论文v1.1.docx
@@ -1078,7 +1078,7 @@
           <w:sz w:val="48"/>
           <w:szCs w:val="48"/>
         </w:rPr>
-        <w:t>Design and Implementation of a Video Target Recognition System Based on MAUI</w:t>
+        <w:t>Design and Implementation of Video Target Recognition System Based on MAUI</w:t>
       </w:r>
     </w:p>
     <w:p>
@@ -1245,9 +1245,62 @@
           <w:szCs w:val="28"/>
           <w:u w:val="single"/>
         </w:rPr>
-        <w:t>工</w:t>
-      </w:r>
-      <w:proofErr w:type="gramStart"/>
+        <w:t>工学学士</w:t>
+      </w:r>
+      <w:r>
+        <w:rPr>
+          <w:rFonts w:hint="eastAsia"/>
+          <w:sz w:val="32"/>
+          <w:u w:val="single"/>
+        </w:rPr>
+        <w:t xml:space="preserve"> </w:t>
+      </w:r>
+      <w:r>
+        <w:rPr>
+          <w:rFonts w:hint="eastAsia"/>
+          <w:sz w:val="32"/>
+          <w:u w:val="single"/>
+        </w:rPr>
+        <w:t xml:space="preserve"> </w:t>
+      </w:r>
+      <w:r>
+        <w:rPr>
+          <w:rFonts w:hint="eastAsia"/>
+          <w:sz w:val="32"/>
+          <w:u w:val="single"/>
+        </w:rPr>
+        <w:t xml:space="preserve">  </w:t>
+      </w:r>
+      <w:r>
+        <w:rPr>
+          <w:rFonts w:hint="eastAsia"/>
+          <w:sz w:val="32"/>
+        </w:rPr>
+        <w:t xml:space="preserve">     </w:t>
+      </w:r>
+      <w:r>
+        <w:rPr>
+          <w:rFonts w:hint="eastAsia"/>
+          <w:sz w:val="32"/>
+        </w:rPr>
+        <w:t xml:space="preserve">   </w:t>
+      </w:r>
+      <w:r>
+        <w:rPr>
+          <w:rFonts w:hint="eastAsia"/>
+          <w:sz w:val="28"/>
+          <w:szCs w:val="28"/>
+        </w:rPr>
+        <w:t>指导教师</w:t>
+      </w:r>
+      <w:r>
+        <w:rPr>
+          <w:rFonts w:hint="eastAsia"/>
+          <w:sz w:val="32"/>
+          <w:u w:val="single"/>
+        </w:rPr>
+        <w:t xml:space="preserve">  </w:t>
+      </w:r>
       <w:r>
         <w:rPr>
           <w:rFonts w:hint="eastAsia"/>
@@ -1255,9 +1308,8 @@
           <w:szCs w:val="28"/>
           <w:u w:val="single"/>
         </w:rPr>
-        <w:t>学</w:t>
-      </w:r>
-      <w:proofErr w:type="gramEnd"/>
+        <w:t>何灵敏</w:t>
+      </w:r>
       <w:r>
         <w:rPr>
           <w:rFonts w:hint="eastAsia"/>
@@ -1265,61 +1317,7 @@
           <w:szCs w:val="28"/>
           <w:u w:val="single"/>
         </w:rPr>
-        <w:t>学士</w:t>
-      </w:r>
-      <w:r>
-        <w:rPr>
-          <w:rFonts w:hint="eastAsia"/>
-          <w:sz w:val="32"/>
-          <w:u w:val="single"/>
-        </w:rPr>
         <w:t xml:space="preserve"> </w:t>
-      </w:r>
-      <w:r>
-        <w:rPr>
-          <w:rFonts w:hint="eastAsia"/>
-          <w:sz w:val="32"/>
-          <w:u w:val="single"/>
-        </w:rPr>
-        <w:t xml:space="preserve"> </w:t>
-      </w:r>
-      <w:r>
-        <w:rPr>
-          <w:rFonts w:hint="eastAsia"/>
-          <w:sz w:val="32"/>
-          <w:u w:val="single"/>
-        </w:rPr>
-        <w:t xml:space="preserve">  </w:t>
-      </w:r>
-      <w:r>
-        <w:rPr>
-          <w:rFonts w:hint="eastAsia"/>
-          <w:sz w:val="32"/>
-        </w:rPr>
-        <w:t xml:space="preserve">     </w:t>
-      </w:r>
-      <w:r>
-        <w:rPr>
-          <w:rFonts w:hint="eastAsia"/>
-          <w:sz w:val="32"/>
-        </w:rPr>
-        <w:t xml:space="preserve">   </w:t>
-      </w:r>
-      <w:r>
-        <w:rPr>
-          <w:rFonts w:hint="eastAsia"/>
-          <w:sz w:val="28"/>
-          <w:szCs w:val="28"/>
-        </w:rPr>
-        <w:t>指导教师</w:t>
-      </w:r>
-      <w:r>
-        <w:rPr>
-          <w:rFonts w:hint="eastAsia"/>
-          <w:sz w:val="32"/>
-          <w:u w:val="single"/>
-        </w:rPr>
-        <w:t xml:space="preserve">  </w:t>
       </w:r>
       <w:r>
         <w:rPr>
@@ -1328,7 +1326,7 @@
           <w:szCs w:val="28"/>
           <w:u w:val="single"/>
         </w:rPr>
-        <w:t>何灵敏</w:t>
+        <w:t>副</w:t>
       </w:r>
       <w:r>
         <w:rPr>
@@ -1337,6 +1335,38 @@
           <w:szCs w:val="28"/>
           <w:u w:val="single"/>
         </w:rPr>
+        <w:t>教授</w:t>
+      </w:r>
+      <w:r>
+        <w:rPr>
+          <w:rFonts w:hint="eastAsia"/>
+          <w:sz w:val="32"/>
+          <w:u w:val="single"/>
+        </w:rPr>
+        <w:t xml:space="preserve"> </w:t>
+      </w:r>
+    </w:p>
+    <w:p>
+      <w:pPr>
+        <w:mirrorIndents/>
+        <w:rPr>
+          <w:sz w:val="32"/>
+        </w:rPr>
+      </w:pPr>
+      <w:r>
+        <w:rPr>
+          <w:rFonts w:hint="eastAsia"/>
+          <w:sz w:val="28"/>
+          <w:szCs w:val="28"/>
+        </w:rPr>
+        <w:t>学科专业</w:t>
+      </w:r>
+      <w:r>
+        <w:rPr>
+          <w:rFonts w:hint="eastAsia"/>
+          <w:sz w:val="32"/>
+          <w:u w:val="single"/>
+        </w:rPr>
         <w:t xml:space="preserve"> </w:t>
       </w:r>
       <w:r>
@@ -1346,7 +1376,7 @@
           <w:szCs w:val="28"/>
           <w:u w:val="single"/>
         </w:rPr>
-        <w:t>副</w:t>
+        <w:t>计算机科学与技术</w:t>
       </w:r>
       <w:r>
         <w:rPr>
@@ -1355,7 +1385,7 @@
           <w:szCs w:val="28"/>
           <w:u w:val="single"/>
         </w:rPr>
-        <w:t>教授</w:t>
+        <w:t xml:space="preserve"> </w:t>
       </w:r>
       <w:r>
         <w:rPr>
@@ -1365,21 +1395,27 @@
         </w:rPr>
         <w:t xml:space="preserve"> </w:t>
       </w:r>
-    </w:p>
-    <w:p>
-      <w:pPr>
-        <w:mirrorIndents/>
-        <w:rPr>
+      <w:r>
+        <w:rPr>
+          <w:rFonts w:hint="eastAsia"/>
           <w:sz w:val="32"/>
         </w:rPr>
-      </w:pPr>
+        <w:t xml:space="preserve">  </w:t>
+      </w:r>
+      <w:r>
+        <w:rPr>
+          <w:rFonts w:hint="eastAsia"/>
+          <w:sz w:val="32"/>
+        </w:rPr>
+        <w:t xml:space="preserve">  </w:t>
+      </w:r>
       <w:r>
         <w:rPr>
           <w:rFonts w:hint="eastAsia"/>
           <w:sz w:val="28"/>
           <w:szCs w:val="28"/>
         </w:rPr>
-        <w:t>学科专业</w:t>
+        <w:t>培养单位</w:t>
       </w:r>
       <w:r>
         <w:rPr>
@@ -1387,7 +1423,7 @@
           <w:sz w:val="32"/>
           <w:u w:val="single"/>
         </w:rPr>
-        <w:t xml:space="preserve"> </w:t>
+        <w:t xml:space="preserve">  </w:t>
       </w:r>
       <w:r>
         <w:rPr>
@@ -1396,7 +1432,7 @@
           <w:szCs w:val="28"/>
           <w:u w:val="single"/>
         </w:rPr>
-        <w:t>计算机科学与技术</w:t>
+        <w:t>中国计量大学</w:t>
       </w:r>
       <w:r>
         <w:rPr>
@@ -1405,7 +1441,23 @@
           <w:szCs w:val="28"/>
           <w:u w:val="single"/>
         </w:rPr>
-        <w:t xml:space="preserve"> </w:t>
+        <w:t xml:space="preserve">    </w:t>
+      </w:r>
+    </w:p>
+    <w:p>
+      <w:pPr>
+        <w:mirrorIndents/>
+        <w:rPr>
+          <w:sz w:val="32"/>
+        </w:rPr>
+      </w:pPr>
+      <w:r>
+        <w:rPr>
+          <w:rFonts w:hint="eastAsia"/>
+          <w:sz w:val="28"/>
+          <w:szCs w:val="28"/>
+        </w:rPr>
+        <w:t>答辩委员会主席</w:t>
       </w:r>
       <w:r>
         <w:rPr>
@@ -1413,90 +1465,16 @@
           <w:sz w:val="32"/>
           <w:u w:val="single"/>
         </w:rPr>
-        <w:t xml:space="preserve"> </w:t>
-      </w:r>
-      <w:r>
-        <w:rPr>
-          <w:rFonts w:hint="eastAsia"/>
-          <w:sz w:val="32"/>
-        </w:rPr>
         <w:t xml:space="preserve">  </w:t>
       </w:r>
       <w:r>
         <w:rPr>
-          <w:rFonts w:hint="eastAsia"/>
-          <w:sz w:val="32"/>
-        </w:rPr>
-        <w:t xml:space="preserve">  </w:t>
-      </w:r>
-      <w:r>
-        <w:rPr>
-          <w:rFonts w:hint="eastAsia"/>
-          <w:sz w:val="28"/>
-          <w:szCs w:val="28"/>
-        </w:rPr>
-        <w:t>培养单位</w:t>
-      </w:r>
-      <w:r>
-        <w:rPr>
-          <w:rFonts w:hint="eastAsia"/>
-          <w:sz w:val="32"/>
-          <w:u w:val="single"/>
-        </w:rPr>
-        <w:t xml:space="preserve">  </w:t>
-      </w:r>
-      <w:r>
-        <w:rPr>
-          <w:rFonts w:hint="eastAsia"/>
           <w:sz w:val="28"/>
           <w:szCs w:val="28"/>
           <w:u w:val="single"/>
         </w:rPr>
-        <w:t>中国计量大学</w:t>
-      </w:r>
-      <w:r>
-        <w:rPr>
-          <w:rFonts w:hint="eastAsia"/>
-          <w:sz w:val="28"/>
-          <w:szCs w:val="28"/>
-          <w:u w:val="single"/>
-        </w:rPr>
-        <w:t xml:space="preserve">    </w:t>
-      </w:r>
-    </w:p>
-    <w:p>
-      <w:pPr>
-        <w:mirrorIndents/>
-        <w:rPr>
-          <w:sz w:val="32"/>
-        </w:rPr>
-      </w:pPr>
-      <w:r>
-        <w:rPr>
-          <w:rFonts w:hint="eastAsia"/>
-          <w:sz w:val="28"/>
-          <w:szCs w:val="28"/>
-        </w:rPr>
-        <w:t>答辩委员会主席</w:t>
-      </w:r>
-      <w:r>
-        <w:rPr>
-          <w:rFonts w:hint="eastAsia"/>
-          <w:sz w:val="32"/>
-          <w:u w:val="single"/>
-        </w:rPr>
-        <w:t xml:space="preserve">  </w:t>
-      </w:r>
-      <w:proofErr w:type="gramStart"/>
-      <w:r>
-        <w:rPr>
-          <w:sz w:val="28"/>
-          <w:szCs w:val="28"/>
-          <w:u w:val="single"/>
-        </w:rPr>
         <w:t>单良</w:t>
       </w:r>
-      <w:proofErr w:type="gramEnd"/>
       <w:r>
         <w:rPr>
           <w:rFonts w:hint="eastAsia"/>
@@ -1836,39 +1814,7 @@
           <w:rFonts w:ascii="宋体" w:hAnsi="宋体" w:hint="eastAsia"/>
           <w:sz w:val="24"/>
         </w:rPr>
-        <w:t>视频播放功能；后端Flask服务实现了视频上传接口、处理状态查询、MJPEG视频流推送等API。系统采用MySQL数据库存储视频信息和检测结果，使用OpenCV进行视频</w:t>
-      </w:r>
-      <w:proofErr w:type="gramStart"/>
-      <w:r>
-        <w:rPr>
-          <w:rFonts w:ascii="宋体" w:hAnsi="宋体" w:hint="eastAsia"/>
-          <w:sz w:val="24"/>
-        </w:rPr>
-        <w:t>帧</w:t>
-      </w:r>
-      <w:proofErr w:type="gramEnd"/>
-      <w:r>
-        <w:rPr>
-          <w:rFonts w:ascii="宋体" w:hAnsi="宋体" w:hint="eastAsia"/>
-          <w:sz w:val="24"/>
-        </w:rPr>
-        <w:t>处理。针对CPU推理环境下的性能优化需求，本文采用了跳</w:t>
-      </w:r>
-      <w:proofErr w:type="gramStart"/>
-      <w:r>
-        <w:rPr>
-          <w:rFonts w:ascii="宋体" w:hAnsi="宋体" w:hint="eastAsia"/>
-          <w:sz w:val="24"/>
-        </w:rPr>
-        <w:t>帧处理</w:t>
-      </w:r>
-      <w:proofErr w:type="gramEnd"/>
-      <w:r>
-        <w:rPr>
-          <w:rFonts w:ascii="宋体" w:hAnsi="宋体" w:hint="eastAsia"/>
-          <w:sz w:val="24"/>
-        </w:rPr>
-        <w:t>策略、检测结果缓存、置信度阈值过滤等优化措施，有效提升了系统的处理速度。测试结果表明，在720P视频输入条件下，系统CPU推理速度可达15帧/秒以上，满足实时处理的需求。</w:t>
+        <w:t>视频播放功能；后端Flask服务实现了视频上传接口、处理状态查询、MJPEG视频流推送等API。系统采用MySQL数据库存储视频信息和检测结果，使用OpenCV进行视频帧处理。针对CPU推理环境下的性能优化需求，本文采用了跳帧处理策略、检测结果缓存、置信度阈值过滤等优化措施，有效提升了系统的处理速度。测试结果表明，在720P视频输入条件下，系统CPU推理速度可达15帧/秒以上，满足实时处理的需求。</w:t>
       </w:r>
     </w:p>
     <w:p>
@@ -2064,7 +2010,6 @@
         </w:rPr>
       </w:pPr>
       <w:proofErr w:type="spellStart"/>
-      <w:proofErr w:type="gramStart"/>
       <w:r>
         <w:rPr>
           <w:rFonts w:eastAsia="仿宋_GB2312"/>
@@ -2081,29 +2026,12 @@
         <w:t>With</w:t>
       </w:r>
       <w:proofErr w:type="spellEnd"/>
-      <w:proofErr w:type="gramEnd"/>
       <w:r>
         <w:rPr>
           <w:rFonts w:eastAsia="仿宋_GB2312"/>
           <w:sz w:val="24"/>
         </w:rPr>
-        <w:t xml:space="preserve"> the rapid development of deep learning technology, object detection technology has been widely used in video surveillance, automatic driving, intelligent transportation and other fields. Traditional target detection systems often rely on specific hardware platforms or dedicated mobile applications, making it difficult to achieve cross-platform deployment and convenient user experience. This paper designs and implements a video target recognition system based on. NET MAUI framework. It adopts a distributed architecture with front-end and back-end separation. The front-end uses MAUI technology to implement cross-platform applications, the back-end uses Flask framework to provide RESTful API services, and the core detection algorithm uses YOLOv11 deep learning model. The main functions of the system include video file upload, real-time target detection, video stream push, detection result storage and display. The front-end MAUI application implements video list management, video upload, real-time processing status and video playback </w:t>
-      </w:r>
-      <w:proofErr w:type="gramStart"/>
-      <w:r>
-        <w:rPr>
-          <w:rFonts w:eastAsia="仿宋_GB2312"/>
-          <w:sz w:val="24"/>
-        </w:rPr>
-        <w:t>functions ;</w:t>
-      </w:r>
-      <w:proofErr w:type="gramEnd"/>
-      <w:r>
-        <w:rPr>
-          <w:rFonts w:eastAsia="仿宋_GB2312"/>
-          <w:sz w:val="24"/>
-        </w:rPr>
-        <w:t xml:space="preserve"> the back-end Flask service implements APIs such as video upload interface, processing status query, MJPEG video stream push, etc. The system uses MySQL database to store video information and detection results, and uses OpenCV for video frame processing. Aiming at the performance optimization requirements in the CPU inference environment, this paper adopts optimization measures such as frame skipping processing strategy, detection result caching, and confidence threshold filtering, which effectively improves the processing speed of the system. The test results show that the CPU inference speed of the system can reach more than 15 frames per second under the condition of 720P video input, which meets the needs of real-time processing.</w:t>
+        <w:t xml:space="preserve"> the rapid development of deep learning technology, object detection technology has been widely used in video surveillance, automatic driving, intelligent transportation and other fields. Traditional target detection systems often rely on specific hardware platforms or dedicated mobile applications, making it difficult to achieve cross-platform deployment and convenient user experience. This paper designs and implements a video target recognition system based on. NET MAUI framework. It adopts a distributed architecture with front-end and back-end separation. The front-end uses MAUI technology to implement cross-platform applications, the back-end uses Flask framework to provide RESTful API services, and the core detection algorithm uses YOLOv11 deep learning model. The main functions of the system include video file upload, real-time target detection, video stream push, detection result storage and display. The front-end MAUI application implements video list management, video upload, real-time processing status and video playback functions ; the back-end Flask service implements APIs such as video upload interface, processing status query, MJPEG video stream push, etc. The system uses MySQL database to store video information and detection results, and uses OpenCV for video frame processing. Aiming at the performance optimization requirements in the CPU inference environment, this paper adopts optimization measures such as frame skipping processing strategy, detection result caching, and confidence threshold filtering, which effectively improves the processing speed of the system. The test results show that the CPU inference speed of the system can reach more than 15 frames per second under the condition of 720P video input, which meets the needs of real-time processing.</w:t>
       </w:r>
     </w:p>
     <w:p>
@@ -2129,7 +2057,6 @@
       <w:r>
         <w:t xml:space="preserve"> </w:t>
       </w:r>
-      <w:proofErr w:type="gramStart"/>
       <w:r>
         <w:rPr>
           <w:rFonts w:eastAsia="仿宋_GB2312"/>
@@ -2146,23 +2073,29 @@
         </w:rPr>
         <w:t>,</w:t>
       </w:r>
-      <w:proofErr w:type="gramEnd"/>
       <w:r>
         <w:rPr>
           <w:rFonts w:eastAsia="仿宋_GB2312"/>
           <w:b/>
           <w:sz w:val="24"/>
         </w:rPr>
-        <w:t xml:space="preserve"> target </w:t>
-      </w:r>
-      <w:proofErr w:type="gramStart"/>
+        <w:t xml:space="preserve"> target detection </w:t>
+      </w:r>
+      <w:r>
+        <w:rPr>
+          <w:rFonts w:eastAsia="仿宋_GB2312" w:hint="eastAsia"/>
+          <w:b/>
+          <w:sz w:val="24"/>
+        </w:rPr>
+        <w:t>,</w:t>
+      </w:r>
       <w:r>
         <w:rPr>
           <w:rFonts w:eastAsia="仿宋_GB2312"/>
           <w:b/>
           <w:sz w:val="24"/>
         </w:rPr>
-        <w:t xml:space="preserve">detection </w:t>
+        <w:t xml:space="preserve"> yOLOv11 </w:t>
       </w:r>
       <w:r>
         <w:rPr>
@@ -2172,23 +2105,29 @@
         </w:rPr>
         <w:t>,</w:t>
       </w:r>
-      <w:proofErr w:type="gramEnd"/>
       <w:r>
         <w:rPr>
           <w:rFonts w:eastAsia="仿宋_GB2312"/>
           <w:b/>
           <w:sz w:val="24"/>
         </w:rPr>
-        <w:t xml:space="preserve"> yOLOv</w:t>
-      </w:r>
-      <w:proofErr w:type="gramStart"/>
+        <w:t xml:space="preserve"> flask </w:t>
+      </w:r>
+      <w:r>
+        <w:rPr>
+          <w:rFonts w:eastAsia="仿宋_GB2312" w:hint="eastAsia"/>
+          <w:b/>
+          <w:sz w:val="24"/>
+        </w:rPr>
+        <w:t>,</w:t>
+      </w:r>
       <w:r>
         <w:rPr>
           <w:rFonts w:eastAsia="仿宋_GB2312"/>
           <w:b/>
           <w:sz w:val="24"/>
         </w:rPr>
-        <w:t xml:space="preserve">11 </w:t>
+        <w:t xml:space="preserve"> real-time processing </w:t>
       </w:r>
       <w:r>
         <w:rPr>
@@ -2198,59 +2137,6 @@
         </w:rPr>
         <w:t>,</w:t>
       </w:r>
-      <w:proofErr w:type="gramEnd"/>
-      <w:r>
-        <w:rPr>
-          <w:rFonts w:eastAsia="仿宋_GB2312"/>
-          <w:b/>
-          <w:sz w:val="24"/>
-        </w:rPr>
-        <w:t xml:space="preserve"> </w:t>
-      </w:r>
-      <w:proofErr w:type="gramStart"/>
-      <w:r>
-        <w:rPr>
-          <w:rFonts w:eastAsia="仿宋_GB2312"/>
-          <w:b/>
-          <w:sz w:val="24"/>
-        </w:rPr>
-        <w:t xml:space="preserve">flask </w:t>
-      </w:r>
-      <w:r>
-        <w:rPr>
-          <w:rFonts w:eastAsia="仿宋_GB2312" w:hint="eastAsia"/>
-          <w:b/>
-          <w:sz w:val="24"/>
-        </w:rPr>
-        <w:t>,</w:t>
-      </w:r>
-      <w:proofErr w:type="gramEnd"/>
-      <w:r>
-        <w:rPr>
-          <w:rFonts w:eastAsia="仿宋_GB2312"/>
-          <w:b/>
-          <w:sz w:val="24"/>
-        </w:rPr>
-        <w:t xml:space="preserve"> real-time </w:t>
-      </w:r>
-      <w:proofErr w:type="gramStart"/>
-      <w:r>
-        <w:rPr>
-          <w:rFonts w:eastAsia="仿宋_GB2312"/>
-          <w:b/>
-          <w:sz w:val="24"/>
-        </w:rPr>
-        <w:t xml:space="preserve">processing </w:t>
-      </w:r>
-      <w:r>
-        <w:rPr>
-          <w:rFonts w:eastAsia="仿宋_GB2312" w:hint="eastAsia"/>
-          <w:b/>
-          <w:sz w:val="24"/>
-        </w:rPr>
-        <w:t>,</w:t>
-      </w:r>
-      <w:proofErr w:type="gramEnd"/>
       <w:r>
         <w:rPr>
           <w:rFonts w:eastAsia="仿宋_GB2312"/>
@@ -8846,35 +8732,7 @@
         <w:rPr>
           <w:sz w:val="24"/>
         </w:rPr>
-        <w:t>在移动</w:t>
-      </w:r>
-      <w:proofErr w:type="gramStart"/>
-      <w:r>
-        <w:rPr>
-          <w:sz w:val="24"/>
-        </w:rPr>
-        <w:t>端目标</w:t>
-      </w:r>
-      <w:proofErr w:type="gramEnd"/>
-      <w:r>
-        <w:rPr>
-          <w:sz w:val="24"/>
-        </w:rPr>
-        <w:t>检测方面，研究人员也在不断探索新的解决方案。传统的移动</w:t>
-      </w:r>
-      <w:proofErr w:type="gramStart"/>
-      <w:r>
-        <w:rPr>
-          <w:sz w:val="24"/>
-        </w:rPr>
-        <w:t>端目标</w:t>
-      </w:r>
-      <w:proofErr w:type="gramEnd"/>
-      <w:r>
-        <w:rPr>
-          <w:sz w:val="24"/>
-        </w:rPr>
-        <w:t>检测主要依赖于将训练好的模型部署到移动设备上，通过模型压缩、量化等技术降低计算复杂度</w:t>
+        <w:t>在移动端目标检测方面，研究人员也在不断探索新的解决方案。传统的移动端目标检测主要依赖于将训练好的模型部署到移动设备上，通过模型压缩、量化等技术降低计算复杂度</w:t>
       </w:r>
       <w:r>
         <w:rPr>
@@ -9062,21 +8920,7 @@
         <w:rPr>
           <w:sz w:val="24"/>
         </w:rPr>
-        <w:t>采用</w:t>
-      </w:r>
-      <w:proofErr w:type="gramStart"/>
-      <w:r>
-        <w:rPr>
-          <w:sz w:val="24"/>
-        </w:rPr>
-        <w:t>单项目</w:t>
-      </w:r>
-      <w:proofErr w:type="gramEnd"/>
-      <w:r>
-        <w:rPr>
-          <w:sz w:val="24"/>
-        </w:rPr>
-        <w:t>多平台的方式，允许开发者使用统一的代码库构建面向不同平台的应用</w:t>
+        <w:t>采用单项目多平台的方式，允许开发者使用统一的代码库构建面向不同平台的应用</w:t>
       </w:r>
       <w:r>
         <w:rPr>
@@ -9688,21 +9532,7 @@
         <w:rPr>
           <w:sz w:val="24"/>
         </w:rPr>
-        <w:t>的核心特点是</w:t>
-      </w:r>
-      <w:proofErr w:type="gramStart"/>
-      <w:r>
-        <w:rPr>
-          <w:sz w:val="24"/>
-        </w:rPr>
-        <w:t>单项目</w:t>
-      </w:r>
-      <w:proofErr w:type="gramEnd"/>
-      <w:r>
-        <w:rPr>
-          <w:sz w:val="24"/>
-        </w:rPr>
-        <w:t>多平台架构。在</w:t>
+        <w:t>的核心特点是单项目多平台架构。在</w:t>
       </w:r>
       <w:r>
         <w:rPr>
@@ -9810,21 +9640,7 @@
         <w:rPr>
           <w:sz w:val="24"/>
         </w:rPr>
-        <w:t>的</w:t>
-      </w:r>
-      <w:proofErr w:type="gramStart"/>
-      <w:r>
-        <w:rPr>
-          <w:sz w:val="24"/>
-        </w:rPr>
-        <w:t>完全访问</w:t>
-      </w:r>
-      <w:proofErr w:type="gramEnd"/>
-      <w:r>
-        <w:rPr>
-          <w:sz w:val="24"/>
-        </w:rPr>
-        <w:t>能力，开发者可以使用</w:t>
+        <w:t>的完全访问能力，开发者可以使用</w:t>
       </w:r>
       <w:r>
         <w:rPr>
@@ -10132,19 +9948,11 @@
         </w:rPr>
         <w:t>Model</w:t>
       </w:r>
-      <w:proofErr w:type="gramStart"/>
-      <w:r>
-        <w:rPr>
-          <w:sz w:val="24"/>
-        </w:rPr>
-        <w:t>层负责</w:t>
-      </w:r>
-      <w:proofErr w:type="gramEnd"/>
-      <w:r>
-        <w:rPr>
-          <w:sz w:val="24"/>
-        </w:rPr>
-        <w:t>数据模型和业务逻辑，</w:t>
+      <w:r>
+        <w:rPr>
+          <w:sz w:val="24"/>
+        </w:rPr>
+        <w:t>层负责数据模型和业务逻辑，</w:t>
       </w:r>
       <w:r>
         <w:rPr>
@@ -10152,19 +9960,11 @@
         </w:rPr>
         <w:t>View</w:t>
       </w:r>
-      <w:proofErr w:type="gramStart"/>
-      <w:r>
-        <w:rPr>
-          <w:sz w:val="24"/>
-        </w:rPr>
-        <w:t>层负责</w:t>
-      </w:r>
-      <w:proofErr w:type="gramEnd"/>
-      <w:r>
-        <w:rPr>
-          <w:sz w:val="24"/>
-        </w:rPr>
-        <w:t>用户界面展示，</w:t>
+      <w:r>
+        <w:rPr>
+          <w:sz w:val="24"/>
+        </w:rPr>
+        <w:t>层负责用户界面展示，</w:t>
       </w:r>
       <w:proofErr w:type="spellStart"/>
       <w:r>
@@ -10174,19 +9974,11 @@
         <w:t>ViewModel</w:t>
       </w:r>
       <w:proofErr w:type="spellEnd"/>
-      <w:proofErr w:type="gramStart"/>
-      <w:r>
-        <w:rPr>
-          <w:sz w:val="24"/>
-        </w:rPr>
-        <w:t>层负责</w:t>
-      </w:r>
-      <w:proofErr w:type="gramEnd"/>
-      <w:r>
-        <w:rPr>
-          <w:sz w:val="24"/>
-        </w:rPr>
-        <w:t>连接</w:t>
+      <w:r>
+        <w:rPr>
+          <w:sz w:val="24"/>
+        </w:rPr>
+        <w:t>层负责连接</w:t>
       </w:r>
       <w:r>
         <w:rPr>
@@ -10210,21 +10002,7 @@
         <w:rPr>
           <w:sz w:val="24"/>
         </w:rPr>
-        <w:t>，处理用户</w:t>
-      </w:r>
-      <w:proofErr w:type="gramStart"/>
-      <w:r>
-        <w:rPr>
-          <w:sz w:val="24"/>
-        </w:rPr>
-        <w:t>交互和</w:t>
-      </w:r>
-      <w:proofErr w:type="gramEnd"/>
-      <w:r>
-        <w:rPr>
-          <w:sz w:val="24"/>
-        </w:rPr>
-        <w:t>维护界面状态。</w:t>
+        <w:t>，处理用户交互和维护界面状态。</w:t>
       </w:r>
       <w:proofErr w:type="spellStart"/>
       <w:r>
@@ -10729,21 +10507,7 @@
         <w:rPr>
           <w:sz w:val="24"/>
         </w:rPr>
-        <w:t>应用所需的</w:t>
-      </w:r>
-      <w:proofErr w:type="gramStart"/>
-      <w:r>
-        <w:rPr>
-          <w:sz w:val="24"/>
-        </w:rPr>
-        <w:t>最</w:t>
-      </w:r>
-      <w:proofErr w:type="gramEnd"/>
-      <w:r>
-        <w:rPr>
-          <w:sz w:val="24"/>
-        </w:rPr>
-        <w:t>基本功能，其他功能如数据库抽象层、表单验证、用户认证等，都通过扩展来实现。这种设计使得</w:t>
+        <w:t>应用所需的最基本功能，其他功能如数据库抽象层、表单验证、用户认证等，都通过扩展来实现。这种设计使得</w:t>
       </w:r>
       <w:r>
         <w:rPr>
@@ -11008,19 +10772,11 @@
         </w:rPr>
         <w:t>@app.route()</w:t>
       </w:r>
-      <w:proofErr w:type="gramStart"/>
-      <w:r>
-        <w:rPr>
-          <w:sz w:val="24"/>
-        </w:rPr>
-        <w:t>装饰器</w:t>
-      </w:r>
-      <w:proofErr w:type="gramEnd"/>
-      <w:r>
-        <w:rPr>
-          <w:sz w:val="24"/>
-        </w:rPr>
-        <w:t>来定义</w:t>
+      <w:r>
+        <w:rPr>
+          <w:sz w:val="24"/>
+        </w:rPr>
+        <w:t>装饰器来定义</w:t>
       </w:r>
       <w:r>
         <w:rPr>
@@ -11447,21 +11203,7 @@
         <w:rPr>
           <w:sz w:val="24"/>
         </w:rPr>
-        <w:t>采用</w:t>
-      </w:r>
-      <w:proofErr w:type="gramStart"/>
-      <w:r>
-        <w:rPr>
-          <w:sz w:val="24"/>
-        </w:rPr>
-        <w:t>单阶段</w:t>
-      </w:r>
-      <w:proofErr w:type="gramEnd"/>
-      <w:r>
-        <w:rPr>
-          <w:sz w:val="24"/>
-        </w:rPr>
-        <w:t>检测方式，直接在输入图像上预测边界框的位置和类别概率。这种设计使得</w:t>
+        <w:t>采用单阶段检测方式，直接在输入图像上预测边界框的位置和类别概率。这种设计使得</w:t>
       </w:r>
       <w:r>
         <w:rPr>
@@ -11641,21 +11383,7 @@
         <w:rPr>
           <w:sz w:val="24"/>
         </w:rPr>
-        <w:t>还提供了多种</w:t>
-      </w:r>
-      <w:proofErr w:type="gramStart"/>
-      <w:r>
-        <w:rPr>
-          <w:sz w:val="24"/>
-        </w:rPr>
-        <w:t>预训练</w:t>
-      </w:r>
-      <w:proofErr w:type="gramEnd"/>
-      <w:r>
-        <w:rPr>
-          <w:sz w:val="24"/>
-        </w:rPr>
-        <w:t>模型，包括</w:t>
+        <w:t>还提供了多种预训练模型，包括</w:t>
       </w:r>
       <w:r>
         <w:rPr>
@@ -12474,21 +12202,7 @@
         <w:rPr>
           <w:sz w:val="24"/>
         </w:rPr>
-        <w:t>以后的默认存储引擎，支持事务处理、行级锁定、</w:t>
-      </w:r>
-      <w:proofErr w:type="gramStart"/>
-      <w:r>
-        <w:rPr>
-          <w:sz w:val="24"/>
-        </w:rPr>
-        <w:t>外键约束</w:t>
-      </w:r>
-      <w:proofErr w:type="gramEnd"/>
-      <w:r>
-        <w:rPr>
-          <w:sz w:val="24"/>
-        </w:rPr>
-        <w:t>等高级特性，适合需要高并发和数据一致性要求的应用场景</w:t>
+        <w:t>以后的默认存储引擎，支持事务处理、行级锁定、外键约束等高级特性，适合需要高并发和数据一致性要求的应用场景</w:t>
       </w:r>
       <w:r>
         <w:rPr>
@@ -12620,14 +12334,12 @@
         <w:t>pymysql</w:t>
       </w:r>
       <w:proofErr w:type="spellEnd"/>
-      <w:proofErr w:type="gramStart"/>
       <w:r>
         <w:rPr>
           <w:sz w:val="24"/>
         </w:rPr>
         <w:t>等库连接</w:t>
       </w:r>
-      <w:proofErr w:type="gramEnd"/>
       <w:r>
         <w:rPr>
           <w:sz w:val="24"/>
@@ -13071,23 +12783,7 @@
           <w:rFonts w:hint="eastAsia"/>
           <w:sz w:val="24"/>
         </w:rPr>
-        <w:t>类提供了访问摄像头和视频文件的能力，</w:t>
-      </w:r>
-      <w:proofErr w:type="gramStart"/>
-      <w:r>
-        <w:rPr>
-          <w:rFonts w:hint="eastAsia"/>
-          <w:sz w:val="24"/>
-        </w:rPr>
-        <w:t>可以逐帧读取</w:t>
-      </w:r>
-      <w:proofErr w:type="gramEnd"/>
-      <w:r>
-        <w:rPr>
-          <w:rFonts w:hint="eastAsia"/>
-          <w:sz w:val="24"/>
-        </w:rPr>
-        <w:t>视频内容；</w:t>
+        <w:t>类提供了访问摄像头和视频文件的能力，可以逐帧读取视频内容；</w:t>
       </w:r>
       <w:r>
         <w:rPr>
@@ -13751,21 +13447,7 @@
         <w:rPr>
           <w:sz w:val="24"/>
         </w:rPr>
-        <w:t>流推送。生成器</w:t>
-      </w:r>
-      <w:proofErr w:type="gramStart"/>
-      <w:r>
-        <w:rPr>
-          <w:sz w:val="24"/>
-        </w:rPr>
-        <w:t>函数逐帧读取</w:t>
-      </w:r>
-      <w:proofErr w:type="gramEnd"/>
-      <w:r>
-        <w:rPr>
-          <w:sz w:val="24"/>
-        </w:rPr>
-        <w:t>视频，执行处理（如目标检测），然后将处理后的帧编码为</w:t>
+        <w:t>流推送。生成器函数逐帧读取视频，执行处理（如目标检测），然后将处理后的帧编码为</w:t>
       </w:r>
       <w:r>
         <w:rPr>
@@ -14110,19 +13792,11 @@
           <w:sz w:val="24"/>
         </w:rPr>
       </w:pPr>
-      <w:proofErr w:type="gramStart"/>
-      <w:r>
-        <w:rPr>
-          <w:sz w:val="24"/>
-        </w:rPr>
-        <w:t>据业务</w:t>
-      </w:r>
-      <w:proofErr w:type="gramEnd"/>
-      <w:r>
-        <w:rPr>
-          <w:sz w:val="24"/>
-        </w:rPr>
-        <w:t>需求，系统分为前端应用和后端服务两个部分，前端应用的功能需求包括</w:t>
+      <w:r>
+        <w:rPr>
+          <w:sz w:val="24"/>
+        </w:rPr>
+        <w:t>据业务需求，系统分为前端应用和后端服务两个部分，前端应用的功能需求包括</w:t>
       </w:r>
       <w:r>
         <w:rPr>
@@ -14299,35 +13973,7 @@
         <w:rPr>
           <w:sz w:val="24"/>
         </w:rPr>
-        <w:t>等常见视频格式；显示已选择的文件名；执行上</w:t>
-      </w:r>
-      <w:proofErr w:type="gramStart"/>
-      <w:r>
-        <w:rPr>
-          <w:sz w:val="24"/>
-        </w:rPr>
-        <w:t>传操作</w:t>
-      </w:r>
-      <w:proofErr w:type="gramEnd"/>
-      <w:r>
-        <w:rPr>
-          <w:sz w:val="24"/>
-        </w:rPr>
-        <w:t>并显示上传进度；上</w:t>
-      </w:r>
-      <w:proofErr w:type="gramStart"/>
-      <w:r>
-        <w:rPr>
-          <w:sz w:val="24"/>
-        </w:rPr>
-        <w:t>传成功</w:t>
-      </w:r>
-      <w:proofErr w:type="gramEnd"/>
-      <w:r>
-        <w:rPr>
-          <w:sz w:val="24"/>
-        </w:rPr>
-        <w:t>后自动跳转到处理页面。</w:t>
+        <w:t>等常见视频格式；显示已选择的文件名；执行上传操作并显示上传进度；上传成功后自动跳转到处理页面。</w:t>
       </w:r>
     </w:p>
     <w:p>
@@ -14406,21 +14052,7 @@
         <w:rPr>
           <w:sz w:val="24"/>
         </w:rPr>
-        <w:t>）；实时更新处理进度百分比；显示当前处理帧数</w:t>
-      </w:r>
-      <w:proofErr w:type="gramStart"/>
-      <w:r>
-        <w:rPr>
-          <w:sz w:val="24"/>
-        </w:rPr>
-        <w:t>和总帧数</w:t>
-      </w:r>
-      <w:proofErr w:type="gramEnd"/>
-      <w:r>
-        <w:rPr>
-          <w:sz w:val="24"/>
-        </w:rPr>
-        <w:t>；显示处理速度（</w:t>
+        <w:t>）；实时更新处理进度百分比；显示当前处理帧数和总帧数；显示处理速度（</w:t>
       </w:r>
       <w:r>
         <w:rPr>
@@ -15230,21 +14862,7 @@
         <w:rPr>
           <w:sz w:val="24"/>
         </w:rPr>
-        <w:t>这个辅助库来简化代码实现，这样开发复杂度就降下来了，代码也更</w:t>
-      </w:r>
-      <w:proofErr w:type="gramStart"/>
-      <w:r>
-        <w:rPr>
-          <w:sz w:val="24"/>
-        </w:rPr>
-        <w:t>容易维护</w:t>
-      </w:r>
-      <w:proofErr w:type="gramEnd"/>
-      <w:r>
-        <w:rPr>
-          <w:sz w:val="24"/>
-        </w:rPr>
-        <w:t>和测试。界面和业务逻辑之间的分离也更清楚。前后端通信方面，前端通过</w:t>
+        <w:t>这个辅助库来简化代码实现，这样开发复杂度就降下来了，代码也更容易维护和测试。界面和业务逻辑之间的分离也更清楚。前后端通信方面，前端通过</w:t>
       </w:r>
       <w:r>
         <w:rPr>
@@ -15434,21 +15052,7 @@
           <w:sz w:val="24"/>
         </w:rPr>
         <w:lastRenderedPageBreak/>
-        <w:t>数据</w:t>
-      </w:r>
-      <w:proofErr w:type="gramStart"/>
-      <w:r>
-        <w:rPr>
-          <w:sz w:val="24"/>
-        </w:rPr>
-        <w:t>存储层用的</w:t>
-      </w:r>
-      <w:proofErr w:type="gramEnd"/>
-      <w:r>
-        <w:rPr>
-          <w:sz w:val="24"/>
-        </w:rPr>
-        <w:t>是</w:t>
+        <w:t>数据存储层用的是</w:t>
       </w:r>
       <w:r>
         <w:rPr>
@@ -15914,19 +15518,11 @@
         </w:rPr>
         <w:t>ID</w:t>
       </w:r>
-      <w:proofErr w:type="gramStart"/>
-      <w:r>
-        <w:rPr>
-          <w:sz w:val="24"/>
-        </w:rPr>
-        <w:t>是外键关联</w:t>
-      </w:r>
-      <w:proofErr w:type="gramEnd"/>
-      <w:r>
-        <w:rPr>
-          <w:sz w:val="24"/>
-        </w:rPr>
-        <w:t>到</w:t>
+      <w:r>
+        <w:rPr>
+          <w:sz w:val="24"/>
+        </w:rPr>
+        <w:t>是外键关联到</w:t>
       </w:r>
       <w:r>
         <w:rPr>
@@ -16725,19 +16321,11 @@
                 <w:szCs w:val="21"/>
               </w:rPr>
             </w:pPr>
-            <w:proofErr w:type="gramStart"/>
             <w:r>
               <w:rPr>
                 <w:szCs w:val="21"/>
               </w:rPr>
-              <w:t>VARCHAR(</w:t>
-            </w:r>
-            <w:proofErr w:type="gramEnd"/>
-            <w:r>
-              <w:rPr>
-                <w:szCs w:val="21"/>
-              </w:rPr>
-              <w:t>255)</w:t>
+              <w:t>VARCHAR(255)</w:t>
             </w:r>
           </w:p>
         </w:tc>
@@ -16812,19 +16400,11 @@
                 <w:szCs w:val="21"/>
               </w:rPr>
             </w:pPr>
-            <w:proofErr w:type="gramStart"/>
             <w:r>
               <w:rPr>
                 <w:szCs w:val="21"/>
               </w:rPr>
-              <w:t>VARCHAR(</w:t>
-            </w:r>
-            <w:proofErr w:type="gramEnd"/>
-            <w:r>
-              <w:rPr>
-                <w:szCs w:val="21"/>
-              </w:rPr>
-              <w:t>500)</w:t>
+              <w:t>VARCHAR(500)</w:t>
             </w:r>
           </w:p>
         </w:tc>
@@ -16895,19 +16475,11 @@
                 <w:szCs w:val="21"/>
               </w:rPr>
             </w:pPr>
-            <w:proofErr w:type="gramStart"/>
             <w:r>
               <w:rPr>
                 <w:szCs w:val="21"/>
               </w:rPr>
-              <w:t>VARCHAR(</w:t>
-            </w:r>
-            <w:proofErr w:type="gramEnd"/>
-            <w:r>
-              <w:rPr>
-                <w:szCs w:val="21"/>
-              </w:rPr>
-              <w:t>20)</w:t>
+              <w:t>VARCHAR(20)</w:t>
             </w:r>
           </w:p>
         </w:tc>
@@ -17006,16 +16578,8 @@
               <w:rPr>
                 <w:szCs w:val="21"/>
               </w:rPr>
-              <w:t>上</w:t>
+              <w:t>上传时间</w:t>
             </w:r>
-            <w:proofErr w:type="gramStart"/>
-            <w:r>
-              <w:rPr>
-                <w:szCs w:val="21"/>
-              </w:rPr>
-              <w:t>传时间</w:t>
-            </w:r>
-            <w:proofErr w:type="gramEnd"/>
           </w:p>
         </w:tc>
       </w:tr>
@@ -17139,19 +16703,11 @@
                 <w:szCs w:val="21"/>
               </w:rPr>
             </w:pPr>
-            <w:proofErr w:type="gramStart"/>
             <w:r>
               <w:rPr>
                 <w:szCs w:val="21"/>
               </w:rPr>
-              <w:t>VARCHAR(</w:t>
-            </w:r>
-            <w:proofErr w:type="gramEnd"/>
-            <w:r>
-              <w:rPr>
-                <w:szCs w:val="21"/>
-              </w:rPr>
-              <w:t>20)</w:t>
+              <w:t>VARCHAR(20)</w:t>
             </w:r>
           </w:p>
         </w:tc>
@@ -17245,7 +16801,6 @@
                 <w:szCs w:val="21"/>
               </w:rPr>
             </w:pPr>
-            <w:proofErr w:type="gramStart"/>
             <w:r>
               <w:rPr>
                 <w:rFonts w:hint="eastAsia"/>
@@ -17253,7 +16808,6 @@
               </w:rPr>
               <w:t>帧率</w:t>
             </w:r>
-            <w:proofErr w:type="gramEnd"/>
           </w:p>
         </w:tc>
       </w:tr>
@@ -17301,19 +16855,11 @@
                 <w:szCs w:val="21"/>
               </w:rPr>
             </w:pPr>
-            <w:proofErr w:type="gramStart"/>
             <w:r>
               <w:rPr>
                 <w:szCs w:val="21"/>
               </w:rPr>
-              <w:t>VARCHAR(</w:t>
-            </w:r>
-            <w:proofErr w:type="gramEnd"/>
-            <w:r>
-              <w:rPr>
-                <w:szCs w:val="21"/>
-              </w:rPr>
-              <w:t>500)</w:t>
+              <w:t>VARCHAR(500)</w:t>
             </w:r>
           </w:p>
         </w:tc>
@@ -17997,16 +17543,8 @@
               <w:rPr>
                 <w:szCs w:val="21"/>
               </w:rPr>
-              <w:t>，</w:t>
+              <w:t>，外键</w:t>
             </w:r>
-            <w:proofErr w:type="gramStart"/>
-            <w:r>
-              <w:rPr>
-                <w:szCs w:val="21"/>
-              </w:rPr>
-              <w:t>外键</w:t>
-            </w:r>
-            <w:proofErr w:type="gramEnd"/>
           </w:p>
         </w:tc>
       </w:tr>
@@ -18054,19 +17592,11 @@
                 <w:szCs w:val="21"/>
               </w:rPr>
             </w:pPr>
-            <w:proofErr w:type="gramStart"/>
             <w:r>
               <w:rPr>
                 <w:szCs w:val="21"/>
               </w:rPr>
-              <w:t>VARCHAR(</w:t>
-            </w:r>
-            <w:proofErr w:type="gramEnd"/>
-            <w:r>
-              <w:rPr>
-                <w:szCs w:val="21"/>
-              </w:rPr>
-              <w:t>50)</w:t>
+              <w:t>VARCHAR(50)</w:t>
             </w:r>
           </w:p>
         </w:tc>
@@ -18246,16 +17776,8 @@
               <w:rPr>
                 <w:szCs w:val="21"/>
               </w:rPr>
-              <w:t>上</w:t>
+              <w:t>上传时间</w:t>
             </w:r>
-            <w:proofErr w:type="gramStart"/>
-            <w:r>
-              <w:rPr>
-                <w:szCs w:val="21"/>
-              </w:rPr>
-              <w:t>传时间</w:t>
-            </w:r>
-            <w:proofErr w:type="gramEnd"/>
           </w:p>
         </w:tc>
       </w:tr>
@@ -18324,7 +17846,6 @@
                 <w:szCs w:val="21"/>
               </w:rPr>
             </w:pPr>
-            <w:proofErr w:type="gramStart"/>
             <w:r>
               <w:rPr>
                 <w:rFonts w:hint="eastAsia"/>
@@ -18332,7 +17853,6 @@
               </w:rPr>
               <w:t>边界框左上角</w:t>
             </w:r>
-            <w:proofErr w:type="gramEnd"/>
             <w:r>
               <w:rPr>
                 <w:rFonts w:hint="eastAsia"/>
@@ -18417,14 +17937,12 @@
                 <w:szCs w:val="21"/>
               </w:rPr>
             </w:pPr>
-            <w:proofErr w:type="gramStart"/>
             <w:r>
               <w:rPr>
                 <w:szCs w:val="21"/>
               </w:rPr>
               <w:t>边界框左上角</w:t>
             </w:r>
-            <w:proofErr w:type="gramEnd"/>
             <w:r>
               <w:rPr>
                 <w:szCs w:val="21"/>
@@ -18505,14 +18023,12 @@
                 <w:szCs w:val="21"/>
               </w:rPr>
             </w:pPr>
-            <w:proofErr w:type="gramStart"/>
             <w:r>
               <w:rPr>
                 <w:szCs w:val="21"/>
               </w:rPr>
               <w:t>边界框右下角</w:t>
             </w:r>
-            <w:proofErr w:type="gramEnd"/>
             <w:r>
               <w:rPr>
                 <w:szCs w:val="21"/>
@@ -18593,7 +18109,6 @@
                 <w:szCs w:val="21"/>
               </w:rPr>
             </w:pPr>
-            <w:proofErr w:type="gramStart"/>
             <w:r>
               <w:rPr>
                 <w:rFonts w:hint="eastAsia"/>
@@ -18601,7 +18116,6 @@
               </w:rPr>
               <w:t>边界框右下角</w:t>
             </w:r>
-            <w:proofErr w:type="gramEnd"/>
             <w:r>
               <w:rPr>
                 <w:rFonts w:hint="eastAsia"/>
@@ -19600,7 +19114,6 @@
               <w:t>/</w:t>
             </w:r>
             <w:proofErr w:type="spellStart"/>
-            <w:proofErr w:type="gramStart"/>
             <w:r>
               <w:rPr>
                 <w:sz w:val="24"/>
@@ -19608,7 +19121,6 @@
               <w:t>api</w:t>
             </w:r>
             <w:proofErr w:type="spellEnd"/>
-            <w:proofErr w:type="gramEnd"/>
             <w:r>
               <w:rPr>
                 <w:sz w:val="24"/>
@@ -19792,7 +19304,6 @@
               <w:t>/</w:t>
             </w:r>
             <w:proofErr w:type="spellStart"/>
-            <w:proofErr w:type="gramStart"/>
             <w:r>
               <w:rPr>
                 <w:sz w:val="24"/>
@@ -19800,7 +19311,6 @@
               <w:t>api</w:t>
             </w:r>
             <w:proofErr w:type="spellEnd"/>
-            <w:proofErr w:type="gramEnd"/>
             <w:r>
               <w:rPr>
                 <w:sz w:val="24"/>
@@ -19984,7 +19494,6 @@
               <w:t>/</w:t>
             </w:r>
             <w:proofErr w:type="spellStart"/>
-            <w:proofErr w:type="gramStart"/>
             <w:r>
               <w:rPr>
                 <w:sz w:val="24"/>
@@ -19992,7 +19501,6 @@
               <w:t>api</w:t>
             </w:r>
             <w:proofErr w:type="spellEnd"/>
-            <w:proofErr w:type="gramEnd"/>
             <w:r>
               <w:rPr>
                 <w:sz w:val="24"/>
@@ -20076,7 +19584,6 @@
               <w:t>/</w:t>
             </w:r>
             <w:proofErr w:type="spellStart"/>
-            <w:proofErr w:type="gramStart"/>
             <w:r>
               <w:rPr>
                 <w:iCs/>
@@ -20085,7 +19592,6 @@
               <w:t>api</w:t>
             </w:r>
             <w:proofErr w:type="spellEnd"/>
-            <w:proofErr w:type="gramEnd"/>
             <w:r>
               <w:rPr>
                 <w:iCs/>
@@ -20174,16 +19680,8 @@
               <w:rPr>
                 <w:sz w:val="24"/>
               </w:rPr>
-              <w:t>/</w:t>
+              <w:t>/health</w:t>
             </w:r>
-            <w:proofErr w:type="gramStart"/>
-            <w:r>
-              <w:rPr>
-                <w:sz w:val="24"/>
-              </w:rPr>
-              <w:t>health</w:t>
-            </w:r>
-            <w:proofErr w:type="gramEnd"/>
           </w:p>
         </w:tc>
         <w:tc>
@@ -20468,21 +19966,12 @@
         </w:rPr>
         <w:t xml:space="preserve"> </w:t>
       </w:r>
-      <w:proofErr w:type="gramStart"/>
-      <w:r>
-        <w:rPr>
-          <w:rFonts w:hint="eastAsia"/>
-          <w:sz w:val="24"/>
-        </w:rPr>
-        <w:t>基类实现</w:t>
-      </w:r>
-      <w:proofErr w:type="gramEnd"/>
-      <w:r>
-        <w:rPr>
-          <w:rFonts w:hint="eastAsia"/>
-          <w:sz w:val="24"/>
-        </w:rPr>
-        <w:t>各页面业务逻辑与数据交互，</w:t>
+      <w:r>
+        <w:rPr>
+          <w:rFonts w:hint="eastAsia"/>
+          <w:sz w:val="24"/>
+        </w:rPr>
+        <w:t>基类实现各页面业务逻辑与数据交互，</w:t>
       </w:r>
       <w:r>
         <w:rPr>
@@ -21823,23 +21312,7 @@
           <w:rFonts w:hint="eastAsia"/>
           <w:sz w:val="24"/>
         </w:rPr>
-        <w:t>处理上</w:t>
-      </w:r>
-      <w:proofErr w:type="gramStart"/>
-      <w:r>
-        <w:rPr>
-          <w:rFonts w:hint="eastAsia"/>
-          <w:sz w:val="24"/>
-        </w:rPr>
-        <w:t>传状态</w:t>
-      </w:r>
-      <w:proofErr w:type="gramEnd"/>
-      <w:r>
-        <w:rPr>
-          <w:rFonts w:hint="eastAsia"/>
-          <w:sz w:val="24"/>
-        </w:rPr>
-        <w:t>和导航</w:t>
+        <w:t>处理上传状态和导航</w:t>
       </w:r>
       <w:r>
         <w:rPr>
@@ -25459,23 +24932,7 @@
           <w:rFonts w:hint="eastAsia"/>
           <w:sz w:val="24"/>
         </w:rPr>
-        <w:t>跳</w:t>
-      </w:r>
-      <w:proofErr w:type="gramStart"/>
-      <w:r>
-        <w:rPr>
-          <w:rFonts w:hint="eastAsia"/>
-          <w:sz w:val="24"/>
-        </w:rPr>
-        <w:t>帧处理</w:t>
-      </w:r>
-      <w:proofErr w:type="gramEnd"/>
-      <w:r>
-        <w:rPr>
-          <w:rFonts w:hint="eastAsia"/>
-          <w:sz w:val="24"/>
-        </w:rPr>
-        <w:t>是提升处理速度的关键策略。</w:t>
+        <w:t>跳帧处理是提升处理速度的关键策略。</w:t>
       </w:r>
       <w:r>
         <w:rPr>
@@ -25569,39 +25026,7 @@
           <w:rFonts w:hint="eastAsia"/>
           <w:sz w:val="24"/>
         </w:rPr>
-        <w:t>实现逻辑为在</w:t>
-      </w:r>
-      <w:proofErr w:type="gramStart"/>
-      <w:r>
-        <w:rPr>
-          <w:rFonts w:hint="eastAsia"/>
-          <w:sz w:val="24"/>
-        </w:rPr>
-        <w:t>主处理</w:t>
-      </w:r>
-      <w:proofErr w:type="gramEnd"/>
-      <w:r>
-        <w:rPr>
-          <w:rFonts w:hint="eastAsia"/>
-          <w:sz w:val="24"/>
-        </w:rPr>
-        <w:t>循环中判断当前</w:t>
-      </w:r>
-      <w:proofErr w:type="gramStart"/>
-      <w:r>
-        <w:rPr>
-          <w:rFonts w:hint="eastAsia"/>
-          <w:sz w:val="24"/>
-        </w:rPr>
-        <w:t>帧</w:t>
-      </w:r>
-      <w:proofErr w:type="gramEnd"/>
-      <w:r>
-        <w:rPr>
-          <w:rFonts w:hint="eastAsia"/>
-          <w:sz w:val="24"/>
-        </w:rPr>
-        <w:t>是否需要处理（</w:t>
+        <w:t>实现逻辑为在主处理循环中判断当前帧是否需要处理（</w:t>
       </w:r>
       <w:proofErr w:type="spellStart"/>
       <w:r>
@@ -25850,21 +25275,12 @@
         </w:rPr>
         <w:t>GPU</w:t>
       </w:r>
-      <w:proofErr w:type="gramStart"/>
-      <w:r>
-        <w:rPr>
-          <w:rFonts w:hint="eastAsia"/>
-          <w:sz w:val="24"/>
-        </w:rPr>
-        <w:t>不</w:t>
-      </w:r>
-      <w:proofErr w:type="gramEnd"/>
-      <w:r>
-        <w:rPr>
-          <w:rFonts w:hint="eastAsia"/>
-          <w:sz w:val="24"/>
-        </w:rPr>
-        <w:t>可用时的错误。同时指定</w:t>
+      <w:r>
+        <w:rPr>
+          <w:rFonts w:hint="eastAsia"/>
+          <w:sz w:val="24"/>
+        </w:rPr>
+        <w:t>不可用时的错误。同时指定</w:t>
       </w:r>
       <w:proofErr w:type="spellStart"/>
       <w:r>
@@ -27870,17 +27286,8 @@
                 <w:rFonts w:hint="eastAsia"/>
                 <w:szCs w:val="21"/>
               </w:rPr>
-              <w:t>观察视频</w:t>
+              <w:t>观察视频流显示</w:t>
             </w:r>
-            <w:proofErr w:type="gramStart"/>
-            <w:r>
-              <w:rPr>
-                <w:rFonts w:hint="eastAsia"/>
-                <w:szCs w:val="21"/>
-              </w:rPr>
-              <w:t>流显示</w:t>
-            </w:r>
-            <w:proofErr w:type="gramEnd"/>
           </w:p>
         </w:tc>
         <w:tc>
@@ -29529,21 +28936,7 @@
         <w:rPr>
           <w:sz w:val="24"/>
         </w:rPr>
-        <w:t>视频</w:t>
-      </w:r>
-      <w:proofErr w:type="gramStart"/>
-      <w:r>
-        <w:rPr>
-          <w:sz w:val="24"/>
-        </w:rPr>
-        <w:t>流播放核心</w:t>
-      </w:r>
-      <w:proofErr w:type="gramEnd"/>
-      <w:r>
-        <w:rPr>
-          <w:sz w:val="24"/>
-        </w:rPr>
-        <w:t>功能运行稳定；</w:t>
+        <w:t>视频流播放核心功能运行稳定；</w:t>
       </w:r>
       <w:r>
         <w:rPr>
@@ -29686,14 +29079,7 @@
         <w:rPr>
           <w:sz w:val="24"/>
         </w:rPr>
-        <w:t>采用前后端分离的分布式架构模式，</w:t>
-      </w:r>
-      <w:proofErr w:type="gramStart"/>
-      <w:r>
-        <w:rPr>
-          <w:sz w:val="24"/>
-        </w:rPr>
-        <w:t>前端</w:t>
+        <w:t>采用前后端分离的分布式架构模式，前端</w:t>
       </w:r>
       <w:r>
         <w:rPr>
@@ -29702,7 +29088,6 @@
         </w:rPr>
         <w:t>靠</w:t>
       </w:r>
-      <w:proofErr w:type="gramEnd"/>
       <w:r>
         <w:rPr>
           <w:sz w:val="24"/>
@@ -30012,21 +29397,7 @@
         <w:rPr>
           <w:sz w:val="24"/>
         </w:rPr>
-        <w:t>这个类里面。为了提高后端服务的处理效率和响应速度，还针对性地做了跳</w:t>
-      </w:r>
-      <w:proofErr w:type="gramStart"/>
-      <w:r>
-        <w:rPr>
-          <w:sz w:val="24"/>
-        </w:rPr>
-        <w:t>帧处理</w:t>
-      </w:r>
-      <w:proofErr w:type="gramEnd"/>
-      <w:r>
-        <w:rPr>
-          <w:sz w:val="24"/>
-        </w:rPr>
-        <w:t>和结果缓存这些优化策略</w:t>
+        <w:t>这个类里面。为了提高后端服务的处理效率和响应速度，还针对性地做了跳帧处理和结果缓存这些优化策略</w:t>
       </w:r>
       <w:r>
         <w:rPr>
@@ -30252,19 +29623,11 @@
         </w:rPr>
         <w:t>了</w:t>
       </w:r>
-      <w:proofErr w:type="gramStart"/>
-      <w:r>
-        <w:rPr>
-          <w:sz w:val="24"/>
-        </w:rPr>
-        <w:t>证系统</w:t>
-      </w:r>
-      <w:proofErr w:type="gramEnd"/>
-      <w:r>
-        <w:rPr>
-          <w:sz w:val="24"/>
-        </w:rPr>
-        <w:t>的功能完整性与性能达标情况，本文设计了功能测试方案</w:t>
+      <w:r>
+        <w:rPr>
+          <w:sz w:val="24"/>
+        </w:rPr>
+        <w:t>证系统的功能完整性与性能达标情况，本文设计了功能测试方案</w:t>
       </w:r>
       <w:r>
         <w:rPr>
@@ -30387,33 +29750,11 @@
         </w:rPr>
         <w:t>MJPEG</w:t>
       </w:r>
-      <w:proofErr w:type="gramStart"/>
-      <w:r>
-        <w:rPr>
-          <w:sz w:val="24"/>
-        </w:rPr>
-        <w:t>流显示</w:t>
-      </w:r>
-      <w:proofErr w:type="gramEnd"/>
-      <w:r>
-        <w:rPr>
-          <w:sz w:val="24"/>
-        </w:rPr>
-        <w:t>方案，解决了移动平台视频</w:t>
-      </w:r>
-      <w:proofErr w:type="gramStart"/>
-      <w:r>
-        <w:rPr>
-          <w:sz w:val="24"/>
-        </w:rPr>
-        <w:t>流显示</w:t>
-      </w:r>
-      <w:proofErr w:type="gramEnd"/>
-      <w:r>
-        <w:rPr>
-          <w:sz w:val="24"/>
-        </w:rPr>
-        <w:t>的跨域限制问题。综合运用跳帧处理、结果缓存、轻量模型、绘制优化等多种策略，在</w:t>
+      <w:r>
+        <w:rPr>
+          <w:sz w:val="24"/>
+        </w:rPr>
+        <w:t>流显示方案，解决了移动平台视频流显示的跨域限制问题。综合运用跳帧处理、结果缓存、轻量模型、绘制优化等多种策略，在</w:t>
       </w:r>
       <w:r>
         <w:rPr>
@@ -30572,23 +29913,7 @@
           <w:rFonts w:hint="eastAsia"/>
           <w:sz w:val="24"/>
         </w:rPr>
-        <w:t>针对移动平台上视频</w:t>
-      </w:r>
-      <w:proofErr w:type="gramStart"/>
-      <w:r>
-        <w:rPr>
-          <w:rFonts w:hint="eastAsia"/>
-          <w:sz w:val="24"/>
-        </w:rPr>
-        <w:t>流显示</w:t>
-      </w:r>
-      <w:proofErr w:type="gramEnd"/>
-      <w:r>
-        <w:rPr>
-          <w:rFonts w:hint="eastAsia"/>
-          <w:sz w:val="24"/>
-        </w:rPr>
-        <w:t>经常遇到的跨域问题，我们提出了一种基于</w:t>
+        <w:t>针对移动平台上视频流显示经常遇到的跨域问题，我们提出了一种基于</w:t>
       </w:r>
       <w:r>
         <w:rPr>
@@ -30625,21 +29950,12 @@
         </w:rPr>
         <w:t>MJPEG</w:t>
       </w:r>
-      <w:proofErr w:type="gramStart"/>
-      <w:r>
-        <w:rPr>
-          <w:rFonts w:hint="eastAsia"/>
-          <w:sz w:val="24"/>
-        </w:rPr>
-        <w:t>流显示</w:t>
-      </w:r>
-      <w:proofErr w:type="gramEnd"/>
-      <w:r>
-        <w:rPr>
-          <w:rFonts w:hint="eastAsia"/>
-          <w:sz w:val="24"/>
-        </w:rPr>
-        <w:t>方案</w:t>
+      <w:r>
+        <w:rPr>
+          <w:rFonts w:hint="eastAsia"/>
+          <w:sz w:val="24"/>
+        </w:rPr>
+        <w:t>流显示方案</w:t>
       </w:r>
       <w:r>
         <w:rPr>
@@ -30946,23 +30262,7 @@
           <w:rFonts w:hint="eastAsia"/>
           <w:sz w:val="24"/>
         </w:rPr>
-        <w:t>这类成熟的目标跟踪算法，把不同</w:t>
-      </w:r>
-      <w:proofErr w:type="gramStart"/>
-      <w:r>
-        <w:rPr>
-          <w:rFonts w:hint="eastAsia"/>
-          <w:sz w:val="24"/>
-        </w:rPr>
-        <w:t>视频帧里出现</w:t>
-      </w:r>
-      <w:proofErr w:type="gramEnd"/>
-      <w:r>
-        <w:rPr>
-          <w:rFonts w:hint="eastAsia"/>
-          <w:sz w:val="24"/>
-        </w:rPr>
-        <w:t>的同一个目标关联起来，形成连续的运动轨迹，从而让系统能覆盖更多的应用场景。</w:t>
+        <w:t>这类成熟的目标跟踪算法，把不同视频帧里出现的同一个目标关联起来，形成连续的运动轨迹，从而让系统能覆盖更多的应用场景。</w:t>
       </w:r>
     </w:p>
     <w:p>
@@ -30981,23 +30281,7 @@
           <w:rFonts w:hint="eastAsia"/>
           <w:sz w:val="24"/>
         </w:rPr>
-        <w:t>模型灵活性也是个问题。目前检测模型是固定的，不能换。未来可以增加模型在线更新的功能，允许用户自己上传自定义模型，或者在系统里内置多种</w:t>
-      </w:r>
-      <w:proofErr w:type="gramStart"/>
-      <w:r>
-        <w:rPr>
-          <w:rFonts w:hint="eastAsia"/>
-          <w:sz w:val="24"/>
-        </w:rPr>
-        <w:t>预训练</w:t>
-      </w:r>
-      <w:proofErr w:type="gramEnd"/>
-      <w:r>
-        <w:rPr>
-          <w:rFonts w:hint="eastAsia"/>
-          <w:sz w:val="24"/>
-        </w:rPr>
-        <w:t>模型供大家选择，这样就能适应不同场景下的检测需求，系统的通用性也会更强。</w:t>
+        <w:t>模型灵活性也是个问题。目前检测模型是固定的，不能换。未来可以增加模型在线更新的功能，允许用户自己上传自定义模型，或者在系统里内置多种预训练模型供大家选择，这样就能适应不同场景下的检测需求，系统的通用性也会更强。</w:t>
       </w:r>
     </w:p>
     <w:p>
@@ -31077,23 +30361,7 @@
           <w:rFonts w:hint="eastAsia"/>
           <w:sz w:val="24"/>
         </w:rPr>
-        <w:t>平台上，移动端的适配还有不少提升空间。以后可以针对</w:t>
-      </w:r>
-      <w:proofErr w:type="gramStart"/>
-      <w:r>
-        <w:rPr>
-          <w:rFonts w:hint="eastAsia"/>
-          <w:sz w:val="24"/>
-        </w:rPr>
-        <w:t>移动端做更多</w:t>
-      </w:r>
-      <w:proofErr w:type="gramEnd"/>
-      <w:r>
-        <w:rPr>
-          <w:rFonts w:hint="eastAsia"/>
-          <w:sz w:val="24"/>
-        </w:rPr>
-        <w:t>性能和体验上的优化，比如加强对</w:t>
+        <w:t>平台上，移动端的适配还有不少提升空间。以后可以针对移动端做更多性能和体验上的优化，比如加强对</w:t>
       </w:r>
       <w:r>
         <w:rPr>
@@ -31135,23 +30403,7 @@
           <w:rFonts w:hint="eastAsia"/>
           <w:sz w:val="24"/>
         </w:rPr>
-        <w:t>这些移动网络的适配能力，优化算法逻辑来减少电量消耗，让移动</w:t>
-      </w:r>
-      <w:proofErr w:type="gramStart"/>
-      <w:r>
-        <w:rPr>
-          <w:rFonts w:hint="eastAsia"/>
-          <w:sz w:val="24"/>
-        </w:rPr>
-        <w:t>端用户</w:t>
-      </w:r>
-      <w:proofErr w:type="gramEnd"/>
-      <w:r>
-        <w:rPr>
-          <w:rFonts w:hint="eastAsia"/>
-          <w:sz w:val="24"/>
-        </w:rPr>
-        <w:t>用起来更顺手。</w:t>
+        <w:t>这些移动网络的适配能力，优化算法逻辑来减少电量消耗，让移动端用户用起来更顺手。</w:t>
       </w:r>
     </w:p>
     <w:p>
@@ -31501,21 +30753,7 @@
         <w:rPr>
           <w:szCs w:val="21"/>
         </w:rPr>
-        <w:t>中国</w:t>
-      </w:r>
-      <w:proofErr w:type="gramStart"/>
-      <w:r>
-        <w:rPr>
-          <w:szCs w:val="21"/>
-        </w:rPr>
-        <w:t>图象</w:t>
-      </w:r>
-      <w:proofErr w:type="gramEnd"/>
-      <w:r>
-        <w:rPr>
-          <w:szCs w:val="21"/>
-        </w:rPr>
-        <w:t>图形学报</w:t>
+        <w:t>中国图象图形学报</w:t>
       </w:r>
       <w:r>
         <w:rPr>
@@ -31820,14 +31058,12 @@
         </w:rPr>
         <w:t xml:space="preserve">, </w:t>
       </w:r>
-      <w:proofErr w:type="gramStart"/>
       <w:r>
         <w:rPr>
           <w:szCs w:val="21"/>
         </w:rPr>
         <w:t>孙汉卿</w:t>
       </w:r>
-      <w:proofErr w:type="gramEnd"/>
       <w:r>
         <w:rPr>
           <w:szCs w:val="21"/>
@@ -31862,21 +31098,7 @@
         <w:rPr>
           <w:szCs w:val="21"/>
         </w:rPr>
-        <w:t>中国</w:t>
-      </w:r>
-      <w:proofErr w:type="gramStart"/>
-      <w:r>
-        <w:rPr>
-          <w:szCs w:val="21"/>
-        </w:rPr>
-        <w:t>图象</w:t>
-      </w:r>
-      <w:proofErr w:type="gramEnd"/>
-      <w:r>
-        <w:rPr>
-          <w:szCs w:val="21"/>
-        </w:rPr>
-        <w:t>图形学报</w:t>
+        <w:t>中国图象图形学报</w:t>
       </w:r>
       <w:r>
         <w:rPr>
@@ -31929,7 +31151,6 @@
         </w:rPr>
         <w:t>,</w:t>
       </w:r>
-      <w:proofErr w:type="gramStart"/>
       <w:r>
         <w:rPr>
           <w:rFonts w:hint="eastAsia"/>
@@ -31937,7 +31158,6 @@
         </w:rPr>
         <w:t>公维军</w:t>
       </w:r>
-      <w:proofErr w:type="gramEnd"/>
       <w:r>
         <w:rPr>
           <w:rFonts w:hint="eastAsia"/>
@@ -32063,7 +31283,6 @@
         </w:rPr>
       </w:pPr>
       <w:bookmarkStart w:id="64" w:name="_Ref226306818"/>
-      <w:proofErr w:type="gramStart"/>
       <w:r>
         <w:rPr>
           <w:rFonts w:hint="eastAsia"/>
@@ -32071,7 +31290,6 @@
         </w:rPr>
         <w:t>叶锋</w:t>
       </w:r>
-      <w:proofErr w:type="gramEnd"/>
       <w:r>
         <w:rPr>
           <w:rFonts w:hint="eastAsia"/>
@@ -32133,23 +31351,7 @@
           <w:rFonts w:hint="eastAsia"/>
           <w:szCs w:val="21"/>
         </w:rPr>
-        <w:t>,2015,(15):</w:t>
-      </w:r>
-      <w:proofErr w:type="gramStart"/>
-      <w:r>
-        <w:rPr>
-          <w:rFonts w:hint="eastAsia"/>
-          <w:szCs w:val="21"/>
-        </w:rPr>
-        <w:t>27-28.DOI:10.16184/j.cnki.comprg</w:t>
-      </w:r>
-      <w:proofErr w:type="gramEnd"/>
-      <w:r>
-        <w:rPr>
-          <w:rFonts w:hint="eastAsia"/>
-          <w:szCs w:val="21"/>
-        </w:rPr>
-        <w:t>.2015.15.010.</w:t>
+        <w:t>,2015,(15):27-28.DOI:10.16184/j.cnki.comprg.2015.15.010.</w:t>
       </w:r>
       <w:bookmarkEnd w:id="64"/>
     </w:p>
@@ -32233,7 +31435,6 @@
         </w:rPr>
       </w:pPr>
       <w:bookmarkStart w:id="66" w:name="_Ref226306943"/>
-      <w:proofErr w:type="gramStart"/>
       <w:r>
         <w:rPr>
           <w:rFonts w:hint="eastAsia"/>
@@ -32241,7 +31442,6 @@
         </w:rPr>
         <w:t>兰旭辉</w:t>
       </w:r>
-      <w:proofErr w:type="gramEnd"/>
       <w:r>
         <w:rPr>
           <w:rFonts w:hint="eastAsia"/>
@@ -32317,23 +31517,7 @@
           <w:rFonts w:hint="eastAsia"/>
           <w:szCs w:val="21"/>
         </w:rPr>
-        <w:t>,2004,(03):442-443+468.DOI:10.16208/</w:t>
-      </w:r>
-      <w:proofErr w:type="gramStart"/>
-      <w:r>
-        <w:rPr>
-          <w:rFonts w:hint="eastAsia"/>
-          <w:szCs w:val="21"/>
-        </w:rPr>
-        <w:t>j.issn</w:t>
-      </w:r>
-      <w:proofErr w:type="gramEnd"/>
-      <w:r>
-        <w:rPr>
-          <w:rFonts w:hint="eastAsia"/>
-          <w:szCs w:val="21"/>
-        </w:rPr>
-        <w:t>1000-7024.2004.03.037.</w:t>
+        <w:t>,2004,(03):442-443+468.DOI:10.16208/j.issn1000-7024.2004.03.037.</w:t>
       </w:r>
       <w:bookmarkEnd w:id="66"/>
     </w:p>
@@ -32352,7 +31536,6 @@
         </w:rPr>
       </w:pPr>
       <w:bookmarkStart w:id="67" w:name="_Ref226306989"/>
-      <w:proofErr w:type="gramStart"/>
       <w:r>
         <w:rPr>
           <w:rFonts w:hint="eastAsia"/>
@@ -32360,7 +31543,6 @@
         </w:rPr>
         <w:t>黄传禄</w:t>
       </w:r>
-      <w:proofErr w:type="gramEnd"/>
       <w:r>
         <w:rPr>
           <w:rFonts w:hint="eastAsia"/>
@@ -32441,7 +31623,6 @@
         </w:rPr>
       </w:pPr>
       <w:bookmarkStart w:id="68" w:name="_Ref226307026"/>
-      <w:proofErr w:type="gramStart"/>
       <w:r>
         <w:rPr>
           <w:rFonts w:hint="eastAsia"/>
@@ -32449,7 +31630,6 @@
         </w:rPr>
         <w:t>贾小军</w:t>
       </w:r>
-      <w:proofErr w:type="gramEnd"/>
       <w:r>
         <w:rPr>
           <w:rFonts w:hint="eastAsia"/>
@@ -32457,7 +31637,6 @@
         </w:rPr>
         <w:t>,</w:t>
       </w:r>
-      <w:proofErr w:type="gramStart"/>
       <w:r>
         <w:rPr>
           <w:rFonts w:hint="eastAsia"/>
@@ -32465,7 +31644,6 @@
         </w:rPr>
         <w:t>喻擎苍</w:t>
       </w:r>
-      <w:proofErr w:type="gramEnd"/>
       <w:r>
         <w:rPr>
           <w:rFonts w:hint="eastAsia"/>
@@ -32701,23 +31879,7 @@
           <w:rFonts w:hint="eastAsia"/>
           <w:szCs w:val="21"/>
         </w:rPr>
-        <w:t>,2020,23(04):</w:t>
-      </w:r>
-      <w:proofErr w:type="gramStart"/>
-      <w:r>
-        <w:rPr>
-          <w:rFonts w:hint="eastAsia"/>
-          <w:szCs w:val="21"/>
-        </w:rPr>
-        <w:t>22-24.DOI:10.19644/j.cnki.issn</w:t>
-      </w:r>
-      <w:proofErr w:type="gramEnd"/>
-      <w:r>
-        <w:rPr>
-          <w:rFonts w:hint="eastAsia"/>
-          <w:szCs w:val="21"/>
-        </w:rPr>
-        <w:t>2096-1472.2020.04.006.</w:t>
+        <w:t>,2020,23(04):22-24.DOI:10.19644/j.cnki.issn2096-1472.2020.04.006.</w:t>
       </w:r>
       <w:bookmarkEnd w:id="70"/>
     </w:p>
@@ -32804,23 +31966,7 @@
           <w:rFonts w:hint="eastAsia"/>
           <w:szCs w:val="21"/>
         </w:rPr>
-        <w:t>,2020,(11):</w:t>
-      </w:r>
-      <w:proofErr w:type="gramStart"/>
-      <w:r>
-        <w:rPr>
-          <w:rFonts w:hint="eastAsia"/>
-          <w:szCs w:val="21"/>
-        </w:rPr>
-        <w:t>3-6.DOI:10.16184/j.cnki.comprg</w:t>
-      </w:r>
-      <w:proofErr w:type="gramEnd"/>
-      <w:r>
-        <w:rPr>
-          <w:rFonts w:hint="eastAsia"/>
-          <w:szCs w:val="21"/>
-        </w:rPr>
-        <w:t>.2020.11.001.</w:t>
+        <w:t>,2020,(11):3-6.DOI:10.16184/j.cnki.comprg.2020.11.001.</w:t>
       </w:r>
       <w:bookmarkEnd w:id="71"/>
     </w:p>
@@ -33561,16 +32707,8 @@
               <w:rPr>
                 <w:rFonts w:hint="eastAsia"/>
               </w:rPr>
-              <w:t>浙江省杭州下沙高教</w:t>
+              <w:t>浙江省杭州下沙高教园区学源街</w:t>
             </w:r>
-            <w:proofErr w:type="gramStart"/>
-            <w:r>
-              <w:rPr>
-                <w:rFonts w:hint="eastAsia"/>
-              </w:rPr>
-              <w:t>园区学源街</w:t>
-            </w:r>
-            <w:proofErr w:type="gramEnd"/>
           </w:p>
         </w:tc>
         <w:tc>
@@ -33899,11 +33037,9 @@
             <w:gridSpan w:val="5"/>
           </w:tcPr>
           <w:p>
-            <w:proofErr w:type="gramStart"/>
             <w:r>
               <w:t>单良</w:t>
             </w:r>
-            <w:proofErr w:type="gramEnd"/>
           </w:p>
         </w:tc>
       </w:tr>

--- a/毕业论文v1.1.docx
+++ b/毕业论文v1.1.docx
@@ -479,7 +479,7 @@
           <w:rFonts w:ascii="宋体" w:hAnsi="宋体" w:cs="宋体" w:hint="eastAsia"/>
           <w:sz w:val="30"/>
         </w:rPr>
-        <w:t>3</w:t>
+        <w:t>5</w:t>
       </w:r>
       <w:r>
         <w:rPr>
@@ -1245,62 +1245,9 @@
           <w:szCs w:val="28"/>
           <w:u w:val="single"/>
         </w:rPr>
-        <w:t>工学学士</w:t>
-      </w:r>
-      <w:r>
-        <w:rPr>
-          <w:rFonts w:hint="eastAsia"/>
-          <w:sz w:val="32"/>
-          <w:u w:val="single"/>
-        </w:rPr>
-        <w:t xml:space="preserve"> </w:t>
-      </w:r>
-      <w:r>
-        <w:rPr>
-          <w:rFonts w:hint="eastAsia"/>
-          <w:sz w:val="32"/>
-          <w:u w:val="single"/>
-        </w:rPr>
-        <w:t xml:space="preserve"> </w:t>
-      </w:r>
-      <w:r>
-        <w:rPr>
-          <w:rFonts w:hint="eastAsia"/>
-          <w:sz w:val="32"/>
-          <w:u w:val="single"/>
-        </w:rPr>
-        <w:t xml:space="preserve">  </w:t>
-      </w:r>
-      <w:r>
-        <w:rPr>
-          <w:rFonts w:hint="eastAsia"/>
-          <w:sz w:val="32"/>
-        </w:rPr>
-        <w:t xml:space="preserve">     </w:t>
-      </w:r>
-      <w:r>
-        <w:rPr>
-          <w:rFonts w:hint="eastAsia"/>
-          <w:sz w:val="32"/>
-        </w:rPr>
-        <w:t xml:space="preserve">   </w:t>
-      </w:r>
-      <w:r>
-        <w:rPr>
-          <w:rFonts w:hint="eastAsia"/>
-          <w:sz w:val="28"/>
-          <w:szCs w:val="28"/>
-        </w:rPr>
-        <w:t>指导教师</w:t>
-      </w:r>
-      <w:r>
-        <w:rPr>
-          <w:rFonts w:hint="eastAsia"/>
-          <w:sz w:val="32"/>
-          <w:u w:val="single"/>
-        </w:rPr>
-        <w:t xml:space="preserve">  </w:t>
-      </w:r>
+        <w:t>工</w:t>
+      </w:r>
+      <w:proofErr w:type="gramStart"/>
       <w:r>
         <w:rPr>
           <w:rFonts w:hint="eastAsia"/>
@@ -1308,8 +1255,9 @@
           <w:szCs w:val="28"/>
           <w:u w:val="single"/>
         </w:rPr>
-        <w:t>何灵敏</w:t>
-      </w:r>
+        <w:t>学</w:t>
+      </w:r>
+      <w:proofErr w:type="gramEnd"/>
       <w:r>
         <w:rPr>
           <w:rFonts w:hint="eastAsia"/>
@@ -1317,7 +1265,61 @@
           <w:szCs w:val="28"/>
           <w:u w:val="single"/>
         </w:rPr>
+        <w:t>学士</w:t>
+      </w:r>
+      <w:r>
+        <w:rPr>
+          <w:rFonts w:hint="eastAsia"/>
+          <w:sz w:val="32"/>
+          <w:u w:val="single"/>
+        </w:rPr>
         <w:t xml:space="preserve"> </w:t>
+      </w:r>
+      <w:r>
+        <w:rPr>
+          <w:rFonts w:hint="eastAsia"/>
+          <w:sz w:val="32"/>
+          <w:u w:val="single"/>
+        </w:rPr>
+        <w:t xml:space="preserve"> </w:t>
+      </w:r>
+      <w:r>
+        <w:rPr>
+          <w:rFonts w:hint="eastAsia"/>
+          <w:sz w:val="32"/>
+          <w:u w:val="single"/>
+        </w:rPr>
+        <w:t xml:space="preserve">  </w:t>
+      </w:r>
+      <w:r>
+        <w:rPr>
+          <w:rFonts w:hint="eastAsia"/>
+          <w:sz w:val="32"/>
+        </w:rPr>
+        <w:t xml:space="preserve">     </w:t>
+      </w:r>
+      <w:r>
+        <w:rPr>
+          <w:rFonts w:hint="eastAsia"/>
+          <w:sz w:val="32"/>
+        </w:rPr>
+        <w:t xml:space="preserve">   </w:t>
+      </w:r>
+      <w:r>
+        <w:rPr>
+          <w:rFonts w:hint="eastAsia"/>
+          <w:sz w:val="28"/>
+          <w:szCs w:val="28"/>
+        </w:rPr>
+        <w:t>指导教师</w:t>
+      </w:r>
+      <w:r>
+        <w:rPr>
+          <w:rFonts w:hint="eastAsia"/>
+          <w:sz w:val="32"/>
+          <w:u w:val="single"/>
+        </w:rPr>
+        <w:t xml:space="preserve">  </w:t>
       </w:r>
       <w:r>
         <w:rPr>
@@ -1326,7 +1328,7 @@
           <w:szCs w:val="28"/>
           <w:u w:val="single"/>
         </w:rPr>
-        <w:t>副</w:t>
+        <w:t>何灵敏</w:t>
       </w:r>
       <w:r>
         <w:rPr>
@@ -1335,38 +1337,6 @@
           <w:szCs w:val="28"/>
           <w:u w:val="single"/>
         </w:rPr>
-        <w:t>教授</w:t>
-      </w:r>
-      <w:r>
-        <w:rPr>
-          <w:rFonts w:hint="eastAsia"/>
-          <w:sz w:val="32"/>
-          <w:u w:val="single"/>
-        </w:rPr>
-        <w:t xml:space="preserve"> </w:t>
-      </w:r>
-    </w:p>
-    <w:p>
-      <w:pPr>
-        <w:mirrorIndents/>
-        <w:rPr>
-          <w:sz w:val="32"/>
-        </w:rPr>
-      </w:pPr>
-      <w:r>
-        <w:rPr>
-          <w:rFonts w:hint="eastAsia"/>
-          <w:sz w:val="28"/>
-          <w:szCs w:val="28"/>
-        </w:rPr>
-        <w:t>学科专业</w:t>
-      </w:r>
-      <w:r>
-        <w:rPr>
-          <w:rFonts w:hint="eastAsia"/>
-          <w:sz w:val="32"/>
-          <w:u w:val="single"/>
-        </w:rPr>
         <w:t xml:space="preserve"> </w:t>
       </w:r>
       <w:r>
@@ -1376,7 +1346,7 @@
           <w:szCs w:val="28"/>
           <w:u w:val="single"/>
         </w:rPr>
-        <w:t>计算机科学与技术</w:t>
+        <w:t>副</w:t>
       </w:r>
       <w:r>
         <w:rPr>
@@ -1385,7 +1355,7 @@
           <w:szCs w:val="28"/>
           <w:u w:val="single"/>
         </w:rPr>
-        <w:t xml:space="preserve"> </w:t>
+        <w:t>教授</w:t>
       </w:r>
       <w:r>
         <w:rPr>
@@ -1395,27 +1365,21 @@
         </w:rPr>
         <w:t xml:space="preserve"> </w:t>
       </w:r>
-      <w:r>
-        <w:rPr>
-          <w:rFonts w:hint="eastAsia"/>
+    </w:p>
+    <w:p>
+      <w:pPr>
+        <w:mirrorIndents/>
+        <w:rPr>
           <w:sz w:val="32"/>
         </w:rPr>
-        <w:t xml:space="preserve">  </w:t>
-      </w:r>
-      <w:r>
-        <w:rPr>
-          <w:rFonts w:hint="eastAsia"/>
-          <w:sz w:val="32"/>
-        </w:rPr>
-        <w:t xml:space="preserve">  </w:t>
-      </w:r>
+      </w:pPr>
       <w:r>
         <w:rPr>
           <w:rFonts w:hint="eastAsia"/>
           <w:sz w:val="28"/>
           <w:szCs w:val="28"/>
         </w:rPr>
-        <w:t>培养单位</w:t>
+        <w:t>学科专业</w:t>
       </w:r>
       <w:r>
         <w:rPr>
@@ -1423,7 +1387,7 @@
           <w:sz w:val="32"/>
           <w:u w:val="single"/>
         </w:rPr>
-        <w:t xml:space="preserve">  </w:t>
+        <w:t xml:space="preserve"> </w:t>
       </w:r>
       <w:r>
         <w:rPr>
@@ -1432,7 +1396,7 @@
           <w:szCs w:val="28"/>
           <w:u w:val="single"/>
         </w:rPr>
-        <w:t>中国计量大学</w:t>
+        <w:t>计算机科学与技术</w:t>
       </w:r>
       <w:r>
         <w:rPr>
@@ -1441,23 +1405,37 @@
           <w:szCs w:val="28"/>
           <w:u w:val="single"/>
         </w:rPr>
-        <w:t xml:space="preserve">    </w:t>
-      </w:r>
-    </w:p>
-    <w:p>
-      <w:pPr>
-        <w:mirrorIndents/>
-        <w:rPr>
+        <w:t xml:space="preserve"> </w:t>
+      </w:r>
+      <w:r>
+        <w:rPr>
+          <w:rFonts w:hint="eastAsia"/>
           <w:sz w:val="32"/>
-        </w:rPr>
-      </w:pPr>
+          <w:u w:val="single"/>
+        </w:rPr>
+        <w:t xml:space="preserve"> </w:t>
+      </w:r>
+      <w:r>
+        <w:rPr>
+          <w:rFonts w:hint="eastAsia"/>
+          <w:sz w:val="32"/>
+        </w:rPr>
+        <w:t xml:space="preserve">  </w:t>
+      </w:r>
+      <w:r>
+        <w:rPr>
+          <w:rFonts w:hint="eastAsia"/>
+          <w:sz w:val="32"/>
+        </w:rPr>
+        <w:t xml:space="preserve">  </w:t>
+      </w:r>
       <w:r>
         <w:rPr>
           <w:rFonts w:hint="eastAsia"/>
           <w:sz w:val="28"/>
           <w:szCs w:val="28"/>
         </w:rPr>
-        <w:t>答辩委员会主席</w:t>
+        <w:t>培养单位</w:t>
       </w:r>
       <w:r>
         <w:rPr>
@@ -1469,12 +1447,57 @@
       </w:r>
       <w:r>
         <w:rPr>
+          <w:rFonts w:hint="eastAsia"/>
           <w:sz w:val="28"/>
           <w:szCs w:val="28"/>
           <w:u w:val="single"/>
         </w:rPr>
+        <w:t>中国计量大学</w:t>
+      </w:r>
+      <w:r>
+        <w:rPr>
+          <w:rFonts w:hint="eastAsia"/>
+          <w:sz w:val="28"/>
+          <w:szCs w:val="28"/>
+          <w:u w:val="single"/>
+        </w:rPr>
+        <w:t xml:space="preserve">    </w:t>
+      </w:r>
+    </w:p>
+    <w:p>
+      <w:pPr>
+        <w:mirrorIndents/>
+        <w:rPr>
+          <w:rFonts w:hint="eastAsia"/>
+          <w:sz w:val="32"/>
+        </w:rPr>
+      </w:pPr>
+      <w:r>
+        <w:rPr>
+          <w:rFonts w:hint="eastAsia"/>
+          <w:sz w:val="28"/>
+          <w:szCs w:val="28"/>
+        </w:rPr>
+        <w:t>答辩委员会主席</w:t>
+      </w:r>
+      <w:r>
+        <w:rPr>
+          <w:rFonts w:hint="eastAsia"/>
+          <w:sz w:val="32"/>
+          <w:u w:val="single"/>
+        </w:rPr>
+        <w:t xml:space="preserve">  </w:t>
+      </w:r>
+      <w:proofErr w:type="gramStart"/>
+      <w:r>
+        <w:rPr>
+          <w:sz w:val="28"/>
+          <w:szCs w:val="28"/>
+          <w:u w:val="single"/>
+        </w:rPr>
         <w:t>单良</w:t>
       </w:r>
+      <w:proofErr w:type="gramEnd"/>
       <w:r>
         <w:rPr>
           <w:rFonts w:hint="eastAsia"/>
@@ -1562,25 +1585,7 @@
           <w:szCs w:val="28"/>
           <w:u w:val="single"/>
         </w:rPr>
-        <w:t xml:space="preserve"> </w:t>
-      </w:r>
-      <w:r>
-        <w:rPr>
-          <w:rFonts w:hint="eastAsia"/>
-          <w:sz w:val="28"/>
-          <w:szCs w:val="28"/>
-          <w:u w:val="single"/>
-        </w:rPr>
-        <w:t>钱六</w:t>
-      </w:r>
-      <w:r>
-        <w:rPr>
-          <w:rFonts w:hint="eastAsia"/>
-          <w:sz w:val="28"/>
-          <w:szCs w:val="28"/>
-          <w:u w:val="single"/>
-        </w:rPr>
-        <w:t xml:space="preserve"> </w:t>
+        <w:t xml:space="preserve">  </w:t>
       </w:r>
       <w:r>
         <w:rPr>
@@ -1600,6 +1605,15 @@
         </w:rPr>
         <w:t xml:space="preserve">   </w:t>
       </w:r>
+      <w:r>
+        <w:rPr>
+          <w:rFonts w:ascii="黑体" w:eastAsia="黑体" w:hint="eastAsia"/>
+          <w:sz w:val="28"/>
+          <w:szCs w:val="28"/>
+          <w:u w:val="single"/>
+        </w:rPr>
+        <w:t xml:space="preserve">    </w:t>
+      </w:r>
     </w:p>
     <w:p>
       <w:pPr>
@@ -1638,7 +1652,7 @@
           <w:sz w:val="30"/>
           <w:szCs w:val="30"/>
         </w:rPr>
-        <w:t>××××</w:t>
+        <w:t>2026</w:t>
       </w:r>
       <w:r>
         <w:rPr>
@@ -1646,7 +1660,7 @@
           <w:sz w:val="30"/>
           <w:szCs w:val="30"/>
         </w:rPr>
-        <w:t xml:space="preserve"> </w:t>
+        <w:t>年</w:t>
       </w:r>
       <w:r>
         <w:rPr>
@@ -1654,7 +1668,7 @@
           <w:sz w:val="30"/>
           <w:szCs w:val="30"/>
         </w:rPr>
-        <w:t>年</w:t>
+        <w:t>5</w:t>
       </w:r>
       <w:r>
         <w:rPr>
@@ -1662,91 +1676,274 @@
           <w:sz w:val="30"/>
           <w:szCs w:val="30"/>
         </w:rPr>
-        <w:t xml:space="preserve">  </w:t>
-      </w:r>
-      <w:r>
-        <w:rPr>
-          <w:rFonts w:hint="eastAsia"/>
-          <w:sz w:val="30"/>
-          <w:szCs w:val="30"/>
-        </w:rPr>
-        <w:t>××月</w:t>
+        <w:t>月</w:t>
       </w:r>
     </w:p>
     <w:p>
       <w:pPr>
         <w:jc w:val="center"/>
         <w:rPr>
-          <w:rFonts w:ascii="黑体" w:eastAsia="黑体"/>
-          <w:b/>
-          <w:sz w:val="24"/>
-        </w:rPr>
-      </w:pPr>
-      <w:r>
-        <w:rPr>
           <w:rFonts w:ascii="仿宋_GB2312" w:eastAsia="仿宋_GB2312"/>
           <w:sz w:val="24"/>
         </w:rPr>
+      </w:pPr>
+      <w:r>
+        <w:rPr>
+          <w:rFonts w:ascii="仿宋_GB2312" w:eastAsia="仿宋_GB2312"/>
+          <w:sz w:val="24"/>
+        </w:rPr>
         <w:br w:type="page"/>
       </w:r>
+      <w:bookmarkStart w:id="0" w:name="_Toc228959281"/>
     </w:p>
     <w:p>
       <w:pPr>
-        <w:pStyle w:val="12"/>
-        <w:spacing w:beforeLines="100" w:before="312" w:afterLines="100" w:after="312"/>
-        <w:ind w:left="425"/>
-        <w:rPr>
-          <w:rFonts w:hint="eastAsia"/>
+        <w:widowControl/>
+        <w:spacing w:beforeLines="100" w:before="312" w:afterLines="100" w:after="312" w:line="300" w:lineRule="auto"/>
+        <w:jc w:val="center"/>
+        <w:rPr>
+          <w:rFonts w:ascii="宋体" w:hAnsi="宋体"/>
+          <w:b/>
+          <w:bCs/>
           <w:sz w:val="28"/>
           <w:szCs w:val="28"/>
         </w:rPr>
       </w:pPr>
-      <w:bookmarkStart w:id="0" w:name="_Toc228959281"/>
-      <w:r>
-        <w:rPr>
-          <w:rFonts w:hint="eastAsia"/>
+      <w:r>
+        <w:rPr>
+          <w:rFonts w:ascii="宋体" w:hAnsi="宋体" w:hint="eastAsia"/>
+          <w:b/>
+          <w:bCs/>
           <w:sz w:val="28"/>
           <w:szCs w:val="28"/>
         </w:rPr>
         <w:lastRenderedPageBreak/>
-        <w:t>摘要</w:t>
-      </w:r>
-      <w:bookmarkEnd w:id="0"/>
+        <w:t>致</w:t>
+      </w:r>
+      <w:r>
+        <w:rPr>
+          <w:rFonts w:ascii="宋体" w:hAnsi="宋体" w:hint="eastAsia"/>
+          <w:b/>
+          <w:bCs/>
+          <w:sz w:val="28"/>
+          <w:szCs w:val="28"/>
+        </w:rPr>
+        <w:t xml:space="preserve"> </w:t>
+      </w:r>
+      <w:r>
+        <w:rPr>
+          <w:rFonts w:ascii="宋体" w:hAnsi="宋体" w:hint="eastAsia"/>
+          <w:b/>
+          <w:bCs/>
+          <w:sz w:val="28"/>
+          <w:szCs w:val="28"/>
+        </w:rPr>
+        <w:t>谢</w:t>
+      </w:r>
     </w:p>
     <w:p>
       <w:pPr>
-        <w:jc w:val="center"/>
-        <w:rPr>
-          <w:rFonts w:ascii="黑体" w:eastAsia="黑体"/>
-          <w:b/>
-          <w:sz w:val="24"/>
-        </w:rPr>
-      </w:pPr>
-      <w:r>
-        <w:rPr>
-          <w:rFonts w:ascii="黑体" w:eastAsia="黑体" w:hint="eastAsia"/>
-          <w:b/>
-          <w:sz w:val="24"/>
-        </w:rPr>
-        <w:t>基于MAUI的视频目标识别系统设计与实现</w:t>
-      </w:r>
-    </w:p>
-    <w:p>
-      <w:pPr>
-        <w:jc w:val="center"/>
-        <w:rPr>
-          <w:rFonts w:ascii="黑体" w:eastAsia="黑体"/>
-          <w:b/>
-          <w:sz w:val="24"/>
-        </w:rPr>
-      </w:pPr>
-    </w:p>
-    <w:p>
-      <w:pPr>
+        <w:widowControl/>
         <w:overflowPunct w:val="0"/>
         <w:autoSpaceDE w:val="0"/>
         <w:autoSpaceDN w:val="0"/>
         <w:spacing w:line="300" w:lineRule="auto"/>
+        <w:ind w:firstLine="420"/>
+        <w:jc w:val="left"/>
+        <w:rPr>
+          <w:rFonts w:ascii="宋体" w:hAnsi="宋体" w:hint="eastAsia"/>
+          <w:sz w:val="24"/>
+        </w:rPr>
+      </w:pPr>
+      <w:r>
+        <w:rPr>
+          <w:rFonts w:ascii="宋体" w:hAnsi="宋体" w:hint="eastAsia"/>
+          <w:sz w:val="24"/>
+        </w:rPr>
+        <w:t>本论文的研究与撰写工作在</w:t>
+      </w:r>
+      <w:r>
+        <w:rPr>
+          <w:rFonts w:ascii="宋体" w:hAnsi="宋体"/>
+          <w:sz w:val="24"/>
+        </w:rPr>
+        <w:t>何灵敏</w:t>
+      </w:r>
+      <w:r>
+        <w:rPr>
+          <w:rFonts w:ascii="宋体" w:hAnsi="宋体" w:hint="eastAsia"/>
+          <w:sz w:val="24"/>
+        </w:rPr>
+        <w:t>老师的悉心指导下完成。从选题方向的确定、研究方案的制定，到实验设计的推进、论文框架的搭建，</w:t>
+      </w:r>
+      <w:r>
+        <w:rPr>
+          <w:rFonts w:ascii="宋体" w:hAnsi="宋体"/>
+          <w:sz w:val="24"/>
+        </w:rPr>
+        <w:t>何灵敏</w:t>
+      </w:r>
+      <w:r>
+        <w:rPr>
+          <w:rFonts w:ascii="宋体" w:hAnsi="宋体" w:hint="eastAsia"/>
+          <w:sz w:val="24"/>
+        </w:rPr>
+        <w:t>老师在每一个关键节点都给予了细致而中肯的指导。在此，诚挚地感谢</w:t>
+      </w:r>
+      <w:r>
+        <w:rPr>
+          <w:rFonts w:ascii="宋体" w:hAnsi="宋体"/>
+          <w:sz w:val="24"/>
+        </w:rPr>
+        <w:t>何灵敏</w:t>
+      </w:r>
+      <w:r>
+        <w:rPr>
+          <w:rFonts w:ascii="宋体" w:hAnsi="宋体" w:hint="eastAsia"/>
+          <w:sz w:val="24"/>
+        </w:rPr>
+        <w:t>老师的努力指导。</w:t>
+      </w:r>
+    </w:p>
+    <w:p>
+      <w:pPr>
+        <w:widowControl/>
+        <w:overflowPunct w:val="0"/>
+        <w:autoSpaceDE w:val="0"/>
+        <w:autoSpaceDN w:val="0"/>
+        <w:spacing w:line="300" w:lineRule="auto"/>
+        <w:ind w:firstLine="420"/>
+        <w:jc w:val="left"/>
+        <w:rPr>
+          <w:rFonts w:ascii="宋体" w:hAnsi="宋体" w:hint="eastAsia"/>
+          <w:sz w:val="24"/>
+        </w:rPr>
+      </w:pPr>
+      <w:r>
+        <w:rPr>
+          <w:rFonts w:ascii="宋体" w:hAnsi="宋体" w:hint="eastAsia"/>
+          <w:sz w:val="24"/>
+        </w:rPr>
+        <w:t>感谢中国计量大学信息工程学院四年来对我的培养。学院提供的实验条件和学习环境，为专业能力的成长奠定了坚实基础。</w:t>
+      </w:r>
+    </w:p>
+    <w:p>
+      <w:pPr>
+        <w:widowControl/>
+        <w:overflowPunct w:val="0"/>
+        <w:autoSpaceDE w:val="0"/>
+        <w:autoSpaceDN w:val="0"/>
+        <w:spacing w:line="300" w:lineRule="auto"/>
+        <w:jc w:val="left"/>
+        <w:rPr>
+          <w:rFonts w:ascii="宋体" w:hAnsi="宋体" w:hint="eastAsia"/>
+          <w:sz w:val="24"/>
+        </w:rPr>
+      </w:pPr>
+      <w:r>
+        <w:rPr>
+          <w:rFonts w:ascii="宋体" w:hAnsi="宋体" w:hint="eastAsia"/>
+          <w:sz w:val="24"/>
+        </w:rPr>
+        <w:t>感谢我的家人，在求学道路上始终给予我无条件的理解、鼓励与包容。他们的支持是我前行的最大动力。</w:t>
+      </w:r>
+    </w:p>
+    <w:p>
+      <w:pPr>
+        <w:widowControl/>
+        <w:overflowPunct w:val="0"/>
+        <w:autoSpaceDE w:val="0"/>
+        <w:autoSpaceDN w:val="0"/>
+        <w:spacing w:line="300" w:lineRule="auto"/>
+        <w:ind w:firstLine="420"/>
+        <w:jc w:val="left"/>
+        <w:rPr>
+          <w:rFonts w:ascii="宋体" w:hAnsi="宋体" w:hint="eastAsia"/>
+          <w:sz w:val="24"/>
+        </w:rPr>
+      </w:pPr>
+      <w:r>
+        <w:rPr>
+          <w:rFonts w:ascii="宋体" w:hAnsi="宋体" w:hint="eastAsia"/>
+          <w:sz w:val="24"/>
+        </w:rPr>
+        <w:t>最后，感谢所有在论文评阅和答辩过程中付出宝贵时间的老师们，你们的意见将使这份研究更加完善。</w:t>
+      </w:r>
+    </w:p>
+    <w:p>
+      <w:pPr>
+        <w:widowControl/>
+        <w:spacing w:after="160" w:line="278" w:lineRule="auto"/>
+        <w:jc w:val="left"/>
+        <w:rPr>
+          <w:rFonts w:ascii="仿宋_GB2312" w:eastAsia="仿宋_GB2312"/>
+          <w:sz w:val="24"/>
+        </w:rPr>
+      </w:pPr>
+      <w:r>
+        <w:rPr>
+          <w:rFonts w:ascii="仿宋_GB2312" w:eastAsia="仿宋_GB2312"/>
+          <w:sz w:val="24"/>
+        </w:rPr>
+        <w:br w:type="page"/>
+      </w:r>
+    </w:p>
+    <w:p>
+      <w:pPr>
+        <w:pStyle w:val="12"/>
+        <w:spacing w:beforeLines="100" w:before="312" w:afterLines="100" w:after="312"/>
+        <w:ind w:left="425"/>
+        <w:rPr>
+          <w:rFonts w:hint="eastAsia"/>
+          <w:sz w:val="28"/>
+          <w:szCs w:val="28"/>
+        </w:rPr>
+      </w:pPr>
+      <w:r>
+        <w:rPr>
+          <w:rFonts w:hint="eastAsia"/>
+          <w:sz w:val="28"/>
+          <w:szCs w:val="28"/>
+        </w:rPr>
+        <w:lastRenderedPageBreak/>
+        <w:t>摘要</w:t>
+      </w:r>
+      <w:bookmarkEnd w:id="0"/>
+    </w:p>
+    <w:p>
+      <w:pPr>
+        <w:jc w:val="center"/>
+        <w:rPr>
+          <w:rFonts w:ascii="黑体" w:eastAsia="黑体"/>
+          <w:b/>
+          <w:sz w:val="24"/>
+        </w:rPr>
+      </w:pPr>
+      <w:r>
+        <w:rPr>
+          <w:rFonts w:ascii="黑体" w:eastAsia="黑体" w:hint="eastAsia"/>
+          <w:b/>
+          <w:sz w:val="24"/>
+        </w:rPr>
+        <w:t>基于MAUI的视频目标识别系统设计与实现</w:t>
+      </w:r>
+    </w:p>
+    <w:p>
+      <w:pPr>
+        <w:jc w:val="center"/>
+        <w:rPr>
+          <w:rFonts w:ascii="黑体" w:eastAsia="黑体"/>
+          <w:b/>
+          <w:sz w:val="24"/>
+        </w:rPr>
+      </w:pPr>
+    </w:p>
+    <w:p>
+      <w:pPr>
+        <w:overflowPunct w:val="0"/>
+        <w:autoSpaceDE w:val="0"/>
+        <w:autoSpaceDN w:val="0"/>
+        <w:spacing w:line="300" w:lineRule="auto"/>
         <w:rPr>
           <w:rFonts w:ascii="宋体" w:hAnsi="宋体" w:hint="eastAsia"/>
           <w:sz w:val="24"/>
@@ -1814,7 +2011,39 @@
           <w:rFonts w:ascii="宋体" w:hAnsi="宋体" w:hint="eastAsia"/>
           <w:sz w:val="24"/>
         </w:rPr>
-        <w:t>视频播放功能；后端Flask服务实现了视频上传接口、处理状态查询、MJPEG视频流推送等API。系统采用MySQL数据库存储视频信息和检测结果，使用OpenCV进行视频帧处理。针对CPU推理环境下的性能优化需求，本文采用了跳帧处理策略、检测结果缓存、置信度阈值过滤等优化措施，有效提升了系统的处理速度。测试结果表明，在720P视频输入条件下，系统CPU推理速度可达15帧/秒以上，满足实时处理的需求。</w:t>
+        <w:t>视频播放功能；后端Flask服务实现了视频上传接口、处理状态查询、MJPEG视频流推送等API。系统采用MySQL数据库存储视频信息和检测结果，使用OpenCV进行视频</w:t>
+      </w:r>
+      <w:proofErr w:type="gramStart"/>
+      <w:r>
+        <w:rPr>
+          <w:rFonts w:ascii="宋体" w:hAnsi="宋体" w:hint="eastAsia"/>
+          <w:sz w:val="24"/>
+        </w:rPr>
+        <w:t>帧</w:t>
+      </w:r>
+      <w:proofErr w:type="gramEnd"/>
+      <w:r>
+        <w:rPr>
+          <w:rFonts w:ascii="宋体" w:hAnsi="宋体" w:hint="eastAsia"/>
+          <w:sz w:val="24"/>
+        </w:rPr>
+        <w:t>处理。针对CPU推理环境下的性能优化需求，本文采用了跳</w:t>
+      </w:r>
+      <w:proofErr w:type="gramStart"/>
+      <w:r>
+        <w:rPr>
+          <w:rFonts w:ascii="宋体" w:hAnsi="宋体" w:hint="eastAsia"/>
+          <w:sz w:val="24"/>
+        </w:rPr>
+        <w:t>帧处理</w:t>
+      </w:r>
+      <w:proofErr w:type="gramEnd"/>
+      <w:r>
+        <w:rPr>
+          <w:rFonts w:ascii="宋体" w:hAnsi="宋体" w:hint="eastAsia"/>
+          <w:sz w:val="24"/>
+        </w:rPr>
+        <w:t>策略、检测结果缓存、置信度阈值过滤等优化措施，有效提升了系统的处理速度。测试结果表明，在720P视频输入条件下，系统CPU推理速度可达15帧/秒以上，满足实时处理的需求。</w:t>
       </w:r>
     </w:p>
     <w:p>
@@ -2010,6 +2239,7 @@
         </w:rPr>
       </w:pPr>
       <w:proofErr w:type="spellStart"/>
+      <w:proofErr w:type="gramStart"/>
       <w:r>
         <w:rPr>
           <w:rFonts w:eastAsia="仿宋_GB2312"/>
@@ -2026,12 +2256,29 @@
         <w:t>With</w:t>
       </w:r>
       <w:proofErr w:type="spellEnd"/>
+      <w:proofErr w:type="gramEnd"/>
       <w:r>
         <w:rPr>
           <w:rFonts w:eastAsia="仿宋_GB2312"/>
           <w:sz w:val="24"/>
         </w:rPr>
-        <w:t xml:space="preserve"> the rapid development of deep learning technology, object detection technology has been widely used in video surveillance, automatic driving, intelligent transportation and other fields. Traditional target detection systems often rely on specific hardware platforms or dedicated mobile applications, making it difficult to achieve cross-platform deployment and convenient user experience. This paper designs and implements a video target recognition system based on. NET MAUI framework. It adopts a distributed architecture with front-end and back-end separation. The front-end uses MAUI technology to implement cross-platform applications, the back-end uses Flask framework to provide RESTful API services, and the core detection algorithm uses YOLOv11 deep learning model. The main functions of the system include video file upload, real-time target detection, video stream push, detection result storage and display. The front-end MAUI application implements video list management, video upload, real-time processing status and video playback functions ; the back-end Flask service implements APIs such as video upload interface, processing status query, MJPEG video stream push, etc. The system uses MySQL database to store video information and detection results, and uses OpenCV for video frame processing. Aiming at the performance optimization requirements in the CPU inference environment, this paper adopts optimization measures such as frame skipping processing strategy, detection result caching, and confidence threshold filtering, which effectively improves the processing speed of the system. The test results show that the CPU inference speed of the system can reach more than 15 frames per second under the condition of 720P video input, which meets the needs of real-time processing.</w:t>
+        <w:t xml:space="preserve"> the rapid development of deep learning technology, object detection technology has been widely used in video surveillance, automatic driving, intelligent transportation and other fields. Traditional target detection systems often rely on specific hardware platforms or dedicated mobile applications, making it difficult to achieve cross-platform deployment and convenient user experience. This paper designs and implements a video target recognition system based on. NET MAUI framework. It adopts a distributed architecture with front-end and back-end separation. The front-end uses MAUI technology to implement cross-platform applications, the back-end uses Flask framework to provide RESTful API services, and the core detection algorithm uses YOLOv11 deep learning model. The main functions of the system include video file upload, real-time target detection, video stream push, detection result storage and display. The front-end MAUI application implements video list management, video upload, real-time processing status and video playback </w:t>
+      </w:r>
+      <w:proofErr w:type="gramStart"/>
+      <w:r>
+        <w:rPr>
+          <w:rFonts w:eastAsia="仿宋_GB2312"/>
+          <w:sz w:val="24"/>
+        </w:rPr>
+        <w:t>functions ;</w:t>
+      </w:r>
+      <w:proofErr w:type="gramEnd"/>
+      <w:r>
+        <w:rPr>
+          <w:rFonts w:eastAsia="仿宋_GB2312"/>
+          <w:sz w:val="24"/>
+        </w:rPr>
+        <w:t xml:space="preserve"> the back-end Flask service implements APIs such as video upload interface, processing status query, MJPEG video stream push, etc. The system uses MySQL database to store video information and detection results, and uses OpenCV for video frame processing. Aiming at the performance optimization requirements in the CPU inference environment, this paper adopts optimization measures such as frame skipping processing strategy, detection result caching, and confidence threshold filtering, which effectively improves the processing speed of the system. The test results show that the CPU inference speed of the system can reach more than 15 frames per second under the condition of 720P video input, which meets the needs of real-time processing.</w:t>
       </w:r>
     </w:p>
     <w:p>
@@ -2057,6 +2304,7 @@
       <w:r>
         <w:t xml:space="preserve"> </w:t>
       </w:r>
+      <w:proofErr w:type="gramStart"/>
       <w:r>
         <w:rPr>
           <w:rFonts w:eastAsia="仿宋_GB2312"/>
@@ -2073,13 +2321,23 @@
         </w:rPr>
         <w:t>,</w:t>
       </w:r>
+      <w:proofErr w:type="gramEnd"/>
       <w:r>
         <w:rPr>
           <w:rFonts w:eastAsia="仿宋_GB2312"/>
           <w:b/>
           <w:sz w:val="24"/>
         </w:rPr>
-        <w:t xml:space="preserve"> target detection </w:t>
+        <w:t xml:space="preserve"> target </w:t>
+      </w:r>
+      <w:proofErr w:type="gramStart"/>
+      <w:r>
+        <w:rPr>
+          <w:rFonts w:eastAsia="仿宋_GB2312"/>
+          <w:b/>
+          <w:sz w:val="24"/>
+        </w:rPr>
+        <w:t xml:space="preserve">detection </w:t>
       </w:r>
       <w:r>
         <w:rPr>
@@ -2089,13 +2347,23 @@
         </w:rPr>
         <w:t>,</w:t>
       </w:r>
+      <w:proofErr w:type="gramEnd"/>
       <w:r>
         <w:rPr>
           <w:rFonts w:eastAsia="仿宋_GB2312"/>
           <w:b/>
           <w:sz w:val="24"/>
         </w:rPr>
-        <w:t xml:space="preserve"> yOLOv11 </w:t>
+        <w:t xml:space="preserve"> yOLOv</w:t>
+      </w:r>
+      <w:proofErr w:type="gramStart"/>
+      <w:r>
+        <w:rPr>
+          <w:rFonts w:eastAsia="仿宋_GB2312"/>
+          <w:b/>
+          <w:sz w:val="24"/>
+        </w:rPr>
+        <w:t xml:space="preserve">11 </w:t>
       </w:r>
       <w:r>
         <w:rPr>
@@ -2105,13 +2373,23 @@
         </w:rPr>
         <w:t>,</w:t>
       </w:r>
+      <w:proofErr w:type="gramEnd"/>
       <w:r>
         <w:rPr>
           <w:rFonts w:eastAsia="仿宋_GB2312"/>
           <w:b/>
           <w:sz w:val="24"/>
         </w:rPr>
-        <w:t xml:space="preserve"> flask </w:t>
+        <w:t xml:space="preserve"> </w:t>
+      </w:r>
+      <w:proofErr w:type="gramStart"/>
+      <w:r>
+        <w:rPr>
+          <w:rFonts w:eastAsia="仿宋_GB2312"/>
+          <w:b/>
+          <w:sz w:val="24"/>
+        </w:rPr>
+        <w:t xml:space="preserve">flask </w:t>
       </w:r>
       <w:r>
         <w:rPr>
@@ -2121,13 +2399,23 @@
         </w:rPr>
         <w:t>,</w:t>
       </w:r>
+      <w:proofErr w:type="gramEnd"/>
       <w:r>
         <w:rPr>
           <w:rFonts w:eastAsia="仿宋_GB2312"/>
           <w:b/>
           <w:sz w:val="24"/>
         </w:rPr>
-        <w:t xml:space="preserve"> real-time processing </w:t>
+        <w:t xml:space="preserve"> real-time </w:t>
+      </w:r>
+      <w:proofErr w:type="gramStart"/>
+      <w:r>
+        <w:rPr>
+          <w:rFonts w:eastAsia="仿宋_GB2312"/>
+          <w:b/>
+          <w:sz w:val="24"/>
+        </w:rPr>
+        <w:t xml:space="preserve">processing </w:t>
       </w:r>
       <w:r>
         <w:rPr>
@@ -2137,6 +2425,7 @@
         </w:rPr>
         <w:t>,</w:t>
       </w:r>
+      <w:proofErr w:type="gramEnd"/>
       <w:r>
         <w:rPr>
           <w:rFonts w:eastAsia="仿宋_GB2312"/>
@@ -8732,7 +9021,35 @@
         <w:rPr>
           <w:sz w:val="24"/>
         </w:rPr>
-        <w:t>在移动端目标检测方面，研究人员也在不断探索新的解决方案。传统的移动端目标检测主要依赖于将训练好的模型部署到移动设备上，通过模型压缩、量化等技术降低计算复杂度</w:t>
+        <w:t>在移动</w:t>
+      </w:r>
+      <w:proofErr w:type="gramStart"/>
+      <w:r>
+        <w:rPr>
+          <w:sz w:val="24"/>
+        </w:rPr>
+        <w:t>端目标</w:t>
+      </w:r>
+      <w:proofErr w:type="gramEnd"/>
+      <w:r>
+        <w:rPr>
+          <w:sz w:val="24"/>
+        </w:rPr>
+        <w:t>检测方面，研究人员也在不断探索新的解决方案。传统的移动</w:t>
+      </w:r>
+      <w:proofErr w:type="gramStart"/>
+      <w:r>
+        <w:rPr>
+          <w:sz w:val="24"/>
+        </w:rPr>
+        <w:t>端目标</w:t>
+      </w:r>
+      <w:proofErr w:type="gramEnd"/>
+      <w:r>
+        <w:rPr>
+          <w:sz w:val="24"/>
+        </w:rPr>
+        <w:t>检测主要依赖于将训练好的模型部署到移动设备上，通过模型压缩、量化等技术降低计算复杂度</w:t>
       </w:r>
       <w:r>
         <w:rPr>
@@ -8920,7 +9237,21 @@
         <w:rPr>
           <w:sz w:val="24"/>
         </w:rPr>
-        <w:t>采用单项目多平台的方式，允许开发者使用统一的代码库构建面向不同平台的应用</w:t>
+        <w:t>采用</w:t>
+      </w:r>
+      <w:proofErr w:type="gramStart"/>
+      <w:r>
+        <w:rPr>
+          <w:sz w:val="24"/>
+        </w:rPr>
+        <w:t>单项目</w:t>
+      </w:r>
+      <w:proofErr w:type="gramEnd"/>
+      <w:r>
+        <w:rPr>
+          <w:sz w:val="24"/>
+        </w:rPr>
+        <w:t>多平台的方式，允许开发者使用统一的代码库构建面向不同平台的应用</w:t>
       </w:r>
       <w:r>
         <w:rPr>
@@ -9532,7 +9863,21 @@
         <w:rPr>
           <w:sz w:val="24"/>
         </w:rPr>
-        <w:t>的核心特点是单项目多平台架构。在</w:t>
+        <w:t>的核心特点是</w:t>
+      </w:r>
+      <w:proofErr w:type="gramStart"/>
+      <w:r>
+        <w:rPr>
+          <w:sz w:val="24"/>
+        </w:rPr>
+        <w:t>单项目</w:t>
+      </w:r>
+      <w:proofErr w:type="gramEnd"/>
+      <w:r>
+        <w:rPr>
+          <w:sz w:val="24"/>
+        </w:rPr>
+        <w:t>多平台架构。在</w:t>
       </w:r>
       <w:r>
         <w:rPr>
@@ -9640,7 +9985,21 @@
         <w:rPr>
           <w:sz w:val="24"/>
         </w:rPr>
-        <w:t>的完全访问能力，开发者可以使用</w:t>
+        <w:t>的</w:t>
+      </w:r>
+      <w:proofErr w:type="gramStart"/>
+      <w:r>
+        <w:rPr>
+          <w:sz w:val="24"/>
+        </w:rPr>
+        <w:t>完全访问</w:t>
+      </w:r>
+      <w:proofErr w:type="gramEnd"/>
+      <w:r>
+        <w:rPr>
+          <w:sz w:val="24"/>
+        </w:rPr>
+        <w:t>能力，开发者可以使用</w:t>
       </w:r>
       <w:r>
         <w:rPr>
@@ -9948,11 +10307,19 @@
         </w:rPr>
         <w:t>Model</w:t>
       </w:r>
-      <w:r>
-        <w:rPr>
-          <w:sz w:val="24"/>
-        </w:rPr>
-        <w:t>层负责数据模型和业务逻辑，</w:t>
+      <w:proofErr w:type="gramStart"/>
+      <w:r>
+        <w:rPr>
+          <w:sz w:val="24"/>
+        </w:rPr>
+        <w:t>层负责</w:t>
+      </w:r>
+      <w:proofErr w:type="gramEnd"/>
+      <w:r>
+        <w:rPr>
+          <w:sz w:val="24"/>
+        </w:rPr>
+        <w:t>数据模型和业务逻辑，</w:t>
       </w:r>
       <w:r>
         <w:rPr>
@@ -9960,11 +10327,19 @@
         </w:rPr>
         <w:t>View</w:t>
       </w:r>
-      <w:r>
-        <w:rPr>
-          <w:sz w:val="24"/>
-        </w:rPr>
-        <w:t>层负责用户界面展示，</w:t>
+      <w:proofErr w:type="gramStart"/>
+      <w:r>
+        <w:rPr>
+          <w:sz w:val="24"/>
+        </w:rPr>
+        <w:t>层负责</w:t>
+      </w:r>
+      <w:proofErr w:type="gramEnd"/>
+      <w:r>
+        <w:rPr>
+          <w:sz w:val="24"/>
+        </w:rPr>
+        <w:t>用户界面展示，</w:t>
       </w:r>
       <w:proofErr w:type="spellStart"/>
       <w:r>
@@ -9974,11 +10349,19 @@
         <w:t>ViewModel</w:t>
       </w:r>
       <w:proofErr w:type="spellEnd"/>
-      <w:r>
-        <w:rPr>
-          <w:sz w:val="24"/>
-        </w:rPr>
-        <w:t>层负责连接</w:t>
+      <w:proofErr w:type="gramStart"/>
+      <w:r>
+        <w:rPr>
+          <w:sz w:val="24"/>
+        </w:rPr>
+        <w:t>层负责</w:t>
+      </w:r>
+      <w:proofErr w:type="gramEnd"/>
+      <w:r>
+        <w:rPr>
+          <w:sz w:val="24"/>
+        </w:rPr>
+        <w:t>连接</w:t>
       </w:r>
       <w:r>
         <w:rPr>
@@ -10002,7 +10385,21 @@
         <w:rPr>
           <w:sz w:val="24"/>
         </w:rPr>
-        <w:t>，处理用户交互和维护界面状态。</w:t>
+        <w:t>，处理用户</w:t>
+      </w:r>
+      <w:proofErr w:type="gramStart"/>
+      <w:r>
+        <w:rPr>
+          <w:sz w:val="24"/>
+        </w:rPr>
+        <w:t>交互和</w:t>
+      </w:r>
+      <w:proofErr w:type="gramEnd"/>
+      <w:r>
+        <w:rPr>
+          <w:sz w:val="24"/>
+        </w:rPr>
+        <w:t>维护界面状态。</w:t>
       </w:r>
       <w:proofErr w:type="spellStart"/>
       <w:r>
@@ -10507,7 +10904,21 @@
         <w:rPr>
           <w:sz w:val="24"/>
         </w:rPr>
-        <w:t>应用所需的最基本功能，其他功能如数据库抽象层、表单验证、用户认证等，都通过扩展来实现。这种设计使得</w:t>
+        <w:t>应用所需的</w:t>
+      </w:r>
+      <w:proofErr w:type="gramStart"/>
+      <w:r>
+        <w:rPr>
+          <w:sz w:val="24"/>
+        </w:rPr>
+        <w:t>最</w:t>
+      </w:r>
+      <w:proofErr w:type="gramEnd"/>
+      <w:r>
+        <w:rPr>
+          <w:sz w:val="24"/>
+        </w:rPr>
+        <w:t>基本功能，其他功能如数据库抽象层、表单验证、用户认证等，都通过扩展来实现。这种设计使得</w:t>
       </w:r>
       <w:r>
         <w:rPr>
@@ -10772,11 +11183,19 @@
         </w:rPr>
         <w:t>@app.route()</w:t>
       </w:r>
-      <w:r>
-        <w:rPr>
-          <w:sz w:val="24"/>
-        </w:rPr>
-        <w:t>装饰器来定义</w:t>
+      <w:proofErr w:type="gramStart"/>
+      <w:r>
+        <w:rPr>
+          <w:sz w:val="24"/>
+        </w:rPr>
+        <w:t>装饰器</w:t>
+      </w:r>
+      <w:proofErr w:type="gramEnd"/>
+      <w:r>
+        <w:rPr>
+          <w:sz w:val="24"/>
+        </w:rPr>
+        <w:t>来定义</w:t>
       </w:r>
       <w:r>
         <w:rPr>
@@ -11203,7 +11622,21 @@
         <w:rPr>
           <w:sz w:val="24"/>
         </w:rPr>
-        <w:t>采用单阶段检测方式，直接在输入图像上预测边界框的位置和类别概率。这种设计使得</w:t>
+        <w:t>采用</w:t>
+      </w:r>
+      <w:proofErr w:type="gramStart"/>
+      <w:r>
+        <w:rPr>
+          <w:sz w:val="24"/>
+        </w:rPr>
+        <w:t>单阶段</w:t>
+      </w:r>
+      <w:proofErr w:type="gramEnd"/>
+      <w:r>
+        <w:rPr>
+          <w:sz w:val="24"/>
+        </w:rPr>
+        <w:t>检测方式，直接在输入图像上预测边界框的位置和类别概率。这种设计使得</w:t>
       </w:r>
       <w:r>
         <w:rPr>
@@ -11383,7 +11816,21 @@
         <w:rPr>
           <w:sz w:val="24"/>
         </w:rPr>
-        <w:t>还提供了多种预训练模型，包括</w:t>
+        <w:t>还提供了多种</w:t>
+      </w:r>
+      <w:proofErr w:type="gramStart"/>
+      <w:r>
+        <w:rPr>
+          <w:sz w:val="24"/>
+        </w:rPr>
+        <w:t>预训练</w:t>
+      </w:r>
+      <w:proofErr w:type="gramEnd"/>
+      <w:r>
+        <w:rPr>
+          <w:sz w:val="24"/>
+        </w:rPr>
+        <w:t>模型，包括</w:t>
       </w:r>
       <w:r>
         <w:rPr>
@@ -12202,7 +12649,21 @@
         <w:rPr>
           <w:sz w:val="24"/>
         </w:rPr>
-        <w:t>以后的默认存储引擎，支持事务处理、行级锁定、外键约束等高级特性，适合需要高并发和数据一致性要求的应用场景</w:t>
+        <w:t>以后的默认存储引擎，支持事务处理、行级锁定、</w:t>
+      </w:r>
+      <w:proofErr w:type="gramStart"/>
+      <w:r>
+        <w:rPr>
+          <w:sz w:val="24"/>
+        </w:rPr>
+        <w:t>外键约束</w:t>
+      </w:r>
+      <w:proofErr w:type="gramEnd"/>
+      <w:r>
+        <w:rPr>
+          <w:sz w:val="24"/>
+        </w:rPr>
+        <w:t>等高级特性，适合需要高并发和数据一致性要求的应用场景</w:t>
       </w:r>
       <w:r>
         <w:rPr>
@@ -12334,12 +12795,14 @@
         <w:t>pymysql</w:t>
       </w:r>
       <w:proofErr w:type="spellEnd"/>
+      <w:proofErr w:type="gramStart"/>
       <w:r>
         <w:rPr>
           <w:sz w:val="24"/>
         </w:rPr>
         <w:t>等库连接</w:t>
       </w:r>
+      <w:proofErr w:type="gramEnd"/>
       <w:r>
         <w:rPr>
           <w:sz w:val="24"/>
@@ -12783,7 +13246,23 @@
           <w:rFonts w:hint="eastAsia"/>
           <w:sz w:val="24"/>
         </w:rPr>
-        <w:t>类提供了访问摄像头和视频文件的能力，可以逐帧读取视频内容；</w:t>
+        <w:t>类提供了访问摄像头和视频文件的能力，</w:t>
+      </w:r>
+      <w:proofErr w:type="gramStart"/>
+      <w:r>
+        <w:rPr>
+          <w:rFonts w:hint="eastAsia"/>
+          <w:sz w:val="24"/>
+        </w:rPr>
+        <w:t>可以逐帧读取</w:t>
+      </w:r>
+      <w:proofErr w:type="gramEnd"/>
+      <w:r>
+        <w:rPr>
+          <w:rFonts w:hint="eastAsia"/>
+          <w:sz w:val="24"/>
+        </w:rPr>
+        <w:t>视频内容；</w:t>
       </w:r>
       <w:r>
         <w:rPr>
@@ -13447,7 +13926,21 @@
         <w:rPr>
           <w:sz w:val="24"/>
         </w:rPr>
-        <w:t>流推送。生成器函数逐帧读取视频，执行处理（如目标检测），然后将处理后的帧编码为</w:t>
+        <w:t>流推送。生成器</w:t>
+      </w:r>
+      <w:proofErr w:type="gramStart"/>
+      <w:r>
+        <w:rPr>
+          <w:sz w:val="24"/>
+        </w:rPr>
+        <w:t>函数逐帧读取</w:t>
+      </w:r>
+      <w:proofErr w:type="gramEnd"/>
+      <w:r>
+        <w:rPr>
+          <w:sz w:val="24"/>
+        </w:rPr>
+        <w:t>视频，执行处理（如目标检测），然后将处理后的帧编码为</w:t>
       </w:r>
       <w:r>
         <w:rPr>
@@ -13792,11 +14285,19 @@
           <w:sz w:val="24"/>
         </w:rPr>
       </w:pPr>
-      <w:r>
-        <w:rPr>
-          <w:sz w:val="24"/>
-        </w:rPr>
-        <w:t>据业务需求，系统分为前端应用和后端服务两个部分，前端应用的功能需求包括</w:t>
+      <w:proofErr w:type="gramStart"/>
+      <w:r>
+        <w:rPr>
+          <w:sz w:val="24"/>
+        </w:rPr>
+        <w:t>据业务</w:t>
+      </w:r>
+      <w:proofErr w:type="gramEnd"/>
+      <w:r>
+        <w:rPr>
+          <w:sz w:val="24"/>
+        </w:rPr>
+        <w:t>需求，系统分为前端应用和后端服务两个部分，前端应用的功能需求包括</w:t>
       </w:r>
       <w:r>
         <w:rPr>
@@ -13973,7 +14474,35 @@
         <w:rPr>
           <w:sz w:val="24"/>
         </w:rPr>
-        <w:t>等常见视频格式；显示已选择的文件名；执行上传操作并显示上传进度；上传成功后自动跳转到处理页面。</w:t>
+        <w:t>等常见视频格式；显示已选择的文件名；执行上</w:t>
+      </w:r>
+      <w:proofErr w:type="gramStart"/>
+      <w:r>
+        <w:rPr>
+          <w:sz w:val="24"/>
+        </w:rPr>
+        <w:t>传操作</w:t>
+      </w:r>
+      <w:proofErr w:type="gramEnd"/>
+      <w:r>
+        <w:rPr>
+          <w:sz w:val="24"/>
+        </w:rPr>
+        <w:t>并显示上传进度；上</w:t>
+      </w:r>
+      <w:proofErr w:type="gramStart"/>
+      <w:r>
+        <w:rPr>
+          <w:sz w:val="24"/>
+        </w:rPr>
+        <w:t>传成功</w:t>
+      </w:r>
+      <w:proofErr w:type="gramEnd"/>
+      <w:r>
+        <w:rPr>
+          <w:sz w:val="24"/>
+        </w:rPr>
+        <w:t>后自动跳转到处理页面。</w:t>
       </w:r>
     </w:p>
     <w:p>
@@ -14052,7 +14581,21 @@
         <w:rPr>
           <w:sz w:val="24"/>
         </w:rPr>
-        <w:t>）；实时更新处理进度百分比；显示当前处理帧数和总帧数；显示处理速度（</w:t>
+        <w:t>）；实时更新处理进度百分比；显示当前处理帧数</w:t>
+      </w:r>
+      <w:proofErr w:type="gramStart"/>
+      <w:r>
+        <w:rPr>
+          <w:sz w:val="24"/>
+        </w:rPr>
+        <w:t>和总帧数</w:t>
+      </w:r>
+      <w:proofErr w:type="gramEnd"/>
+      <w:r>
+        <w:rPr>
+          <w:sz w:val="24"/>
+        </w:rPr>
+        <w:t>；显示处理速度（</w:t>
       </w:r>
       <w:r>
         <w:rPr>
@@ -14862,7 +15405,21 @@
         <w:rPr>
           <w:sz w:val="24"/>
         </w:rPr>
-        <w:t>这个辅助库来简化代码实现，这样开发复杂度就降下来了，代码也更容易维护和测试。界面和业务逻辑之间的分离也更清楚。前后端通信方面，前端通过</w:t>
+        <w:t>这个辅助库来简化代码实现，这样开发复杂度就降下来了，代码也更</w:t>
+      </w:r>
+      <w:proofErr w:type="gramStart"/>
+      <w:r>
+        <w:rPr>
+          <w:sz w:val="24"/>
+        </w:rPr>
+        <w:t>容易维护</w:t>
+      </w:r>
+      <w:proofErr w:type="gramEnd"/>
+      <w:r>
+        <w:rPr>
+          <w:sz w:val="24"/>
+        </w:rPr>
+        <w:t>和测试。界面和业务逻辑之间的分离也更清楚。前后端通信方面，前端通过</w:t>
       </w:r>
       <w:r>
         <w:rPr>
@@ -15052,7 +15609,21 @@
           <w:sz w:val="24"/>
         </w:rPr>
         <w:lastRenderedPageBreak/>
-        <w:t>数据存储层用的是</w:t>
+        <w:t>数据</w:t>
+      </w:r>
+      <w:proofErr w:type="gramStart"/>
+      <w:r>
+        <w:rPr>
+          <w:sz w:val="24"/>
+        </w:rPr>
+        <w:t>存储层用的</w:t>
+      </w:r>
+      <w:proofErr w:type="gramEnd"/>
+      <w:r>
+        <w:rPr>
+          <w:sz w:val="24"/>
+        </w:rPr>
+        <w:t>是</w:t>
       </w:r>
       <w:r>
         <w:rPr>
@@ -15518,11 +16089,19 @@
         </w:rPr>
         <w:t>ID</w:t>
       </w:r>
-      <w:r>
-        <w:rPr>
-          <w:sz w:val="24"/>
-        </w:rPr>
-        <w:t>是外键关联到</w:t>
+      <w:proofErr w:type="gramStart"/>
+      <w:r>
+        <w:rPr>
+          <w:sz w:val="24"/>
+        </w:rPr>
+        <w:t>是外键关联</w:t>
+      </w:r>
+      <w:proofErr w:type="gramEnd"/>
+      <w:r>
+        <w:rPr>
+          <w:sz w:val="24"/>
+        </w:rPr>
+        <w:t>到</w:t>
       </w:r>
       <w:r>
         <w:rPr>
@@ -16321,11 +16900,19 @@
                 <w:szCs w:val="21"/>
               </w:rPr>
             </w:pPr>
+            <w:proofErr w:type="gramStart"/>
             <w:r>
               <w:rPr>
                 <w:szCs w:val="21"/>
               </w:rPr>
-              <w:t>VARCHAR(255)</w:t>
+              <w:t>VARCHAR(</w:t>
+            </w:r>
+            <w:proofErr w:type="gramEnd"/>
+            <w:r>
+              <w:rPr>
+                <w:szCs w:val="21"/>
+              </w:rPr>
+              <w:t>255)</w:t>
             </w:r>
           </w:p>
         </w:tc>
@@ -16400,11 +16987,19 @@
                 <w:szCs w:val="21"/>
               </w:rPr>
             </w:pPr>
+            <w:proofErr w:type="gramStart"/>
             <w:r>
               <w:rPr>
                 <w:szCs w:val="21"/>
               </w:rPr>
-              <w:t>VARCHAR(500)</w:t>
+              <w:t>VARCHAR(</w:t>
+            </w:r>
+            <w:proofErr w:type="gramEnd"/>
+            <w:r>
+              <w:rPr>
+                <w:szCs w:val="21"/>
+              </w:rPr>
+              <w:t>500)</w:t>
             </w:r>
           </w:p>
         </w:tc>
@@ -16475,11 +17070,19 @@
                 <w:szCs w:val="21"/>
               </w:rPr>
             </w:pPr>
+            <w:proofErr w:type="gramStart"/>
             <w:r>
               <w:rPr>
                 <w:szCs w:val="21"/>
               </w:rPr>
-              <w:t>VARCHAR(20)</w:t>
+              <w:t>VARCHAR(</w:t>
+            </w:r>
+            <w:proofErr w:type="gramEnd"/>
+            <w:r>
+              <w:rPr>
+                <w:szCs w:val="21"/>
+              </w:rPr>
+              <w:t>20)</w:t>
             </w:r>
           </w:p>
         </w:tc>
@@ -16578,8 +17181,16 @@
               <w:rPr>
                 <w:szCs w:val="21"/>
               </w:rPr>
-              <w:t>上传时间</w:t>
+              <w:t>上</w:t>
             </w:r>
+            <w:proofErr w:type="gramStart"/>
+            <w:r>
+              <w:rPr>
+                <w:szCs w:val="21"/>
+              </w:rPr>
+              <w:t>传时间</w:t>
+            </w:r>
+            <w:proofErr w:type="gramEnd"/>
           </w:p>
         </w:tc>
       </w:tr>
@@ -16703,11 +17314,19 @@
                 <w:szCs w:val="21"/>
               </w:rPr>
             </w:pPr>
+            <w:proofErr w:type="gramStart"/>
             <w:r>
               <w:rPr>
                 <w:szCs w:val="21"/>
               </w:rPr>
-              <w:t>VARCHAR(20)</w:t>
+              <w:t>VARCHAR(</w:t>
+            </w:r>
+            <w:proofErr w:type="gramEnd"/>
+            <w:r>
+              <w:rPr>
+                <w:szCs w:val="21"/>
+              </w:rPr>
+              <w:t>20)</w:t>
             </w:r>
           </w:p>
         </w:tc>
@@ -16801,6 +17420,7 @@
                 <w:szCs w:val="21"/>
               </w:rPr>
             </w:pPr>
+            <w:proofErr w:type="gramStart"/>
             <w:r>
               <w:rPr>
                 <w:rFonts w:hint="eastAsia"/>
@@ -16808,6 +17428,7 @@
               </w:rPr>
               <w:t>帧率</w:t>
             </w:r>
+            <w:proofErr w:type="gramEnd"/>
           </w:p>
         </w:tc>
       </w:tr>
@@ -16855,11 +17476,19 @@
                 <w:szCs w:val="21"/>
               </w:rPr>
             </w:pPr>
+            <w:proofErr w:type="gramStart"/>
             <w:r>
               <w:rPr>
                 <w:szCs w:val="21"/>
               </w:rPr>
-              <w:t>VARCHAR(500)</w:t>
+              <w:t>VARCHAR(</w:t>
+            </w:r>
+            <w:proofErr w:type="gramEnd"/>
+            <w:r>
+              <w:rPr>
+                <w:szCs w:val="21"/>
+              </w:rPr>
+              <w:t>500)</w:t>
             </w:r>
           </w:p>
         </w:tc>
@@ -17543,8 +18172,16 @@
               <w:rPr>
                 <w:szCs w:val="21"/>
               </w:rPr>
-              <w:t>，外键</w:t>
+              <w:t>，</w:t>
             </w:r>
+            <w:proofErr w:type="gramStart"/>
+            <w:r>
+              <w:rPr>
+                <w:szCs w:val="21"/>
+              </w:rPr>
+              <w:t>外键</w:t>
+            </w:r>
+            <w:proofErr w:type="gramEnd"/>
           </w:p>
         </w:tc>
       </w:tr>
@@ -17592,11 +18229,19 @@
                 <w:szCs w:val="21"/>
               </w:rPr>
             </w:pPr>
+            <w:proofErr w:type="gramStart"/>
             <w:r>
               <w:rPr>
                 <w:szCs w:val="21"/>
               </w:rPr>
-              <w:t>VARCHAR(50)</w:t>
+              <w:t>VARCHAR(</w:t>
+            </w:r>
+            <w:proofErr w:type="gramEnd"/>
+            <w:r>
+              <w:rPr>
+                <w:szCs w:val="21"/>
+              </w:rPr>
+              <w:t>50)</w:t>
             </w:r>
           </w:p>
         </w:tc>
@@ -17776,8 +18421,16 @@
               <w:rPr>
                 <w:szCs w:val="21"/>
               </w:rPr>
-              <w:t>上传时间</w:t>
+              <w:t>上</w:t>
             </w:r>
+            <w:proofErr w:type="gramStart"/>
+            <w:r>
+              <w:rPr>
+                <w:szCs w:val="21"/>
+              </w:rPr>
+              <w:t>传时间</w:t>
+            </w:r>
+            <w:proofErr w:type="gramEnd"/>
           </w:p>
         </w:tc>
       </w:tr>
@@ -17846,6 +18499,7 @@
                 <w:szCs w:val="21"/>
               </w:rPr>
             </w:pPr>
+            <w:proofErr w:type="gramStart"/>
             <w:r>
               <w:rPr>
                 <w:rFonts w:hint="eastAsia"/>
@@ -17853,6 +18507,7 @@
               </w:rPr>
               <w:t>边界框左上角</w:t>
             </w:r>
+            <w:proofErr w:type="gramEnd"/>
             <w:r>
               <w:rPr>
                 <w:rFonts w:hint="eastAsia"/>
@@ -17937,12 +18592,14 @@
                 <w:szCs w:val="21"/>
               </w:rPr>
             </w:pPr>
+            <w:proofErr w:type="gramStart"/>
             <w:r>
               <w:rPr>
                 <w:szCs w:val="21"/>
               </w:rPr>
               <w:t>边界框左上角</w:t>
             </w:r>
+            <w:proofErr w:type="gramEnd"/>
             <w:r>
               <w:rPr>
                 <w:szCs w:val="21"/>
@@ -18023,12 +18680,14 @@
                 <w:szCs w:val="21"/>
               </w:rPr>
             </w:pPr>
+            <w:proofErr w:type="gramStart"/>
             <w:r>
               <w:rPr>
                 <w:szCs w:val="21"/>
               </w:rPr>
               <w:t>边界框右下角</w:t>
             </w:r>
+            <w:proofErr w:type="gramEnd"/>
             <w:r>
               <w:rPr>
                 <w:szCs w:val="21"/>
@@ -18109,6 +18768,7 @@
                 <w:szCs w:val="21"/>
               </w:rPr>
             </w:pPr>
+            <w:proofErr w:type="gramStart"/>
             <w:r>
               <w:rPr>
                 <w:rFonts w:hint="eastAsia"/>
@@ -18116,6 +18776,7 @@
               </w:rPr>
               <w:t>边界框右下角</w:t>
             </w:r>
+            <w:proofErr w:type="gramEnd"/>
             <w:r>
               <w:rPr>
                 <w:rFonts w:hint="eastAsia"/>
@@ -19114,6 +19775,7 @@
               <w:t>/</w:t>
             </w:r>
             <w:proofErr w:type="spellStart"/>
+            <w:proofErr w:type="gramStart"/>
             <w:r>
               <w:rPr>
                 <w:sz w:val="24"/>
@@ -19121,6 +19783,7 @@
               <w:t>api</w:t>
             </w:r>
             <w:proofErr w:type="spellEnd"/>
+            <w:proofErr w:type="gramEnd"/>
             <w:r>
               <w:rPr>
                 <w:sz w:val="24"/>
@@ -19304,6 +19967,7 @@
               <w:t>/</w:t>
             </w:r>
             <w:proofErr w:type="spellStart"/>
+            <w:proofErr w:type="gramStart"/>
             <w:r>
               <w:rPr>
                 <w:sz w:val="24"/>
@@ -19311,6 +19975,7 @@
               <w:t>api</w:t>
             </w:r>
             <w:proofErr w:type="spellEnd"/>
+            <w:proofErr w:type="gramEnd"/>
             <w:r>
               <w:rPr>
                 <w:sz w:val="24"/>
@@ -19494,6 +20159,7 @@
               <w:t>/</w:t>
             </w:r>
             <w:proofErr w:type="spellStart"/>
+            <w:proofErr w:type="gramStart"/>
             <w:r>
               <w:rPr>
                 <w:sz w:val="24"/>
@@ -19501,6 +20167,7 @@
               <w:t>api</w:t>
             </w:r>
             <w:proofErr w:type="spellEnd"/>
+            <w:proofErr w:type="gramEnd"/>
             <w:r>
               <w:rPr>
                 <w:sz w:val="24"/>
@@ -19584,6 +20251,7 @@
               <w:t>/</w:t>
             </w:r>
             <w:proofErr w:type="spellStart"/>
+            <w:proofErr w:type="gramStart"/>
             <w:r>
               <w:rPr>
                 <w:iCs/>
@@ -19592,6 +20260,7 @@
               <w:t>api</w:t>
             </w:r>
             <w:proofErr w:type="spellEnd"/>
+            <w:proofErr w:type="gramEnd"/>
             <w:r>
               <w:rPr>
                 <w:iCs/>
@@ -19680,8 +20349,16 @@
               <w:rPr>
                 <w:sz w:val="24"/>
               </w:rPr>
-              <w:t>/health</w:t>
+              <w:t>/</w:t>
             </w:r>
+            <w:proofErr w:type="gramStart"/>
+            <w:r>
+              <w:rPr>
+                <w:sz w:val="24"/>
+              </w:rPr>
+              <w:t>health</w:t>
+            </w:r>
+            <w:proofErr w:type="gramEnd"/>
           </w:p>
         </w:tc>
         <w:tc>
@@ -19966,12 +20643,21 @@
         </w:rPr>
         <w:t xml:space="preserve"> </w:t>
       </w:r>
-      <w:r>
-        <w:rPr>
-          <w:rFonts w:hint="eastAsia"/>
-          <w:sz w:val="24"/>
-        </w:rPr>
-        <w:t>基类实现各页面业务逻辑与数据交互，</w:t>
+      <w:proofErr w:type="gramStart"/>
+      <w:r>
+        <w:rPr>
+          <w:rFonts w:hint="eastAsia"/>
+          <w:sz w:val="24"/>
+        </w:rPr>
+        <w:t>基类实现</w:t>
+      </w:r>
+      <w:proofErr w:type="gramEnd"/>
+      <w:r>
+        <w:rPr>
+          <w:rFonts w:hint="eastAsia"/>
+          <w:sz w:val="24"/>
+        </w:rPr>
+        <w:t>各页面业务逻辑与数据交互，</w:t>
       </w:r>
       <w:r>
         <w:rPr>
@@ -21312,7 +21998,23 @@
           <w:rFonts w:hint="eastAsia"/>
           <w:sz w:val="24"/>
         </w:rPr>
-        <w:t>处理上传状态和导航</w:t>
+        <w:t>处理上</w:t>
+      </w:r>
+      <w:proofErr w:type="gramStart"/>
+      <w:r>
+        <w:rPr>
+          <w:rFonts w:hint="eastAsia"/>
+          <w:sz w:val="24"/>
+        </w:rPr>
+        <w:t>传状态</w:t>
+      </w:r>
+      <w:proofErr w:type="gramEnd"/>
+      <w:r>
+        <w:rPr>
+          <w:rFonts w:hint="eastAsia"/>
+          <w:sz w:val="24"/>
+        </w:rPr>
+        <w:t>和导航</w:t>
       </w:r>
       <w:r>
         <w:rPr>
@@ -24932,7 +25634,23 @@
           <w:rFonts w:hint="eastAsia"/>
           <w:sz w:val="24"/>
         </w:rPr>
-        <w:t>跳帧处理是提升处理速度的关键策略。</w:t>
+        <w:t>跳</w:t>
+      </w:r>
+      <w:proofErr w:type="gramStart"/>
+      <w:r>
+        <w:rPr>
+          <w:rFonts w:hint="eastAsia"/>
+          <w:sz w:val="24"/>
+        </w:rPr>
+        <w:t>帧处理</w:t>
+      </w:r>
+      <w:proofErr w:type="gramEnd"/>
+      <w:r>
+        <w:rPr>
+          <w:rFonts w:hint="eastAsia"/>
+          <w:sz w:val="24"/>
+        </w:rPr>
+        <w:t>是提升处理速度的关键策略。</w:t>
       </w:r>
       <w:r>
         <w:rPr>
@@ -25026,7 +25744,39 @@
           <w:rFonts w:hint="eastAsia"/>
           <w:sz w:val="24"/>
         </w:rPr>
-        <w:t>实现逻辑为在主处理循环中判断当前帧是否需要处理（</w:t>
+        <w:t>实现逻辑为在</w:t>
+      </w:r>
+      <w:proofErr w:type="gramStart"/>
+      <w:r>
+        <w:rPr>
+          <w:rFonts w:hint="eastAsia"/>
+          <w:sz w:val="24"/>
+        </w:rPr>
+        <w:t>主处理</w:t>
+      </w:r>
+      <w:proofErr w:type="gramEnd"/>
+      <w:r>
+        <w:rPr>
+          <w:rFonts w:hint="eastAsia"/>
+          <w:sz w:val="24"/>
+        </w:rPr>
+        <w:t>循环中判断当前</w:t>
+      </w:r>
+      <w:proofErr w:type="gramStart"/>
+      <w:r>
+        <w:rPr>
+          <w:rFonts w:hint="eastAsia"/>
+          <w:sz w:val="24"/>
+        </w:rPr>
+        <w:t>帧</w:t>
+      </w:r>
+      <w:proofErr w:type="gramEnd"/>
+      <w:r>
+        <w:rPr>
+          <w:rFonts w:hint="eastAsia"/>
+          <w:sz w:val="24"/>
+        </w:rPr>
+        <w:t>是否需要处理（</w:t>
       </w:r>
       <w:proofErr w:type="spellStart"/>
       <w:r>
@@ -25275,12 +26025,21 @@
         </w:rPr>
         <w:t>GPU</w:t>
       </w:r>
-      <w:r>
-        <w:rPr>
-          <w:rFonts w:hint="eastAsia"/>
-          <w:sz w:val="24"/>
-        </w:rPr>
-        <w:t>不可用时的错误。同时指定</w:t>
+      <w:proofErr w:type="gramStart"/>
+      <w:r>
+        <w:rPr>
+          <w:rFonts w:hint="eastAsia"/>
+          <w:sz w:val="24"/>
+        </w:rPr>
+        <w:t>不</w:t>
+      </w:r>
+      <w:proofErr w:type="gramEnd"/>
+      <w:r>
+        <w:rPr>
+          <w:rFonts w:hint="eastAsia"/>
+          <w:sz w:val="24"/>
+        </w:rPr>
+        <w:t>可用时的错误。同时指定</w:t>
       </w:r>
       <w:proofErr w:type="spellStart"/>
       <w:r>
@@ -27286,8 +28045,17 @@
                 <w:rFonts w:hint="eastAsia"/>
                 <w:szCs w:val="21"/>
               </w:rPr>
-              <w:t>观察视频流显示</w:t>
+              <w:t>观察视频</w:t>
             </w:r>
+            <w:proofErr w:type="gramStart"/>
+            <w:r>
+              <w:rPr>
+                <w:rFonts w:hint="eastAsia"/>
+                <w:szCs w:val="21"/>
+              </w:rPr>
+              <w:t>流显示</w:t>
+            </w:r>
+            <w:proofErr w:type="gramEnd"/>
           </w:p>
         </w:tc>
         <w:tc>
@@ -28936,7 +29704,21 @@
         <w:rPr>
           <w:sz w:val="24"/>
         </w:rPr>
-        <w:t>视频流播放核心功能运行稳定；</w:t>
+        <w:t>视频</w:t>
+      </w:r>
+      <w:proofErr w:type="gramStart"/>
+      <w:r>
+        <w:rPr>
+          <w:sz w:val="24"/>
+        </w:rPr>
+        <w:t>流播放核心</w:t>
+      </w:r>
+      <w:proofErr w:type="gramEnd"/>
+      <w:r>
+        <w:rPr>
+          <w:sz w:val="24"/>
+        </w:rPr>
+        <w:t>功能运行稳定；</w:t>
       </w:r>
       <w:r>
         <w:rPr>
@@ -29079,7 +29861,14 @@
         <w:rPr>
           <w:sz w:val="24"/>
         </w:rPr>
-        <w:t>采用前后端分离的分布式架构模式，前端</w:t>
+        <w:t>采用前后端分离的分布式架构模式，</w:t>
+      </w:r>
+      <w:proofErr w:type="gramStart"/>
+      <w:r>
+        <w:rPr>
+          <w:sz w:val="24"/>
+        </w:rPr>
+        <w:t>前端</w:t>
       </w:r>
       <w:r>
         <w:rPr>
@@ -29088,6 +29877,7 @@
         </w:rPr>
         <w:t>靠</w:t>
       </w:r>
+      <w:proofErr w:type="gramEnd"/>
       <w:r>
         <w:rPr>
           <w:sz w:val="24"/>
@@ -29397,7 +30187,21 @@
         <w:rPr>
           <w:sz w:val="24"/>
         </w:rPr>
-        <w:t>这个类里面。为了提高后端服务的处理效率和响应速度，还针对性地做了跳帧处理和结果缓存这些优化策略</w:t>
+        <w:t>这个类里面。为了提高后端服务的处理效率和响应速度，还针对性地做了跳</w:t>
+      </w:r>
+      <w:proofErr w:type="gramStart"/>
+      <w:r>
+        <w:rPr>
+          <w:sz w:val="24"/>
+        </w:rPr>
+        <w:t>帧处理</w:t>
+      </w:r>
+      <w:proofErr w:type="gramEnd"/>
+      <w:r>
+        <w:rPr>
+          <w:sz w:val="24"/>
+        </w:rPr>
+        <w:t>和结果缓存这些优化策略</w:t>
       </w:r>
       <w:r>
         <w:rPr>
@@ -29623,11 +30427,19 @@
         </w:rPr>
         <w:t>了</w:t>
       </w:r>
-      <w:r>
-        <w:rPr>
-          <w:sz w:val="24"/>
-        </w:rPr>
-        <w:t>证系统的功能完整性与性能达标情况，本文设计了功能测试方案</w:t>
+      <w:proofErr w:type="gramStart"/>
+      <w:r>
+        <w:rPr>
+          <w:sz w:val="24"/>
+        </w:rPr>
+        <w:t>证系统</w:t>
+      </w:r>
+      <w:proofErr w:type="gramEnd"/>
+      <w:r>
+        <w:rPr>
+          <w:sz w:val="24"/>
+        </w:rPr>
+        <w:t>的功能完整性与性能达标情况，本文设计了功能测试方案</w:t>
       </w:r>
       <w:r>
         <w:rPr>
@@ -29750,11 +30562,33 @@
         </w:rPr>
         <w:t>MJPEG</w:t>
       </w:r>
-      <w:r>
-        <w:rPr>
-          <w:sz w:val="24"/>
-        </w:rPr>
-        <w:t>流显示方案，解决了移动平台视频流显示的跨域限制问题。综合运用跳帧处理、结果缓存、轻量模型、绘制优化等多种策略，在</w:t>
+      <w:proofErr w:type="gramStart"/>
+      <w:r>
+        <w:rPr>
+          <w:sz w:val="24"/>
+        </w:rPr>
+        <w:t>流显示</w:t>
+      </w:r>
+      <w:proofErr w:type="gramEnd"/>
+      <w:r>
+        <w:rPr>
+          <w:sz w:val="24"/>
+        </w:rPr>
+        <w:t>方案，解决了移动平台视频</w:t>
+      </w:r>
+      <w:proofErr w:type="gramStart"/>
+      <w:r>
+        <w:rPr>
+          <w:sz w:val="24"/>
+        </w:rPr>
+        <w:t>流显示</w:t>
+      </w:r>
+      <w:proofErr w:type="gramEnd"/>
+      <w:r>
+        <w:rPr>
+          <w:sz w:val="24"/>
+        </w:rPr>
+        <w:t>的跨域限制问题。综合运用跳帧处理、结果缓存、轻量模型、绘制优化等多种策略，在</w:t>
       </w:r>
       <w:r>
         <w:rPr>
@@ -29913,7 +30747,23 @@
           <w:rFonts w:hint="eastAsia"/>
           <w:sz w:val="24"/>
         </w:rPr>
-        <w:t>针对移动平台上视频流显示经常遇到的跨域问题，我们提出了一种基于</w:t>
+        <w:t>针对移动平台上视频</w:t>
+      </w:r>
+      <w:proofErr w:type="gramStart"/>
+      <w:r>
+        <w:rPr>
+          <w:rFonts w:hint="eastAsia"/>
+          <w:sz w:val="24"/>
+        </w:rPr>
+        <w:t>流显示</w:t>
+      </w:r>
+      <w:proofErr w:type="gramEnd"/>
+      <w:r>
+        <w:rPr>
+          <w:rFonts w:hint="eastAsia"/>
+          <w:sz w:val="24"/>
+        </w:rPr>
+        <w:t>经常遇到的跨域问题，我们提出了一种基于</w:t>
       </w:r>
       <w:r>
         <w:rPr>
@@ -29950,12 +30800,21 @@
         </w:rPr>
         <w:t>MJPEG</w:t>
       </w:r>
-      <w:r>
-        <w:rPr>
-          <w:rFonts w:hint="eastAsia"/>
-          <w:sz w:val="24"/>
-        </w:rPr>
-        <w:t>流显示方案</w:t>
+      <w:proofErr w:type="gramStart"/>
+      <w:r>
+        <w:rPr>
+          <w:rFonts w:hint="eastAsia"/>
+          <w:sz w:val="24"/>
+        </w:rPr>
+        <w:t>流显示</w:t>
+      </w:r>
+      <w:proofErr w:type="gramEnd"/>
+      <w:r>
+        <w:rPr>
+          <w:rFonts w:hint="eastAsia"/>
+          <w:sz w:val="24"/>
+        </w:rPr>
+        <w:t>方案</w:t>
       </w:r>
       <w:r>
         <w:rPr>
@@ -30262,7 +31121,23 @@
           <w:rFonts w:hint="eastAsia"/>
           <w:sz w:val="24"/>
         </w:rPr>
-        <w:t>这类成熟的目标跟踪算法，把不同视频帧里出现的同一个目标关联起来，形成连续的运动轨迹，从而让系统能覆盖更多的应用场景。</w:t>
+        <w:t>这类成熟的目标跟踪算法，把不同</w:t>
+      </w:r>
+      <w:proofErr w:type="gramStart"/>
+      <w:r>
+        <w:rPr>
+          <w:rFonts w:hint="eastAsia"/>
+          <w:sz w:val="24"/>
+        </w:rPr>
+        <w:t>视频帧里出现</w:t>
+      </w:r>
+      <w:proofErr w:type="gramEnd"/>
+      <w:r>
+        <w:rPr>
+          <w:rFonts w:hint="eastAsia"/>
+          <w:sz w:val="24"/>
+        </w:rPr>
+        <w:t>的同一个目标关联起来，形成连续的运动轨迹，从而让系统能覆盖更多的应用场景。</w:t>
       </w:r>
     </w:p>
     <w:p>
@@ -30281,7 +31156,23 @@
           <w:rFonts w:hint="eastAsia"/>
           <w:sz w:val="24"/>
         </w:rPr>
-        <w:t>模型灵活性也是个问题。目前检测模型是固定的，不能换。未来可以增加模型在线更新的功能，允许用户自己上传自定义模型，或者在系统里内置多种预训练模型供大家选择，这样就能适应不同场景下的检测需求，系统的通用性也会更强。</w:t>
+        <w:t>模型灵活性也是个问题。目前检测模型是固定的，不能换。未来可以增加模型在线更新的功能，允许用户自己上传自定义模型，或者在系统里内置多种</w:t>
+      </w:r>
+      <w:proofErr w:type="gramStart"/>
+      <w:r>
+        <w:rPr>
+          <w:rFonts w:hint="eastAsia"/>
+          <w:sz w:val="24"/>
+        </w:rPr>
+        <w:t>预训练</w:t>
+      </w:r>
+      <w:proofErr w:type="gramEnd"/>
+      <w:r>
+        <w:rPr>
+          <w:rFonts w:hint="eastAsia"/>
+          <w:sz w:val="24"/>
+        </w:rPr>
+        <w:t>模型供大家选择，这样就能适应不同场景下的检测需求，系统的通用性也会更强。</w:t>
       </w:r>
     </w:p>
     <w:p>
@@ -30361,7 +31252,23 @@
           <w:rFonts w:hint="eastAsia"/>
           <w:sz w:val="24"/>
         </w:rPr>
-        <w:t>平台上，移动端的适配还有不少提升空间。以后可以针对移动端做更多性能和体验上的优化，比如加强对</w:t>
+        <w:t>平台上，移动端的适配还有不少提升空间。以后可以针对</w:t>
+      </w:r>
+      <w:proofErr w:type="gramStart"/>
+      <w:r>
+        <w:rPr>
+          <w:rFonts w:hint="eastAsia"/>
+          <w:sz w:val="24"/>
+        </w:rPr>
+        <w:t>移动端做更多</w:t>
+      </w:r>
+      <w:proofErr w:type="gramEnd"/>
+      <w:r>
+        <w:rPr>
+          <w:rFonts w:hint="eastAsia"/>
+          <w:sz w:val="24"/>
+        </w:rPr>
+        <w:t>性能和体验上的优化，比如加强对</w:t>
       </w:r>
       <w:r>
         <w:rPr>
@@ -30403,7 +31310,23 @@
           <w:rFonts w:hint="eastAsia"/>
           <w:sz w:val="24"/>
         </w:rPr>
-        <w:t>这些移动网络的适配能力，优化算法逻辑来减少电量消耗，让移动端用户用起来更顺手。</w:t>
+        <w:t>这些移动网络的适配能力，优化算法逻辑来减少电量消耗，让移动</w:t>
+      </w:r>
+      <w:proofErr w:type="gramStart"/>
+      <w:r>
+        <w:rPr>
+          <w:rFonts w:hint="eastAsia"/>
+          <w:sz w:val="24"/>
+        </w:rPr>
+        <w:t>端用户</w:t>
+      </w:r>
+      <w:proofErr w:type="gramEnd"/>
+      <w:r>
+        <w:rPr>
+          <w:rFonts w:hint="eastAsia"/>
+          <w:sz w:val="24"/>
+        </w:rPr>
+        <w:t>用起来更顺手。</w:t>
       </w:r>
     </w:p>
     <w:p>
@@ -30753,7 +31676,21 @@
         <w:rPr>
           <w:szCs w:val="21"/>
         </w:rPr>
-        <w:t>中国图象图形学报</w:t>
+        <w:t>中国</w:t>
+      </w:r>
+      <w:proofErr w:type="gramStart"/>
+      <w:r>
+        <w:rPr>
+          <w:szCs w:val="21"/>
+        </w:rPr>
+        <w:t>图象</w:t>
+      </w:r>
+      <w:proofErr w:type="gramEnd"/>
+      <w:r>
+        <w:rPr>
+          <w:szCs w:val="21"/>
+        </w:rPr>
+        <w:t>图形学报</w:t>
       </w:r>
       <w:r>
         <w:rPr>
@@ -31058,12 +31995,14 @@
         </w:rPr>
         <w:t xml:space="preserve">, </w:t>
       </w:r>
+      <w:proofErr w:type="gramStart"/>
       <w:r>
         <w:rPr>
           <w:szCs w:val="21"/>
         </w:rPr>
         <w:t>孙汉卿</w:t>
       </w:r>
+      <w:proofErr w:type="gramEnd"/>
       <w:r>
         <w:rPr>
           <w:szCs w:val="21"/>
@@ -31098,7 +32037,21 @@
         <w:rPr>
           <w:szCs w:val="21"/>
         </w:rPr>
-        <w:t>中国图象图形学报</w:t>
+        <w:t>中国</w:t>
+      </w:r>
+      <w:proofErr w:type="gramStart"/>
+      <w:r>
+        <w:rPr>
+          <w:szCs w:val="21"/>
+        </w:rPr>
+        <w:t>图象</w:t>
+      </w:r>
+      <w:proofErr w:type="gramEnd"/>
+      <w:r>
+        <w:rPr>
+          <w:szCs w:val="21"/>
+        </w:rPr>
+        <w:t>图形学报</w:t>
       </w:r>
       <w:r>
         <w:rPr>
@@ -31151,6 +32104,7 @@
         </w:rPr>
         <w:t>,</w:t>
       </w:r>
+      <w:proofErr w:type="gramStart"/>
       <w:r>
         <w:rPr>
           <w:rFonts w:hint="eastAsia"/>
@@ -31158,6 +32112,7 @@
         </w:rPr>
         <w:t>公维军</w:t>
       </w:r>
+      <w:proofErr w:type="gramEnd"/>
       <w:r>
         <w:rPr>
           <w:rFonts w:hint="eastAsia"/>
@@ -31283,6 +32238,7 @@
         </w:rPr>
       </w:pPr>
       <w:bookmarkStart w:id="64" w:name="_Ref226306818"/>
+      <w:proofErr w:type="gramStart"/>
       <w:r>
         <w:rPr>
           <w:rFonts w:hint="eastAsia"/>
@@ -31290,6 +32246,7 @@
         </w:rPr>
         <w:t>叶锋</w:t>
       </w:r>
+      <w:proofErr w:type="gramEnd"/>
       <w:r>
         <w:rPr>
           <w:rFonts w:hint="eastAsia"/>
@@ -31351,7 +32308,23 @@
           <w:rFonts w:hint="eastAsia"/>
           <w:szCs w:val="21"/>
         </w:rPr>
-        <w:t>,2015,(15):27-28.DOI:10.16184/j.cnki.comprg.2015.15.010.</w:t>
+        <w:t>,2015,(15):</w:t>
+      </w:r>
+      <w:proofErr w:type="gramStart"/>
+      <w:r>
+        <w:rPr>
+          <w:rFonts w:hint="eastAsia"/>
+          <w:szCs w:val="21"/>
+        </w:rPr>
+        <w:t>27-28.DOI:10.16184/j.cnki.comprg</w:t>
+      </w:r>
+      <w:proofErr w:type="gramEnd"/>
+      <w:r>
+        <w:rPr>
+          <w:rFonts w:hint="eastAsia"/>
+          <w:szCs w:val="21"/>
+        </w:rPr>
+        <w:t>.2015.15.010.</w:t>
       </w:r>
       <w:bookmarkEnd w:id="64"/>
     </w:p>
@@ -31435,6 +32408,7 @@
         </w:rPr>
       </w:pPr>
       <w:bookmarkStart w:id="66" w:name="_Ref226306943"/>
+      <w:proofErr w:type="gramStart"/>
       <w:r>
         <w:rPr>
           <w:rFonts w:hint="eastAsia"/>
@@ -31442,6 +32416,7 @@
         </w:rPr>
         <w:t>兰旭辉</w:t>
       </w:r>
+      <w:proofErr w:type="gramEnd"/>
       <w:r>
         <w:rPr>
           <w:rFonts w:hint="eastAsia"/>
@@ -31517,7 +32492,23 @@
           <w:rFonts w:hint="eastAsia"/>
           <w:szCs w:val="21"/>
         </w:rPr>
-        <w:t>,2004,(03):442-443+468.DOI:10.16208/j.issn1000-7024.2004.03.037.</w:t>
+        <w:t>,2004,(03):442-443+468.DOI:10.16208/</w:t>
+      </w:r>
+      <w:proofErr w:type="gramStart"/>
+      <w:r>
+        <w:rPr>
+          <w:rFonts w:hint="eastAsia"/>
+          <w:szCs w:val="21"/>
+        </w:rPr>
+        <w:t>j.issn</w:t>
+      </w:r>
+      <w:proofErr w:type="gramEnd"/>
+      <w:r>
+        <w:rPr>
+          <w:rFonts w:hint="eastAsia"/>
+          <w:szCs w:val="21"/>
+        </w:rPr>
+        <w:t>1000-7024.2004.03.037.</w:t>
       </w:r>
       <w:bookmarkEnd w:id="66"/>
     </w:p>
@@ -31536,6 +32527,7 @@
         </w:rPr>
       </w:pPr>
       <w:bookmarkStart w:id="67" w:name="_Ref226306989"/>
+      <w:proofErr w:type="gramStart"/>
       <w:r>
         <w:rPr>
           <w:rFonts w:hint="eastAsia"/>
@@ -31543,6 +32535,7 @@
         </w:rPr>
         <w:t>黄传禄</w:t>
       </w:r>
+      <w:proofErr w:type="gramEnd"/>
       <w:r>
         <w:rPr>
           <w:rFonts w:hint="eastAsia"/>
@@ -31623,6 +32616,7 @@
         </w:rPr>
       </w:pPr>
       <w:bookmarkStart w:id="68" w:name="_Ref226307026"/>
+      <w:proofErr w:type="gramStart"/>
       <w:r>
         <w:rPr>
           <w:rFonts w:hint="eastAsia"/>
@@ -31630,6 +32624,7 @@
         </w:rPr>
         <w:t>贾小军</w:t>
       </w:r>
+      <w:proofErr w:type="gramEnd"/>
       <w:r>
         <w:rPr>
           <w:rFonts w:hint="eastAsia"/>
@@ -31637,6 +32632,7 @@
         </w:rPr>
         <w:t>,</w:t>
       </w:r>
+      <w:proofErr w:type="gramStart"/>
       <w:r>
         <w:rPr>
           <w:rFonts w:hint="eastAsia"/>
@@ -31644,6 +32640,7 @@
         </w:rPr>
         <w:t>喻擎苍</w:t>
       </w:r>
+      <w:proofErr w:type="gramEnd"/>
       <w:r>
         <w:rPr>
           <w:rFonts w:hint="eastAsia"/>
@@ -31879,7 +32876,23 @@
           <w:rFonts w:hint="eastAsia"/>
           <w:szCs w:val="21"/>
         </w:rPr>
-        <w:t>,2020,23(04):22-24.DOI:10.19644/j.cnki.issn2096-1472.2020.04.006.</w:t>
+        <w:t>,2020,23(04):</w:t>
+      </w:r>
+      <w:proofErr w:type="gramStart"/>
+      <w:r>
+        <w:rPr>
+          <w:rFonts w:hint="eastAsia"/>
+          <w:szCs w:val="21"/>
+        </w:rPr>
+        <w:t>22-24.DOI:10.19644/j.cnki.issn</w:t>
+      </w:r>
+      <w:proofErr w:type="gramEnd"/>
+      <w:r>
+        <w:rPr>
+          <w:rFonts w:hint="eastAsia"/>
+          <w:szCs w:val="21"/>
+        </w:rPr>
+        <w:t>2096-1472.2020.04.006.</w:t>
       </w:r>
       <w:bookmarkEnd w:id="70"/>
     </w:p>
@@ -31966,7 +32979,23 @@
           <w:rFonts w:hint="eastAsia"/>
           <w:szCs w:val="21"/>
         </w:rPr>
-        <w:t>,2020,(11):3-6.DOI:10.16184/j.cnki.comprg.2020.11.001.</w:t>
+        <w:t>,2020,(11):</w:t>
+      </w:r>
+      <w:proofErr w:type="gramStart"/>
+      <w:r>
+        <w:rPr>
+          <w:rFonts w:hint="eastAsia"/>
+          <w:szCs w:val="21"/>
+        </w:rPr>
+        <w:t>3-6.DOI:10.16184/j.cnki.comprg</w:t>
+      </w:r>
+      <w:proofErr w:type="gramEnd"/>
+      <w:r>
+        <w:rPr>
+          <w:rFonts w:hint="eastAsia"/>
+          <w:szCs w:val="21"/>
+        </w:rPr>
+        <w:t>.2020.11.001.</w:t>
       </w:r>
       <w:bookmarkEnd w:id="71"/>
     </w:p>
@@ -32707,8 +33736,16 @@
               <w:rPr>
                 <w:rFonts w:hint="eastAsia"/>
               </w:rPr>
-              <w:t>浙江省杭州下沙高教园区学源街</w:t>
+              <w:t>浙江省杭州下沙高教</w:t>
             </w:r>
+            <w:proofErr w:type="gramStart"/>
+            <w:r>
+              <w:rPr>
+                <w:rFonts w:hint="eastAsia"/>
+              </w:rPr>
+              <w:t>园区学源街</w:t>
+            </w:r>
+            <w:proofErr w:type="gramEnd"/>
           </w:p>
         </w:tc>
         <w:tc>
@@ -33037,9 +34074,11 @@
             <w:gridSpan w:val="5"/>
           </w:tcPr>
           <w:p>
+            <w:proofErr w:type="gramStart"/>
             <w:r>
               <w:t>单良</w:t>
             </w:r>
+            <w:proofErr w:type="gramEnd"/>
           </w:p>
         </w:tc>
       </w:tr>

--- a/毕业论文v1.1.docx
+++ b/毕业论文v1.1.docx
@@ -1245,9 +1245,62 @@
           <w:szCs w:val="28"/>
           <w:u w:val="single"/>
         </w:rPr>
-        <w:t>工</w:t>
-      </w:r>
-      <w:proofErr w:type="gramStart"/>
+        <w:t>工学学士</w:t>
+      </w:r>
+      <w:r>
+        <w:rPr>
+          <w:rFonts w:hint="eastAsia"/>
+          <w:sz w:val="32"/>
+          <w:u w:val="single"/>
+        </w:rPr>
+        <w:t xml:space="preserve"> </w:t>
+      </w:r>
+      <w:r>
+        <w:rPr>
+          <w:rFonts w:hint="eastAsia"/>
+          <w:sz w:val="32"/>
+          <w:u w:val="single"/>
+        </w:rPr>
+        <w:t xml:space="preserve"> </w:t>
+      </w:r>
+      <w:r>
+        <w:rPr>
+          <w:rFonts w:hint="eastAsia"/>
+          <w:sz w:val="32"/>
+          <w:u w:val="single"/>
+        </w:rPr>
+        <w:t xml:space="preserve">  </w:t>
+      </w:r>
+      <w:r>
+        <w:rPr>
+          <w:rFonts w:hint="eastAsia"/>
+          <w:sz w:val="32"/>
+        </w:rPr>
+        <w:t xml:space="preserve">     </w:t>
+      </w:r>
+      <w:r>
+        <w:rPr>
+          <w:rFonts w:hint="eastAsia"/>
+          <w:sz w:val="32"/>
+        </w:rPr>
+        <w:t xml:space="preserve">   </w:t>
+      </w:r>
+      <w:r>
+        <w:rPr>
+          <w:rFonts w:hint="eastAsia"/>
+          <w:sz w:val="28"/>
+          <w:szCs w:val="28"/>
+        </w:rPr>
+        <w:t>指导教师</w:t>
+      </w:r>
+      <w:r>
+        <w:rPr>
+          <w:rFonts w:hint="eastAsia"/>
+          <w:sz w:val="32"/>
+          <w:u w:val="single"/>
+        </w:rPr>
+        <w:t xml:space="preserve">  </w:t>
+      </w:r>
       <w:r>
         <w:rPr>
           <w:rFonts w:hint="eastAsia"/>
@@ -1255,9 +1308,8 @@
           <w:szCs w:val="28"/>
           <w:u w:val="single"/>
         </w:rPr>
-        <w:t>学</w:t>
-      </w:r>
-      <w:proofErr w:type="gramEnd"/>
+        <w:t>何灵敏</w:t>
+      </w:r>
       <w:r>
         <w:rPr>
           <w:rFonts w:hint="eastAsia"/>
@@ -1265,61 +1317,7 @@
           <w:szCs w:val="28"/>
           <w:u w:val="single"/>
         </w:rPr>
-        <w:t>学士</w:t>
-      </w:r>
-      <w:r>
-        <w:rPr>
-          <w:rFonts w:hint="eastAsia"/>
-          <w:sz w:val="32"/>
-          <w:u w:val="single"/>
-        </w:rPr>
         <w:t xml:space="preserve"> </w:t>
-      </w:r>
-      <w:r>
-        <w:rPr>
-          <w:rFonts w:hint="eastAsia"/>
-          <w:sz w:val="32"/>
-          <w:u w:val="single"/>
-        </w:rPr>
-        <w:t xml:space="preserve"> </w:t>
-      </w:r>
-      <w:r>
-        <w:rPr>
-          <w:rFonts w:hint="eastAsia"/>
-          <w:sz w:val="32"/>
-          <w:u w:val="single"/>
-        </w:rPr>
-        <w:t xml:space="preserve">  </w:t>
-      </w:r>
-      <w:r>
-        <w:rPr>
-          <w:rFonts w:hint="eastAsia"/>
-          <w:sz w:val="32"/>
-        </w:rPr>
-        <w:t xml:space="preserve">     </w:t>
-      </w:r>
-      <w:r>
-        <w:rPr>
-          <w:rFonts w:hint="eastAsia"/>
-          <w:sz w:val="32"/>
-        </w:rPr>
-        <w:t xml:space="preserve">   </w:t>
-      </w:r>
-      <w:r>
-        <w:rPr>
-          <w:rFonts w:hint="eastAsia"/>
-          <w:sz w:val="28"/>
-          <w:szCs w:val="28"/>
-        </w:rPr>
-        <w:t>指导教师</w:t>
-      </w:r>
-      <w:r>
-        <w:rPr>
-          <w:rFonts w:hint="eastAsia"/>
-          <w:sz w:val="32"/>
-          <w:u w:val="single"/>
-        </w:rPr>
-        <w:t xml:space="preserve">  </w:t>
       </w:r>
       <w:r>
         <w:rPr>
@@ -1328,7 +1326,7 @@
           <w:szCs w:val="28"/>
           <w:u w:val="single"/>
         </w:rPr>
-        <w:t>何灵敏</w:t>
+        <w:t>副</w:t>
       </w:r>
       <w:r>
         <w:rPr>
@@ -1337,6 +1335,38 @@
           <w:szCs w:val="28"/>
           <w:u w:val="single"/>
         </w:rPr>
+        <w:t>教授</w:t>
+      </w:r>
+      <w:r>
+        <w:rPr>
+          <w:rFonts w:hint="eastAsia"/>
+          <w:sz w:val="32"/>
+          <w:u w:val="single"/>
+        </w:rPr>
+        <w:t xml:space="preserve"> </w:t>
+      </w:r>
+    </w:p>
+    <w:p>
+      <w:pPr>
+        <w:mirrorIndents/>
+        <w:rPr>
+          <w:sz w:val="32"/>
+        </w:rPr>
+      </w:pPr>
+      <w:r>
+        <w:rPr>
+          <w:rFonts w:hint="eastAsia"/>
+          <w:sz w:val="28"/>
+          <w:szCs w:val="28"/>
+        </w:rPr>
+        <w:t>学科专业</w:t>
+      </w:r>
+      <w:r>
+        <w:rPr>
+          <w:rFonts w:hint="eastAsia"/>
+          <w:sz w:val="32"/>
+          <w:u w:val="single"/>
+        </w:rPr>
         <w:t xml:space="preserve"> </w:t>
       </w:r>
       <w:r>
@@ -1346,7 +1376,7 @@
           <w:szCs w:val="28"/>
           <w:u w:val="single"/>
         </w:rPr>
-        <w:t>副</w:t>
+        <w:t>计算机科学与技术</w:t>
       </w:r>
       <w:r>
         <w:rPr>
@@ -1355,7 +1385,7 @@
           <w:szCs w:val="28"/>
           <w:u w:val="single"/>
         </w:rPr>
-        <w:t>教授</w:t>
+        <w:t xml:space="preserve"> </w:t>
       </w:r>
       <w:r>
         <w:rPr>
@@ -1365,21 +1395,27 @@
         </w:rPr>
         <w:t xml:space="preserve"> </w:t>
       </w:r>
-    </w:p>
-    <w:p>
-      <w:pPr>
-        <w:mirrorIndents/>
-        <w:rPr>
+      <w:r>
+        <w:rPr>
+          <w:rFonts w:hint="eastAsia"/>
           <w:sz w:val="32"/>
         </w:rPr>
-      </w:pPr>
+        <w:t xml:space="preserve">  </w:t>
+      </w:r>
+      <w:r>
+        <w:rPr>
+          <w:rFonts w:hint="eastAsia"/>
+          <w:sz w:val="32"/>
+        </w:rPr>
+        <w:t xml:space="preserve">  </w:t>
+      </w:r>
       <w:r>
         <w:rPr>
           <w:rFonts w:hint="eastAsia"/>
           <w:sz w:val="28"/>
           <w:szCs w:val="28"/>
         </w:rPr>
-        <w:t>学科专业</w:t>
+        <w:t>培养单位</w:t>
       </w:r>
       <w:r>
         <w:rPr>
@@ -1387,7 +1423,7 @@
           <w:sz w:val="32"/>
           <w:u w:val="single"/>
         </w:rPr>
-        <w:t xml:space="preserve"> </w:t>
+        <w:t xml:space="preserve">  </w:t>
       </w:r>
       <w:r>
         <w:rPr>
@@ -1396,7 +1432,7 @@
           <w:szCs w:val="28"/>
           <w:u w:val="single"/>
         </w:rPr>
-        <w:t>计算机科学与技术</w:t>
+        <w:t>中国计量大学</w:t>
       </w:r>
       <w:r>
         <w:rPr>
@@ -1405,7 +1441,23 @@
           <w:szCs w:val="28"/>
           <w:u w:val="single"/>
         </w:rPr>
-        <w:t xml:space="preserve"> </w:t>
+        <w:t xml:space="preserve">    </w:t>
+      </w:r>
+    </w:p>
+    <w:p>
+      <w:pPr>
+        <w:mirrorIndents/>
+        <w:rPr>
+          <w:sz w:val="32"/>
+        </w:rPr>
+      </w:pPr>
+      <w:r>
+        <w:rPr>
+          <w:rFonts w:hint="eastAsia"/>
+          <w:sz w:val="28"/>
+          <w:szCs w:val="28"/>
+        </w:rPr>
+        <w:t>答辩委员会主席</w:t>
       </w:r>
       <w:r>
         <w:rPr>
@@ -1413,91 +1465,16 @@
           <w:sz w:val="32"/>
           <w:u w:val="single"/>
         </w:rPr>
-        <w:t xml:space="preserve"> </w:t>
-      </w:r>
-      <w:r>
-        <w:rPr>
-          <w:rFonts w:hint="eastAsia"/>
-          <w:sz w:val="32"/>
-        </w:rPr>
         <w:t xml:space="preserve">  </w:t>
       </w:r>
       <w:r>
         <w:rPr>
-          <w:rFonts w:hint="eastAsia"/>
-          <w:sz w:val="32"/>
-        </w:rPr>
-        <w:t xml:space="preserve">  </w:t>
-      </w:r>
-      <w:r>
-        <w:rPr>
-          <w:rFonts w:hint="eastAsia"/>
-          <w:sz w:val="28"/>
-          <w:szCs w:val="28"/>
-        </w:rPr>
-        <w:t>培养单位</w:t>
-      </w:r>
-      <w:r>
-        <w:rPr>
-          <w:rFonts w:hint="eastAsia"/>
-          <w:sz w:val="32"/>
-          <w:u w:val="single"/>
-        </w:rPr>
-        <w:t xml:space="preserve">  </w:t>
-      </w:r>
-      <w:r>
-        <w:rPr>
-          <w:rFonts w:hint="eastAsia"/>
           <w:sz w:val="28"/>
           <w:szCs w:val="28"/>
           <w:u w:val="single"/>
         </w:rPr>
-        <w:t>中国计量大学</w:t>
-      </w:r>
-      <w:r>
-        <w:rPr>
-          <w:rFonts w:hint="eastAsia"/>
-          <w:sz w:val="28"/>
-          <w:szCs w:val="28"/>
-          <w:u w:val="single"/>
-        </w:rPr>
-        <w:t xml:space="preserve">    </w:t>
-      </w:r>
-    </w:p>
-    <w:p>
-      <w:pPr>
-        <w:mirrorIndents/>
-        <w:rPr>
-          <w:rFonts w:hint="eastAsia"/>
-          <w:sz w:val="32"/>
-        </w:rPr>
-      </w:pPr>
-      <w:r>
-        <w:rPr>
-          <w:rFonts w:hint="eastAsia"/>
-          <w:sz w:val="28"/>
-          <w:szCs w:val="28"/>
-        </w:rPr>
-        <w:t>答辩委员会主席</w:t>
-      </w:r>
-      <w:r>
-        <w:rPr>
-          <w:rFonts w:hint="eastAsia"/>
-          <w:sz w:val="32"/>
-          <w:u w:val="single"/>
-        </w:rPr>
-        <w:t xml:space="preserve">  </w:t>
-      </w:r>
-      <w:proofErr w:type="gramStart"/>
-      <w:r>
-        <w:rPr>
-          <w:sz w:val="28"/>
-          <w:szCs w:val="28"/>
-          <w:u w:val="single"/>
-        </w:rPr>
         <w:t>单良</w:t>
       </w:r>
-      <w:proofErr w:type="gramEnd"/>
       <w:r>
         <w:rPr>
           <w:rFonts w:hint="eastAsia"/>
@@ -1702,7 +1679,7 @@
         <w:spacing w:beforeLines="100" w:before="312" w:afterLines="100" w:after="312" w:line="300" w:lineRule="auto"/>
         <w:jc w:val="center"/>
         <w:rPr>
-          <w:rFonts w:ascii="宋体" w:hAnsi="宋体"/>
+          <w:rFonts w:ascii="宋体" w:hAnsi="宋体" w:hint="eastAsia"/>
           <w:b/>
           <w:bCs/>
           <w:sz w:val="28"/>
@@ -2011,39 +1988,7 @@
           <w:rFonts w:ascii="宋体" w:hAnsi="宋体" w:hint="eastAsia"/>
           <w:sz w:val="24"/>
         </w:rPr>
-        <w:t>视频播放功能；后端Flask服务实现了视频上传接口、处理状态查询、MJPEG视频流推送等API。系统采用MySQL数据库存储视频信息和检测结果，使用OpenCV进行视频</w:t>
-      </w:r>
-      <w:proofErr w:type="gramStart"/>
-      <w:r>
-        <w:rPr>
-          <w:rFonts w:ascii="宋体" w:hAnsi="宋体" w:hint="eastAsia"/>
-          <w:sz w:val="24"/>
-        </w:rPr>
-        <w:t>帧</w:t>
-      </w:r>
-      <w:proofErr w:type="gramEnd"/>
-      <w:r>
-        <w:rPr>
-          <w:rFonts w:ascii="宋体" w:hAnsi="宋体" w:hint="eastAsia"/>
-          <w:sz w:val="24"/>
-        </w:rPr>
-        <w:t>处理。针对CPU推理环境下的性能优化需求，本文采用了跳</w:t>
-      </w:r>
-      <w:proofErr w:type="gramStart"/>
-      <w:r>
-        <w:rPr>
-          <w:rFonts w:ascii="宋体" w:hAnsi="宋体" w:hint="eastAsia"/>
-          <w:sz w:val="24"/>
-        </w:rPr>
-        <w:t>帧处理</w:t>
-      </w:r>
-      <w:proofErr w:type="gramEnd"/>
-      <w:r>
-        <w:rPr>
-          <w:rFonts w:ascii="宋体" w:hAnsi="宋体" w:hint="eastAsia"/>
-          <w:sz w:val="24"/>
-        </w:rPr>
-        <w:t>策略、检测结果缓存、置信度阈值过滤等优化措施，有效提升了系统的处理速度。测试结果表明，在720P视频输入条件下，系统CPU推理速度可达15帧/秒以上，满足实时处理的需求。</w:t>
+        <w:t>视频播放功能；后端Flask服务实现了视频上传接口、处理状态查询、MJPEG视频流推送等API。系统采用MySQL数据库存储视频信息和检测结果，使用OpenCV进行视频帧处理。针对CPU推理环境下的性能优化需求，本文采用了跳帧处理策略、检测结果缓存、置信度阈值过滤等优化措施，有效提升了系统的处理速度。测试结果表明，在720P视频输入条件下，系统CPU推理速度可达15帧/秒以上，满足实时处理的需求。</w:t>
       </w:r>
     </w:p>
     <w:p>
@@ -2238,8 +2183,6 @@
           <w:sz w:val="24"/>
         </w:rPr>
       </w:pPr>
-      <w:proofErr w:type="spellStart"/>
-      <w:proofErr w:type="gramStart"/>
       <w:r>
         <w:rPr>
           <w:rFonts w:eastAsia="仿宋_GB2312"/>
@@ -2253,32 +2196,7 @@
           <w:rFonts w:eastAsia="仿宋_GB2312"/>
           <w:sz w:val="24"/>
         </w:rPr>
-        <w:t>With</w:t>
-      </w:r>
-      <w:proofErr w:type="spellEnd"/>
-      <w:proofErr w:type="gramEnd"/>
-      <w:r>
-        <w:rPr>
-          <w:rFonts w:eastAsia="仿宋_GB2312"/>
-          <w:sz w:val="24"/>
-        </w:rPr>
-        <w:t xml:space="preserve"> the rapid development of deep learning technology, object detection technology has been widely used in video surveillance, automatic driving, intelligent transportation and other fields. Traditional target detection systems often rely on specific hardware platforms or dedicated mobile applications, making it difficult to achieve cross-platform deployment and convenient user experience. This paper designs and implements a video target recognition system based on. NET MAUI framework. It adopts a distributed architecture with front-end and back-end separation. The front-end uses MAUI technology to implement cross-platform applications, the back-end uses Flask framework to provide RESTful API services, and the core detection algorithm uses YOLOv11 deep learning model. The main functions of the system include video file upload, real-time target detection, video stream push, detection result storage and display. The front-end MAUI application implements video list management, video upload, real-time processing status and video playback </w:t>
-      </w:r>
-      <w:proofErr w:type="gramStart"/>
-      <w:r>
-        <w:rPr>
-          <w:rFonts w:eastAsia="仿宋_GB2312"/>
-          <w:sz w:val="24"/>
-        </w:rPr>
-        <w:t>functions ;</w:t>
-      </w:r>
-      <w:proofErr w:type="gramEnd"/>
-      <w:r>
-        <w:rPr>
-          <w:rFonts w:eastAsia="仿宋_GB2312"/>
-          <w:sz w:val="24"/>
-        </w:rPr>
-        <w:t xml:space="preserve"> the back-end Flask service implements APIs such as video upload interface, processing status query, MJPEG video stream push, etc. The system uses MySQL database to store video information and detection results, and uses OpenCV for video frame processing. Aiming at the performance optimization requirements in the CPU inference environment, this paper adopts optimization measures such as frame skipping processing strategy, detection result caching, and confidence threshold filtering, which effectively improves the processing speed of the system. The test results show that the CPU inference speed of the system can reach more than 15 frames per second under the condition of 720P video input, which meets the needs of real-time processing.</w:t>
+        <w:t>With the rapid development of deep learning technology, object detection technology has been widely used in video surveillance, automatic driving, intelligent transportation and other fields. Traditional target detection systems often rely on specific hardware platforms or dedicated mobile applications, making it difficult to achieve cross-platform deployment and convenient user experience. This paper designs and implements a video target recognition system based on. NET MAUI framework. It adopts a distributed architecture with front-end and back-end separation. The front-end uses MAUI technology to implement cross-platform applications, the back-end uses Flask framework to provide RESTful API services, and the core detection algorithm uses YOLOv11 deep learning model. The main functions of the system include video file upload, real-time target detection, video stream push, detection result storage and display. The front-end MAUI application implements video list management, video upload, real-time processing status and video playback functions ; the back-end Flask service implements APIs such as video upload interface, processing status query, MJPEG video stream push, etc. The system uses MySQL database to store video information and detection results, and uses OpenCV for video frame processing. Aiming at the performance optimization requirements in the CPU inference environment, this paper adopts optimization measures such as frame skipping processing strategy, detection result caching, and confidence threshold filtering, which effectively improves the processing speed of the system. The test results show that the CPU inference speed of the system can reach more than 15 frames per second under the condition of 720P video input, which meets the needs of real-time processing.</w:t>
       </w:r>
     </w:p>
     <w:p>
@@ -2304,7 +2222,6 @@
       <w:r>
         <w:t xml:space="preserve"> </w:t>
       </w:r>
-      <w:proofErr w:type="gramStart"/>
       <w:r>
         <w:rPr>
           <w:rFonts w:eastAsia="仿宋_GB2312"/>
@@ -2321,23 +2238,29 @@
         </w:rPr>
         <w:t>,</w:t>
       </w:r>
-      <w:proofErr w:type="gramEnd"/>
       <w:r>
         <w:rPr>
           <w:rFonts w:eastAsia="仿宋_GB2312"/>
           <w:b/>
           <w:sz w:val="24"/>
         </w:rPr>
-        <w:t xml:space="preserve"> target </w:t>
-      </w:r>
-      <w:proofErr w:type="gramStart"/>
+        <w:t xml:space="preserve"> target detection </w:t>
+      </w:r>
+      <w:r>
+        <w:rPr>
+          <w:rFonts w:eastAsia="仿宋_GB2312" w:hint="eastAsia"/>
+          <w:b/>
+          <w:sz w:val="24"/>
+        </w:rPr>
+        <w:t>,</w:t>
+      </w:r>
       <w:r>
         <w:rPr>
           <w:rFonts w:eastAsia="仿宋_GB2312"/>
           <w:b/>
           <w:sz w:val="24"/>
         </w:rPr>
-        <w:t xml:space="preserve">detection </w:t>
+        <w:t xml:space="preserve"> yOLOv11 </w:t>
       </w:r>
       <w:r>
         <w:rPr>
@@ -2347,23 +2270,29 @@
         </w:rPr>
         <w:t>,</w:t>
       </w:r>
-      <w:proofErr w:type="gramEnd"/>
       <w:r>
         <w:rPr>
           <w:rFonts w:eastAsia="仿宋_GB2312"/>
           <w:b/>
           <w:sz w:val="24"/>
         </w:rPr>
-        <w:t xml:space="preserve"> yOLOv</w:t>
-      </w:r>
-      <w:proofErr w:type="gramStart"/>
+        <w:t xml:space="preserve"> flask </w:t>
+      </w:r>
+      <w:r>
+        <w:rPr>
+          <w:rFonts w:eastAsia="仿宋_GB2312" w:hint="eastAsia"/>
+          <w:b/>
+          <w:sz w:val="24"/>
+        </w:rPr>
+        <w:t>,</w:t>
+      </w:r>
       <w:r>
         <w:rPr>
           <w:rFonts w:eastAsia="仿宋_GB2312"/>
           <w:b/>
           <w:sz w:val="24"/>
         </w:rPr>
-        <w:t xml:space="preserve">11 </w:t>
+        <w:t xml:space="preserve"> real-time processing </w:t>
       </w:r>
       <w:r>
         <w:rPr>
@@ -2373,84 +2302,13 @@
         </w:rPr>
         <w:t>,</w:t>
       </w:r>
-      <w:proofErr w:type="gramEnd"/>
       <w:r>
         <w:rPr>
           <w:rFonts w:eastAsia="仿宋_GB2312"/>
           <w:b/>
           <w:sz w:val="24"/>
         </w:rPr>
-        <w:t xml:space="preserve"> </w:t>
-      </w:r>
-      <w:proofErr w:type="gramStart"/>
-      <w:r>
-        <w:rPr>
-          <w:rFonts w:eastAsia="仿宋_GB2312"/>
-          <w:b/>
-          <w:sz w:val="24"/>
-        </w:rPr>
-        <w:t xml:space="preserve">flask </w:t>
-      </w:r>
-      <w:r>
-        <w:rPr>
-          <w:rFonts w:eastAsia="仿宋_GB2312" w:hint="eastAsia"/>
-          <w:b/>
-          <w:sz w:val="24"/>
-        </w:rPr>
-        <w:t>,</w:t>
-      </w:r>
-      <w:proofErr w:type="gramEnd"/>
-      <w:r>
-        <w:rPr>
-          <w:rFonts w:eastAsia="仿宋_GB2312"/>
-          <w:b/>
-          <w:sz w:val="24"/>
-        </w:rPr>
-        <w:t xml:space="preserve"> real-time </w:t>
-      </w:r>
-      <w:proofErr w:type="gramStart"/>
-      <w:r>
-        <w:rPr>
-          <w:rFonts w:eastAsia="仿宋_GB2312"/>
-          <w:b/>
-          <w:sz w:val="24"/>
-        </w:rPr>
-        <w:t xml:space="preserve">processing </w:t>
-      </w:r>
-      <w:r>
-        <w:rPr>
-          <w:rFonts w:eastAsia="仿宋_GB2312" w:hint="eastAsia"/>
-          <w:b/>
-          <w:sz w:val="24"/>
-        </w:rPr>
-        <w:t>,</w:t>
-      </w:r>
-      <w:proofErr w:type="gramEnd"/>
-      <w:r>
-        <w:rPr>
-          <w:rFonts w:eastAsia="仿宋_GB2312"/>
-          <w:b/>
-          <w:sz w:val="24"/>
-        </w:rPr>
-        <w:t xml:space="preserve"> </w:t>
-      </w:r>
-      <w:proofErr w:type="spellStart"/>
-      <w:r>
-        <w:rPr>
-          <w:rFonts w:eastAsia="仿宋_GB2312"/>
-          <w:b/>
-          <w:sz w:val="24"/>
-        </w:rPr>
-        <w:t>mJPEG</w:t>
-      </w:r>
-      <w:proofErr w:type="spellEnd"/>
-      <w:r>
-        <w:rPr>
-          <w:rFonts w:eastAsia="仿宋_GB2312"/>
-          <w:b/>
-          <w:sz w:val="24"/>
-        </w:rPr>
-        <w:t xml:space="preserve"> video stream</w:t>
+        <w:t xml:space="preserve"> mJPEG video stream</w:t>
       </w:r>
     </w:p>
     <w:p>
@@ -8215,14 +8073,12 @@
         </w:rPr>
         <w:t>年，</w:t>
       </w:r>
-      <w:proofErr w:type="spellStart"/>
       <w:r>
         <w:rPr>
           <w:sz w:val="24"/>
         </w:rPr>
         <w:t>Girshick</w:t>
       </w:r>
-      <w:proofErr w:type="spellEnd"/>
       <w:r>
         <w:rPr>
           <w:sz w:val="24"/>
@@ -9021,35 +8877,7 @@
         <w:rPr>
           <w:sz w:val="24"/>
         </w:rPr>
-        <w:t>在移动</w:t>
-      </w:r>
-      <w:proofErr w:type="gramStart"/>
-      <w:r>
-        <w:rPr>
-          <w:sz w:val="24"/>
-        </w:rPr>
-        <w:t>端目标</w:t>
-      </w:r>
-      <w:proofErr w:type="gramEnd"/>
-      <w:r>
-        <w:rPr>
-          <w:sz w:val="24"/>
-        </w:rPr>
-        <w:t>检测方面，研究人员也在不断探索新的解决方案。传统的移动</w:t>
-      </w:r>
-      <w:proofErr w:type="gramStart"/>
-      <w:r>
-        <w:rPr>
-          <w:sz w:val="24"/>
-        </w:rPr>
-        <w:t>端目标</w:t>
-      </w:r>
-      <w:proofErr w:type="gramEnd"/>
-      <w:r>
-        <w:rPr>
-          <w:sz w:val="24"/>
-        </w:rPr>
-        <w:t>检测主要依赖于将训练好的模型部署到移动设备上，通过模型压缩、量化等技术降低计算复杂度</w:t>
+        <w:t>在移动端目标检测方面，研究人员也在不断探索新的解决方案。传统的移动端目标检测主要依赖于将训练好的模型部署到移动设备上，通过模型压缩、量化等技术降低计算复杂度</w:t>
       </w:r>
       <w:r>
         <w:rPr>
@@ -9213,14 +9041,12 @@
         </w:rPr>
         <w:t>作为</w:t>
       </w:r>
-      <w:proofErr w:type="spellStart"/>
       <w:r>
         <w:rPr>
           <w:sz w:val="24"/>
         </w:rPr>
         <w:t>Xamarin.Forms</w:t>
       </w:r>
-      <w:proofErr w:type="spellEnd"/>
       <w:r>
         <w:rPr>
           <w:sz w:val="24"/>
@@ -9237,21 +9063,7 @@
         <w:rPr>
           <w:sz w:val="24"/>
         </w:rPr>
-        <w:t>采用</w:t>
-      </w:r>
-      <w:proofErr w:type="gramStart"/>
-      <w:r>
-        <w:rPr>
-          <w:sz w:val="24"/>
-        </w:rPr>
-        <w:t>单项目</w:t>
-      </w:r>
-      <w:proofErr w:type="gramEnd"/>
-      <w:r>
-        <w:rPr>
-          <w:sz w:val="24"/>
-        </w:rPr>
-        <w:t>多平台的方式，允许开发者使用统一的代码库构建面向不同平台的应用</w:t>
+        <w:t>采用单项目多平台的方式，允许开发者使用统一的代码库构建面向不同平台的应用</w:t>
       </w:r>
       <w:r>
         <w:rPr>
@@ -9735,14 +9547,12 @@
         </w:rPr>
         <w:t>是</w:t>
       </w:r>
-      <w:proofErr w:type="spellStart"/>
       <w:r>
         <w:rPr>
           <w:sz w:val="24"/>
         </w:rPr>
         <w:t>Xamarin.Forms</w:t>
       </w:r>
-      <w:proofErr w:type="spellEnd"/>
       <w:r>
         <w:rPr>
           <w:sz w:val="24"/>
@@ -9761,14 +9571,12 @@
         </w:rPr>
         <w:t>年正式发布，相比</w:t>
       </w:r>
-      <w:proofErr w:type="spellStart"/>
       <w:r>
         <w:rPr>
           <w:sz w:val="24"/>
         </w:rPr>
         <w:t>Xamarin.Forms</w:t>
       </w:r>
-      <w:proofErr w:type="spellEnd"/>
       <w:r>
         <w:rPr>
           <w:sz w:val="24"/>
@@ -9863,21 +9671,7 @@
         <w:rPr>
           <w:sz w:val="24"/>
         </w:rPr>
-        <w:t>的核心特点是</w:t>
-      </w:r>
-      <w:proofErr w:type="gramStart"/>
-      <w:r>
-        <w:rPr>
-          <w:sz w:val="24"/>
-        </w:rPr>
-        <w:t>单项目</w:t>
-      </w:r>
-      <w:proofErr w:type="gramEnd"/>
-      <w:r>
-        <w:rPr>
-          <w:sz w:val="24"/>
-        </w:rPr>
-        <w:t>多平台架构。在</w:t>
+        <w:t>的核心特点是单项目多平台架构。在</w:t>
       </w:r>
       <w:r>
         <w:rPr>
@@ -9985,21 +9779,7 @@
         <w:rPr>
           <w:sz w:val="24"/>
         </w:rPr>
-        <w:t>的</w:t>
-      </w:r>
-      <w:proofErr w:type="gramStart"/>
-      <w:r>
-        <w:rPr>
-          <w:sz w:val="24"/>
-        </w:rPr>
-        <w:t>完全访问</w:t>
-      </w:r>
-      <w:proofErr w:type="gramEnd"/>
-      <w:r>
-        <w:rPr>
-          <w:sz w:val="24"/>
-        </w:rPr>
-        <w:t>能力，开发者可以使用</w:t>
+        <w:t>的完全访问能力，开发者可以使用</w:t>
       </w:r>
       <w:r>
         <w:rPr>
@@ -10127,28 +9907,24 @@
         </w:rPr>
         <w:t>、</w:t>
       </w:r>
-      <w:proofErr w:type="spellStart"/>
       <w:r>
         <w:rPr>
           <w:sz w:val="24"/>
         </w:rPr>
         <w:t>ListView</w:t>
       </w:r>
-      <w:proofErr w:type="spellEnd"/>
       <w:r>
         <w:rPr>
           <w:sz w:val="24"/>
         </w:rPr>
         <w:t>、</w:t>
       </w:r>
-      <w:proofErr w:type="spellStart"/>
       <w:r>
         <w:rPr>
           <w:sz w:val="24"/>
         </w:rPr>
         <w:t>CollectionView</w:t>
       </w:r>
-      <w:proofErr w:type="spellEnd"/>
       <w:r>
         <w:rPr>
           <w:sz w:val="24"/>
@@ -10285,21 +10061,61 @@
         <w:rPr>
           <w:sz w:val="24"/>
         </w:rPr>
-        <w:t>Model-View-</w:t>
-      </w:r>
-      <w:proofErr w:type="spellStart"/>
+        <w:t>Model-View-ViewModel</w:t>
+      </w:r>
+      <w:r>
+        <w:rPr>
+          <w:sz w:val="24"/>
+        </w:rPr>
+        <w:t>）架构模式来组织代码。</w:t>
+      </w:r>
+      <w:r>
+        <w:rPr>
+          <w:sz w:val="24"/>
+        </w:rPr>
+        <w:t>Model</w:t>
+      </w:r>
+      <w:r>
+        <w:rPr>
+          <w:sz w:val="24"/>
+        </w:rPr>
+        <w:t>层负责数据模型和业务逻辑，</w:t>
+      </w:r>
+      <w:r>
+        <w:rPr>
+          <w:sz w:val="24"/>
+        </w:rPr>
+        <w:t>View</w:t>
+      </w:r>
+      <w:r>
+        <w:rPr>
+          <w:sz w:val="24"/>
+        </w:rPr>
+        <w:t>层负责用户界面展示，</w:t>
+      </w:r>
       <w:r>
         <w:rPr>
           <w:sz w:val="24"/>
         </w:rPr>
         <w:t>ViewModel</w:t>
       </w:r>
-      <w:proofErr w:type="spellEnd"/>
-      <w:r>
-        <w:rPr>
-          <w:sz w:val="24"/>
-        </w:rPr>
-        <w:t>）架构模式来组织代码。</w:t>
+      <w:r>
+        <w:rPr>
+          <w:sz w:val="24"/>
+        </w:rPr>
+        <w:t>层负责连接</w:t>
+      </w:r>
+      <w:r>
+        <w:rPr>
+          <w:sz w:val="24"/>
+        </w:rPr>
+        <w:t>View</w:t>
+      </w:r>
+      <w:r>
+        <w:rPr>
+          <w:sz w:val="24"/>
+        </w:rPr>
+        <w:t>和</w:t>
       </w:r>
       <w:r>
         <w:rPr>
@@ -10307,108 +10123,18 @@
         </w:rPr>
         <w:t>Model</w:t>
       </w:r>
-      <w:proofErr w:type="gramStart"/>
-      <w:r>
-        <w:rPr>
-          <w:sz w:val="24"/>
-        </w:rPr>
-        <w:t>层负责</w:t>
-      </w:r>
-      <w:proofErr w:type="gramEnd"/>
-      <w:r>
-        <w:rPr>
-          <w:sz w:val="24"/>
-        </w:rPr>
-        <w:t>数据模型和业务逻辑，</w:t>
-      </w:r>
-      <w:r>
-        <w:rPr>
-          <w:sz w:val="24"/>
-        </w:rPr>
-        <w:t>View</w:t>
-      </w:r>
-      <w:proofErr w:type="gramStart"/>
-      <w:r>
-        <w:rPr>
-          <w:sz w:val="24"/>
-        </w:rPr>
-        <w:t>层负责</w:t>
-      </w:r>
-      <w:proofErr w:type="gramEnd"/>
-      <w:r>
-        <w:rPr>
-          <w:sz w:val="24"/>
-        </w:rPr>
-        <w:t>用户界面展示，</w:t>
-      </w:r>
-      <w:proofErr w:type="spellStart"/>
-      <w:r>
-        <w:rPr>
-          <w:sz w:val="24"/>
-        </w:rPr>
-        <w:t>ViewModel</w:t>
-      </w:r>
-      <w:proofErr w:type="spellEnd"/>
-      <w:proofErr w:type="gramStart"/>
-      <w:r>
-        <w:rPr>
-          <w:sz w:val="24"/>
-        </w:rPr>
-        <w:t>层负责</w:t>
-      </w:r>
-      <w:proofErr w:type="gramEnd"/>
-      <w:r>
-        <w:rPr>
-          <w:sz w:val="24"/>
-        </w:rPr>
-        <w:t>连接</w:t>
-      </w:r>
-      <w:r>
-        <w:rPr>
-          <w:sz w:val="24"/>
-        </w:rPr>
-        <w:t>View</w:t>
-      </w:r>
-      <w:r>
-        <w:rPr>
-          <w:sz w:val="24"/>
-        </w:rPr>
-        <w:t>和</w:t>
-      </w:r>
-      <w:r>
-        <w:rPr>
-          <w:sz w:val="24"/>
-        </w:rPr>
-        <w:t>Model</w:t>
-      </w:r>
-      <w:r>
-        <w:rPr>
-          <w:sz w:val="24"/>
-        </w:rPr>
-        <w:t>，处理用户</w:t>
-      </w:r>
-      <w:proofErr w:type="gramStart"/>
-      <w:r>
-        <w:rPr>
-          <w:sz w:val="24"/>
-        </w:rPr>
-        <w:t>交互和</w:t>
-      </w:r>
-      <w:proofErr w:type="gramEnd"/>
-      <w:r>
-        <w:rPr>
-          <w:sz w:val="24"/>
-        </w:rPr>
-        <w:t>维护界面状态。</w:t>
-      </w:r>
-      <w:proofErr w:type="spellStart"/>
+      <w:r>
+        <w:rPr>
+          <w:sz w:val="24"/>
+        </w:rPr>
+        <w:t>，处理用户交互和维护界面状态。</w:t>
+      </w:r>
       <w:r>
         <w:rPr>
           <w:sz w:val="24"/>
         </w:rPr>
         <w:t>CommunityToolkit.Mvvm</w:t>
       </w:r>
-      <w:proofErr w:type="spellEnd"/>
       <w:r>
         <w:rPr>
           <w:sz w:val="24"/>
@@ -10427,28 +10153,24 @@
         </w:rPr>
         <w:t>辅助库，提供了</w:t>
       </w:r>
-      <w:proofErr w:type="spellStart"/>
       <w:r>
         <w:rPr>
           <w:sz w:val="24"/>
         </w:rPr>
         <w:t>ObservableProperty</w:t>
       </w:r>
-      <w:proofErr w:type="spellEnd"/>
       <w:r>
         <w:rPr>
           <w:sz w:val="24"/>
         </w:rPr>
         <w:t>、</w:t>
       </w:r>
-      <w:proofErr w:type="spellStart"/>
       <w:r>
         <w:rPr>
           <w:sz w:val="24"/>
         </w:rPr>
         <w:t>RelayCommand</w:t>
       </w:r>
-      <w:proofErr w:type="spellEnd"/>
       <w:r>
         <w:rPr>
           <w:sz w:val="24"/>
@@ -10551,28 +10273,24 @@
         </w:rPr>
         <w:t>内置了对</w:t>
       </w:r>
-      <w:proofErr w:type="spellStart"/>
       <w:r>
         <w:rPr>
           <w:sz w:val="24"/>
         </w:rPr>
         <w:t>Microsoft.Extensions.DependencyInjection</w:t>
       </w:r>
-      <w:proofErr w:type="spellEnd"/>
       <w:r>
         <w:rPr>
           <w:sz w:val="24"/>
         </w:rPr>
         <w:t>的支持。通过在</w:t>
       </w:r>
-      <w:proofErr w:type="spellStart"/>
       <w:r>
         <w:rPr>
           <w:sz w:val="24"/>
         </w:rPr>
         <w:t>MauiProgram.cs</w:t>
       </w:r>
-      <w:proofErr w:type="spellEnd"/>
       <w:r>
         <w:rPr>
           <w:sz w:val="24"/>
@@ -10716,16 +10434,8 @@
         <w:rPr>
           <w:sz w:val="24"/>
         </w:rPr>
-        <w:t xml:space="preserve">Armin </w:t>
-      </w:r>
-      <w:proofErr w:type="spellStart"/>
-      <w:r>
-        <w:rPr>
-          <w:sz w:val="24"/>
-        </w:rPr>
-        <w:t>Ronacher</w:t>
-      </w:r>
-      <w:proofErr w:type="spellEnd"/>
+        <w:t>Armin Ronacher</w:t>
+      </w:r>
       <w:r>
         <w:rPr>
           <w:sz w:val="24"/>
@@ -10904,21 +10614,7 @@
         <w:rPr>
           <w:sz w:val="24"/>
         </w:rPr>
-        <w:t>应用所需的</w:t>
-      </w:r>
-      <w:proofErr w:type="gramStart"/>
-      <w:r>
-        <w:rPr>
-          <w:sz w:val="24"/>
-        </w:rPr>
-        <w:t>最</w:t>
-      </w:r>
-      <w:proofErr w:type="gramEnd"/>
-      <w:r>
-        <w:rPr>
-          <w:sz w:val="24"/>
-        </w:rPr>
-        <w:t>基本功能，其他功能如数据库抽象层、表单验证、用户认证等，都通过扩展来实现。这种设计使得</w:t>
+        <w:t>应用所需的最基本功能，其他功能如数据库抽象层、表单验证、用户认证等，都通过扩展来实现。这种设计使得</w:t>
       </w:r>
       <w:r>
         <w:rPr>
@@ -10957,14 +10653,12 @@
         </w:rPr>
         <w:t>使用</w:t>
       </w:r>
-      <w:proofErr w:type="spellStart"/>
       <w:r>
         <w:rPr>
           <w:sz w:val="24"/>
         </w:rPr>
         <w:t>Werkzeug</w:t>
       </w:r>
-      <w:proofErr w:type="spellEnd"/>
       <w:r>
         <w:rPr>
           <w:sz w:val="24"/>
@@ -10995,14 +10689,12 @@
         </w:rPr>
         <w:t>作为模板引擎。</w:t>
       </w:r>
-      <w:proofErr w:type="spellStart"/>
       <w:r>
         <w:rPr>
           <w:sz w:val="24"/>
         </w:rPr>
         <w:t>Werkzeug</w:t>
       </w:r>
-      <w:proofErr w:type="spellEnd"/>
       <w:r>
         <w:rPr>
           <w:sz w:val="24"/>
@@ -11183,19 +10875,11 @@
         </w:rPr>
         <w:t>@app.route()</w:t>
       </w:r>
-      <w:proofErr w:type="gramStart"/>
-      <w:r>
-        <w:rPr>
-          <w:sz w:val="24"/>
-        </w:rPr>
-        <w:t>装饰器</w:t>
-      </w:r>
-      <w:proofErr w:type="gramEnd"/>
-      <w:r>
-        <w:rPr>
-          <w:sz w:val="24"/>
-        </w:rPr>
-        <w:t>来定义</w:t>
+      <w:r>
+        <w:rPr>
+          <w:sz w:val="24"/>
+        </w:rPr>
+        <w:t>装饰器来定义</w:t>
       </w:r>
       <w:r>
         <w:rPr>
@@ -11327,35 +11011,19 @@
         <w:rPr>
           <w:sz w:val="24"/>
         </w:rPr>
-        <w:t>flask-</w:t>
-      </w:r>
-      <w:proofErr w:type="spellStart"/>
-      <w:r>
-        <w:rPr>
-          <w:sz w:val="24"/>
-        </w:rPr>
-        <w:t>cors</w:t>
-      </w:r>
-      <w:proofErr w:type="spellEnd"/>
+        <w:t>flask-cors</w:t>
+      </w:r>
       <w:r>
         <w:rPr>
           <w:sz w:val="24"/>
         </w:rPr>
         <w:t>扩展用于处理跨域请求，</w:t>
       </w:r>
-      <w:proofErr w:type="spellStart"/>
-      <w:r>
-        <w:rPr>
-          <w:sz w:val="24"/>
-        </w:rPr>
-        <w:t>mysql</w:t>
-      </w:r>
-      <w:proofErr w:type="spellEnd"/>
-      <w:r>
-        <w:rPr>
-          <w:sz w:val="24"/>
-        </w:rPr>
-        <w:t>-connector-python</w:t>
+      <w:r>
+        <w:rPr>
+          <w:sz w:val="24"/>
+        </w:rPr>
+        <w:t>mysql-connector-python</w:t>
       </w:r>
       <w:r>
         <w:rPr>
@@ -11484,14 +11152,12 @@
         </w:rPr>
         <w:t>）目标检测算法的最新版本，由</w:t>
       </w:r>
-      <w:proofErr w:type="spellStart"/>
       <w:r>
         <w:rPr>
           <w:sz w:val="24"/>
         </w:rPr>
         <w:t>Ultralytics</w:t>
       </w:r>
-      <w:proofErr w:type="spellEnd"/>
       <w:r>
         <w:rPr>
           <w:sz w:val="24"/>
@@ -11622,21 +11288,7 @@
         <w:rPr>
           <w:sz w:val="24"/>
         </w:rPr>
-        <w:t>采用</w:t>
-      </w:r>
-      <w:proofErr w:type="gramStart"/>
-      <w:r>
-        <w:rPr>
-          <w:sz w:val="24"/>
-        </w:rPr>
-        <w:t>单阶段</w:t>
-      </w:r>
-      <w:proofErr w:type="gramEnd"/>
-      <w:r>
-        <w:rPr>
-          <w:sz w:val="24"/>
-        </w:rPr>
-        <w:t>检测方式，直接在输入图像上预测边界框的位置和类别概率。这种设计使得</w:t>
+        <w:t>采用单阶段检测方式，直接在输入图像上预测边界框的位置和类别概率。这种设计使得</w:t>
       </w:r>
       <w:r>
         <w:rPr>
@@ -11816,21 +11468,7 @@
         <w:rPr>
           <w:sz w:val="24"/>
         </w:rPr>
-        <w:t>还提供了多种</w:t>
-      </w:r>
-      <w:proofErr w:type="gramStart"/>
-      <w:r>
-        <w:rPr>
-          <w:sz w:val="24"/>
-        </w:rPr>
-        <w:t>预训练</w:t>
-      </w:r>
-      <w:proofErr w:type="gramEnd"/>
-      <w:r>
-        <w:rPr>
-          <w:sz w:val="24"/>
-        </w:rPr>
-        <w:t>模型，包括</w:t>
+        <w:t>还提供了多种预训练模型，包括</w:t>
       </w:r>
       <w:r>
         <w:rPr>
@@ -12018,14 +11656,12 @@
           <w:sz w:val="24"/>
         </w:rPr>
       </w:pPr>
-      <w:proofErr w:type="spellStart"/>
       <w:r>
         <w:rPr>
           <w:sz w:val="24"/>
         </w:rPr>
         <w:t>Ultralytics</w:t>
       </w:r>
-      <w:proofErr w:type="spellEnd"/>
       <w:r>
         <w:rPr>
           <w:sz w:val="24"/>
@@ -12044,14 +11680,12 @@
         </w:rPr>
         <w:t>库</w:t>
       </w:r>
-      <w:proofErr w:type="spellStart"/>
       <w:r>
         <w:rPr>
           <w:sz w:val="24"/>
         </w:rPr>
         <w:t>ultralytics</w:t>
       </w:r>
-      <w:proofErr w:type="spellEnd"/>
       <w:r>
         <w:rPr>
           <w:sz w:val="24"/>
@@ -12086,21 +11720,7 @@
         <w:rPr>
           <w:sz w:val="24"/>
         </w:rPr>
-        <w:t>model(frame, device='</w:t>
-      </w:r>
-      <w:proofErr w:type="spellStart"/>
-      <w:r>
-        <w:rPr>
-          <w:sz w:val="24"/>
-        </w:rPr>
-        <w:t>cpu</w:t>
-      </w:r>
-      <w:proofErr w:type="spellEnd"/>
-      <w:r>
-        <w:rPr>
-          <w:sz w:val="24"/>
-        </w:rPr>
-        <w:t>')</w:t>
+        <w:t>model(frame, device='cpu')</w:t>
       </w:r>
       <w:r>
         <w:rPr>
@@ -12124,21 +11744,7 @@
         <w:rPr>
           <w:sz w:val="24"/>
         </w:rPr>
-        <w:t>device='</w:t>
-      </w:r>
-      <w:proofErr w:type="spellStart"/>
-      <w:r>
-        <w:rPr>
-          <w:sz w:val="24"/>
-        </w:rPr>
-        <w:t>cuda</w:t>
-      </w:r>
-      <w:proofErr w:type="spellEnd"/>
-      <w:r>
-        <w:rPr>
-          <w:sz w:val="24"/>
-        </w:rPr>
-        <w:t>'</w:t>
+        <w:t>device='cuda'</w:t>
       </w:r>
       <w:r>
         <w:rPr>
@@ -12391,14 +11997,12 @@
         </w:rPr>
         <w:t>服务器架构。数据库服务器（</w:t>
       </w:r>
-      <w:proofErr w:type="spellStart"/>
       <w:r>
         <w:rPr>
           <w:sz w:val="24"/>
         </w:rPr>
         <w:t>mysqld</w:t>
       </w:r>
-      <w:proofErr w:type="spellEnd"/>
       <w:r>
         <w:rPr>
           <w:sz w:val="24"/>
@@ -12585,28 +12189,24 @@
         </w:rPr>
         <w:t>支持多种存储引擎，如</w:t>
       </w:r>
-      <w:proofErr w:type="spellStart"/>
       <w:r>
         <w:rPr>
           <w:sz w:val="24"/>
         </w:rPr>
         <w:t>InnoDB</w:t>
       </w:r>
-      <w:proofErr w:type="spellEnd"/>
       <w:r>
         <w:rPr>
           <w:sz w:val="24"/>
         </w:rPr>
         <w:t>、</w:t>
       </w:r>
-      <w:proofErr w:type="spellStart"/>
       <w:r>
         <w:rPr>
           <w:sz w:val="24"/>
         </w:rPr>
         <w:t>MyISAM</w:t>
       </w:r>
-      <w:proofErr w:type="spellEnd"/>
       <w:r>
         <w:rPr>
           <w:sz w:val="24"/>
@@ -12625,14 +12225,12 @@
         </w:rPr>
         <w:t>等。</w:t>
       </w:r>
-      <w:proofErr w:type="spellStart"/>
       <w:r>
         <w:rPr>
           <w:sz w:val="24"/>
         </w:rPr>
         <w:t>InnoDB</w:t>
       </w:r>
-      <w:proofErr w:type="spellEnd"/>
       <w:r>
         <w:rPr>
           <w:sz w:val="24"/>
@@ -12649,21 +12247,7 @@
         <w:rPr>
           <w:sz w:val="24"/>
         </w:rPr>
-        <w:t>以后的默认存储引擎，支持事务处理、行级锁定、</w:t>
-      </w:r>
-      <w:proofErr w:type="gramStart"/>
-      <w:r>
-        <w:rPr>
-          <w:sz w:val="24"/>
-        </w:rPr>
-        <w:t>外键约束</w:t>
-      </w:r>
-      <w:proofErr w:type="gramEnd"/>
-      <w:r>
-        <w:rPr>
-          <w:sz w:val="24"/>
-        </w:rPr>
-        <w:t>等高级特性，适合需要高并发和数据一致性要求的应用场景</w:t>
+        <w:t>以后的默认存储引擎，支持事务处理、行级锁定、外键约束等高级特性，适合需要高并发和数据一致性要求的应用场景</w:t>
       </w:r>
       <w:r>
         <w:rPr>
@@ -12767,19 +12351,11 @@
         </w:rPr>
         <w:t>应用，可以使用</w:t>
       </w:r>
-      <w:proofErr w:type="spellStart"/>
-      <w:r>
-        <w:rPr>
-          <w:sz w:val="24"/>
-        </w:rPr>
-        <w:t>mysql</w:t>
-      </w:r>
-      <w:proofErr w:type="spellEnd"/>
-      <w:r>
-        <w:rPr>
-          <w:sz w:val="24"/>
-        </w:rPr>
-        <w:t>-connector-python</w:t>
+      <w:r>
+        <w:rPr>
+          <w:sz w:val="24"/>
+        </w:rPr>
+        <w:t>mysql-connector-python</w:t>
       </w:r>
       <w:r>
         <w:rPr>
@@ -12787,22 +12363,18 @@
         </w:rPr>
         <w:t>或</w:t>
       </w:r>
-      <w:proofErr w:type="spellStart"/>
       <w:r>
         <w:rPr>
           <w:sz w:val="24"/>
         </w:rPr>
         <w:t>pymysql</w:t>
       </w:r>
-      <w:proofErr w:type="spellEnd"/>
-      <w:proofErr w:type="gramStart"/>
       <w:r>
         <w:rPr>
           <w:sz w:val="24"/>
         </w:rPr>
         <w:t>等库连接</w:t>
       </w:r>
-      <w:proofErr w:type="gramEnd"/>
       <w:r>
         <w:rPr>
           <w:sz w:val="24"/>
@@ -13246,23 +12818,7 @@
           <w:rFonts w:hint="eastAsia"/>
           <w:sz w:val="24"/>
         </w:rPr>
-        <w:t>类提供了访问摄像头和视频文件的能力，</w:t>
-      </w:r>
-      <w:proofErr w:type="gramStart"/>
-      <w:r>
-        <w:rPr>
-          <w:rFonts w:hint="eastAsia"/>
-          <w:sz w:val="24"/>
-        </w:rPr>
-        <w:t>可以逐帧读取</w:t>
-      </w:r>
-      <w:proofErr w:type="gramEnd"/>
-      <w:r>
-        <w:rPr>
-          <w:rFonts w:hint="eastAsia"/>
-          <w:sz w:val="24"/>
-        </w:rPr>
-        <w:t>视频内容；</w:t>
+        <w:t>类提供了访问摄像头和视频文件的能力，可以逐帧读取视频内容；</w:t>
       </w:r>
       <w:r>
         <w:rPr>
@@ -13926,21 +13482,7 @@
         <w:rPr>
           <w:sz w:val="24"/>
         </w:rPr>
-        <w:t>流推送。生成器</w:t>
-      </w:r>
-      <w:proofErr w:type="gramStart"/>
-      <w:r>
-        <w:rPr>
-          <w:sz w:val="24"/>
-        </w:rPr>
-        <w:t>函数逐帧读取</w:t>
-      </w:r>
-      <w:proofErr w:type="gramEnd"/>
-      <w:r>
-        <w:rPr>
-          <w:sz w:val="24"/>
-        </w:rPr>
-        <w:t>视频，执行处理（如目标检测），然后将处理后的帧编码为</w:t>
+        <w:t>流推送。生成器函数逐帧读取视频，执行处理（如目标检测），然后将处理后的帧编码为</w:t>
       </w:r>
       <w:r>
         <w:rPr>
@@ -14122,28 +13664,24 @@
         </w:rPr>
         <w:t>的</w:t>
       </w:r>
-      <w:proofErr w:type="spellStart"/>
       <w:r>
         <w:rPr>
           <w:sz w:val="24"/>
         </w:rPr>
         <w:t>img</w:t>
       </w:r>
-      <w:proofErr w:type="spellEnd"/>
       <w:r>
         <w:rPr>
           <w:sz w:val="24"/>
         </w:rPr>
         <w:t>标签可以通过设置</w:t>
       </w:r>
-      <w:proofErr w:type="spellStart"/>
       <w:r>
         <w:rPr>
           <w:sz w:val="24"/>
         </w:rPr>
         <w:t>src</w:t>
       </w:r>
-      <w:proofErr w:type="spellEnd"/>
       <w:r>
         <w:rPr>
           <w:sz w:val="24"/>
@@ -14285,19 +13823,11 @@
           <w:sz w:val="24"/>
         </w:rPr>
       </w:pPr>
-      <w:proofErr w:type="gramStart"/>
-      <w:r>
-        <w:rPr>
-          <w:sz w:val="24"/>
-        </w:rPr>
-        <w:t>据业务</w:t>
-      </w:r>
-      <w:proofErr w:type="gramEnd"/>
-      <w:r>
-        <w:rPr>
-          <w:sz w:val="24"/>
-        </w:rPr>
-        <w:t>需求，系统分为前端应用和后端服务两个部分，前端应用的功能需求包括</w:t>
+      <w:r>
+        <w:rPr>
+          <w:sz w:val="24"/>
+        </w:rPr>
+        <w:t>据业务需求，系统分为前端应用和后端服务两个部分，前端应用的功能需求包括</w:t>
       </w:r>
       <w:r>
         <w:rPr>
@@ -14460,49 +13990,13 @@
         <w:rPr>
           <w:sz w:val="24"/>
         </w:rPr>
-        <w:t>.</w:t>
-      </w:r>
-      <w:proofErr w:type="spellStart"/>
-      <w:r>
-        <w:rPr>
-          <w:sz w:val="24"/>
-        </w:rPr>
-        <w:t>mkv</w:t>
-      </w:r>
-      <w:proofErr w:type="spellEnd"/>
-      <w:r>
-        <w:rPr>
-          <w:sz w:val="24"/>
-        </w:rPr>
-        <w:t>等常见视频格式；显示已选择的文件名；执行上</w:t>
-      </w:r>
-      <w:proofErr w:type="gramStart"/>
-      <w:r>
-        <w:rPr>
-          <w:sz w:val="24"/>
-        </w:rPr>
-        <w:t>传操作</w:t>
-      </w:r>
-      <w:proofErr w:type="gramEnd"/>
-      <w:r>
-        <w:rPr>
-          <w:sz w:val="24"/>
-        </w:rPr>
-        <w:t>并显示上传进度；上</w:t>
-      </w:r>
-      <w:proofErr w:type="gramStart"/>
-      <w:r>
-        <w:rPr>
-          <w:sz w:val="24"/>
-        </w:rPr>
-        <w:t>传成功</w:t>
-      </w:r>
-      <w:proofErr w:type="gramEnd"/>
-      <w:r>
-        <w:rPr>
-          <w:sz w:val="24"/>
-        </w:rPr>
-        <w:t>后自动跳转到处理页面。</w:t>
+        <w:t>.mkv</w:t>
+      </w:r>
+      <w:r>
+        <w:rPr>
+          <w:sz w:val="24"/>
+        </w:rPr>
+        <w:t>等常见视频格式；显示已选择的文件名；执行上传操作并显示上传进度；上传成功后自动跳转到处理页面。</w:t>
       </w:r>
     </w:p>
     <w:p>
@@ -14581,21 +14075,7 @@
         <w:rPr>
           <w:sz w:val="24"/>
         </w:rPr>
-        <w:t>）；实时更新处理进度百分比；显示当前处理帧数</w:t>
-      </w:r>
-      <w:proofErr w:type="gramStart"/>
-      <w:r>
-        <w:rPr>
-          <w:sz w:val="24"/>
-        </w:rPr>
-        <w:t>和总帧数</w:t>
-      </w:r>
-      <w:proofErr w:type="gramEnd"/>
-      <w:r>
-        <w:rPr>
-          <w:sz w:val="24"/>
-        </w:rPr>
-        <w:t>；显示处理速度（</w:t>
+        <w:t>）；实时更新处理进度百分比；显示当前处理帧数和总帧数；显示处理速度（</w:t>
       </w:r>
       <w:r>
         <w:rPr>
@@ -15393,33 +14873,17 @@
         </w:rPr>
         <w:t>模式，还借助了</w:t>
       </w:r>
-      <w:proofErr w:type="spellStart"/>
       <w:r>
         <w:rPr>
           <w:sz w:val="24"/>
         </w:rPr>
         <w:t>CommunityToolkit.Mvvm</w:t>
       </w:r>
-      <w:proofErr w:type="spellEnd"/>
-      <w:r>
-        <w:rPr>
-          <w:sz w:val="24"/>
-        </w:rPr>
-        <w:t>这个辅助库来简化代码实现，这样开发复杂度就降下来了，代码也更</w:t>
-      </w:r>
-      <w:proofErr w:type="gramStart"/>
-      <w:r>
-        <w:rPr>
-          <w:sz w:val="24"/>
-        </w:rPr>
-        <w:t>容易维护</w:t>
-      </w:r>
-      <w:proofErr w:type="gramEnd"/>
-      <w:r>
-        <w:rPr>
-          <w:sz w:val="24"/>
-        </w:rPr>
-        <w:t>和测试。界面和业务逻辑之间的分离也更清楚。前后端通信方面，前端通过</w:t>
+      <w:r>
+        <w:rPr>
+          <w:sz w:val="24"/>
+        </w:rPr>
+        <w:t>这个辅助库来简化代码实现，这样开发复杂度就降下来了，代码也更容易维护和测试。界面和业务逻辑之间的分离也更清楚。前后端通信方面，前端通过</w:t>
       </w:r>
       <w:r>
         <w:rPr>
@@ -15500,14 +14964,12 @@
         </w:rPr>
         <w:t>前端业务逻辑主要放在</w:t>
       </w:r>
-      <w:proofErr w:type="spellStart"/>
       <w:r>
         <w:rPr>
           <w:sz w:val="24"/>
         </w:rPr>
         <w:t>ViewModel</w:t>
       </w:r>
-      <w:proofErr w:type="spellEnd"/>
       <w:r>
         <w:rPr>
           <w:sz w:val="24"/>
@@ -15609,21 +15071,7 @@
           <w:sz w:val="24"/>
         </w:rPr>
         <w:lastRenderedPageBreak/>
-        <w:t>数据</w:t>
-      </w:r>
-      <w:proofErr w:type="gramStart"/>
-      <w:r>
-        <w:rPr>
-          <w:sz w:val="24"/>
-        </w:rPr>
-        <w:t>存储层用的</w:t>
-      </w:r>
-      <w:proofErr w:type="gramEnd"/>
-      <w:r>
-        <w:rPr>
-          <w:sz w:val="24"/>
-        </w:rPr>
-        <w:t>是</w:t>
+        <w:t>数据存储层用的是</w:t>
       </w:r>
       <w:r>
         <w:rPr>
@@ -15952,14 +15400,12 @@
         </w:rPr>
         <w:t>表和</w:t>
       </w:r>
-      <w:proofErr w:type="spellStart"/>
       <w:r>
         <w:rPr>
           <w:sz w:val="24"/>
         </w:rPr>
         <w:t>detection_results</w:t>
       </w:r>
-      <w:proofErr w:type="spellEnd"/>
       <w:r>
         <w:rPr>
           <w:sz w:val="24"/>
@@ -16033,14 +15479,12 @@
           <w:sz w:val="24"/>
         </w:rPr>
       </w:pPr>
-      <w:proofErr w:type="spellStart"/>
       <w:r>
         <w:rPr>
           <w:sz w:val="24"/>
         </w:rPr>
         <w:t>detection_results</w:t>
       </w:r>
-      <w:proofErr w:type="spellEnd"/>
       <w:r>
         <w:rPr>
           <w:sz w:val="24"/>
@@ -16089,19 +15533,11 @@
         </w:rPr>
         <w:t>ID</w:t>
       </w:r>
-      <w:proofErr w:type="gramStart"/>
-      <w:r>
-        <w:rPr>
-          <w:sz w:val="24"/>
-        </w:rPr>
-        <w:t>是外键关联</w:t>
-      </w:r>
-      <w:proofErr w:type="gramEnd"/>
-      <w:r>
-        <w:rPr>
-          <w:sz w:val="24"/>
-        </w:rPr>
-        <w:t>到</w:t>
+      <w:r>
+        <w:rPr>
+          <w:sz w:val="24"/>
+        </w:rPr>
+        <w:t>是外键关联到</w:t>
       </w:r>
       <w:r>
         <w:rPr>
@@ -16321,14 +15757,12 @@
         <w:noBreakHyphen/>
         <w:t xml:space="preserve">2 </w:t>
       </w:r>
-      <w:proofErr w:type="spellStart"/>
       <w:r>
         <w:rPr>
           <w:szCs w:val="21"/>
         </w:rPr>
         <w:t>detection_results</w:t>
       </w:r>
-      <w:proofErr w:type="spellEnd"/>
       <w:r>
         <w:rPr>
           <w:szCs w:val="21"/>
@@ -16900,19 +16334,11 @@
                 <w:szCs w:val="21"/>
               </w:rPr>
             </w:pPr>
-            <w:proofErr w:type="gramStart"/>
             <w:r>
               <w:rPr>
                 <w:szCs w:val="21"/>
               </w:rPr>
-              <w:t>VARCHAR(</w:t>
-            </w:r>
-            <w:proofErr w:type="gramEnd"/>
-            <w:r>
-              <w:rPr>
-                <w:szCs w:val="21"/>
-              </w:rPr>
-              <w:t>255)</w:t>
+              <w:t>VARCHAR(255)</w:t>
             </w:r>
           </w:p>
         </w:tc>
@@ -16962,14 +16388,12 @@
                 <w:sz w:val="24"/>
               </w:rPr>
             </w:pPr>
-            <w:proofErr w:type="spellStart"/>
             <w:r>
               <w:rPr>
                 <w:sz w:val="24"/>
               </w:rPr>
               <w:t>filepath</w:t>
             </w:r>
-            <w:proofErr w:type="spellEnd"/>
           </w:p>
         </w:tc>
         <w:tc>
@@ -16987,19 +16411,11 @@
                 <w:szCs w:val="21"/>
               </w:rPr>
             </w:pPr>
-            <w:proofErr w:type="gramStart"/>
             <w:r>
               <w:rPr>
                 <w:szCs w:val="21"/>
               </w:rPr>
-              <w:t>VARCHAR(</w:t>
-            </w:r>
-            <w:proofErr w:type="gramEnd"/>
-            <w:r>
-              <w:rPr>
-                <w:szCs w:val="21"/>
-              </w:rPr>
-              <w:t>500)</w:t>
+              <w:t>VARCHAR(500)</w:t>
             </w:r>
           </w:p>
         </w:tc>
@@ -17070,19 +16486,11 @@
                 <w:szCs w:val="21"/>
               </w:rPr>
             </w:pPr>
-            <w:proofErr w:type="gramStart"/>
             <w:r>
               <w:rPr>
                 <w:szCs w:val="21"/>
               </w:rPr>
-              <w:t>VARCHAR(</w:t>
-            </w:r>
-            <w:proofErr w:type="gramEnd"/>
-            <w:r>
-              <w:rPr>
-                <w:szCs w:val="21"/>
-              </w:rPr>
-              <w:t>20)</w:t>
+              <w:t>VARCHAR(20)</w:t>
             </w:r>
           </w:p>
         </w:tc>
@@ -17129,14 +16537,12 @@
                 <w:sz w:val="24"/>
               </w:rPr>
             </w:pPr>
-            <w:proofErr w:type="spellStart"/>
             <w:r>
               <w:rPr>
                 <w:sz w:val="24"/>
               </w:rPr>
               <w:t>upload_time</w:t>
             </w:r>
-            <w:proofErr w:type="spellEnd"/>
           </w:p>
         </w:tc>
         <w:tc>
@@ -17181,16 +16587,8 @@
               <w:rPr>
                 <w:szCs w:val="21"/>
               </w:rPr>
-              <w:t>上</w:t>
+              <w:t>上传时间</w:t>
             </w:r>
-            <w:proofErr w:type="gramStart"/>
-            <w:r>
-              <w:rPr>
-                <w:szCs w:val="21"/>
-              </w:rPr>
-              <w:t>传时间</w:t>
-            </w:r>
-            <w:proofErr w:type="gramEnd"/>
           </w:p>
         </w:tc>
       </w:tr>
@@ -17314,19 +16712,11 @@
                 <w:szCs w:val="21"/>
               </w:rPr>
             </w:pPr>
-            <w:proofErr w:type="gramStart"/>
             <w:r>
               <w:rPr>
                 <w:szCs w:val="21"/>
               </w:rPr>
-              <w:t>VARCHAR(</w:t>
-            </w:r>
-            <w:proofErr w:type="gramEnd"/>
-            <w:r>
-              <w:rPr>
-                <w:szCs w:val="21"/>
-              </w:rPr>
-              <w:t>20)</w:t>
+              <w:t>VARCHAR(20)</w:t>
             </w:r>
           </w:p>
         </w:tc>
@@ -17420,7 +16810,6 @@
                 <w:szCs w:val="21"/>
               </w:rPr>
             </w:pPr>
-            <w:proofErr w:type="gramStart"/>
             <w:r>
               <w:rPr>
                 <w:rFonts w:hint="eastAsia"/>
@@ -17428,7 +16817,6 @@
               </w:rPr>
               <w:t>帧率</w:t>
             </w:r>
-            <w:proofErr w:type="gramEnd"/>
           </w:p>
         </w:tc>
       </w:tr>
@@ -17451,14 +16839,12 @@
                 <w:sz w:val="24"/>
               </w:rPr>
             </w:pPr>
-            <w:proofErr w:type="spellStart"/>
             <w:r>
               <w:rPr>
                 <w:sz w:val="24"/>
               </w:rPr>
               <w:t>processed_path</w:t>
             </w:r>
-            <w:proofErr w:type="spellEnd"/>
           </w:p>
         </w:tc>
         <w:tc>
@@ -17476,19 +16862,11 @@
                 <w:szCs w:val="21"/>
               </w:rPr>
             </w:pPr>
-            <w:proofErr w:type="gramStart"/>
             <w:r>
               <w:rPr>
                 <w:szCs w:val="21"/>
               </w:rPr>
-              <w:t>VARCHAR(</w:t>
-            </w:r>
-            <w:proofErr w:type="gramEnd"/>
-            <w:r>
-              <w:rPr>
-                <w:szCs w:val="21"/>
-              </w:rPr>
-              <w:t>500)</w:t>
+              <w:t>VARCHAR(500)</w:t>
             </w:r>
           </w:p>
         </w:tc>
@@ -17535,14 +16913,12 @@
                 <w:sz w:val="24"/>
               </w:rPr>
             </w:pPr>
-            <w:proofErr w:type="spellStart"/>
             <w:r>
               <w:rPr>
                 <w:sz w:val="24"/>
               </w:rPr>
               <w:t>process_started</w:t>
             </w:r>
-            <w:proofErr w:type="spellEnd"/>
           </w:p>
         </w:tc>
         <w:tc>
@@ -17612,14 +16988,12 @@
                 <w:sz w:val="24"/>
               </w:rPr>
             </w:pPr>
-            <w:proofErr w:type="spellStart"/>
             <w:r>
               <w:rPr>
                 <w:sz w:val="24"/>
               </w:rPr>
               <w:t>process_completed</w:t>
             </w:r>
-            <w:proofErr w:type="spellEnd"/>
           </w:p>
         </w:tc>
         <w:tc>
@@ -17848,7 +17222,6 @@
         </w:rPr>
         <w:t xml:space="preserve"> </w:t>
       </w:r>
-      <w:proofErr w:type="spellStart"/>
       <w:r>
         <w:rPr>
           <w:rFonts w:ascii="Times New Roman" w:eastAsia="宋体" w:hAnsi="Times New Roman"/>
@@ -17857,7 +17230,6 @@
         </w:rPr>
         <w:t>detection_results</w:t>
       </w:r>
-      <w:proofErr w:type="spellEnd"/>
       <w:r>
         <w:rPr>
           <w:rFonts w:ascii="Times New Roman" w:eastAsia="宋体" w:hAnsi="Times New Roman"/>
@@ -18002,7 +17374,6 @@
                 <w:szCs w:val="21"/>
               </w:rPr>
             </w:pPr>
-            <w:proofErr w:type="spellStart"/>
             <w:r>
               <w:rPr>
                 <w:iCs/>
@@ -18010,7 +17381,6 @@
               </w:rPr>
               <w:t>detection_id</w:t>
             </w:r>
-            <w:proofErr w:type="spellEnd"/>
           </w:p>
         </w:tc>
         <w:tc>
@@ -18102,14 +17472,12 @@
                 <w:sz w:val="24"/>
               </w:rPr>
             </w:pPr>
-            <w:proofErr w:type="spellStart"/>
             <w:r>
               <w:rPr>
                 <w:sz w:val="24"/>
               </w:rPr>
               <w:t>video_id</w:t>
             </w:r>
-            <w:proofErr w:type="spellEnd"/>
           </w:p>
         </w:tc>
         <w:tc>
@@ -18172,16 +17540,8 @@
               <w:rPr>
                 <w:szCs w:val="21"/>
               </w:rPr>
-              <w:t>，</w:t>
+              <w:t>，外键</w:t>
             </w:r>
-            <w:proofErr w:type="gramStart"/>
-            <w:r>
-              <w:rPr>
-                <w:szCs w:val="21"/>
-              </w:rPr>
-              <w:t>外键</w:t>
-            </w:r>
-            <w:proofErr w:type="gramEnd"/>
           </w:p>
         </w:tc>
       </w:tr>
@@ -18204,14 +17564,12 @@
                 <w:sz w:val="24"/>
               </w:rPr>
             </w:pPr>
-            <w:proofErr w:type="spellStart"/>
             <w:r>
               <w:rPr>
                 <w:sz w:val="24"/>
               </w:rPr>
               <w:t>object_class</w:t>
             </w:r>
-            <w:proofErr w:type="spellEnd"/>
           </w:p>
         </w:tc>
         <w:tc>
@@ -18229,19 +17587,11 @@
                 <w:szCs w:val="21"/>
               </w:rPr>
             </w:pPr>
-            <w:proofErr w:type="gramStart"/>
             <w:r>
               <w:rPr>
                 <w:szCs w:val="21"/>
               </w:rPr>
-              <w:t>VARCHAR(</w:t>
-            </w:r>
-            <w:proofErr w:type="gramEnd"/>
-            <w:r>
-              <w:rPr>
-                <w:szCs w:val="21"/>
-              </w:rPr>
-              <w:t>50)</w:t>
+              <w:t>VARCHAR(50)</w:t>
             </w:r>
           </w:p>
         </w:tc>
@@ -18369,14 +17719,12 @@
                 <w:sz w:val="24"/>
               </w:rPr>
             </w:pPr>
-            <w:proofErr w:type="spellStart"/>
             <w:r>
               <w:rPr>
                 <w:sz w:val="24"/>
               </w:rPr>
               <w:t>upload_time</w:t>
             </w:r>
-            <w:proofErr w:type="spellEnd"/>
           </w:p>
         </w:tc>
         <w:tc>
@@ -18421,16 +17769,8 @@
               <w:rPr>
                 <w:szCs w:val="21"/>
               </w:rPr>
-              <w:t>上</w:t>
+              <w:t>上传时间</w:t>
             </w:r>
-            <w:proofErr w:type="gramStart"/>
-            <w:r>
-              <w:rPr>
-                <w:szCs w:val="21"/>
-              </w:rPr>
-              <w:t>传时间</w:t>
-            </w:r>
-            <w:proofErr w:type="gramEnd"/>
           </w:p>
         </w:tc>
       </w:tr>
@@ -18499,7 +17839,6 @@
                 <w:szCs w:val="21"/>
               </w:rPr>
             </w:pPr>
-            <w:proofErr w:type="gramStart"/>
             <w:r>
               <w:rPr>
                 <w:rFonts w:hint="eastAsia"/>
@@ -18507,7 +17846,6 @@
               </w:rPr>
               <w:t>边界框左上角</w:t>
             </w:r>
-            <w:proofErr w:type="gramEnd"/>
             <w:r>
               <w:rPr>
                 <w:rFonts w:hint="eastAsia"/>
@@ -18592,14 +17930,12 @@
                 <w:szCs w:val="21"/>
               </w:rPr>
             </w:pPr>
-            <w:proofErr w:type="gramStart"/>
             <w:r>
               <w:rPr>
                 <w:szCs w:val="21"/>
               </w:rPr>
               <w:t>边界框左上角</w:t>
             </w:r>
-            <w:proofErr w:type="gramEnd"/>
             <w:r>
               <w:rPr>
                 <w:szCs w:val="21"/>
@@ -18680,14 +18016,12 @@
                 <w:szCs w:val="21"/>
               </w:rPr>
             </w:pPr>
-            <w:proofErr w:type="gramStart"/>
             <w:r>
               <w:rPr>
                 <w:szCs w:val="21"/>
               </w:rPr>
               <w:t>边界框右下角</w:t>
             </w:r>
-            <w:proofErr w:type="gramEnd"/>
             <w:r>
               <w:rPr>
                 <w:szCs w:val="21"/>
@@ -18768,7 +18102,6 @@
                 <w:szCs w:val="21"/>
               </w:rPr>
             </w:pPr>
-            <w:proofErr w:type="gramStart"/>
             <w:r>
               <w:rPr>
                 <w:rFonts w:hint="eastAsia"/>
@@ -18776,7 +18109,6 @@
               </w:rPr>
               <w:t>边界框右下角</w:t>
             </w:r>
-            <w:proofErr w:type="gramEnd"/>
             <w:r>
               <w:rPr>
                 <w:rFonts w:hint="eastAsia"/>
@@ -18813,14 +18145,12 @@
                 <w:sz w:val="24"/>
               </w:rPr>
             </w:pPr>
-            <w:proofErr w:type="spellStart"/>
             <w:r>
               <w:rPr>
                 <w:sz w:val="24"/>
               </w:rPr>
               <w:t>frame_number</w:t>
             </w:r>
-            <w:proofErr w:type="spellEnd"/>
           </w:p>
         </w:tc>
         <w:tc>
@@ -18889,14 +18219,12 @@
                 <w:sz w:val="24"/>
               </w:rPr>
             </w:pPr>
-            <w:proofErr w:type="spellStart"/>
             <w:r>
               <w:rPr>
                 <w:sz w:val="24"/>
               </w:rPr>
               <w:t>detected_at</w:t>
             </w:r>
-            <w:proofErr w:type="spellEnd"/>
           </w:p>
         </w:tc>
         <w:tc>
@@ -19671,23 +18999,7 @@
                 <w:iCs/>
                 <w:szCs w:val="21"/>
               </w:rPr>
-              <w:t>/</w:t>
-            </w:r>
-            <w:proofErr w:type="spellStart"/>
-            <w:r>
-              <w:rPr>
-                <w:iCs/>
-                <w:szCs w:val="21"/>
-              </w:rPr>
-              <w:t>api</w:t>
-            </w:r>
-            <w:proofErr w:type="spellEnd"/>
-            <w:r>
-              <w:rPr>
-                <w:iCs/>
-                <w:szCs w:val="21"/>
-              </w:rPr>
-              <w:t>/videos</w:t>
+              <w:t>/api/videos</w:t>
             </w:r>
           </w:p>
         </w:tc>
@@ -19772,23 +19084,7 @@
               <w:rPr>
                 <w:sz w:val="24"/>
               </w:rPr>
-              <w:t>/</w:t>
-            </w:r>
-            <w:proofErr w:type="spellStart"/>
-            <w:proofErr w:type="gramStart"/>
-            <w:r>
-              <w:rPr>
-                <w:sz w:val="24"/>
-              </w:rPr>
-              <w:t>api</w:t>
-            </w:r>
-            <w:proofErr w:type="spellEnd"/>
-            <w:proofErr w:type="gramEnd"/>
-            <w:r>
-              <w:rPr>
-                <w:sz w:val="24"/>
-              </w:rPr>
-              <w:t>/videos/{id}</w:t>
+              <w:t>/api/videos/{id}</w:t>
             </w:r>
           </w:p>
         </w:tc>
@@ -19868,30 +19164,8 @@
               <w:rPr>
                 <w:sz w:val="24"/>
               </w:rPr>
-              <w:t>/</w:t>
+              <w:t>/api/upload_realtime</w:t>
             </w:r>
-            <w:proofErr w:type="spellStart"/>
-            <w:r>
-              <w:rPr>
-                <w:sz w:val="24"/>
-              </w:rPr>
-              <w:t>api</w:t>
-            </w:r>
-            <w:proofErr w:type="spellEnd"/>
-            <w:r>
-              <w:rPr>
-                <w:sz w:val="24"/>
-              </w:rPr>
-              <w:t>/</w:t>
-            </w:r>
-            <w:proofErr w:type="spellStart"/>
-            <w:r>
-              <w:rPr>
-                <w:sz w:val="24"/>
-              </w:rPr>
-              <w:t>upload_realtime</w:t>
-            </w:r>
-            <w:proofErr w:type="spellEnd"/>
           </w:p>
         </w:tc>
         <w:tc>
@@ -19964,32 +19238,8 @@
               <w:rPr>
                 <w:sz w:val="24"/>
               </w:rPr>
-              <w:t>/</w:t>
+              <w:t>/api/videos/{id}/process_status</w:t>
             </w:r>
-            <w:proofErr w:type="spellStart"/>
-            <w:proofErr w:type="gramStart"/>
-            <w:r>
-              <w:rPr>
-                <w:sz w:val="24"/>
-              </w:rPr>
-              <w:t>api</w:t>
-            </w:r>
-            <w:proofErr w:type="spellEnd"/>
-            <w:proofErr w:type="gramEnd"/>
-            <w:r>
-              <w:rPr>
-                <w:sz w:val="24"/>
-              </w:rPr>
-              <w:t>/videos/{id}/</w:t>
-            </w:r>
-            <w:proofErr w:type="spellStart"/>
-            <w:r>
-              <w:rPr>
-                <w:sz w:val="24"/>
-              </w:rPr>
-              <w:t>process_status</w:t>
-            </w:r>
-            <w:proofErr w:type="spellEnd"/>
           </w:p>
         </w:tc>
         <w:tc>
@@ -20058,19 +19308,11 @@
                 <w:sz w:val="24"/>
               </w:rPr>
             </w:pPr>
-            <w:proofErr w:type="spellStart"/>
             <w:r>
               <w:rPr>
                 <w:sz w:val="24"/>
               </w:rPr>
-              <w:t>api</w:t>
-            </w:r>
-            <w:proofErr w:type="spellEnd"/>
-            <w:r>
-              <w:rPr>
-                <w:sz w:val="24"/>
-              </w:rPr>
-              <w:t>/videos/{id}/stream</w:t>
+              <w:t>api/videos/{id}/stream</w:t>
             </w:r>
           </w:p>
         </w:tc>
@@ -20156,23 +19398,7 @@
               <w:rPr>
                 <w:sz w:val="24"/>
               </w:rPr>
-              <w:t>/</w:t>
-            </w:r>
-            <w:proofErr w:type="spellStart"/>
-            <w:proofErr w:type="gramStart"/>
-            <w:r>
-              <w:rPr>
-                <w:sz w:val="24"/>
-              </w:rPr>
-              <w:t>api</w:t>
-            </w:r>
-            <w:proofErr w:type="spellEnd"/>
-            <w:proofErr w:type="gramEnd"/>
-            <w:r>
-              <w:rPr>
-                <w:sz w:val="24"/>
-              </w:rPr>
-              <w:t>/videos/{id}/results</w:t>
+              <w:t>/api/videos/{id}/results</w:t>
             </w:r>
           </w:p>
         </w:tc>
@@ -20248,35 +19474,8 @@
                 <w:iCs/>
                 <w:sz w:val="24"/>
               </w:rPr>
-              <w:t>/</w:t>
+              <w:t>/api/videos/{id}/processed_video_file</w:t>
             </w:r>
-            <w:proofErr w:type="spellStart"/>
-            <w:proofErr w:type="gramStart"/>
-            <w:r>
-              <w:rPr>
-                <w:iCs/>
-                <w:sz w:val="24"/>
-              </w:rPr>
-              <w:t>api</w:t>
-            </w:r>
-            <w:proofErr w:type="spellEnd"/>
-            <w:proofErr w:type="gramEnd"/>
-            <w:r>
-              <w:rPr>
-                <w:iCs/>
-                <w:sz w:val="24"/>
-              </w:rPr>
-              <w:t>/videos/{id}/</w:t>
-            </w:r>
-            <w:proofErr w:type="spellStart"/>
-            <w:r>
-              <w:rPr>
-                <w:iCs/>
-                <w:sz w:val="24"/>
-              </w:rPr>
-              <w:t>processed_video_file</w:t>
-            </w:r>
-            <w:proofErr w:type="spellEnd"/>
           </w:p>
         </w:tc>
         <w:tc>
@@ -20349,16 +19548,8 @@
               <w:rPr>
                 <w:sz w:val="24"/>
               </w:rPr>
-              <w:t>/</w:t>
+              <w:t>/health</w:t>
             </w:r>
-            <w:proofErr w:type="gramStart"/>
-            <w:r>
-              <w:rPr>
-                <w:sz w:val="24"/>
-              </w:rPr>
-              <w:t>health</w:t>
-            </w:r>
-            <w:proofErr w:type="gramEnd"/>
           </w:p>
         </w:tc>
         <w:tc>
@@ -20597,21 +19788,12 @@
         </w:rPr>
         <w:t>接口调用能力，</w:t>
       </w:r>
-      <w:proofErr w:type="spellStart"/>
-      <w:r>
-        <w:rPr>
-          <w:rFonts w:hint="eastAsia"/>
-          <w:sz w:val="24"/>
-        </w:rPr>
-        <w:t>ViewModels</w:t>
-      </w:r>
-      <w:proofErr w:type="spellEnd"/>
-      <w:r>
-        <w:rPr>
-          <w:rFonts w:hint="eastAsia"/>
-          <w:sz w:val="24"/>
-        </w:rPr>
-        <w:t xml:space="preserve"> </w:t>
+      <w:r>
+        <w:rPr>
+          <w:rFonts w:hint="eastAsia"/>
+          <w:sz w:val="24"/>
+        </w:rPr>
+        <w:t xml:space="preserve">ViewModels </w:t>
       </w:r>
       <w:r>
         <w:rPr>
@@ -20625,39 +19807,14 @@
           <w:rFonts w:hint="eastAsia"/>
           <w:sz w:val="24"/>
         </w:rPr>
-        <w:t xml:space="preserve"> </w:t>
-      </w:r>
-      <w:proofErr w:type="spellStart"/>
-      <w:r>
-        <w:rPr>
-          <w:rFonts w:hint="eastAsia"/>
-          <w:sz w:val="24"/>
-        </w:rPr>
-        <w:t>BaseViewModel</w:t>
-      </w:r>
-      <w:proofErr w:type="spellEnd"/>
-      <w:r>
-        <w:rPr>
-          <w:rFonts w:hint="eastAsia"/>
-          <w:sz w:val="24"/>
-        </w:rPr>
-        <w:t xml:space="preserve"> </w:t>
-      </w:r>
-      <w:proofErr w:type="gramStart"/>
-      <w:r>
-        <w:rPr>
-          <w:rFonts w:hint="eastAsia"/>
-          <w:sz w:val="24"/>
-        </w:rPr>
-        <w:t>基类实现</w:t>
-      </w:r>
-      <w:proofErr w:type="gramEnd"/>
-      <w:r>
-        <w:rPr>
-          <w:rFonts w:hint="eastAsia"/>
-          <w:sz w:val="24"/>
-        </w:rPr>
-        <w:t>各页面业务逻辑与数据交互，</w:t>
+        <w:t xml:space="preserve"> BaseViewModel </w:t>
+      </w:r>
+      <w:r>
+        <w:rPr>
+          <w:rFonts w:hint="eastAsia"/>
+          <w:sz w:val="24"/>
+        </w:rPr>
+        <w:t>基类实现各页面业务逻辑与数据交互，</w:t>
       </w:r>
       <w:r>
         <w:rPr>
@@ -20706,17 +19863,8 @@
           <w:rFonts w:hint="eastAsia"/>
           <w:sz w:val="24"/>
         </w:rPr>
-        <w:t xml:space="preserve"> </w:t>
-      </w:r>
-      <w:proofErr w:type="spellStart"/>
-      <w:r>
-        <w:rPr>
-          <w:rFonts w:hint="eastAsia"/>
-          <w:sz w:val="24"/>
-        </w:rPr>
-        <w:t>App.xaml</w:t>
-      </w:r>
-      <w:proofErr w:type="spellEnd"/>
+        <w:t xml:space="preserve"> App.xaml</w:t>
+      </w:r>
       <w:r>
         <w:rPr>
           <w:rFonts w:hint="eastAsia"/>
@@ -20724,21 +19872,12 @@
         </w:rPr>
         <w:t>、</w:t>
       </w:r>
-      <w:proofErr w:type="spellStart"/>
-      <w:r>
-        <w:rPr>
-          <w:rFonts w:hint="eastAsia"/>
-          <w:sz w:val="24"/>
-        </w:rPr>
-        <w:t>AppShell.xaml</w:t>
-      </w:r>
-      <w:proofErr w:type="spellEnd"/>
-      <w:r>
-        <w:rPr>
-          <w:rFonts w:hint="eastAsia"/>
-          <w:sz w:val="24"/>
-        </w:rPr>
-        <w:t xml:space="preserve"> </w:t>
+      <w:r>
+        <w:rPr>
+          <w:rFonts w:hint="eastAsia"/>
+          <w:sz w:val="24"/>
+        </w:rPr>
+        <w:t xml:space="preserve">AppShell.xaml </w:t>
       </w:r>
       <w:r>
         <w:rPr>
@@ -20747,21 +19886,12 @@
         </w:rPr>
         <w:t>实现应用资源管理与页面导航路由，</w:t>
       </w:r>
-      <w:proofErr w:type="spellStart"/>
-      <w:r>
-        <w:rPr>
-          <w:rFonts w:hint="eastAsia"/>
-          <w:sz w:val="24"/>
-        </w:rPr>
-        <w:t>MauiProgram.cs</w:t>
-      </w:r>
-      <w:proofErr w:type="spellEnd"/>
-      <w:r>
-        <w:rPr>
-          <w:rFonts w:hint="eastAsia"/>
-          <w:sz w:val="24"/>
-        </w:rPr>
-        <w:t xml:space="preserve"> </w:t>
+      <w:r>
+        <w:rPr>
+          <w:rFonts w:hint="eastAsia"/>
+          <w:sz w:val="24"/>
+        </w:rPr>
+        <w:t xml:space="preserve">MauiProgram.cs </w:t>
       </w:r>
       <w:r>
         <w:rPr>
@@ -20808,14 +19938,12 @@
         </w:rPr>
         <w:t>应用使用</w:t>
       </w:r>
-      <w:proofErr w:type="spellStart"/>
       <w:r>
         <w:rPr>
           <w:sz w:val="24"/>
         </w:rPr>
         <w:t>Microsoft.Extensions.DependencyInjection</w:t>
       </w:r>
-      <w:proofErr w:type="spellEnd"/>
       <w:r>
         <w:rPr>
           <w:sz w:val="24"/>
@@ -20883,14 +20011,12 @@
         </w:rPr>
         <w:t>在</w:t>
       </w:r>
-      <w:proofErr w:type="spellStart"/>
       <w:r>
         <w:rPr>
           <w:sz w:val="24"/>
         </w:rPr>
         <w:t>MauiProgram.cs</w:t>
       </w:r>
-      <w:proofErr w:type="spellEnd"/>
       <w:r>
         <w:rPr>
           <w:sz w:val="24"/>
@@ -20911,7 +20037,6 @@
         </w:rPr>
         <w:t>通过依赖注入，</w:t>
       </w:r>
-      <w:proofErr w:type="spellStart"/>
       <w:r>
         <w:rPr>
           <w:rFonts w:hint="eastAsia"/>
@@ -20919,7 +20044,6 @@
         </w:rPr>
         <w:t>ViewModel</w:t>
       </w:r>
-      <w:proofErr w:type="spellEnd"/>
       <w:r>
         <w:rPr>
           <w:rFonts w:hint="eastAsia"/>
@@ -20927,7 +20051,6 @@
         </w:rPr>
         <w:t>可以在构造函数中直接获取</w:t>
       </w:r>
-      <w:proofErr w:type="spellStart"/>
       <w:r>
         <w:rPr>
           <w:rFonts w:hint="eastAsia"/>
@@ -20935,7 +20058,6 @@
         </w:rPr>
         <w:t>ApiService</w:t>
       </w:r>
-      <w:proofErr w:type="spellEnd"/>
       <w:r>
         <w:rPr>
           <w:rFonts w:hint="eastAsia"/>
@@ -21364,7 +20486,6 @@
         </w:rPr>
         <w:t>所示</w:t>
       </w:r>
-      <w:proofErr w:type="spellStart"/>
       <w:r>
         <w:rPr>
           <w:rFonts w:hint="eastAsia"/>
@@ -21372,7 +20493,6 @@
         </w:rPr>
         <w:t>VideosPage</w:t>
       </w:r>
-      <w:proofErr w:type="spellEnd"/>
       <w:r>
         <w:rPr>
           <w:rFonts w:hint="eastAsia"/>
@@ -21401,7 +20521,6 @@
         </w:rPr>
         <w:t>。</w:t>
       </w:r>
-      <w:proofErr w:type="spellStart"/>
       <w:r>
         <w:rPr>
           <w:rFonts w:hint="eastAsia"/>
@@ -21409,7 +20528,6 @@
         </w:rPr>
         <w:t>VideosViewModel</w:t>
       </w:r>
-      <w:proofErr w:type="spellEnd"/>
       <w:r>
         <w:rPr>
           <w:rFonts w:hint="eastAsia"/>
@@ -21438,7 +20556,6 @@
         </w:rPr>
         <w:t>从</w:t>
       </w:r>
-      <w:proofErr w:type="spellStart"/>
       <w:r>
         <w:rPr>
           <w:rFonts w:hint="eastAsia"/>
@@ -21446,7 +20563,6 @@
         </w:rPr>
         <w:t>ApiService</w:t>
       </w:r>
-      <w:proofErr w:type="spellEnd"/>
       <w:r>
         <w:rPr>
           <w:rFonts w:hint="eastAsia"/>
@@ -21489,7 +20605,6 @@
         </w:rPr>
         <w:t>。</w:t>
       </w:r>
-      <w:proofErr w:type="spellStart"/>
       <w:r>
         <w:rPr>
           <w:rFonts w:hint="eastAsia"/>
@@ -21497,7 +20612,6 @@
         </w:rPr>
         <w:t>BaseViewModel</w:t>
       </w:r>
-      <w:proofErr w:type="spellEnd"/>
       <w:r>
         <w:rPr>
           <w:rFonts w:hint="eastAsia"/>
@@ -21538,7 +20652,6 @@
         </w:rPr>
         <w:t>视频列表页面（</w:t>
       </w:r>
-      <w:proofErr w:type="spellStart"/>
       <w:r>
         <w:rPr>
           <w:rFonts w:hint="eastAsia"/>
@@ -21546,7 +20659,6 @@
         </w:rPr>
         <w:t>VideosPage</w:t>
       </w:r>
-      <w:proofErr w:type="spellEnd"/>
       <w:r>
         <w:rPr>
           <w:rFonts w:hint="eastAsia"/>
@@ -21568,7 +20680,6 @@
         </w:rPr>
         <w:t>页面使用</w:t>
       </w:r>
-      <w:proofErr w:type="spellStart"/>
       <w:r>
         <w:rPr>
           <w:rFonts w:hint="eastAsia"/>
@@ -21576,7 +20687,6 @@
         </w:rPr>
         <w:t>CollectionView</w:t>
       </w:r>
-      <w:proofErr w:type="spellEnd"/>
       <w:r>
         <w:rPr>
           <w:rFonts w:hint="eastAsia"/>
@@ -21584,7 +20694,6 @@
         </w:rPr>
         <w:t>控件实现列表展示，通过数据绑定与</w:t>
       </w:r>
-      <w:proofErr w:type="spellStart"/>
       <w:r>
         <w:rPr>
           <w:rFonts w:hint="eastAsia"/>
@@ -21592,7 +20701,6 @@
         </w:rPr>
         <w:t>VideosViewModel</w:t>
       </w:r>
-      <w:proofErr w:type="spellEnd"/>
       <w:r>
         <w:rPr>
           <w:rFonts w:hint="eastAsia"/>
@@ -21676,14 +20784,12 @@
         </w:rPr>
         <w:t>使用了</w:t>
       </w:r>
-      <w:proofErr w:type="spellStart"/>
       <w:r>
         <w:rPr>
           <w:sz w:val="24"/>
         </w:rPr>
         <w:t>StatusToColorConverter</w:t>
       </w:r>
-      <w:proofErr w:type="spellEnd"/>
       <w:r>
         <w:rPr>
           <w:sz w:val="24"/>
@@ -21752,7 +20858,6 @@
         </w:rPr>
         <w:t>显示红色。</w:t>
       </w:r>
-      <w:proofErr w:type="spellStart"/>
       <w:r>
         <w:rPr>
           <w:rFonts w:hint="eastAsia"/>
@@ -21760,7 +20865,6 @@
         </w:rPr>
         <w:t>VideosPage</w:t>
       </w:r>
-      <w:proofErr w:type="spellEnd"/>
       <w:r>
         <w:rPr>
           <w:rFonts w:hint="eastAsia"/>
@@ -21890,7 +20994,6 @@
         </w:rPr>
         <w:t>所示</w:t>
       </w:r>
-      <w:proofErr w:type="spellStart"/>
       <w:r>
         <w:rPr>
           <w:rFonts w:hint="eastAsia"/>
@@ -21898,7 +21001,6 @@
         </w:rPr>
         <w:t>UploadPage</w:t>
       </w:r>
-      <w:proofErr w:type="spellEnd"/>
       <w:r>
         <w:rPr>
           <w:rFonts w:hint="eastAsia"/>
@@ -21919,7 +21021,6 @@
         </w:rPr>
         <w:t>。</w:t>
       </w:r>
-      <w:proofErr w:type="spellStart"/>
       <w:r>
         <w:rPr>
           <w:rFonts w:hint="eastAsia"/>
@@ -21927,7 +21028,6 @@
         </w:rPr>
         <w:t>UploadViewModel</w:t>
       </w:r>
-      <w:proofErr w:type="spellEnd"/>
       <w:r>
         <w:rPr>
           <w:rFonts w:hint="eastAsia"/>
@@ -21970,7 +21070,6 @@
         </w:rPr>
         <w:t>通过</w:t>
       </w:r>
-      <w:proofErr w:type="spellStart"/>
       <w:r>
         <w:rPr>
           <w:rFonts w:hint="eastAsia"/>
@@ -21978,7 +21077,6 @@
         </w:rPr>
         <w:t>ApiService</w:t>
       </w:r>
-      <w:proofErr w:type="spellEnd"/>
       <w:r>
         <w:rPr>
           <w:rFonts w:hint="eastAsia"/>
@@ -21998,23 +21096,7 @@
           <w:rFonts w:hint="eastAsia"/>
           <w:sz w:val="24"/>
         </w:rPr>
-        <w:t>处理上</w:t>
-      </w:r>
-      <w:proofErr w:type="gramStart"/>
-      <w:r>
-        <w:rPr>
-          <w:rFonts w:hint="eastAsia"/>
-          <w:sz w:val="24"/>
-        </w:rPr>
-        <w:t>传状态</w:t>
-      </w:r>
-      <w:proofErr w:type="gramEnd"/>
-      <w:r>
-        <w:rPr>
-          <w:rFonts w:hint="eastAsia"/>
-          <w:sz w:val="24"/>
-        </w:rPr>
-        <w:t>和导航</w:t>
+        <w:t>处理上传状态和导航</w:t>
       </w:r>
       <w:r>
         <w:rPr>
@@ -22023,7 +21105,6 @@
         </w:rPr>
         <w:t>。</w:t>
       </w:r>
-      <w:proofErr w:type="spellStart"/>
       <w:r>
         <w:rPr>
           <w:rFonts w:hint="eastAsia"/>
@@ -22031,7 +21112,6 @@
         </w:rPr>
         <w:t>FileResult</w:t>
       </w:r>
-      <w:proofErr w:type="spellEnd"/>
       <w:r>
         <w:rPr>
           <w:rFonts w:hint="eastAsia"/>
@@ -22322,14 +21402,12 @@
         </w:rPr>
         <w:t>视频上传页面（</w:t>
       </w:r>
-      <w:proofErr w:type="spellStart"/>
       <w:r>
         <w:rPr>
           <w:sz w:val="24"/>
         </w:rPr>
         <w:t>UploadPage</w:t>
       </w:r>
-      <w:proofErr w:type="spellEnd"/>
       <w:r>
         <w:rPr>
           <w:sz w:val="24"/>
@@ -22349,14 +21427,12 @@
         </w:rPr>
         <w:t>使用</w:t>
       </w:r>
-      <w:proofErr w:type="spellStart"/>
       <w:r>
         <w:rPr>
           <w:sz w:val="24"/>
         </w:rPr>
         <w:t>FilePicker</w:t>
       </w:r>
-      <w:proofErr w:type="spellEnd"/>
       <w:r>
         <w:rPr>
           <w:sz w:val="24"/>
@@ -22417,63 +21493,54 @@
         </w:rPr>
         <w:t>。</w:t>
       </w:r>
-      <w:proofErr w:type="spellStart"/>
       <w:r>
         <w:rPr>
           <w:sz w:val="24"/>
         </w:rPr>
         <w:t>UploadViewModel</w:t>
       </w:r>
-      <w:proofErr w:type="spellEnd"/>
       <w:r>
         <w:rPr>
           <w:sz w:val="24"/>
         </w:rPr>
         <w:t>解决了中文文件名截断问题。</w:t>
       </w:r>
-      <w:proofErr w:type="spellStart"/>
       <w:r>
         <w:rPr>
           <w:sz w:val="24"/>
         </w:rPr>
         <w:t>UploadViewModel</w:t>
       </w:r>
-      <w:proofErr w:type="spellEnd"/>
       <w:r>
         <w:rPr>
           <w:sz w:val="24"/>
         </w:rPr>
         <w:t>解决了中文文件名截断问题。最初使用</w:t>
       </w:r>
-      <w:proofErr w:type="spellStart"/>
       <w:r>
         <w:rPr>
           <w:sz w:val="24"/>
         </w:rPr>
         <w:t>FileName</w:t>
       </w:r>
-      <w:proofErr w:type="spellEnd"/>
       <w:r>
         <w:rPr>
           <w:sz w:val="24"/>
         </w:rPr>
         <w:t>属性只能获取文件扩展名，后来改用</w:t>
       </w:r>
-      <w:proofErr w:type="spellStart"/>
       <w:r>
         <w:rPr>
           <w:sz w:val="24"/>
         </w:rPr>
         <w:t>FullPath</w:t>
       </w:r>
-      <w:proofErr w:type="spellEnd"/>
       <w:r>
         <w:rPr>
           <w:sz w:val="24"/>
         </w:rPr>
         <w:t>属性获取完整路径，再通过</w:t>
       </w:r>
-      <w:proofErr w:type="spellStart"/>
       <w:r>
         <w:rPr>
           <w:sz w:val="24"/>
@@ -22481,7 +21548,6 @@
         <w:lastRenderedPageBreak/>
         <w:t>Path.GetFileName</w:t>
       </w:r>
-      <w:proofErr w:type="spellEnd"/>
       <w:r>
         <w:rPr>
           <w:sz w:val="24"/>
@@ -22597,7 +21663,6 @@
         </w:rPr>
         <w:t>所示，</w:t>
       </w:r>
-      <w:proofErr w:type="spellStart"/>
       <w:r>
         <w:rPr>
           <w:rFonts w:hint="eastAsia"/>
@@ -22605,7 +21670,6 @@
         </w:rPr>
         <w:t>RealTimeProcessingPage</w:t>
       </w:r>
-      <w:proofErr w:type="spellEnd"/>
       <w:r>
         <w:rPr>
           <w:rFonts w:hint="eastAsia"/>
@@ -22627,21 +21691,12 @@
         </w:rPr>
         <w:t>。</w:t>
       </w:r>
-      <w:proofErr w:type="spellStart"/>
-      <w:r>
-        <w:rPr>
-          <w:rFonts w:hint="eastAsia"/>
-          <w:sz w:val="24"/>
-        </w:rPr>
-        <w:t>RealTimeProcessingViewModel</w:t>
-      </w:r>
-      <w:proofErr w:type="spellEnd"/>
-      <w:r>
-        <w:rPr>
-          <w:rFonts w:hint="eastAsia"/>
-          <w:sz w:val="24"/>
-        </w:rPr>
-        <w:t xml:space="preserve"> </w:t>
+      <w:r>
+        <w:rPr>
+          <w:rFonts w:hint="eastAsia"/>
+          <w:sz w:val="24"/>
+        </w:rPr>
+        <w:t xml:space="preserve">RealTimeProcessingViewModel </w:t>
       </w:r>
       <w:r>
         <w:rPr>
@@ -22671,7 +21726,6 @@
         </w:rPr>
         <w:t>定时从</w:t>
       </w:r>
-      <w:proofErr w:type="spellStart"/>
       <w:r>
         <w:rPr>
           <w:rFonts w:hint="eastAsia"/>
@@ -22679,7 +21733,6 @@
         </w:rPr>
         <w:t>ApiService</w:t>
       </w:r>
-      <w:proofErr w:type="spellEnd"/>
       <w:r>
         <w:rPr>
           <w:rFonts w:hint="eastAsia"/>
@@ -22778,7 +21831,6 @@
         </w:rPr>
         <w:t>，</w:t>
       </w:r>
-      <w:proofErr w:type="spellStart"/>
       <w:r>
         <w:rPr>
           <w:rFonts w:hint="eastAsia"/>
@@ -22786,7 +21838,6 @@
         </w:rPr>
         <w:t>DetectionResult</w:t>
       </w:r>
-      <w:proofErr w:type="spellEnd"/>
       <w:r>
         <w:rPr>
           <w:rFonts w:hint="eastAsia"/>
@@ -23061,14 +22112,12 @@
         </w:rPr>
         <w:t>实时处理页面（</w:t>
       </w:r>
-      <w:proofErr w:type="spellStart"/>
       <w:r>
         <w:rPr>
           <w:sz w:val="24"/>
         </w:rPr>
         <w:t>RealTimeProcessingPage</w:t>
       </w:r>
-      <w:proofErr w:type="spellEnd"/>
       <w:r>
         <w:rPr>
           <w:sz w:val="24"/>
@@ -23346,7 +22395,6 @@
         </w:rPr>
         <w:t>6</w:t>
       </w:r>
-      <w:proofErr w:type="spellStart"/>
       <w:r>
         <w:rPr>
           <w:rFonts w:hint="eastAsia"/>
@@ -23354,7 +22402,6 @@
         </w:rPr>
         <w:t>ApiService</w:t>
       </w:r>
-      <w:proofErr w:type="spellEnd"/>
       <w:r>
         <w:rPr>
           <w:rFonts w:hint="eastAsia"/>
@@ -23375,7 +22422,6 @@
         </w:rPr>
         <w:t>所示</w:t>
       </w:r>
-      <w:proofErr w:type="spellStart"/>
       <w:r>
         <w:rPr>
           <w:rFonts w:hint="eastAsia"/>
@@ -23383,7 +22429,6 @@
         </w:rPr>
         <w:t>ApiService</w:t>
       </w:r>
-      <w:proofErr w:type="spellEnd"/>
       <w:r>
         <w:rPr>
           <w:rFonts w:hint="eastAsia"/>
@@ -23724,7 +22769,6 @@
         </w:rPr>
         <w:fldChar w:fldCharType="end"/>
       </w:r>
-      <w:proofErr w:type="spellStart"/>
       <w:r>
         <w:rPr>
           <w:rFonts w:ascii="Times New Roman" w:eastAsia="宋体" w:hAnsi="Times New Roman" w:hint="eastAsia"/>
@@ -23733,7 +22777,6 @@
         </w:rPr>
         <w:t>ApiService</w:t>
       </w:r>
-      <w:proofErr w:type="spellEnd"/>
       <w:r>
         <w:rPr>
           <w:rFonts w:ascii="Times New Roman" w:eastAsia="宋体" w:hAnsi="Times New Roman" w:hint="eastAsia"/>
@@ -23932,7 +22975,6 @@
         </w:rPr>
         <w:t>而</w:t>
       </w:r>
-      <w:proofErr w:type="spellStart"/>
       <w:r>
         <w:rPr>
           <w:rFonts w:hint="eastAsia"/>
@@ -23940,7 +22982,6 @@
         </w:rPr>
         <w:t>FlaskApp</w:t>
       </w:r>
-      <w:proofErr w:type="spellEnd"/>
       <w:r>
         <w:rPr>
           <w:rFonts w:hint="eastAsia"/>
@@ -24163,14 +23204,12 @@
         </w:rPr>
         <w:t>使用</w:t>
       </w:r>
-      <w:proofErr w:type="spellStart"/>
       <w:r>
         <w:rPr>
           <w:sz w:val="24"/>
         </w:rPr>
         <w:t>threading.Thread</w:t>
       </w:r>
-      <w:proofErr w:type="spellEnd"/>
       <w:r>
         <w:rPr>
           <w:sz w:val="24"/>
@@ -24596,7 +23635,6 @@
         </w:rPr>
         <w:t>所示，</w:t>
       </w:r>
-      <w:proofErr w:type="spellStart"/>
       <w:r>
         <w:rPr>
           <w:rFonts w:hint="eastAsia"/>
@@ -24604,7 +23642,6 @@
         </w:rPr>
         <w:t>VideoProcessor</w:t>
       </w:r>
-      <w:proofErr w:type="spellEnd"/>
       <w:r>
         <w:rPr>
           <w:rFonts w:hint="eastAsia"/>
@@ -25148,7 +24185,6 @@
         </w:rPr>
         <w:t>即</w:t>
       </w:r>
-      <w:proofErr w:type="spellStart"/>
       <w:r>
         <w:rPr>
           <w:rFonts w:hint="eastAsia"/>
@@ -25156,7 +24192,6 @@
         </w:rPr>
         <w:t>DatabaseHelper</w:t>
       </w:r>
-      <w:proofErr w:type="spellEnd"/>
       <w:r>
         <w:rPr>
           <w:rFonts w:hint="eastAsia"/>
@@ -25248,7 +24283,6 @@
         </w:rPr>
         <w:t>语句</w:t>
       </w:r>
-      <w:proofErr w:type="spellStart"/>
       <w:r>
         <w:rPr>
           <w:rFonts w:hint="eastAsia"/>
@@ -25256,7 +24290,6 @@
         </w:rPr>
         <w:t>MySQLConnector</w:t>
       </w:r>
-      <w:proofErr w:type="spellEnd"/>
       <w:r>
         <w:rPr>
           <w:rFonts w:hint="eastAsia"/>
@@ -25634,23 +24667,7 @@
           <w:rFonts w:hint="eastAsia"/>
           <w:sz w:val="24"/>
         </w:rPr>
-        <w:t>跳</w:t>
-      </w:r>
-      <w:proofErr w:type="gramStart"/>
-      <w:r>
-        <w:rPr>
-          <w:rFonts w:hint="eastAsia"/>
-          <w:sz w:val="24"/>
-        </w:rPr>
-        <w:t>帧处理</w:t>
-      </w:r>
-      <w:proofErr w:type="gramEnd"/>
-      <w:r>
-        <w:rPr>
-          <w:rFonts w:hint="eastAsia"/>
-          <w:sz w:val="24"/>
-        </w:rPr>
-        <w:t>是提升处理速度的关键策略。</w:t>
+        <w:t>跳帧处理是提升处理速度的关键策略。</w:t>
       </w:r>
       <w:r>
         <w:rPr>
@@ -25659,21 +24676,12 @@
         </w:rPr>
         <w:t>通过设置</w:t>
       </w:r>
-      <w:proofErr w:type="spellStart"/>
-      <w:r>
-        <w:rPr>
-          <w:rFonts w:hint="eastAsia"/>
-          <w:sz w:val="24"/>
-        </w:rPr>
-        <w:t>process_every_n_frames</w:t>
-      </w:r>
-      <w:proofErr w:type="spellEnd"/>
-      <w:r>
-        <w:rPr>
-          <w:rFonts w:hint="eastAsia"/>
-          <w:sz w:val="24"/>
-        </w:rPr>
-        <w:t>=2</w:t>
+      <w:r>
+        <w:rPr>
+          <w:rFonts w:hint="eastAsia"/>
+          <w:sz w:val="24"/>
+        </w:rPr>
+        <w:t>process_every_n_frames=2</w:t>
       </w:r>
       <w:r>
         <w:rPr>
@@ -25744,55 +24752,14 @@
           <w:rFonts w:hint="eastAsia"/>
           <w:sz w:val="24"/>
         </w:rPr>
-        <w:t>实现逻辑为在</w:t>
-      </w:r>
-      <w:proofErr w:type="gramStart"/>
-      <w:r>
-        <w:rPr>
-          <w:rFonts w:hint="eastAsia"/>
-          <w:sz w:val="24"/>
-        </w:rPr>
-        <w:t>主处理</w:t>
-      </w:r>
-      <w:proofErr w:type="gramEnd"/>
-      <w:r>
-        <w:rPr>
-          <w:rFonts w:hint="eastAsia"/>
-          <w:sz w:val="24"/>
-        </w:rPr>
-        <w:t>循环中判断当前</w:t>
-      </w:r>
-      <w:proofErr w:type="gramStart"/>
-      <w:r>
-        <w:rPr>
-          <w:rFonts w:hint="eastAsia"/>
-          <w:sz w:val="24"/>
-        </w:rPr>
-        <w:t>帧</w:t>
-      </w:r>
-      <w:proofErr w:type="gramEnd"/>
-      <w:r>
-        <w:rPr>
-          <w:rFonts w:hint="eastAsia"/>
-          <w:sz w:val="24"/>
-        </w:rPr>
-        <w:t>是否需要处理（</w:t>
-      </w:r>
-      <w:proofErr w:type="spellStart"/>
-      <w:r>
-        <w:rPr>
-          <w:rFonts w:hint="eastAsia"/>
-          <w:sz w:val="24"/>
-        </w:rPr>
-        <w:t>frame_count</w:t>
-      </w:r>
-      <w:proofErr w:type="spellEnd"/>
-      <w:r>
-        <w:rPr>
-          <w:rFonts w:hint="eastAsia"/>
-          <w:sz w:val="24"/>
-        </w:rPr>
-        <w:t xml:space="preserve"> % 2 == 0</w:t>
+        <w:t>实现逻辑为在主处理循环中判断当前帧是否需要处理（</w:t>
+      </w:r>
+      <w:r>
+        <w:rPr>
+          <w:rFonts w:hint="eastAsia"/>
+          <w:sz w:val="24"/>
+        </w:rPr>
+        <w:t>frame_count % 2 == 0</w:t>
       </w:r>
       <w:r>
         <w:rPr>
@@ -25979,23 +24946,7 @@
           <w:rFonts w:hint="eastAsia"/>
           <w:sz w:val="24"/>
         </w:rPr>
-        <w:t>device='</w:t>
-      </w:r>
-      <w:proofErr w:type="spellStart"/>
-      <w:r>
-        <w:rPr>
-          <w:rFonts w:hint="eastAsia"/>
-          <w:sz w:val="24"/>
-        </w:rPr>
-        <w:t>cpu</w:t>
-      </w:r>
-      <w:proofErr w:type="spellEnd"/>
-      <w:r>
-        <w:rPr>
-          <w:rFonts w:hint="eastAsia"/>
-          <w:sz w:val="24"/>
-        </w:rPr>
-        <w:t>'</w:t>
+        <w:t>device='cpu'</w:t>
       </w:r>
       <w:r>
         <w:rPr>
@@ -26025,37 +24976,19 @@
         </w:rPr>
         <w:t>GPU</w:t>
       </w:r>
-      <w:proofErr w:type="gramStart"/>
-      <w:r>
-        <w:rPr>
-          <w:rFonts w:hint="eastAsia"/>
-          <w:sz w:val="24"/>
-        </w:rPr>
-        <w:t>不</w:t>
-      </w:r>
-      <w:proofErr w:type="gramEnd"/>
-      <w:r>
-        <w:rPr>
-          <w:rFonts w:hint="eastAsia"/>
-          <w:sz w:val="24"/>
-        </w:rPr>
-        <w:t>可用时的错误。同时指定</w:t>
-      </w:r>
-      <w:proofErr w:type="spellStart"/>
-      <w:r>
-        <w:rPr>
-          <w:rFonts w:hint="eastAsia"/>
-          <w:sz w:val="24"/>
-        </w:rPr>
-        <w:t>imgsz</w:t>
-      </w:r>
-      <w:proofErr w:type="spellEnd"/>
-      <w:r>
-        <w:rPr>
-          <w:rFonts w:hint="eastAsia"/>
-          <w:sz w:val="24"/>
-        </w:rPr>
-        <w:t>=640</w:t>
+      <w:r>
+        <w:rPr>
+          <w:rFonts w:hint="eastAsia"/>
+          <w:sz w:val="24"/>
+        </w:rPr>
+        <w:t>不可用时的错误。同时指定</w:t>
+      </w:r>
+      <w:r>
+        <w:rPr>
+          <w:rFonts w:hint="eastAsia"/>
+          <w:sz w:val="24"/>
+        </w:rPr>
+        <w:t>imgsz=640</w:t>
       </w:r>
       <w:r>
         <w:rPr>
@@ -28045,17 +26978,8 @@
                 <w:rFonts w:hint="eastAsia"/>
                 <w:szCs w:val="21"/>
               </w:rPr>
-              <w:t>观察视频</w:t>
+              <w:t>观察视频流显示</w:t>
             </w:r>
-            <w:proofErr w:type="gramStart"/>
-            <w:r>
-              <w:rPr>
-                <w:rFonts w:hint="eastAsia"/>
-                <w:szCs w:val="21"/>
-              </w:rPr>
-              <w:t>流显示</w:t>
-            </w:r>
-            <w:proofErr w:type="gramEnd"/>
           </w:p>
         </w:tc>
         <w:tc>
@@ -29704,21 +28628,7 @@
         <w:rPr>
           <w:sz w:val="24"/>
         </w:rPr>
-        <w:t>视频</w:t>
-      </w:r>
-      <w:proofErr w:type="gramStart"/>
-      <w:r>
-        <w:rPr>
-          <w:sz w:val="24"/>
-        </w:rPr>
-        <w:t>流播放核心</w:t>
-      </w:r>
-      <w:proofErr w:type="gramEnd"/>
-      <w:r>
-        <w:rPr>
-          <w:sz w:val="24"/>
-        </w:rPr>
-        <w:t>功能运行稳定；</w:t>
+        <w:t>视频流播放核心功能运行稳定；</w:t>
       </w:r>
       <w:r>
         <w:rPr>
@@ -29861,14 +28771,7 @@
         <w:rPr>
           <w:sz w:val="24"/>
         </w:rPr>
-        <w:t>采用前后端分离的分布式架构模式，</w:t>
-      </w:r>
-      <w:proofErr w:type="gramStart"/>
-      <w:r>
-        <w:rPr>
-          <w:sz w:val="24"/>
-        </w:rPr>
-        <w:t>前端</w:t>
+        <w:t>采用前后端分离的分布式架构模式，前端</w:t>
       </w:r>
       <w:r>
         <w:rPr>
@@ -29877,7 +28780,6 @@
         </w:rPr>
         <w:t>靠</w:t>
       </w:r>
-      <w:proofErr w:type="gramEnd"/>
       <w:r>
         <w:rPr>
           <w:sz w:val="24"/>
@@ -30029,14 +28931,12 @@
         </w:rPr>
         <w:t>开发过程中，引入</w:t>
       </w:r>
-      <w:proofErr w:type="spellStart"/>
       <w:r>
         <w:rPr>
           <w:sz w:val="24"/>
         </w:rPr>
         <w:t>CommunityToolkit.Mvvm</w:t>
       </w:r>
-      <w:proofErr w:type="spellEnd"/>
       <w:r>
         <w:rPr>
           <w:sz w:val="24"/>
@@ -30175,33 +29075,17 @@
         </w:rPr>
         <w:t>同时，我把视频处理的核心逻辑封装到了</w:t>
       </w:r>
-      <w:proofErr w:type="spellStart"/>
       <w:r>
         <w:rPr>
           <w:sz w:val="24"/>
         </w:rPr>
         <w:t>VideoProcessor</w:t>
       </w:r>
-      <w:proofErr w:type="spellEnd"/>
-      <w:r>
-        <w:rPr>
-          <w:sz w:val="24"/>
-        </w:rPr>
-        <w:t>这个类里面。为了提高后端服务的处理效率和响应速度，还针对性地做了跳</w:t>
-      </w:r>
-      <w:proofErr w:type="gramStart"/>
-      <w:r>
-        <w:rPr>
-          <w:sz w:val="24"/>
-        </w:rPr>
-        <w:t>帧处理</w:t>
-      </w:r>
-      <w:proofErr w:type="gramEnd"/>
-      <w:r>
-        <w:rPr>
-          <w:sz w:val="24"/>
-        </w:rPr>
-        <w:t>和结果缓存这些优化策略</w:t>
+      <w:r>
+        <w:rPr>
+          <w:sz w:val="24"/>
+        </w:rPr>
+        <w:t>这个类里面。为了提高后端服务的处理效率和响应速度，还针对性地做了跳帧处理和结果缓存这些优化策略</w:t>
       </w:r>
       <w:r>
         <w:rPr>
@@ -30427,19 +29311,11 @@
         </w:rPr>
         <w:t>了</w:t>
       </w:r>
-      <w:proofErr w:type="gramStart"/>
-      <w:r>
-        <w:rPr>
-          <w:sz w:val="24"/>
-        </w:rPr>
-        <w:t>证系统</w:t>
-      </w:r>
-      <w:proofErr w:type="gramEnd"/>
-      <w:r>
-        <w:rPr>
-          <w:sz w:val="24"/>
-        </w:rPr>
-        <w:t>的功能完整性与性能达标情况，本文设计了功能测试方案</w:t>
+      <w:r>
+        <w:rPr>
+          <w:sz w:val="24"/>
+        </w:rPr>
+        <w:t>证系统的功能完整性与性能达标情况，本文设计了功能测试方案</w:t>
       </w:r>
       <w:r>
         <w:rPr>
@@ -30562,33 +29438,11 @@
         </w:rPr>
         <w:t>MJPEG</w:t>
       </w:r>
-      <w:proofErr w:type="gramStart"/>
-      <w:r>
-        <w:rPr>
-          <w:sz w:val="24"/>
-        </w:rPr>
-        <w:t>流显示</w:t>
-      </w:r>
-      <w:proofErr w:type="gramEnd"/>
-      <w:r>
-        <w:rPr>
-          <w:sz w:val="24"/>
-        </w:rPr>
-        <w:t>方案，解决了移动平台视频</w:t>
-      </w:r>
-      <w:proofErr w:type="gramStart"/>
-      <w:r>
-        <w:rPr>
-          <w:sz w:val="24"/>
-        </w:rPr>
-        <w:t>流显示</w:t>
-      </w:r>
-      <w:proofErr w:type="gramEnd"/>
-      <w:r>
-        <w:rPr>
-          <w:sz w:val="24"/>
-        </w:rPr>
-        <w:t>的跨域限制问题。综合运用跳帧处理、结果缓存、轻量模型、绘制优化等多种策略，在</w:t>
+      <w:r>
+        <w:rPr>
+          <w:sz w:val="24"/>
+        </w:rPr>
+        <w:t>流显示方案，解决了移动平台视频流显示的跨域限制问题。综合运用跳帧处理、结果缓存、轻量模型、绘制优化等多种策略，在</w:t>
       </w:r>
       <w:r>
         <w:rPr>
@@ -30747,23 +29601,7 @@
           <w:rFonts w:hint="eastAsia"/>
           <w:sz w:val="24"/>
         </w:rPr>
-        <w:t>针对移动平台上视频</w:t>
-      </w:r>
-      <w:proofErr w:type="gramStart"/>
-      <w:r>
-        <w:rPr>
-          <w:rFonts w:hint="eastAsia"/>
-          <w:sz w:val="24"/>
-        </w:rPr>
-        <w:t>流显示</w:t>
-      </w:r>
-      <w:proofErr w:type="gramEnd"/>
-      <w:r>
-        <w:rPr>
-          <w:rFonts w:hint="eastAsia"/>
-          <w:sz w:val="24"/>
-        </w:rPr>
-        <w:t>经常遇到的跨域问题，我们提出了一种基于</w:t>
+        <w:t>针对移动平台上视频流显示经常遇到的跨域问题，我们提出了一种基于</w:t>
       </w:r>
       <w:r>
         <w:rPr>
@@ -30800,21 +29638,12 @@
         </w:rPr>
         <w:t>MJPEG</w:t>
       </w:r>
-      <w:proofErr w:type="gramStart"/>
-      <w:r>
-        <w:rPr>
-          <w:rFonts w:hint="eastAsia"/>
-          <w:sz w:val="24"/>
-        </w:rPr>
-        <w:t>流显示</w:t>
-      </w:r>
-      <w:proofErr w:type="gramEnd"/>
-      <w:r>
-        <w:rPr>
-          <w:rFonts w:hint="eastAsia"/>
-          <w:sz w:val="24"/>
-        </w:rPr>
-        <w:t>方案</w:t>
+      <w:r>
+        <w:rPr>
+          <w:rFonts w:hint="eastAsia"/>
+          <w:sz w:val="24"/>
+        </w:rPr>
+        <w:t>流显示方案</w:t>
       </w:r>
       <w:r>
         <w:rPr>
@@ -31107,7 +29936,6 @@
         </w:rPr>
         <w:t>持续跟踪同一个目标。后面可以加入像</w:t>
       </w:r>
-      <w:proofErr w:type="spellStart"/>
       <w:r>
         <w:rPr>
           <w:rFonts w:hint="eastAsia"/>
@@ -31115,29 +29943,12 @@
         </w:rPr>
         <w:t>DeepSORT</w:t>
       </w:r>
-      <w:proofErr w:type="spellEnd"/>
-      <w:r>
-        <w:rPr>
-          <w:rFonts w:hint="eastAsia"/>
-          <w:sz w:val="24"/>
-        </w:rPr>
-        <w:t>这类成熟的目标跟踪算法，把不同</w:t>
-      </w:r>
-      <w:proofErr w:type="gramStart"/>
-      <w:r>
-        <w:rPr>
-          <w:rFonts w:hint="eastAsia"/>
-          <w:sz w:val="24"/>
-        </w:rPr>
-        <w:t>视频帧里出现</w:t>
-      </w:r>
-      <w:proofErr w:type="gramEnd"/>
-      <w:r>
-        <w:rPr>
-          <w:rFonts w:hint="eastAsia"/>
-          <w:sz w:val="24"/>
-        </w:rPr>
-        <w:t>的同一个目标关联起来，形成连续的运动轨迹，从而让系统能覆盖更多的应用场景。</w:t>
+      <w:r>
+        <w:rPr>
+          <w:rFonts w:hint="eastAsia"/>
+          <w:sz w:val="24"/>
+        </w:rPr>
+        <w:t>这类成熟的目标跟踪算法，把不同视频帧里出现的同一个目标关联起来，形成连续的运动轨迹，从而让系统能覆盖更多的应用场景。</w:t>
       </w:r>
     </w:p>
     <w:p>
@@ -31156,23 +29967,7 @@
           <w:rFonts w:hint="eastAsia"/>
           <w:sz w:val="24"/>
         </w:rPr>
-        <w:t>模型灵活性也是个问题。目前检测模型是固定的，不能换。未来可以增加模型在线更新的功能，允许用户自己上传自定义模型，或者在系统里内置多种</w:t>
-      </w:r>
-      <w:proofErr w:type="gramStart"/>
-      <w:r>
-        <w:rPr>
-          <w:rFonts w:hint="eastAsia"/>
-          <w:sz w:val="24"/>
-        </w:rPr>
-        <w:t>预训练</w:t>
-      </w:r>
-      <w:proofErr w:type="gramEnd"/>
-      <w:r>
-        <w:rPr>
-          <w:rFonts w:hint="eastAsia"/>
-          <w:sz w:val="24"/>
-        </w:rPr>
-        <w:t>模型供大家选择，这样就能适应不同场景下的检测需求，系统的通用性也会更强。</w:t>
+        <w:t>模型灵活性也是个问题。目前检测模型是固定的，不能换。未来可以增加模型在线更新的功能，允许用户自己上传自定义模型，或者在系统里内置多种预训练模型供大家选择，这样就能适应不同场景下的检测需求，系统的通用性也会更强。</w:t>
       </w:r>
     </w:p>
     <w:p>
@@ -31252,23 +30047,7 @@
           <w:rFonts w:hint="eastAsia"/>
           <w:sz w:val="24"/>
         </w:rPr>
-        <w:t>平台上，移动端的适配还有不少提升空间。以后可以针对</w:t>
-      </w:r>
-      <w:proofErr w:type="gramStart"/>
-      <w:r>
-        <w:rPr>
-          <w:rFonts w:hint="eastAsia"/>
-          <w:sz w:val="24"/>
-        </w:rPr>
-        <w:t>移动端做更多</w:t>
-      </w:r>
-      <w:proofErr w:type="gramEnd"/>
-      <w:r>
-        <w:rPr>
-          <w:rFonts w:hint="eastAsia"/>
-          <w:sz w:val="24"/>
-        </w:rPr>
-        <w:t>性能和体验上的优化，比如加强对</w:t>
+        <w:t>平台上，移动端的适配还有不少提升空间。以后可以针对移动端做更多性能和体验上的优化，比如加强对</w:t>
       </w:r>
       <w:r>
         <w:rPr>
@@ -31310,23 +30089,7 @@
           <w:rFonts w:hint="eastAsia"/>
           <w:sz w:val="24"/>
         </w:rPr>
-        <w:t>这些移动网络的适配能力，优化算法逻辑来减少电量消耗，让移动</w:t>
-      </w:r>
-      <w:proofErr w:type="gramStart"/>
-      <w:r>
-        <w:rPr>
-          <w:rFonts w:hint="eastAsia"/>
-          <w:sz w:val="24"/>
-        </w:rPr>
-        <w:t>端用户</w:t>
-      </w:r>
-      <w:proofErr w:type="gramEnd"/>
-      <w:r>
-        <w:rPr>
-          <w:rFonts w:hint="eastAsia"/>
-          <w:sz w:val="24"/>
-        </w:rPr>
-        <w:t>用起来更顺手。</w:t>
+        <w:t>这些移动网络的适配能力，优化算法逻辑来减少电量消耗，让移动端用户用起来更顺手。</w:t>
       </w:r>
     </w:p>
     <w:p>
@@ -31500,35 +30263,7 @@
         <w:rPr>
           <w:szCs w:val="21"/>
         </w:rPr>
-        <w:t xml:space="preserve">[J]. Qinghua </w:t>
-      </w:r>
-      <w:proofErr w:type="spellStart"/>
-      <w:r>
-        <w:rPr>
-          <w:szCs w:val="21"/>
-        </w:rPr>
-        <w:t>Daxue</w:t>
-      </w:r>
-      <w:proofErr w:type="spellEnd"/>
-      <w:r>
-        <w:rPr>
-          <w:szCs w:val="21"/>
-        </w:rPr>
-        <w:t xml:space="preserve"> </w:t>
-      </w:r>
-      <w:proofErr w:type="spellStart"/>
-      <w:r>
-        <w:rPr>
-          <w:szCs w:val="21"/>
-        </w:rPr>
-        <w:t>Xuebao</w:t>
-      </w:r>
-      <w:proofErr w:type="spellEnd"/>
-      <w:r>
-        <w:rPr>
-          <w:szCs w:val="21"/>
-        </w:rPr>
-        <w:t>/Journal of Tsinghua University, 2018, 58(4): 438-444.</w:t>
+        <w:t>[J]. Qinghua Daxue Xuebao/Journal of Tsinghua University, 2018, 58(4): 438-444.</w:t>
       </w:r>
       <w:bookmarkEnd w:id="52"/>
     </w:p>
@@ -31676,21 +30411,7 @@
         <w:rPr>
           <w:szCs w:val="21"/>
         </w:rPr>
-        <w:t>中国</w:t>
-      </w:r>
-      <w:proofErr w:type="gramStart"/>
-      <w:r>
-        <w:rPr>
-          <w:szCs w:val="21"/>
-        </w:rPr>
-        <w:t>图象</w:t>
-      </w:r>
-      <w:proofErr w:type="gramEnd"/>
-      <w:r>
-        <w:rPr>
-          <w:szCs w:val="21"/>
-        </w:rPr>
-        <w:t>图形学报</w:t>
+        <w:t>中国图象图形学报</w:t>
       </w:r>
       <w:r>
         <w:rPr>
@@ -31715,19 +30436,11 @@
         </w:rPr>
       </w:pPr>
       <w:bookmarkStart w:id="55" w:name="_Ref226305963"/>
-      <w:proofErr w:type="spellStart"/>
-      <w:r>
-        <w:rPr>
-          <w:szCs w:val="21"/>
-        </w:rPr>
-        <w:t>Girshick</w:t>
-      </w:r>
-      <w:proofErr w:type="spellEnd"/>
-      <w:r>
-        <w:rPr>
-          <w:szCs w:val="21"/>
-        </w:rPr>
-        <w:t xml:space="preserve"> R, Donahue J, Darrell T, et al. Rich feature hierarchies for accurate object detection and semantic segmentation[C]//Proceedings of the IEEE conference on computer vision and pattern recognition. 2014: 580-587.</w:t>
+      <w:r>
+        <w:rPr>
+          <w:szCs w:val="21"/>
+        </w:rPr>
+        <w:t>Girshick R, Donahue J, Darrell T, et al. Rich feature hierarchies for accurate object detection and semantic segmentation[C]//Proceedings of the IEEE conference on computer vision and pattern recognition. 2014: 580-587.</w:t>
       </w:r>
       <w:bookmarkEnd w:id="55"/>
     </w:p>
@@ -31746,33 +30459,11 @@
         </w:rPr>
       </w:pPr>
       <w:bookmarkStart w:id="56" w:name="_Ref226306023"/>
-      <w:proofErr w:type="spellStart"/>
-      <w:r>
-        <w:rPr>
-          <w:szCs w:val="21"/>
-        </w:rPr>
-        <w:t>Girshick</w:t>
-      </w:r>
-      <w:proofErr w:type="spellEnd"/>
-      <w:r>
-        <w:rPr>
-          <w:szCs w:val="21"/>
-        </w:rPr>
-        <w:t xml:space="preserve"> R. Fast r-</w:t>
-      </w:r>
-      <w:proofErr w:type="spellStart"/>
-      <w:r>
-        <w:rPr>
-          <w:szCs w:val="21"/>
-        </w:rPr>
-        <w:t>cnn</w:t>
-      </w:r>
-      <w:proofErr w:type="spellEnd"/>
-      <w:r>
-        <w:rPr>
-          <w:szCs w:val="21"/>
-        </w:rPr>
-        <w:t>[C]//Proceedings of the IEEE international conference on computer vision. 2015: 1440-1448.</w:t>
+      <w:r>
+        <w:rPr>
+          <w:szCs w:val="21"/>
+        </w:rPr>
+        <w:t>Girshick R. Fast r-cnn[C]//Proceedings of the IEEE international conference on computer vision. 2015: 1440-1448.</w:t>
       </w:r>
       <w:bookmarkEnd w:id="56"/>
     </w:p>
@@ -31795,35 +30486,7 @@
         <w:rPr>
           <w:szCs w:val="21"/>
         </w:rPr>
-        <w:t xml:space="preserve">Redmon J, </w:t>
-      </w:r>
-      <w:proofErr w:type="spellStart"/>
-      <w:r>
-        <w:rPr>
-          <w:szCs w:val="21"/>
-        </w:rPr>
-        <w:t>Divvala</w:t>
-      </w:r>
-      <w:proofErr w:type="spellEnd"/>
-      <w:r>
-        <w:rPr>
-          <w:szCs w:val="21"/>
-        </w:rPr>
-        <w:t xml:space="preserve"> S, </w:t>
-      </w:r>
-      <w:proofErr w:type="spellStart"/>
-      <w:r>
-        <w:rPr>
-          <w:szCs w:val="21"/>
-        </w:rPr>
-        <w:t>Girshick</w:t>
-      </w:r>
-      <w:proofErr w:type="spellEnd"/>
-      <w:r>
-        <w:rPr>
-          <w:szCs w:val="21"/>
-        </w:rPr>
-        <w:t xml:space="preserve"> R, et al. You only look once: Unified, real-time object detection[C]//Proceedings of the IEEE conference on computer vision and pattern recognition. 2016: 779-788.</w:t>
+        <w:t>Redmon J, Divvala S, Girshick R, et al. You only look once: Unified, real-time object detection[C]//Proceedings of the IEEE conference on computer vision and pattern recognition. 2016: 779-788.</w:t>
       </w:r>
       <w:bookmarkEnd w:id="57"/>
     </w:p>
@@ -31865,33 +30528,11 @@
         </w:rPr>
       </w:pPr>
       <w:bookmarkStart w:id="59" w:name="_Ref226306351"/>
-      <w:proofErr w:type="spellStart"/>
-      <w:r>
-        <w:rPr>
-          <w:szCs w:val="21"/>
-        </w:rPr>
-        <w:t>Kotthapalli</w:t>
-      </w:r>
-      <w:proofErr w:type="spellEnd"/>
-      <w:r>
-        <w:rPr>
-          <w:szCs w:val="21"/>
-        </w:rPr>
-        <w:t xml:space="preserve"> M, Ravipati D, Bhatia R. Yolov1 to yolov11: A comprehensive survey of real-time object detection innovations and challenges[J]. </w:t>
-      </w:r>
-      <w:proofErr w:type="spellStart"/>
-      <w:r>
-        <w:rPr>
-          <w:szCs w:val="21"/>
-        </w:rPr>
-        <w:t>arXiv</w:t>
-      </w:r>
-      <w:proofErr w:type="spellEnd"/>
-      <w:r>
-        <w:rPr>
-          <w:szCs w:val="21"/>
-        </w:rPr>
-        <w:t xml:space="preserve"> preprint arXiv:2508.02067, 2025.</w:t>
+      <w:r>
+        <w:rPr>
+          <w:szCs w:val="21"/>
+        </w:rPr>
+        <w:t>Kotthapalli M, Ravipati D, Bhatia R. Yolov1 to yolov11: A comprehensive survey of real-time object detection innovations and challenges[J]. arXiv preprint arXiv:2508.02067, 2025.</w:t>
       </w:r>
       <w:bookmarkEnd w:id="59"/>
     </w:p>
@@ -31938,21 +30579,7 @@
         <w:rPr>
           <w:szCs w:val="21"/>
         </w:rPr>
-        <w:t xml:space="preserve">Montaquila M. .NET MAUI for C# Developers: Build cross-platform mobile and desktop applications[M]. </w:t>
-      </w:r>
-      <w:proofErr w:type="spellStart"/>
-      <w:r>
-        <w:rPr>
-          <w:szCs w:val="21"/>
-        </w:rPr>
-        <w:t>Packt</w:t>
-      </w:r>
-      <w:proofErr w:type="spellEnd"/>
-      <w:r>
-        <w:rPr>
-          <w:szCs w:val="21"/>
-        </w:rPr>
-        <w:t xml:space="preserve"> Publishing Ltd, 2023.</w:t>
+        <w:t>Montaquila M. .NET MAUI for C# Developers: Build cross-platform mobile and desktop applications[M]. Packt Publishing Ltd, 2023.</w:t>
       </w:r>
       <w:bookmarkEnd w:id="60"/>
     </w:p>
@@ -31995,14 +30622,12 @@
         </w:rPr>
         <w:t xml:space="preserve">, </w:t>
       </w:r>
-      <w:proofErr w:type="gramStart"/>
       <w:r>
         <w:rPr>
           <w:szCs w:val="21"/>
         </w:rPr>
         <w:t>孙汉卿</w:t>
       </w:r>
-      <w:proofErr w:type="gramEnd"/>
       <w:r>
         <w:rPr>
           <w:szCs w:val="21"/>
@@ -32037,21 +30662,7 @@
         <w:rPr>
           <w:szCs w:val="21"/>
         </w:rPr>
-        <w:t>中国</w:t>
-      </w:r>
-      <w:proofErr w:type="gramStart"/>
-      <w:r>
-        <w:rPr>
-          <w:szCs w:val="21"/>
-        </w:rPr>
-        <w:t>图象</w:t>
-      </w:r>
-      <w:proofErr w:type="gramEnd"/>
-      <w:r>
-        <w:rPr>
-          <w:szCs w:val="21"/>
-        </w:rPr>
-        <w:t>图形学报</w:t>
+        <w:t>中国图象图形学报</w:t>
       </w:r>
       <w:r>
         <w:rPr>
@@ -32104,7 +30715,6 @@
         </w:rPr>
         <w:t>,</w:t>
       </w:r>
-      <w:proofErr w:type="gramStart"/>
       <w:r>
         <w:rPr>
           <w:rFonts w:hint="eastAsia"/>
@@ -32112,7 +30722,6 @@
         </w:rPr>
         <w:t>公维军</w:t>
       </w:r>
-      <w:proofErr w:type="gramEnd"/>
       <w:r>
         <w:rPr>
           <w:rFonts w:hint="eastAsia"/>
@@ -32238,7 +30847,6 @@
         </w:rPr>
       </w:pPr>
       <w:bookmarkStart w:id="64" w:name="_Ref226306818"/>
-      <w:proofErr w:type="gramStart"/>
       <w:r>
         <w:rPr>
           <w:rFonts w:hint="eastAsia"/>
@@ -32246,7 +30854,6 @@
         </w:rPr>
         <w:t>叶锋</w:t>
       </w:r>
-      <w:proofErr w:type="gramEnd"/>
       <w:r>
         <w:rPr>
           <w:rFonts w:hint="eastAsia"/>
@@ -32308,23 +30915,7 @@
           <w:rFonts w:hint="eastAsia"/>
           <w:szCs w:val="21"/>
         </w:rPr>
-        <w:t>,2015,(15):</w:t>
-      </w:r>
-      <w:proofErr w:type="gramStart"/>
-      <w:r>
-        <w:rPr>
-          <w:rFonts w:hint="eastAsia"/>
-          <w:szCs w:val="21"/>
-        </w:rPr>
-        <w:t>27-28.DOI:10.16184/j.cnki.comprg</w:t>
-      </w:r>
-      <w:proofErr w:type="gramEnd"/>
-      <w:r>
-        <w:rPr>
-          <w:rFonts w:hint="eastAsia"/>
-          <w:szCs w:val="21"/>
-        </w:rPr>
-        <w:t>.2015.15.010.</w:t>
+        <w:t>,2015,(15):27-28.DOI:10.16184/j.cnki.comprg.2015.15.010.</w:t>
       </w:r>
       <w:bookmarkEnd w:id="64"/>
     </w:p>
@@ -32347,49 +30938,7 @@
         <w:rPr>
           <w:szCs w:val="21"/>
         </w:rPr>
-        <w:t xml:space="preserve">Sapkota R, </w:t>
-      </w:r>
-      <w:proofErr w:type="spellStart"/>
-      <w:r>
-        <w:rPr>
-          <w:szCs w:val="21"/>
-        </w:rPr>
-        <w:t>Karkee</w:t>
-      </w:r>
-      <w:proofErr w:type="spellEnd"/>
-      <w:r>
-        <w:rPr>
-          <w:szCs w:val="21"/>
-        </w:rPr>
-        <w:t xml:space="preserve"> M. </w:t>
-      </w:r>
-      <w:proofErr w:type="spellStart"/>
-      <w:r>
-        <w:rPr>
-          <w:szCs w:val="21"/>
-        </w:rPr>
-        <w:t>Ultralytics</w:t>
-      </w:r>
-      <w:proofErr w:type="spellEnd"/>
-      <w:r>
-        <w:rPr>
-          <w:szCs w:val="21"/>
-        </w:rPr>
-        <w:t xml:space="preserve"> YOLO evolution: An overview of YOLO26, YOLO11, YOLOv8 and YOLOv5 object detectors for computer vision and pattern recognition[J]. </w:t>
-      </w:r>
-      <w:proofErr w:type="spellStart"/>
-      <w:r>
-        <w:rPr>
-          <w:szCs w:val="21"/>
-        </w:rPr>
-        <w:t>arXiv</w:t>
-      </w:r>
-      <w:proofErr w:type="spellEnd"/>
-      <w:r>
-        <w:rPr>
-          <w:szCs w:val="21"/>
-        </w:rPr>
-        <w:t xml:space="preserve"> preprint arXiv:2510.09653, 2025.</w:t>
+        <w:t>Sapkota R, Karkee M. Ultralytics YOLO evolution: An overview of YOLO26, YOLO11, YOLOv8 and YOLOv5 object detectors for computer vision and pattern recognition[J]. arXiv preprint arXiv:2510.09653, 2025.</w:t>
       </w:r>
       <w:bookmarkEnd w:id="65"/>
     </w:p>
@@ -32408,7 +30957,6 @@
         </w:rPr>
       </w:pPr>
       <w:bookmarkStart w:id="66" w:name="_Ref226306943"/>
-      <w:proofErr w:type="gramStart"/>
       <w:r>
         <w:rPr>
           <w:rFonts w:hint="eastAsia"/>
@@ -32416,7 +30964,6 @@
         </w:rPr>
         <w:t>兰旭辉</w:t>
       </w:r>
-      <w:proofErr w:type="gramEnd"/>
       <w:r>
         <w:rPr>
           <w:rFonts w:hint="eastAsia"/>
@@ -32492,23 +31039,7 @@
           <w:rFonts w:hint="eastAsia"/>
           <w:szCs w:val="21"/>
         </w:rPr>
-        <w:t>,2004,(03):442-443+468.DOI:10.16208/</w:t>
-      </w:r>
-      <w:proofErr w:type="gramStart"/>
-      <w:r>
-        <w:rPr>
-          <w:rFonts w:hint="eastAsia"/>
-          <w:szCs w:val="21"/>
-        </w:rPr>
-        <w:t>j.issn</w:t>
-      </w:r>
-      <w:proofErr w:type="gramEnd"/>
-      <w:r>
-        <w:rPr>
-          <w:rFonts w:hint="eastAsia"/>
-          <w:szCs w:val="21"/>
-        </w:rPr>
-        <w:t>1000-7024.2004.03.037.</w:t>
+        <w:t>,2004,(03):442-443+468.DOI:10.16208/j.issn1000-7024.2004.03.037.</w:t>
       </w:r>
       <w:bookmarkEnd w:id="66"/>
     </w:p>
@@ -32527,7 +31058,6 @@
         </w:rPr>
       </w:pPr>
       <w:bookmarkStart w:id="67" w:name="_Ref226306989"/>
-      <w:proofErr w:type="gramStart"/>
       <w:r>
         <w:rPr>
           <w:rFonts w:hint="eastAsia"/>
@@ -32535,7 +31065,6 @@
         </w:rPr>
         <w:t>黄传禄</w:t>
       </w:r>
-      <w:proofErr w:type="gramEnd"/>
       <w:r>
         <w:rPr>
           <w:rFonts w:hint="eastAsia"/>
@@ -32616,7 +31145,6 @@
         </w:rPr>
       </w:pPr>
       <w:bookmarkStart w:id="68" w:name="_Ref226307026"/>
-      <w:proofErr w:type="gramStart"/>
       <w:r>
         <w:rPr>
           <w:rFonts w:hint="eastAsia"/>
@@ -32624,7 +31152,6 @@
         </w:rPr>
         <w:t>贾小军</w:t>
       </w:r>
-      <w:proofErr w:type="gramEnd"/>
       <w:r>
         <w:rPr>
           <w:rFonts w:hint="eastAsia"/>
@@ -32632,7 +31159,6 @@
         </w:rPr>
         <w:t>,</w:t>
       </w:r>
-      <w:proofErr w:type="gramStart"/>
       <w:r>
         <w:rPr>
           <w:rFonts w:hint="eastAsia"/>
@@ -32640,7 +31166,6 @@
         </w:rPr>
         <w:t>喻擎苍</w:t>
       </w:r>
-      <w:proofErr w:type="gramEnd"/>
       <w:r>
         <w:rPr>
           <w:rFonts w:hint="eastAsia"/>
@@ -32876,23 +31401,7 @@
           <w:rFonts w:hint="eastAsia"/>
           <w:szCs w:val="21"/>
         </w:rPr>
-        <w:t>,2020,23(04):</w:t>
-      </w:r>
-      <w:proofErr w:type="gramStart"/>
-      <w:r>
-        <w:rPr>
-          <w:rFonts w:hint="eastAsia"/>
-          <w:szCs w:val="21"/>
-        </w:rPr>
-        <w:t>22-24.DOI:10.19644/j.cnki.issn</w:t>
-      </w:r>
-      <w:proofErr w:type="gramEnd"/>
-      <w:r>
-        <w:rPr>
-          <w:rFonts w:hint="eastAsia"/>
-          <w:szCs w:val="21"/>
-        </w:rPr>
-        <w:t>2096-1472.2020.04.006.</w:t>
+        <w:t>,2020,23(04):22-24.DOI:10.19644/j.cnki.issn2096-1472.2020.04.006.</w:t>
       </w:r>
       <w:bookmarkEnd w:id="70"/>
     </w:p>
@@ -32979,23 +31488,7 @@
           <w:rFonts w:hint="eastAsia"/>
           <w:szCs w:val="21"/>
         </w:rPr>
-        <w:t>,2020,(11):</w:t>
-      </w:r>
-      <w:proofErr w:type="gramStart"/>
-      <w:r>
-        <w:rPr>
-          <w:rFonts w:hint="eastAsia"/>
-          <w:szCs w:val="21"/>
-        </w:rPr>
-        <w:t>3-6.DOI:10.16184/j.cnki.comprg</w:t>
-      </w:r>
-      <w:proofErr w:type="gramEnd"/>
-      <w:r>
-        <w:rPr>
-          <w:rFonts w:hint="eastAsia"/>
-          <w:szCs w:val="21"/>
-        </w:rPr>
-        <w:t>.2020.11.001.</w:t>
+        <w:t>,2020,(11):3-6.DOI:10.16184/j.cnki.comprg.2020.11.001.</w:t>
       </w:r>
       <w:bookmarkEnd w:id="71"/>
     </w:p>
@@ -33736,16 +32229,8 @@
               <w:rPr>
                 <w:rFonts w:hint="eastAsia"/>
               </w:rPr>
-              <w:t>浙江省杭州下沙高教</w:t>
+              <w:t>浙江省杭州下沙高教园区学源街</w:t>
             </w:r>
-            <w:proofErr w:type="gramStart"/>
-            <w:r>
-              <w:rPr>
-                <w:rFonts w:hint="eastAsia"/>
-              </w:rPr>
-              <w:t>园区学源街</w:t>
-            </w:r>
-            <w:proofErr w:type="gramEnd"/>
           </w:p>
         </w:tc>
         <w:tc>
@@ -34074,11 +32559,9 @@
             <w:gridSpan w:val="5"/>
           </w:tcPr>
           <w:p>
-            <w:proofErr w:type="gramStart"/>
             <w:r>
               <w:t>单良</w:t>
             </w:r>
-            <w:proofErr w:type="gramEnd"/>
           </w:p>
         </w:tc>
       </w:tr>
@@ -34117,6 +32600,12 @@
                 <w:rFonts w:hint="eastAsia"/>
               </w:rPr>
               <w:t>周永霞、杜志华、杨小兵、唐文彬、王修晖、孙建忠</w:t>
+            </w:r>
+            <w:r>
+              <w:rPr>
+                <w:rFonts w:hint="eastAsia"/>
+              </w:rPr>
+              <w:t>、方勇军</w:t>
             </w:r>
           </w:p>
         </w:tc>
@@ -34233,16 +32722,8 @@
               <w:rPr>
                 <w:rFonts w:hint="eastAsia"/>
               </w:rPr>
-              <w:t>application/</w:t>
+              <w:t>application/msword</w:t>
             </w:r>
-            <w:proofErr w:type="spellStart"/>
-            <w:r>
-              <w:rPr>
-                <w:rFonts w:hint="eastAsia"/>
-              </w:rPr>
-              <w:t>msword</w:t>
-            </w:r>
-            <w:proofErr w:type="spellEnd"/>
             <w:r>
               <w:rPr>
                 <w:rFonts w:hint="eastAsia"/>

--- a/毕业论文v1.1.docx
+++ b/毕业论文v1.1.docx
@@ -1245,62 +1245,9 @@
           <w:szCs w:val="28"/>
           <w:u w:val="single"/>
         </w:rPr>
-        <w:t>工学学士</w:t>
-      </w:r>
-      <w:r>
-        <w:rPr>
-          <w:rFonts w:hint="eastAsia"/>
-          <w:sz w:val="32"/>
-          <w:u w:val="single"/>
-        </w:rPr>
-        <w:t xml:space="preserve"> </w:t>
-      </w:r>
-      <w:r>
-        <w:rPr>
-          <w:rFonts w:hint="eastAsia"/>
-          <w:sz w:val="32"/>
-          <w:u w:val="single"/>
-        </w:rPr>
-        <w:t xml:space="preserve"> </w:t>
-      </w:r>
-      <w:r>
-        <w:rPr>
-          <w:rFonts w:hint="eastAsia"/>
-          <w:sz w:val="32"/>
-          <w:u w:val="single"/>
-        </w:rPr>
-        <w:t xml:space="preserve">  </w:t>
-      </w:r>
-      <w:r>
-        <w:rPr>
-          <w:rFonts w:hint="eastAsia"/>
-          <w:sz w:val="32"/>
-        </w:rPr>
-        <w:t xml:space="preserve">     </w:t>
-      </w:r>
-      <w:r>
-        <w:rPr>
-          <w:rFonts w:hint="eastAsia"/>
-          <w:sz w:val="32"/>
-        </w:rPr>
-        <w:t xml:space="preserve">   </w:t>
-      </w:r>
-      <w:r>
-        <w:rPr>
-          <w:rFonts w:hint="eastAsia"/>
-          <w:sz w:val="28"/>
-          <w:szCs w:val="28"/>
-        </w:rPr>
-        <w:t>指导教师</w:t>
-      </w:r>
-      <w:r>
-        <w:rPr>
-          <w:rFonts w:hint="eastAsia"/>
-          <w:sz w:val="32"/>
-          <w:u w:val="single"/>
-        </w:rPr>
-        <w:t xml:space="preserve">  </w:t>
-      </w:r>
+        <w:t>工</w:t>
+      </w:r>
+      <w:proofErr w:type="gramStart"/>
       <w:r>
         <w:rPr>
           <w:rFonts w:hint="eastAsia"/>
@@ -1308,8 +1255,9 @@
           <w:szCs w:val="28"/>
           <w:u w:val="single"/>
         </w:rPr>
-        <w:t>何灵敏</w:t>
-      </w:r>
+        <w:t>学</w:t>
+      </w:r>
+      <w:proofErr w:type="gramEnd"/>
       <w:r>
         <w:rPr>
           <w:rFonts w:hint="eastAsia"/>
@@ -1317,7 +1265,61 @@
           <w:szCs w:val="28"/>
           <w:u w:val="single"/>
         </w:rPr>
+        <w:t>学士</w:t>
+      </w:r>
+      <w:r>
+        <w:rPr>
+          <w:rFonts w:hint="eastAsia"/>
+          <w:sz w:val="32"/>
+          <w:u w:val="single"/>
+        </w:rPr>
         <w:t xml:space="preserve"> </w:t>
+      </w:r>
+      <w:r>
+        <w:rPr>
+          <w:rFonts w:hint="eastAsia"/>
+          <w:sz w:val="32"/>
+          <w:u w:val="single"/>
+        </w:rPr>
+        <w:t xml:space="preserve"> </w:t>
+      </w:r>
+      <w:r>
+        <w:rPr>
+          <w:rFonts w:hint="eastAsia"/>
+          <w:sz w:val="32"/>
+          <w:u w:val="single"/>
+        </w:rPr>
+        <w:t xml:space="preserve">  </w:t>
+      </w:r>
+      <w:r>
+        <w:rPr>
+          <w:rFonts w:hint="eastAsia"/>
+          <w:sz w:val="32"/>
+        </w:rPr>
+        <w:t xml:space="preserve">     </w:t>
+      </w:r>
+      <w:r>
+        <w:rPr>
+          <w:rFonts w:hint="eastAsia"/>
+          <w:sz w:val="32"/>
+        </w:rPr>
+        <w:t xml:space="preserve">   </w:t>
+      </w:r>
+      <w:r>
+        <w:rPr>
+          <w:rFonts w:hint="eastAsia"/>
+          <w:sz w:val="28"/>
+          <w:szCs w:val="28"/>
+        </w:rPr>
+        <w:t>指导教师</w:t>
+      </w:r>
+      <w:r>
+        <w:rPr>
+          <w:rFonts w:hint="eastAsia"/>
+          <w:sz w:val="32"/>
+          <w:u w:val="single"/>
+        </w:rPr>
+        <w:t xml:space="preserve">  </w:t>
       </w:r>
       <w:r>
         <w:rPr>
@@ -1326,7 +1328,7 @@
           <w:szCs w:val="28"/>
           <w:u w:val="single"/>
         </w:rPr>
-        <w:t>副</w:t>
+        <w:t>何灵敏</w:t>
       </w:r>
       <w:r>
         <w:rPr>
@@ -1335,38 +1337,6 @@
           <w:szCs w:val="28"/>
           <w:u w:val="single"/>
         </w:rPr>
-        <w:t>教授</w:t>
-      </w:r>
-      <w:r>
-        <w:rPr>
-          <w:rFonts w:hint="eastAsia"/>
-          <w:sz w:val="32"/>
-          <w:u w:val="single"/>
-        </w:rPr>
-        <w:t xml:space="preserve"> </w:t>
-      </w:r>
-    </w:p>
-    <w:p>
-      <w:pPr>
-        <w:mirrorIndents/>
-        <w:rPr>
-          <w:sz w:val="32"/>
-        </w:rPr>
-      </w:pPr>
-      <w:r>
-        <w:rPr>
-          <w:rFonts w:hint="eastAsia"/>
-          <w:sz w:val="28"/>
-          <w:szCs w:val="28"/>
-        </w:rPr>
-        <w:t>学科专业</w:t>
-      </w:r>
-      <w:r>
-        <w:rPr>
-          <w:rFonts w:hint="eastAsia"/>
-          <w:sz w:val="32"/>
-          <w:u w:val="single"/>
-        </w:rPr>
         <w:t xml:space="preserve"> </w:t>
       </w:r>
       <w:r>
@@ -1376,7 +1346,7 @@
           <w:szCs w:val="28"/>
           <w:u w:val="single"/>
         </w:rPr>
-        <w:t>计算机科学与技术</w:t>
+        <w:t>副</w:t>
       </w:r>
       <w:r>
         <w:rPr>
@@ -1385,7 +1355,7 @@
           <w:szCs w:val="28"/>
           <w:u w:val="single"/>
         </w:rPr>
-        <w:t xml:space="preserve"> </w:t>
+        <w:t>教授</w:t>
       </w:r>
       <w:r>
         <w:rPr>
@@ -1395,27 +1365,21 @@
         </w:rPr>
         <w:t xml:space="preserve"> </w:t>
       </w:r>
-      <w:r>
-        <w:rPr>
-          <w:rFonts w:hint="eastAsia"/>
+    </w:p>
+    <w:p>
+      <w:pPr>
+        <w:mirrorIndents/>
+        <w:rPr>
           <w:sz w:val="32"/>
         </w:rPr>
-        <w:t xml:space="preserve">  </w:t>
-      </w:r>
-      <w:r>
-        <w:rPr>
-          <w:rFonts w:hint="eastAsia"/>
-          <w:sz w:val="32"/>
-        </w:rPr>
-        <w:t xml:space="preserve">  </w:t>
-      </w:r>
+      </w:pPr>
       <w:r>
         <w:rPr>
           <w:rFonts w:hint="eastAsia"/>
           <w:sz w:val="28"/>
           <w:szCs w:val="28"/>
         </w:rPr>
-        <w:t>培养单位</w:t>
+        <w:t>学科专业</w:t>
       </w:r>
       <w:r>
         <w:rPr>
@@ -1423,7 +1387,7 @@
           <w:sz w:val="32"/>
           <w:u w:val="single"/>
         </w:rPr>
-        <w:t xml:space="preserve">  </w:t>
+        <w:t xml:space="preserve"> </w:t>
       </w:r>
       <w:r>
         <w:rPr>
@@ -1432,7 +1396,7 @@
           <w:szCs w:val="28"/>
           <w:u w:val="single"/>
         </w:rPr>
-        <w:t>中国计量大学</w:t>
+        <w:t>计算机科学与技术</w:t>
       </w:r>
       <w:r>
         <w:rPr>
@@ -1441,23 +1405,44 @@
           <w:szCs w:val="28"/>
           <w:u w:val="single"/>
         </w:rPr>
-        <w:t xml:space="preserve">    </w:t>
-      </w:r>
-    </w:p>
-    <w:p>
-      <w:pPr>
-        <w:mirrorIndents/>
-        <w:rPr>
+        <w:t xml:space="preserve"> </w:t>
+      </w:r>
+      <w:r>
+        <w:rPr>
+          <w:rFonts w:hint="eastAsia"/>
           <w:sz w:val="32"/>
-        </w:rPr>
-      </w:pPr>
+          <w:u w:val="single"/>
+        </w:rPr>
+        <w:t xml:space="preserve"> </w:t>
+      </w:r>
+      <w:r>
+        <w:rPr>
+          <w:rFonts w:hint="eastAsia"/>
+          <w:sz w:val="32"/>
+        </w:rPr>
+        <w:t xml:space="preserve">  </w:t>
+      </w:r>
+      <w:r>
+        <w:rPr>
+          <w:rFonts w:hint="eastAsia"/>
+          <w:sz w:val="32"/>
+        </w:rPr>
+        <w:t xml:space="preserve">  </w:t>
+      </w:r>
+      <w:r>
+        <w:rPr>
+          <w:rFonts w:hint="eastAsia"/>
+          <w:sz w:val="32"/>
+        </w:rPr>
+        <w:t xml:space="preserve"> </w:t>
+      </w:r>
       <w:r>
         <w:rPr>
           <w:rFonts w:hint="eastAsia"/>
           <w:sz w:val="28"/>
           <w:szCs w:val="28"/>
         </w:rPr>
-        <w:t>答辩委员会主席</w:t>
+        <w:t>培养单位</w:t>
       </w:r>
       <w:r>
         <w:rPr>
@@ -1469,11 +1454,37 @@
       </w:r>
       <w:r>
         <w:rPr>
+          <w:rFonts w:hint="eastAsia"/>
           <w:sz w:val="28"/>
           <w:szCs w:val="28"/>
           <w:u w:val="single"/>
         </w:rPr>
-        <w:t>单良</w:t>
+        <w:t>中国计量大学</w:t>
+      </w:r>
+      <w:r>
+        <w:rPr>
+          <w:rFonts w:hint="eastAsia"/>
+          <w:sz w:val="28"/>
+          <w:szCs w:val="28"/>
+          <w:u w:val="single"/>
+        </w:rPr>
+        <w:t xml:space="preserve">  </w:t>
+      </w:r>
+    </w:p>
+    <w:p>
+      <w:pPr>
+        <w:mirrorIndents/>
+        <w:rPr>
+          <w:sz w:val="32"/>
+        </w:rPr>
+      </w:pPr>
+      <w:r>
+        <w:rPr>
+          <w:rFonts w:hint="eastAsia"/>
+          <w:sz w:val="28"/>
+          <w:szCs w:val="28"/>
+        </w:rPr>
+        <w:t>答辩委员会主席</w:t>
       </w:r>
       <w:r>
         <w:rPr>
@@ -1481,22 +1492,48 @@
           <w:sz w:val="32"/>
           <w:u w:val="single"/>
         </w:rPr>
-        <w:t xml:space="preserve"> </w:t>
-      </w:r>
+        <w:t xml:space="preserve">  </w:t>
+      </w:r>
+      <w:proofErr w:type="gramStart"/>
+      <w:r>
+        <w:rPr>
+          <w:sz w:val="28"/>
+          <w:szCs w:val="28"/>
+          <w:u w:val="single"/>
+        </w:rPr>
+        <w:t>单良</w:t>
+      </w:r>
+      <w:proofErr w:type="gramEnd"/>
       <w:r>
         <w:rPr>
           <w:rFonts w:hint="eastAsia"/>
           <w:sz w:val="32"/>
           <w:u w:val="single"/>
         </w:rPr>
+        <w:t xml:space="preserve"> </w:t>
+      </w:r>
+      <w:r>
+        <w:rPr>
+          <w:rFonts w:hint="eastAsia"/>
+          <w:sz w:val="32"/>
+          <w:u w:val="single"/>
+        </w:rPr>
         <w:t xml:space="preserve">   </w:t>
       </w:r>
       <w:r>
         <w:rPr>
           <w:rFonts w:hint="eastAsia"/>
           <w:sz w:val="32"/>
-        </w:rPr>
-        <w:t xml:space="preserve">      </w:t>
+          <w:u w:val="single"/>
+        </w:rPr>
+        <w:t xml:space="preserve">  </w:t>
+      </w:r>
+      <w:r>
+        <w:rPr>
+          <w:rFonts w:hint="eastAsia"/>
+          <w:sz w:val="32"/>
+        </w:rPr>
+        <w:t xml:space="preserve">     </w:t>
       </w:r>
       <w:r>
         <w:rPr>
@@ -1589,7 +1626,7 @@
           <w:szCs w:val="28"/>
           <w:u w:val="single"/>
         </w:rPr>
-        <w:t xml:space="preserve">    </w:t>
+        <w:t xml:space="preserve">  </w:t>
       </w:r>
     </w:p>
     <w:p>
@@ -1988,7 +2025,39 @@
           <w:rFonts w:ascii="宋体" w:hAnsi="宋体" w:hint="eastAsia"/>
           <w:sz w:val="24"/>
         </w:rPr>
-        <w:t>视频播放功能；后端Flask服务实现了视频上传接口、处理状态查询、MJPEG视频流推送等API。系统采用MySQL数据库存储视频信息和检测结果，使用OpenCV进行视频帧处理。针对CPU推理环境下的性能优化需求，本文采用了跳帧处理策略、检测结果缓存、置信度阈值过滤等优化措施，有效提升了系统的处理速度。测试结果表明，在720P视频输入条件下，系统CPU推理速度可达15帧/秒以上，满足实时处理的需求。</w:t>
+        <w:t>视频播放功能；后端Flask服务实现了视频上传接口、处理状态查询、MJPEG视频流推送等API。系统采用MySQL数据库存储视频信息和检测结果，使用OpenCV进行视频</w:t>
+      </w:r>
+      <w:proofErr w:type="gramStart"/>
+      <w:r>
+        <w:rPr>
+          <w:rFonts w:ascii="宋体" w:hAnsi="宋体" w:hint="eastAsia"/>
+          <w:sz w:val="24"/>
+        </w:rPr>
+        <w:t>帧</w:t>
+      </w:r>
+      <w:proofErr w:type="gramEnd"/>
+      <w:r>
+        <w:rPr>
+          <w:rFonts w:ascii="宋体" w:hAnsi="宋体" w:hint="eastAsia"/>
+          <w:sz w:val="24"/>
+        </w:rPr>
+        <w:t>处理。针对CPU推理环境下的性能优化需求，本文采用了跳</w:t>
+      </w:r>
+      <w:proofErr w:type="gramStart"/>
+      <w:r>
+        <w:rPr>
+          <w:rFonts w:ascii="宋体" w:hAnsi="宋体" w:hint="eastAsia"/>
+          <w:sz w:val="24"/>
+        </w:rPr>
+        <w:t>帧处理</w:t>
+      </w:r>
+      <w:proofErr w:type="gramEnd"/>
+      <w:r>
+        <w:rPr>
+          <w:rFonts w:ascii="宋体" w:hAnsi="宋体" w:hint="eastAsia"/>
+          <w:sz w:val="24"/>
+        </w:rPr>
+        <w:t>策略、检测结果缓存、置信度阈值过滤等优化措施，有效提升了系统的处理速度。测试结果表明，在720P视频输入条件下，系统CPU推理速度可达15帧/秒以上，满足实时处理的需求。</w:t>
       </w:r>
     </w:p>
     <w:p>
@@ -2183,6 +2252,8 @@
           <w:sz w:val="24"/>
         </w:rPr>
       </w:pPr>
+      <w:proofErr w:type="spellStart"/>
+      <w:proofErr w:type="gramStart"/>
       <w:r>
         <w:rPr>
           <w:rFonts w:eastAsia="仿宋_GB2312"/>
@@ -2196,7 +2267,32 @@
           <w:rFonts w:eastAsia="仿宋_GB2312"/>
           <w:sz w:val="24"/>
         </w:rPr>
-        <w:t>With the rapid development of deep learning technology, object detection technology has been widely used in video surveillance, automatic driving, intelligent transportation and other fields. Traditional target detection systems often rely on specific hardware platforms or dedicated mobile applications, making it difficult to achieve cross-platform deployment and convenient user experience. This paper designs and implements a video target recognition system based on. NET MAUI framework. It adopts a distributed architecture with front-end and back-end separation. The front-end uses MAUI technology to implement cross-platform applications, the back-end uses Flask framework to provide RESTful API services, and the core detection algorithm uses YOLOv11 deep learning model. The main functions of the system include video file upload, real-time target detection, video stream push, detection result storage and display. The front-end MAUI application implements video list management, video upload, real-time processing status and video playback functions ; the back-end Flask service implements APIs such as video upload interface, processing status query, MJPEG video stream push, etc. The system uses MySQL database to store video information and detection results, and uses OpenCV for video frame processing. Aiming at the performance optimization requirements in the CPU inference environment, this paper adopts optimization measures such as frame skipping processing strategy, detection result caching, and confidence threshold filtering, which effectively improves the processing speed of the system. The test results show that the CPU inference speed of the system can reach more than 15 frames per second under the condition of 720P video input, which meets the needs of real-time processing.</w:t>
+        <w:t>With</w:t>
+      </w:r>
+      <w:proofErr w:type="spellEnd"/>
+      <w:proofErr w:type="gramEnd"/>
+      <w:r>
+        <w:rPr>
+          <w:rFonts w:eastAsia="仿宋_GB2312"/>
+          <w:sz w:val="24"/>
+        </w:rPr>
+        <w:t xml:space="preserve"> the rapid development of deep learning technology, object detection technology has been widely used in video surveillance, automatic driving, intelligent transportation and other fields. Traditional target detection systems often rely on specific hardware platforms or dedicated mobile applications, making it difficult to achieve cross-platform deployment and convenient user experience. This paper designs and implements a video target recognition system based on. NET MAUI framework. It adopts a distributed architecture with front-end and back-end separation. The front-end uses MAUI technology to implement cross-platform applications, the back-end uses Flask framework to provide RESTful API services, and the core detection algorithm uses YOLOv11 deep learning model. The main functions of the system include video file upload, real-time target detection, video stream push, detection result storage and display. The front-end MAUI application implements video list management, video upload, real-time processing status and video playback </w:t>
+      </w:r>
+      <w:proofErr w:type="gramStart"/>
+      <w:r>
+        <w:rPr>
+          <w:rFonts w:eastAsia="仿宋_GB2312"/>
+          <w:sz w:val="24"/>
+        </w:rPr>
+        <w:t>functions ;</w:t>
+      </w:r>
+      <w:proofErr w:type="gramEnd"/>
+      <w:r>
+        <w:rPr>
+          <w:rFonts w:eastAsia="仿宋_GB2312"/>
+          <w:sz w:val="24"/>
+        </w:rPr>
+        <w:t xml:space="preserve"> the back-end Flask service implements APIs such as video upload interface, processing status query, MJPEG video stream push, etc. The system uses MySQL database to store video information and detection results, and uses OpenCV for video frame processing. Aiming at the performance optimization requirements in the CPU inference environment, this paper adopts optimization measures such as frame skipping processing strategy, detection result caching, and confidence threshold filtering, which effectively improves the processing speed of the system. The test results show that the CPU inference speed of the system can reach more than 15 frames per second under the condition of 720P video input, which meets the needs of real-time processing.</w:t>
       </w:r>
     </w:p>
     <w:p>
@@ -2222,6 +2318,7 @@
       <w:r>
         <w:t xml:space="preserve"> </w:t>
       </w:r>
+      <w:proofErr w:type="gramStart"/>
       <w:r>
         <w:rPr>
           <w:rFonts w:eastAsia="仿宋_GB2312"/>
@@ -2238,13 +2335,23 @@
         </w:rPr>
         <w:t>,</w:t>
       </w:r>
+      <w:proofErr w:type="gramEnd"/>
       <w:r>
         <w:rPr>
           <w:rFonts w:eastAsia="仿宋_GB2312"/>
           <w:b/>
           <w:sz w:val="24"/>
         </w:rPr>
-        <w:t xml:space="preserve"> target detection </w:t>
+        <w:t xml:space="preserve"> target </w:t>
+      </w:r>
+      <w:proofErr w:type="gramStart"/>
+      <w:r>
+        <w:rPr>
+          <w:rFonts w:eastAsia="仿宋_GB2312"/>
+          <w:b/>
+          <w:sz w:val="24"/>
+        </w:rPr>
+        <w:t xml:space="preserve">detection </w:t>
       </w:r>
       <w:r>
         <w:rPr>
@@ -2254,13 +2361,23 @@
         </w:rPr>
         <w:t>,</w:t>
       </w:r>
+      <w:proofErr w:type="gramEnd"/>
       <w:r>
         <w:rPr>
           <w:rFonts w:eastAsia="仿宋_GB2312"/>
           <w:b/>
           <w:sz w:val="24"/>
         </w:rPr>
-        <w:t xml:space="preserve"> yOLOv11 </w:t>
+        <w:t xml:space="preserve"> yOLOv</w:t>
+      </w:r>
+      <w:proofErr w:type="gramStart"/>
+      <w:r>
+        <w:rPr>
+          <w:rFonts w:eastAsia="仿宋_GB2312"/>
+          <w:b/>
+          <w:sz w:val="24"/>
+        </w:rPr>
+        <w:t xml:space="preserve">11 </w:t>
       </w:r>
       <w:r>
         <w:rPr>
@@ -2270,13 +2387,23 @@
         </w:rPr>
         <w:t>,</w:t>
       </w:r>
+      <w:proofErr w:type="gramEnd"/>
       <w:r>
         <w:rPr>
           <w:rFonts w:eastAsia="仿宋_GB2312"/>
           <w:b/>
           <w:sz w:val="24"/>
         </w:rPr>
-        <w:t xml:space="preserve"> flask </w:t>
+        <w:t xml:space="preserve"> </w:t>
+      </w:r>
+      <w:proofErr w:type="gramStart"/>
+      <w:r>
+        <w:rPr>
+          <w:rFonts w:eastAsia="仿宋_GB2312"/>
+          <w:b/>
+          <w:sz w:val="24"/>
+        </w:rPr>
+        <w:t xml:space="preserve">flask </w:t>
       </w:r>
       <w:r>
         <w:rPr>
@@ -2286,13 +2413,23 @@
         </w:rPr>
         <w:t>,</w:t>
       </w:r>
+      <w:proofErr w:type="gramEnd"/>
       <w:r>
         <w:rPr>
           <w:rFonts w:eastAsia="仿宋_GB2312"/>
           <w:b/>
           <w:sz w:val="24"/>
         </w:rPr>
-        <w:t xml:space="preserve"> real-time processing </w:t>
+        <w:t xml:space="preserve"> real-time </w:t>
+      </w:r>
+      <w:proofErr w:type="gramStart"/>
+      <w:r>
+        <w:rPr>
+          <w:rFonts w:eastAsia="仿宋_GB2312"/>
+          <w:b/>
+          <w:sz w:val="24"/>
+        </w:rPr>
+        <w:t xml:space="preserve">processing </w:t>
       </w:r>
       <w:r>
         <w:rPr>
@@ -2302,13 +2439,32 @@
         </w:rPr>
         <w:t>,</w:t>
       </w:r>
+      <w:proofErr w:type="gramEnd"/>
       <w:r>
         <w:rPr>
           <w:rFonts w:eastAsia="仿宋_GB2312"/>
           <w:b/>
           <w:sz w:val="24"/>
         </w:rPr>
-        <w:t xml:space="preserve"> mJPEG video stream</w:t>
+        <w:t xml:space="preserve"> </w:t>
+      </w:r>
+      <w:proofErr w:type="spellStart"/>
+      <w:r>
+        <w:rPr>
+          <w:rFonts w:eastAsia="仿宋_GB2312"/>
+          <w:b/>
+          <w:sz w:val="24"/>
+        </w:rPr>
+        <w:t>mJPEG</w:t>
+      </w:r>
+      <w:proofErr w:type="spellEnd"/>
+      <w:r>
+        <w:rPr>
+          <w:rFonts w:eastAsia="仿宋_GB2312"/>
+          <w:b/>
+          <w:sz w:val="24"/>
+        </w:rPr>
+        <w:t xml:space="preserve"> video stream</w:t>
       </w:r>
     </w:p>
     <w:p>
@@ -8073,12 +8229,14 @@
         </w:rPr>
         <w:t>年，</w:t>
       </w:r>
+      <w:proofErr w:type="spellStart"/>
       <w:r>
         <w:rPr>
           <w:sz w:val="24"/>
         </w:rPr>
         <w:t>Girshick</w:t>
       </w:r>
+      <w:proofErr w:type="spellEnd"/>
       <w:r>
         <w:rPr>
           <w:sz w:val="24"/>
@@ -8877,7 +9035,35 @@
         <w:rPr>
           <w:sz w:val="24"/>
         </w:rPr>
-        <w:t>在移动端目标检测方面，研究人员也在不断探索新的解决方案。传统的移动端目标检测主要依赖于将训练好的模型部署到移动设备上，通过模型压缩、量化等技术降低计算复杂度</w:t>
+        <w:t>在移动</w:t>
+      </w:r>
+      <w:proofErr w:type="gramStart"/>
+      <w:r>
+        <w:rPr>
+          <w:sz w:val="24"/>
+        </w:rPr>
+        <w:t>端目标</w:t>
+      </w:r>
+      <w:proofErr w:type="gramEnd"/>
+      <w:r>
+        <w:rPr>
+          <w:sz w:val="24"/>
+        </w:rPr>
+        <w:t>检测方面，研究人员也在不断探索新的解决方案。传统的移动</w:t>
+      </w:r>
+      <w:proofErr w:type="gramStart"/>
+      <w:r>
+        <w:rPr>
+          <w:sz w:val="24"/>
+        </w:rPr>
+        <w:t>端目标</w:t>
+      </w:r>
+      <w:proofErr w:type="gramEnd"/>
+      <w:r>
+        <w:rPr>
+          <w:sz w:val="24"/>
+        </w:rPr>
+        <w:t>检测主要依赖于将训练好的模型部署到移动设备上，通过模型压缩、量化等技术降低计算复杂度</w:t>
       </w:r>
       <w:r>
         <w:rPr>
@@ -9041,12 +9227,14 @@
         </w:rPr>
         <w:t>作为</w:t>
       </w:r>
+      <w:proofErr w:type="spellStart"/>
       <w:r>
         <w:rPr>
           <w:sz w:val="24"/>
         </w:rPr>
         <w:t>Xamarin.Forms</w:t>
       </w:r>
+      <w:proofErr w:type="spellEnd"/>
       <w:r>
         <w:rPr>
           <w:sz w:val="24"/>
@@ -9063,7 +9251,21 @@
         <w:rPr>
           <w:sz w:val="24"/>
         </w:rPr>
-        <w:t>采用单项目多平台的方式，允许开发者使用统一的代码库构建面向不同平台的应用</w:t>
+        <w:t>采用</w:t>
+      </w:r>
+      <w:proofErr w:type="gramStart"/>
+      <w:r>
+        <w:rPr>
+          <w:sz w:val="24"/>
+        </w:rPr>
+        <w:t>单项目</w:t>
+      </w:r>
+      <w:proofErr w:type="gramEnd"/>
+      <w:r>
+        <w:rPr>
+          <w:sz w:val="24"/>
+        </w:rPr>
+        <w:t>多平台的方式，允许开发者使用统一的代码库构建面向不同平台的应用</w:t>
       </w:r>
       <w:r>
         <w:rPr>
@@ -9547,12 +9749,14 @@
         </w:rPr>
         <w:t>是</w:t>
       </w:r>
+      <w:proofErr w:type="spellStart"/>
       <w:r>
         <w:rPr>
           <w:sz w:val="24"/>
         </w:rPr>
         <w:t>Xamarin.Forms</w:t>
       </w:r>
+      <w:proofErr w:type="spellEnd"/>
       <w:r>
         <w:rPr>
           <w:sz w:val="24"/>
@@ -9571,12 +9775,14 @@
         </w:rPr>
         <w:t>年正式发布，相比</w:t>
       </w:r>
+      <w:proofErr w:type="spellStart"/>
       <w:r>
         <w:rPr>
           <w:sz w:val="24"/>
         </w:rPr>
         <w:t>Xamarin.Forms</w:t>
       </w:r>
+      <w:proofErr w:type="spellEnd"/>
       <w:r>
         <w:rPr>
           <w:sz w:val="24"/>
@@ -9671,7 +9877,21 @@
         <w:rPr>
           <w:sz w:val="24"/>
         </w:rPr>
-        <w:t>的核心特点是单项目多平台架构。在</w:t>
+        <w:t>的核心特点是</w:t>
+      </w:r>
+      <w:proofErr w:type="gramStart"/>
+      <w:r>
+        <w:rPr>
+          <w:sz w:val="24"/>
+        </w:rPr>
+        <w:t>单项目</w:t>
+      </w:r>
+      <w:proofErr w:type="gramEnd"/>
+      <w:r>
+        <w:rPr>
+          <w:sz w:val="24"/>
+        </w:rPr>
+        <w:t>多平台架构。在</w:t>
       </w:r>
       <w:r>
         <w:rPr>
@@ -9779,7 +9999,21 @@
         <w:rPr>
           <w:sz w:val="24"/>
         </w:rPr>
-        <w:t>的完全访问能力，开发者可以使用</w:t>
+        <w:t>的</w:t>
+      </w:r>
+      <w:proofErr w:type="gramStart"/>
+      <w:r>
+        <w:rPr>
+          <w:sz w:val="24"/>
+        </w:rPr>
+        <w:t>完全访问</w:t>
+      </w:r>
+      <w:proofErr w:type="gramEnd"/>
+      <w:r>
+        <w:rPr>
+          <w:sz w:val="24"/>
+        </w:rPr>
+        <w:t>能力，开发者可以使用</w:t>
       </w:r>
       <w:r>
         <w:rPr>
@@ -9907,24 +10141,28 @@
         </w:rPr>
         <w:t>、</w:t>
       </w:r>
+      <w:proofErr w:type="spellStart"/>
       <w:r>
         <w:rPr>
           <w:sz w:val="24"/>
         </w:rPr>
         <w:t>ListView</w:t>
       </w:r>
+      <w:proofErr w:type="spellEnd"/>
       <w:r>
         <w:rPr>
           <w:sz w:val="24"/>
         </w:rPr>
         <w:t>、</w:t>
       </w:r>
+      <w:proofErr w:type="spellStart"/>
       <w:r>
         <w:rPr>
           <w:sz w:val="24"/>
         </w:rPr>
         <w:t>CollectionView</w:t>
       </w:r>
+      <w:proofErr w:type="spellEnd"/>
       <w:r>
         <w:rPr>
           <w:sz w:val="24"/>
@@ -10061,8 +10299,16 @@
         <w:rPr>
           <w:sz w:val="24"/>
         </w:rPr>
-        <w:t>Model-View-ViewModel</w:t>
-      </w:r>
+        <w:t>Model-View-</w:t>
+      </w:r>
+      <w:proofErr w:type="spellStart"/>
+      <w:r>
+        <w:rPr>
+          <w:sz w:val="24"/>
+        </w:rPr>
+        <w:t>ViewModel</w:t>
+      </w:r>
+      <w:proofErr w:type="spellEnd"/>
       <w:r>
         <w:rPr>
           <w:sz w:val="24"/>
@@ -10075,11 +10321,19 @@
         </w:rPr>
         <w:t>Model</w:t>
       </w:r>
-      <w:r>
-        <w:rPr>
-          <w:sz w:val="24"/>
-        </w:rPr>
-        <w:t>层负责数据模型和业务逻辑，</w:t>
+      <w:proofErr w:type="gramStart"/>
+      <w:r>
+        <w:rPr>
+          <w:sz w:val="24"/>
+        </w:rPr>
+        <w:t>层负责</w:t>
+      </w:r>
+      <w:proofErr w:type="gramEnd"/>
+      <w:r>
+        <w:rPr>
+          <w:sz w:val="24"/>
+        </w:rPr>
+        <w:t>数据模型和业务逻辑，</w:t>
       </w:r>
       <w:r>
         <w:rPr>
@@ -10087,23 +10341,41 @@
         </w:rPr>
         <w:t>View</w:t>
       </w:r>
-      <w:r>
-        <w:rPr>
-          <w:sz w:val="24"/>
-        </w:rPr>
-        <w:t>层负责用户界面展示，</w:t>
-      </w:r>
+      <w:proofErr w:type="gramStart"/>
+      <w:r>
+        <w:rPr>
+          <w:sz w:val="24"/>
+        </w:rPr>
+        <w:t>层负责</w:t>
+      </w:r>
+      <w:proofErr w:type="gramEnd"/>
+      <w:r>
+        <w:rPr>
+          <w:sz w:val="24"/>
+        </w:rPr>
+        <w:t>用户界面展示，</w:t>
+      </w:r>
+      <w:proofErr w:type="spellStart"/>
       <w:r>
         <w:rPr>
           <w:sz w:val="24"/>
         </w:rPr>
         <w:t>ViewModel</w:t>
       </w:r>
-      <w:r>
-        <w:rPr>
-          <w:sz w:val="24"/>
-        </w:rPr>
-        <w:t>层负责连接</w:t>
+      <w:proofErr w:type="spellEnd"/>
+      <w:proofErr w:type="gramStart"/>
+      <w:r>
+        <w:rPr>
+          <w:sz w:val="24"/>
+        </w:rPr>
+        <w:t>层负责</w:t>
+      </w:r>
+      <w:proofErr w:type="gramEnd"/>
+      <w:r>
+        <w:rPr>
+          <w:sz w:val="24"/>
+        </w:rPr>
+        <w:t>连接</w:t>
       </w:r>
       <w:r>
         <w:rPr>
@@ -10127,14 +10399,30 @@
         <w:rPr>
           <w:sz w:val="24"/>
         </w:rPr>
-        <w:t>，处理用户交互和维护界面状态。</w:t>
-      </w:r>
+        <w:t>，处理用户</w:t>
+      </w:r>
+      <w:proofErr w:type="gramStart"/>
+      <w:r>
+        <w:rPr>
+          <w:sz w:val="24"/>
+        </w:rPr>
+        <w:t>交互和</w:t>
+      </w:r>
+      <w:proofErr w:type="gramEnd"/>
+      <w:r>
+        <w:rPr>
+          <w:sz w:val="24"/>
+        </w:rPr>
+        <w:t>维护界面状态。</w:t>
+      </w:r>
+      <w:proofErr w:type="spellStart"/>
       <w:r>
         <w:rPr>
           <w:sz w:val="24"/>
         </w:rPr>
         <w:t>CommunityToolkit.Mvvm</w:t>
       </w:r>
+      <w:proofErr w:type="spellEnd"/>
       <w:r>
         <w:rPr>
           <w:sz w:val="24"/>
@@ -10153,24 +10441,28 @@
         </w:rPr>
         <w:t>辅助库，提供了</w:t>
       </w:r>
+      <w:proofErr w:type="spellStart"/>
       <w:r>
         <w:rPr>
           <w:sz w:val="24"/>
         </w:rPr>
         <w:t>ObservableProperty</w:t>
       </w:r>
+      <w:proofErr w:type="spellEnd"/>
       <w:r>
         <w:rPr>
           <w:sz w:val="24"/>
         </w:rPr>
         <w:t>、</w:t>
       </w:r>
+      <w:proofErr w:type="spellStart"/>
       <w:r>
         <w:rPr>
           <w:sz w:val="24"/>
         </w:rPr>
         <w:t>RelayCommand</w:t>
       </w:r>
+      <w:proofErr w:type="spellEnd"/>
       <w:r>
         <w:rPr>
           <w:sz w:val="24"/>
@@ -10273,24 +10565,28 @@
         </w:rPr>
         <w:t>内置了对</w:t>
       </w:r>
+      <w:proofErr w:type="spellStart"/>
       <w:r>
         <w:rPr>
           <w:sz w:val="24"/>
         </w:rPr>
         <w:t>Microsoft.Extensions.DependencyInjection</w:t>
       </w:r>
+      <w:proofErr w:type="spellEnd"/>
       <w:r>
         <w:rPr>
           <w:sz w:val="24"/>
         </w:rPr>
         <w:t>的支持。通过在</w:t>
       </w:r>
+      <w:proofErr w:type="spellStart"/>
       <w:r>
         <w:rPr>
           <w:sz w:val="24"/>
         </w:rPr>
         <w:t>MauiProgram.cs</w:t>
       </w:r>
+      <w:proofErr w:type="spellEnd"/>
       <w:r>
         <w:rPr>
           <w:sz w:val="24"/>
@@ -10434,8 +10730,16 @@
         <w:rPr>
           <w:sz w:val="24"/>
         </w:rPr>
-        <w:t>Armin Ronacher</w:t>
-      </w:r>
+        <w:t xml:space="preserve">Armin </w:t>
+      </w:r>
+      <w:proofErr w:type="spellStart"/>
+      <w:r>
+        <w:rPr>
+          <w:sz w:val="24"/>
+        </w:rPr>
+        <w:t>Ronacher</w:t>
+      </w:r>
+      <w:proofErr w:type="spellEnd"/>
       <w:r>
         <w:rPr>
           <w:sz w:val="24"/>
@@ -10614,7 +10918,21 @@
         <w:rPr>
           <w:sz w:val="24"/>
         </w:rPr>
-        <w:t>应用所需的最基本功能，其他功能如数据库抽象层、表单验证、用户认证等，都通过扩展来实现。这种设计使得</w:t>
+        <w:t>应用所需的</w:t>
+      </w:r>
+      <w:proofErr w:type="gramStart"/>
+      <w:r>
+        <w:rPr>
+          <w:sz w:val="24"/>
+        </w:rPr>
+        <w:t>最</w:t>
+      </w:r>
+      <w:proofErr w:type="gramEnd"/>
+      <w:r>
+        <w:rPr>
+          <w:sz w:val="24"/>
+        </w:rPr>
+        <w:t>基本功能，其他功能如数据库抽象层、表单验证、用户认证等，都通过扩展来实现。这种设计使得</w:t>
       </w:r>
       <w:r>
         <w:rPr>
@@ -10653,12 +10971,14 @@
         </w:rPr>
         <w:t>使用</w:t>
       </w:r>
+      <w:proofErr w:type="spellStart"/>
       <w:r>
         <w:rPr>
           <w:sz w:val="24"/>
         </w:rPr>
         <w:t>Werkzeug</w:t>
       </w:r>
+      <w:proofErr w:type="spellEnd"/>
       <w:r>
         <w:rPr>
           <w:sz w:val="24"/>
@@ -10689,12 +11009,14 @@
         </w:rPr>
         <w:t>作为模板引擎。</w:t>
       </w:r>
+      <w:proofErr w:type="spellStart"/>
       <w:r>
         <w:rPr>
           <w:sz w:val="24"/>
         </w:rPr>
         <w:t>Werkzeug</w:t>
       </w:r>
+      <w:proofErr w:type="spellEnd"/>
       <w:r>
         <w:rPr>
           <w:sz w:val="24"/>
@@ -10875,11 +11197,19 @@
         </w:rPr>
         <w:t>@app.route()</w:t>
       </w:r>
-      <w:r>
-        <w:rPr>
-          <w:sz w:val="24"/>
-        </w:rPr>
-        <w:t>装饰器来定义</w:t>
+      <w:proofErr w:type="gramStart"/>
+      <w:r>
+        <w:rPr>
+          <w:sz w:val="24"/>
+        </w:rPr>
+        <w:t>装饰器</w:t>
+      </w:r>
+      <w:proofErr w:type="gramEnd"/>
+      <w:r>
+        <w:rPr>
+          <w:sz w:val="24"/>
+        </w:rPr>
+        <w:t>来定义</w:t>
       </w:r>
       <w:r>
         <w:rPr>
@@ -11011,19 +11341,35 @@
         <w:rPr>
           <w:sz w:val="24"/>
         </w:rPr>
-        <w:t>flask-cors</w:t>
-      </w:r>
+        <w:t>flask-</w:t>
+      </w:r>
+      <w:proofErr w:type="spellStart"/>
+      <w:r>
+        <w:rPr>
+          <w:sz w:val="24"/>
+        </w:rPr>
+        <w:t>cors</w:t>
+      </w:r>
+      <w:proofErr w:type="spellEnd"/>
       <w:r>
         <w:rPr>
           <w:sz w:val="24"/>
         </w:rPr>
         <w:t>扩展用于处理跨域请求，</w:t>
       </w:r>
-      <w:r>
-        <w:rPr>
-          <w:sz w:val="24"/>
-        </w:rPr>
-        <w:t>mysql-connector-python</w:t>
+      <w:proofErr w:type="spellStart"/>
+      <w:r>
+        <w:rPr>
+          <w:sz w:val="24"/>
+        </w:rPr>
+        <w:t>mysql</w:t>
+      </w:r>
+      <w:proofErr w:type="spellEnd"/>
+      <w:r>
+        <w:rPr>
+          <w:sz w:val="24"/>
+        </w:rPr>
+        <w:t>-connector-python</w:t>
       </w:r>
       <w:r>
         <w:rPr>
@@ -11152,12 +11498,14 @@
         </w:rPr>
         <w:t>）目标检测算法的最新版本，由</w:t>
       </w:r>
+      <w:proofErr w:type="spellStart"/>
       <w:r>
         <w:rPr>
           <w:sz w:val="24"/>
         </w:rPr>
         <w:t>Ultralytics</w:t>
       </w:r>
+      <w:proofErr w:type="spellEnd"/>
       <w:r>
         <w:rPr>
           <w:sz w:val="24"/>
@@ -11288,7 +11636,21 @@
         <w:rPr>
           <w:sz w:val="24"/>
         </w:rPr>
-        <w:t>采用单阶段检测方式，直接在输入图像上预测边界框的位置和类别概率。这种设计使得</w:t>
+        <w:t>采用</w:t>
+      </w:r>
+      <w:proofErr w:type="gramStart"/>
+      <w:r>
+        <w:rPr>
+          <w:sz w:val="24"/>
+        </w:rPr>
+        <w:t>单阶段</w:t>
+      </w:r>
+      <w:proofErr w:type="gramEnd"/>
+      <w:r>
+        <w:rPr>
+          <w:sz w:val="24"/>
+        </w:rPr>
+        <w:t>检测方式，直接在输入图像上预测边界框的位置和类别概率。这种设计使得</w:t>
       </w:r>
       <w:r>
         <w:rPr>
@@ -11468,7 +11830,21 @@
         <w:rPr>
           <w:sz w:val="24"/>
         </w:rPr>
-        <w:t>还提供了多种预训练模型，包括</w:t>
+        <w:t>还提供了多种</w:t>
+      </w:r>
+      <w:proofErr w:type="gramStart"/>
+      <w:r>
+        <w:rPr>
+          <w:sz w:val="24"/>
+        </w:rPr>
+        <w:t>预训练</w:t>
+      </w:r>
+      <w:proofErr w:type="gramEnd"/>
+      <w:r>
+        <w:rPr>
+          <w:sz w:val="24"/>
+        </w:rPr>
+        <w:t>模型，包括</w:t>
       </w:r>
       <w:r>
         <w:rPr>
@@ -11656,12 +12032,14 @@
           <w:sz w:val="24"/>
         </w:rPr>
       </w:pPr>
+      <w:proofErr w:type="spellStart"/>
       <w:r>
         <w:rPr>
           <w:sz w:val="24"/>
         </w:rPr>
         <w:t>Ultralytics</w:t>
       </w:r>
+      <w:proofErr w:type="spellEnd"/>
       <w:r>
         <w:rPr>
           <w:sz w:val="24"/>
@@ -11680,12 +12058,14 @@
         </w:rPr>
         <w:t>库</w:t>
       </w:r>
+      <w:proofErr w:type="spellStart"/>
       <w:r>
         <w:rPr>
           <w:sz w:val="24"/>
         </w:rPr>
         <w:t>ultralytics</w:t>
       </w:r>
+      <w:proofErr w:type="spellEnd"/>
       <w:r>
         <w:rPr>
           <w:sz w:val="24"/>
@@ -11720,7 +12100,21 @@
         <w:rPr>
           <w:sz w:val="24"/>
         </w:rPr>
-        <w:t>model(frame, device='cpu')</w:t>
+        <w:t>model(frame, device='</w:t>
+      </w:r>
+      <w:proofErr w:type="spellStart"/>
+      <w:r>
+        <w:rPr>
+          <w:sz w:val="24"/>
+        </w:rPr>
+        <w:t>cpu</w:t>
+      </w:r>
+      <w:proofErr w:type="spellEnd"/>
+      <w:r>
+        <w:rPr>
+          <w:sz w:val="24"/>
+        </w:rPr>
+        <w:t>')</w:t>
       </w:r>
       <w:r>
         <w:rPr>
@@ -11744,7 +12138,21 @@
         <w:rPr>
           <w:sz w:val="24"/>
         </w:rPr>
-        <w:t>device='cuda'</w:t>
+        <w:t>device='</w:t>
+      </w:r>
+      <w:proofErr w:type="spellStart"/>
+      <w:r>
+        <w:rPr>
+          <w:sz w:val="24"/>
+        </w:rPr>
+        <w:t>cuda</w:t>
+      </w:r>
+      <w:proofErr w:type="spellEnd"/>
+      <w:r>
+        <w:rPr>
+          <w:sz w:val="24"/>
+        </w:rPr>
+        <w:t>'</w:t>
       </w:r>
       <w:r>
         <w:rPr>
@@ -11997,12 +12405,14 @@
         </w:rPr>
         <w:t>服务器架构。数据库服务器（</w:t>
       </w:r>
+      <w:proofErr w:type="spellStart"/>
       <w:r>
         <w:rPr>
           <w:sz w:val="24"/>
         </w:rPr>
         <w:t>mysqld</w:t>
       </w:r>
+      <w:proofErr w:type="spellEnd"/>
       <w:r>
         <w:rPr>
           <w:sz w:val="24"/>
@@ -12189,24 +12599,28 @@
         </w:rPr>
         <w:t>支持多种存储引擎，如</w:t>
       </w:r>
+      <w:proofErr w:type="spellStart"/>
       <w:r>
         <w:rPr>
           <w:sz w:val="24"/>
         </w:rPr>
         <w:t>InnoDB</w:t>
       </w:r>
+      <w:proofErr w:type="spellEnd"/>
       <w:r>
         <w:rPr>
           <w:sz w:val="24"/>
         </w:rPr>
         <w:t>、</w:t>
       </w:r>
+      <w:proofErr w:type="spellStart"/>
       <w:r>
         <w:rPr>
           <w:sz w:val="24"/>
         </w:rPr>
         <w:t>MyISAM</w:t>
       </w:r>
+      <w:proofErr w:type="spellEnd"/>
       <w:r>
         <w:rPr>
           <w:sz w:val="24"/>
@@ -12225,12 +12639,14 @@
         </w:rPr>
         <w:t>等。</w:t>
       </w:r>
+      <w:proofErr w:type="spellStart"/>
       <w:r>
         <w:rPr>
           <w:sz w:val="24"/>
         </w:rPr>
         <w:t>InnoDB</w:t>
       </w:r>
+      <w:proofErr w:type="spellEnd"/>
       <w:r>
         <w:rPr>
           <w:sz w:val="24"/>
@@ -12247,7 +12663,21 @@
         <w:rPr>
           <w:sz w:val="24"/>
         </w:rPr>
-        <w:t>以后的默认存储引擎，支持事务处理、行级锁定、外键约束等高级特性，适合需要高并发和数据一致性要求的应用场景</w:t>
+        <w:t>以后的默认存储引擎，支持事务处理、行级锁定、</w:t>
+      </w:r>
+      <w:proofErr w:type="gramStart"/>
+      <w:r>
+        <w:rPr>
+          <w:sz w:val="24"/>
+        </w:rPr>
+        <w:t>外键约束</w:t>
+      </w:r>
+      <w:proofErr w:type="gramEnd"/>
+      <w:r>
+        <w:rPr>
+          <w:sz w:val="24"/>
+        </w:rPr>
+        <w:t>等高级特性，适合需要高并发和数据一致性要求的应用场景</w:t>
       </w:r>
       <w:r>
         <w:rPr>
@@ -12351,11 +12781,19 @@
         </w:rPr>
         <w:t>应用，可以使用</w:t>
       </w:r>
-      <w:r>
-        <w:rPr>
-          <w:sz w:val="24"/>
-        </w:rPr>
-        <w:t>mysql-connector-python</w:t>
+      <w:proofErr w:type="spellStart"/>
+      <w:r>
+        <w:rPr>
+          <w:sz w:val="24"/>
+        </w:rPr>
+        <w:t>mysql</w:t>
+      </w:r>
+      <w:proofErr w:type="spellEnd"/>
+      <w:r>
+        <w:rPr>
+          <w:sz w:val="24"/>
+        </w:rPr>
+        <w:t>-connector-python</w:t>
       </w:r>
       <w:r>
         <w:rPr>
@@ -12363,18 +12801,22 @@
         </w:rPr>
         <w:t>或</w:t>
       </w:r>
+      <w:proofErr w:type="spellStart"/>
       <w:r>
         <w:rPr>
           <w:sz w:val="24"/>
         </w:rPr>
         <w:t>pymysql</w:t>
       </w:r>
+      <w:proofErr w:type="spellEnd"/>
+      <w:proofErr w:type="gramStart"/>
       <w:r>
         <w:rPr>
           <w:sz w:val="24"/>
         </w:rPr>
         <w:t>等库连接</w:t>
       </w:r>
+      <w:proofErr w:type="gramEnd"/>
       <w:r>
         <w:rPr>
           <w:sz w:val="24"/>
@@ -12818,7 +13260,23 @@
           <w:rFonts w:hint="eastAsia"/>
           <w:sz w:val="24"/>
         </w:rPr>
-        <w:t>类提供了访问摄像头和视频文件的能力，可以逐帧读取视频内容；</w:t>
+        <w:t>类提供了访问摄像头和视频文件的能力，</w:t>
+      </w:r>
+      <w:proofErr w:type="gramStart"/>
+      <w:r>
+        <w:rPr>
+          <w:rFonts w:hint="eastAsia"/>
+          <w:sz w:val="24"/>
+        </w:rPr>
+        <w:t>可以逐帧读取</w:t>
+      </w:r>
+      <w:proofErr w:type="gramEnd"/>
+      <w:r>
+        <w:rPr>
+          <w:rFonts w:hint="eastAsia"/>
+          <w:sz w:val="24"/>
+        </w:rPr>
+        <w:t>视频内容；</w:t>
       </w:r>
       <w:r>
         <w:rPr>
@@ -13482,7 +13940,21 @@
         <w:rPr>
           <w:sz w:val="24"/>
         </w:rPr>
-        <w:t>流推送。生成器函数逐帧读取视频，执行处理（如目标检测），然后将处理后的帧编码为</w:t>
+        <w:t>流推送。生成器</w:t>
+      </w:r>
+      <w:proofErr w:type="gramStart"/>
+      <w:r>
+        <w:rPr>
+          <w:sz w:val="24"/>
+        </w:rPr>
+        <w:t>函数逐帧读取</w:t>
+      </w:r>
+      <w:proofErr w:type="gramEnd"/>
+      <w:r>
+        <w:rPr>
+          <w:sz w:val="24"/>
+        </w:rPr>
+        <w:t>视频，执行处理（如目标检测），然后将处理后的帧编码为</w:t>
       </w:r>
       <w:r>
         <w:rPr>
@@ -13664,24 +14136,28 @@
         </w:rPr>
         <w:t>的</w:t>
       </w:r>
+      <w:proofErr w:type="spellStart"/>
       <w:r>
         <w:rPr>
           <w:sz w:val="24"/>
         </w:rPr>
         <w:t>img</w:t>
       </w:r>
+      <w:proofErr w:type="spellEnd"/>
       <w:r>
         <w:rPr>
           <w:sz w:val="24"/>
         </w:rPr>
         <w:t>标签可以通过设置</w:t>
       </w:r>
+      <w:proofErr w:type="spellStart"/>
       <w:r>
         <w:rPr>
           <w:sz w:val="24"/>
         </w:rPr>
         <w:t>src</w:t>
       </w:r>
+      <w:proofErr w:type="spellEnd"/>
       <w:r>
         <w:rPr>
           <w:sz w:val="24"/>
@@ -13823,11 +14299,19 @@
           <w:sz w:val="24"/>
         </w:rPr>
       </w:pPr>
-      <w:r>
-        <w:rPr>
-          <w:sz w:val="24"/>
-        </w:rPr>
-        <w:t>据业务需求，系统分为前端应用和后端服务两个部分，前端应用的功能需求包括</w:t>
+      <w:proofErr w:type="gramStart"/>
+      <w:r>
+        <w:rPr>
+          <w:sz w:val="24"/>
+        </w:rPr>
+        <w:t>据业务</w:t>
+      </w:r>
+      <w:proofErr w:type="gramEnd"/>
+      <w:r>
+        <w:rPr>
+          <w:sz w:val="24"/>
+        </w:rPr>
+        <w:t>需求，系统分为前端应用和后端服务两个部分，前端应用的功能需求包括</w:t>
       </w:r>
       <w:r>
         <w:rPr>
@@ -13990,13 +14474,49 @@
         <w:rPr>
           <w:sz w:val="24"/>
         </w:rPr>
-        <w:t>.mkv</w:t>
-      </w:r>
-      <w:r>
-        <w:rPr>
-          <w:sz w:val="24"/>
-        </w:rPr>
-        <w:t>等常见视频格式；显示已选择的文件名；执行上传操作并显示上传进度；上传成功后自动跳转到处理页面。</w:t>
+        <w:t>.</w:t>
+      </w:r>
+      <w:proofErr w:type="spellStart"/>
+      <w:r>
+        <w:rPr>
+          <w:sz w:val="24"/>
+        </w:rPr>
+        <w:t>mkv</w:t>
+      </w:r>
+      <w:proofErr w:type="spellEnd"/>
+      <w:r>
+        <w:rPr>
+          <w:sz w:val="24"/>
+        </w:rPr>
+        <w:t>等常见视频格式；显示已选择的文件名；执行上</w:t>
+      </w:r>
+      <w:proofErr w:type="gramStart"/>
+      <w:r>
+        <w:rPr>
+          <w:sz w:val="24"/>
+        </w:rPr>
+        <w:t>传操作</w:t>
+      </w:r>
+      <w:proofErr w:type="gramEnd"/>
+      <w:r>
+        <w:rPr>
+          <w:sz w:val="24"/>
+        </w:rPr>
+        <w:t>并显示上传进度；上</w:t>
+      </w:r>
+      <w:proofErr w:type="gramStart"/>
+      <w:r>
+        <w:rPr>
+          <w:sz w:val="24"/>
+        </w:rPr>
+        <w:t>传成功</w:t>
+      </w:r>
+      <w:proofErr w:type="gramEnd"/>
+      <w:r>
+        <w:rPr>
+          <w:sz w:val="24"/>
+        </w:rPr>
+        <w:t>后自动跳转到处理页面。</w:t>
       </w:r>
     </w:p>
     <w:p>
@@ -14075,7 +14595,21 @@
         <w:rPr>
           <w:sz w:val="24"/>
         </w:rPr>
-        <w:t>）；实时更新处理进度百分比；显示当前处理帧数和总帧数；显示处理速度（</w:t>
+        <w:t>）；实时更新处理进度百分比；显示当前处理帧数</w:t>
+      </w:r>
+      <w:proofErr w:type="gramStart"/>
+      <w:r>
+        <w:rPr>
+          <w:sz w:val="24"/>
+        </w:rPr>
+        <w:t>和总帧数</w:t>
+      </w:r>
+      <w:proofErr w:type="gramEnd"/>
+      <w:r>
+        <w:rPr>
+          <w:sz w:val="24"/>
+        </w:rPr>
+        <w:t>；显示处理速度（</w:t>
       </w:r>
       <w:r>
         <w:rPr>
@@ -14873,17 +15407,33 @@
         </w:rPr>
         <w:t>模式，还借助了</w:t>
       </w:r>
+      <w:proofErr w:type="spellStart"/>
       <w:r>
         <w:rPr>
           <w:sz w:val="24"/>
         </w:rPr>
         <w:t>CommunityToolkit.Mvvm</w:t>
       </w:r>
-      <w:r>
-        <w:rPr>
-          <w:sz w:val="24"/>
-        </w:rPr>
-        <w:t>这个辅助库来简化代码实现，这样开发复杂度就降下来了，代码也更容易维护和测试。界面和业务逻辑之间的分离也更清楚。前后端通信方面，前端通过</w:t>
+      <w:proofErr w:type="spellEnd"/>
+      <w:r>
+        <w:rPr>
+          <w:sz w:val="24"/>
+        </w:rPr>
+        <w:t>这个辅助库来简化代码实现，这样开发复杂度就降下来了，代码也更</w:t>
+      </w:r>
+      <w:proofErr w:type="gramStart"/>
+      <w:r>
+        <w:rPr>
+          <w:sz w:val="24"/>
+        </w:rPr>
+        <w:t>容易维护</w:t>
+      </w:r>
+      <w:proofErr w:type="gramEnd"/>
+      <w:r>
+        <w:rPr>
+          <w:sz w:val="24"/>
+        </w:rPr>
+        <w:t>和测试。界面和业务逻辑之间的分离也更清楚。前后端通信方面，前端通过</w:t>
       </w:r>
       <w:r>
         <w:rPr>
@@ -14964,12 +15514,14 @@
         </w:rPr>
         <w:t>前端业务逻辑主要放在</w:t>
       </w:r>
+      <w:proofErr w:type="spellStart"/>
       <w:r>
         <w:rPr>
           <w:sz w:val="24"/>
         </w:rPr>
         <w:t>ViewModel</w:t>
       </w:r>
+      <w:proofErr w:type="spellEnd"/>
       <w:r>
         <w:rPr>
           <w:sz w:val="24"/>
@@ -15071,7 +15623,21 @@
           <w:sz w:val="24"/>
         </w:rPr>
         <w:lastRenderedPageBreak/>
-        <w:t>数据存储层用的是</w:t>
+        <w:t>数据</w:t>
+      </w:r>
+      <w:proofErr w:type="gramStart"/>
+      <w:r>
+        <w:rPr>
+          <w:sz w:val="24"/>
+        </w:rPr>
+        <w:t>存储层用的</w:t>
+      </w:r>
+      <w:proofErr w:type="gramEnd"/>
+      <w:r>
+        <w:rPr>
+          <w:sz w:val="24"/>
+        </w:rPr>
+        <w:t>是</w:t>
       </w:r>
       <w:r>
         <w:rPr>
@@ -15400,12 +15966,14 @@
         </w:rPr>
         <w:t>表和</w:t>
       </w:r>
+      <w:proofErr w:type="spellStart"/>
       <w:r>
         <w:rPr>
           <w:sz w:val="24"/>
         </w:rPr>
         <w:t>detection_results</w:t>
       </w:r>
+      <w:proofErr w:type="spellEnd"/>
       <w:r>
         <w:rPr>
           <w:sz w:val="24"/>
@@ -15479,12 +16047,14 @@
           <w:sz w:val="24"/>
         </w:rPr>
       </w:pPr>
+      <w:proofErr w:type="spellStart"/>
       <w:r>
         <w:rPr>
           <w:sz w:val="24"/>
         </w:rPr>
         <w:t>detection_results</w:t>
       </w:r>
+      <w:proofErr w:type="spellEnd"/>
       <w:r>
         <w:rPr>
           <w:sz w:val="24"/>
@@ -15533,11 +16103,19 @@
         </w:rPr>
         <w:t>ID</w:t>
       </w:r>
-      <w:r>
-        <w:rPr>
-          <w:sz w:val="24"/>
-        </w:rPr>
-        <w:t>是外键关联到</w:t>
+      <w:proofErr w:type="gramStart"/>
+      <w:r>
+        <w:rPr>
+          <w:sz w:val="24"/>
+        </w:rPr>
+        <w:t>是外键关联</w:t>
+      </w:r>
+      <w:proofErr w:type="gramEnd"/>
+      <w:r>
+        <w:rPr>
+          <w:sz w:val="24"/>
+        </w:rPr>
+        <w:t>到</w:t>
       </w:r>
       <w:r>
         <w:rPr>
@@ -15757,12 +16335,14 @@
         <w:noBreakHyphen/>
         <w:t xml:space="preserve">2 </w:t>
       </w:r>
+      <w:proofErr w:type="spellStart"/>
       <w:r>
         <w:rPr>
           <w:szCs w:val="21"/>
         </w:rPr>
         <w:t>detection_results</w:t>
       </w:r>
+      <w:proofErr w:type="spellEnd"/>
       <w:r>
         <w:rPr>
           <w:szCs w:val="21"/>
@@ -16334,11 +16914,19 @@
                 <w:szCs w:val="21"/>
               </w:rPr>
             </w:pPr>
+            <w:proofErr w:type="gramStart"/>
             <w:r>
               <w:rPr>
                 <w:szCs w:val="21"/>
               </w:rPr>
-              <w:t>VARCHAR(255)</w:t>
+              <w:t>VARCHAR(</w:t>
+            </w:r>
+            <w:proofErr w:type="gramEnd"/>
+            <w:r>
+              <w:rPr>
+                <w:szCs w:val="21"/>
+              </w:rPr>
+              <w:t>255)</w:t>
             </w:r>
           </w:p>
         </w:tc>
@@ -16388,12 +16976,14 @@
                 <w:sz w:val="24"/>
               </w:rPr>
             </w:pPr>
+            <w:proofErr w:type="spellStart"/>
             <w:r>
               <w:rPr>
                 <w:sz w:val="24"/>
               </w:rPr>
               <w:t>filepath</w:t>
             </w:r>
+            <w:proofErr w:type="spellEnd"/>
           </w:p>
         </w:tc>
         <w:tc>
@@ -16411,11 +17001,19 @@
                 <w:szCs w:val="21"/>
               </w:rPr>
             </w:pPr>
+            <w:proofErr w:type="gramStart"/>
             <w:r>
               <w:rPr>
                 <w:szCs w:val="21"/>
               </w:rPr>
-              <w:t>VARCHAR(500)</w:t>
+              <w:t>VARCHAR(</w:t>
+            </w:r>
+            <w:proofErr w:type="gramEnd"/>
+            <w:r>
+              <w:rPr>
+                <w:szCs w:val="21"/>
+              </w:rPr>
+              <w:t>500)</w:t>
             </w:r>
           </w:p>
         </w:tc>
@@ -16486,11 +17084,19 @@
                 <w:szCs w:val="21"/>
               </w:rPr>
             </w:pPr>
+            <w:proofErr w:type="gramStart"/>
             <w:r>
               <w:rPr>
                 <w:szCs w:val="21"/>
               </w:rPr>
-              <w:t>VARCHAR(20)</w:t>
+              <w:t>VARCHAR(</w:t>
+            </w:r>
+            <w:proofErr w:type="gramEnd"/>
+            <w:r>
+              <w:rPr>
+                <w:szCs w:val="21"/>
+              </w:rPr>
+              <w:t>20)</w:t>
             </w:r>
           </w:p>
         </w:tc>
@@ -16537,12 +17143,14 @@
                 <w:sz w:val="24"/>
               </w:rPr>
             </w:pPr>
+            <w:proofErr w:type="spellStart"/>
             <w:r>
               <w:rPr>
                 <w:sz w:val="24"/>
               </w:rPr>
               <w:t>upload_time</w:t>
             </w:r>
+            <w:proofErr w:type="spellEnd"/>
           </w:p>
         </w:tc>
         <w:tc>
@@ -16587,8 +17195,16 @@
               <w:rPr>
                 <w:szCs w:val="21"/>
               </w:rPr>
-              <w:t>上传时间</w:t>
+              <w:t>上</w:t>
             </w:r>
+            <w:proofErr w:type="gramStart"/>
+            <w:r>
+              <w:rPr>
+                <w:szCs w:val="21"/>
+              </w:rPr>
+              <w:t>传时间</w:t>
+            </w:r>
+            <w:proofErr w:type="gramEnd"/>
           </w:p>
         </w:tc>
       </w:tr>
@@ -16712,11 +17328,19 @@
                 <w:szCs w:val="21"/>
               </w:rPr>
             </w:pPr>
+            <w:proofErr w:type="gramStart"/>
             <w:r>
               <w:rPr>
                 <w:szCs w:val="21"/>
               </w:rPr>
-              <w:t>VARCHAR(20)</w:t>
+              <w:t>VARCHAR(</w:t>
+            </w:r>
+            <w:proofErr w:type="gramEnd"/>
+            <w:r>
+              <w:rPr>
+                <w:szCs w:val="21"/>
+              </w:rPr>
+              <w:t>20)</w:t>
             </w:r>
           </w:p>
         </w:tc>
@@ -16810,6 +17434,7 @@
                 <w:szCs w:val="21"/>
               </w:rPr>
             </w:pPr>
+            <w:proofErr w:type="gramStart"/>
             <w:r>
               <w:rPr>
                 <w:rFonts w:hint="eastAsia"/>
@@ -16817,6 +17442,7 @@
               </w:rPr>
               <w:t>帧率</w:t>
             </w:r>
+            <w:proofErr w:type="gramEnd"/>
           </w:p>
         </w:tc>
       </w:tr>
@@ -16839,12 +17465,14 @@
                 <w:sz w:val="24"/>
               </w:rPr>
             </w:pPr>
+            <w:proofErr w:type="spellStart"/>
             <w:r>
               <w:rPr>
                 <w:sz w:val="24"/>
               </w:rPr>
               <w:t>processed_path</w:t>
             </w:r>
+            <w:proofErr w:type="spellEnd"/>
           </w:p>
         </w:tc>
         <w:tc>
@@ -16862,11 +17490,19 @@
                 <w:szCs w:val="21"/>
               </w:rPr>
             </w:pPr>
+            <w:proofErr w:type="gramStart"/>
             <w:r>
               <w:rPr>
                 <w:szCs w:val="21"/>
               </w:rPr>
-              <w:t>VARCHAR(500)</w:t>
+              <w:t>VARCHAR(</w:t>
+            </w:r>
+            <w:proofErr w:type="gramEnd"/>
+            <w:r>
+              <w:rPr>
+                <w:szCs w:val="21"/>
+              </w:rPr>
+              <w:t>500)</w:t>
             </w:r>
           </w:p>
         </w:tc>
@@ -16913,12 +17549,14 @@
                 <w:sz w:val="24"/>
               </w:rPr>
             </w:pPr>
+            <w:proofErr w:type="spellStart"/>
             <w:r>
               <w:rPr>
                 <w:sz w:val="24"/>
               </w:rPr>
               <w:t>process_started</w:t>
             </w:r>
+            <w:proofErr w:type="spellEnd"/>
           </w:p>
         </w:tc>
         <w:tc>
@@ -16988,12 +17626,14 @@
                 <w:sz w:val="24"/>
               </w:rPr>
             </w:pPr>
+            <w:proofErr w:type="spellStart"/>
             <w:r>
               <w:rPr>
                 <w:sz w:val="24"/>
               </w:rPr>
               <w:t>process_completed</w:t>
             </w:r>
+            <w:proofErr w:type="spellEnd"/>
           </w:p>
         </w:tc>
         <w:tc>
@@ -17222,6 +17862,7 @@
         </w:rPr>
         <w:t xml:space="preserve"> </w:t>
       </w:r>
+      <w:proofErr w:type="spellStart"/>
       <w:r>
         <w:rPr>
           <w:rFonts w:ascii="Times New Roman" w:eastAsia="宋体" w:hAnsi="Times New Roman"/>
@@ -17230,6 +17871,7 @@
         </w:rPr>
         <w:t>detection_results</w:t>
       </w:r>
+      <w:proofErr w:type="spellEnd"/>
       <w:r>
         <w:rPr>
           <w:rFonts w:ascii="Times New Roman" w:eastAsia="宋体" w:hAnsi="Times New Roman"/>
@@ -17374,6 +18016,7 @@
                 <w:szCs w:val="21"/>
               </w:rPr>
             </w:pPr>
+            <w:proofErr w:type="spellStart"/>
             <w:r>
               <w:rPr>
                 <w:iCs/>
@@ -17381,6 +18024,7 @@
               </w:rPr>
               <w:t>detection_id</w:t>
             </w:r>
+            <w:proofErr w:type="spellEnd"/>
           </w:p>
         </w:tc>
         <w:tc>
@@ -17472,12 +18116,14 @@
                 <w:sz w:val="24"/>
               </w:rPr>
             </w:pPr>
+            <w:proofErr w:type="spellStart"/>
             <w:r>
               <w:rPr>
                 <w:sz w:val="24"/>
               </w:rPr>
               <w:t>video_id</w:t>
             </w:r>
+            <w:proofErr w:type="spellEnd"/>
           </w:p>
         </w:tc>
         <w:tc>
@@ -17540,8 +18186,16 @@
               <w:rPr>
                 <w:szCs w:val="21"/>
               </w:rPr>
-              <w:t>，外键</w:t>
+              <w:t>，</w:t>
             </w:r>
+            <w:proofErr w:type="gramStart"/>
+            <w:r>
+              <w:rPr>
+                <w:szCs w:val="21"/>
+              </w:rPr>
+              <w:t>外键</w:t>
+            </w:r>
+            <w:proofErr w:type="gramEnd"/>
           </w:p>
         </w:tc>
       </w:tr>
@@ -17564,12 +18218,14 @@
                 <w:sz w:val="24"/>
               </w:rPr>
             </w:pPr>
+            <w:proofErr w:type="spellStart"/>
             <w:r>
               <w:rPr>
                 <w:sz w:val="24"/>
               </w:rPr>
               <w:t>object_class</w:t>
             </w:r>
+            <w:proofErr w:type="spellEnd"/>
           </w:p>
         </w:tc>
         <w:tc>
@@ -17587,11 +18243,19 @@
                 <w:szCs w:val="21"/>
               </w:rPr>
             </w:pPr>
+            <w:proofErr w:type="gramStart"/>
             <w:r>
               <w:rPr>
                 <w:szCs w:val="21"/>
               </w:rPr>
-              <w:t>VARCHAR(50)</w:t>
+              <w:t>VARCHAR(</w:t>
+            </w:r>
+            <w:proofErr w:type="gramEnd"/>
+            <w:r>
+              <w:rPr>
+                <w:szCs w:val="21"/>
+              </w:rPr>
+              <w:t>50)</w:t>
             </w:r>
           </w:p>
         </w:tc>
@@ -17719,12 +18383,14 @@
                 <w:sz w:val="24"/>
               </w:rPr>
             </w:pPr>
+            <w:proofErr w:type="spellStart"/>
             <w:r>
               <w:rPr>
                 <w:sz w:val="24"/>
               </w:rPr>
               <w:t>upload_time</w:t>
             </w:r>
+            <w:proofErr w:type="spellEnd"/>
           </w:p>
         </w:tc>
         <w:tc>
@@ -17769,8 +18435,16 @@
               <w:rPr>
                 <w:szCs w:val="21"/>
               </w:rPr>
-              <w:t>上传时间</w:t>
+              <w:t>上</w:t>
             </w:r>
+            <w:proofErr w:type="gramStart"/>
+            <w:r>
+              <w:rPr>
+                <w:szCs w:val="21"/>
+              </w:rPr>
+              <w:t>传时间</w:t>
+            </w:r>
+            <w:proofErr w:type="gramEnd"/>
           </w:p>
         </w:tc>
       </w:tr>
@@ -17839,6 +18513,7 @@
                 <w:szCs w:val="21"/>
               </w:rPr>
             </w:pPr>
+            <w:proofErr w:type="gramStart"/>
             <w:r>
               <w:rPr>
                 <w:rFonts w:hint="eastAsia"/>
@@ -17846,6 +18521,7 @@
               </w:rPr>
               <w:t>边界框左上角</w:t>
             </w:r>
+            <w:proofErr w:type="gramEnd"/>
             <w:r>
               <w:rPr>
                 <w:rFonts w:hint="eastAsia"/>
@@ -17930,12 +18606,14 @@
                 <w:szCs w:val="21"/>
               </w:rPr>
             </w:pPr>
+            <w:proofErr w:type="gramStart"/>
             <w:r>
               <w:rPr>
                 <w:szCs w:val="21"/>
               </w:rPr>
               <w:t>边界框左上角</w:t>
             </w:r>
+            <w:proofErr w:type="gramEnd"/>
             <w:r>
               <w:rPr>
                 <w:szCs w:val="21"/>
@@ -18016,12 +18694,14 @@
                 <w:szCs w:val="21"/>
               </w:rPr>
             </w:pPr>
+            <w:proofErr w:type="gramStart"/>
             <w:r>
               <w:rPr>
                 <w:szCs w:val="21"/>
               </w:rPr>
               <w:t>边界框右下角</w:t>
             </w:r>
+            <w:proofErr w:type="gramEnd"/>
             <w:r>
               <w:rPr>
                 <w:szCs w:val="21"/>
@@ -18102,6 +18782,7 @@
                 <w:szCs w:val="21"/>
               </w:rPr>
             </w:pPr>
+            <w:proofErr w:type="gramStart"/>
             <w:r>
               <w:rPr>
                 <w:rFonts w:hint="eastAsia"/>
@@ -18109,6 +18790,7 @@
               </w:rPr>
               <w:t>边界框右下角</w:t>
             </w:r>
+            <w:proofErr w:type="gramEnd"/>
             <w:r>
               <w:rPr>
                 <w:rFonts w:hint="eastAsia"/>
@@ -18145,12 +18827,14 @@
                 <w:sz w:val="24"/>
               </w:rPr>
             </w:pPr>
+            <w:proofErr w:type="spellStart"/>
             <w:r>
               <w:rPr>
                 <w:sz w:val="24"/>
               </w:rPr>
               <w:t>frame_number</w:t>
             </w:r>
+            <w:proofErr w:type="spellEnd"/>
           </w:p>
         </w:tc>
         <w:tc>
@@ -18219,12 +18903,14 @@
                 <w:sz w:val="24"/>
               </w:rPr>
             </w:pPr>
+            <w:proofErr w:type="spellStart"/>
             <w:r>
               <w:rPr>
                 <w:sz w:val="24"/>
               </w:rPr>
               <w:t>detected_at</w:t>
             </w:r>
+            <w:proofErr w:type="spellEnd"/>
           </w:p>
         </w:tc>
         <w:tc>
@@ -18999,7 +19685,23 @@
                 <w:iCs/>
                 <w:szCs w:val="21"/>
               </w:rPr>
-              <w:t>/api/videos</w:t>
+              <w:t>/</w:t>
+            </w:r>
+            <w:proofErr w:type="spellStart"/>
+            <w:r>
+              <w:rPr>
+                <w:iCs/>
+                <w:szCs w:val="21"/>
+              </w:rPr>
+              <w:t>api</w:t>
+            </w:r>
+            <w:proofErr w:type="spellEnd"/>
+            <w:r>
+              <w:rPr>
+                <w:iCs/>
+                <w:szCs w:val="21"/>
+              </w:rPr>
+              <w:t>/videos</w:t>
             </w:r>
           </w:p>
         </w:tc>
@@ -19084,7 +19786,23 @@
               <w:rPr>
                 <w:sz w:val="24"/>
               </w:rPr>
-              <w:t>/api/videos/{id}</w:t>
+              <w:t>/</w:t>
+            </w:r>
+            <w:proofErr w:type="spellStart"/>
+            <w:proofErr w:type="gramStart"/>
+            <w:r>
+              <w:rPr>
+                <w:sz w:val="24"/>
+              </w:rPr>
+              <w:t>api</w:t>
+            </w:r>
+            <w:proofErr w:type="spellEnd"/>
+            <w:proofErr w:type="gramEnd"/>
+            <w:r>
+              <w:rPr>
+                <w:sz w:val="24"/>
+              </w:rPr>
+              <w:t>/videos/{id}</w:t>
             </w:r>
           </w:p>
         </w:tc>
@@ -19164,8 +19882,30 @@
               <w:rPr>
                 <w:sz w:val="24"/>
               </w:rPr>
-              <w:t>/api/upload_realtime</w:t>
+              <w:t>/</w:t>
             </w:r>
+            <w:proofErr w:type="spellStart"/>
+            <w:r>
+              <w:rPr>
+                <w:sz w:val="24"/>
+              </w:rPr>
+              <w:t>api</w:t>
+            </w:r>
+            <w:proofErr w:type="spellEnd"/>
+            <w:r>
+              <w:rPr>
+                <w:sz w:val="24"/>
+              </w:rPr>
+              <w:t>/</w:t>
+            </w:r>
+            <w:proofErr w:type="spellStart"/>
+            <w:r>
+              <w:rPr>
+                <w:sz w:val="24"/>
+              </w:rPr>
+              <w:t>upload_realtime</w:t>
+            </w:r>
+            <w:proofErr w:type="spellEnd"/>
           </w:p>
         </w:tc>
         <w:tc>
@@ -19238,8 +19978,32 @@
               <w:rPr>
                 <w:sz w:val="24"/>
               </w:rPr>
-              <w:t>/api/videos/{id}/process_status</w:t>
+              <w:t>/</w:t>
             </w:r>
+            <w:proofErr w:type="spellStart"/>
+            <w:proofErr w:type="gramStart"/>
+            <w:r>
+              <w:rPr>
+                <w:sz w:val="24"/>
+              </w:rPr>
+              <w:t>api</w:t>
+            </w:r>
+            <w:proofErr w:type="spellEnd"/>
+            <w:proofErr w:type="gramEnd"/>
+            <w:r>
+              <w:rPr>
+                <w:sz w:val="24"/>
+              </w:rPr>
+              <w:t>/videos/{id}/</w:t>
+            </w:r>
+            <w:proofErr w:type="spellStart"/>
+            <w:r>
+              <w:rPr>
+                <w:sz w:val="24"/>
+              </w:rPr>
+              <w:t>process_status</w:t>
+            </w:r>
+            <w:proofErr w:type="spellEnd"/>
           </w:p>
         </w:tc>
         <w:tc>
@@ -19308,11 +20072,19 @@
                 <w:sz w:val="24"/>
               </w:rPr>
             </w:pPr>
+            <w:proofErr w:type="spellStart"/>
             <w:r>
               <w:rPr>
                 <w:sz w:val="24"/>
               </w:rPr>
-              <w:t>api/videos/{id}/stream</w:t>
+              <w:t>api</w:t>
+            </w:r>
+            <w:proofErr w:type="spellEnd"/>
+            <w:r>
+              <w:rPr>
+                <w:sz w:val="24"/>
+              </w:rPr>
+              <w:t>/videos/{id}/stream</w:t>
             </w:r>
           </w:p>
         </w:tc>
@@ -19398,7 +20170,23 @@
               <w:rPr>
                 <w:sz w:val="24"/>
               </w:rPr>
-              <w:t>/api/videos/{id}/results</w:t>
+              <w:t>/</w:t>
+            </w:r>
+            <w:proofErr w:type="spellStart"/>
+            <w:proofErr w:type="gramStart"/>
+            <w:r>
+              <w:rPr>
+                <w:sz w:val="24"/>
+              </w:rPr>
+              <w:t>api</w:t>
+            </w:r>
+            <w:proofErr w:type="spellEnd"/>
+            <w:proofErr w:type="gramEnd"/>
+            <w:r>
+              <w:rPr>
+                <w:sz w:val="24"/>
+              </w:rPr>
+              <w:t>/videos/{id}/results</w:t>
             </w:r>
           </w:p>
         </w:tc>
@@ -19474,8 +20262,35 @@
                 <w:iCs/>
                 <w:sz w:val="24"/>
               </w:rPr>
-              <w:t>/api/videos/{id}/processed_video_file</w:t>
+              <w:t>/</w:t>
             </w:r>
+            <w:proofErr w:type="spellStart"/>
+            <w:proofErr w:type="gramStart"/>
+            <w:r>
+              <w:rPr>
+                <w:iCs/>
+                <w:sz w:val="24"/>
+              </w:rPr>
+              <w:t>api</w:t>
+            </w:r>
+            <w:proofErr w:type="spellEnd"/>
+            <w:proofErr w:type="gramEnd"/>
+            <w:r>
+              <w:rPr>
+                <w:iCs/>
+                <w:sz w:val="24"/>
+              </w:rPr>
+              <w:t>/videos/{id}/</w:t>
+            </w:r>
+            <w:proofErr w:type="spellStart"/>
+            <w:r>
+              <w:rPr>
+                <w:iCs/>
+                <w:sz w:val="24"/>
+              </w:rPr>
+              <w:t>processed_video_file</w:t>
+            </w:r>
+            <w:proofErr w:type="spellEnd"/>
           </w:p>
         </w:tc>
         <w:tc>
@@ -19548,8 +20363,16 @@
               <w:rPr>
                 <w:sz w:val="24"/>
               </w:rPr>
-              <w:t>/health</w:t>
+              <w:t>/</w:t>
             </w:r>
+            <w:proofErr w:type="gramStart"/>
+            <w:r>
+              <w:rPr>
+                <w:sz w:val="24"/>
+              </w:rPr>
+              <w:t>health</w:t>
+            </w:r>
+            <w:proofErr w:type="gramEnd"/>
           </w:p>
         </w:tc>
         <w:tc>
@@ -19788,12 +20611,21 @@
         </w:rPr>
         <w:t>接口调用能力，</w:t>
       </w:r>
-      <w:r>
-        <w:rPr>
-          <w:rFonts w:hint="eastAsia"/>
-          <w:sz w:val="24"/>
-        </w:rPr>
-        <w:t xml:space="preserve">ViewModels </w:t>
+      <w:proofErr w:type="spellStart"/>
+      <w:r>
+        <w:rPr>
+          <w:rFonts w:hint="eastAsia"/>
+          <w:sz w:val="24"/>
+        </w:rPr>
+        <w:t>ViewModels</w:t>
+      </w:r>
+      <w:proofErr w:type="spellEnd"/>
+      <w:r>
+        <w:rPr>
+          <w:rFonts w:hint="eastAsia"/>
+          <w:sz w:val="24"/>
+        </w:rPr>
+        <w:t xml:space="preserve"> </w:t>
       </w:r>
       <w:r>
         <w:rPr>
@@ -19807,14 +20639,39 @@
           <w:rFonts w:hint="eastAsia"/>
           <w:sz w:val="24"/>
         </w:rPr>
-        <w:t xml:space="preserve"> BaseViewModel </w:t>
-      </w:r>
-      <w:r>
-        <w:rPr>
-          <w:rFonts w:hint="eastAsia"/>
-          <w:sz w:val="24"/>
-        </w:rPr>
-        <w:t>基类实现各页面业务逻辑与数据交互，</w:t>
+        <w:t xml:space="preserve"> </w:t>
+      </w:r>
+      <w:proofErr w:type="spellStart"/>
+      <w:r>
+        <w:rPr>
+          <w:rFonts w:hint="eastAsia"/>
+          <w:sz w:val="24"/>
+        </w:rPr>
+        <w:t>BaseViewModel</w:t>
+      </w:r>
+      <w:proofErr w:type="spellEnd"/>
+      <w:r>
+        <w:rPr>
+          <w:rFonts w:hint="eastAsia"/>
+          <w:sz w:val="24"/>
+        </w:rPr>
+        <w:t xml:space="preserve"> </w:t>
+      </w:r>
+      <w:proofErr w:type="gramStart"/>
+      <w:r>
+        <w:rPr>
+          <w:rFonts w:hint="eastAsia"/>
+          <w:sz w:val="24"/>
+        </w:rPr>
+        <w:t>基类实现</w:t>
+      </w:r>
+      <w:proofErr w:type="gramEnd"/>
+      <w:r>
+        <w:rPr>
+          <w:rFonts w:hint="eastAsia"/>
+          <w:sz w:val="24"/>
+        </w:rPr>
+        <w:t>各页面业务逻辑与数据交互，</w:t>
       </w:r>
       <w:r>
         <w:rPr>
@@ -19863,8 +20720,17 @@
           <w:rFonts w:hint="eastAsia"/>
           <w:sz w:val="24"/>
         </w:rPr>
-        <w:t xml:space="preserve"> App.xaml</w:t>
-      </w:r>
+        <w:t xml:space="preserve"> </w:t>
+      </w:r>
+      <w:proofErr w:type="spellStart"/>
+      <w:r>
+        <w:rPr>
+          <w:rFonts w:hint="eastAsia"/>
+          <w:sz w:val="24"/>
+        </w:rPr>
+        <w:t>App.xaml</w:t>
+      </w:r>
+      <w:proofErr w:type="spellEnd"/>
       <w:r>
         <w:rPr>
           <w:rFonts w:hint="eastAsia"/>
@@ -19872,12 +20738,21 @@
         </w:rPr>
         <w:t>、</w:t>
       </w:r>
-      <w:r>
-        <w:rPr>
-          <w:rFonts w:hint="eastAsia"/>
-          <w:sz w:val="24"/>
-        </w:rPr>
-        <w:t xml:space="preserve">AppShell.xaml </w:t>
+      <w:proofErr w:type="spellStart"/>
+      <w:r>
+        <w:rPr>
+          <w:rFonts w:hint="eastAsia"/>
+          <w:sz w:val="24"/>
+        </w:rPr>
+        <w:t>AppShell.xaml</w:t>
+      </w:r>
+      <w:proofErr w:type="spellEnd"/>
+      <w:r>
+        <w:rPr>
+          <w:rFonts w:hint="eastAsia"/>
+          <w:sz w:val="24"/>
+        </w:rPr>
+        <w:t xml:space="preserve"> </w:t>
       </w:r>
       <w:r>
         <w:rPr>
@@ -19886,12 +20761,21 @@
         </w:rPr>
         <w:t>实现应用资源管理与页面导航路由，</w:t>
       </w:r>
-      <w:r>
-        <w:rPr>
-          <w:rFonts w:hint="eastAsia"/>
-          <w:sz w:val="24"/>
-        </w:rPr>
-        <w:t xml:space="preserve">MauiProgram.cs </w:t>
+      <w:proofErr w:type="spellStart"/>
+      <w:r>
+        <w:rPr>
+          <w:rFonts w:hint="eastAsia"/>
+          <w:sz w:val="24"/>
+        </w:rPr>
+        <w:t>MauiProgram.cs</w:t>
+      </w:r>
+      <w:proofErr w:type="spellEnd"/>
+      <w:r>
+        <w:rPr>
+          <w:rFonts w:hint="eastAsia"/>
+          <w:sz w:val="24"/>
+        </w:rPr>
+        <w:t xml:space="preserve"> </w:t>
       </w:r>
       <w:r>
         <w:rPr>
@@ -19938,12 +20822,14 @@
         </w:rPr>
         <w:t>应用使用</w:t>
       </w:r>
+      <w:proofErr w:type="spellStart"/>
       <w:r>
         <w:rPr>
           <w:sz w:val="24"/>
         </w:rPr>
         <w:t>Microsoft.Extensions.DependencyInjection</w:t>
       </w:r>
+      <w:proofErr w:type="spellEnd"/>
       <w:r>
         <w:rPr>
           <w:sz w:val="24"/>
@@ -20011,12 +20897,14 @@
         </w:rPr>
         <w:t>在</w:t>
       </w:r>
+      <w:proofErr w:type="spellStart"/>
       <w:r>
         <w:rPr>
           <w:sz w:val="24"/>
         </w:rPr>
         <w:t>MauiProgram.cs</w:t>
       </w:r>
+      <w:proofErr w:type="spellEnd"/>
       <w:r>
         <w:rPr>
           <w:sz w:val="24"/>
@@ -20037,6 +20925,7 @@
         </w:rPr>
         <w:t>通过依赖注入，</w:t>
       </w:r>
+      <w:proofErr w:type="spellStart"/>
       <w:r>
         <w:rPr>
           <w:rFonts w:hint="eastAsia"/>
@@ -20044,6 +20933,7 @@
         </w:rPr>
         <w:t>ViewModel</w:t>
       </w:r>
+      <w:proofErr w:type="spellEnd"/>
       <w:r>
         <w:rPr>
           <w:rFonts w:hint="eastAsia"/>
@@ -20051,6 +20941,7 @@
         </w:rPr>
         <w:t>可以在构造函数中直接获取</w:t>
       </w:r>
+      <w:proofErr w:type="spellStart"/>
       <w:r>
         <w:rPr>
           <w:rFonts w:hint="eastAsia"/>
@@ -20058,6 +20949,7 @@
         </w:rPr>
         <w:t>ApiService</w:t>
       </w:r>
+      <w:proofErr w:type="spellEnd"/>
       <w:r>
         <w:rPr>
           <w:rFonts w:hint="eastAsia"/>
@@ -20486,6 +21378,7 @@
         </w:rPr>
         <w:t>所示</w:t>
       </w:r>
+      <w:proofErr w:type="spellStart"/>
       <w:r>
         <w:rPr>
           <w:rFonts w:hint="eastAsia"/>
@@ -20493,6 +21386,7 @@
         </w:rPr>
         <w:t>VideosPage</w:t>
       </w:r>
+      <w:proofErr w:type="spellEnd"/>
       <w:r>
         <w:rPr>
           <w:rFonts w:hint="eastAsia"/>
@@ -20521,6 +21415,7 @@
         </w:rPr>
         <w:t>。</w:t>
       </w:r>
+      <w:proofErr w:type="spellStart"/>
       <w:r>
         <w:rPr>
           <w:rFonts w:hint="eastAsia"/>
@@ -20528,6 +21423,7 @@
         </w:rPr>
         <w:t>VideosViewModel</w:t>
       </w:r>
+      <w:proofErr w:type="spellEnd"/>
       <w:r>
         <w:rPr>
           <w:rFonts w:hint="eastAsia"/>
@@ -20556,6 +21452,7 @@
         </w:rPr>
         <w:t>从</w:t>
       </w:r>
+      <w:proofErr w:type="spellStart"/>
       <w:r>
         <w:rPr>
           <w:rFonts w:hint="eastAsia"/>
@@ -20563,6 +21460,7 @@
         </w:rPr>
         <w:t>ApiService</w:t>
       </w:r>
+      <w:proofErr w:type="spellEnd"/>
       <w:r>
         <w:rPr>
           <w:rFonts w:hint="eastAsia"/>
@@ -20605,6 +21503,7 @@
         </w:rPr>
         <w:t>。</w:t>
       </w:r>
+      <w:proofErr w:type="spellStart"/>
       <w:r>
         <w:rPr>
           <w:rFonts w:hint="eastAsia"/>
@@ -20612,6 +21511,7 @@
         </w:rPr>
         <w:t>BaseViewModel</w:t>
       </w:r>
+      <w:proofErr w:type="spellEnd"/>
       <w:r>
         <w:rPr>
           <w:rFonts w:hint="eastAsia"/>
@@ -20652,6 +21552,7 @@
         </w:rPr>
         <w:t>视频列表页面（</w:t>
       </w:r>
+      <w:proofErr w:type="spellStart"/>
       <w:r>
         <w:rPr>
           <w:rFonts w:hint="eastAsia"/>
@@ -20659,6 +21560,7 @@
         </w:rPr>
         <w:t>VideosPage</w:t>
       </w:r>
+      <w:proofErr w:type="spellEnd"/>
       <w:r>
         <w:rPr>
           <w:rFonts w:hint="eastAsia"/>
@@ -20680,6 +21582,7 @@
         </w:rPr>
         <w:t>页面使用</w:t>
       </w:r>
+      <w:proofErr w:type="spellStart"/>
       <w:r>
         <w:rPr>
           <w:rFonts w:hint="eastAsia"/>
@@ -20687,6 +21590,7 @@
         </w:rPr>
         <w:t>CollectionView</w:t>
       </w:r>
+      <w:proofErr w:type="spellEnd"/>
       <w:r>
         <w:rPr>
           <w:rFonts w:hint="eastAsia"/>
@@ -20694,6 +21598,7 @@
         </w:rPr>
         <w:t>控件实现列表展示，通过数据绑定与</w:t>
       </w:r>
+      <w:proofErr w:type="spellStart"/>
       <w:r>
         <w:rPr>
           <w:rFonts w:hint="eastAsia"/>
@@ -20701,6 +21606,7 @@
         </w:rPr>
         <w:t>VideosViewModel</w:t>
       </w:r>
+      <w:proofErr w:type="spellEnd"/>
       <w:r>
         <w:rPr>
           <w:rFonts w:hint="eastAsia"/>
@@ -20784,12 +21690,14 @@
         </w:rPr>
         <w:t>使用了</w:t>
       </w:r>
+      <w:proofErr w:type="spellStart"/>
       <w:r>
         <w:rPr>
           <w:sz w:val="24"/>
         </w:rPr>
         <w:t>StatusToColorConverter</w:t>
       </w:r>
+      <w:proofErr w:type="spellEnd"/>
       <w:r>
         <w:rPr>
           <w:sz w:val="24"/>
@@ -20858,6 +21766,7 @@
         </w:rPr>
         <w:t>显示红色。</w:t>
       </w:r>
+      <w:proofErr w:type="spellStart"/>
       <w:r>
         <w:rPr>
           <w:rFonts w:hint="eastAsia"/>
@@ -20865,6 +21774,7 @@
         </w:rPr>
         <w:t>VideosPage</w:t>
       </w:r>
+      <w:proofErr w:type="spellEnd"/>
       <w:r>
         <w:rPr>
           <w:rFonts w:hint="eastAsia"/>
@@ -20994,6 +21904,7 @@
         </w:rPr>
         <w:t>所示</w:t>
       </w:r>
+      <w:proofErr w:type="spellStart"/>
       <w:r>
         <w:rPr>
           <w:rFonts w:hint="eastAsia"/>
@@ -21001,6 +21912,7 @@
         </w:rPr>
         <w:t>UploadPage</w:t>
       </w:r>
+      <w:proofErr w:type="spellEnd"/>
       <w:r>
         <w:rPr>
           <w:rFonts w:hint="eastAsia"/>
@@ -21021,6 +21933,7 @@
         </w:rPr>
         <w:t>。</w:t>
       </w:r>
+      <w:proofErr w:type="spellStart"/>
       <w:r>
         <w:rPr>
           <w:rFonts w:hint="eastAsia"/>
@@ -21028,6 +21941,7 @@
         </w:rPr>
         <w:t>UploadViewModel</w:t>
       </w:r>
+      <w:proofErr w:type="spellEnd"/>
       <w:r>
         <w:rPr>
           <w:rFonts w:hint="eastAsia"/>
@@ -21070,6 +21984,7 @@
         </w:rPr>
         <w:t>通过</w:t>
       </w:r>
+      <w:proofErr w:type="spellStart"/>
       <w:r>
         <w:rPr>
           <w:rFonts w:hint="eastAsia"/>
@@ -21077,6 +21992,7 @@
         </w:rPr>
         <w:t>ApiService</w:t>
       </w:r>
+      <w:proofErr w:type="spellEnd"/>
       <w:r>
         <w:rPr>
           <w:rFonts w:hint="eastAsia"/>
@@ -21096,7 +22012,23 @@
           <w:rFonts w:hint="eastAsia"/>
           <w:sz w:val="24"/>
         </w:rPr>
-        <w:t>处理上传状态和导航</w:t>
+        <w:t>处理上</w:t>
+      </w:r>
+      <w:proofErr w:type="gramStart"/>
+      <w:r>
+        <w:rPr>
+          <w:rFonts w:hint="eastAsia"/>
+          <w:sz w:val="24"/>
+        </w:rPr>
+        <w:t>传状态</w:t>
+      </w:r>
+      <w:proofErr w:type="gramEnd"/>
+      <w:r>
+        <w:rPr>
+          <w:rFonts w:hint="eastAsia"/>
+          <w:sz w:val="24"/>
+        </w:rPr>
+        <w:t>和导航</w:t>
       </w:r>
       <w:r>
         <w:rPr>
@@ -21105,6 +22037,7 @@
         </w:rPr>
         <w:t>。</w:t>
       </w:r>
+      <w:proofErr w:type="spellStart"/>
       <w:r>
         <w:rPr>
           <w:rFonts w:hint="eastAsia"/>
@@ -21112,6 +22045,7 @@
         </w:rPr>
         <w:t>FileResult</w:t>
       </w:r>
+      <w:proofErr w:type="spellEnd"/>
       <w:r>
         <w:rPr>
           <w:rFonts w:hint="eastAsia"/>
@@ -21402,12 +22336,14 @@
         </w:rPr>
         <w:t>视频上传页面（</w:t>
       </w:r>
+      <w:proofErr w:type="spellStart"/>
       <w:r>
         <w:rPr>
           <w:sz w:val="24"/>
         </w:rPr>
         <w:t>UploadPage</w:t>
       </w:r>
+      <w:proofErr w:type="spellEnd"/>
       <w:r>
         <w:rPr>
           <w:sz w:val="24"/>
@@ -21427,12 +22363,14 @@
         </w:rPr>
         <w:t>使用</w:t>
       </w:r>
+      <w:proofErr w:type="spellStart"/>
       <w:r>
         <w:rPr>
           <w:sz w:val="24"/>
         </w:rPr>
         <w:t>FilePicker</w:t>
       </w:r>
+      <w:proofErr w:type="spellEnd"/>
       <w:r>
         <w:rPr>
           <w:sz w:val="24"/>
@@ -21493,54 +22431,63 @@
         </w:rPr>
         <w:t>。</w:t>
       </w:r>
+      <w:proofErr w:type="spellStart"/>
       <w:r>
         <w:rPr>
           <w:sz w:val="24"/>
         </w:rPr>
         <w:t>UploadViewModel</w:t>
       </w:r>
+      <w:proofErr w:type="spellEnd"/>
       <w:r>
         <w:rPr>
           <w:sz w:val="24"/>
         </w:rPr>
         <w:t>解决了中文文件名截断问题。</w:t>
       </w:r>
+      <w:proofErr w:type="spellStart"/>
       <w:r>
         <w:rPr>
           <w:sz w:val="24"/>
         </w:rPr>
         <w:t>UploadViewModel</w:t>
       </w:r>
+      <w:proofErr w:type="spellEnd"/>
       <w:r>
         <w:rPr>
           <w:sz w:val="24"/>
         </w:rPr>
         <w:t>解决了中文文件名截断问题。最初使用</w:t>
       </w:r>
+      <w:proofErr w:type="spellStart"/>
       <w:r>
         <w:rPr>
           <w:sz w:val="24"/>
         </w:rPr>
         <w:t>FileName</w:t>
       </w:r>
+      <w:proofErr w:type="spellEnd"/>
       <w:r>
         <w:rPr>
           <w:sz w:val="24"/>
         </w:rPr>
         <w:t>属性只能获取文件扩展名，后来改用</w:t>
       </w:r>
+      <w:proofErr w:type="spellStart"/>
       <w:r>
         <w:rPr>
           <w:sz w:val="24"/>
         </w:rPr>
         <w:t>FullPath</w:t>
       </w:r>
+      <w:proofErr w:type="spellEnd"/>
       <w:r>
         <w:rPr>
           <w:sz w:val="24"/>
         </w:rPr>
         <w:t>属性获取完整路径，再通过</w:t>
       </w:r>
+      <w:proofErr w:type="spellStart"/>
       <w:r>
         <w:rPr>
           <w:sz w:val="24"/>
@@ -21548,6 +22495,7 @@
         <w:lastRenderedPageBreak/>
         <w:t>Path.GetFileName</w:t>
       </w:r>
+      <w:proofErr w:type="spellEnd"/>
       <w:r>
         <w:rPr>
           <w:sz w:val="24"/>
@@ -21663,6 +22611,7 @@
         </w:rPr>
         <w:t>所示，</w:t>
       </w:r>
+      <w:proofErr w:type="spellStart"/>
       <w:r>
         <w:rPr>
           <w:rFonts w:hint="eastAsia"/>
@@ -21670,6 +22619,7 @@
         </w:rPr>
         <w:t>RealTimeProcessingPage</w:t>
       </w:r>
+      <w:proofErr w:type="spellEnd"/>
       <w:r>
         <w:rPr>
           <w:rFonts w:hint="eastAsia"/>
@@ -21691,12 +22641,21 @@
         </w:rPr>
         <w:t>。</w:t>
       </w:r>
-      <w:r>
-        <w:rPr>
-          <w:rFonts w:hint="eastAsia"/>
-          <w:sz w:val="24"/>
-        </w:rPr>
-        <w:t xml:space="preserve">RealTimeProcessingViewModel </w:t>
+      <w:proofErr w:type="spellStart"/>
+      <w:r>
+        <w:rPr>
+          <w:rFonts w:hint="eastAsia"/>
+          <w:sz w:val="24"/>
+        </w:rPr>
+        <w:t>RealTimeProcessingViewModel</w:t>
+      </w:r>
+      <w:proofErr w:type="spellEnd"/>
+      <w:r>
+        <w:rPr>
+          <w:rFonts w:hint="eastAsia"/>
+          <w:sz w:val="24"/>
+        </w:rPr>
+        <w:t xml:space="preserve"> </w:t>
       </w:r>
       <w:r>
         <w:rPr>
@@ -21726,6 +22685,7 @@
         </w:rPr>
         <w:t>定时从</w:t>
       </w:r>
+      <w:proofErr w:type="spellStart"/>
       <w:r>
         <w:rPr>
           <w:rFonts w:hint="eastAsia"/>
@@ -21733,6 +22693,7 @@
         </w:rPr>
         <w:t>ApiService</w:t>
       </w:r>
+      <w:proofErr w:type="spellEnd"/>
       <w:r>
         <w:rPr>
           <w:rFonts w:hint="eastAsia"/>
@@ -21831,6 +22792,7 @@
         </w:rPr>
         <w:t>，</w:t>
       </w:r>
+      <w:proofErr w:type="spellStart"/>
       <w:r>
         <w:rPr>
           <w:rFonts w:hint="eastAsia"/>
@@ -21838,6 +22800,7 @@
         </w:rPr>
         <w:t>DetectionResult</w:t>
       </w:r>
+      <w:proofErr w:type="spellEnd"/>
       <w:r>
         <w:rPr>
           <w:rFonts w:hint="eastAsia"/>
@@ -22112,12 +23075,14 @@
         </w:rPr>
         <w:t>实时处理页面（</w:t>
       </w:r>
+      <w:proofErr w:type="spellStart"/>
       <w:r>
         <w:rPr>
           <w:sz w:val="24"/>
         </w:rPr>
         <w:t>RealTimeProcessingPage</w:t>
       </w:r>
+      <w:proofErr w:type="spellEnd"/>
       <w:r>
         <w:rPr>
           <w:sz w:val="24"/>
@@ -22395,6 +23360,7 @@
         </w:rPr>
         <w:t>6</w:t>
       </w:r>
+      <w:proofErr w:type="spellStart"/>
       <w:r>
         <w:rPr>
           <w:rFonts w:hint="eastAsia"/>
@@ -22402,6 +23368,7 @@
         </w:rPr>
         <w:t>ApiService</w:t>
       </w:r>
+      <w:proofErr w:type="spellEnd"/>
       <w:r>
         <w:rPr>
           <w:rFonts w:hint="eastAsia"/>
@@ -22422,6 +23389,7 @@
         </w:rPr>
         <w:t>所示</w:t>
       </w:r>
+      <w:proofErr w:type="spellStart"/>
       <w:r>
         <w:rPr>
           <w:rFonts w:hint="eastAsia"/>
@@ -22429,6 +23397,7 @@
         </w:rPr>
         <w:t>ApiService</w:t>
       </w:r>
+      <w:proofErr w:type="spellEnd"/>
       <w:r>
         <w:rPr>
           <w:rFonts w:hint="eastAsia"/>
@@ -22769,6 +23738,7 @@
         </w:rPr>
         <w:fldChar w:fldCharType="end"/>
       </w:r>
+      <w:proofErr w:type="spellStart"/>
       <w:r>
         <w:rPr>
           <w:rFonts w:ascii="Times New Roman" w:eastAsia="宋体" w:hAnsi="Times New Roman" w:hint="eastAsia"/>
@@ -22777,6 +23747,7 @@
         </w:rPr>
         <w:t>ApiService</w:t>
       </w:r>
+      <w:proofErr w:type="spellEnd"/>
       <w:r>
         <w:rPr>
           <w:rFonts w:ascii="Times New Roman" w:eastAsia="宋体" w:hAnsi="Times New Roman" w:hint="eastAsia"/>
@@ -22975,6 +23946,7 @@
         </w:rPr>
         <w:t>而</w:t>
       </w:r>
+      <w:proofErr w:type="spellStart"/>
       <w:r>
         <w:rPr>
           <w:rFonts w:hint="eastAsia"/>
@@ -22982,6 +23954,7 @@
         </w:rPr>
         <w:t>FlaskApp</w:t>
       </w:r>
+      <w:proofErr w:type="spellEnd"/>
       <w:r>
         <w:rPr>
           <w:rFonts w:hint="eastAsia"/>
@@ -23204,12 +24177,14 @@
         </w:rPr>
         <w:t>使用</w:t>
       </w:r>
+      <w:proofErr w:type="spellStart"/>
       <w:r>
         <w:rPr>
           <w:sz w:val="24"/>
         </w:rPr>
         <w:t>threading.Thread</w:t>
       </w:r>
+      <w:proofErr w:type="spellEnd"/>
       <w:r>
         <w:rPr>
           <w:sz w:val="24"/>
@@ -23635,6 +24610,7 @@
         </w:rPr>
         <w:t>所示，</w:t>
       </w:r>
+      <w:proofErr w:type="spellStart"/>
       <w:r>
         <w:rPr>
           <w:rFonts w:hint="eastAsia"/>
@@ -23642,6 +24618,7 @@
         </w:rPr>
         <w:t>VideoProcessor</w:t>
       </w:r>
+      <w:proofErr w:type="spellEnd"/>
       <w:r>
         <w:rPr>
           <w:rFonts w:hint="eastAsia"/>
@@ -24185,6 +25162,7 @@
         </w:rPr>
         <w:t>即</w:t>
       </w:r>
+      <w:proofErr w:type="spellStart"/>
       <w:r>
         <w:rPr>
           <w:rFonts w:hint="eastAsia"/>
@@ -24192,6 +25170,7 @@
         </w:rPr>
         <w:t>DatabaseHelper</w:t>
       </w:r>
+      <w:proofErr w:type="spellEnd"/>
       <w:r>
         <w:rPr>
           <w:rFonts w:hint="eastAsia"/>
@@ -24283,6 +25262,7 @@
         </w:rPr>
         <w:t>语句</w:t>
       </w:r>
+      <w:proofErr w:type="spellStart"/>
       <w:r>
         <w:rPr>
           <w:rFonts w:hint="eastAsia"/>
@@ -24290,6 +25270,7 @@
         </w:rPr>
         <w:t>MySQLConnector</w:t>
       </w:r>
+      <w:proofErr w:type="spellEnd"/>
       <w:r>
         <w:rPr>
           <w:rFonts w:hint="eastAsia"/>
@@ -24667,7 +25648,23 @@
           <w:rFonts w:hint="eastAsia"/>
           <w:sz w:val="24"/>
         </w:rPr>
-        <w:t>跳帧处理是提升处理速度的关键策略。</w:t>
+        <w:t>跳</w:t>
+      </w:r>
+      <w:proofErr w:type="gramStart"/>
+      <w:r>
+        <w:rPr>
+          <w:rFonts w:hint="eastAsia"/>
+          <w:sz w:val="24"/>
+        </w:rPr>
+        <w:t>帧处理</w:t>
+      </w:r>
+      <w:proofErr w:type="gramEnd"/>
+      <w:r>
+        <w:rPr>
+          <w:rFonts w:hint="eastAsia"/>
+          <w:sz w:val="24"/>
+        </w:rPr>
+        <w:t>是提升处理速度的关键策略。</w:t>
       </w:r>
       <w:r>
         <w:rPr>
@@ -24676,12 +25673,21 @@
         </w:rPr>
         <w:t>通过设置</w:t>
       </w:r>
-      <w:r>
-        <w:rPr>
-          <w:rFonts w:hint="eastAsia"/>
-          <w:sz w:val="24"/>
-        </w:rPr>
-        <w:t>process_every_n_frames=2</w:t>
+      <w:proofErr w:type="spellStart"/>
+      <w:r>
+        <w:rPr>
+          <w:rFonts w:hint="eastAsia"/>
+          <w:sz w:val="24"/>
+        </w:rPr>
+        <w:t>process_every_n_frames</w:t>
+      </w:r>
+      <w:proofErr w:type="spellEnd"/>
+      <w:r>
+        <w:rPr>
+          <w:rFonts w:hint="eastAsia"/>
+          <w:sz w:val="24"/>
+        </w:rPr>
+        <w:t>=2</w:t>
       </w:r>
       <w:r>
         <w:rPr>
@@ -24752,14 +25758,55 @@
           <w:rFonts w:hint="eastAsia"/>
           <w:sz w:val="24"/>
         </w:rPr>
-        <w:t>实现逻辑为在主处理循环中判断当前帧是否需要处理（</w:t>
-      </w:r>
-      <w:r>
-        <w:rPr>
-          <w:rFonts w:hint="eastAsia"/>
-          <w:sz w:val="24"/>
-        </w:rPr>
-        <w:t>frame_count % 2 == 0</w:t>
+        <w:t>实现逻辑为在</w:t>
+      </w:r>
+      <w:proofErr w:type="gramStart"/>
+      <w:r>
+        <w:rPr>
+          <w:rFonts w:hint="eastAsia"/>
+          <w:sz w:val="24"/>
+        </w:rPr>
+        <w:t>主处理</w:t>
+      </w:r>
+      <w:proofErr w:type="gramEnd"/>
+      <w:r>
+        <w:rPr>
+          <w:rFonts w:hint="eastAsia"/>
+          <w:sz w:val="24"/>
+        </w:rPr>
+        <w:t>循环中判断当前</w:t>
+      </w:r>
+      <w:proofErr w:type="gramStart"/>
+      <w:r>
+        <w:rPr>
+          <w:rFonts w:hint="eastAsia"/>
+          <w:sz w:val="24"/>
+        </w:rPr>
+        <w:t>帧</w:t>
+      </w:r>
+      <w:proofErr w:type="gramEnd"/>
+      <w:r>
+        <w:rPr>
+          <w:rFonts w:hint="eastAsia"/>
+          <w:sz w:val="24"/>
+        </w:rPr>
+        <w:t>是否需要处理（</w:t>
+      </w:r>
+      <w:proofErr w:type="spellStart"/>
+      <w:r>
+        <w:rPr>
+          <w:rFonts w:hint="eastAsia"/>
+          <w:sz w:val="24"/>
+        </w:rPr>
+        <w:t>frame_count</w:t>
+      </w:r>
+      <w:proofErr w:type="spellEnd"/>
+      <w:r>
+        <w:rPr>
+          <w:rFonts w:hint="eastAsia"/>
+          <w:sz w:val="24"/>
+        </w:rPr>
+        <w:t xml:space="preserve"> % 2 == 0</w:t>
       </w:r>
       <w:r>
         <w:rPr>
@@ -24946,7 +25993,23 @@
           <w:rFonts w:hint="eastAsia"/>
           <w:sz w:val="24"/>
         </w:rPr>
-        <w:t>device='cpu'</w:t>
+        <w:t>device='</w:t>
+      </w:r>
+      <w:proofErr w:type="spellStart"/>
+      <w:r>
+        <w:rPr>
+          <w:rFonts w:hint="eastAsia"/>
+          <w:sz w:val="24"/>
+        </w:rPr>
+        <w:t>cpu</w:t>
+      </w:r>
+      <w:proofErr w:type="spellEnd"/>
+      <w:r>
+        <w:rPr>
+          <w:rFonts w:hint="eastAsia"/>
+          <w:sz w:val="24"/>
+        </w:rPr>
+        <w:t>'</w:t>
       </w:r>
       <w:r>
         <w:rPr>
@@ -24976,19 +26039,37 @@
         </w:rPr>
         <w:t>GPU</w:t>
       </w:r>
-      <w:r>
-        <w:rPr>
-          <w:rFonts w:hint="eastAsia"/>
-          <w:sz w:val="24"/>
-        </w:rPr>
-        <w:t>不可用时的错误。同时指定</w:t>
-      </w:r>
-      <w:r>
-        <w:rPr>
-          <w:rFonts w:hint="eastAsia"/>
-          <w:sz w:val="24"/>
-        </w:rPr>
-        <w:t>imgsz=640</w:t>
+      <w:proofErr w:type="gramStart"/>
+      <w:r>
+        <w:rPr>
+          <w:rFonts w:hint="eastAsia"/>
+          <w:sz w:val="24"/>
+        </w:rPr>
+        <w:t>不</w:t>
+      </w:r>
+      <w:proofErr w:type="gramEnd"/>
+      <w:r>
+        <w:rPr>
+          <w:rFonts w:hint="eastAsia"/>
+          <w:sz w:val="24"/>
+        </w:rPr>
+        <w:t>可用时的错误。同时指定</w:t>
+      </w:r>
+      <w:proofErr w:type="spellStart"/>
+      <w:r>
+        <w:rPr>
+          <w:rFonts w:hint="eastAsia"/>
+          <w:sz w:val="24"/>
+        </w:rPr>
+        <w:t>imgsz</w:t>
+      </w:r>
+      <w:proofErr w:type="spellEnd"/>
+      <w:r>
+        <w:rPr>
+          <w:rFonts w:hint="eastAsia"/>
+          <w:sz w:val="24"/>
+        </w:rPr>
+        <w:t>=640</w:t>
       </w:r>
       <w:r>
         <w:rPr>
@@ -26978,8 +28059,17 @@
                 <w:rFonts w:hint="eastAsia"/>
                 <w:szCs w:val="21"/>
               </w:rPr>
-              <w:t>观察视频流显示</w:t>
+              <w:t>观察视频</w:t>
             </w:r>
+            <w:proofErr w:type="gramStart"/>
+            <w:r>
+              <w:rPr>
+                <w:rFonts w:hint="eastAsia"/>
+                <w:szCs w:val="21"/>
+              </w:rPr>
+              <w:t>流显示</w:t>
+            </w:r>
+            <w:proofErr w:type="gramEnd"/>
           </w:p>
         </w:tc>
         <w:tc>
@@ -28628,7 +29718,21 @@
         <w:rPr>
           <w:sz w:val="24"/>
         </w:rPr>
-        <w:t>视频流播放核心功能运行稳定；</w:t>
+        <w:t>视频</w:t>
+      </w:r>
+      <w:proofErr w:type="gramStart"/>
+      <w:r>
+        <w:rPr>
+          <w:sz w:val="24"/>
+        </w:rPr>
+        <w:t>流播放核心</w:t>
+      </w:r>
+      <w:proofErr w:type="gramEnd"/>
+      <w:r>
+        <w:rPr>
+          <w:sz w:val="24"/>
+        </w:rPr>
+        <w:t>功能运行稳定；</w:t>
       </w:r>
       <w:r>
         <w:rPr>
@@ -28771,7 +29875,14 @@
         <w:rPr>
           <w:sz w:val="24"/>
         </w:rPr>
-        <w:t>采用前后端分离的分布式架构模式，前端</w:t>
+        <w:t>采用前后端分离的分布式架构模式，</w:t>
+      </w:r>
+      <w:proofErr w:type="gramStart"/>
+      <w:r>
+        <w:rPr>
+          <w:sz w:val="24"/>
+        </w:rPr>
+        <w:t>前端</w:t>
       </w:r>
       <w:r>
         <w:rPr>
@@ -28780,6 +29891,7 @@
         </w:rPr>
         <w:t>靠</w:t>
       </w:r>
+      <w:proofErr w:type="gramEnd"/>
       <w:r>
         <w:rPr>
           <w:sz w:val="24"/>
@@ -28931,12 +30043,14 @@
         </w:rPr>
         <w:t>开发过程中，引入</w:t>
       </w:r>
+      <w:proofErr w:type="spellStart"/>
       <w:r>
         <w:rPr>
           <w:sz w:val="24"/>
         </w:rPr>
         <w:t>CommunityToolkit.Mvvm</w:t>
       </w:r>
+      <w:proofErr w:type="spellEnd"/>
       <w:r>
         <w:rPr>
           <w:sz w:val="24"/>
@@ -29075,17 +30189,33 @@
         </w:rPr>
         <w:t>同时，我把视频处理的核心逻辑封装到了</w:t>
       </w:r>
+      <w:proofErr w:type="spellStart"/>
       <w:r>
         <w:rPr>
           <w:sz w:val="24"/>
         </w:rPr>
         <w:t>VideoProcessor</w:t>
       </w:r>
-      <w:r>
-        <w:rPr>
-          <w:sz w:val="24"/>
-        </w:rPr>
-        <w:t>这个类里面。为了提高后端服务的处理效率和响应速度，还针对性地做了跳帧处理和结果缓存这些优化策略</w:t>
+      <w:proofErr w:type="spellEnd"/>
+      <w:r>
+        <w:rPr>
+          <w:sz w:val="24"/>
+        </w:rPr>
+        <w:t>这个类里面。为了提高后端服务的处理效率和响应速度，还针对性地做了跳</w:t>
+      </w:r>
+      <w:proofErr w:type="gramStart"/>
+      <w:r>
+        <w:rPr>
+          <w:sz w:val="24"/>
+        </w:rPr>
+        <w:t>帧处理</w:t>
+      </w:r>
+      <w:proofErr w:type="gramEnd"/>
+      <w:r>
+        <w:rPr>
+          <w:sz w:val="24"/>
+        </w:rPr>
+        <w:t>和结果缓存这些优化策略</w:t>
       </w:r>
       <w:r>
         <w:rPr>
@@ -29311,11 +30441,19 @@
         </w:rPr>
         <w:t>了</w:t>
       </w:r>
-      <w:r>
-        <w:rPr>
-          <w:sz w:val="24"/>
-        </w:rPr>
-        <w:t>证系统的功能完整性与性能达标情况，本文设计了功能测试方案</w:t>
+      <w:proofErr w:type="gramStart"/>
+      <w:r>
+        <w:rPr>
+          <w:sz w:val="24"/>
+        </w:rPr>
+        <w:t>证系统</w:t>
+      </w:r>
+      <w:proofErr w:type="gramEnd"/>
+      <w:r>
+        <w:rPr>
+          <w:sz w:val="24"/>
+        </w:rPr>
+        <w:t>的功能完整性与性能达标情况，本文设计了功能测试方案</w:t>
       </w:r>
       <w:r>
         <w:rPr>
@@ -29438,11 +30576,33 @@
         </w:rPr>
         <w:t>MJPEG</w:t>
       </w:r>
-      <w:r>
-        <w:rPr>
-          <w:sz w:val="24"/>
-        </w:rPr>
-        <w:t>流显示方案，解决了移动平台视频流显示的跨域限制问题。综合运用跳帧处理、结果缓存、轻量模型、绘制优化等多种策略，在</w:t>
+      <w:proofErr w:type="gramStart"/>
+      <w:r>
+        <w:rPr>
+          <w:sz w:val="24"/>
+        </w:rPr>
+        <w:t>流显示</w:t>
+      </w:r>
+      <w:proofErr w:type="gramEnd"/>
+      <w:r>
+        <w:rPr>
+          <w:sz w:val="24"/>
+        </w:rPr>
+        <w:t>方案，解决了移动平台视频</w:t>
+      </w:r>
+      <w:proofErr w:type="gramStart"/>
+      <w:r>
+        <w:rPr>
+          <w:sz w:val="24"/>
+        </w:rPr>
+        <w:t>流显示</w:t>
+      </w:r>
+      <w:proofErr w:type="gramEnd"/>
+      <w:r>
+        <w:rPr>
+          <w:sz w:val="24"/>
+        </w:rPr>
+        <w:t>的跨域限制问题。综合运用跳帧处理、结果缓存、轻量模型、绘制优化等多种策略，在</w:t>
       </w:r>
       <w:r>
         <w:rPr>
@@ -29601,7 +30761,23 @@
           <w:rFonts w:hint="eastAsia"/>
           <w:sz w:val="24"/>
         </w:rPr>
-        <w:t>针对移动平台上视频流显示经常遇到的跨域问题，我们提出了一种基于</w:t>
+        <w:t>针对移动平台上视频</w:t>
+      </w:r>
+      <w:proofErr w:type="gramStart"/>
+      <w:r>
+        <w:rPr>
+          <w:rFonts w:hint="eastAsia"/>
+          <w:sz w:val="24"/>
+        </w:rPr>
+        <w:t>流显示</w:t>
+      </w:r>
+      <w:proofErr w:type="gramEnd"/>
+      <w:r>
+        <w:rPr>
+          <w:rFonts w:hint="eastAsia"/>
+          <w:sz w:val="24"/>
+        </w:rPr>
+        <w:t>经常遇到的跨域问题，我们提出了一种基于</w:t>
       </w:r>
       <w:r>
         <w:rPr>
@@ -29638,12 +30814,21 @@
         </w:rPr>
         <w:t>MJPEG</w:t>
       </w:r>
-      <w:r>
-        <w:rPr>
-          <w:rFonts w:hint="eastAsia"/>
-          <w:sz w:val="24"/>
-        </w:rPr>
-        <w:t>流显示方案</w:t>
+      <w:proofErr w:type="gramStart"/>
+      <w:r>
+        <w:rPr>
+          <w:rFonts w:hint="eastAsia"/>
+          <w:sz w:val="24"/>
+        </w:rPr>
+        <w:t>流显示</w:t>
+      </w:r>
+      <w:proofErr w:type="gramEnd"/>
+      <w:r>
+        <w:rPr>
+          <w:rFonts w:hint="eastAsia"/>
+          <w:sz w:val="24"/>
+        </w:rPr>
+        <w:t>方案</w:t>
       </w:r>
       <w:r>
         <w:rPr>
@@ -29936,6 +31121,7 @@
         </w:rPr>
         <w:t>持续跟踪同一个目标。后面可以加入像</w:t>
       </w:r>
+      <w:proofErr w:type="spellStart"/>
       <w:r>
         <w:rPr>
           <w:rFonts w:hint="eastAsia"/>
@@ -29943,12 +31129,29 @@
         </w:rPr>
         <w:t>DeepSORT</w:t>
       </w:r>
-      <w:r>
-        <w:rPr>
-          <w:rFonts w:hint="eastAsia"/>
-          <w:sz w:val="24"/>
-        </w:rPr>
-        <w:t>这类成熟的目标跟踪算法，把不同视频帧里出现的同一个目标关联起来，形成连续的运动轨迹，从而让系统能覆盖更多的应用场景。</w:t>
+      <w:proofErr w:type="spellEnd"/>
+      <w:r>
+        <w:rPr>
+          <w:rFonts w:hint="eastAsia"/>
+          <w:sz w:val="24"/>
+        </w:rPr>
+        <w:t>这类成熟的目标跟踪算法，把不同</w:t>
+      </w:r>
+      <w:proofErr w:type="gramStart"/>
+      <w:r>
+        <w:rPr>
+          <w:rFonts w:hint="eastAsia"/>
+          <w:sz w:val="24"/>
+        </w:rPr>
+        <w:t>视频帧里出现</w:t>
+      </w:r>
+      <w:proofErr w:type="gramEnd"/>
+      <w:r>
+        <w:rPr>
+          <w:rFonts w:hint="eastAsia"/>
+          <w:sz w:val="24"/>
+        </w:rPr>
+        <w:t>的同一个目标关联起来，形成连续的运动轨迹，从而让系统能覆盖更多的应用场景。</w:t>
       </w:r>
     </w:p>
     <w:p>
@@ -29967,7 +31170,23 @@
           <w:rFonts w:hint="eastAsia"/>
           <w:sz w:val="24"/>
         </w:rPr>
-        <w:t>模型灵活性也是个问题。目前检测模型是固定的，不能换。未来可以增加模型在线更新的功能，允许用户自己上传自定义模型，或者在系统里内置多种预训练模型供大家选择，这样就能适应不同场景下的检测需求，系统的通用性也会更强。</w:t>
+        <w:t>模型灵活性也是个问题。目前检测模型是固定的，不能换。未来可以增加模型在线更新的功能，允许用户自己上传自定义模型，或者在系统里内置多种</w:t>
+      </w:r>
+      <w:proofErr w:type="gramStart"/>
+      <w:r>
+        <w:rPr>
+          <w:rFonts w:hint="eastAsia"/>
+          <w:sz w:val="24"/>
+        </w:rPr>
+        <w:t>预训练</w:t>
+      </w:r>
+      <w:proofErr w:type="gramEnd"/>
+      <w:r>
+        <w:rPr>
+          <w:rFonts w:hint="eastAsia"/>
+          <w:sz w:val="24"/>
+        </w:rPr>
+        <w:t>模型供大家选择，这样就能适应不同场景下的检测需求，系统的通用性也会更强。</w:t>
       </w:r>
     </w:p>
     <w:p>
@@ -30047,7 +31266,23 @@
           <w:rFonts w:hint="eastAsia"/>
           <w:sz w:val="24"/>
         </w:rPr>
-        <w:t>平台上，移动端的适配还有不少提升空间。以后可以针对移动端做更多性能和体验上的优化，比如加强对</w:t>
+        <w:t>平台上，移动端的适配还有不少提升空间。以后可以针对</w:t>
+      </w:r>
+      <w:proofErr w:type="gramStart"/>
+      <w:r>
+        <w:rPr>
+          <w:rFonts w:hint="eastAsia"/>
+          <w:sz w:val="24"/>
+        </w:rPr>
+        <w:t>移动端做更多</w:t>
+      </w:r>
+      <w:proofErr w:type="gramEnd"/>
+      <w:r>
+        <w:rPr>
+          <w:rFonts w:hint="eastAsia"/>
+          <w:sz w:val="24"/>
+        </w:rPr>
+        <w:t>性能和体验上的优化，比如加强对</w:t>
       </w:r>
       <w:r>
         <w:rPr>
@@ -30089,7 +31324,23 @@
           <w:rFonts w:hint="eastAsia"/>
           <w:sz w:val="24"/>
         </w:rPr>
-        <w:t>这些移动网络的适配能力，优化算法逻辑来减少电量消耗，让移动端用户用起来更顺手。</w:t>
+        <w:t>这些移动网络的适配能力，优化算法逻辑来减少电量消耗，让移动</w:t>
+      </w:r>
+      <w:proofErr w:type="gramStart"/>
+      <w:r>
+        <w:rPr>
+          <w:rFonts w:hint="eastAsia"/>
+          <w:sz w:val="24"/>
+        </w:rPr>
+        <w:t>端用户</w:t>
+      </w:r>
+      <w:proofErr w:type="gramEnd"/>
+      <w:r>
+        <w:rPr>
+          <w:rFonts w:hint="eastAsia"/>
+          <w:sz w:val="24"/>
+        </w:rPr>
+        <w:t>用起来更顺手。</w:t>
       </w:r>
     </w:p>
     <w:p>
@@ -30263,7 +31514,35 @@
         <w:rPr>
           <w:szCs w:val="21"/>
         </w:rPr>
-        <w:t>[J]. Qinghua Daxue Xuebao/Journal of Tsinghua University, 2018, 58(4): 438-444.</w:t>
+        <w:t xml:space="preserve">[J]. Qinghua </w:t>
+      </w:r>
+      <w:proofErr w:type="spellStart"/>
+      <w:r>
+        <w:rPr>
+          <w:szCs w:val="21"/>
+        </w:rPr>
+        <w:t>Daxue</w:t>
+      </w:r>
+      <w:proofErr w:type="spellEnd"/>
+      <w:r>
+        <w:rPr>
+          <w:szCs w:val="21"/>
+        </w:rPr>
+        <w:t xml:space="preserve"> </w:t>
+      </w:r>
+      <w:proofErr w:type="spellStart"/>
+      <w:r>
+        <w:rPr>
+          <w:szCs w:val="21"/>
+        </w:rPr>
+        <w:t>Xuebao</w:t>
+      </w:r>
+      <w:proofErr w:type="spellEnd"/>
+      <w:r>
+        <w:rPr>
+          <w:szCs w:val="21"/>
+        </w:rPr>
+        <w:t>/Journal of Tsinghua University, 2018, 58(4): 438-444.</w:t>
       </w:r>
       <w:bookmarkEnd w:id="52"/>
     </w:p>
@@ -30411,7 +31690,21 @@
         <w:rPr>
           <w:szCs w:val="21"/>
         </w:rPr>
-        <w:t>中国图象图形学报</w:t>
+        <w:t>中国</w:t>
+      </w:r>
+      <w:proofErr w:type="gramStart"/>
+      <w:r>
+        <w:rPr>
+          <w:szCs w:val="21"/>
+        </w:rPr>
+        <w:t>图象</w:t>
+      </w:r>
+      <w:proofErr w:type="gramEnd"/>
+      <w:r>
+        <w:rPr>
+          <w:szCs w:val="21"/>
+        </w:rPr>
+        <w:t>图形学报</w:t>
       </w:r>
       <w:r>
         <w:rPr>
@@ -30436,11 +31729,19 @@
         </w:rPr>
       </w:pPr>
       <w:bookmarkStart w:id="55" w:name="_Ref226305963"/>
-      <w:r>
-        <w:rPr>
-          <w:szCs w:val="21"/>
-        </w:rPr>
-        <w:t>Girshick R, Donahue J, Darrell T, et al. Rich feature hierarchies for accurate object detection and semantic segmentation[C]//Proceedings of the IEEE conference on computer vision and pattern recognition. 2014: 580-587.</w:t>
+      <w:proofErr w:type="spellStart"/>
+      <w:r>
+        <w:rPr>
+          <w:szCs w:val="21"/>
+        </w:rPr>
+        <w:t>Girshick</w:t>
+      </w:r>
+      <w:proofErr w:type="spellEnd"/>
+      <w:r>
+        <w:rPr>
+          <w:szCs w:val="21"/>
+        </w:rPr>
+        <w:t xml:space="preserve"> R, Donahue J, Darrell T, et al. Rich feature hierarchies for accurate object detection and semantic segmentation[C]//Proceedings of the IEEE conference on computer vision and pattern recognition. 2014: 580-587.</w:t>
       </w:r>
       <w:bookmarkEnd w:id="55"/>
     </w:p>
@@ -30459,11 +31760,33 @@
         </w:rPr>
       </w:pPr>
       <w:bookmarkStart w:id="56" w:name="_Ref226306023"/>
-      <w:r>
-        <w:rPr>
-          <w:szCs w:val="21"/>
-        </w:rPr>
-        <w:t>Girshick R. Fast r-cnn[C]//Proceedings of the IEEE international conference on computer vision. 2015: 1440-1448.</w:t>
+      <w:proofErr w:type="spellStart"/>
+      <w:r>
+        <w:rPr>
+          <w:szCs w:val="21"/>
+        </w:rPr>
+        <w:t>Girshick</w:t>
+      </w:r>
+      <w:proofErr w:type="spellEnd"/>
+      <w:r>
+        <w:rPr>
+          <w:szCs w:val="21"/>
+        </w:rPr>
+        <w:t xml:space="preserve"> R. Fast r-</w:t>
+      </w:r>
+      <w:proofErr w:type="spellStart"/>
+      <w:r>
+        <w:rPr>
+          <w:szCs w:val="21"/>
+        </w:rPr>
+        <w:t>cnn</w:t>
+      </w:r>
+      <w:proofErr w:type="spellEnd"/>
+      <w:r>
+        <w:rPr>
+          <w:szCs w:val="21"/>
+        </w:rPr>
+        <w:t>[C]//Proceedings of the IEEE international conference on computer vision. 2015: 1440-1448.</w:t>
       </w:r>
       <w:bookmarkEnd w:id="56"/>
     </w:p>
@@ -30486,7 +31809,35 @@
         <w:rPr>
           <w:szCs w:val="21"/>
         </w:rPr>
-        <w:t>Redmon J, Divvala S, Girshick R, et al. You only look once: Unified, real-time object detection[C]//Proceedings of the IEEE conference on computer vision and pattern recognition. 2016: 779-788.</w:t>
+        <w:t xml:space="preserve">Redmon J, </w:t>
+      </w:r>
+      <w:proofErr w:type="spellStart"/>
+      <w:r>
+        <w:rPr>
+          <w:szCs w:val="21"/>
+        </w:rPr>
+        <w:t>Divvala</w:t>
+      </w:r>
+      <w:proofErr w:type="spellEnd"/>
+      <w:r>
+        <w:rPr>
+          <w:szCs w:val="21"/>
+        </w:rPr>
+        <w:t xml:space="preserve"> S, </w:t>
+      </w:r>
+      <w:proofErr w:type="spellStart"/>
+      <w:r>
+        <w:rPr>
+          <w:szCs w:val="21"/>
+        </w:rPr>
+        <w:t>Girshick</w:t>
+      </w:r>
+      <w:proofErr w:type="spellEnd"/>
+      <w:r>
+        <w:rPr>
+          <w:szCs w:val="21"/>
+        </w:rPr>
+        <w:t xml:space="preserve"> R, et al. You only look once: Unified, real-time object detection[C]//Proceedings of the IEEE conference on computer vision and pattern recognition. 2016: 779-788.</w:t>
       </w:r>
       <w:bookmarkEnd w:id="57"/>
     </w:p>
@@ -30528,11 +31879,33 @@
         </w:rPr>
       </w:pPr>
       <w:bookmarkStart w:id="59" w:name="_Ref226306351"/>
-      <w:r>
-        <w:rPr>
-          <w:szCs w:val="21"/>
-        </w:rPr>
-        <w:t>Kotthapalli M, Ravipati D, Bhatia R. Yolov1 to yolov11: A comprehensive survey of real-time object detection innovations and challenges[J]. arXiv preprint arXiv:2508.02067, 2025.</w:t>
+      <w:proofErr w:type="spellStart"/>
+      <w:r>
+        <w:rPr>
+          <w:szCs w:val="21"/>
+        </w:rPr>
+        <w:t>Kotthapalli</w:t>
+      </w:r>
+      <w:proofErr w:type="spellEnd"/>
+      <w:r>
+        <w:rPr>
+          <w:szCs w:val="21"/>
+        </w:rPr>
+        <w:t xml:space="preserve"> M, Ravipati D, Bhatia R. Yolov1 to yolov11: A comprehensive survey of real-time object detection innovations and challenges[J]. </w:t>
+      </w:r>
+      <w:proofErr w:type="spellStart"/>
+      <w:r>
+        <w:rPr>
+          <w:szCs w:val="21"/>
+        </w:rPr>
+        <w:t>arXiv</w:t>
+      </w:r>
+      <w:proofErr w:type="spellEnd"/>
+      <w:r>
+        <w:rPr>
+          <w:szCs w:val="21"/>
+        </w:rPr>
+        <w:t xml:space="preserve"> preprint arXiv:2508.02067, 2025.</w:t>
       </w:r>
       <w:bookmarkEnd w:id="59"/>
     </w:p>
@@ -30579,7 +31952,21 @@
         <w:rPr>
           <w:szCs w:val="21"/>
         </w:rPr>
-        <w:t>Montaquila M. .NET MAUI for C# Developers: Build cross-platform mobile and desktop applications[M]. Packt Publishing Ltd, 2023.</w:t>
+        <w:t xml:space="preserve">Montaquila M. .NET MAUI for C# Developers: Build cross-platform mobile and desktop applications[M]. </w:t>
+      </w:r>
+      <w:proofErr w:type="spellStart"/>
+      <w:r>
+        <w:rPr>
+          <w:szCs w:val="21"/>
+        </w:rPr>
+        <w:t>Packt</w:t>
+      </w:r>
+      <w:proofErr w:type="spellEnd"/>
+      <w:r>
+        <w:rPr>
+          <w:szCs w:val="21"/>
+        </w:rPr>
+        <w:t xml:space="preserve"> Publishing Ltd, 2023.</w:t>
       </w:r>
       <w:bookmarkEnd w:id="60"/>
     </w:p>
@@ -30622,12 +32009,14 @@
         </w:rPr>
         <w:t xml:space="preserve">, </w:t>
       </w:r>
+      <w:proofErr w:type="gramStart"/>
       <w:r>
         <w:rPr>
           <w:szCs w:val="21"/>
         </w:rPr>
         <w:t>孙汉卿</w:t>
       </w:r>
+      <w:proofErr w:type="gramEnd"/>
       <w:r>
         <w:rPr>
           <w:szCs w:val="21"/>
@@ -30662,7 +32051,21 @@
         <w:rPr>
           <w:szCs w:val="21"/>
         </w:rPr>
-        <w:t>中国图象图形学报</w:t>
+        <w:t>中国</w:t>
+      </w:r>
+      <w:proofErr w:type="gramStart"/>
+      <w:r>
+        <w:rPr>
+          <w:szCs w:val="21"/>
+        </w:rPr>
+        <w:t>图象</w:t>
+      </w:r>
+      <w:proofErr w:type="gramEnd"/>
+      <w:r>
+        <w:rPr>
+          <w:szCs w:val="21"/>
+        </w:rPr>
+        <w:t>图形学报</w:t>
       </w:r>
       <w:r>
         <w:rPr>
@@ -30715,6 +32118,7 @@
         </w:rPr>
         <w:t>,</w:t>
       </w:r>
+      <w:proofErr w:type="gramStart"/>
       <w:r>
         <w:rPr>
           <w:rFonts w:hint="eastAsia"/>
@@ -30722,6 +32126,7 @@
         </w:rPr>
         <w:t>公维军</w:t>
       </w:r>
+      <w:proofErr w:type="gramEnd"/>
       <w:r>
         <w:rPr>
           <w:rFonts w:hint="eastAsia"/>
@@ -30847,6 +32252,7 @@
         </w:rPr>
       </w:pPr>
       <w:bookmarkStart w:id="64" w:name="_Ref226306818"/>
+      <w:proofErr w:type="gramStart"/>
       <w:r>
         <w:rPr>
           <w:rFonts w:hint="eastAsia"/>
@@ -30854,6 +32260,7 @@
         </w:rPr>
         <w:t>叶锋</w:t>
       </w:r>
+      <w:proofErr w:type="gramEnd"/>
       <w:r>
         <w:rPr>
           <w:rFonts w:hint="eastAsia"/>
@@ -30915,7 +32322,23 @@
           <w:rFonts w:hint="eastAsia"/>
           <w:szCs w:val="21"/>
         </w:rPr>
-        <w:t>,2015,(15):27-28.DOI:10.16184/j.cnki.comprg.2015.15.010.</w:t>
+        <w:t>,2015,(15):</w:t>
+      </w:r>
+      <w:proofErr w:type="gramStart"/>
+      <w:r>
+        <w:rPr>
+          <w:rFonts w:hint="eastAsia"/>
+          <w:szCs w:val="21"/>
+        </w:rPr>
+        <w:t>27-28.DOI:10.16184/j.cnki.comprg</w:t>
+      </w:r>
+      <w:proofErr w:type="gramEnd"/>
+      <w:r>
+        <w:rPr>
+          <w:rFonts w:hint="eastAsia"/>
+          <w:szCs w:val="21"/>
+        </w:rPr>
+        <w:t>.2015.15.010.</w:t>
       </w:r>
       <w:bookmarkEnd w:id="64"/>
     </w:p>
@@ -30938,7 +32361,49 @@
         <w:rPr>
           <w:szCs w:val="21"/>
         </w:rPr>
-        <w:t>Sapkota R, Karkee M. Ultralytics YOLO evolution: An overview of YOLO26, YOLO11, YOLOv8 and YOLOv5 object detectors for computer vision and pattern recognition[J]. arXiv preprint arXiv:2510.09653, 2025.</w:t>
+        <w:t xml:space="preserve">Sapkota R, </w:t>
+      </w:r>
+      <w:proofErr w:type="spellStart"/>
+      <w:r>
+        <w:rPr>
+          <w:szCs w:val="21"/>
+        </w:rPr>
+        <w:t>Karkee</w:t>
+      </w:r>
+      <w:proofErr w:type="spellEnd"/>
+      <w:r>
+        <w:rPr>
+          <w:szCs w:val="21"/>
+        </w:rPr>
+        <w:t xml:space="preserve"> M. </w:t>
+      </w:r>
+      <w:proofErr w:type="spellStart"/>
+      <w:r>
+        <w:rPr>
+          <w:szCs w:val="21"/>
+        </w:rPr>
+        <w:t>Ultralytics</w:t>
+      </w:r>
+      <w:proofErr w:type="spellEnd"/>
+      <w:r>
+        <w:rPr>
+          <w:szCs w:val="21"/>
+        </w:rPr>
+        <w:t xml:space="preserve"> YOLO evolution: An overview of YOLO26, YOLO11, YOLOv8 and YOLOv5 object detectors for computer vision and pattern recognition[J]. </w:t>
+      </w:r>
+      <w:proofErr w:type="spellStart"/>
+      <w:r>
+        <w:rPr>
+          <w:szCs w:val="21"/>
+        </w:rPr>
+        <w:t>arXiv</w:t>
+      </w:r>
+      <w:proofErr w:type="spellEnd"/>
+      <w:r>
+        <w:rPr>
+          <w:szCs w:val="21"/>
+        </w:rPr>
+        <w:t xml:space="preserve"> preprint arXiv:2510.09653, 2025.</w:t>
       </w:r>
       <w:bookmarkEnd w:id="65"/>
     </w:p>
@@ -30957,6 +32422,7 @@
         </w:rPr>
       </w:pPr>
       <w:bookmarkStart w:id="66" w:name="_Ref226306943"/>
+      <w:proofErr w:type="gramStart"/>
       <w:r>
         <w:rPr>
           <w:rFonts w:hint="eastAsia"/>
@@ -30964,6 +32430,7 @@
         </w:rPr>
         <w:t>兰旭辉</w:t>
       </w:r>
+      <w:proofErr w:type="gramEnd"/>
       <w:r>
         <w:rPr>
           <w:rFonts w:hint="eastAsia"/>
@@ -31039,7 +32506,23 @@
           <w:rFonts w:hint="eastAsia"/>
           <w:szCs w:val="21"/>
         </w:rPr>
-        <w:t>,2004,(03):442-443+468.DOI:10.16208/j.issn1000-7024.2004.03.037.</w:t>
+        <w:t>,2004,(03):442-443+468.DOI:10.16208/</w:t>
+      </w:r>
+      <w:proofErr w:type="gramStart"/>
+      <w:r>
+        <w:rPr>
+          <w:rFonts w:hint="eastAsia"/>
+          <w:szCs w:val="21"/>
+        </w:rPr>
+        <w:t>j.issn</w:t>
+      </w:r>
+      <w:proofErr w:type="gramEnd"/>
+      <w:r>
+        <w:rPr>
+          <w:rFonts w:hint="eastAsia"/>
+          <w:szCs w:val="21"/>
+        </w:rPr>
+        <w:t>1000-7024.2004.03.037.</w:t>
       </w:r>
       <w:bookmarkEnd w:id="66"/>
     </w:p>
@@ -31058,6 +32541,7 @@
         </w:rPr>
       </w:pPr>
       <w:bookmarkStart w:id="67" w:name="_Ref226306989"/>
+      <w:proofErr w:type="gramStart"/>
       <w:r>
         <w:rPr>
           <w:rFonts w:hint="eastAsia"/>
@@ -31065,6 +32549,7 @@
         </w:rPr>
         <w:t>黄传禄</w:t>
       </w:r>
+      <w:proofErr w:type="gramEnd"/>
       <w:r>
         <w:rPr>
           <w:rFonts w:hint="eastAsia"/>
@@ -31145,6 +32630,7 @@
         </w:rPr>
       </w:pPr>
       <w:bookmarkStart w:id="68" w:name="_Ref226307026"/>
+      <w:proofErr w:type="gramStart"/>
       <w:r>
         <w:rPr>
           <w:rFonts w:hint="eastAsia"/>
@@ -31152,6 +32638,7 @@
         </w:rPr>
         <w:t>贾小军</w:t>
       </w:r>
+      <w:proofErr w:type="gramEnd"/>
       <w:r>
         <w:rPr>
           <w:rFonts w:hint="eastAsia"/>
@@ -31159,6 +32646,7 @@
         </w:rPr>
         <w:t>,</w:t>
       </w:r>
+      <w:proofErr w:type="gramStart"/>
       <w:r>
         <w:rPr>
           <w:rFonts w:hint="eastAsia"/>
@@ -31166,6 +32654,7 @@
         </w:rPr>
         <w:t>喻擎苍</w:t>
       </w:r>
+      <w:proofErr w:type="gramEnd"/>
       <w:r>
         <w:rPr>
           <w:rFonts w:hint="eastAsia"/>
@@ -31401,7 +32890,23 @@
           <w:rFonts w:hint="eastAsia"/>
           <w:szCs w:val="21"/>
         </w:rPr>
-        <w:t>,2020,23(04):22-24.DOI:10.19644/j.cnki.issn2096-1472.2020.04.006.</w:t>
+        <w:t>,2020,23(04):</w:t>
+      </w:r>
+      <w:proofErr w:type="gramStart"/>
+      <w:r>
+        <w:rPr>
+          <w:rFonts w:hint="eastAsia"/>
+          <w:szCs w:val="21"/>
+        </w:rPr>
+        <w:t>22-24.DOI:10.19644/j.cnki.issn</w:t>
+      </w:r>
+      <w:proofErr w:type="gramEnd"/>
+      <w:r>
+        <w:rPr>
+          <w:rFonts w:hint="eastAsia"/>
+          <w:szCs w:val="21"/>
+        </w:rPr>
+        <w:t>2096-1472.2020.04.006.</w:t>
       </w:r>
       <w:bookmarkEnd w:id="70"/>
     </w:p>
@@ -31488,7 +32993,23 @@
           <w:rFonts w:hint="eastAsia"/>
           <w:szCs w:val="21"/>
         </w:rPr>
-        <w:t>,2020,(11):3-6.DOI:10.16184/j.cnki.comprg.2020.11.001.</w:t>
+        <w:t>,2020,(11):</w:t>
+      </w:r>
+      <w:proofErr w:type="gramStart"/>
+      <w:r>
+        <w:rPr>
+          <w:rFonts w:hint="eastAsia"/>
+          <w:szCs w:val="21"/>
+        </w:rPr>
+        <w:t>3-6.DOI:10.16184/j.cnki.comprg</w:t>
+      </w:r>
+      <w:proofErr w:type="gramEnd"/>
+      <w:r>
+        <w:rPr>
+          <w:rFonts w:hint="eastAsia"/>
+          <w:szCs w:val="21"/>
+        </w:rPr>
+        <w:t>.2020.11.001.</w:t>
       </w:r>
       <w:bookmarkEnd w:id="71"/>
     </w:p>
@@ -32229,8 +33750,16 @@
               <w:rPr>
                 <w:rFonts w:hint="eastAsia"/>
               </w:rPr>
-              <w:t>浙江省杭州下沙高教园区学源街</w:t>
+              <w:t>浙江省杭州下沙高教</w:t>
             </w:r>
+            <w:proofErr w:type="gramStart"/>
+            <w:r>
+              <w:rPr>
+                <w:rFonts w:hint="eastAsia"/>
+              </w:rPr>
+              <w:t>园区学源街</w:t>
+            </w:r>
+            <w:proofErr w:type="gramEnd"/>
           </w:p>
         </w:tc>
         <w:tc>
@@ -32559,9 +34088,11 @@
             <w:gridSpan w:val="5"/>
           </w:tcPr>
           <w:p>
+            <w:proofErr w:type="gramStart"/>
             <w:r>
               <w:t>单良</w:t>
             </w:r>
+            <w:proofErr w:type="gramEnd"/>
           </w:p>
         </w:tc>
       </w:tr>
@@ -32722,8 +34253,16 @@
               <w:rPr>
                 <w:rFonts w:hint="eastAsia"/>
               </w:rPr>
-              <w:t>application/msword</w:t>
+              <w:t>application/</w:t>
             </w:r>
+            <w:proofErr w:type="spellStart"/>
+            <w:r>
+              <w:rPr>
+                <w:rFonts w:hint="eastAsia"/>
+              </w:rPr>
+              <w:t>msword</w:t>
+            </w:r>
+            <w:proofErr w:type="spellEnd"/>
             <w:r>
               <w:rPr>
                 <w:rFonts w:hint="eastAsia"/>
@@ -32846,7 +34385,7 @@
               <w:rPr>
                 <w:rFonts w:hint="eastAsia"/>
               </w:rPr>
-              <w:t>31</w:t>
+              <w:t>27</w:t>
             </w:r>
           </w:p>
         </w:tc>

--- a/毕业论文v1.1.docx
+++ b/毕业论文v1.1.docx
@@ -1245,9 +1245,62 @@
           <w:szCs w:val="28"/>
           <w:u w:val="single"/>
         </w:rPr>
-        <w:t>工</w:t>
-      </w:r>
-      <w:proofErr w:type="gramStart"/>
+        <w:t>工学学士</w:t>
+      </w:r>
+      <w:r>
+        <w:rPr>
+          <w:rFonts w:hint="eastAsia"/>
+          <w:sz w:val="32"/>
+          <w:u w:val="single"/>
+        </w:rPr>
+        <w:t xml:space="preserve"> </w:t>
+      </w:r>
+      <w:r>
+        <w:rPr>
+          <w:rFonts w:hint="eastAsia"/>
+          <w:sz w:val="32"/>
+          <w:u w:val="single"/>
+        </w:rPr>
+        <w:t xml:space="preserve"> </w:t>
+      </w:r>
+      <w:r>
+        <w:rPr>
+          <w:rFonts w:hint="eastAsia"/>
+          <w:sz w:val="32"/>
+          <w:u w:val="single"/>
+        </w:rPr>
+        <w:t xml:space="preserve">  </w:t>
+      </w:r>
+      <w:r>
+        <w:rPr>
+          <w:rFonts w:hint="eastAsia"/>
+          <w:sz w:val="32"/>
+        </w:rPr>
+        <w:t xml:space="preserve">     </w:t>
+      </w:r>
+      <w:r>
+        <w:rPr>
+          <w:rFonts w:hint="eastAsia"/>
+          <w:sz w:val="32"/>
+        </w:rPr>
+        <w:t xml:space="preserve">   </w:t>
+      </w:r>
+      <w:r>
+        <w:rPr>
+          <w:rFonts w:hint="eastAsia"/>
+          <w:sz w:val="28"/>
+          <w:szCs w:val="28"/>
+        </w:rPr>
+        <w:t>指导教师</w:t>
+      </w:r>
+      <w:r>
+        <w:rPr>
+          <w:rFonts w:hint="eastAsia"/>
+          <w:sz w:val="32"/>
+          <w:u w:val="single"/>
+        </w:rPr>
+        <w:t xml:space="preserve">  </w:t>
+      </w:r>
       <w:r>
         <w:rPr>
           <w:rFonts w:hint="eastAsia"/>
@@ -1255,9 +1308,8 @@
           <w:szCs w:val="28"/>
           <w:u w:val="single"/>
         </w:rPr>
-        <w:t>学</w:t>
-      </w:r>
-      <w:proofErr w:type="gramEnd"/>
+        <w:t>何灵敏</w:t>
+      </w:r>
       <w:r>
         <w:rPr>
           <w:rFonts w:hint="eastAsia"/>
@@ -1265,61 +1317,7 @@
           <w:szCs w:val="28"/>
           <w:u w:val="single"/>
         </w:rPr>
-        <w:t>学士</w:t>
-      </w:r>
-      <w:r>
-        <w:rPr>
-          <w:rFonts w:hint="eastAsia"/>
-          <w:sz w:val="32"/>
-          <w:u w:val="single"/>
-        </w:rPr>
         <w:t xml:space="preserve"> </w:t>
-      </w:r>
-      <w:r>
-        <w:rPr>
-          <w:rFonts w:hint="eastAsia"/>
-          <w:sz w:val="32"/>
-          <w:u w:val="single"/>
-        </w:rPr>
-        <w:t xml:space="preserve"> </w:t>
-      </w:r>
-      <w:r>
-        <w:rPr>
-          <w:rFonts w:hint="eastAsia"/>
-          <w:sz w:val="32"/>
-          <w:u w:val="single"/>
-        </w:rPr>
-        <w:t xml:space="preserve">  </w:t>
-      </w:r>
-      <w:r>
-        <w:rPr>
-          <w:rFonts w:hint="eastAsia"/>
-          <w:sz w:val="32"/>
-        </w:rPr>
-        <w:t xml:space="preserve">     </w:t>
-      </w:r>
-      <w:r>
-        <w:rPr>
-          <w:rFonts w:hint="eastAsia"/>
-          <w:sz w:val="32"/>
-        </w:rPr>
-        <w:t xml:space="preserve">   </w:t>
-      </w:r>
-      <w:r>
-        <w:rPr>
-          <w:rFonts w:hint="eastAsia"/>
-          <w:sz w:val="28"/>
-          <w:szCs w:val="28"/>
-        </w:rPr>
-        <w:t>指导教师</w:t>
-      </w:r>
-      <w:r>
-        <w:rPr>
-          <w:rFonts w:hint="eastAsia"/>
-          <w:sz w:val="32"/>
-          <w:u w:val="single"/>
-        </w:rPr>
-        <w:t xml:space="preserve">  </w:t>
       </w:r>
       <w:r>
         <w:rPr>
@@ -1328,7 +1326,7 @@
           <w:szCs w:val="28"/>
           <w:u w:val="single"/>
         </w:rPr>
-        <w:t>何灵敏</w:t>
+        <w:t>副</w:t>
       </w:r>
       <w:r>
         <w:rPr>
@@ -1337,6 +1335,38 @@
           <w:szCs w:val="28"/>
           <w:u w:val="single"/>
         </w:rPr>
+        <w:t>教授</w:t>
+      </w:r>
+      <w:r>
+        <w:rPr>
+          <w:rFonts w:hint="eastAsia"/>
+          <w:sz w:val="32"/>
+          <w:u w:val="single"/>
+        </w:rPr>
+        <w:t xml:space="preserve"> </w:t>
+      </w:r>
+    </w:p>
+    <w:p>
+      <w:pPr>
+        <w:mirrorIndents/>
+        <w:rPr>
+          <w:sz w:val="32"/>
+        </w:rPr>
+      </w:pPr>
+      <w:r>
+        <w:rPr>
+          <w:rFonts w:hint="eastAsia"/>
+          <w:sz w:val="28"/>
+          <w:szCs w:val="28"/>
+        </w:rPr>
+        <w:t>学科专业</w:t>
+      </w:r>
+      <w:r>
+        <w:rPr>
+          <w:rFonts w:hint="eastAsia"/>
+          <w:sz w:val="32"/>
+          <w:u w:val="single"/>
+        </w:rPr>
         <w:t xml:space="preserve"> </w:t>
       </w:r>
       <w:r>
@@ -1346,7 +1376,7 @@
           <w:szCs w:val="28"/>
           <w:u w:val="single"/>
         </w:rPr>
-        <w:t>副</w:t>
+        <w:t>计算机科学与技术</w:t>
       </w:r>
       <w:r>
         <w:rPr>
@@ -1355,7 +1385,7 @@
           <w:szCs w:val="28"/>
           <w:u w:val="single"/>
         </w:rPr>
-        <w:t>教授</w:t>
+        <w:t xml:space="preserve"> </w:t>
       </w:r>
       <w:r>
         <w:rPr>
@@ -1365,21 +1395,34 @@
         </w:rPr>
         <w:t xml:space="preserve"> </w:t>
       </w:r>
-    </w:p>
-    <w:p>
-      <w:pPr>
-        <w:mirrorIndents/>
-        <w:rPr>
+      <w:r>
+        <w:rPr>
+          <w:rFonts w:hint="eastAsia"/>
           <w:sz w:val="32"/>
         </w:rPr>
-      </w:pPr>
+        <w:t xml:space="preserve">  </w:t>
+      </w:r>
+      <w:r>
+        <w:rPr>
+          <w:rFonts w:hint="eastAsia"/>
+          <w:sz w:val="32"/>
+        </w:rPr>
+        <w:t xml:space="preserve">  </w:t>
+      </w:r>
+      <w:r>
+        <w:rPr>
+          <w:rFonts w:hint="eastAsia"/>
+          <w:sz w:val="32"/>
+        </w:rPr>
+        <w:t xml:space="preserve"> </w:t>
+      </w:r>
       <w:r>
         <w:rPr>
           <w:rFonts w:hint="eastAsia"/>
           <w:sz w:val="28"/>
           <w:szCs w:val="28"/>
         </w:rPr>
-        <w:t>学科专业</w:t>
+        <w:t>培养单位</w:t>
       </w:r>
       <w:r>
         <w:rPr>
@@ -1387,7 +1430,7 @@
           <w:sz w:val="32"/>
           <w:u w:val="single"/>
         </w:rPr>
-        <w:t xml:space="preserve"> </w:t>
+        <w:t xml:space="preserve">  </w:t>
       </w:r>
       <w:r>
         <w:rPr>
@@ -1396,7 +1439,7 @@
           <w:szCs w:val="28"/>
           <w:u w:val="single"/>
         </w:rPr>
-        <w:t>计算机科学与技术</w:t>
+        <w:t>中国计量大学</w:t>
       </w:r>
       <w:r>
         <w:rPr>
@@ -1405,7 +1448,23 @@
           <w:szCs w:val="28"/>
           <w:u w:val="single"/>
         </w:rPr>
-        <w:t xml:space="preserve"> </w:t>
+        <w:t xml:space="preserve">  </w:t>
+      </w:r>
+    </w:p>
+    <w:p>
+      <w:pPr>
+        <w:mirrorIndents/>
+        <w:rPr>
+          <w:sz w:val="32"/>
+        </w:rPr>
+      </w:pPr>
+      <w:r>
+        <w:rPr>
+          <w:rFonts w:hint="eastAsia"/>
+          <w:sz w:val="28"/>
+          <w:szCs w:val="28"/>
+        </w:rPr>
+        <w:t>答辩委员会主席</w:t>
       </w:r>
       <w:r>
         <w:rPr>
@@ -1413,97 +1472,16 @@
           <w:sz w:val="32"/>
           <w:u w:val="single"/>
         </w:rPr>
-        <w:t xml:space="preserve"> </w:t>
-      </w:r>
-      <w:r>
-        <w:rPr>
-          <w:rFonts w:hint="eastAsia"/>
-          <w:sz w:val="32"/>
-        </w:rPr>
         <w:t xml:space="preserve">  </w:t>
       </w:r>
       <w:r>
         <w:rPr>
-          <w:rFonts w:hint="eastAsia"/>
-          <w:sz w:val="32"/>
-        </w:rPr>
-        <w:t xml:space="preserve">  </w:t>
-      </w:r>
-      <w:r>
-        <w:rPr>
-          <w:rFonts w:hint="eastAsia"/>
-          <w:sz w:val="32"/>
-        </w:rPr>
-        <w:t xml:space="preserve"> </w:t>
-      </w:r>
-      <w:r>
-        <w:rPr>
-          <w:rFonts w:hint="eastAsia"/>
-          <w:sz w:val="28"/>
-          <w:szCs w:val="28"/>
-        </w:rPr>
-        <w:t>培养单位</w:t>
-      </w:r>
-      <w:r>
-        <w:rPr>
-          <w:rFonts w:hint="eastAsia"/>
-          <w:sz w:val="32"/>
-          <w:u w:val="single"/>
-        </w:rPr>
-        <w:t xml:space="preserve">  </w:t>
-      </w:r>
-      <w:r>
-        <w:rPr>
-          <w:rFonts w:hint="eastAsia"/>
           <w:sz w:val="28"/>
           <w:szCs w:val="28"/>
           <w:u w:val="single"/>
         </w:rPr>
-        <w:t>中国计量大学</w:t>
-      </w:r>
-      <w:r>
-        <w:rPr>
-          <w:rFonts w:hint="eastAsia"/>
-          <w:sz w:val="28"/>
-          <w:szCs w:val="28"/>
-          <w:u w:val="single"/>
-        </w:rPr>
-        <w:t xml:space="preserve">  </w:t>
-      </w:r>
-    </w:p>
-    <w:p>
-      <w:pPr>
-        <w:mirrorIndents/>
-        <w:rPr>
-          <w:sz w:val="32"/>
-        </w:rPr>
-      </w:pPr>
-      <w:r>
-        <w:rPr>
-          <w:rFonts w:hint="eastAsia"/>
-          <w:sz w:val="28"/>
-          <w:szCs w:val="28"/>
-        </w:rPr>
-        <w:t>答辩委员会主席</w:t>
-      </w:r>
-      <w:r>
-        <w:rPr>
-          <w:rFonts w:hint="eastAsia"/>
-          <w:sz w:val="32"/>
-          <w:u w:val="single"/>
-        </w:rPr>
-        <w:t xml:space="preserve">  </w:t>
-      </w:r>
-      <w:proofErr w:type="gramStart"/>
-      <w:r>
-        <w:rPr>
-          <w:sz w:val="28"/>
-          <w:szCs w:val="28"/>
-          <w:u w:val="single"/>
-        </w:rPr>
         <w:t>单良</w:t>
       </w:r>
-      <w:proofErr w:type="gramEnd"/>
       <w:r>
         <w:rPr>
           <w:rFonts w:hint="eastAsia"/>
@@ -1708,7 +1686,6 @@
         </w:rPr>
         <w:br w:type="page"/>
       </w:r>
-      <w:bookmarkStart w:id="0" w:name="_Toc228959281"/>
     </w:p>
     <w:p>
       <w:pPr>
@@ -1913,6 +1890,7 @@
           <w:szCs w:val="28"/>
         </w:rPr>
       </w:pPr>
+      <w:bookmarkStart w:id="0" w:name="_Toc230167224"/>
       <w:r>
         <w:rPr>
           <w:rFonts w:hint="eastAsia"/>
@@ -2025,40 +2003,20 @@
           <w:rFonts w:ascii="宋体" w:hAnsi="宋体" w:hint="eastAsia"/>
           <w:sz w:val="24"/>
         </w:rPr>
-        <w:t>视频播放功能；后端Flask服务实现了视频上传接口、处理状态查询、MJPEG视频流推送等API。系统采用MySQL数据库存储视频信息和检测结果，使用OpenCV进行视频</w:t>
-      </w:r>
-      <w:proofErr w:type="gramStart"/>
-      <w:r>
+        <w:t>视频播放功能；后端Flask服务实现了视频上传接口、处理状态查询、MJPEG视频流推送等API。系统采用MySQL数据库存储视频信息和检测结果，使用OpenCV进行视频帧处理。针对CPU推理环境下的性能优化需求，本文采用了跳帧处理策略、检测结果缓存、置信度阈值过滤等优化措施，有效提升了系统的处理速度。测试结果表明，在720P视频输入条件下，系统CPU推理速度可达15帧/秒以上，满足实时处理的需求。</w:t>
+      </w:r>
+    </w:p>
+    <w:p>
+      <w:pPr>
+        <w:overflowPunct w:val="0"/>
+        <w:autoSpaceDE w:val="0"/>
+        <w:autoSpaceDN w:val="0"/>
+        <w:spacing w:line="300" w:lineRule="auto"/>
         <w:rPr>
           <w:rFonts w:ascii="宋体" w:hAnsi="宋体" w:hint="eastAsia"/>
           <w:sz w:val="24"/>
         </w:rPr>
-        <w:t>帧</w:t>
-      </w:r>
-      <w:proofErr w:type="gramEnd"/>
-      <w:r>
-        <w:rPr>
-          <w:rFonts w:ascii="宋体" w:hAnsi="宋体" w:hint="eastAsia"/>
-          <w:sz w:val="24"/>
-        </w:rPr>
-        <w:t>处理。针对CPU推理环境下的性能优化需求，本文采用了跳</w:t>
-      </w:r>
-      <w:proofErr w:type="gramStart"/>
-      <w:r>
-        <w:rPr>
-          <w:rFonts w:ascii="宋体" w:hAnsi="宋体" w:hint="eastAsia"/>
-          <w:sz w:val="24"/>
-        </w:rPr>
-        <w:t>帧处理</w:t>
-      </w:r>
-      <w:proofErr w:type="gramEnd"/>
-      <w:r>
-        <w:rPr>
-          <w:rFonts w:ascii="宋体" w:hAnsi="宋体" w:hint="eastAsia"/>
-          <w:sz w:val="24"/>
-        </w:rPr>
-        <w:t>策略、检测结果缓存、置信度阈值过滤等优化措施，有效提升了系统的处理速度。测试结果表明，在720P视频输入条件下，系统CPU推理速度可达15帧/秒以上，满足实时处理的需求。</w:t>
-      </w:r>
+      </w:pPr>
     </w:p>
     <w:p>
       <w:pPr>
@@ -2252,8 +2210,6 @@
           <w:sz w:val="24"/>
         </w:rPr>
       </w:pPr>
-      <w:proofErr w:type="spellStart"/>
-      <w:proofErr w:type="gramStart"/>
       <w:r>
         <w:rPr>
           <w:rFonts w:eastAsia="仿宋_GB2312"/>
@@ -2267,32 +2223,7 @@
           <w:rFonts w:eastAsia="仿宋_GB2312"/>
           <w:sz w:val="24"/>
         </w:rPr>
-        <w:t>With</w:t>
-      </w:r>
-      <w:proofErr w:type="spellEnd"/>
-      <w:proofErr w:type="gramEnd"/>
-      <w:r>
-        <w:rPr>
-          <w:rFonts w:eastAsia="仿宋_GB2312"/>
-          <w:sz w:val="24"/>
-        </w:rPr>
-        <w:t xml:space="preserve"> the rapid development of deep learning technology, object detection technology has been widely used in video surveillance, automatic driving, intelligent transportation and other fields. Traditional target detection systems often rely on specific hardware platforms or dedicated mobile applications, making it difficult to achieve cross-platform deployment and convenient user experience. This paper designs and implements a video target recognition system based on. NET MAUI framework. It adopts a distributed architecture with front-end and back-end separation. The front-end uses MAUI technology to implement cross-platform applications, the back-end uses Flask framework to provide RESTful API services, and the core detection algorithm uses YOLOv11 deep learning model. The main functions of the system include video file upload, real-time target detection, video stream push, detection result storage and display. The front-end MAUI application implements video list management, video upload, real-time processing status and video playback </w:t>
-      </w:r>
-      <w:proofErr w:type="gramStart"/>
-      <w:r>
-        <w:rPr>
-          <w:rFonts w:eastAsia="仿宋_GB2312"/>
-          <w:sz w:val="24"/>
-        </w:rPr>
-        <w:t>functions ;</w:t>
-      </w:r>
-      <w:proofErr w:type="gramEnd"/>
-      <w:r>
-        <w:rPr>
-          <w:rFonts w:eastAsia="仿宋_GB2312"/>
-          <w:sz w:val="24"/>
-        </w:rPr>
-        <w:t xml:space="preserve"> the back-end Flask service implements APIs such as video upload interface, processing status query, MJPEG video stream push, etc. The system uses MySQL database to store video information and detection results, and uses OpenCV for video frame processing. Aiming at the performance optimization requirements in the CPU inference environment, this paper adopts optimization measures such as frame skipping processing strategy, detection result caching, and confidence threshold filtering, which effectively improves the processing speed of the system. The test results show that the CPU inference speed of the system can reach more than 15 frames per second under the condition of 720P video input, which meets the needs of real-time processing.</w:t>
+        <w:t>With the rapid development of deep learning technology, object detection technology has been widely used in video surveillance, automatic driving, intelligent transportation and other fields. Traditional target detection systems often rely on specific hardware platforms or dedicated mobile applications, making it difficult to achieve cross-platform deployment and convenient user experience. This paper designs and implements a video target recognition system based on. NET MAUI framework. It adopts a distributed architecture with front-end and back-end separation. The front-end uses MAUI technology to implement cross-platform applications, the back-end uses Flask framework to provide RESTful API services, and the core detection algorithm uses YOLOv11 deep learning model. The main functions of the system include video file upload, real-time target detection, video stream push, detection result storage and display. The front-end MAUI application implements video list management, video upload, real-time processing status and video playback functions ; the back-end Flask service implements APIs such as video upload interface, processing status query, MJPEG video stream push, etc. The system uses MySQL database to store video information and detection results, and uses OpenCV for video frame processing. Aiming at the performance optimization requirements in the CPU inference environment, this paper adopts optimization measures such as frame skipping processing strategy, detection result caching, and confidence threshold filtering, which effectively improves the processing speed of the system. The test results show that the CPU inference speed of the system can reach more than 15 frames per second under the condition of 720P video input, which meets the needs of real-time processing.</w:t>
       </w:r>
     </w:p>
     <w:p>
@@ -2303,28 +2234,42 @@
         <w:spacing w:line="300" w:lineRule="auto"/>
         <w:rPr>
           <w:rFonts w:eastAsia="仿宋_GB2312"/>
-          <w:b/>
-          <w:sz w:val="24"/>
-        </w:rPr>
-      </w:pPr>
-      <w:r>
+          <w:sz w:val="24"/>
+        </w:rPr>
+      </w:pPr>
+    </w:p>
+    <w:p>
+      <w:pPr>
+        <w:overflowPunct w:val="0"/>
+        <w:autoSpaceDE w:val="0"/>
+        <w:autoSpaceDN w:val="0"/>
+        <w:spacing w:line="300" w:lineRule="auto"/>
         <w:rPr>
           <w:rFonts w:eastAsia="仿宋_GB2312"/>
           <w:b/>
           <w:sz w:val="24"/>
         </w:rPr>
-        <w:t>Keywords:</w:t>
-      </w:r>
-      <w:r>
-        <w:t xml:space="preserve"> </w:t>
-      </w:r>
-      <w:proofErr w:type="gramStart"/>
+      </w:pPr>
       <w:r>
         <w:rPr>
           <w:rFonts w:eastAsia="仿宋_GB2312"/>
           <w:b/>
           <w:sz w:val="24"/>
         </w:rPr>
+        <w:t>Keywords:</w:t>
+      </w:r>
+      <w:r>
+        <w:rPr>
+          <w:rFonts w:hint="eastAsia"/>
+        </w:rPr>
+        <w:t xml:space="preserve"> </w:t>
+      </w:r>
+      <w:r>
+        <w:rPr>
+          <w:rFonts w:eastAsia="仿宋_GB2312"/>
+          <w:b/>
+          <w:sz w:val="24"/>
+        </w:rPr>
         <w:t xml:space="preserve">MAUI </w:t>
       </w:r>
       <w:r>
@@ -2335,23 +2280,55 @@
         </w:rPr>
         <w:t>,</w:t>
       </w:r>
-      <w:proofErr w:type="gramEnd"/>
       <w:r>
         <w:rPr>
           <w:rFonts w:eastAsia="仿宋_GB2312"/>
           <w:b/>
           <w:sz w:val="24"/>
         </w:rPr>
-        <w:t xml:space="preserve"> target </w:t>
-      </w:r>
-      <w:proofErr w:type="gramStart"/>
+        <w:t xml:space="preserve"> target detection </w:t>
+      </w:r>
+      <w:r>
+        <w:rPr>
+          <w:rFonts w:eastAsia="仿宋_GB2312" w:hint="eastAsia"/>
+          <w:b/>
+          <w:sz w:val="24"/>
+        </w:rPr>
+        <w:t>,</w:t>
+      </w:r>
+      <w:r>
+        <w:rPr>
+          <w:rFonts w:ascii="宋体" w:hAnsi="宋体" w:hint="eastAsia"/>
+          <w:b/>
+          <w:bCs/>
+          <w:sz w:val="24"/>
+        </w:rPr>
+        <w:t xml:space="preserve"> YOLOv11 </w:t>
+      </w:r>
+      <w:r>
+        <w:rPr>
+          <w:rFonts w:eastAsia="仿宋_GB2312" w:hint="eastAsia"/>
+          <w:b/>
+          <w:sz w:val="24"/>
+        </w:rPr>
+        <w:t>,</w:t>
+      </w:r>
       <w:r>
         <w:rPr>
           <w:rFonts w:eastAsia="仿宋_GB2312"/>
           <w:b/>
           <w:sz w:val="24"/>
         </w:rPr>
-        <w:t xml:space="preserve">detection </w:t>
+        <w:t xml:space="preserve"> </w:t>
+      </w:r>
+      <w:r>
+        <w:rPr>
+          <w:rFonts w:ascii="宋体" w:hAnsi="宋体" w:hint="eastAsia"/>
+          <w:b/>
+          <w:bCs/>
+          <w:sz w:val="24"/>
+        </w:rPr>
+        <w:t xml:space="preserve">Flask </w:t>
       </w:r>
       <w:r>
         <w:rPr>
@@ -2361,166 +2338,106 @@
         </w:rPr>
         <w:t>,</w:t>
       </w:r>
-      <w:proofErr w:type="gramEnd"/>
       <w:r>
         <w:rPr>
           <w:rFonts w:eastAsia="仿宋_GB2312"/>
           <w:b/>
           <w:sz w:val="24"/>
         </w:rPr>
-        <w:t xml:space="preserve"> yOLOv</w:t>
-      </w:r>
-      <w:proofErr w:type="gramStart"/>
+        <w:t xml:space="preserve"> real-time processing </w:t>
+      </w:r>
+      <w:r>
+        <w:rPr>
+          <w:rFonts w:eastAsia="仿宋_GB2312" w:hint="eastAsia"/>
+          <w:b/>
+          <w:sz w:val="24"/>
+        </w:rPr>
+        <w:t>,</w:t>
+      </w:r>
       <w:r>
         <w:rPr>
           <w:rFonts w:eastAsia="仿宋_GB2312"/>
           <w:b/>
           <w:sz w:val="24"/>
         </w:rPr>
-        <w:t xml:space="preserve">11 </w:t>
-      </w:r>
-      <w:r>
-        <w:rPr>
-          <w:rFonts w:eastAsia="仿宋_GB2312" w:hint="eastAsia"/>
+        <w:t xml:space="preserve"> </w:t>
+      </w:r>
+      <w:r>
+        <w:rPr>
+          <w:rFonts w:ascii="宋体" w:hAnsi="宋体" w:hint="eastAsia"/>
           <w:b/>
-          <w:sz w:val="24"/>
-        </w:rPr>
-        <w:t>,</w:t>
-      </w:r>
-      <w:proofErr w:type="gramEnd"/>
+          <w:bCs/>
+          <w:sz w:val="24"/>
+        </w:rPr>
+        <w:t>MJPEG</w:t>
+      </w:r>
       <w:r>
         <w:rPr>
           <w:rFonts w:eastAsia="仿宋_GB2312"/>
           <w:b/>
           <w:sz w:val="24"/>
         </w:rPr>
-        <w:t xml:space="preserve"> </w:t>
-      </w:r>
-      <w:proofErr w:type="gramStart"/>
-      <w:r>
+        <w:t xml:space="preserve"> video stream</w:t>
+      </w:r>
+    </w:p>
+    <w:p>
+      <w:pPr>
+        <w:spacing w:line="300" w:lineRule="auto"/>
         <w:rPr>
           <w:rFonts w:eastAsia="仿宋_GB2312"/>
           <w:b/>
           <w:sz w:val="24"/>
         </w:rPr>
-        <w:t xml:space="preserve">flask </w:t>
-      </w:r>
-      <w:r>
-        <w:rPr>
-          <w:rFonts w:eastAsia="仿宋_GB2312" w:hint="eastAsia"/>
-          <w:b/>
-          <w:sz w:val="24"/>
-        </w:rPr>
-        <w:t>,</w:t>
-      </w:r>
-      <w:proofErr w:type="gramEnd"/>
+      </w:pPr>
       <w:r>
         <w:rPr>
           <w:rFonts w:eastAsia="仿宋_GB2312"/>
           <w:b/>
           <w:sz w:val="24"/>
         </w:rPr>
-        <w:t xml:space="preserve"> real-time </w:t>
-      </w:r>
-      <w:proofErr w:type="gramStart"/>
+        <w:t>Classification:</w:t>
+      </w:r>
+      <w:r>
+        <w:rPr>
+          <w:rFonts w:ascii="Helvetica" w:hAnsi="Helvetica"/>
+          <w:color w:val="333333"/>
+          <w:szCs w:val="21"/>
+          <w:shd w:val="clear" w:color="auto" w:fill="F9F9F9"/>
+        </w:rPr>
+        <w:t xml:space="preserve"> </w:t>
+      </w:r>
       <w:r>
         <w:rPr>
           <w:rFonts w:eastAsia="仿宋_GB2312"/>
           <w:b/>
           <w:sz w:val="24"/>
         </w:rPr>
-        <w:t xml:space="preserve">processing </w:t>
-      </w:r>
-      <w:r>
-        <w:rPr>
-          <w:rFonts w:eastAsia="仿宋_GB2312" w:hint="eastAsia"/>
-          <w:b/>
-          <w:sz w:val="24"/>
-        </w:rPr>
-        <w:t>,</w:t>
-      </w:r>
-      <w:proofErr w:type="gramEnd"/>
-      <w:r>
-        <w:rPr>
-          <w:rFonts w:eastAsia="仿宋_GB2312"/>
-          <w:b/>
-          <w:sz w:val="24"/>
-        </w:rPr>
-        <w:t xml:space="preserve"> </w:t>
-      </w:r>
-      <w:proofErr w:type="spellStart"/>
-      <w:r>
-        <w:rPr>
-          <w:rFonts w:eastAsia="仿宋_GB2312"/>
-          <w:b/>
-          <w:sz w:val="24"/>
-        </w:rPr>
-        <w:t>mJPEG</w:t>
-      </w:r>
-      <w:proofErr w:type="spellEnd"/>
-      <w:r>
-        <w:rPr>
-          <w:rFonts w:eastAsia="仿宋_GB2312"/>
-          <w:b/>
-          <w:sz w:val="24"/>
-        </w:rPr>
-        <w:t xml:space="preserve"> video stream</w:t>
+        <w:t>TP311.52</w:t>
       </w:r>
     </w:p>
     <w:p>
       <w:pPr>
-        <w:spacing w:line="300" w:lineRule="auto"/>
-        <w:rPr>
-          <w:rFonts w:eastAsia="仿宋_GB2312"/>
-          <w:b/>
-          <w:sz w:val="24"/>
-        </w:rPr>
-      </w:pPr>
-      <w:r>
-        <w:rPr>
-          <w:rFonts w:eastAsia="仿宋_GB2312"/>
-          <w:b/>
-          <w:sz w:val="24"/>
-        </w:rPr>
-        <w:t>Classification:</w:t>
-      </w:r>
-      <w:r>
-        <w:rPr>
-          <w:rFonts w:ascii="Helvetica" w:hAnsi="Helvetica"/>
-          <w:color w:val="333333"/>
-          <w:szCs w:val="21"/>
-          <w:shd w:val="clear" w:color="auto" w:fill="F9F9F9"/>
-        </w:rPr>
-        <w:t xml:space="preserve"> </w:t>
-      </w:r>
-      <w:r>
-        <w:rPr>
-          <w:rFonts w:eastAsia="仿宋_GB2312"/>
-          <w:b/>
-          <w:sz w:val="24"/>
-        </w:rPr>
-        <w:t>TP311.52</w:t>
+        <w:jc w:val="center"/>
+        <w:rPr>
+          <w:rFonts w:ascii="仿宋_GB2312" w:eastAsia="仿宋_GB2312"/>
+          <w:sz w:val="30"/>
+        </w:rPr>
+      </w:pPr>
+      <w:r>
+        <w:rPr>
+          <w:rFonts w:ascii="仿宋_GB2312" w:eastAsia="仿宋_GB2312"/>
+          <w:sz w:val="30"/>
+        </w:rPr>
+        <w:br w:type="page"/>
       </w:r>
     </w:p>
     <w:p>
       <w:pPr>
-        <w:jc w:val="center"/>
-        <w:rPr>
-          <w:rFonts w:ascii="仿宋_GB2312" w:eastAsia="仿宋_GB2312"/>
-          <w:sz w:val="30"/>
-        </w:rPr>
-      </w:pPr>
-      <w:r>
-        <w:rPr>
-          <w:rFonts w:ascii="仿宋_GB2312" w:eastAsia="仿宋_GB2312"/>
-          <w:sz w:val="30"/>
-        </w:rPr>
-        <w:br w:type="page"/>
-      </w:r>
-    </w:p>
-    <w:p>
-      <w:pPr>
         <w:pStyle w:val="12"/>
+        <w:tabs>
+          <w:tab w:val="left" w:pos="2513"/>
+          <w:tab w:val="center" w:pos="4365"/>
+        </w:tabs>
         <w:ind w:left="425"/>
         <w:rPr>
           <w:rFonts w:hint="eastAsia"/>
@@ -2528,7 +2445,7 @@
           <w:szCs w:val="28"/>
         </w:rPr>
       </w:pPr>
-      <w:bookmarkStart w:id="1" w:name="_Toc228959282"/>
+      <w:bookmarkStart w:id="1" w:name="_Toc230167225"/>
       <w:r>
         <w:rPr>
           <w:rFonts w:hint="eastAsia"/>
@@ -2566,7 +2483,7 @@
       <w:r>
         <w:fldChar w:fldCharType="separate"/>
       </w:r>
-      <w:hyperlink w:anchor="_Toc228959281" w:history="1">
+      <w:hyperlink w:anchor="_Toc230167224" w:history="1">
         <w:r>
           <w:rPr>
             <w:rStyle w:val="af2"/>
@@ -2603,7 +2520,7 @@
             <w:noProof/>
             <w:webHidden/>
           </w:rPr>
-          <w:instrText>PAGEREF _Toc228959281 \h</w:instrText>
+          <w:instrText>PAGEREF _Toc230167224 \h</w:instrText>
         </w:r>
         <w:r>
           <w:rPr>
@@ -2633,7 +2550,7 @@
             <w:noProof/>
             <w:webHidden/>
           </w:rPr>
-          <w:t>IV</w:t>
+          <w:t>V</w:t>
         </w:r>
         <w:r>
           <w:rPr>
@@ -2657,7 +2574,7 @@
           <w14:ligatures w14:val="standardContextual"/>
         </w:rPr>
       </w:pPr>
-      <w:hyperlink w:anchor="_Toc228959282" w:history="1">
+      <w:hyperlink w:anchor="_Toc230167225" w:history="1">
         <w:r>
           <w:rPr>
             <w:rStyle w:val="af2"/>
@@ -2694,7 +2611,7 @@
             <w:noProof/>
             <w:webHidden/>
           </w:rPr>
-          <w:instrText>PAGEREF _Toc228959282 \h</w:instrText>
+          <w:instrText>PAGEREF _Toc230167225 \h</w:instrText>
         </w:r>
         <w:r>
           <w:rPr>
@@ -2724,7 +2641,7 @@
             <w:noProof/>
             <w:webHidden/>
           </w:rPr>
-          <w:t>VI</w:t>
+          <w:t>VII</w:t>
         </w:r>
         <w:r>
           <w:rPr>
@@ -2751,7 +2668,7 @@
           <w14:ligatures w14:val="standardContextual"/>
         </w:rPr>
       </w:pPr>
-      <w:hyperlink w:anchor="_Toc228959283" w:history="1">
+      <w:hyperlink w:anchor="_Toc230167226" w:history="1">
         <w:r>
           <w:rPr>
             <w:rStyle w:val="af2"/>
@@ -2775,7 +2692,7 @@
             <w:rStyle w:val="af2"/>
             <w:noProof/>
           </w:rPr>
-          <w:t>引言（绪论）</w:t>
+          <w:t>引言</w:t>
         </w:r>
         <w:r>
           <w:rPr>
@@ -2806,7 +2723,7 @@
             <w:noProof/>
             <w:webHidden/>
           </w:rPr>
-          <w:instrText>PAGEREF _Toc228959283 \h</w:instrText>
+          <w:instrText>PAGEREF _Toc230167226 \h</w:instrText>
         </w:r>
         <w:r>
           <w:rPr>
@@ -2863,7 +2780,7 @@
           <w14:ligatures w14:val="standardContextual"/>
         </w:rPr>
       </w:pPr>
-      <w:hyperlink w:anchor="_Toc228959284" w:history="1">
+      <w:hyperlink w:anchor="_Toc230167227" w:history="1">
         <w:r>
           <w:rPr>
             <w:rStyle w:val="af2"/>
@@ -2918,7 +2835,7 @@
             <w:noProof/>
             <w:webHidden/>
           </w:rPr>
-          <w:instrText>PAGEREF _Toc228959284 \h</w:instrText>
+          <w:instrText>PAGEREF _Toc230167227 \h</w:instrText>
         </w:r>
         <w:r>
           <w:rPr>
@@ -2975,7 +2892,7 @@
           <w14:ligatures w14:val="standardContextual"/>
         </w:rPr>
       </w:pPr>
-      <w:hyperlink w:anchor="_Toc228959285" w:history="1">
+      <w:hyperlink w:anchor="_Toc230167228" w:history="1">
         <w:r>
           <w:rPr>
             <w:rStyle w:val="af2"/>
@@ -3030,7 +2947,7 @@
             <w:noProof/>
             <w:webHidden/>
           </w:rPr>
-          <w:instrText>PAGEREF _Toc228959285 \h</w:instrText>
+          <w:instrText>PAGEREF _Toc230167228 \h</w:instrText>
         </w:r>
         <w:r>
           <w:rPr>
@@ -3087,7 +3004,7 @@
           <w14:ligatures w14:val="standardContextual"/>
         </w:rPr>
       </w:pPr>
-      <w:hyperlink w:anchor="_Toc228959286" w:history="1">
+      <w:hyperlink w:anchor="_Toc230167229" w:history="1">
         <w:r>
           <w:rPr>
             <w:rStyle w:val="af2"/>
@@ -3142,7 +3059,7 @@
             <w:noProof/>
             <w:webHidden/>
           </w:rPr>
-          <w:instrText>PAGEREF _Toc228959286 \h</w:instrText>
+          <w:instrText>PAGEREF _Toc230167229 \h</w:instrText>
         </w:r>
         <w:r>
           <w:rPr>
@@ -3199,7 +3116,7 @@
           <w14:ligatures w14:val="standardContextual"/>
         </w:rPr>
       </w:pPr>
-      <w:hyperlink w:anchor="_Toc228959287" w:history="1">
+      <w:hyperlink w:anchor="_Toc230167230" w:history="1">
         <w:r>
           <w:rPr>
             <w:rStyle w:val="af2"/>
@@ -3254,7 +3171,7 @@
             <w:noProof/>
             <w:webHidden/>
           </w:rPr>
-          <w:instrText>PAGEREF _Toc228959287 \h</w:instrText>
+          <w:instrText>PAGEREF _Toc230167230 \h</w:instrText>
         </w:r>
         <w:r>
           <w:rPr>
@@ -3311,7 +3228,7 @@
           <w14:ligatures w14:val="standardContextual"/>
         </w:rPr>
       </w:pPr>
-      <w:hyperlink w:anchor="_Toc228959288" w:history="1">
+      <w:hyperlink w:anchor="_Toc230167231" w:history="1">
         <w:r>
           <w:rPr>
             <w:rStyle w:val="af2"/>
@@ -3373,7 +3290,7 @@
             <w:noProof/>
             <w:webHidden/>
           </w:rPr>
-          <w:instrText>PAGEREF _Toc228959288 \h</w:instrText>
+          <w:instrText>PAGEREF _Toc230167231 \h</w:instrText>
         </w:r>
         <w:r>
           <w:rPr>
@@ -3430,7 +3347,7 @@
           <w14:ligatures w14:val="standardContextual"/>
         </w:rPr>
       </w:pPr>
-      <w:hyperlink w:anchor="_Toc228959289" w:history="1">
+      <w:hyperlink w:anchor="_Toc230167232" w:history="1">
         <w:r>
           <w:rPr>
             <w:rStyle w:val="af2"/>
@@ -3454,7 +3371,7 @@
             <w:rStyle w:val="af2"/>
             <w:noProof/>
           </w:rPr>
-          <w:t>.Flask Web</w:t>
+          <w:t>Flask Web</w:t>
         </w:r>
         <w:r>
           <w:rPr>
@@ -3492,7 +3409,7 @@
             <w:noProof/>
             <w:webHidden/>
           </w:rPr>
-          <w:instrText>PAGEREF _Toc228959289 \h</w:instrText>
+          <w:instrText>PAGEREF _Toc230167232 \h</w:instrText>
         </w:r>
         <w:r>
           <w:rPr>
@@ -3549,7 +3466,7 @@
           <w14:ligatures w14:val="standardContextual"/>
         </w:rPr>
       </w:pPr>
-      <w:hyperlink w:anchor="_Toc228959290" w:history="1">
+      <w:hyperlink w:anchor="_Toc230167233" w:history="1">
         <w:r>
           <w:rPr>
             <w:rStyle w:val="af2"/>
@@ -3611,7 +3528,7 @@
             <w:noProof/>
             <w:webHidden/>
           </w:rPr>
-          <w:instrText>PAGEREF _Toc228959290 \h</w:instrText>
+          <w:instrText>PAGEREF _Toc230167233 \h</w:instrText>
         </w:r>
         <w:r>
           <w:rPr>
@@ -3668,7 +3585,7 @@
           <w14:ligatures w14:val="standardContextual"/>
         </w:rPr>
       </w:pPr>
-      <w:hyperlink w:anchor="_Toc228959291" w:history="1">
+      <w:hyperlink w:anchor="_Toc230167234" w:history="1">
         <w:r>
           <w:rPr>
             <w:rStyle w:val="af2"/>
@@ -3730,7 +3647,7 @@
             <w:noProof/>
             <w:webHidden/>
           </w:rPr>
-          <w:instrText>PAGEREF _Toc228959291 \h</w:instrText>
+          <w:instrText>PAGEREF _Toc230167234 \h</w:instrText>
         </w:r>
         <w:r>
           <w:rPr>
@@ -3787,7 +3704,7 @@
           <w14:ligatures w14:val="standardContextual"/>
         </w:rPr>
       </w:pPr>
-      <w:hyperlink w:anchor="_Toc228959292" w:history="1">
+      <w:hyperlink w:anchor="_Toc230167235" w:history="1">
         <w:r>
           <w:rPr>
             <w:rStyle w:val="af2"/>
@@ -3849,7 +3766,7 @@
             <w:noProof/>
             <w:webHidden/>
           </w:rPr>
-          <w:instrText>PAGEREF _Toc228959292 \h</w:instrText>
+          <w:instrText>PAGEREF _Toc230167235 \h</w:instrText>
         </w:r>
         <w:r>
           <w:rPr>
@@ -3906,7 +3823,7 @@
           <w14:ligatures w14:val="standardContextual"/>
         </w:rPr>
       </w:pPr>
-      <w:hyperlink w:anchor="_Toc228959293" w:history="1">
+      <w:hyperlink w:anchor="_Toc230167236" w:history="1">
         <w:r>
           <w:rPr>
             <w:rStyle w:val="af2"/>
@@ -3968,7 +3885,7 @@
             <w:noProof/>
             <w:webHidden/>
           </w:rPr>
-          <w:instrText>PAGEREF _Toc228959293 \h</w:instrText>
+          <w:instrText>PAGEREF _Toc230167236 \h</w:instrText>
         </w:r>
         <w:r>
           <w:rPr>
@@ -4025,7 +3942,7 @@
           <w14:ligatures w14:val="standardContextual"/>
         </w:rPr>
       </w:pPr>
-      <w:hyperlink w:anchor="_Toc228959294" w:history="1">
+      <w:hyperlink w:anchor="_Toc230167237" w:history="1">
         <w:r>
           <w:rPr>
             <w:rStyle w:val="af2"/>
@@ -4080,7 +3997,7 @@
             <w:noProof/>
             <w:webHidden/>
           </w:rPr>
-          <w:instrText>PAGEREF _Toc228959294 \h</w:instrText>
+          <w:instrText>PAGEREF _Toc230167237 \h</w:instrText>
         </w:r>
         <w:r>
           <w:rPr>
@@ -4137,7 +4054,7 @@
           <w14:ligatures w14:val="standardContextual"/>
         </w:rPr>
       </w:pPr>
-      <w:hyperlink w:anchor="_Toc228959295" w:history="1">
+      <w:hyperlink w:anchor="_Toc230167238" w:history="1">
         <w:r>
           <w:rPr>
             <w:rStyle w:val="af2"/>
@@ -4192,7 +4109,7 @@
             <w:noProof/>
             <w:webHidden/>
           </w:rPr>
-          <w:instrText>PAGEREF _Toc228959295 \h</w:instrText>
+          <w:instrText>PAGEREF _Toc230167238 \h</w:instrText>
         </w:r>
         <w:r>
           <w:rPr>
@@ -4249,7 +4166,7 @@
           <w14:ligatures w14:val="standardContextual"/>
         </w:rPr>
       </w:pPr>
-      <w:hyperlink w:anchor="_Toc228959296" w:history="1">
+      <w:hyperlink w:anchor="_Toc230167239" w:history="1">
         <w:r>
           <w:rPr>
             <w:rStyle w:val="af2"/>
@@ -4311,7 +4228,7 @@
             <w:noProof/>
             <w:webHidden/>
           </w:rPr>
-          <w:instrText>PAGEREF _Toc228959296 \h</w:instrText>
+          <w:instrText>PAGEREF _Toc230167239 \h</w:instrText>
         </w:r>
         <w:r>
           <w:rPr>
@@ -4368,7 +4285,7 @@
           <w14:ligatures w14:val="standardContextual"/>
         </w:rPr>
       </w:pPr>
-      <w:hyperlink w:anchor="_Toc228959297" w:history="1">
+      <w:hyperlink w:anchor="_Toc230167240" w:history="1">
         <w:r>
           <w:rPr>
             <w:rStyle w:val="af2"/>
@@ -4392,14 +4309,7 @@
             <w:rStyle w:val="af2"/>
             <w:noProof/>
           </w:rPr>
-          <w:t>MJPEG</w:t>
-        </w:r>
-        <w:r>
-          <w:rPr>
-            <w:rStyle w:val="af2"/>
-            <w:noProof/>
-          </w:rPr>
-          <w:t>视频流技术</w:t>
+          <w:t>功能需求分析</w:t>
         </w:r>
         <w:r>
           <w:rPr>
@@ -4430,7 +4340,7 @@
             <w:noProof/>
             <w:webHidden/>
           </w:rPr>
-          <w:instrText>PAGEREF _Toc228959297 \h</w:instrText>
+          <w:instrText>PAGEREF _Toc230167240 \h</w:instrText>
         </w:r>
         <w:r>
           <w:rPr>
@@ -4487,7 +4397,7 @@
           <w14:ligatures w14:val="standardContextual"/>
         </w:rPr>
       </w:pPr>
-      <w:hyperlink w:anchor="_Toc228959298" w:history="1">
+      <w:hyperlink w:anchor="_Toc230167241" w:history="1">
         <w:r>
           <w:rPr>
             <w:rStyle w:val="af2"/>
@@ -4542,7 +4452,7 @@
             <w:noProof/>
             <w:webHidden/>
           </w:rPr>
-          <w:instrText>PAGEREF _Toc228959298 \h</w:instrText>
+          <w:instrText>PAGEREF _Toc230167241 \h</w:instrText>
         </w:r>
         <w:r>
           <w:rPr>
@@ -4599,7 +4509,7 @@
           <w14:ligatures w14:val="standardContextual"/>
         </w:rPr>
       </w:pPr>
-      <w:hyperlink w:anchor="_Toc228959299" w:history="1">
+      <w:hyperlink w:anchor="_Toc230167242" w:history="1">
         <w:r>
           <w:rPr>
             <w:rStyle w:val="af2"/>
@@ -4654,7 +4564,7 @@
             <w:noProof/>
             <w:webHidden/>
           </w:rPr>
-          <w:instrText>PAGEREF _Toc228959299 \h</w:instrText>
+          <w:instrText>PAGEREF _Toc230167242 \h</w:instrText>
         </w:r>
         <w:r>
           <w:rPr>
@@ -4711,7 +4621,7 @@
           <w14:ligatures w14:val="standardContextual"/>
         </w:rPr>
       </w:pPr>
-      <w:hyperlink w:anchor="_Toc228959300" w:history="1">
+      <w:hyperlink w:anchor="_Toc230167243" w:history="1">
         <w:r>
           <w:rPr>
             <w:rStyle w:val="af2"/>
@@ -4766,7 +4676,7 @@
             <w:noProof/>
             <w:webHidden/>
           </w:rPr>
-          <w:instrText>PAGEREF _Toc228959300 \h</w:instrText>
+          <w:instrText>PAGEREF _Toc230167243 \h</w:instrText>
         </w:r>
         <w:r>
           <w:rPr>
@@ -4823,7 +4733,7 @@
           <w14:ligatures w14:val="standardContextual"/>
         </w:rPr>
       </w:pPr>
-      <w:hyperlink w:anchor="_Toc228959301" w:history="1">
+      <w:hyperlink w:anchor="_Toc230167244" w:history="1">
         <w:r>
           <w:rPr>
             <w:rStyle w:val="af2"/>
@@ -4878,7 +4788,7 @@
             <w:noProof/>
             <w:webHidden/>
           </w:rPr>
-          <w:instrText>PAGEREF _Toc228959301 \h</w:instrText>
+          <w:instrText>PAGEREF _Toc230167244 \h</w:instrText>
         </w:r>
         <w:r>
           <w:rPr>
@@ -4935,7 +4845,7 @@
           <w14:ligatures w14:val="standardContextual"/>
         </w:rPr>
       </w:pPr>
-      <w:hyperlink w:anchor="_Toc228959302" w:history="1">
+      <w:hyperlink w:anchor="_Toc230167245" w:history="1">
         <w:r>
           <w:rPr>
             <w:rStyle w:val="af2"/>
@@ -4990,7 +4900,7 @@
             <w:noProof/>
             <w:webHidden/>
           </w:rPr>
-          <w:instrText>PAGEREF _Toc228959302 \h</w:instrText>
+          <w:instrText>PAGEREF _Toc230167245 \h</w:instrText>
         </w:r>
         <w:r>
           <w:rPr>
@@ -5047,7 +4957,7 @@
           <w14:ligatures w14:val="standardContextual"/>
         </w:rPr>
       </w:pPr>
-      <w:hyperlink w:anchor="_Toc228959303" w:history="1">
+      <w:hyperlink w:anchor="_Toc230167246" w:history="1">
         <w:r>
           <w:rPr>
             <w:rStyle w:val="af2"/>
@@ -5102,7 +5012,7 @@
             <w:noProof/>
             <w:webHidden/>
           </w:rPr>
-          <w:instrText>PAGEREF _Toc228959303 \h</w:instrText>
+          <w:instrText>PAGEREF _Toc230167246 \h</w:instrText>
         </w:r>
         <w:r>
           <w:rPr>
@@ -5159,7 +5069,7 @@
           <w14:ligatures w14:val="standardContextual"/>
         </w:rPr>
       </w:pPr>
-      <w:hyperlink w:anchor="_Toc228959304" w:history="1">
+      <w:hyperlink w:anchor="_Toc230167247" w:history="1">
         <w:r>
           <w:rPr>
             <w:rStyle w:val="af2"/>
@@ -5214,7 +5124,7 @@
             <w:noProof/>
             <w:webHidden/>
           </w:rPr>
-          <w:instrText>PAGEREF _Toc228959304 \h</w:instrText>
+          <w:instrText>PAGEREF _Toc230167247 \h</w:instrText>
         </w:r>
         <w:r>
           <w:rPr>
@@ -5271,7 +5181,7 @@
           <w14:ligatures w14:val="standardContextual"/>
         </w:rPr>
       </w:pPr>
-      <w:hyperlink w:anchor="_Toc228959305" w:history="1">
+      <w:hyperlink w:anchor="_Toc230167248" w:history="1">
         <w:r>
           <w:rPr>
             <w:rStyle w:val="af2"/>
@@ -5340,7 +5250,7 @@
             <w:noProof/>
             <w:webHidden/>
           </w:rPr>
-          <w:instrText>PAGEREF _Toc228959305 \h</w:instrText>
+          <w:instrText>PAGEREF _Toc230167248 \h</w:instrText>
         </w:r>
         <w:r>
           <w:rPr>
@@ -5397,7 +5307,7 @@
           <w14:ligatures w14:val="standardContextual"/>
         </w:rPr>
       </w:pPr>
-      <w:hyperlink w:anchor="_Toc228959306" w:history="1">
+      <w:hyperlink w:anchor="_Toc230167249" w:history="1">
         <w:r>
           <w:rPr>
             <w:rStyle w:val="af2"/>
@@ -5466,7 +5376,7 @@
             <w:noProof/>
             <w:webHidden/>
           </w:rPr>
-          <w:instrText>PAGEREF _Toc228959306 \h</w:instrText>
+          <w:instrText>PAGEREF _Toc230167249 \h</w:instrText>
         </w:r>
         <w:r>
           <w:rPr>
@@ -5496,7 +5406,7 @@
             <w:noProof/>
             <w:webHidden/>
           </w:rPr>
-          <w:t>15</w:t>
+          <w:t>16</w:t>
         </w:r>
         <w:r>
           <w:rPr>
@@ -5523,7 +5433,7 @@
           <w14:ligatures w14:val="standardContextual"/>
         </w:rPr>
       </w:pPr>
-      <w:hyperlink w:anchor="_Toc228959307" w:history="1">
+      <w:hyperlink w:anchor="_Toc230167250" w:history="1">
         <w:r>
           <w:rPr>
             <w:rStyle w:val="af2"/>
@@ -5578,7 +5488,7 @@
             <w:noProof/>
             <w:webHidden/>
           </w:rPr>
-          <w:instrText>PAGEREF _Toc228959307 \h</w:instrText>
+          <w:instrText>PAGEREF _Toc230167250 \h</w:instrText>
         </w:r>
         <w:r>
           <w:rPr>
@@ -5608,7 +5518,7 @@
             <w:noProof/>
             <w:webHidden/>
           </w:rPr>
-          <w:t>17</w:t>
+          <w:t>18</w:t>
         </w:r>
         <w:r>
           <w:rPr>
@@ -5635,7 +5545,7 @@
           <w14:ligatures w14:val="standardContextual"/>
         </w:rPr>
       </w:pPr>
-      <w:hyperlink w:anchor="_Toc228959308" w:history="1">
+      <w:hyperlink w:anchor="_Toc230167251" w:history="1">
         <w:r>
           <w:rPr>
             <w:rStyle w:val="af2"/>
@@ -5690,7 +5600,7 @@
             <w:noProof/>
             <w:webHidden/>
           </w:rPr>
-          <w:instrText>PAGEREF _Toc228959308 \h</w:instrText>
+          <w:instrText>PAGEREF _Toc230167251 \h</w:instrText>
         </w:r>
         <w:r>
           <w:rPr>
@@ -5720,7 +5630,7 @@
             <w:noProof/>
             <w:webHidden/>
           </w:rPr>
-          <w:t>19</w:t>
+          <w:t>20</w:t>
         </w:r>
         <w:r>
           <w:rPr>
@@ -5747,7 +5657,7 @@
           <w14:ligatures w14:val="standardContextual"/>
         </w:rPr>
       </w:pPr>
-      <w:hyperlink w:anchor="_Toc228959309" w:history="1">
+      <w:hyperlink w:anchor="_Toc230167252" w:history="1">
         <w:r>
           <w:rPr>
             <w:rStyle w:val="af2"/>
@@ -5802,7 +5712,7 @@
             <w:noProof/>
             <w:webHidden/>
           </w:rPr>
-          <w:instrText>PAGEREF _Toc228959309 \h</w:instrText>
+          <w:instrText>PAGEREF _Toc230167252 \h</w:instrText>
         </w:r>
         <w:r>
           <w:rPr>
@@ -5832,7 +5742,7 @@
             <w:noProof/>
             <w:webHidden/>
           </w:rPr>
-          <w:t>19</w:t>
+          <w:t>20</w:t>
         </w:r>
         <w:r>
           <w:rPr>
@@ -5859,7 +5769,7 @@
           <w14:ligatures w14:val="standardContextual"/>
         </w:rPr>
       </w:pPr>
-      <w:hyperlink w:anchor="_Toc228959310" w:history="1">
+      <w:hyperlink w:anchor="_Toc230167253" w:history="1">
         <w:r>
           <w:rPr>
             <w:rStyle w:val="af2"/>
@@ -5914,7 +5824,7 @@
             <w:noProof/>
             <w:webHidden/>
           </w:rPr>
-          <w:instrText>PAGEREF _Toc228959310 \h</w:instrText>
+          <w:instrText>PAGEREF _Toc230167253 \h</w:instrText>
         </w:r>
         <w:r>
           <w:rPr>
@@ -5944,7 +5854,7 @@
             <w:noProof/>
             <w:webHidden/>
           </w:rPr>
-          <w:t>19</w:t>
+          <w:t>20</w:t>
         </w:r>
         <w:r>
           <w:rPr>
@@ -5971,7 +5881,7 @@
           <w14:ligatures w14:val="standardContextual"/>
         </w:rPr>
       </w:pPr>
-      <w:hyperlink w:anchor="_Toc228959311" w:history="1">
+      <w:hyperlink w:anchor="_Toc230167254" w:history="1">
         <w:r>
           <w:rPr>
             <w:rStyle w:val="af2"/>
@@ -6026,7 +5936,7 @@
             <w:noProof/>
             <w:webHidden/>
           </w:rPr>
-          <w:instrText>PAGEREF _Toc228959311 \h</w:instrText>
+          <w:instrText>PAGEREF _Toc230167254 \h</w:instrText>
         </w:r>
         <w:r>
           <w:rPr>
@@ -6056,7 +5966,7 @@
             <w:noProof/>
             <w:webHidden/>
           </w:rPr>
-          <w:t>19</w:t>
+          <w:t>20</w:t>
         </w:r>
         <w:r>
           <w:rPr>
@@ -6083,7 +5993,7 @@
           <w14:ligatures w14:val="standardContextual"/>
         </w:rPr>
       </w:pPr>
-      <w:hyperlink w:anchor="_Toc228959312" w:history="1">
+      <w:hyperlink w:anchor="_Toc230167255" w:history="1">
         <w:r>
           <w:rPr>
             <w:rStyle w:val="af2"/>
@@ -6138,7 +6048,7 @@
             <w:noProof/>
             <w:webHidden/>
           </w:rPr>
-          <w:instrText>PAGEREF _Toc228959312 \h</w:instrText>
+          <w:instrText>PAGEREF _Toc230167255 \h</w:instrText>
         </w:r>
         <w:r>
           <w:rPr>
@@ -6168,7 +6078,7 @@
             <w:noProof/>
             <w:webHidden/>
           </w:rPr>
-          <w:t>19</w:t>
+          <w:t>20</w:t>
         </w:r>
         <w:r>
           <w:rPr>
@@ -6195,7 +6105,7 @@
           <w14:ligatures w14:val="standardContextual"/>
         </w:rPr>
       </w:pPr>
-      <w:hyperlink w:anchor="_Toc228959313" w:history="1">
+      <w:hyperlink w:anchor="_Toc230167256" w:history="1">
         <w:r>
           <w:rPr>
             <w:rStyle w:val="af2"/>
@@ -6250,7 +6160,7 @@
             <w:noProof/>
             <w:webHidden/>
           </w:rPr>
-          <w:instrText>PAGEREF _Toc228959313 \h</w:instrText>
+          <w:instrText>PAGEREF _Toc230167256 \h</w:instrText>
         </w:r>
         <w:r>
           <w:rPr>
@@ -6280,7 +6190,7 @@
             <w:noProof/>
             <w:webHidden/>
           </w:rPr>
-          <w:t>20</w:t>
+          <w:t>21</w:t>
         </w:r>
         <w:r>
           <w:rPr>
@@ -6307,7 +6217,7 @@
           <w14:ligatures w14:val="standardContextual"/>
         </w:rPr>
       </w:pPr>
-      <w:hyperlink w:anchor="_Toc228959314" w:history="1">
+      <w:hyperlink w:anchor="_Toc230167257" w:history="1">
         <w:r>
           <w:rPr>
             <w:rStyle w:val="af2"/>
@@ -6362,7 +6272,7 @@
             <w:noProof/>
             <w:webHidden/>
           </w:rPr>
-          <w:instrText>PAGEREF _Toc228959314 \h</w:instrText>
+          <w:instrText>PAGEREF _Toc230167257 \h</w:instrText>
         </w:r>
         <w:r>
           <w:rPr>
@@ -6392,7 +6302,7 @@
             <w:noProof/>
             <w:webHidden/>
           </w:rPr>
-          <w:t>20</w:t>
+          <w:t>21</w:t>
         </w:r>
         <w:r>
           <w:rPr>
@@ -6419,7 +6329,7 @@
           <w14:ligatures w14:val="standardContextual"/>
         </w:rPr>
       </w:pPr>
-      <w:hyperlink w:anchor="_Toc228959315" w:history="1">
+      <w:hyperlink w:anchor="_Toc230167258" w:history="1">
         <w:r>
           <w:rPr>
             <w:rStyle w:val="af2"/>
@@ -6474,7 +6384,7 @@
             <w:noProof/>
             <w:webHidden/>
           </w:rPr>
-          <w:instrText>PAGEREF _Toc228959315 \h</w:instrText>
+          <w:instrText>PAGEREF _Toc230167258 \h</w:instrText>
         </w:r>
         <w:r>
           <w:rPr>
@@ -6504,7 +6414,7 @@
             <w:noProof/>
             <w:webHidden/>
           </w:rPr>
-          <w:t>21</w:t>
+          <w:t>22</w:t>
         </w:r>
         <w:r>
           <w:rPr>
@@ -6531,7 +6441,7 @@
           <w14:ligatures w14:val="standardContextual"/>
         </w:rPr>
       </w:pPr>
-      <w:hyperlink w:anchor="_Toc228959316" w:history="1">
+      <w:hyperlink w:anchor="_Toc230167259" w:history="1">
         <w:r>
           <w:rPr>
             <w:rStyle w:val="af2"/>
@@ -6586,7 +6496,7 @@
             <w:noProof/>
             <w:webHidden/>
           </w:rPr>
-          <w:instrText>PAGEREF _Toc228959316 \h</w:instrText>
+          <w:instrText>PAGEREF _Toc230167259 \h</w:instrText>
         </w:r>
         <w:r>
           <w:rPr>
@@ -6616,7 +6526,7 @@
             <w:noProof/>
             <w:webHidden/>
           </w:rPr>
-          <w:t>21</w:t>
+          <w:t>22</w:t>
         </w:r>
         <w:r>
           <w:rPr>
@@ -6643,7 +6553,7 @@
           <w14:ligatures w14:val="standardContextual"/>
         </w:rPr>
       </w:pPr>
-      <w:hyperlink w:anchor="_Toc228959317" w:history="1">
+      <w:hyperlink w:anchor="_Toc230167260" w:history="1">
         <w:r>
           <w:rPr>
             <w:rStyle w:val="af2"/>
@@ -6698,7 +6608,7 @@
             <w:noProof/>
             <w:webHidden/>
           </w:rPr>
-          <w:instrText>PAGEREF _Toc228959317 \h</w:instrText>
+          <w:instrText>PAGEREF _Toc230167260 \h</w:instrText>
         </w:r>
         <w:r>
           <w:rPr>
@@ -6728,7 +6638,7 @@
             <w:noProof/>
             <w:webHidden/>
           </w:rPr>
-          <w:t>21</w:t>
+          <w:t>22</w:t>
         </w:r>
         <w:r>
           <w:rPr>
@@ -6755,7 +6665,7 @@
           <w14:ligatures w14:val="standardContextual"/>
         </w:rPr>
       </w:pPr>
-      <w:hyperlink w:anchor="_Toc228959318" w:history="1">
+      <w:hyperlink w:anchor="_Toc230167261" w:history="1">
         <w:r>
           <w:rPr>
             <w:rStyle w:val="af2"/>
@@ -6810,7 +6720,7 @@
             <w:noProof/>
             <w:webHidden/>
           </w:rPr>
-          <w:instrText>PAGEREF _Toc228959318 \h</w:instrText>
+          <w:instrText>PAGEREF _Toc230167261 \h</w:instrText>
         </w:r>
         <w:r>
           <w:rPr>
@@ -6840,7 +6750,7 @@
             <w:noProof/>
             <w:webHidden/>
           </w:rPr>
-          <w:t>22</w:t>
+          <w:t>23</w:t>
         </w:r>
         <w:r>
           <w:rPr>
@@ -6864,7 +6774,7 @@
           <w14:ligatures w14:val="standardContextual"/>
         </w:rPr>
       </w:pPr>
-      <w:hyperlink w:anchor="_Toc228959319" w:history="1">
+      <w:hyperlink w:anchor="_Toc230167262" w:history="1">
         <w:r>
           <w:rPr>
             <w:rStyle w:val="af2"/>
@@ -6901,7 +6811,7 @@
             <w:noProof/>
             <w:webHidden/>
           </w:rPr>
-          <w:instrText>PAGEREF _Toc228959319 \h</w:instrText>
+          <w:instrText>PAGEREF _Toc230167262 \h</w:instrText>
         </w:r>
         <w:r>
           <w:rPr>
@@ -6931,7 +6841,7 @@
             <w:noProof/>
             <w:webHidden/>
           </w:rPr>
-          <w:t>23</w:t>
+          <w:t>24</w:t>
         </w:r>
         <w:r>
           <w:rPr>
@@ -6955,7 +6865,7 @@
           <w14:ligatures w14:val="standardContextual"/>
         </w:rPr>
       </w:pPr>
-      <w:hyperlink w:anchor="_Toc228959320" w:history="1">
+      <w:hyperlink w:anchor="_Toc230167263" w:history="1">
         <w:r>
           <w:rPr>
             <w:rStyle w:val="af2"/>
@@ -6992,7 +6902,7 @@
             <w:noProof/>
             <w:webHidden/>
           </w:rPr>
-          <w:instrText>PAGEREF _Toc228959320 \h</w:instrText>
+          <w:instrText>PAGEREF _Toc230167263 \h</w:instrText>
         </w:r>
         <w:r>
           <w:rPr>
@@ -7022,7 +6932,7 @@
             <w:noProof/>
             <w:webHidden/>
           </w:rPr>
-          <w:t>24</w:t>
+          <w:t>25</w:t>
         </w:r>
         <w:r>
           <w:rPr>
@@ -7062,9 +6972,9 @@
         <w:lastRenderedPageBreak/>
         <w:t xml:space="preserve"> </w:t>
       </w:r>
-      <w:bookmarkStart w:id="2" w:name="_Toc228959283"/>
-      <w:r>
-        <w:t>引言（绪论）</w:t>
+      <w:bookmarkStart w:id="2" w:name="_Toc230167226"/>
+      <w:r>
+        <w:t>引言</w:t>
       </w:r>
       <w:bookmarkEnd w:id="2"/>
     </w:p>
@@ -7075,7 +6985,7 @@
           <w:rFonts w:hint="eastAsia"/>
         </w:rPr>
       </w:pPr>
-      <w:bookmarkStart w:id="3" w:name="_Toc228959284"/>
+      <w:bookmarkStart w:id="3" w:name="_Toc230167227"/>
       <w:r>
         <w:rPr>
           <w:rFonts w:hint="eastAsia"/>
@@ -8154,7 +8064,7 @@
           <w:rFonts w:hint="eastAsia"/>
         </w:rPr>
       </w:pPr>
-      <w:bookmarkStart w:id="4" w:name="_Toc228959285"/>
+      <w:bookmarkStart w:id="4" w:name="_Toc230167228"/>
       <w:r>
         <w:rPr>
           <w:rFonts w:hint="eastAsia"/>
@@ -8229,14 +8139,12 @@
         </w:rPr>
         <w:t>年，</w:t>
       </w:r>
-      <w:proofErr w:type="spellStart"/>
       <w:r>
         <w:rPr>
           <w:sz w:val="24"/>
         </w:rPr>
         <w:t>Girshick</w:t>
       </w:r>
-      <w:proofErr w:type="spellEnd"/>
       <w:r>
         <w:rPr>
           <w:sz w:val="24"/>
@@ -9035,35 +8943,7 @@
         <w:rPr>
           <w:sz w:val="24"/>
         </w:rPr>
-        <w:t>在移动</w:t>
-      </w:r>
-      <w:proofErr w:type="gramStart"/>
-      <w:r>
-        <w:rPr>
-          <w:sz w:val="24"/>
-        </w:rPr>
-        <w:t>端目标</w:t>
-      </w:r>
-      <w:proofErr w:type="gramEnd"/>
-      <w:r>
-        <w:rPr>
-          <w:sz w:val="24"/>
-        </w:rPr>
-        <w:t>检测方面，研究人员也在不断探索新的解决方案。传统的移动</w:t>
-      </w:r>
-      <w:proofErr w:type="gramStart"/>
-      <w:r>
-        <w:rPr>
-          <w:sz w:val="24"/>
-        </w:rPr>
-        <w:t>端目标</w:t>
-      </w:r>
-      <w:proofErr w:type="gramEnd"/>
-      <w:r>
-        <w:rPr>
-          <w:sz w:val="24"/>
-        </w:rPr>
-        <w:t>检测主要依赖于将训练好的模型部署到移动设备上，通过模型压缩、量化等技术降低计算复杂度</w:t>
+        <w:t>在移动端目标检测方面，研究人员也在不断探索新的解决方案。传统的移动端目标检测主要依赖于将训练好的模型部署到移动设备上，通过模型压缩、量化等技术降低计算复杂度</w:t>
       </w:r>
       <w:r>
         <w:rPr>
@@ -9227,14 +9107,12 @@
         </w:rPr>
         <w:t>作为</w:t>
       </w:r>
-      <w:proofErr w:type="spellStart"/>
       <w:r>
         <w:rPr>
           <w:sz w:val="24"/>
         </w:rPr>
         <w:t>Xamarin.Forms</w:t>
       </w:r>
-      <w:proofErr w:type="spellEnd"/>
       <w:r>
         <w:rPr>
           <w:sz w:val="24"/>
@@ -9251,21 +9129,7 @@
         <w:rPr>
           <w:sz w:val="24"/>
         </w:rPr>
-        <w:t>采用</w:t>
-      </w:r>
-      <w:proofErr w:type="gramStart"/>
-      <w:r>
-        <w:rPr>
-          <w:sz w:val="24"/>
-        </w:rPr>
-        <w:t>单项目</w:t>
-      </w:r>
-      <w:proofErr w:type="gramEnd"/>
-      <w:r>
-        <w:rPr>
-          <w:sz w:val="24"/>
-        </w:rPr>
-        <w:t>多平台的方式，允许开发者使用统一的代码库构建面向不同平台的应用</w:t>
+        <w:t>采用单项目多平台的方式，允许开发者使用统一的代码库构建面向不同平台的应用</w:t>
       </w:r>
       <w:r>
         <w:rPr>
@@ -9365,7 +9229,7 @@
           <w:rFonts w:hint="eastAsia"/>
         </w:rPr>
       </w:pPr>
-      <w:bookmarkStart w:id="5" w:name="_Toc228959286"/>
+      <w:bookmarkStart w:id="5" w:name="_Toc230167229"/>
       <w:r>
         <w:rPr>
           <w:rFonts w:hint="eastAsia"/>
@@ -9652,7 +9516,7 @@
           <w:rFonts w:hint="eastAsia"/>
         </w:rPr>
       </w:pPr>
-      <w:bookmarkStart w:id="6" w:name="_Toc228959287"/>
+      <w:bookmarkStart w:id="6" w:name="_Toc230167230"/>
       <w:r>
         <w:rPr>
           <w:rFonts w:hint="eastAsia"/>
@@ -9669,7 +9533,7 @@
           <w:rFonts w:hint="eastAsia"/>
         </w:rPr>
       </w:pPr>
-      <w:bookmarkStart w:id="7" w:name="_Toc228959288"/>
+      <w:bookmarkStart w:id="7" w:name="_Toc230167231"/>
       <w:r>
         <w:rPr>
           <w:rFonts w:hint="eastAsia"/>
@@ -9749,14 +9613,12 @@
         </w:rPr>
         <w:t>是</w:t>
       </w:r>
-      <w:proofErr w:type="spellStart"/>
       <w:r>
         <w:rPr>
           <w:sz w:val="24"/>
         </w:rPr>
         <w:t>Xamarin.Forms</w:t>
       </w:r>
-      <w:proofErr w:type="spellEnd"/>
       <w:r>
         <w:rPr>
           <w:sz w:val="24"/>
@@ -9775,14 +9637,12 @@
         </w:rPr>
         <w:t>年正式发布，相比</w:t>
       </w:r>
-      <w:proofErr w:type="spellStart"/>
       <w:r>
         <w:rPr>
           <w:sz w:val="24"/>
         </w:rPr>
         <w:t>Xamarin.Forms</w:t>
       </w:r>
-      <w:proofErr w:type="spellEnd"/>
       <w:r>
         <w:rPr>
           <w:sz w:val="24"/>
@@ -9877,21 +9737,7 @@
         <w:rPr>
           <w:sz w:val="24"/>
         </w:rPr>
-        <w:t>的核心特点是</w:t>
-      </w:r>
-      <w:proofErr w:type="gramStart"/>
-      <w:r>
-        <w:rPr>
-          <w:sz w:val="24"/>
-        </w:rPr>
-        <w:t>单项目</w:t>
-      </w:r>
-      <w:proofErr w:type="gramEnd"/>
-      <w:r>
-        <w:rPr>
-          <w:sz w:val="24"/>
-        </w:rPr>
-        <w:t>多平台架构。在</w:t>
+        <w:t>的核心特点是单项目多平台架构。在</w:t>
       </w:r>
       <w:r>
         <w:rPr>
@@ -9999,21 +9845,7 @@
         <w:rPr>
           <w:sz w:val="24"/>
         </w:rPr>
-        <w:t>的</w:t>
-      </w:r>
-      <w:proofErr w:type="gramStart"/>
-      <w:r>
-        <w:rPr>
-          <w:sz w:val="24"/>
-        </w:rPr>
-        <w:t>完全访问</w:t>
-      </w:r>
-      <w:proofErr w:type="gramEnd"/>
-      <w:r>
-        <w:rPr>
-          <w:sz w:val="24"/>
-        </w:rPr>
-        <w:t>能力，开发者可以使用</w:t>
+        <w:t>的完全访问能力，开发者可以使用</w:t>
       </w:r>
       <w:r>
         <w:rPr>
@@ -10141,28 +9973,24 @@
         </w:rPr>
         <w:t>、</w:t>
       </w:r>
-      <w:proofErr w:type="spellStart"/>
       <w:r>
         <w:rPr>
           <w:sz w:val="24"/>
         </w:rPr>
         <w:t>ListView</w:t>
       </w:r>
-      <w:proofErr w:type="spellEnd"/>
       <w:r>
         <w:rPr>
           <w:sz w:val="24"/>
         </w:rPr>
         <w:t>、</w:t>
       </w:r>
-      <w:proofErr w:type="spellStart"/>
       <w:r>
         <w:rPr>
           <w:sz w:val="24"/>
         </w:rPr>
         <w:t>CollectionView</w:t>
       </w:r>
-      <w:proofErr w:type="spellEnd"/>
       <w:r>
         <w:rPr>
           <w:sz w:val="24"/>
@@ -10299,21 +10127,61 @@
         <w:rPr>
           <w:sz w:val="24"/>
         </w:rPr>
-        <w:t>Model-View-</w:t>
-      </w:r>
-      <w:proofErr w:type="spellStart"/>
+        <w:t>Model-View-ViewModel</w:t>
+      </w:r>
+      <w:r>
+        <w:rPr>
+          <w:sz w:val="24"/>
+        </w:rPr>
+        <w:t>）架构模式来组织代码。</w:t>
+      </w:r>
+      <w:r>
+        <w:rPr>
+          <w:sz w:val="24"/>
+        </w:rPr>
+        <w:t>Model</w:t>
+      </w:r>
+      <w:r>
+        <w:rPr>
+          <w:sz w:val="24"/>
+        </w:rPr>
+        <w:t>层负责数据模型和业务逻辑，</w:t>
+      </w:r>
+      <w:r>
+        <w:rPr>
+          <w:sz w:val="24"/>
+        </w:rPr>
+        <w:t>View</w:t>
+      </w:r>
+      <w:r>
+        <w:rPr>
+          <w:sz w:val="24"/>
+        </w:rPr>
+        <w:t>层负责用户界面展示，</w:t>
+      </w:r>
       <w:r>
         <w:rPr>
           <w:sz w:val="24"/>
         </w:rPr>
         <w:t>ViewModel</w:t>
       </w:r>
-      <w:proofErr w:type="spellEnd"/>
-      <w:r>
-        <w:rPr>
-          <w:sz w:val="24"/>
-        </w:rPr>
-        <w:t>）架构模式来组织代码。</w:t>
+      <w:r>
+        <w:rPr>
+          <w:sz w:val="24"/>
+        </w:rPr>
+        <w:t>层负责连接</w:t>
+      </w:r>
+      <w:r>
+        <w:rPr>
+          <w:sz w:val="24"/>
+        </w:rPr>
+        <w:t>View</w:t>
+      </w:r>
+      <w:r>
+        <w:rPr>
+          <w:sz w:val="24"/>
+        </w:rPr>
+        <w:t>和</w:t>
       </w:r>
       <w:r>
         <w:rPr>
@@ -10321,108 +10189,18 @@
         </w:rPr>
         <w:t>Model</w:t>
       </w:r>
-      <w:proofErr w:type="gramStart"/>
-      <w:r>
-        <w:rPr>
-          <w:sz w:val="24"/>
-        </w:rPr>
-        <w:t>层负责</w:t>
-      </w:r>
-      <w:proofErr w:type="gramEnd"/>
-      <w:r>
-        <w:rPr>
-          <w:sz w:val="24"/>
-        </w:rPr>
-        <w:t>数据模型和业务逻辑，</w:t>
-      </w:r>
-      <w:r>
-        <w:rPr>
-          <w:sz w:val="24"/>
-        </w:rPr>
-        <w:t>View</w:t>
-      </w:r>
-      <w:proofErr w:type="gramStart"/>
-      <w:r>
-        <w:rPr>
-          <w:sz w:val="24"/>
-        </w:rPr>
-        <w:t>层负责</w:t>
-      </w:r>
-      <w:proofErr w:type="gramEnd"/>
-      <w:r>
-        <w:rPr>
-          <w:sz w:val="24"/>
-        </w:rPr>
-        <w:t>用户界面展示，</w:t>
-      </w:r>
-      <w:proofErr w:type="spellStart"/>
-      <w:r>
-        <w:rPr>
-          <w:sz w:val="24"/>
-        </w:rPr>
-        <w:t>ViewModel</w:t>
-      </w:r>
-      <w:proofErr w:type="spellEnd"/>
-      <w:proofErr w:type="gramStart"/>
-      <w:r>
-        <w:rPr>
-          <w:sz w:val="24"/>
-        </w:rPr>
-        <w:t>层负责</w:t>
-      </w:r>
-      <w:proofErr w:type="gramEnd"/>
-      <w:r>
-        <w:rPr>
-          <w:sz w:val="24"/>
-        </w:rPr>
-        <w:t>连接</w:t>
-      </w:r>
-      <w:r>
-        <w:rPr>
-          <w:sz w:val="24"/>
-        </w:rPr>
-        <w:t>View</w:t>
-      </w:r>
-      <w:r>
-        <w:rPr>
-          <w:sz w:val="24"/>
-        </w:rPr>
-        <w:t>和</w:t>
-      </w:r>
-      <w:r>
-        <w:rPr>
-          <w:sz w:val="24"/>
-        </w:rPr>
-        <w:t>Model</w:t>
-      </w:r>
-      <w:r>
-        <w:rPr>
-          <w:sz w:val="24"/>
-        </w:rPr>
-        <w:t>，处理用户</w:t>
-      </w:r>
-      <w:proofErr w:type="gramStart"/>
-      <w:r>
-        <w:rPr>
-          <w:sz w:val="24"/>
-        </w:rPr>
-        <w:t>交互和</w:t>
-      </w:r>
-      <w:proofErr w:type="gramEnd"/>
-      <w:r>
-        <w:rPr>
-          <w:sz w:val="24"/>
-        </w:rPr>
-        <w:t>维护界面状态。</w:t>
-      </w:r>
-      <w:proofErr w:type="spellStart"/>
+      <w:r>
+        <w:rPr>
+          <w:sz w:val="24"/>
+        </w:rPr>
+        <w:t>，处理用户交互和维护界面状态。</w:t>
+      </w:r>
       <w:r>
         <w:rPr>
           <w:sz w:val="24"/>
         </w:rPr>
         <w:t>CommunityToolkit.Mvvm</w:t>
       </w:r>
-      <w:proofErr w:type="spellEnd"/>
       <w:r>
         <w:rPr>
           <w:sz w:val="24"/>
@@ -10441,28 +10219,24 @@
         </w:rPr>
         <w:t>辅助库，提供了</w:t>
       </w:r>
-      <w:proofErr w:type="spellStart"/>
       <w:r>
         <w:rPr>
           <w:sz w:val="24"/>
         </w:rPr>
         <w:t>ObservableProperty</w:t>
       </w:r>
-      <w:proofErr w:type="spellEnd"/>
       <w:r>
         <w:rPr>
           <w:sz w:val="24"/>
         </w:rPr>
         <w:t>、</w:t>
       </w:r>
-      <w:proofErr w:type="spellStart"/>
       <w:r>
         <w:rPr>
           <w:sz w:val="24"/>
         </w:rPr>
         <w:t>RelayCommand</w:t>
       </w:r>
-      <w:proofErr w:type="spellEnd"/>
       <w:r>
         <w:rPr>
           <w:sz w:val="24"/>
@@ -10565,28 +10339,24 @@
         </w:rPr>
         <w:t>内置了对</w:t>
       </w:r>
-      <w:proofErr w:type="spellStart"/>
       <w:r>
         <w:rPr>
           <w:sz w:val="24"/>
         </w:rPr>
         <w:t>Microsoft.Extensions.DependencyInjection</w:t>
       </w:r>
-      <w:proofErr w:type="spellEnd"/>
       <w:r>
         <w:rPr>
           <w:sz w:val="24"/>
         </w:rPr>
         <w:t>的支持。通过在</w:t>
       </w:r>
-      <w:proofErr w:type="spellStart"/>
       <w:r>
         <w:rPr>
           <w:sz w:val="24"/>
         </w:rPr>
         <w:t>MauiProgram.cs</w:t>
       </w:r>
-      <w:proofErr w:type="spellEnd"/>
       <w:r>
         <w:rPr>
           <w:sz w:val="24"/>
@@ -10679,13 +10449,7 @@
           <w:rFonts w:hint="eastAsia"/>
         </w:rPr>
       </w:pPr>
-      <w:bookmarkStart w:id="8" w:name="_Toc228959289"/>
-      <w:r>
-        <w:rPr>
-          <w:rFonts w:hint="eastAsia"/>
-        </w:rPr>
-        <w:t>.</w:t>
-      </w:r>
+      <w:bookmarkStart w:id="8" w:name="_Toc230167232"/>
       <w:r>
         <w:t>Flask Web框架</w:t>
       </w:r>
@@ -10730,16 +10494,8 @@
         <w:rPr>
           <w:sz w:val="24"/>
         </w:rPr>
-        <w:t xml:space="preserve">Armin </w:t>
-      </w:r>
-      <w:proofErr w:type="spellStart"/>
-      <w:r>
-        <w:rPr>
-          <w:sz w:val="24"/>
-        </w:rPr>
-        <w:t>Ronacher</w:t>
-      </w:r>
-      <w:proofErr w:type="spellEnd"/>
+        <w:t>Armin Ronacher</w:t>
+      </w:r>
       <w:r>
         <w:rPr>
           <w:sz w:val="24"/>
@@ -10918,21 +10674,7 @@
         <w:rPr>
           <w:sz w:val="24"/>
         </w:rPr>
-        <w:t>应用所需的</w:t>
-      </w:r>
-      <w:proofErr w:type="gramStart"/>
-      <w:r>
-        <w:rPr>
-          <w:sz w:val="24"/>
-        </w:rPr>
-        <w:t>最</w:t>
-      </w:r>
-      <w:proofErr w:type="gramEnd"/>
-      <w:r>
-        <w:rPr>
-          <w:sz w:val="24"/>
-        </w:rPr>
-        <w:t>基本功能，其他功能如数据库抽象层、表单验证、用户认证等，都通过扩展来实现。这种设计使得</w:t>
+        <w:t>应用所需的最基本功能，其他功能如数据库抽象层、表单验证、用户认证等，都通过扩展来实现。这种设计使得</w:t>
       </w:r>
       <w:r>
         <w:rPr>
@@ -10971,14 +10713,12 @@
         </w:rPr>
         <w:t>使用</w:t>
       </w:r>
-      <w:proofErr w:type="spellStart"/>
       <w:r>
         <w:rPr>
           <w:sz w:val="24"/>
         </w:rPr>
         <w:t>Werkzeug</w:t>
       </w:r>
-      <w:proofErr w:type="spellEnd"/>
       <w:r>
         <w:rPr>
           <w:sz w:val="24"/>
@@ -11009,14 +10749,12 @@
         </w:rPr>
         <w:t>作为模板引擎。</w:t>
       </w:r>
-      <w:proofErr w:type="spellStart"/>
       <w:r>
         <w:rPr>
           <w:sz w:val="24"/>
         </w:rPr>
         <w:t>Werkzeug</w:t>
       </w:r>
-      <w:proofErr w:type="spellEnd"/>
       <w:r>
         <w:rPr>
           <w:sz w:val="24"/>
@@ -11197,19 +10935,11 @@
         </w:rPr>
         <w:t>@app.route()</w:t>
       </w:r>
-      <w:proofErr w:type="gramStart"/>
-      <w:r>
-        <w:rPr>
-          <w:sz w:val="24"/>
-        </w:rPr>
-        <w:t>装饰器</w:t>
-      </w:r>
-      <w:proofErr w:type="gramEnd"/>
-      <w:r>
-        <w:rPr>
-          <w:sz w:val="24"/>
-        </w:rPr>
-        <w:t>来定义</w:t>
+      <w:r>
+        <w:rPr>
+          <w:sz w:val="24"/>
+        </w:rPr>
+        <w:t>装饰器来定义</w:t>
       </w:r>
       <w:r>
         <w:rPr>
@@ -11341,35 +11071,19 @@
         <w:rPr>
           <w:sz w:val="24"/>
         </w:rPr>
-        <w:t>flask-</w:t>
-      </w:r>
-      <w:proofErr w:type="spellStart"/>
-      <w:r>
-        <w:rPr>
-          <w:sz w:val="24"/>
-        </w:rPr>
-        <w:t>cors</w:t>
-      </w:r>
-      <w:proofErr w:type="spellEnd"/>
+        <w:t>flask-cors</w:t>
+      </w:r>
       <w:r>
         <w:rPr>
           <w:sz w:val="24"/>
         </w:rPr>
         <w:t>扩展用于处理跨域请求，</w:t>
       </w:r>
-      <w:proofErr w:type="spellStart"/>
-      <w:r>
-        <w:rPr>
-          <w:sz w:val="24"/>
-        </w:rPr>
-        <w:t>mysql</w:t>
-      </w:r>
-      <w:proofErr w:type="spellEnd"/>
-      <w:r>
-        <w:rPr>
-          <w:sz w:val="24"/>
-        </w:rPr>
-        <w:t>-connector-python</w:t>
+      <w:r>
+        <w:rPr>
+          <w:sz w:val="24"/>
+        </w:rPr>
+        <w:t>mysql-connector-python</w:t>
       </w:r>
       <w:r>
         <w:rPr>
@@ -11393,7 +11107,7 @@
         <w:rPr>
           <w:sz w:val="24"/>
         </w:rPr>
-        <w:t>flask</w:t>
+        <w:t>Flask</w:t>
       </w:r>
       <w:r>
         <w:rPr>
@@ -11445,7 +11159,7 @@
           <w:rFonts w:hint="eastAsia"/>
         </w:rPr>
       </w:pPr>
-      <w:bookmarkStart w:id="9" w:name="_Toc228959290"/>
+      <w:bookmarkStart w:id="9" w:name="_Toc230167233"/>
       <w:r>
         <w:t>YOLOv11目标检测算法</w:t>
       </w:r>
@@ -11498,14 +11212,12 @@
         </w:rPr>
         <w:t>）目标检测算法的最新版本，由</w:t>
       </w:r>
-      <w:proofErr w:type="spellStart"/>
       <w:r>
         <w:rPr>
           <w:sz w:val="24"/>
         </w:rPr>
         <w:t>Ultralytics</w:t>
       </w:r>
-      <w:proofErr w:type="spellEnd"/>
       <w:r>
         <w:rPr>
           <w:sz w:val="24"/>
@@ -11636,21 +11348,7 @@
         <w:rPr>
           <w:sz w:val="24"/>
         </w:rPr>
-        <w:t>采用</w:t>
-      </w:r>
-      <w:proofErr w:type="gramStart"/>
-      <w:r>
-        <w:rPr>
-          <w:sz w:val="24"/>
-        </w:rPr>
-        <w:t>单阶段</w:t>
-      </w:r>
-      <w:proofErr w:type="gramEnd"/>
-      <w:r>
-        <w:rPr>
-          <w:sz w:val="24"/>
-        </w:rPr>
-        <w:t>检测方式，直接在输入图像上预测边界框的位置和类别概率。这种设计使得</w:t>
+        <w:t>采用单阶段检测方式，直接在输入图像上预测边界框的位置和类别概率。这种设计使得</w:t>
       </w:r>
       <w:r>
         <w:rPr>
@@ -11830,21 +11528,7 @@
         <w:rPr>
           <w:sz w:val="24"/>
         </w:rPr>
-        <w:t>还提供了多种</w:t>
-      </w:r>
-      <w:proofErr w:type="gramStart"/>
-      <w:r>
-        <w:rPr>
-          <w:sz w:val="24"/>
-        </w:rPr>
-        <w:t>预训练</w:t>
-      </w:r>
-      <w:proofErr w:type="gramEnd"/>
-      <w:r>
-        <w:rPr>
-          <w:sz w:val="24"/>
-        </w:rPr>
-        <w:t>模型，包括</w:t>
+        <w:t>还提供了多种预训练模型，包括</w:t>
       </w:r>
       <w:r>
         <w:rPr>
@@ -12032,14 +11716,12 @@
           <w:sz w:val="24"/>
         </w:rPr>
       </w:pPr>
-      <w:proofErr w:type="spellStart"/>
       <w:r>
         <w:rPr>
           <w:sz w:val="24"/>
         </w:rPr>
         <w:t>Ultralytics</w:t>
       </w:r>
-      <w:proofErr w:type="spellEnd"/>
       <w:r>
         <w:rPr>
           <w:sz w:val="24"/>
@@ -12058,14 +11740,12 @@
         </w:rPr>
         <w:t>库</w:t>
       </w:r>
-      <w:proofErr w:type="spellStart"/>
-      <w:r>
-        <w:rPr>
-          <w:sz w:val="24"/>
-        </w:rPr>
-        <w:t>ultralytics</w:t>
-      </w:r>
-      <w:proofErr w:type="spellEnd"/>
+      <w:r>
+        <w:rPr>
+          <w:sz w:val="24"/>
+        </w:rPr>
+        <w:t>ltralytics</w:t>
+      </w:r>
       <w:r>
         <w:rPr>
           <w:sz w:val="24"/>
@@ -12100,21 +11780,7 @@
         <w:rPr>
           <w:sz w:val="24"/>
         </w:rPr>
-        <w:t>model(frame, device='</w:t>
-      </w:r>
-      <w:proofErr w:type="spellStart"/>
-      <w:r>
-        <w:rPr>
-          <w:sz w:val="24"/>
-        </w:rPr>
-        <w:t>cpu</w:t>
-      </w:r>
-      <w:proofErr w:type="spellEnd"/>
-      <w:r>
-        <w:rPr>
-          <w:sz w:val="24"/>
-        </w:rPr>
-        <w:t>')</w:t>
+        <w:t>model(frame, device='cpu')</w:t>
       </w:r>
       <w:r>
         <w:rPr>
@@ -12138,21 +11804,7 @@
         <w:rPr>
           <w:sz w:val="24"/>
         </w:rPr>
-        <w:t>device='</w:t>
-      </w:r>
-      <w:proofErr w:type="spellStart"/>
-      <w:r>
-        <w:rPr>
-          <w:sz w:val="24"/>
-        </w:rPr>
-        <w:t>cuda</w:t>
-      </w:r>
-      <w:proofErr w:type="spellEnd"/>
-      <w:r>
-        <w:rPr>
-          <w:sz w:val="24"/>
-        </w:rPr>
-        <w:t>'</w:t>
+        <w:t>device='cuda'</w:t>
       </w:r>
       <w:r>
         <w:rPr>
@@ -12234,7 +11886,7 @@
           <w:rFonts w:hint="eastAsia"/>
         </w:rPr>
       </w:pPr>
-      <w:bookmarkStart w:id="10" w:name="_Toc228959291"/>
+      <w:bookmarkStart w:id="10" w:name="_Toc230167234"/>
       <w:r>
         <w:rPr>
           <w:rFonts w:hint="eastAsia"/>
@@ -12405,14 +12057,12 @@
         </w:rPr>
         <w:t>服务器架构。数据库服务器（</w:t>
       </w:r>
-      <w:proofErr w:type="spellStart"/>
       <w:r>
         <w:rPr>
           <w:sz w:val="24"/>
         </w:rPr>
         <w:t>mysqld</w:t>
       </w:r>
-      <w:proofErr w:type="spellEnd"/>
       <w:r>
         <w:rPr>
           <w:sz w:val="24"/>
@@ -12599,28 +12249,24 @@
         </w:rPr>
         <w:t>支持多种存储引擎，如</w:t>
       </w:r>
-      <w:proofErr w:type="spellStart"/>
       <w:r>
         <w:rPr>
           <w:sz w:val="24"/>
         </w:rPr>
         <w:t>InnoDB</w:t>
       </w:r>
-      <w:proofErr w:type="spellEnd"/>
       <w:r>
         <w:rPr>
           <w:sz w:val="24"/>
         </w:rPr>
         <w:t>、</w:t>
       </w:r>
-      <w:proofErr w:type="spellStart"/>
       <w:r>
         <w:rPr>
           <w:sz w:val="24"/>
         </w:rPr>
         <w:t>MyISAM</w:t>
       </w:r>
-      <w:proofErr w:type="spellEnd"/>
       <w:r>
         <w:rPr>
           <w:sz w:val="24"/>
@@ -12639,14 +12285,12 @@
         </w:rPr>
         <w:t>等。</w:t>
       </w:r>
-      <w:proofErr w:type="spellStart"/>
       <w:r>
         <w:rPr>
           <w:sz w:val="24"/>
         </w:rPr>
         <w:t>InnoDB</w:t>
       </w:r>
-      <w:proofErr w:type="spellEnd"/>
       <w:r>
         <w:rPr>
           <w:sz w:val="24"/>
@@ -12663,21 +12307,7 @@
         <w:rPr>
           <w:sz w:val="24"/>
         </w:rPr>
-        <w:t>以后的默认存储引擎，支持事务处理、行级锁定、</w:t>
-      </w:r>
-      <w:proofErr w:type="gramStart"/>
-      <w:r>
-        <w:rPr>
-          <w:sz w:val="24"/>
-        </w:rPr>
-        <w:t>外键约束</w:t>
-      </w:r>
-      <w:proofErr w:type="gramEnd"/>
-      <w:r>
-        <w:rPr>
-          <w:sz w:val="24"/>
-        </w:rPr>
-        <w:t>等高级特性，适合需要高并发和数据一致性要求的应用场景</w:t>
+        <w:t>以后的默认存储引擎，支持事务处理、行级锁定、外键约束等高级特性，适合需要高并发和数据一致性要求的应用场景</w:t>
       </w:r>
       <w:r>
         <w:rPr>
@@ -12781,19 +12411,11 @@
         </w:rPr>
         <w:t>应用，可以使用</w:t>
       </w:r>
-      <w:proofErr w:type="spellStart"/>
-      <w:r>
-        <w:rPr>
-          <w:sz w:val="24"/>
-        </w:rPr>
-        <w:t>mysql</w:t>
-      </w:r>
-      <w:proofErr w:type="spellEnd"/>
-      <w:r>
-        <w:rPr>
-          <w:sz w:val="24"/>
-        </w:rPr>
-        <w:t>-connector-python</w:t>
+      <w:r>
+        <w:rPr>
+          <w:sz w:val="24"/>
+        </w:rPr>
+        <w:t>mysql-connector-python</w:t>
       </w:r>
       <w:r>
         <w:rPr>
@@ -12801,22 +12423,18 @@
         </w:rPr>
         <w:t>或</w:t>
       </w:r>
-      <w:proofErr w:type="spellStart"/>
       <w:r>
         <w:rPr>
           <w:sz w:val="24"/>
         </w:rPr>
         <w:t>pymysql</w:t>
       </w:r>
-      <w:proofErr w:type="spellEnd"/>
-      <w:proofErr w:type="gramStart"/>
       <w:r>
         <w:rPr>
           <w:sz w:val="24"/>
         </w:rPr>
         <w:t>等库连接</w:t>
       </w:r>
-      <w:proofErr w:type="gramEnd"/>
       <w:r>
         <w:rPr>
           <w:sz w:val="24"/>
@@ -12939,7 +12557,7 @@
           <w:rFonts w:hint="eastAsia"/>
         </w:rPr>
       </w:pPr>
-      <w:bookmarkStart w:id="11" w:name="_Toc228959292"/>
+      <w:bookmarkStart w:id="11" w:name="_Toc230167235"/>
       <w:r>
         <w:rPr>
           <w:rFonts w:hint="eastAsia"/>
@@ -13260,23 +12878,7 @@
           <w:rFonts w:hint="eastAsia"/>
           <w:sz w:val="24"/>
         </w:rPr>
-        <w:t>类提供了访问摄像头和视频文件的能力，</w:t>
-      </w:r>
-      <w:proofErr w:type="gramStart"/>
-      <w:r>
-        <w:rPr>
-          <w:rFonts w:hint="eastAsia"/>
-          <w:sz w:val="24"/>
-        </w:rPr>
-        <w:t>可以逐帧读取</w:t>
-      </w:r>
-      <w:proofErr w:type="gramEnd"/>
-      <w:r>
-        <w:rPr>
-          <w:rFonts w:hint="eastAsia"/>
-          <w:sz w:val="24"/>
-        </w:rPr>
-        <w:t>视频内容；</w:t>
+        <w:t>类提供了访问摄像头和视频文件的能力，可以逐帧读取视频内容；</w:t>
       </w:r>
       <w:r>
         <w:rPr>
@@ -13606,7 +13208,7 @@
           <w:rFonts w:hint="eastAsia"/>
         </w:rPr>
       </w:pPr>
-      <w:bookmarkStart w:id="12" w:name="_Toc228959293"/>
+      <w:bookmarkStart w:id="12" w:name="_Toc230167236"/>
       <w:r>
         <w:t>MJPEG视频流技术</w:t>
       </w:r>
@@ -13940,21 +13542,7 @@
         <w:rPr>
           <w:sz w:val="24"/>
         </w:rPr>
-        <w:t>流推送。生成器</w:t>
-      </w:r>
-      <w:proofErr w:type="gramStart"/>
-      <w:r>
-        <w:rPr>
-          <w:sz w:val="24"/>
-        </w:rPr>
-        <w:t>函数逐帧读取</w:t>
-      </w:r>
-      <w:proofErr w:type="gramEnd"/>
-      <w:r>
-        <w:rPr>
-          <w:sz w:val="24"/>
-        </w:rPr>
-        <w:t>视频，执行处理（如目标检测），然后将处理后的帧编码为</w:t>
+        <w:t>流推送。生成器函数逐帧读取视频，执行处理（如目标检测），然后将处理后的帧编码为</w:t>
       </w:r>
       <w:r>
         <w:rPr>
@@ -14136,28 +13724,24 @@
         </w:rPr>
         <w:t>的</w:t>
       </w:r>
-      <w:proofErr w:type="spellStart"/>
       <w:r>
         <w:rPr>
           <w:sz w:val="24"/>
         </w:rPr>
         <w:t>img</w:t>
       </w:r>
-      <w:proofErr w:type="spellEnd"/>
       <w:r>
         <w:rPr>
           <w:sz w:val="24"/>
         </w:rPr>
         <w:t>标签可以通过设置</w:t>
       </w:r>
-      <w:proofErr w:type="spellStart"/>
       <w:r>
         <w:rPr>
           <w:sz w:val="24"/>
         </w:rPr>
         <w:t>src</w:t>
       </w:r>
-      <w:proofErr w:type="spellEnd"/>
       <w:r>
         <w:rPr>
           <w:sz w:val="24"/>
@@ -14200,7 +13784,7 @@
           <w:rFonts w:hint="eastAsia"/>
         </w:rPr>
       </w:pPr>
-      <w:bookmarkStart w:id="13" w:name="_Toc228959294"/>
+      <w:bookmarkStart w:id="13" w:name="_Toc230167237"/>
       <w:r>
         <w:rPr>
           <w:rFonts w:hint="eastAsia"/>
@@ -14217,7 +13801,7 @@
           <w:rFonts w:hint="eastAsia"/>
         </w:rPr>
       </w:pPr>
-      <w:bookmarkStart w:id="14" w:name="_Toc228959295"/>
+      <w:bookmarkStart w:id="14" w:name="_Toc230167238"/>
       <w:r>
         <w:rPr>
           <w:rFonts w:hint="eastAsia"/>
@@ -14233,7 +13817,7 @@
           <w:rFonts w:hint="eastAsia"/>
         </w:rPr>
       </w:pPr>
-      <w:bookmarkStart w:id="15" w:name="_Toc228959296"/>
+      <w:bookmarkStart w:id="15" w:name="_Toc230167239"/>
       <w:r>
         <w:t>MJPEG视频流技术</w:t>
       </w:r>
@@ -14282,9 +13866,12 @@
           <w:rFonts w:hint="eastAsia"/>
         </w:rPr>
       </w:pPr>
-      <w:bookmarkStart w:id="16" w:name="_Toc228959297"/>
-      <w:r>
-        <w:t>MJPEG视频流技术</w:t>
+      <w:bookmarkStart w:id="16" w:name="_Toc230167240"/>
+      <w:r>
+        <w:rPr>
+          <w:rFonts w:hint="eastAsia"/>
+        </w:rPr>
+        <w:t>功能需求分析</w:t>
       </w:r>
       <w:bookmarkEnd w:id="16"/>
     </w:p>
@@ -14299,19 +13886,11 @@
           <w:sz w:val="24"/>
         </w:rPr>
       </w:pPr>
-      <w:proofErr w:type="gramStart"/>
-      <w:r>
-        <w:rPr>
-          <w:sz w:val="24"/>
-        </w:rPr>
-        <w:t>据业务</w:t>
-      </w:r>
-      <w:proofErr w:type="gramEnd"/>
-      <w:r>
-        <w:rPr>
-          <w:sz w:val="24"/>
-        </w:rPr>
-        <w:t>需求，系统分为前端应用和后端服务两个部分，前端应用的功能需求包括</w:t>
+      <w:r>
+        <w:rPr>
+          <w:sz w:val="24"/>
+        </w:rPr>
+        <w:t>据业务需求，系统分为前端应用和后端服务两个部分，前端应用的功能需求包括</w:t>
       </w:r>
       <w:r>
         <w:rPr>
@@ -14474,49 +14053,13 @@
         <w:rPr>
           <w:sz w:val="24"/>
         </w:rPr>
-        <w:t>.</w:t>
-      </w:r>
-      <w:proofErr w:type="spellStart"/>
-      <w:r>
-        <w:rPr>
-          <w:sz w:val="24"/>
-        </w:rPr>
-        <w:t>mkv</w:t>
-      </w:r>
-      <w:proofErr w:type="spellEnd"/>
-      <w:r>
-        <w:rPr>
-          <w:sz w:val="24"/>
-        </w:rPr>
-        <w:t>等常见视频格式；显示已选择的文件名；执行上</w:t>
-      </w:r>
-      <w:proofErr w:type="gramStart"/>
-      <w:r>
-        <w:rPr>
-          <w:sz w:val="24"/>
-        </w:rPr>
-        <w:t>传操作</w:t>
-      </w:r>
-      <w:proofErr w:type="gramEnd"/>
-      <w:r>
-        <w:rPr>
-          <w:sz w:val="24"/>
-        </w:rPr>
-        <w:t>并显示上传进度；上</w:t>
-      </w:r>
-      <w:proofErr w:type="gramStart"/>
-      <w:r>
-        <w:rPr>
-          <w:sz w:val="24"/>
-        </w:rPr>
-        <w:t>传成功</w:t>
-      </w:r>
-      <w:proofErr w:type="gramEnd"/>
-      <w:r>
-        <w:rPr>
-          <w:sz w:val="24"/>
-        </w:rPr>
-        <w:t>后自动跳转到处理页面。</w:t>
+        <w:t>.mkv</w:t>
+      </w:r>
+      <w:r>
+        <w:rPr>
+          <w:sz w:val="24"/>
+        </w:rPr>
+        <w:t>等常见视频格式；显示已选择的文件名；执行上传操作并显示上传进度；上传成功后自动跳转到处理页面。</w:t>
       </w:r>
     </w:p>
     <w:p>
@@ -14595,21 +14138,7 @@
         <w:rPr>
           <w:sz w:val="24"/>
         </w:rPr>
-        <w:t>）；实时更新处理进度百分比；显示当前处理帧数</w:t>
-      </w:r>
-      <w:proofErr w:type="gramStart"/>
-      <w:r>
-        <w:rPr>
-          <w:sz w:val="24"/>
-        </w:rPr>
-        <w:t>和总帧数</w:t>
-      </w:r>
-      <w:proofErr w:type="gramEnd"/>
-      <w:r>
-        <w:rPr>
-          <w:sz w:val="24"/>
-        </w:rPr>
-        <w:t>；显示处理速度（</w:t>
+        <w:t>）；实时更新处理进度百分比；显示当前处理帧数和总帧数；显示处理速度（</w:t>
       </w:r>
       <w:r>
         <w:rPr>
@@ -14925,7 +14454,7 @@
           <w:rFonts w:hint="eastAsia"/>
         </w:rPr>
       </w:pPr>
-      <w:bookmarkStart w:id="17" w:name="_Toc228959298"/>
+      <w:bookmarkStart w:id="17" w:name="_Toc230167241"/>
       <w:r>
         <w:rPr>
           <w:rFonts w:hint="eastAsia"/>
@@ -15140,7 +14669,7 @@
           <w:rFonts w:hint="eastAsia"/>
         </w:rPr>
       </w:pPr>
-      <w:bookmarkStart w:id="18" w:name="_Toc228959299"/>
+      <w:bookmarkStart w:id="18" w:name="_Toc230167242"/>
       <w:r>
         <w:rPr>
           <w:rFonts w:hint="eastAsia"/>
@@ -15407,33 +14936,17 @@
         </w:rPr>
         <w:t>模式，还借助了</w:t>
       </w:r>
-      <w:proofErr w:type="spellStart"/>
       <w:r>
         <w:rPr>
           <w:sz w:val="24"/>
         </w:rPr>
         <w:t>CommunityToolkit.Mvvm</w:t>
       </w:r>
-      <w:proofErr w:type="spellEnd"/>
-      <w:r>
-        <w:rPr>
-          <w:sz w:val="24"/>
-        </w:rPr>
-        <w:t>这个辅助库来简化代码实现，这样开发复杂度就降下来了，代码也更</w:t>
-      </w:r>
-      <w:proofErr w:type="gramStart"/>
-      <w:r>
-        <w:rPr>
-          <w:sz w:val="24"/>
-        </w:rPr>
-        <w:t>容易维护</w:t>
-      </w:r>
-      <w:proofErr w:type="gramEnd"/>
-      <w:r>
-        <w:rPr>
-          <w:sz w:val="24"/>
-        </w:rPr>
-        <w:t>和测试。界面和业务逻辑之间的分离也更清楚。前后端通信方面，前端通过</w:t>
+      <w:r>
+        <w:rPr>
+          <w:sz w:val="24"/>
+        </w:rPr>
+        <w:t>这个辅助库来简化代码实现，这样开发复杂度就降下来了，代码也更容易维护和测试。界面和业务逻辑之间的分离也更清楚。前后端通信方面，前端通过</w:t>
       </w:r>
       <w:r>
         <w:rPr>
@@ -15514,14 +15027,12 @@
         </w:rPr>
         <w:t>前端业务逻辑主要放在</w:t>
       </w:r>
-      <w:proofErr w:type="spellStart"/>
       <w:r>
         <w:rPr>
           <w:sz w:val="24"/>
         </w:rPr>
         <w:t>ViewModel</w:t>
       </w:r>
-      <w:proofErr w:type="spellEnd"/>
       <w:r>
         <w:rPr>
           <w:sz w:val="24"/>
@@ -15623,21 +15134,7 @@
           <w:sz w:val="24"/>
         </w:rPr>
         <w:lastRenderedPageBreak/>
-        <w:t>数据</w:t>
-      </w:r>
-      <w:proofErr w:type="gramStart"/>
-      <w:r>
-        <w:rPr>
-          <w:sz w:val="24"/>
-        </w:rPr>
-        <w:t>存储层用的</w:t>
-      </w:r>
-      <w:proofErr w:type="gramEnd"/>
-      <w:r>
-        <w:rPr>
-          <w:sz w:val="24"/>
-        </w:rPr>
-        <w:t>是</w:t>
+        <w:t>数据存储层用的是</w:t>
       </w:r>
       <w:r>
         <w:rPr>
@@ -15851,7 +15348,7 @@
           <w:sz w:val="21"/>
           <w:szCs w:val="21"/>
         </w:rPr>
-        <w:instrText xml:space="preserve"> \* ARABIC \s 2</w:instrText>
+        <w:instrText xml:space="preserve"> \* ARABIC \s 1</w:instrText>
       </w:r>
       <w:r>
         <w:rPr>
@@ -15903,7 +15400,7 @@
           <w:rFonts w:hint="eastAsia"/>
         </w:rPr>
       </w:pPr>
-      <w:bookmarkStart w:id="20" w:name="_Toc228959300"/>
+      <w:bookmarkStart w:id="20" w:name="_Toc230167243"/>
       <w:r>
         <w:t>数据库设计</w:t>
       </w:r>
@@ -15916,7 +15413,7 @@
           <w:rFonts w:hint="eastAsia"/>
         </w:rPr>
       </w:pPr>
-      <w:bookmarkStart w:id="21" w:name="_Toc228959301"/>
+      <w:bookmarkStart w:id="21" w:name="_Toc230167244"/>
       <w:r>
         <w:rPr>
           <w:rFonts w:hint="eastAsia"/>
@@ -15966,14 +15463,12 @@
         </w:rPr>
         <w:t>表和</w:t>
       </w:r>
-      <w:proofErr w:type="spellStart"/>
       <w:r>
         <w:rPr>
           <w:sz w:val="24"/>
         </w:rPr>
         <w:t>detection_results</w:t>
       </w:r>
-      <w:proofErr w:type="spellEnd"/>
       <w:r>
         <w:rPr>
           <w:sz w:val="24"/>
@@ -16047,14 +15542,12 @@
           <w:sz w:val="24"/>
         </w:rPr>
       </w:pPr>
-      <w:proofErr w:type="spellStart"/>
       <w:r>
         <w:rPr>
           <w:sz w:val="24"/>
         </w:rPr>
         <w:t>detection_results</w:t>
       </w:r>
-      <w:proofErr w:type="spellEnd"/>
       <w:r>
         <w:rPr>
           <w:sz w:val="24"/>
@@ -16103,19 +15596,11 @@
         </w:rPr>
         <w:t>ID</w:t>
       </w:r>
-      <w:proofErr w:type="gramStart"/>
-      <w:r>
-        <w:rPr>
-          <w:sz w:val="24"/>
-        </w:rPr>
-        <w:t>是外键关联</w:t>
-      </w:r>
-      <w:proofErr w:type="gramEnd"/>
-      <w:r>
-        <w:rPr>
-          <w:sz w:val="24"/>
-        </w:rPr>
-        <w:t>到</w:t>
+      <w:r>
+        <w:rPr>
+          <w:sz w:val="24"/>
+        </w:rPr>
+        <w:t>是外键关联到</w:t>
       </w:r>
       <w:r>
         <w:rPr>
@@ -16137,7 +15622,7 @@
           <w:rFonts w:hint="eastAsia"/>
         </w:rPr>
       </w:pPr>
-      <w:bookmarkStart w:id="22" w:name="_Toc228959302"/>
+      <w:bookmarkStart w:id="22" w:name="_Toc230167245"/>
       <w:r>
         <w:rPr>
           <w:rFonts w:hint="eastAsia"/>
@@ -16335,14 +15820,12 @@
         <w:noBreakHyphen/>
         <w:t xml:space="preserve">2 </w:t>
       </w:r>
-      <w:proofErr w:type="spellStart"/>
       <w:r>
         <w:rPr>
           <w:szCs w:val="21"/>
         </w:rPr>
         <w:t>detection_results</w:t>
       </w:r>
-      <w:proofErr w:type="spellEnd"/>
       <w:r>
         <w:rPr>
           <w:szCs w:val="21"/>
@@ -16914,19 +16397,11 @@
                 <w:szCs w:val="21"/>
               </w:rPr>
             </w:pPr>
-            <w:proofErr w:type="gramStart"/>
             <w:r>
               <w:rPr>
                 <w:szCs w:val="21"/>
               </w:rPr>
-              <w:t>VARCHAR(</w:t>
-            </w:r>
-            <w:proofErr w:type="gramEnd"/>
-            <w:r>
-              <w:rPr>
-                <w:szCs w:val="21"/>
-              </w:rPr>
-              <w:t>255)</w:t>
+              <w:t>VARCHAR(255)</w:t>
             </w:r>
           </w:p>
         </w:tc>
@@ -16976,14 +16451,12 @@
                 <w:sz w:val="24"/>
               </w:rPr>
             </w:pPr>
-            <w:proofErr w:type="spellStart"/>
             <w:r>
               <w:rPr>
                 <w:sz w:val="24"/>
               </w:rPr>
               <w:t>filepath</w:t>
             </w:r>
-            <w:proofErr w:type="spellEnd"/>
           </w:p>
         </w:tc>
         <w:tc>
@@ -17001,19 +16474,11 @@
                 <w:szCs w:val="21"/>
               </w:rPr>
             </w:pPr>
-            <w:proofErr w:type="gramStart"/>
             <w:r>
               <w:rPr>
                 <w:szCs w:val="21"/>
               </w:rPr>
-              <w:t>VARCHAR(</w:t>
-            </w:r>
-            <w:proofErr w:type="gramEnd"/>
-            <w:r>
-              <w:rPr>
-                <w:szCs w:val="21"/>
-              </w:rPr>
-              <w:t>500)</w:t>
+              <w:t>VARCHAR(500)</w:t>
             </w:r>
           </w:p>
         </w:tc>
@@ -17084,19 +16549,11 @@
                 <w:szCs w:val="21"/>
               </w:rPr>
             </w:pPr>
-            <w:proofErr w:type="gramStart"/>
             <w:r>
               <w:rPr>
                 <w:szCs w:val="21"/>
               </w:rPr>
-              <w:t>VARCHAR(</w:t>
-            </w:r>
-            <w:proofErr w:type="gramEnd"/>
-            <w:r>
-              <w:rPr>
-                <w:szCs w:val="21"/>
-              </w:rPr>
-              <w:t>20)</w:t>
+              <w:t>VARCHAR(20)</w:t>
             </w:r>
           </w:p>
         </w:tc>
@@ -17143,14 +16600,12 @@
                 <w:sz w:val="24"/>
               </w:rPr>
             </w:pPr>
-            <w:proofErr w:type="spellStart"/>
             <w:r>
               <w:rPr>
                 <w:sz w:val="24"/>
               </w:rPr>
               <w:t>upload_time</w:t>
             </w:r>
-            <w:proofErr w:type="spellEnd"/>
           </w:p>
         </w:tc>
         <w:tc>
@@ -17195,16 +16650,8 @@
               <w:rPr>
                 <w:szCs w:val="21"/>
               </w:rPr>
-              <w:t>上</w:t>
+              <w:t>上传时间</w:t>
             </w:r>
-            <w:proofErr w:type="gramStart"/>
-            <w:r>
-              <w:rPr>
-                <w:szCs w:val="21"/>
-              </w:rPr>
-              <w:t>传时间</w:t>
-            </w:r>
-            <w:proofErr w:type="gramEnd"/>
           </w:p>
         </w:tc>
       </w:tr>
@@ -17328,19 +16775,11 @@
                 <w:szCs w:val="21"/>
               </w:rPr>
             </w:pPr>
-            <w:proofErr w:type="gramStart"/>
             <w:r>
               <w:rPr>
                 <w:szCs w:val="21"/>
               </w:rPr>
-              <w:t>VARCHAR(</w:t>
-            </w:r>
-            <w:proofErr w:type="gramEnd"/>
-            <w:r>
-              <w:rPr>
-                <w:szCs w:val="21"/>
-              </w:rPr>
-              <w:t>20)</w:t>
+              <w:t>VARCHAR(20)</w:t>
             </w:r>
           </w:p>
         </w:tc>
@@ -17434,7 +16873,6 @@
                 <w:szCs w:val="21"/>
               </w:rPr>
             </w:pPr>
-            <w:proofErr w:type="gramStart"/>
             <w:r>
               <w:rPr>
                 <w:rFonts w:hint="eastAsia"/>
@@ -17442,7 +16880,6 @@
               </w:rPr>
               <w:t>帧率</w:t>
             </w:r>
-            <w:proofErr w:type="gramEnd"/>
           </w:p>
         </w:tc>
       </w:tr>
@@ -17465,14 +16902,12 @@
                 <w:sz w:val="24"/>
               </w:rPr>
             </w:pPr>
-            <w:proofErr w:type="spellStart"/>
             <w:r>
               <w:rPr>
                 <w:sz w:val="24"/>
               </w:rPr>
               <w:t>processed_path</w:t>
             </w:r>
-            <w:proofErr w:type="spellEnd"/>
           </w:p>
         </w:tc>
         <w:tc>
@@ -17490,19 +16925,11 @@
                 <w:szCs w:val="21"/>
               </w:rPr>
             </w:pPr>
-            <w:proofErr w:type="gramStart"/>
             <w:r>
               <w:rPr>
                 <w:szCs w:val="21"/>
               </w:rPr>
-              <w:t>VARCHAR(</w:t>
-            </w:r>
-            <w:proofErr w:type="gramEnd"/>
-            <w:r>
-              <w:rPr>
-                <w:szCs w:val="21"/>
-              </w:rPr>
-              <w:t>500)</w:t>
+              <w:t>VARCHAR(500)</w:t>
             </w:r>
           </w:p>
         </w:tc>
@@ -17549,14 +16976,12 @@
                 <w:sz w:val="24"/>
               </w:rPr>
             </w:pPr>
-            <w:proofErr w:type="spellStart"/>
             <w:r>
               <w:rPr>
                 <w:sz w:val="24"/>
               </w:rPr>
               <w:t>process_started</w:t>
             </w:r>
-            <w:proofErr w:type="spellEnd"/>
           </w:p>
         </w:tc>
         <w:tc>
@@ -17626,14 +17051,12 @@
                 <w:sz w:val="24"/>
               </w:rPr>
             </w:pPr>
-            <w:proofErr w:type="spellStart"/>
             <w:r>
               <w:rPr>
                 <w:sz w:val="24"/>
               </w:rPr>
               <w:t>process_completed</w:t>
             </w:r>
-            <w:proofErr w:type="spellEnd"/>
           </w:p>
         </w:tc>
         <w:tc>
@@ -17862,7 +17285,6 @@
         </w:rPr>
         <w:t xml:space="preserve"> </w:t>
       </w:r>
-      <w:proofErr w:type="spellStart"/>
       <w:r>
         <w:rPr>
           <w:rFonts w:ascii="Times New Roman" w:eastAsia="宋体" w:hAnsi="Times New Roman"/>
@@ -17871,7 +17293,6 @@
         </w:rPr>
         <w:t>detection_results</w:t>
       </w:r>
-      <w:proofErr w:type="spellEnd"/>
       <w:r>
         <w:rPr>
           <w:rFonts w:ascii="Times New Roman" w:eastAsia="宋体" w:hAnsi="Times New Roman"/>
@@ -18016,7 +17437,6 @@
                 <w:szCs w:val="21"/>
               </w:rPr>
             </w:pPr>
-            <w:proofErr w:type="spellStart"/>
             <w:r>
               <w:rPr>
                 <w:iCs/>
@@ -18024,7 +17444,6 @@
               </w:rPr>
               <w:t>detection_id</w:t>
             </w:r>
-            <w:proofErr w:type="spellEnd"/>
           </w:p>
         </w:tc>
         <w:tc>
@@ -18116,14 +17535,12 @@
                 <w:sz w:val="24"/>
               </w:rPr>
             </w:pPr>
-            <w:proofErr w:type="spellStart"/>
             <w:r>
               <w:rPr>
                 <w:sz w:val="24"/>
               </w:rPr>
               <w:t>video_id</w:t>
             </w:r>
-            <w:proofErr w:type="spellEnd"/>
           </w:p>
         </w:tc>
         <w:tc>
@@ -18186,16 +17603,8 @@
               <w:rPr>
                 <w:szCs w:val="21"/>
               </w:rPr>
-              <w:t>，</w:t>
+              <w:t>，外键</w:t>
             </w:r>
-            <w:proofErr w:type="gramStart"/>
-            <w:r>
-              <w:rPr>
-                <w:szCs w:val="21"/>
-              </w:rPr>
-              <w:t>外键</w:t>
-            </w:r>
-            <w:proofErr w:type="gramEnd"/>
           </w:p>
         </w:tc>
       </w:tr>
@@ -18218,14 +17627,12 @@
                 <w:sz w:val="24"/>
               </w:rPr>
             </w:pPr>
-            <w:proofErr w:type="spellStart"/>
             <w:r>
               <w:rPr>
                 <w:sz w:val="24"/>
               </w:rPr>
               <w:t>object_class</w:t>
             </w:r>
-            <w:proofErr w:type="spellEnd"/>
           </w:p>
         </w:tc>
         <w:tc>
@@ -18243,19 +17650,11 @@
                 <w:szCs w:val="21"/>
               </w:rPr>
             </w:pPr>
-            <w:proofErr w:type="gramStart"/>
             <w:r>
               <w:rPr>
                 <w:szCs w:val="21"/>
               </w:rPr>
-              <w:t>VARCHAR(</w:t>
-            </w:r>
-            <w:proofErr w:type="gramEnd"/>
-            <w:r>
-              <w:rPr>
-                <w:szCs w:val="21"/>
-              </w:rPr>
-              <w:t>50)</w:t>
+              <w:t>VARCHAR(50)</w:t>
             </w:r>
           </w:p>
         </w:tc>
@@ -18383,14 +17782,12 @@
                 <w:sz w:val="24"/>
               </w:rPr>
             </w:pPr>
-            <w:proofErr w:type="spellStart"/>
             <w:r>
               <w:rPr>
                 <w:sz w:val="24"/>
               </w:rPr>
               <w:t>upload_time</w:t>
             </w:r>
-            <w:proofErr w:type="spellEnd"/>
           </w:p>
         </w:tc>
         <w:tc>
@@ -18435,16 +17832,8 @@
               <w:rPr>
                 <w:szCs w:val="21"/>
               </w:rPr>
-              <w:t>上</w:t>
+              <w:t>上传时间</w:t>
             </w:r>
-            <w:proofErr w:type="gramStart"/>
-            <w:r>
-              <w:rPr>
-                <w:szCs w:val="21"/>
-              </w:rPr>
-              <w:t>传时间</w:t>
-            </w:r>
-            <w:proofErr w:type="gramEnd"/>
           </w:p>
         </w:tc>
       </w:tr>
@@ -18513,7 +17902,6 @@
                 <w:szCs w:val="21"/>
               </w:rPr>
             </w:pPr>
-            <w:proofErr w:type="gramStart"/>
             <w:r>
               <w:rPr>
                 <w:rFonts w:hint="eastAsia"/>
@@ -18521,7 +17909,6 @@
               </w:rPr>
               <w:t>边界框左上角</w:t>
             </w:r>
-            <w:proofErr w:type="gramEnd"/>
             <w:r>
               <w:rPr>
                 <w:rFonts w:hint="eastAsia"/>
@@ -18606,14 +17993,12 @@
                 <w:szCs w:val="21"/>
               </w:rPr>
             </w:pPr>
-            <w:proofErr w:type="gramStart"/>
             <w:r>
               <w:rPr>
                 <w:szCs w:val="21"/>
               </w:rPr>
               <w:t>边界框左上角</w:t>
             </w:r>
-            <w:proofErr w:type="gramEnd"/>
             <w:r>
               <w:rPr>
                 <w:szCs w:val="21"/>
@@ -18694,14 +18079,12 @@
                 <w:szCs w:val="21"/>
               </w:rPr>
             </w:pPr>
-            <w:proofErr w:type="gramStart"/>
             <w:r>
               <w:rPr>
                 <w:szCs w:val="21"/>
               </w:rPr>
               <w:t>边界框右下角</w:t>
             </w:r>
-            <w:proofErr w:type="gramEnd"/>
             <w:r>
               <w:rPr>
                 <w:szCs w:val="21"/>
@@ -18782,7 +18165,6 @@
                 <w:szCs w:val="21"/>
               </w:rPr>
             </w:pPr>
-            <w:proofErr w:type="gramStart"/>
             <w:r>
               <w:rPr>
                 <w:rFonts w:hint="eastAsia"/>
@@ -18790,7 +18172,6 @@
               </w:rPr>
               <w:t>边界框右下角</w:t>
             </w:r>
-            <w:proofErr w:type="gramEnd"/>
             <w:r>
               <w:rPr>
                 <w:rFonts w:hint="eastAsia"/>
@@ -18827,14 +18208,12 @@
                 <w:sz w:val="24"/>
               </w:rPr>
             </w:pPr>
-            <w:proofErr w:type="spellStart"/>
             <w:r>
               <w:rPr>
                 <w:sz w:val="24"/>
               </w:rPr>
               <w:t>frame_number</w:t>
             </w:r>
-            <w:proofErr w:type="spellEnd"/>
           </w:p>
         </w:tc>
         <w:tc>
@@ -18903,14 +18282,12 @@
                 <w:sz w:val="24"/>
               </w:rPr>
             </w:pPr>
-            <w:proofErr w:type="spellStart"/>
             <w:r>
               <w:rPr>
                 <w:sz w:val="24"/>
               </w:rPr>
               <w:t>detected_at</w:t>
             </w:r>
-            <w:proofErr w:type="spellEnd"/>
           </w:p>
         </w:tc>
         <w:tc>
@@ -19123,7 +18500,7 @@
         <w:rPr>
           <w:rFonts w:hint="eastAsia"/>
         </w:rPr>
-        <w:instrText xml:space="preserve"> \* ARABIC \s 2 </w:instrText>
+        <w:instrText xml:space="preserve"> \* ARABIC \s 1 </w:instrText>
       </w:r>
       <w:r>
         <w:rPr>
@@ -19165,7 +18542,7 @@
           <w:rFonts w:hint="eastAsia"/>
         </w:rPr>
       </w:pPr>
-      <w:bookmarkStart w:id="26" w:name="_Toc228959303"/>
+      <w:bookmarkStart w:id="26" w:name="_Toc230167246"/>
       <w:r>
         <w:t>接口设计</w:t>
       </w:r>
@@ -19685,23 +19062,7 @@
                 <w:iCs/>
                 <w:szCs w:val="21"/>
               </w:rPr>
-              <w:t>/</w:t>
-            </w:r>
-            <w:proofErr w:type="spellStart"/>
-            <w:r>
-              <w:rPr>
-                <w:iCs/>
-                <w:szCs w:val="21"/>
-              </w:rPr>
-              <w:t>api</w:t>
-            </w:r>
-            <w:proofErr w:type="spellEnd"/>
-            <w:r>
-              <w:rPr>
-                <w:iCs/>
-                <w:szCs w:val="21"/>
-              </w:rPr>
-              <w:t>/videos</w:t>
+              <w:t>/api/videos</w:t>
             </w:r>
           </w:p>
         </w:tc>
@@ -19786,23 +19147,7 @@
               <w:rPr>
                 <w:sz w:val="24"/>
               </w:rPr>
-              <w:t>/</w:t>
-            </w:r>
-            <w:proofErr w:type="spellStart"/>
-            <w:proofErr w:type="gramStart"/>
-            <w:r>
-              <w:rPr>
-                <w:sz w:val="24"/>
-              </w:rPr>
-              <w:t>api</w:t>
-            </w:r>
-            <w:proofErr w:type="spellEnd"/>
-            <w:proofErr w:type="gramEnd"/>
-            <w:r>
-              <w:rPr>
-                <w:sz w:val="24"/>
-              </w:rPr>
-              <w:t>/videos/{id}</w:t>
+              <w:t>/api/videos/{id}</w:t>
             </w:r>
           </w:p>
         </w:tc>
@@ -19882,30 +19227,8 @@
               <w:rPr>
                 <w:sz w:val="24"/>
               </w:rPr>
-              <w:t>/</w:t>
+              <w:t>/api/upload_realtime</w:t>
             </w:r>
-            <w:proofErr w:type="spellStart"/>
-            <w:r>
-              <w:rPr>
-                <w:sz w:val="24"/>
-              </w:rPr>
-              <w:t>api</w:t>
-            </w:r>
-            <w:proofErr w:type="spellEnd"/>
-            <w:r>
-              <w:rPr>
-                <w:sz w:val="24"/>
-              </w:rPr>
-              <w:t>/</w:t>
-            </w:r>
-            <w:proofErr w:type="spellStart"/>
-            <w:r>
-              <w:rPr>
-                <w:sz w:val="24"/>
-              </w:rPr>
-              <w:t>upload_realtime</w:t>
-            </w:r>
-            <w:proofErr w:type="spellEnd"/>
           </w:p>
         </w:tc>
         <w:tc>
@@ -19978,32 +19301,8 @@
               <w:rPr>
                 <w:sz w:val="24"/>
               </w:rPr>
-              <w:t>/</w:t>
+              <w:t>/api/videos/{id}/process_status</w:t>
             </w:r>
-            <w:proofErr w:type="spellStart"/>
-            <w:proofErr w:type="gramStart"/>
-            <w:r>
-              <w:rPr>
-                <w:sz w:val="24"/>
-              </w:rPr>
-              <w:t>api</w:t>
-            </w:r>
-            <w:proofErr w:type="spellEnd"/>
-            <w:proofErr w:type="gramEnd"/>
-            <w:r>
-              <w:rPr>
-                <w:sz w:val="24"/>
-              </w:rPr>
-              <w:t>/videos/{id}/</w:t>
-            </w:r>
-            <w:proofErr w:type="spellStart"/>
-            <w:r>
-              <w:rPr>
-                <w:sz w:val="24"/>
-              </w:rPr>
-              <w:t>process_status</w:t>
-            </w:r>
-            <w:proofErr w:type="spellEnd"/>
           </w:p>
         </w:tc>
         <w:tc>
@@ -20072,19 +19371,11 @@
                 <w:sz w:val="24"/>
               </w:rPr>
             </w:pPr>
-            <w:proofErr w:type="spellStart"/>
             <w:r>
               <w:rPr>
                 <w:sz w:val="24"/>
               </w:rPr>
-              <w:t>api</w:t>
-            </w:r>
-            <w:proofErr w:type="spellEnd"/>
-            <w:r>
-              <w:rPr>
-                <w:sz w:val="24"/>
-              </w:rPr>
-              <w:t>/videos/{id}/stream</w:t>
+              <w:t>api/videos/{id}/stream</w:t>
             </w:r>
           </w:p>
         </w:tc>
@@ -20170,23 +19461,7 @@
               <w:rPr>
                 <w:sz w:val="24"/>
               </w:rPr>
-              <w:t>/</w:t>
-            </w:r>
-            <w:proofErr w:type="spellStart"/>
-            <w:proofErr w:type="gramStart"/>
-            <w:r>
-              <w:rPr>
-                <w:sz w:val="24"/>
-              </w:rPr>
-              <w:t>api</w:t>
-            </w:r>
-            <w:proofErr w:type="spellEnd"/>
-            <w:proofErr w:type="gramEnd"/>
-            <w:r>
-              <w:rPr>
-                <w:sz w:val="24"/>
-              </w:rPr>
-              <w:t>/videos/{id}/results</w:t>
+              <w:t>/api/videos/{id}/results</w:t>
             </w:r>
           </w:p>
         </w:tc>
@@ -20262,35 +19537,8 @@
                 <w:iCs/>
                 <w:sz w:val="24"/>
               </w:rPr>
-              <w:t>/</w:t>
+              <w:t>/api/videos/{id}/processed_video_file</w:t>
             </w:r>
-            <w:proofErr w:type="spellStart"/>
-            <w:proofErr w:type="gramStart"/>
-            <w:r>
-              <w:rPr>
-                <w:iCs/>
-                <w:sz w:val="24"/>
-              </w:rPr>
-              <w:t>api</w:t>
-            </w:r>
-            <w:proofErr w:type="spellEnd"/>
-            <w:proofErr w:type="gramEnd"/>
-            <w:r>
-              <w:rPr>
-                <w:iCs/>
-                <w:sz w:val="24"/>
-              </w:rPr>
-              <w:t>/videos/{id}/</w:t>
-            </w:r>
-            <w:proofErr w:type="spellStart"/>
-            <w:r>
-              <w:rPr>
-                <w:iCs/>
-                <w:sz w:val="24"/>
-              </w:rPr>
-              <w:t>processed_video_file</w:t>
-            </w:r>
-            <w:proofErr w:type="spellEnd"/>
           </w:p>
         </w:tc>
         <w:tc>
@@ -20363,16 +19611,8 @@
               <w:rPr>
                 <w:sz w:val="24"/>
               </w:rPr>
-              <w:t>/</w:t>
+              <w:t>/health</w:t>
             </w:r>
-            <w:proofErr w:type="gramStart"/>
-            <w:r>
-              <w:rPr>
-                <w:sz w:val="24"/>
-              </w:rPr>
-              <w:t>health</w:t>
-            </w:r>
-            <w:proofErr w:type="gramEnd"/>
           </w:p>
         </w:tc>
         <w:tc>
@@ -20446,7 +19686,7 @@
           <w:rFonts w:hint="eastAsia"/>
         </w:rPr>
       </w:pPr>
-      <w:bookmarkStart w:id="28" w:name="_Toc228959304"/>
+      <w:bookmarkStart w:id="28" w:name="_Toc230167247"/>
       <w:r>
         <w:lastRenderedPageBreak/>
         <w:t>系统实现</w:t>
@@ -20460,7 +19700,7 @@
           <w:rFonts w:hint="eastAsia"/>
         </w:rPr>
       </w:pPr>
-      <w:bookmarkStart w:id="29" w:name="_Toc228959305"/>
+      <w:bookmarkStart w:id="29" w:name="_Toc230167248"/>
       <w:r>
         <w:t>前端MAUI应用实现</w:t>
       </w:r>
@@ -20611,21 +19851,12 @@
         </w:rPr>
         <w:t>接口调用能力，</w:t>
       </w:r>
-      <w:proofErr w:type="spellStart"/>
-      <w:r>
-        <w:rPr>
-          <w:rFonts w:hint="eastAsia"/>
-          <w:sz w:val="24"/>
-        </w:rPr>
-        <w:t>ViewModels</w:t>
-      </w:r>
-      <w:proofErr w:type="spellEnd"/>
-      <w:r>
-        <w:rPr>
-          <w:rFonts w:hint="eastAsia"/>
-          <w:sz w:val="24"/>
-        </w:rPr>
-        <w:t xml:space="preserve"> </w:t>
+      <w:r>
+        <w:rPr>
+          <w:rFonts w:hint="eastAsia"/>
+          <w:sz w:val="24"/>
+        </w:rPr>
+        <w:t xml:space="preserve">ViewModels </w:t>
       </w:r>
       <w:r>
         <w:rPr>
@@ -20639,39 +19870,14 @@
           <w:rFonts w:hint="eastAsia"/>
           <w:sz w:val="24"/>
         </w:rPr>
-        <w:t xml:space="preserve"> </w:t>
-      </w:r>
-      <w:proofErr w:type="spellStart"/>
-      <w:r>
-        <w:rPr>
-          <w:rFonts w:hint="eastAsia"/>
-          <w:sz w:val="24"/>
-        </w:rPr>
-        <w:t>BaseViewModel</w:t>
-      </w:r>
-      <w:proofErr w:type="spellEnd"/>
-      <w:r>
-        <w:rPr>
-          <w:rFonts w:hint="eastAsia"/>
-          <w:sz w:val="24"/>
-        </w:rPr>
-        <w:t xml:space="preserve"> </w:t>
-      </w:r>
-      <w:proofErr w:type="gramStart"/>
-      <w:r>
-        <w:rPr>
-          <w:rFonts w:hint="eastAsia"/>
-          <w:sz w:val="24"/>
-        </w:rPr>
-        <w:t>基类实现</w:t>
-      </w:r>
-      <w:proofErr w:type="gramEnd"/>
-      <w:r>
-        <w:rPr>
-          <w:rFonts w:hint="eastAsia"/>
-          <w:sz w:val="24"/>
-        </w:rPr>
-        <w:t>各页面业务逻辑与数据交互，</w:t>
+        <w:t xml:space="preserve"> BaseViewModel </w:t>
+      </w:r>
+      <w:r>
+        <w:rPr>
+          <w:rFonts w:hint="eastAsia"/>
+          <w:sz w:val="24"/>
+        </w:rPr>
+        <w:t>基类实现各页面业务逻辑与数据交互，</w:t>
       </w:r>
       <w:r>
         <w:rPr>
@@ -20720,17 +19926,8 @@
           <w:rFonts w:hint="eastAsia"/>
           <w:sz w:val="24"/>
         </w:rPr>
-        <w:t xml:space="preserve"> </w:t>
-      </w:r>
-      <w:proofErr w:type="spellStart"/>
-      <w:r>
-        <w:rPr>
-          <w:rFonts w:hint="eastAsia"/>
-          <w:sz w:val="24"/>
-        </w:rPr>
-        <w:t>App.xaml</w:t>
-      </w:r>
-      <w:proofErr w:type="spellEnd"/>
+        <w:t xml:space="preserve"> App.xaml</w:t>
+      </w:r>
       <w:r>
         <w:rPr>
           <w:rFonts w:hint="eastAsia"/>
@@ -20738,21 +19935,12 @@
         </w:rPr>
         <w:t>、</w:t>
       </w:r>
-      <w:proofErr w:type="spellStart"/>
-      <w:r>
-        <w:rPr>
-          <w:rFonts w:hint="eastAsia"/>
-          <w:sz w:val="24"/>
-        </w:rPr>
-        <w:t>AppShell.xaml</w:t>
-      </w:r>
-      <w:proofErr w:type="spellEnd"/>
-      <w:r>
-        <w:rPr>
-          <w:rFonts w:hint="eastAsia"/>
-          <w:sz w:val="24"/>
-        </w:rPr>
-        <w:t xml:space="preserve"> </w:t>
+      <w:r>
+        <w:rPr>
+          <w:rFonts w:hint="eastAsia"/>
+          <w:sz w:val="24"/>
+        </w:rPr>
+        <w:t xml:space="preserve">AppShell.xaml </w:t>
       </w:r>
       <w:r>
         <w:rPr>
@@ -20761,21 +19949,12 @@
         </w:rPr>
         <w:t>实现应用资源管理与页面导航路由，</w:t>
       </w:r>
-      <w:proofErr w:type="spellStart"/>
-      <w:r>
-        <w:rPr>
-          <w:rFonts w:hint="eastAsia"/>
-          <w:sz w:val="24"/>
-        </w:rPr>
-        <w:t>MauiProgram.cs</w:t>
-      </w:r>
-      <w:proofErr w:type="spellEnd"/>
-      <w:r>
-        <w:rPr>
-          <w:rFonts w:hint="eastAsia"/>
-          <w:sz w:val="24"/>
-        </w:rPr>
-        <w:t xml:space="preserve"> </w:t>
+      <w:r>
+        <w:rPr>
+          <w:rFonts w:hint="eastAsia"/>
+          <w:sz w:val="24"/>
+        </w:rPr>
+        <w:t xml:space="preserve">MauiProgram.cs </w:t>
       </w:r>
       <w:r>
         <w:rPr>
@@ -20822,14 +20001,12 @@
         </w:rPr>
         <w:t>应用使用</w:t>
       </w:r>
-      <w:proofErr w:type="spellStart"/>
       <w:r>
         <w:rPr>
           <w:sz w:val="24"/>
         </w:rPr>
         <w:t>Microsoft.Extensions.DependencyInjection</w:t>
       </w:r>
-      <w:proofErr w:type="spellEnd"/>
       <w:r>
         <w:rPr>
           <w:sz w:val="24"/>
@@ -20897,14 +20074,12 @@
         </w:rPr>
         <w:t>在</w:t>
       </w:r>
-      <w:proofErr w:type="spellStart"/>
       <w:r>
         <w:rPr>
           <w:sz w:val="24"/>
         </w:rPr>
         <w:t>MauiProgram.cs</w:t>
       </w:r>
-      <w:proofErr w:type="spellEnd"/>
       <w:r>
         <w:rPr>
           <w:sz w:val="24"/>
@@ -20925,7 +20100,6 @@
         </w:rPr>
         <w:t>通过依赖注入，</w:t>
       </w:r>
-      <w:proofErr w:type="spellStart"/>
       <w:r>
         <w:rPr>
           <w:rFonts w:hint="eastAsia"/>
@@ -20933,7 +20107,6 @@
         </w:rPr>
         <w:t>ViewModel</w:t>
       </w:r>
-      <w:proofErr w:type="spellEnd"/>
       <w:r>
         <w:rPr>
           <w:rFonts w:hint="eastAsia"/>
@@ -20941,7 +20114,6 @@
         </w:rPr>
         <w:t>可以在构造函数中直接获取</w:t>
       </w:r>
-      <w:proofErr w:type="spellStart"/>
       <w:r>
         <w:rPr>
           <w:rFonts w:hint="eastAsia"/>
@@ -20949,7 +20121,6 @@
         </w:rPr>
         <w:t>ApiService</w:t>
       </w:r>
-      <w:proofErr w:type="spellEnd"/>
       <w:r>
         <w:rPr>
           <w:rFonts w:hint="eastAsia"/>
@@ -21225,7 +20396,7 @@
           <w:sz w:val="21"/>
           <w:szCs w:val="21"/>
         </w:rPr>
-        <w:instrText xml:space="preserve"> \* ARABIC \s 2</w:instrText>
+        <w:instrText xml:space="preserve"> \* ARABIC \s 1</w:instrText>
       </w:r>
       <w:r>
         <w:rPr>
@@ -21378,7 +20549,6 @@
         </w:rPr>
         <w:t>所示</w:t>
       </w:r>
-      <w:proofErr w:type="spellStart"/>
       <w:r>
         <w:rPr>
           <w:rFonts w:hint="eastAsia"/>
@@ -21386,7 +20556,6 @@
         </w:rPr>
         <w:t>VideosPage</w:t>
       </w:r>
-      <w:proofErr w:type="spellEnd"/>
       <w:r>
         <w:rPr>
           <w:rFonts w:hint="eastAsia"/>
@@ -21415,7 +20584,6 @@
         </w:rPr>
         <w:t>。</w:t>
       </w:r>
-      <w:proofErr w:type="spellStart"/>
       <w:r>
         <w:rPr>
           <w:rFonts w:hint="eastAsia"/>
@@ -21423,7 +20591,6 @@
         </w:rPr>
         <w:t>VideosViewModel</w:t>
       </w:r>
-      <w:proofErr w:type="spellEnd"/>
       <w:r>
         <w:rPr>
           <w:rFonts w:hint="eastAsia"/>
@@ -21452,7 +20619,6 @@
         </w:rPr>
         <w:t>从</w:t>
       </w:r>
-      <w:proofErr w:type="spellStart"/>
       <w:r>
         <w:rPr>
           <w:rFonts w:hint="eastAsia"/>
@@ -21460,7 +20626,6 @@
         </w:rPr>
         <w:t>ApiService</w:t>
       </w:r>
-      <w:proofErr w:type="spellEnd"/>
       <w:r>
         <w:rPr>
           <w:rFonts w:hint="eastAsia"/>
@@ -21503,7 +20668,6 @@
         </w:rPr>
         <w:t>。</w:t>
       </w:r>
-      <w:proofErr w:type="spellStart"/>
       <w:r>
         <w:rPr>
           <w:rFonts w:hint="eastAsia"/>
@@ -21511,7 +20675,6 @@
         </w:rPr>
         <w:t>BaseViewModel</w:t>
       </w:r>
-      <w:proofErr w:type="spellEnd"/>
       <w:r>
         <w:rPr>
           <w:rFonts w:hint="eastAsia"/>
@@ -21552,7 +20715,6 @@
         </w:rPr>
         <w:t>视频列表页面（</w:t>
       </w:r>
-      <w:proofErr w:type="spellStart"/>
       <w:r>
         <w:rPr>
           <w:rFonts w:hint="eastAsia"/>
@@ -21560,7 +20722,6 @@
         </w:rPr>
         <w:t>VideosPage</w:t>
       </w:r>
-      <w:proofErr w:type="spellEnd"/>
       <w:r>
         <w:rPr>
           <w:rFonts w:hint="eastAsia"/>
@@ -21582,7 +20743,6 @@
         </w:rPr>
         <w:t>页面使用</w:t>
       </w:r>
-      <w:proofErr w:type="spellStart"/>
       <w:r>
         <w:rPr>
           <w:rFonts w:hint="eastAsia"/>
@@ -21590,7 +20750,6 @@
         </w:rPr>
         <w:t>CollectionView</w:t>
       </w:r>
-      <w:proofErr w:type="spellEnd"/>
       <w:r>
         <w:rPr>
           <w:rFonts w:hint="eastAsia"/>
@@ -21598,7 +20757,6 @@
         </w:rPr>
         <w:t>控件实现列表展示，通过数据绑定与</w:t>
       </w:r>
-      <w:proofErr w:type="spellStart"/>
       <w:r>
         <w:rPr>
           <w:rFonts w:hint="eastAsia"/>
@@ -21606,7 +20764,6 @@
         </w:rPr>
         <w:t>VideosViewModel</w:t>
       </w:r>
-      <w:proofErr w:type="spellEnd"/>
       <w:r>
         <w:rPr>
           <w:rFonts w:hint="eastAsia"/>
@@ -21690,14 +20847,12 @@
         </w:rPr>
         <w:t>使用了</w:t>
       </w:r>
-      <w:proofErr w:type="spellStart"/>
       <w:r>
         <w:rPr>
           <w:sz w:val="24"/>
         </w:rPr>
         <w:t>StatusToColorConverter</w:t>
       </w:r>
-      <w:proofErr w:type="spellEnd"/>
       <w:r>
         <w:rPr>
           <w:sz w:val="24"/>
@@ -21766,7 +20921,6 @@
         </w:rPr>
         <w:t>显示红色。</w:t>
       </w:r>
-      <w:proofErr w:type="spellStart"/>
       <w:r>
         <w:rPr>
           <w:rFonts w:hint="eastAsia"/>
@@ -21774,7 +20928,6 @@
         </w:rPr>
         <w:t>VideosPage</w:t>
       </w:r>
-      <w:proofErr w:type="spellEnd"/>
       <w:r>
         <w:rPr>
           <w:rFonts w:hint="eastAsia"/>
@@ -21791,18 +20944,454 @@
       </w:r>
       <w:r>
         <w:rPr>
-          <w:sz w:val="24"/>
-        </w:rPr>
-        <w:t xml:space="preserve"> </w:t>
+          <w:rFonts w:hint="eastAsia"/>
+          <w:sz w:val="24"/>
+        </w:rPr>
+        <w:t>。</w:t>
       </w:r>
     </w:p>
     <w:p>
       <w:pPr>
+        <w:keepNext/>
         <w:overflowPunct w:val="0"/>
         <w:autoSpaceDE w:val="0"/>
         <w:autoSpaceDN w:val="0"/>
         <w:spacing w:line="300" w:lineRule="auto"/>
         <w:ind w:firstLine="420"/>
+        <w:jc w:val="center"/>
+      </w:pPr>
+      <w:r>
+        <w:rPr>
+          <w:noProof/>
+          <w:sz w:val="24"/>
+          <w14:ligatures w14:val="standardContextual"/>
+        </w:rPr>
+        <w:drawing>
+          <wp:inline distT="0" distB="0" distL="0" distR="0" wp14:anchorId="760B642C" wp14:editId="549BF6D4">
+            <wp:extent cx="5274310" cy="2900680"/>
+            <wp:effectExtent l="0" t="0" r="2540" b="0"/>
+            <wp:docPr id="802749437" name="图片 9"/>
+            <wp:cNvGraphicFramePr>
+              <a:graphicFrameLocks xmlns:a="http://schemas.openxmlformats.org/drawingml/2006/main" noChangeAspect="1"/>
+            </wp:cNvGraphicFramePr>
+            <a:graphic xmlns:a="http://schemas.openxmlformats.org/drawingml/2006/main">
+              <a:graphicData uri="http://schemas.openxmlformats.org/drawingml/2006/picture">
+                <pic:pic xmlns:pic="http://schemas.openxmlformats.org/drawingml/2006/picture">
+                  <pic:nvPicPr>
+                    <pic:cNvPr id="802749437" name="图片 802749437"/>
+                    <pic:cNvPicPr/>
+                  </pic:nvPicPr>
+                  <pic:blipFill>
+                    <a:blip r:embed="rId12" cstate="print">
+                      <a:extLst>
+                        <a:ext uri="{28A0092B-C50C-407E-A947-70E740481C1C}">
+                          <a14:useLocalDpi xmlns:a14="http://schemas.microsoft.com/office/drawing/2010/main" val="0"/>
+                        </a:ext>
+                      </a:extLst>
+                    </a:blip>
+                    <a:stretch>
+                      <a:fillRect/>
+                    </a:stretch>
+                  </pic:blipFill>
+                  <pic:spPr>
+                    <a:xfrm>
+                      <a:off x="0" y="0"/>
+                      <a:ext cx="5274310" cy="2900680"/>
+                    </a:xfrm>
+                    <a:prstGeom prst="rect">
+                      <a:avLst/>
+                    </a:prstGeom>
+                  </pic:spPr>
+                </pic:pic>
+              </a:graphicData>
+            </a:graphic>
+          </wp:inline>
+        </w:drawing>
+      </w:r>
+    </w:p>
+    <w:p>
+      <w:pPr>
+        <w:pStyle w:val="af5"/>
+        <w:overflowPunct w:val="0"/>
+        <w:autoSpaceDE w:val="0"/>
+        <w:autoSpaceDN w:val="0"/>
+        <w:jc w:val="center"/>
+        <w:rPr>
+          <w:rFonts w:ascii="Times New Roman" w:eastAsia="宋体" w:hAnsi="Times New Roman"/>
+          <w:sz w:val="21"/>
+          <w:szCs w:val="21"/>
+        </w:rPr>
+      </w:pPr>
+      <w:r>
+        <w:rPr>
+          <w:rFonts w:ascii="Times New Roman" w:eastAsia="宋体" w:hAnsi="Times New Roman" w:hint="eastAsia"/>
+          <w:sz w:val="21"/>
+          <w:szCs w:val="21"/>
+        </w:rPr>
+        <w:t>图</w:t>
+      </w:r>
+      <w:r>
+        <w:rPr>
+          <w:rFonts w:ascii="Times New Roman" w:eastAsia="宋体" w:hAnsi="Times New Roman" w:hint="eastAsia"/>
+          <w:sz w:val="21"/>
+          <w:szCs w:val="21"/>
+        </w:rPr>
+        <w:t xml:space="preserve"> </w:t>
+      </w:r>
+      <w:r>
+        <w:rPr>
+          <w:rFonts w:ascii="Times New Roman" w:eastAsia="宋体" w:hAnsi="Times New Roman" w:hint="eastAsia"/>
+          <w:sz w:val="21"/>
+          <w:szCs w:val="21"/>
+        </w:rPr>
+        <w:fldChar w:fldCharType="begin"/>
+      </w:r>
+      <w:r>
+        <w:rPr>
+          <w:rFonts w:ascii="Times New Roman" w:eastAsia="宋体" w:hAnsi="Times New Roman" w:hint="eastAsia"/>
+          <w:sz w:val="21"/>
+          <w:szCs w:val="21"/>
+        </w:rPr>
+        <w:instrText xml:space="preserve"> STYLEREF  \s </w:instrText>
+      </w:r>
+      <w:r>
+        <w:rPr>
+          <w:rFonts w:ascii="Times New Roman" w:eastAsia="宋体" w:hAnsi="Times New Roman" w:hint="eastAsia"/>
+          <w:sz w:val="21"/>
+          <w:szCs w:val="21"/>
+        </w:rPr>
+        <w:instrText>标题</w:instrText>
+      </w:r>
+      <w:r>
+        <w:rPr>
+          <w:rFonts w:ascii="Times New Roman" w:eastAsia="宋体" w:hAnsi="Times New Roman" w:hint="eastAsia"/>
+          <w:sz w:val="21"/>
+          <w:szCs w:val="21"/>
+        </w:rPr>
+        <w:instrText xml:space="preserve">1 </w:instrText>
+      </w:r>
+      <w:r>
+        <w:rPr>
+          <w:rFonts w:ascii="Times New Roman" w:eastAsia="宋体" w:hAnsi="Times New Roman" w:hint="eastAsia"/>
+          <w:sz w:val="21"/>
+          <w:szCs w:val="21"/>
+        </w:rPr>
+        <w:fldChar w:fldCharType="separate"/>
+      </w:r>
+      <w:r>
+        <w:rPr>
+          <w:rFonts w:ascii="Times New Roman" w:eastAsia="宋体" w:hAnsi="Times New Roman" w:hint="eastAsia"/>
+          <w:sz w:val="21"/>
+          <w:szCs w:val="21"/>
+        </w:rPr>
+        <w:t>4</w:t>
+      </w:r>
+      <w:r>
+        <w:rPr>
+          <w:rFonts w:ascii="Times New Roman" w:eastAsia="宋体" w:hAnsi="Times New Roman" w:hint="eastAsia"/>
+          <w:sz w:val="21"/>
+          <w:szCs w:val="21"/>
+        </w:rPr>
+        <w:fldChar w:fldCharType="end"/>
+      </w:r>
+      <w:r>
+        <w:rPr>
+          <w:rFonts w:ascii="Times New Roman" w:eastAsia="宋体" w:hAnsi="Times New Roman" w:hint="eastAsia"/>
+          <w:sz w:val="21"/>
+          <w:szCs w:val="21"/>
+        </w:rPr>
+        <w:noBreakHyphen/>
+      </w:r>
+      <w:r>
+        <w:rPr>
+          <w:rFonts w:ascii="Times New Roman" w:eastAsia="宋体" w:hAnsi="Times New Roman" w:hint="eastAsia"/>
+          <w:sz w:val="21"/>
+          <w:szCs w:val="21"/>
+        </w:rPr>
+        <w:fldChar w:fldCharType="begin"/>
+      </w:r>
+      <w:r>
+        <w:rPr>
+          <w:rFonts w:ascii="Times New Roman" w:eastAsia="宋体" w:hAnsi="Times New Roman" w:hint="eastAsia"/>
+          <w:sz w:val="21"/>
+          <w:szCs w:val="21"/>
+        </w:rPr>
+        <w:instrText xml:space="preserve"> SEQ </w:instrText>
+      </w:r>
+      <w:r>
+        <w:rPr>
+          <w:rFonts w:ascii="Times New Roman" w:eastAsia="宋体" w:hAnsi="Times New Roman" w:hint="eastAsia"/>
+          <w:sz w:val="21"/>
+          <w:szCs w:val="21"/>
+        </w:rPr>
+        <w:instrText>图</w:instrText>
+      </w:r>
+      <w:r>
+        <w:rPr>
+          <w:rFonts w:ascii="Times New Roman" w:eastAsia="宋体" w:hAnsi="Times New Roman" w:hint="eastAsia"/>
+          <w:sz w:val="21"/>
+          <w:szCs w:val="21"/>
+        </w:rPr>
+        <w:instrText xml:space="preserve"> \* ARABIC \s 1 </w:instrText>
+      </w:r>
+      <w:r>
+        <w:rPr>
+          <w:rFonts w:ascii="Times New Roman" w:eastAsia="宋体" w:hAnsi="Times New Roman" w:hint="eastAsia"/>
+          <w:sz w:val="21"/>
+          <w:szCs w:val="21"/>
+        </w:rPr>
+        <w:fldChar w:fldCharType="separate"/>
+      </w:r>
+      <w:r>
+        <w:rPr>
+          <w:rFonts w:ascii="Times New Roman" w:eastAsia="宋体" w:hAnsi="Times New Roman" w:hint="eastAsia"/>
+          <w:sz w:val="21"/>
+          <w:szCs w:val="21"/>
+        </w:rPr>
+        <w:t>4</w:t>
+      </w:r>
+      <w:r>
+        <w:rPr>
+          <w:rFonts w:ascii="Times New Roman" w:eastAsia="宋体" w:hAnsi="Times New Roman" w:hint="eastAsia"/>
+          <w:sz w:val="21"/>
+          <w:szCs w:val="21"/>
+        </w:rPr>
+        <w:fldChar w:fldCharType="end"/>
+      </w:r>
+      <w:r>
+        <w:rPr>
+          <w:rFonts w:ascii="Times New Roman" w:eastAsia="宋体" w:hAnsi="Times New Roman"/>
+          <w:sz w:val="21"/>
+          <w:szCs w:val="21"/>
+        </w:rPr>
+        <w:t>视频列表页面</w:t>
+      </w:r>
+    </w:p>
+    <w:p>
+      <w:pPr>
+        <w:keepNext/>
+        <w:overflowPunct w:val="0"/>
+        <w:autoSpaceDE w:val="0"/>
+        <w:autoSpaceDN w:val="0"/>
+        <w:spacing w:line="300" w:lineRule="auto"/>
+        <w:ind w:firstLine="420"/>
+        <w:jc w:val="center"/>
+      </w:pPr>
+      <w:r>
+        <w:rPr>
+          <w:rFonts w:hint="eastAsia"/>
+          <w:noProof/>
+          <w:sz w:val="24"/>
+          <w14:ligatures w14:val="standardContextual"/>
+        </w:rPr>
+        <w:drawing>
+          <wp:inline distT="0" distB="0" distL="0" distR="0" wp14:anchorId="0BF4E2E0" wp14:editId="39C4F947">
+            <wp:extent cx="5274310" cy="2907665"/>
+            <wp:effectExtent l="0" t="0" r="2540" b="6985"/>
+            <wp:docPr id="1704501526" name="图片 10"/>
+            <wp:cNvGraphicFramePr>
+              <a:graphicFrameLocks xmlns:a="http://schemas.openxmlformats.org/drawingml/2006/main" noChangeAspect="1"/>
+            </wp:cNvGraphicFramePr>
+            <a:graphic xmlns:a="http://schemas.openxmlformats.org/drawingml/2006/main">
+              <a:graphicData uri="http://schemas.openxmlformats.org/drawingml/2006/picture">
+                <pic:pic xmlns:pic="http://schemas.openxmlformats.org/drawingml/2006/picture">
+                  <pic:nvPicPr>
+                    <pic:cNvPr id="1704501526" name="图片 1704501526"/>
+                    <pic:cNvPicPr/>
+                  </pic:nvPicPr>
+                  <pic:blipFill>
+                    <a:blip r:embed="rId13" cstate="print">
+                      <a:extLst>
+                        <a:ext uri="{28A0092B-C50C-407E-A947-70E740481C1C}">
+                          <a14:useLocalDpi xmlns:a14="http://schemas.microsoft.com/office/drawing/2010/main" val="0"/>
+                        </a:ext>
+                      </a:extLst>
+                    </a:blip>
+                    <a:stretch>
+                      <a:fillRect/>
+                    </a:stretch>
+                  </pic:blipFill>
+                  <pic:spPr>
+                    <a:xfrm>
+                      <a:off x="0" y="0"/>
+                      <a:ext cx="5274310" cy="2907665"/>
+                    </a:xfrm>
+                    <a:prstGeom prst="rect">
+                      <a:avLst/>
+                    </a:prstGeom>
+                  </pic:spPr>
+                </pic:pic>
+              </a:graphicData>
+            </a:graphic>
+          </wp:inline>
+        </w:drawing>
+      </w:r>
+    </w:p>
+    <w:p>
+      <w:pPr>
+        <w:pStyle w:val="af5"/>
+        <w:overflowPunct w:val="0"/>
+        <w:autoSpaceDE w:val="0"/>
+        <w:autoSpaceDN w:val="0"/>
+        <w:jc w:val="center"/>
+        <w:rPr>
+          <w:rFonts w:ascii="Times New Roman" w:eastAsia="宋体" w:hAnsi="Times New Roman"/>
+          <w:sz w:val="21"/>
+          <w:szCs w:val="21"/>
+        </w:rPr>
+      </w:pPr>
+      <w:r>
+        <w:rPr>
+          <w:rFonts w:ascii="Times New Roman" w:eastAsia="宋体" w:hAnsi="Times New Roman" w:hint="eastAsia"/>
+          <w:sz w:val="21"/>
+          <w:szCs w:val="21"/>
+        </w:rPr>
+        <w:t>图</w:t>
+      </w:r>
+      <w:r>
+        <w:rPr>
+          <w:rFonts w:ascii="Times New Roman" w:eastAsia="宋体" w:hAnsi="Times New Roman" w:hint="eastAsia"/>
+          <w:sz w:val="21"/>
+          <w:szCs w:val="21"/>
+        </w:rPr>
+        <w:t xml:space="preserve"> </w:t>
+      </w:r>
+      <w:r>
+        <w:rPr>
+          <w:rFonts w:ascii="Times New Roman" w:eastAsia="宋体" w:hAnsi="Times New Roman" w:hint="eastAsia"/>
+          <w:sz w:val="21"/>
+          <w:szCs w:val="21"/>
+        </w:rPr>
+        <w:fldChar w:fldCharType="begin"/>
+      </w:r>
+      <w:r>
+        <w:rPr>
+          <w:rFonts w:ascii="Times New Roman" w:eastAsia="宋体" w:hAnsi="Times New Roman" w:hint="eastAsia"/>
+          <w:sz w:val="21"/>
+          <w:szCs w:val="21"/>
+        </w:rPr>
+        <w:instrText xml:space="preserve"> STYLEREF  \s </w:instrText>
+      </w:r>
+      <w:r>
+        <w:rPr>
+          <w:rFonts w:ascii="Times New Roman" w:eastAsia="宋体" w:hAnsi="Times New Roman" w:hint="eastAsia"/>
+          <w:sz w:val="21"/>
+          <w:szCs w:val="21"/>
+        </w:rPr>
+        <w:instrText>标题</w:instrText>
+      </w:r>
+      <w:r>
+        <w:rPr>
+          <w:rFonts w:ascii="Times New Roman" w:eastAsia="宋体" w:hAnsi="Times New Roman" w:hint="eastAsia"/>
+          <w:sz w:val="21"/>
+          <w:szCs w:val="21"/>
+        </w:rPr>
+        <w:instrText xml:space="preserve">1 </w:instrText>
+      </w:r>
+      <w:r>
+        <w:rPr>
+          <w:rFonts w:ascii="Times New Roman" w:eastAsia="宋体" w:hAnsi="Times New Roman" w:hint="eastAsia"/>
+          <w:sz w:val="21"/>
+          <w:szCs w:val="21"/>
+        </w:rPr>
+        <w:fldChar w:fldCharType="separate"/>
+      </w:r>
+      <w:r>
+        <w:rPr>
+          <w:rFonts w:ascii="Times New Roman" w:eastAsia="宋体" w:hAnsi="Times New Roman" w:hint="eastAsia"/>
+          <w:sz w:val="21"/>
+          <w:szCs w:val="21"/>
+        </w:rPr>
+        <w:t>4</w:t>
+      </w:r>
+      <w:r>
+        <w:rPr>
+          <w:rFonts w:ascii="Times New Roman" w:eastAsia="宋体" w:hAnsi="Times New Roman" w:hint="eastAsia"/>
+          <w:sz w:val="21"/>
+          <w:szCs w:val="21"/>
+        </w:rPr>
+        <w:fldChar w:fldCharType="end"/>
+      </w:r>
+      <w:r>
+        <w:rPr>
+          <w:rFonts w:ascii="Times New Roman" w:eastAsia="宋体" w:hAnsi="Times New Roman" w:hint="eastAsia"/>
+          <w:sz w:val="21"/>
+          <w:szCs w:val="21"/>
+        </w:rPr>
+        <w:noBreakHyphen/>
+      </w:r>
+      <w:r>
+        <w:rPr>
+          <w:rFonts w:ascii="Times New Roman" w:eastAsia="宋体" w:hAnsi="Times New Roman" w:hint="eastAsia"/>
+          <w:sz w:val="21"/>
+          <w:szCs w:val="21"/>
+        </w:rPr>
+        <w:fldChar w:fldCharType="begin"/>
+      </w:r>
+      <w:r>
+        <w:rPr>
+          <w:rFonts w:ascii="Times New Roman" w:eastAsia="宋体" w:hAnsi="Times New Roman" w:hint="eastAsia"/>
+          <w:sz w:val="21"/>
+          <w:szCs w:val="21"/>
+        </w:rPr>
+        <w:instrText xml:space="preserve"> SEQ </w:instrText>
+      </w:r>
+      <w:r>
+        <w:rPr>
+          <w:rFonts w:ascii="Times New Roman" w:eastAsia="宋体" w:hAnsi="Times New Roman" w:hint="eastAsia"/>
+          <w:sz w:val="21"/>
+          <w:szCs w:val="21"/>
+        </w:rPr>
+        <w:instrText>图</w:instrText>
+      </w:r>
+      <w:r>
+        <w:rPr>
+          <w:rFonts w:ascii="Times New Roman" w:eastAsia="宋体" w:hAnsi="Times New Roman" w:hint="eastAsia"/>
+          <w:sz w:val="21"/>
+          <w:szCs w:val="21"/>
+        </w:rPr>
+        <w:instrText xml:space="preserve"> \* ARABIC \s 1 </w:instrText>
+      </w:r>
+      <w:r>
+        <w:rPr>
+          <w:rFonts w:ascii="Times New Roman" w:eastAsia="宋体" w:hAnsi="Times New Roman" w:hint="eastAsia"/>
+          <w:sz w:val="21"/>
+          <w:szCs w:val="21"/>
+        </w:rPr>
+        <w:fldChar w:fldCharType="separate"/>
+      </w:r>
+      <w:r>
+        <w:rPr>
+          <w:rFonts w:ascii="Times New Roman" w:eastAsia="宋体" w:hAnsi="Times New Roman" w:hint="eastAsia"/>
+          <w:sz w:val="21"/>
+          <w:szCs w:val="21"/>
+        </w:rPr>
+        <w:t>5</w:t>
+      </w:r>
+      <w:r>
+        <w:rPr>
+          <w:rFonts w:ascii="Times New Roman" w:eastAsia="宋体" w:hAnsi="Times New Roman" w:hint="eastAsia"/>
+          <w:sz w:val="21"/>
+          <w:szCs w:val="21"/>
+        </w:rPr>
+        <w:fldChar w:fldCharType="end"/>
+      </w:r>
+      <w:r>
+        <w:rPr>
+          <w:rFonts w:ascii="Times New Roman" w:eastAsia="宋体" w:hAnsi="Times New Roman"/>
+          <w:sz w:val="21"/>
+          <w:szCs w:val="21"/>
+        </w:rPr>
+        <w:t>视频列表详情页面</w:t>
+      </w:r>
+    </w:p>
+    <w:p>
+      <w:pPr>
+        <w:overflowPunct w:val="0"/>
+        <w:autoSpaceDE w:val="0"/>
+        <w:autoSpaceDN w:val="0"/>
+        <w:spacing w:line="300" w:lineRule="auto"/>
+        <w:ind w:firstLine="420"/>
         <w:rPr>
           <w:sz w:val="24"/>
         </w:rPr>
@@ -21882,7 +21471,7 @@
           <w:noProof/>
           <w:szCs w:val="21"/>
         </w:rPr>
-        <w:t>4</w:t>
+        <w:t>6</w:t>
       </w:r>
       <w:r>
         <w:rPr>
@@ -21904,7 +21493,6 @@
         </w:rPr>
         <w:t>所示</w:t>
       </w:r>
-      <w:proofErr w:type="spellStart"/>
       <w:r>
         <w:rPr>
           <w:rFonts w:hint="eastAsia"/>
@@ -21912,7 +21500,6 @@
         </w:rPr>
         <w:t>UploadPage</w:t>
       </w:r>
-      <w:proofErr w:type="spellEnd"/>
       <w:r>
         <w:rPr>
           <w:rFonts w:hint="eastAsia"/>
@@ -21933,15 +21520,14 @@
         </w:rPr>
         <w:t>。</w:t>
       </w:r>
-      <w:proofErr w:type="spellStart"/>
-      <w:r>
-        <w:rPr>
-          <w:rFonts w:hint="eastAsia"/>
-          <w:sz w:val="24"/>
-        </w:rPr>
+      <w:r>
+        <w:rPr>
+          <w:rFonts w:hint="eastAsia"/>
+          <w:sz w:val="24"/>
+        </w:rPr>
+        <w:lastRenderedPageBreak/>
         <w:t>UploadViewModel</w:t>
       </w:r>
-      <w:proofErr w:type="spellEnd"/>
       <w:r>
         <w:rPr>
           <w:rFonts w:hint="eastAsia"/>
@@ -21984,7 +21570,6 @@
         </w:rPr>
         <w:t>通过</w:t>
       </w:r>
-      <w:proofErr w:type="spellStart"/>
       <w:r>
         <w:rPr>
           <w:rFonts w:hint="eastAsia"/>
@@ -21992,7 +21577,6 @@
         </w:rPr>
         <w:t>ApiService</w:t>
       </w:r>
-      <w:proofErr w:type="spellEnd"/>
       <w:r>
         <w:rPr>
           <w:rFonts w:hint="eastAsia"/>
@@ -22012,23 +21596,7 @@
           <w:rFonts w:hint="eastAsia"/>
           <w:sz w:val="24"/>
         </w:rPr>
-        <w:t>处理上</w:t>
-      </w:r>
-      <w:proofErr w:type="gramStart"/>
-      <w:r>
-        <w:rPr>
-          <w:rFonts w:hint="eastAsia"/>
-          <w:sz w:val="24"/>
-        </w:rPr>
-        <w:t>传状态</w:t>
-      </w:r>
-      <w:proofErr w:type="gramEnd"/>
-      <w:r>
-        <w:rPr>
-          <w:rFonts w:hint="eastAsia"/>
-          <w:sz w:val="24"/>
-        </w:rPr>
-        <w:t>和导航</w:t>
+        <w:t>处理上传状态和导航</w:t>
       </w:r>
       <w:r>
         <w:rPr>
@@ -22037,7 +21605,6 @@
         </w:rPr>
         <w:t>。</w:t>
       </w:r>
-      <w:proofErr w:type="spellStart"/>
       <w:r>
         <w:rPr>
           <w:rFonts w:hint="eastAsia"/>
@@ -22045,7 +21612,6 @@
         </w:rPr>
         <w:t>FileResult</w:t>
       </w:r>
-      <w:proofErr w:type="spellEnd"/>
       <w:r>
         <w:rPr>
           <w:rFonts w:hint="eastAsia"/>
@@ -22109,7 +21675,7 @@
                     </pic:cNvPicPr>
                   </pic:nvPicPr>
                   <pic:blipFill>
-                    <a:blip r:embed="rId12" cstate="print">
+                    <a:blip r:embed="rId14" cstate="print">
                       <a:extLst>
                         <a:ext uri="{28A0092B-C50C-407E-A947-70E740481C1C}">
                           <a14:useLocalDpi xmlns:a14="http://schemas.microsoft.com/office/drawing/2010/main" val="0"/>
@@ -22274,7 +21840,7 @@
           <w:sz w:val="21"/>
           <w:szCs w:val="21"/>
         </w:rPr>
-        <w:instrText xml:space="preserve"> \* ARABIC \s 2</w:instrText>
+        <w:instrText xml:space="preserve"> \* ARABIC \s 1</w:instrText>
       </w:r>
       <w:r>
         <w:rPr>
@@ -22299,7 +21865,7 @@
           <w:sz w:val="21"/>
           <w:szCs w:val="21"/>
         </w:rPr>
-        <w:t>4</w:t>
+        <w:t>6</w:t>
       </w:r>
       <w:r>
         <w:rPr>
@@ -22336,14 +21902,12 @@
         </w:rPr>
         <w:t>视频上传页面（</w:t>
       </w:r>
-      <w:proofErr w:type="spellStart"/>
       <w:r>
         <w:rPr>
           <w:sz w:val="24"/>
         </w:rPr>
         <w:t>UploadPage</w:t>
       </w:r>
-      <w:proofErr w:type="spellEnd"/>
       <w:r>
         <w:rPr>
           <w:sz w:val="24"/>
@@ -22363,14 +21927,12 @@
         </w:rPr>
         <w:t>使用</w:t>
       </w:r>
-      <w:proofErr w:type="spellStart"/>
       <w:r>
         <w:rPr>
           <w:sz w:val="24"/>
         </w:rPr>
         <w:t>FilePicker</w:t>
       </w:r>
-      <w:proofErr w:type="spellEnd"/>
       <w:r>
         <w:rPr>
           <w:sz w:val="24"/>
@@ -22431,71 +21993,60 @@
         </w:rPr>
         <w:t>。</w:t>
       </w:r>
-      <w:proofErr w:type="spellStart"/>
       <w:r>
         <w:rPr>
           <w:sz w:val="24"/>
         </w:rPr>
         <w:t>UploadViewModel</w:t>
       </w:r>
-      <w:proofErr w:type="spellEnd"/>
       <w:r>
         <w:rPr>
           <w:sz w:val="24"/>
         </w:rPr>
         <w:t>解决了中文文件名截断问题。</w:t>
       </w:r>
-      <w:proofErr w:type="spellStart"/>
       <w:r>
         <w:rPr>
           <w:sz w:val="24"/>
         </w:rPr>
         <w:t>UploadViewModel</w:t>
       </w:r>
-      <w:proofErr w:type="spellEnd"/>
       <w:r>
         <w:rPr>
           <w:sz w:val="24"/>
         </w:rPr>
         <w:t>解决了中文文件名截断问题。最初使用</w:t>
       </w:r>
-      <w:proofErr w:type="spellStart"/>
       <w:r>
         <w:rPr>
           <w:sz w:val="24"/>
         </w:rPr>
         <w:t>FileName</w:t>
       </w:r>
-      <w:proofErr w:type="spellEnd"/>
       <w:r>
         <w:rPr>
           <w:sz w:val="24"/>
         </w:rPr>
         <w:t>属性只能获取文件扩展名，后来改用</w:t>
       </w:r>
-      <w:proofErr w:type="spellStart"/>
       <w:r>
         <w:rPr>
           <w:sz w:val="24"/>
         </w:rPr>
         <w:t>FullPath</w:t>
       </w:r>
-      <w:proofErr w:type="spellEnd"/>
       <w:r>
         <w:rPr>
           <w:sz w:val="24"/>
         </w:rPr>
         <w:t>属性获取完整路径，再通过</w:t>
       </w:r>
-      <w:proofErr w:type="spellStart"/>
-      <w:r>
-        <w:rPr>
-          <w:sz w:val="24"/>
-        </w:rPr>
-        <w:lastRenderedPageBreak/>
+      <w:r>
+        <w:rPr>
+          <w:sz w:val="24"/>
+        </w:rPr>
         <w:t>Path.GetFileName</w:t>
       </w:r>
-      <w:proofErr w:type="spellEnd"/>
       <w:r>
         <w:rPr>
           <w:sz w:val="24"/>
@@ -22589,7 +22140,7 @@
           <w:noProof/>
           <w:szCs w:val="21"/>
         </w:rPr>
-        <w:t>5</w:t>
+        <w:t>7</w:t>
       </w:r>
       <w:r>
         <w:rPr>
@@ -22611,7 +22162,6 @@
         </w:rPr>
         <w:t>所示，</w:t>
       </w:r>
-      <w:proofErr w:type="spellStart"/>
       <w:r>
         <w:rPr>
           <w:rFonts w:hint="eastAsia"/>
@@ -22619,7 +22169,6 @@
         </w:rPr>
         <w:t>RealTimeProcessingPage</w:t>
       </w:r>
-      <w:proofErr w:type="spellEnd"/>
       <w:r>
         <w:rPr>
           <w:rFonts w:hint="eastAsia"/>
@@ -22641,21 +22190,12 @@
         </w:rPr>
         <w:t>。</w:t>
       </w:r>
-      <w:proofErr w:type="spellStart"/>
-      <w:r>
-        <w:rPr>
-          <w:rFonts w:hint="eastAsia"/>
-          <w:sz w:val="24"/>
-        </w:rPr>
-        <w:t>RealTimeProcessingViewModel</w:t>
-      </w:r>
-      <w:proofErr w:type="spellEnd"/>
-      <w:r>
-        <w:rPr>
-          <w:rFonts w:hint="eastAsia"/>
-          <w:sz w:val="24"/>
-        </w:rPr>
-        <w:t xml:space="preserve"> </w:t>
+      <w:r>
+        <w:rPr>
+          <w:rFonts w:hint="eastAsia"/>
+          <w:sz w:val="24"/>
+        </w:rPr>
+        <w:t xml:space="preserve">RealTimeProcessingViewModel </w:t>
       </w:r>
       <w:r>
         <w:rPr>
@@ -22685,7 +22225,6 @@
         </w:rPr>
         <w:t>定时从</w:t>
       </w:r>
-      <w:proofErr w:type="spellStart"/>
       <w:r>
         <w:rPr>
           <w:rFonts w:hint="eastAsia"/>
@@ -22693,7 +22232,6 @@
         </w:rPr>
         <w:t>ApiService</w:t>
       </w:r>
-      <w:proofErr w:type="spellEnd"/>
       <w:r>
         <w:rPr>
           <w:rFonts w:hint="eastAsia"/>
@@ -22792,7 +22330,6 @@
         </w:rPr>
         <w:t>，</w:t>
       </w:r>
-      <w:proofErr w:type="spellStart"/>
       <w:r>
         <w:rPr>
           <w:rFonts w:hint="eastAsia"/>
@@ -22800,7 +22337,6 @@
         </w:rPr>
         <w:t>DetectionResult</w:t>
       </w:r>
-      <w:proofErr w:type="spellEnd"/>
       <w:r>
         <w:rPr>
           <w:rFonts w:hint="eastAsia"/>
@@ -22830,6 +22366,7 @@
           <w:noProof/>
           <w:sz w:val="24"/>
         </w:rPr>
+        <w:lastRenderedPageBreak/>
         <w:drawing>
           <wp:inline distT="0" distB="0" distL="0" distR="0" wp14:anchorId="441B5819" wp14:editId="32CB2E8D">
             <wp:extent cx="5103158" cy="5029200"/>
@@ -22848,7 +22385,7 @@
                     </pic:cNvPicPr>
                   </pic:nvPicPr>
                   <pic:blipFill>
-                    <a:blip r:embed="rId13" cstate="print">
+                    <a:blip r:embed="rId15" cstate="print">
                       <a:extLst>
                         <a:ext uri="{28A0092B-C50C-407E-A947-70E740481C1C}">
                           <a14:useLocalDpi xmlns:a14="http://schemas.microsoft.com/office/drawing/2010/main" val="0"/>
@@ -23013,7 +22550,7 @@
           <w:sz w:val="21"/>
           <w:szCs w:val="21"/>
         </w:rPr>
-        <w:instrText xml:space="preserve"> \* ARABIC \s 2</w:instrText>
+        <w:instrText xml:space="preserve"> \* ARABIC \s 1</w:instrText>
       </w:r>
       <w:r>
         <w:rPr>
@@ -23038,7 +22575,7 @@
           <w:sz w:val="21"/>
           <w:szCs w:val="21"/>
         </w:rPr>
-        <w:t>5</w:t>
+        <w:t>7</w:t>
       </w:r>
       <w:r>
         <w:rPr>
@@ -23075,14 +22612,12 @@
         </w:rPr>
         <w:t>实时处理页面（</w:t>
       </w:r>
-      <w:proofErr w:type="spellStart"/>
       <w:r>
         <w:rPr>
           <w:sz w:val="24"/>
         </w:rPr>
         <w:t>RealTimeProcessingPage</w:t>
       </w:r>
-      <w:proofErr w:type="spellEnd"/>
       <w:r>
         <w:rPr>
           <w:sz w:val="24"/>
@@ -23358,9 +22893,8 @@
           <w:noProof/>
           <w:szCs w:val="21"/>
         </w:rPr>
-        <w:t>6</w:t>
-      </w:r>
-      <w:proofErr w:type="spellStart"/>
+        <w:t>8</w:t>
+      </w:r>
       <w:r>
         <w:rPr>
           <w:rFonts w:hint="eastAsia"/>
@@ -23368,7 +22902,6 @@
         </w:rPr>
         <w:t>ApiService</w:t>
       </w:r>
-      <w:proofErr w:type="spellEnd"/>
       <w:r>
         <w:rPr>
           <w:rFonts w:hint="eastAsia"/>
@@ -23389,7 +22922,6 @@
         </w:rPr>
         <w:t>所示</w:t>
       </w:r>
-      <w:proofErr w:type="spellStart"/>
       <w:r>
         <w:rPr>
           <w:rFonts w:hint="eastAsia"/>
@@ -23397,7 +22929,6 @@
         </w:rPr>
         <w:t>ApiService</w:t>
       </w:r>
-      <w:proofErr w:type="spellEnd"/>
       <w:r>
         <w:rPr>
           <w:rFonts w:hint="eastAsia"/>
@@ -23538,7 +23069,7 @@
                     </pic:cNvPicPr>
                   </pic:nvPicPr>
                   <pic:blipFill>
-                    <a:blip r:embed="rId14" cstate="print">
+                    <a:blip r:embed="rId16" cstate="print">
                       <a:extLst>
                         <a:ext uri="{28A0092B-C50C-407E-A947-70E740481C1C}">
                           <a14:useLocalDpi xmlns:a14="http://schemas.microsoft.com/office/drawing/2010/main" val="0"/>
@@ -23703,7 +23234,7 @@
           <w:sz w:val="21"/>
           <w:szCs w:val="21"/>
         </w:rPr>
-        <w:instrText xml:space="preserve"> \* ARABIC \s 2</w:instrText>
+        <w:instrText xml:space="preserve"> \* ARABIC \s 1</w:instrText>
       </w:r>
       <w:r>
         <w:rPr>
@@ -23728,7 +23259,7 @@
           <w:sz w:val="21"/>
           <w:szCs w:val="21"/>
         </w:rPr>
-        <w:t>6</w:t>
+        <w:t>8</w:t>
       </w:r>
       <w:r>
         <w:rPr>
@@ -23738,7 +23269,6 @@
         </w:rPr>
         <w:fldChar w:fldCharType="end"/>
       </w:r>
-      <w:proofErr w:type="spellStart"/>
       <w:r>
         <w:rPr>
           <w:rFonts w:ascii="Times New Roman" w:eastAsia="宋体" w:hAnsi="Times New Roman" w:hint="eastAsia"/>
@@ -23747,7 +23277,6 @@
         </w:rPr>
         <w:t>ApiService</w:t>
       </w:r>
-      <w:proofErr w:type="spellEnd"/>
       <w:r>
         <w:rPr>
           <w:rFonts w:ascii="Times New Roman" w:eastAsia="宋体" w:hAnsi="Times New Roman" w:hint="eastAsia"/>
@@ -23765,7 +23294,7 @@
           <w:rFonts w:hint="eastAsia"/>
         </w:rPr>
       </w:pPr>
-      <w:bookmarkStart w:id="34" w:name="_Toc228959306"/>
+      <w:bookmarkStart w:id="34" w:name="_Toc230167249"/>
       <w:r>
         <w:rPr>
           <w:rFonts w:hint="eastAsia"/>
@@ -23946,7 +23475,6 @@
         </w:rPr>
         <w:t>而</w:t>
       </w:r>
-      <w:proofErr w:type="spellStart"/>
       <w:r>
         <w:rPr>
           <w:rFonts w:hint="eastAsia"/>
@@ -23954,7 +23482,6 @@
         </w:rPr>
         <w:t>FlaskApp</w:t>
       </w:r>
-      <w:proofErr w:type="spellEnd"/>
       <w:r>
         <w:rPr>
           <w:rFonts w:hint="eastAsia"/>
@@ -24063,7 +23590,7 @@
           <w:noProof/>
           <w:szCs w:val="21"/>
         </w:rPr>
-        <w:t>7</w:t>
+        <w:t>9</w:t>
       </w:r>
       <w:r>
         <w:rPr>
@@ -24177,14 +23704,12 @@
         </w:rPr>
         <w:t>使用</w:t>
       </w:r>
-      <w:proofErr w:type="spellStart"/>
       <w:r>
         <w:rPr>
           <w:sz w:val="24"/>
         </w:rPr>
         <w:t>threading.Thread</w:t>
       </w:r>
-      <w:proofErr w:type="spellEnd"/>
       <w:r>
         <w:rPr>
           <w:sz w:val="24"/>
@@ -24288,7 +23813,7 @@
                     </pic:cNvPicPr>
                   </pic:nvPicPr>
                   <pic:blipFill>
-                    <a:blip r:embed="rId15" cstate="print">
+                    <a:blip r:embed="rId17" cstate="print">
                       <a:extLst>
                         <a:ext uri="{28A0092B-C50C-407E-A947-70E740481C1C}">
                           <a14:useLocalDpi xmlns:a14="http://schemas.microsoft.com/office/drawing/2010/main" val="0"/>
@@ -24450,7 +23975,7 @@
           <w:sz w:val="21"/>
           <w:szCs w:val="21"/>
         </w:rPr>
-        <w:instrText xml:space="preserve"> \* ARABIC \s 2</w:instrText>
+        <w:instrText xml:space="preserve"> \* ARABIC \s 1</w:instrText>
       </w:r>
       <w:r>
         <w:rPr>
@@ -24475,7 +24000,7 @@
           <w:sz w:val="21"/>
           <w:szCs w:val="21"/>
         </w:rPr>
-        <w:t>7</w:t>
+        <w:t>9</w:t>
       </w:r>
       <w:r>
         <w:rPr>
@@ -24589,7 +24114,7 @@
           <w:noProof/>
           <w:szCs w:val="21"/>
         </w:rPr>
-        <w:t>8</w:t>
+        <w:t>10</w:t>
       </w:r>
       <w:r>
         <w:rPr>
@@ -24610,7 +24135,6 @@
         </w:rPr>
         <w:t>所示，</w:t>
       </w:r>
-      <w:proofErr w:type="spellStart"/>
       <w:r>
         <w:rPr>
           <w:rFonts w:hint="eastAsia"/>
@@ -24618,7 +24142,6 @@
         </w:rPr>
         <w:t>VideoProcessor</w:t>
       </w:r>
-      <w:proofErr w:type="spellEnd"/>
       <w:r>
         <w:rPr>
           <w:rFonts w:hint="eastAsia"/>
@@ -24778,7 +24301,7 @@
                     </pic:cNvPicPr>
                   </pic:nvPicPr>
                   <pic:blipFill>
-                    <a:blip r:embed="rId16" cstate="print">
+                    <a:blip r:embed="rId18" cstate="print">
                       <a:extLst>
                         <a:ext uri="{28A0092B-C50C-407E-A947-70E740481C1C}">
                           <a14:useLocalDpi xmlns:a14="http://schemas.microsoft.com/office/drawing/2010/main" val="0"/>
@@ -24940,7 +24463,7 @@
           <w:sz w:val="21"/>
           <w:szCs w:val="21"/>
         </w:rPr>
-        <w:instrText xml:space="preserve"> \* ARABIC \s 2</w:instrText>
+        <w:instrText xml:space="preserve"> \* ARABIC \s 1</w:instrText>
       </w:r>
       <w:r>
         <w:rPr>
@@ -24965,7 +24488,7 @@
           <w:sz w:val="21"/>
           <w:szCs w:val="21"/>
         </w:rPr>
-        <w:t>8</w:t>
+        <w:t>10</w:t>
       </w:r>
       <w:r>
         <w:rPr>
@@ -25072,7 +24595,7 @@
           <w:noProof/>
           <w:szCs w:val="21"/>
         </w:rPr>
-        <w:t>9</w:t>
+        <w:t>11</w:t>
       </w:r>
       <w:r>
         <w:rPr>
@@ -25162,7 +24685,6 @@
         </w:rPr>
         <w:t>即</w:t>
       </w:r>
-      <w:proofErr w:type="spellStart"/>
       <w:r>
         <w:rPr>
           <w:rFonts w:hint="eastAsia"/>
@@ -25170,7 +24692,6 @@
         </w:rPr>
         <w:t>DatabaseHelper</w:t>
       </w:r>
-      <w:proofErr w:type="spellEnd"/>
       <w:r>
         <w:rPr>
           <w:rFonts w:hint="eastAsia"/>
@@ -25262,7 +24783,6 @@
         </w:rPr>
         <w:t>语句</w:t>
       </w:r>
-      <w:proofErr w:type="spellStart"/>
       <w:r>
         <w:rPr>
           <w:rFonts w:hint="eastAsia"/>
@@ -25270,7 +24790,6 @@
         </w:rPr>
         <w:t>MySQLConnector</w:t>
       </w:r>
-      <w:proofErr w:type="spellEnd"/>
       <w:r>
         <w:rPr>
           <w:rFonts w:hint="eastAsia"/>
@@ -25334,7 +24853,7 @@
                     </pic:cNvPicPr>
                   </pic:nvPicPr>
                   <pic:blipFill>
-                    <a:blip r:embed="rId17">
+                    <a:blip r:embed="rId19">
                       <a:extLst>
                         <a:ext uri="{28A0092B-C50C-407E-A947-70E740481C1C}">
                           <a14:useLocalDpi xmlns:a14="http://schemas.microsoft.com/office/drawing/2010/main" val="0"/>
@@ -25496,7 +25015,7 @@
           <w:sz w:val="21"/>
           <w:szCs w:val="21"/>
         </w:rPr>
-        <w:instrText xml:space="preserve"> \* ARABIC \s 2</w:instrText>
+        <w:instrText xml:space="preserve"> \* ARABIC \s 1</w:instrText>
       </w:r>
       <w:r>
         <w:rPr>
@@ -25521,7 +25040,7 @@
           <w:sz w:val="21"/>
           <w:szCs w:val="21"/>
         </w:rPr>
-        <w:t>9</w:t>
+        <w:t>11</w:t>
       </w:r>
       <w:r>
         <w:rPr>
@@ -25548,7 +25067,7 @@
           <w:rFonts w:hint="eastAsia"/>
         </w:rPr>
       </w:pPr>
-      <w:bookmarkStart w:id="38" w:name="_Toc228959307"/>
+      <w:bookmarkStart w:id="38" w:name="_Toc230167250"/>
       <w:r>
         <w:rPr>
           <w:rFonts w:hint="eastAsia"/>
@@ -25648,23 +25167,7 @@
           <w:rFonts w:hint="eastAsia"/>
           <w:sz w:val="24"/>
         </w:rPr>
-        <w:t>跳</w:t>
-      </w:r>
-      <w:proofErr w:type="gramStart"/>
-      <w:r>
-        <w:rPr>
-          <w:rFonts w:hint="eastAsia"/>
-          <w:sz w:val="24"/>
-        </w:rPr>
-        <w:t>帧处理</w:t>
-      </w:r>
-      <w:proofErr w:type="gramEnd"/>
-      <w:r>
-        <w:rPr>
-          <w:rFonts w:hint="eastAsia"/>
-          <w:sz w:val="24"/>
-        </w:rPr>
-        <w:t>是提升处理速度的关键策略。</w:t>
+        <w:t>跳帧处理是提升处理速度的关键策略。</w:t>
       </w:r>
       <w:r>
         <w:rPr>
@@ -25673,21 +25176,12 @@
         </w:rPr>
         <w:t>通过设置</w:t>
       </w:r>
-      <w:proofErr w:type="spellStart"/>
-      <w:r>
-        <w:rPr>
-          <w:rFonts w:hint="eastAsia"/>
-          <w:sz w:val="24"/>
-        </w:rPr>
-        <w:t>process_every_n_frames</w:t>
-      </w:r>
-      <w:proofErr w:type="spellEnd"/>
-      <w:r>
-        <w:rPr>
-          <w:rFonts w:hint="eastAsia"/>
-          <w:sz w:val="24"/>
-        </w:rPr>
-        <w:t>=2</w:t>
+      <w:r>
+        <w:rPr>
+          <w:rFonts w:hint="eastAsia"/>
+          <w:sz w:val="24"/>
+        </w:rPr>
+        <w:t>process_every_n_frames=2</w:t>
       </w:r>
       <w:r>
         <w:rPr>
@@ -25758,55 +25252,14 @@
           <w:rFonts w:hint="eastAsia"/>
           <w:sz w:val="24"/>
         </w:rPr>
-        <w:t>实现逻辑为在</w:t>
-      </w:r>
-      <w:proofErr w:type="gramStart"/>
-      <w:r>
-        <w:rPr>
-          <w:rFonts w:hint="eastAsia"/>
-          <w:sz w:val="24"/>
-        </w:rPr>
-        <w:t>主处理</w:t>
-      </w:r>
-      <w:proofErr w:type="gramEnd"/>
-      <w:r>
-        <w:rPr>
-          <w:rFonts w:hint="eastAsia"/>
-          <w:sz w:val="24"/>
-        </w:rPr>
-        <w:t>循环中判断当前</w:t>
-      </w:r>
-      <w:proofErr w:type="gramStart"/>
-      <w:r>
-        <w:rPr>
-          <w:rFonts w:hint="eastAsia"/>
-          <w:sz w:val="24"/>
-        </w:rPr>
-        <w:t>帧</w:t>
-      </w:r>
-      <w:proofErr w:type="gramEnd"/>
-      <w:r>
-        <w:rPr>
-          <w:rFonts w:hint="eastAsia"/>
-          <w:sz w:val="24"/>
-        </w:rPr>
-        <w:t>是否需要处理（</w:t>
-      </w:r>
-      <w:proofErr w:type="spellStart"/>
-      <w:r>
-        <w:rPr>
-          <w:rFonts w:hint="eastAsia"/>
-          <w:sz w:val="24"/>
-        </w:rPr>
-        <w:t>frame_count</w:t>
-      </w:r>
-      <w:proofErr w:type="spellEnd"/>
-      <w:r>
-        <w:rPr>
-          <w:rFonts w:hint="eastAsia"/>
-          <w:sz w:val="24"/>
-        </w:rPr>
-        <w:t xml:space="preserve"> % 2 == 0</w:t>
+        <w:t>实现逻辑为在主处理循环中判断当前帧是否需要处理（</w:t>
+      </w:r>
+      <w:r>
+        <w:rPr>
+          <w:rFonts w:hint="eastAsia"/>
+          <w:sz w:val="24"/>
+        </w:rPr>
+        <w:t>frame_count % 2 == 0</w:t>
       </w:r>
       <w:r>
         <w:rPr>
@@ -25993,23 +25446,7 @@
           <w:rFonts w:hint="eastAsia"/>
           <w:sz w:val="24"/>
         </w:rPr>
-        <w:t>device='</w:t>
-      </w:r>
-      <w:proofErr w:type="spellStart"/>
-      <w:r>
-        <w:rPr>
-          <w:rFonts w:hint="eastAsia"/>
-          <w:sz w:val="24"/>
-        </w:rPr>
-        <w:t>cpu</w:t>
-      </w:r>
-      <w:proofErr w:type="spellEnd"/>
-      <w:r>
-        <w:rPr>
-          <w:rFonts w:hint="eastAsia"/>
-          <w:sz w:val="24"/>
-        </w:rPr>
-        <w:t>'</w:t>
+        <w:t>device='cpu'</w:t>
       </w:r>
       <w:r>
         <w:rPr>
@@ -26039,37 +25476,19 @@
         </w:rPr>
         <w:t>GPU</w:t>
       </w:r>
-      <w:proofErr w:type="gramStart"/>
-      <w:r>
-        <w:rPr>
-          <w:rFonts w:hint="eastAsia"/>
-          <w:sz w:val="24"/>
-        </w:rPr>
-        <w:t>不</w:t>
-      </w:r>
-      <w:proofErr w:type="gramEnd"/>
-      <w:r>
-        <w:rPr>
-          <w:rFonts w:hint="eastAsia"/>
-          <w:sz w:val="24"/>
-        </w:rPr>
-        <w:t>可用时的错误。同时指定</w:t>
-      </w:r>
-      <w:proofErr w:type="spellStart"/>
-      <w:r>
-        <w:rPr>
-          <w:rFonts w:hint="eastAsia"/>
-          <w:sz w:val="24"/>
-        </w:rPr>
-        <w:t>imgsz</w:t>
-      </w:r>
-      <w:proofErr w:type="spellEnd"/>
-      <w:r>
-        <w:rPr>
-          <w:rFonts w:hint="eastAsia"/>
-          <w:sz w:val="24"/>
-        </w:rPr>
-        <w:t>=640</w:t>
+      <w:r>
+        <w:rPr>
+          <w:rFonts w:hint="eastAsia"/>
+          <w:sz w:val="24"/>
+        </w:rPr>
+        <w:t>不可用时的错误。同时指定</w:t>
+      </w:r>
+      <w:r>
+        <w:rPr>
+          <w:rFonts w:hint="eastAsia"/>
+          <w:sz w:val="24"/>
+        </w:rPr>
+        <w:t>imgsz=640</w:t>
       </w:r>
       <w:r>
         <w:rPr>
@@ -26370,7 +25789,7 @@
           <w:rFonts w:hint="eastAsia"/>
         </w:rPr>
       </w:pPr>
-      <w:bookmarkStart w:id="39" w:name="_Toc228959308"/>
+      <w:bookmarkStart w:id="39" w:name="_Toc230167251"/>
       <w:r>
         <w:rPr>
           <w:rFonts w:hint="eastAsia"/>
@@ -26387,7 +25806,7 @@
           <w:rFonts w:hint="eastAsia"/>
         </w:rPr>
       </w:pPr>
-      <w:bookmarkStart w:id="40" w:name="_Toc228959309"/>
+      <w:bookmarkStart w:id="40" w:name="_Toc230167252"/>
       <w:r>
         <w:rPr>
           <w:rFonts w:hint="eastAsia"/>
@@ -26552,7 +25971,7 @@
           <w:rFonts w:hint="eastAsia"/>
         </w:rPr>
       </w:pPr>
-      <w:bookmarkStart w:id="41" w:name="_Toc228959310"/>
+      <w:bookmarkStart w:id="41" w:name="_Toc230167253"/>
       <w:r>
         <w:t>功能测试</w:t>
       </w:r>
@@ -26565,7 +25984,7 @@
           <w:rFonts w:hint="eastAsia"/>
         </w:rPr>
       </w:pPr>
-      <w:bookmarkStart w:id="42" w:name="_Toc228959311"/>
+      <w:bookmarkStart w:id="42" w:name="_Toc230167254"/>
       <w:r>
         <w:t>视频上传功能测试</w:t>
       </w:r>
@@ -27570,7 +26989,7 @@
           <w:rFonts w:hint="eastAsia"/>
         </w:rPr>
       </w:pPr>
-      <w:bookmarkStart w:id="43" w:name="_Toc228959312"/>
+      <w:bookmarkStart w:id="43" w:name="_Toc230167255"/>
       <w:r>
         <w:rPr>
           <w:rFonts w:hint="eastAsia"/>
@@ -28059,17 +27478,8 @@
                 <w:rFonts w:hint="eastAsia"/>
                 <w:szCs w:val="21"/>
               </w:rPr>
-              <w:t>观察视频</w:t>
+              <w:t>观察视频流显示</w:t>
             </w:r>
-            <w:proofErr w:type="gramStart"/>
-            <w:r>
-              <w:rPr>
-                <w:rFonts w:hint="eastAsia"/>
-                <w:szCs w:val="21"/>
-              </w:rPr>
-              <w:t>流显示</w:t>
-            </w:r>
-            <w:proofErr w:type="gramEnd"/>
           </w:p>
         </w:tc>
         <w:tc>
@@ -28579,7 +27989,7 @@
           <w:rFonts w:hint="eastAsia"/>
         </w:rPr>
       </w:pPr>
-      <w:bookmarkStart w:id="44" w:name="_Toc228959313"/>
+      <w:bookmarkStart w:id="44" w:name="_Toc230167256"/>
       <w:r>
         <w:rPr>
           <w:rFonts w:hint="eastAsia"/>
@@ -29678,7 +29088,7 @@
           <w:rFonts w:hint="eastAsia"/>
         </w:rPr>
       </w:pPr>
-      <w:bookmarkStart w:id="45" w:name="_Toc228959314"/>
+      <w:bookmarkStart w:id="45" w:name="_Toc230167257"/>
       <w:r>
         <w:t>测试</w:t>
       </w:r>
@@ -29718,21 +29128,7 @@
         <w:rPr>
           <w:sz w:val="24"/>
         </w:rPr>
-        <w:t>视频</w:t>
-      </w:r>
-      <w:proofErr w:type="gramStart"/>
-      <w:r>
-        <w:rPr>
-          <w:sz w:val="24"/>
-        </w:rPr>
-        <w:t>流播放核心</w:t>
-      </w:r>
-      <w:proofErr w:type="gramEnd"/>
-      <w:r>
-        <w:rPr>
-          <w:sz w:val="24"/>
-        </w:rPr>
-        <w:t>功能运行稳定；</w:t>
+        <w:t>视频流播放核心功能运行稳定；</w:t>
       </w:r>
       <w:r>
         <w:rPr>
@@ -29796,7 +29192,7 @@
           <w:rFonts w:hint="eastAsia"/>
         </w:rPr>
       </w:pPr>
-      <w:bookmarkStart w:id="46" w:name="_Toc228959315"/>
+      <w:bookmarkStart w:id="46" w:name="_Toc230167258"/>
       <w:r>
         <w:rPr>
           <w:rFonts w:hint="eastAsia"/>
@@ -29813,7 +29209,7 @@
           <w:rFonts w:hint="eastAsia"/>
         </w:rPr>
       </w:pPr>
-      <w:bookmarkStart w:id="47" w:name="_Toc228959316"/>
+      <w:bookmarkStart w:id="47" w:name="_Toc230167259"/>
       <w:r>
         <w:rPr>
           <w:rFonts w:hint="eastAsia"/>
@@ -29875,14 +29271,7 @@
         <w:rPr>
           <w:sz w:val="24"/>
         </w:rPr>
-        <w:t>采用前后端分离的分布式架构模式，</w:t>
-      </w:r>
-      <w:proofErr w:type="gramStart"/>
-      <w:r>
-        <w:rPr>
-          <w:sz w:val="24"/>
-        </w:rPr>
-        <w:t>前端</w:t>
+        <w:t>采用前后端分离的分布式架构模式，前端</w:t>
       </w:r>
       <w:r>
         <w:rPr>
@@ -29891,7 +29280,6 @@
         </w:rPr>
         <w:t>靠</w:t>
       </w:r>
-      <w:proofErr w:type="gramEnd"/>
       <w:r>
         <w:rPr>
           <w:sz w:val="24"/>
@@ -30043,14 +29431,12 @@
         </w:rPr>
         <w:t>开发过程中，引入</w:t>
       </w:r>
-      <w:proofErr w:type="spellStart"/>
       <w:r>
         <w:rPr>
           <w:sz w:val="24"/>
         </w:rPr>
         <w:t>CommunityToolkit.Mvvm</w:t>
       </w:r>
-      <w:proofErr w:type="spellEnd"/>
       <w:r>
         <w:rPr>
           <w:sz w:val="24"/>
@@ -30189,33 +29575,17 @@
         </w:rPr>
         <w:t>同时，我把视频处理的核心逻辑封装到了</w:t>
       </w:r>
-      <w:proofErr w:type="spellStart"/>
       <w:r>
         <w:rPr>
           <w:sz w:val="24"/>
         </w:rPr>
         <w:t>VideoProcessor</w:t>
       </w:r>
-      <w:proofErr w:type="spellEnd"/>
-      <w:r>
-        <w:rPr>
-          <w:sz w:val="24"/>
-        </w:rPr>
-        <w:t>这个类里面。为了提高后端服务的处理效率和响应速度，还针对性地做了跳</w:t>
-      </w:r>
-      <w:proofErr w:type="gramStart"/>
-      <w:r>
-        <w:rPr>
-          <w:sz w:val="24"/>
-        </w:rPr>
-        <w:t>帧处理</w:t>
-      </w:r>
-      <w:proofErr w:type="gramEnd"/>
-      <w:r>
-        <w:rPr>
-          <w:sz w:val="24"/>
-        </w:rPr>
-        <w:t>和结果缓存这些优化策略</w:t>
+      <w:r>
+        <w:rPr>
+          <w:sz w:val="24"/>
+        </w:rPr>
+        <w:t>这个类里面。为了提高后端服务的处理效率和响应速度，还针对性地做了跳帧处理和结果缓存这些优化策略</w:t>
       </w:r>
       <w:r>
         <w:rPr>
@@ -30441,19 +29811,11 @@
         </w:rPr>
         <w:t>了</w:t>
       </w:r>
-      <w:proofErr w:type="gramStart"/>
-      <w:r>
-        <w:rPr>
-          <w:sz w:val="24"/>
-        </w:rPr>
-        <w:t>证系统</w:t>
-      </w:r>
-      <w:proofErr w:type="gramEnd"/>
-      <w:r>
-        <w:rPr>
-          <w:sz w:val="24"/>
-        </w:rPr>
-        <w:t>的功能完整性与性能达标情况，本文设计了功能测试方案</w:t>
+      <w:r>
+        <w:rPr>
+          <w:sz w:val="24"/>
+        </w:rPr>
+        <w:t>证系统的功能完整性与性能达标情况，本文设计了功能测试方案</w:t>
       </w:r>
       <w:r>
         <w:rPr>
@@ -30481,7 +29843,7 @@
           <w:rFonts w:hint="eastAsia"/>
         </w:rPr>
       </w:pPr>
-      <w:bookmarkStart w:id="48" w:name="_Toc228959317"/>
+      <w:bookmarkStart w:id="48" w:name="_Toc230167260"/>
       <w:r>
         <w:rPr>
           <w:rFonts w:hint="eastAsia"/>
@@ -30576,33 +29938,11 @@
         </w:rPr>
         <w:t>MJPEG</w:t>
       </w:r>
-      <w:proofErr w:type="gramStart"/>
-      <w:r>
-        <w:rPr>
-          <w:sz w:val="24"/>
-        </w:rPr>
-        <w:t>流显示</w:t>
-      </w:r>
-      <w:proofErr w:type="gramEnd"/>
-      <w:r>
-        <w:rPr>
-          <w:sz w:val="24"/>
-        </w:rPr>
-        <w:t>方案，解决了移动平台视频</w:t>
-      </w:r>
-      <w:proofErr w:type="gramStart"/>
-      <w:r>
-        <w:rPr>
-          <w:sz w:val="24"/>
-        </w:rPr>
-        <w:t>流显示</w:t>
-      </w:r>
-      <w:proofErr w:type="gramEnd"/>
-      <w:r>
-        <w:rPr>
-          <w:sz w:val="24"/>
-        </w:rPr>
-        <w:t>的跨域限制问题。综合运用跳帧处理、结果缓存、轻量模型、绘制优化等多种策略，在</w:t>
+      <w:r>
+        <w:rPr>
+          <w:sz w:val="24"/>
+        </w:rPr>
+        <w:t>流显示方案，解决了移动平台视频流显示的跨域限制问题。综合运用跳帧处理、结果缓存、轻量模型、绘制优化等多种策略，在</w:t>
       </w:r>
       <w:r>
         <w:rPr>
@@ -30761,23 +30101,7 @@
           <w:rFonts w:hint="eastAsia"/>
           <w:sz w:val="24"/>
         </w:rPr>
-        <w:t>针对移动平台上视频</w:t>
-      </w:r>
-      <w:proofErr w:type="gramStart"/>
-      <w:r>
-        <w:rPr>
-          <w:rFonts w:hint="eastAsia"/>
-          <w:sz w:val="24"/>
-        </w:rPr>
-        <w:t>流显示</w:t>
-      </w:r>
-      <w:proofErr w:type="gramEnd"/>
-      <w:r>
-        <w:rPr>
-          <w:rFonts w:hint="eastAsia"/>
-          <w:sz w:val="24"/>
-        </w:rPr>
-        <w:t>经常遇到的跨域问题，我们提出了一种基于</w:t>
+        <w:t>针对移动平台上视频流显示经常遇到的跨域问题，我们提出了一种基于</w:t>
       </w:r>
       <w:r>
         <w:rPr>
@@ -30814,21 +30138,12 @@
         </w:rPr>
         <w:t>MJPEG</w:t>
       </w:r>
-      <w:proofErr w:type="gramStart"/>
-      <w:r>
-        <w:rPr>
-          <w:rFonts w:hint="eastAsia"/>
-          <w:sz w:val="24"/>
-        </w:rPr>
-        <w:t>流显示</w:t>
-      </w:r>
-      <w:proofErr w:type="gramEnd"/>
-      <w:r>
-        <w:rPr>
-          <w:rFonts w:hint="eastAsia"/>
-          <w:sz w:val="24"/>
-        </w:rPr>
-        <w:t>方案</w:t>
+      <w:r>
+        <w:rPr>
+          <w:rFonts w:hint="eastAsia"/>
+          <w:sz w:val="24"/>
+        </w:rPr>
+        <w:t>流显示方案</w:t>
       </w:r>
       <w:r>
         <w:rPr>
@@ -30916,7 +30231,7 @@
           <w:rFonts w:hint="eastAsia"/>
         </w:rPr>
       </w:pPr>
-      <w:bookmarkStart w:id="49" w:name="_Toc228959318"/>
+      <w:bookmarkStart w:id="49" w:name="_Toc230167261"/>
       <w:r>
         <w:rPr>
           <w:rFonts w:hint="eastAsia"/>
@@ -31121,7 +30436,6 @@
         </w:rPr>
         <w:t>持续跟踪同一个目标。后面可以加入像</w:t>
       </w:r>
-      <w:proofErr w:type="spellStart"/>
       <w:r>
         <w:rPr>
           <w:rFonts w:hint="eastAsia"/>
@@ -31129,29 +30443,12 @@
         </w:rPr>
         <w:t>DeepSORT</w:t>
       </w:r>
-      <w:proofErr w:type="spellEnd"/>
-      <w:r>
-        <w:rPr>
-          <w:rFonts w:hint="eastAsia"/>
-          <w:sz w:val="24"/>
-        </w:rPr>
-        <w:t>这类成熟的目标跟踪算法，把不同</w:t>
-      </w:r>
-      <w:proofErr w:type="gramStart"/>
-      <w:r>
-        <w:rPr>
-          <w:rFonts w:hint="eastAsia"/>
-          <w:sz w:val="24"/>
-        </w:rPr>
-        <w:t>视频帧里出现</w:t>
-      </w:r>
-      <w:proofErr w:type="gramEnd"/>
-      <w:r>
-        <w:rPr>
-          <w:rFonts w:hint="eastAsia"/>
-          <w:sz w:val="24"/>
-        </w:rPr>
-        <w:t>的同一个目标关联起来，形成连续的运动轨迹，从而让系统能覆盖更多的应用场景。</w:t>
+      <w:r>
+        <w:rPr>
+          <w:rFonts w:hint="eastAsia"/>
+          <w:sz w:val="24"/>
+        </w:rPr>
+        <w:t>这类成熟的目标跟踪算法，把不同视频帧里出现的同一个目标关联起来，形成连续的运动轨迹，从而让系统能覆盖更多的应用场景。</w:t>
       </w:r>
     </w:p>
     <w:p>
@@ -31170,23 +30467,7 @@
           <w:rFonts w:hint="eastAsia"/>
           <w:sz w:val="24"/>
         </w:rPr>
-        <w:t>模型灵活性也是个问题。目前检测模型是固定的，不能换。未来可以增加模型在线更新的功能，允许用户自己上传自定义模型，或者在系统里内置多种</w:t>
-      </w:r>
-      <w:proofErr w:type="gramStart"/>
-      <w:r>
-        <w:rPr>
-          <w:rFonts w:hint="eastAsia"/>
-          <w:sz w:val="24"/>
-        </w:rPr>
-        <w:t>预训练</w:t>
-      </w:r>
-      <w:proofErr w:type="gramEnd"/>
-      <w:r>
-        <w:rPr>
-          <w:rFonts w:hint="eastAsia"/>
-          <w:sz w:val="24"/>
-        </w:rPr>
-        <w:t>模型供大家选择，这样就能适应不同场景下的检测需求，系统的通用性也会更强。</w:t>
+        <w:t>模型灵活性也是个问题。目前检测模型是固定的，不能换。未来可以增加模型在线更新的功能，允许用户自己上传自定义模型，或者在系统里内置多种预训练模型供大家选择，这样就能适应不同场景下的检测需求，系统的通用性也会更强。</w:t>
       </w:r>
     </w:p>
     <w:p>
@@ -31266,23 +30547,7 @@
           <w:rFonts w:hint="eastAsia"/>
           <w:sz w:val="24"/>
         </w:rPr>
-        <w:t>平台上，移动端的适配还有不少提升空间。以后可以针对</w:t>
-      </w:r>
-      <w:proofErr w:type="gramStart"/>
-      <w:r>
-        <w:rPr>
-          <w:rFonts w:hint="eastAsia"/>
-          <w:sz w:val="24"/>
-        </w:rPr>
-        <w:t>移动端做更多</w:t>
-      </w:r>
-      <w:proofErr w:type="gramEnd"/>
-      <w:r>
-        <w:rPr>
-          <w:rFonts w:hint="eastAsia"/>
-          <w:sz w:val="24"/>
-        </w:rPr>
-        <w:t>性能和体验上的优化，比如加强对</w:t>
+        <w:t>平台上，移动端的适配还有不少提升空间。以后可以针对移动端做更多性能和体验上的优化，比如加强对</w:t>
       </w:r>
       <w:r>
         <w:rPr>
@@ -31324,23 +30589,7 @@
           <w:rFonts w:hint="eastAsia"/>
           <w:sz w:val="24"/>
         </w:rPr>
-        <w:t>这些移动网络的适配能力，优化算法逻辑来减少电量消耗，让移动</w:t>
-      </w:r>
-      <w:proofErr w:type="gramStart"/>
-      <w:r>
-        <w:rPr>
-          <w:rFonts w:hint="eastAsia"/>
-          <w:sz w:val="24"/>
-        </w:rPr>
-        <w:t>端用户</w:t>
-      </w:r>
-      <w:proofErr w:type="gramEnd"/>
-      <w:r>
-        <w:rPr>
-          <w:rFonts w:hint="eastAsia"/>
-          <w:sz w:val="24"/>
-        </w:rPr>
-        <w:t>用起来更顺手。</w:t>
+        <w:t>这些移动网络的适配能力，优化算法逻辑来减少电量消耗，让移动端用户用起来更顺手。</w:t>
       </w:r>
     </w:p>
     <w:p>
@@ -31370,7 +30619,7 @@
           <w:szCs w:val="28"/>
         </w:rPr>
       </w:pPr>
-      <w:bookmarkStart w:id="50" w:name="_Toc228959319"/>
+      <w:bookmarkStart w:id="50" w:name="_Toc230167262"/>
       <w:r>
         <w:rPr>
           <w:rFonts w:hint="eastAsia"/>
@@ -31514,35 +30763,7 @@
         <w:rPr>
           <w:szCs w:val="21"/>
         </w:rPr>
-        <w:t xml:space="preserve">[J]. Qinghua </w:t>
-      </w:r>
-      <w:proofErr w:type="spellStart"/>
-      <w:r>
-        <w:rPr>
-          <w:szCs w:val="21"/>
-        </w:rPr>
-        <w:t>Daxue</w:t>
-      </w:r>
-      <w:proofErr w:type="spellEnd"/>
-      <w:r>
-        <w:rPr>
-          <w:szCs w:val="21"/>
-        </w:rPr>
-        <w:t xml:space="preserve"> </w:t>
-      </w:r>
-      <w:proofErr w:type="spellStart"/>
-      <w:r>
-        <w:rPr>
-          <w:szCs w:val="21"/>
-        </w:rPr>
-        <w:t>Xuebao</w:t>
-      </w:r>
-      <w:proofErr w:type="spellEnd"/>
-      <w:r>
-        <w:rPr>
-          <w:szCs w:val="21"/>
-        </w:rPr>
-        <w:t>/Journal of Tsinghua University, 2018, 58(4): 438-444.</w:t>
+        <w:t>[J]. Qinghua Daxue Xuebao/Journal of Tsinghua University, 2018, 58(4): 438-444.</w:t>
       </w:r>
       <w:bookmarkEnd w:id="52"/>
     </w:p>
@@ -31690,21 +30911,7 @@
         <w:rPr>
           <w:szCs w:val="21"/>
         </w:rPr>
-        <w:t>中国</w:t>
-      </w:r>
-      <w:proofErr w:type="gramStart"/>
-      <w:r>
-        <w:rPr>
-          <w:szCs w:val="21"/>
-        </w:rPr>
-        <w:t>图象</w:t>
-      </w:r>
-      <w:proofErr w:type="gramEnd"/>
-      <w:r>
-        <w:rPr>
-          <w:szCs w:val="21"/>
-        </w:rPr>
-        <w:t>图形学报</w:t>
+        <w:t>中国图象图形学报</w:t>
       </w:r>
       <w:r>
         <w:rPr>
@@ -31729,19 +30936,11 @@
         </w:rPr>
       </w:pPr>
       <w:bookmarkStart w:id="55" w:name="_Ref226305963"/>
-      <w:proofErr w:type="spellStart"/>
-      <w:r>
-        <w:rPr>
-          <w:szCs w:val="21"/>
-        </w:rPr>
-        <w:t>Girshick</w:t>
-      </w:r>
-      <w:proofErr w:type="spellEnd"/>
-      <w:r>
-        <w:rPr>
-          <w:szCs w:val="21"/>
-        </w:rPr>
-        <w:t xml:space="preserve"> R, Donahue J, Darrell T, et al. Rich feature hierarchies for accurate object detection and semantic segmentation[C]//Proceedings of the IEEE conference on computer vision and pattern recognition. 2014: 580-587.</w:t>
+      <w:r>
+        <w:rPr>
+          <w:szCs w:val="21"/>
+        </w:rPr>
+        <w:t>Girshick R, Donahue J, Darrell T, et al. Rich feature hierarchies for accurate object detection and semantic segmentation[C]//Proceedings of the IEEE conference on computer vision and pattern recognition. 2014: 580-587.</w:t>
       </w:r>
       <w:bookmarkEnd w:id="55"/>
     </w:p>
@@ -31760,33 +30959,11 @@
         </w:rPr>
       </w:pPr>
       <w:bookmarkStart w:id="56" w:name="_Ref226306023"/>
-      <w:proofErr w:type="spellStart"/>
-      <w:r>
-        <w:rPr>
-          <w:szCs w:val="21"/>
-        </w:rPr>
-        <w:t>Girshick</w:t>
-      </w:r>
-      <w:proofErr w:type="spellEnd"/>
-      <w:r>
-        <w:rPr>
-          <w:szCs w:val="21"/>
-        </w:rPr>
-        <w:t xml:space="preserve"> R. Fast r-</w:t>
-      </w:r>
-      <w:proofErr w:type="spellStart"/>
-      <w:r>
-        <w:rPr>
-          <w:szCs w:val="21"/>
-        </w:rPr>
-        <w:t>cnn</w:t>
-      </w:r>
-      <w:proofErr w:type="spellEnd"/>
-      <w:r>
-        <w:rPr>
-          <w:szCs w:val="21"/>
-        </w:rPr>
-        <w:t>[C]//Proceedings of the IEEE international conference on computer vision. 2015: 1440-1448.</w:t>
+      <w:r>
+        <w:rPr>
+          <w:szCs w:val="21"/>
+        </w:rPr>
+        <w:t>Girshick R. Fast r-cnn[C]//Proceedings of the IEEE international conference on computer vision. 2015: 1440-1448.</w:t>
       </w:r>
       <w:bookmarkEnd w:id="56"/>
     </w:p>
@@ -31809,35 +30986,7 @@
         <w:rPr>
           <w:szCs w:val="21"/>
         </w:rPr>
-        <w:t xml:space="preserve">Redmon J, </w:t>
-      </w:r>
-      <w:proofErr w:type="spellStart"/>
-      <w:r>
-        <w:rPr>
-          <w:szCs w:val="21"/>
-        </w:rPr>
-        <w:t>Divvala</w:t>
-      </w:r>
-      <w:proofErr w:type="spellEnd"/>
-      <w:r>
-        <w:rPr>
-          <w:szCs w:val="21"/>
-        </w:rPr>
-        <w:t xml:space="preserve"> S, </w:t>
-      </w:r>
-      <w:proofErr w:type="spellStart"/>
-      <w:r>
-        <w:rPr>
-          <w:szCs w:val="21"/>
-        </w:rPr>
-        <w:t>Girshick</w:t>
-      </w:r>
-      <w:proofErr w:type="spellEnd"/>
-      <w:r>
-        <w:rPr>
-          <w:szCs w:val="21"/>
-        </w:rPr>
-        <w:t xml:space="preserve"> R, et al. You only look once: Unified, real-time object detection[C]//Proceedings of the IEEE conference on computer vision and pattern recognition. 2016: 779-788.</w:t>
+        <w:t>Redmon J, Divvala S, Girshick R, et al. You only look once: Unified, real-time object detection[C]//Proceedings of the IEEE conference on computer vision and pattern recognition. 2016: 779-788.</w:t>
       </w:r>
       <w:bookmarkEnd w:id="57"/>
     </w:p>
@@ -31879,33 +31028,11 @@
         </w:rPr>
       </w:pPr>
       <w:bookmarkStart w:id="59" w:name="_Ref226306351"/>
-      <w:proofErr w:type="spellStart"/>
-      <w:r>
-        <w:rPr>
-          <w:szCs w:val="21"/>
-        </w:rPr>
-        <w:t>Kotthapalli</w:t>
-      </w:r>
-      <w:proofErr w:type="spellEnd"/>
-      <w:r>
-        <w:rPr>
-          <w:szCs w:val="21"/>
-        </w:rPr>
-        <w:t xml:space="preserve"> M, Ravipati D, Bhatia R. Yolov1 to yolov11: A comprehensive survey of real-time object detection innovations and challenges[J]. </w:t>
-      </w:r>
-      <w:proofErr w:type="spellStart"/>
-      <w:r>
-        <w:rPr>
-          <w:szCs w:val="21"/>
-        </w:rPr>
-        <w:t>arXiv</w:t>
-      </w:r>
-      <w:proofErr w:type="spellEnd"/>
-      <w:r>
-        <w:rPr>
-          <w:szCs w:val="21"/>
-        </w:rPr>
-        <w:t xml:space="preserve"> preprint arXiv:2508.02067, 2025.</w:t>
+      <w:r>
+        <w:rPr>
+          <w:szCs w:val="21"/>
+        </w:rPr>
+        <w:t>Kotthapalli M, Ravipati D, Bhatia R. Yolov1 to yolov11: A comprehensive survey of real-time object detection innovations and challenges[J]. arXiv preprint arXiv:2508.02067, 2025.</w:t>
       </w:r>
       <w:bookmarkEnd w:id="59"/>
     </w:p>
@@ -31952,21 +31079,7 @@
         <w:rPr>
           <w:szCs w:val="21"/>
         </w:rPr>
-        <w:t xml:space="preserve">Montaquila M. .NET MAUI for C# Developers: Build cross-platform mobile and desktop applications[M]. </w:t>
-      </w:r>
-      <w:proofErr w:type="spellStart"/>
-      <w:r>
-        <w:rPr>
-          <w:szCs w:val="21"/>
-        </w:rPr>
-        <w:t>Packt</w:t>
-      </w:r>
-      <w:proofErr w:type="spellEnd"/>
-      <w:r>
-        <w:rPr>
-          <w:szCs w:val="21"/>
-        </w:rPr>
-        <w:t xml:space="preserve"> Publishing Ltd, 2023.</w:t>
+        <w:t>Montaquila M. .NET MAUI for C# Developers: Build cross-platform mobile and desktop applications[M]. Packt Publishing Ltd, 2023.</w:t>
       </w:r>
       <w:bookmarkEnd w:id="60"/>
     </w:p>
@@ -32009,14 +31122,12 @@
         </w:rPr>
         <w:t xml:space="preserve">, </w:t>
       </w:r>
-      <w:proofErr w:type="gramStart"/>
       <w:r>
         <w:rPr>
           <w:szCs w:val="21"/>
         </w:rPr>
         <w:t>孙汉卿</w:t>
       </w:r>
-      <w:proofErr w:type="gramEnd"/>
       <w:r>
         <w:rPr>
           <w:szCs w:val="21"/>
@@ -32051,21 +31162,7 @@
         <w:rPr>
           <w:szCs w:val="21"/>
         </w:rPr>
-        <w:t>中国</w:t>
-      </w:r>
-      <w:proofErr w:type="gramStart"/>
-      <w:r>
-        <w:rPr>
-          <w:szCs w:val="21"/>
-        </w:rPr>
-        <w:t>图象</w:t>
-      </w:r>
-      <w:proofErr w:type="gramEnd"/>
-      <w:r>
-        <w:rPr>
-          <w:szCs w:val="21"/>
-        </w:rPr>
-        <w:t>图形学报</w:t>
+        <w:t>中国图象图形学报</w:t>
       </w:r>
       <w:r>
         <w:rPr>
@@ -32118,7 +31215,6 @@
         </w:rPr>
         <w:t>,</w:t>
       </w:r>
-      <w:proofErr w:type="gramStart"/>
       <w:r>
         <w:rPr>
           <w:rFonts w:hint="eastAsia"/>
@@ -32126,7 +31222,6 @@
         </w:rPr>
         <w:t>公维军</w:t>
       </w:r>
-      <w:proofErr w:type="gramEnd"/>
       <w:r>
         <w:rPr>
           <w:rFonts w:hint="eastAsia"/>
@@ -32252,7 +31347,6 @@
         </w:rPr>
       </w:pPr>
       <w:bookmarkStart w:id="64" w:name="_Ref226306818"/>
-      <w:proofErr w:type="gramStart"/>
       <w:r>
         <w:rPr>
           <w:rFonts w:hint="eastAsia"/>
@@ -32260,7 +31354,6 @@
         </w:rPr>
         <w:t>叶锋</w:t>
       </w:r>
-      <w:proofErr w:type="gramEnd"/>
       <w:r>
         <w:rPr>
           <w:rFonts w:hint="eastAsia"/>
@@ -32322,23 +31415,7 @@
           <w:rFonts w:hint="eastAsia"/>
           <w:szCs w:val="21"/>
         </w:rPr>
-        <w:t>,2015,(15):</w:t>
-      </w:r>
-      <w:proofErr w:type="gramStart"/>
-      <w:r>
-        <w:rPr>
-          <w:rFonts w:hint="eastAsia"/>
-          <w:szCs w:val="21"/>
-        </w:rPr>
-        <w:t>27-28.DOI:10.16184/j.cnki.comprg</w:t>
-      </w:r>
-      <w:proofErr w:type="gramEnd"/>
-      <w:r>
-        <w:rPr>
-          <w:rFonts w:hint="eastAsia"/>
-          <w:szCs w:val="21"/>
-        </w:rPr>
-        <w:t>.2015.15.010.</w:t>
+        <w:t>,2015,(15):27-28.DOI:10.16184/j.cnki.comprg.2015.15.010.</w:t>
       </w:r>
       <w:bookmarkEnd w:id="64"/>
     </w:p>
@@ -32361,49 +31438,7 @@
         <w:rPr>
           <w:szCs w:val="21"/>
         </w:rPr>
-        <w:t xml:space="preserve">Sapkota R, </w:t>
-      </w:r>
-      <w:proofErr w:type="spellStart"/>
-      <w:r>
-        <w:rPr>
-          <w:szCs w:val="21"/>
-        </w:rPr>
-        <w:t>Karkee</w:t>
-      </w:r>
-      <w:proofErr w:type="spellEnd"/>
-      <w:r>
-        <w:rPr>
-          <w:szCs w:val="21"/>
-        </w:rPr>
-        <w:t xml:space="preserve"> M. </w:t>
-      </w:r>
-      <w:proofErr w:type="spellStart"/>
-      <w:r>
-        <w:rPr>
-          <w:szCs w:val="21"/>
-        </w:rPr>
-        <w:t>Ultralytics</w:t>
-      </w:r>
-      <w:proofErr w:type="spellEnd"/>
-      <w:r>
-        <w:rPr>
-          <w:szCs w:val="21"/>
-        </w:rPr>
-        <w:t xml:space="preserve"> YOLO evolution: An overview of YOLO26, YOLO11, YOLOv8 and YOLOv5 object detectors for computer vision and pattern recognition[J]. </w:t>
-      </w:r>
-      <w:proofErr w:type="spellStart"/>
-      <w:r>
-        <w:rPr>
-          <w:szCs w:val="21"/>
-        </w:rPr>
-        <w:t>arXiv</w:t>
-      </w:r>
-      <w:proofErr w:type="spellEnd"/>
-      <w:r>
-        <w:rPr>
-          <w:szCs w:val="21"/>
-        </w:rPr>
-        <w:t xml:space="preserve"> preprint arXiv:2510.09653, 2025.</w:t>
+        <w:t>Sapkota R, Karkee M. Ultralytics YOLO evolution: An overview of YOLO26, YOLO11, YOLOv8 and YOLOv5 object detectors for computer vision and pattern recognition[J]. arXiv preprint arXiv:2510.09653, 2025.</w:t>
       </w:r>
       <w:bookmarkEnd w:id="65"/>
     </w:p>
@@ -32422,7 +31457,6 @@
         </w:rPr>
       </w:pPr>
       <w:bookmarkStart w:id="66" w:name="_Ref226306943"/>
-      <w:proofErr w:type="gramStart"/>
       <w:r>
         <w:rPr>
           <w:rFonts w:hint="eastAsia"/>
@@ -32430,7 +31464,6 @@
         </w:rPr>
         <w:t>兰旭辉</w:t>
       </w:r>
-      <w:proofErr w:type="gramEnd"/>
       <w:r>
         <w:rPr>
           <w:rFonts w:hint="eastAsia"/>
@@ -32506,23 +31539,7 @@
           <w:rFonts w:hint="eastAsia"/>
           <w:szCs w:val="21"/>
         </w:rPr>
-        <w:t>,2004,(03):442-443+468.DOI:10.16208/</w:t>
-      </w:r>
-      <w:proofErr w:type="gramStart"/>
-      <w:r>
-        <w:rPr>
-          <w:rFonts w:hint="eastAsia"/>
-          <w:szCs w:val="21"/>
-        </w:rPr>
-        <w:t>j.issn</w:t>
-      </w:r>
-      <w:proofErr w:type="gramEnd"/>
-      <w:r>
-        <w:rPr>
-          <w:rFonts w:hint="eastAsia"/>
-          <w:szCs w:val="21"/>
-        </w:rPr>
-        <w:t>1000-7024.2004.03.037.</w:t>
+        <w:t>,2004,(03):442-443+468.DOI:10.16208/j.issn1000-7024.2004.03.037.</w:t>
       </w:r>
       <w:bookmarkEnd w:id="66"/>
     </w:p>
@@ -32541,7 +31558,6 @@
         </w:rPr>
       </w:pPr>
       <w:bookmarkStart w:id="67" w:name="_Ref226306989"/>
-      <w:proofErr w:type="gramStart"/>
       <w:r>
         <w:rPr>
           <w:rFonts w:hint="eastAsia"/>
@@ -32549,7 +31565,6 @@
         </w:rPr>
         <w:t>黄传禄</w:t>
       </w:r>
-      <w:proofErr w:type="gramEnd"/>
       <w:r>
         <w:rPr>
           <w:rFonts w:hint="eastAsia"/>
@@ -32630,7 +31645,6 @@
         </w:rPr>
       </w:pPr>
       <w:bookmarkStart w:id="68" w:name="_Ref226307026"/>
-      <w:proofErr w:type="gramStart"/>
       <w:r>
         <w:rPr>
           <w:rFonts w:hint="eastAsia"/>
@@ -32638,7 +31652,6 @@
         </w:rPr>
         <w:t>贾小军</w:t>
       </w:r>
-      <w:proofErr w:type="gramEnd"/>
       <w:r>
         <w:rPr>
           <w:rFonts w:hint="eastAsia"/>
@@ -32646,7 +31659,6 @@
         </w:rPr>
         <w:t>,</w:t>
       </w:r>
-      <w:proofErr w:type="gramStart"/>
       <w:r>
         <w:rPr>
           <w:rFonts w:hint="eastAsia"/>
@@ -32654,7 +31666,6 @@
         </w:rPr>
         <w:t>喻擎苍</w:t>
       </w:r>
-      <w:proofErr w:type="gramEnd"/>
       <w:r>
         <w:rPr>
           <w:rFonts w:hint="eastAsia"/>
@@ -32890,23 +31901,7 @@
           <w:rFonts w:hint="eastAsia"/>
           <w:szCs w:val="21"/>
         </w:rPr>
-        <w:t>,2020,23(04):</w:t>
-      </w:r>
-      <w:proofErr w:type="gramStart"/>
-      <w:r>
-        <w:rPr>
-          <w:rFonts w:hint="eastAsia"/>
-          <w:szCs w:val="21"/>
-        </w:rPr>
-        <w:t>22-24.DOI:10.19644/j.cnki.issn</w:t>
-      </w:r>
-      <w:proofErr w:type="gramEnd"/>
-      <w:r>
-        <w:rPr>
-          <w:rFonts w:hint="eastAsia"/>
-          <w:szCs w:val="21"/>
-        </w:rPr>
-        <w:t>2096-1472.2020.04.006.</w:t>
+        <w:t>,2020,23(04):22-24.DOI:10.19644/j.cnki.issn2096-1472.2020.04.006.</w:t>
       </w:r>
       <w:bookmarkEnd w:id="70"/>
     </w:p>
@@ -32923,6 +31918,14 @@
         <w:rPr>
           <w:szCs w:val="21"/>
         </w:rPr>
+        <w:sectPr>
+          <w:headerReference w:type="default" r:id="rId20"/>
+          <w:pgSz w:w="11906" w:h="16838"/>
+          <w:pgMar w:top="1440" w:right="1800" w:bottom="1440" w:left="1800" w:header="851" w:footer="992" w:gutter="0"/>
+          <w:pgNumType w:start="1"/>
+          <w:cols w:space="425"/>
+          <w:docGrid w:type="lines" w:linePitch="312"/>
+        </w:sectPr>
       </w:pPr>
       <w:bookmarkStart w:id="71" w:name="_Ref226307162"/>
       <w:r>
@@ -32993,23 +31996,7 @@
           <w:rFonts w:hint="eastAsia"/>
           <w:szCs w:val="21"/>
         </w:rPr>
-        <w:t>,2020,(11):</w:t>
-      </w:r>
-      <w:proofErr w:type="gramStart"/>
-      <w:r>
-        <w:rPr>
-          <w:rFonts w:hint="eastAsia"/>
-          <w:szCs w:val="21"/>
-        </w:rPr>
-        <w:t>3-6.DOI:10.16184/j.cnki.comprg</w:t>
-      </w:r>
-      <w:proofErr w:type="gramEnd"/>
-      <w:r>
-        <w:rPr>
-          <w:rFonts w:hint="eastAsia"/>
-          <w:szCs w:val="21"/>
-        </w:rPr>
-        <w:t>.2020.11.001.</w:t>
+        <w:t>,2020,(11):3-6.DOI:10.16184/j.cnki.comprg.2020.11.001.</w:t>
       </w:r>
       <w:bookmarkEnd w:id="71"/>
     </w:p>
@@ -33024,7 +32011,7 @@
           <w:szCs w:val="28"/>
         </w:rPr>
       </w:pPr>
-      <w:bookmarkStart w:id="72" w:name="_Toc228959320"/>
+      <w:bookmarkStart w:id="72" w:name="_Toc230167263"/>
       <w:r>
         <w:rPr>
           <w:rFonts w:hint="eastAsia"/>
@@ -33217,7 +32204,14 @@
           <w:tcPr>
             <w:tcW w:w="1223" w:type="dxa"/>
           </w:tcPr>
-          <w:p/>
+          <w:p>
+            <w:r>
+              <w:rPr>
+                <w:rFonts w:hint="eastAsia"/>
+              </w:rPr>
+              <w:t>004</w:t>
+            </w:r>
+          </w:p>
         </w:tc>
       </w:tr>
       <w:tr>
@@ -33750,16 +32744,8 @@
               <w:rPr>
                 <w:rFonts w:hint="eastAsia"/>
               </w:rPr>
-              <w:t>浙江省杭州下沙高教</w:t>
+              <w:t>浙江省杭州下沙高教园区学源街</w:t>
             </w:r>
-            <w:proofErr w:type="gramStart"/>
-            <w:r>
-              <w:rPr>
-                <w:rFonts w:hint="eastAsia"/>
-              </w:rPr>
-              <w:t>园区学源街</w:t>
-            </w:r>
-            <w:proofErr w:type="gramEnd"/>
           </w:p>
         </w:tc>
         <w:tc>
@@ -34088,11 +33074,9 @@
             <w:gridSpan w:val="5"/>
           </w:tcPr>
           <w:p>
-            <w:proofErr w:type="gramStart"/>
             <w:r>
               <w:t>单良</w:t>
             </w:r>
-            <w:proofErr w:type="gramEnd"/>
           </w:p>
         </w:tc>
       </w:tr>
@@ -34253,16 +33237,8 @@
               <w:rPr>
                 <w:rFonts w:hint="eastAsia"/>
               </w:rPr>
-              <w:t>application/</w:t>
+              <w:t>application/msword</w:t>
             </w:r>
-            <w:proofErr w:type="spellStart"/>
-            <w:r>
-              <w:rPr>
-                <w:rFonts w:hint="eastAsia"/>
-              </w:rPr>
-              <w:t>msword</w:t>
-            </w:r>
-            <w:proofErr w:type="spellEnd"/>
             <w:r>
               <w:rPr>
                 <w:rFonts w:hint="eastAsia"/>
@@ -34385,7 +33361,13 @@
               <w:rPr>
                 <w:rFonts w:hint="eastAsia"/>
               </w:rPr>
-              <w:t>27</w:t>
+              <w:t>2</w:t>
+            </w:r>
+            <w:r>
+              <w:rPr>
+                <w:rFonts w:hint="eastAsia"/>
+              </w:rPr>
+              <w:t>8</w:t>
             </w:r>
           </w:p>
         </w:tc>
@@ -34445,6 +33427,8 @@
       </w:pPr>
     </w:p>
     <w:sectPr>
+      <w:headerReference w:type="default" r:id="rId21"/>
+      <w:footerReference w:type="default" r:id="rId22"/>
       <w:pgSz w:w="11906" w:h="16838"/>
       <w:pgMar w:top="1440" w:right="1800" w:bottom="1440" w:left="1800" w:header="851" w:footer="992" w:gutter="0"/>
       <w:pgNumType w:start="1"/>
@@ -34519,6 +33503,22 @@
 </w:ftr>
 </file>
 
+<file path=word/footer2.xml><?xml version="1.0" encoding="utf-8"?>
+<w:ftr xmlns:wpc="http://schemas.microsoft.com/office/word/2010/wordprocessingCanvas" xmlns:cx="http://schemas.microsoft.com/office/drawing/2014/chartex" xmlns:cx1="http://schemas.microsoft.com/office/drawing/2015/9/8/chartex" xmlns:cx2="http://schemas.microsoft.com/office/drawing/2015/10/21/chartex" xmlns:cx3="http://schemas.microsoft.com/office/drawing/2016/5/9/chartex" xmlns:cx4="http://schemas.microsoft.com/office/drawing/2016/5/10/chartex" xmlns:cx5="http://schemas.microsoft.com/office/drawing/2016/5/11/chartex" xmlns:cx6="http://schemas.microsoft.com/office/drawing/2016/5/12/chartex" xmlns:cx7="http://schemas.microsoft.com/office/drawing/2016/5/13/chartex" xmlns:cx8="http://schemas.microsoft.com/office/drawing/2016/5/14/chartex" xmlns:mc="http://schemas.openxmlformats.org/markup-compatibility/2006" xmlns:aink="http://schemas.microsoft.com/office/drawing/2016/ink" xmlns:am3d="http://schemas.microsoft.com/office/drawing/2017/model3d" xmlns:o="urn:schemas-microsoft-com:office:office" xmlns:oel="http://schemas.microsoft.com/office/2019/extlst" xmlns:r="http://schemas.openxmlformats.org/officeDocument/2006/relationships" xmlns:m="http://schemas.openxmlformats.org/officeDocument/2006/math" xmlns:v="urn:schemas-microsoft-com:vml" xmlns:wp14="http://schemas.microsoft.com/office/word/2010/wordprocessingDrawing" xmlns:wp="http://schemas.openxmlformats.org/drawingml/2006/wordprocessingDrawing" xmlns:w10="urn:schemas-microsoft-com:office:word" xmlns:w="http://schemas.openxmlformats.org/wordprocessingml/2006/main" xmlns:w14="http://schemas.microsoft.com/office/word/2010/wordml" xmlns:w15="http://schemas.microsoft.com/office/word/2012/wordml" xmlns:w16cex="http://schemas.microsoft.com/office/word/2018/wordml/cex" xmlns:w16cid="http://schemas.microsoft.com/office/word/2016/wordml/cid" xmlns:w16="http://schemas.microsoft.com/office/word/2018/wordml" xmlns:w16du="http://schemas.microsoft.com/office/word/2023/wordml/word16du" xmlns:w16sdtdh="http://schemas.microsoft.com/office/word/2020/wordml/sdtdatahash" xmlns:w16sdtfl="http://schemas.microsoft.com/office/word/2024/wordml/sdtformatlock" xmlns:w16se="http://schemas.microsoft.com/office/word/2015/wordml/symex" xmlns:wpg="http://schemas.microsoft.com/office/word/2010/wordprocessingGroup" xmlns:wpi="http://schemas.microsoft.com/office/word/2010/wordprocessingInk" xmlns:wne="http://schemas.microsoft.com/office/word/2006/wordml" xmlns:wps="http://schemas.microsoft.com/office/word/2010/wordprocessingShape" mc:Ignorable="w14 w15 w16se w16cid w16 w16cex w16sdtdh w16sdtfl w16du wp14">
+  <w:p>
+    <w:pPr>
+      <w:pStyle w:val="af0"/>
+      <w:jc w:val="center"/>
+    </w:pPr>
+  </w:p>
+  <w:p>
+    <w:pPr>
+      <w:pStyle w:val="af0"/>
+    </w:pPr>
+  </w:p>
+</w:ftr>
+</file>
+
 <file path=word/footnotes.xml><?xml version="1.0" encoding="utf-8"?>
 <w:footnotes xmlns:wpc="http://schemas.microsoft.com/office/word/2010/wordprocessingCanvas" xmlns:cx="http://schemas.microsoft.com/office/drawing/2014/chartex" xmlns:cx1="http://schemas.microsoft.com/office/drawing/2015/9/8/chartex" xmlns:cx2="http://schemas.microsoft.com/office/drawing/2015/10/21/chartex" xmlns:cx3="http://schemas.microsoft.com/office/drawing/2016/5/9/chartex" xmlns:cx4="http://schemas.microsoft.com/office/drawing/2016/5/10/chartex" xmlns:cx5="http://schemas.microsoft.com/office/drawing/2016/5/11/chartex" xmlns:cx6="http://schemas.microsoft.com/office/drawing/2016/5/12/chartex" xmlns:cx7="http://schemas.microsoft.com/office/drawing/2016/5/13/chartex" xmlns:cx8="http://schemas.microsoft.com/office/drawing/2016/5/14/chartex" xmlns:mc="http://schemas.openxmlformats.org/markup-compatibility/2006" xmlns:aink="http://schemas.microsoft.com/office/drawing/2016/ink" xmlns:am3d="http://schemas.microsoft.com/office/drawing/2017/model3d" xmlns:o="urn:schemas-microsoft-com:office:office" xmlns:oel="http://schemas.microsoft.com/office/2019/extlst" xmlns:r="http://schemas.openxmlformats.org/officeDocument/2006/relationships" xmlns:m="http://schemas.openxmlformats.org/officeDocument/2006/math" xmlns:v="urn:schemas-microsoft-com:vml" xmlns:wp14="http://schemas.microsoft.com/office/word/2010/wordprocessingDrawing" xmlns:wp="http://schemas.openxmlformats.org/drawingml/2006/wordprocessingDrawing" xmlns:w10="urn:schemas-microsoft-com:office:word" xmlns:w="http://schemas.openxmlformats.org/wordprocessingml/2006/main" xmlns:w14="http://schemas.microsoft.com/office/word/2010/wordml" xmlns:w15="http://schemas.microsoft.com/office/word/2012/wordml" xmlns:w16cex="http://schemas.microsoft.com/office/word/2018/wordml/cex" xmlns:w16cid="http://schemas.microsoft.com/office/word/2016/wordml/cid" xmlns:w16="http://schemas.microsoft.com/office/word/2018/wordml" xmlns:w16du="http://schemas.microsoft.com/office/word/2023/wordml/word16du" xmlns:w16sdtdh="http://schemas.microsoft.com/office/word/2020/wordml/sdtdatahash" xmlns:w16sdtfl="http://schemas.microsoft.com/office/word/2024/wordml/sdtformatlock" xmlns:w16se="http://schemas.microsoft.com/office/word/2015/wordml/symex" xmlns:wpg="http://schemas.microsoft.com/office/word/2010/wordprocessingGroup" xmlns:wpi="http://schemas.microsoft.com/office/word/2010/wordprocessingInk" xmlns:wne="http://schemas.microsoft.com/office/word/2006/wordml" xmlns:wps="http://schemas.microsoft.com/office/word/2010/wordprocessingShape" mc:Ignorable="w14 w15 w16se w16cid w16 w16cex w16sdtdh w16sdtfl w16du wp14">
   <w:footnote w:type="separator" w:id="-1">
@@ -34536,6 +33536,47 @@
     </w:p>
   </w:footnote>
 </w:footnotes>
+</file>
+
+<file path=word/header1.xml><?xml version="1.0" encoding="utf-8"?>
+<w:hdr xmlns:wpc="http://schemas.microsoft.com/office/word/2010/wordprocessingCanvas" xmlns:cx="http://schemas.microsoft.com/office/drawing/2014/chartex" xmlns:cx1="http://schemas.microsoft.com/office/drawing/2015/9/8/chartex" xmlns:cx2="http://schemas.microsoft.com/office/drawing/2015/10/21/chartex" xmlns:cx3="http://schemas.microsoft.com/office/drawing/2016/5/9/chartex" xmlns:cx4="http://schemas.microsoft.com/office/drawing/2016/5/10/chartex" xmlns:cx5="http://schemas.microsoft.com/office/drawing/2016/5/11/chartex" xmlns:cx6="http://schemas.microsoft.com/office/drawing/2016/5/12/chartex" xmlns:cx7="http://schemas.microsoft.com/office/drawing/2016/5/13/chartex" xmlns:cx8="http://schemas.microsoft.com/office/drawing/2016/5/14/chartex" xmlns:mc="http://schemas.openxmlformats.org/markup-compatibility/2006" xmlns:aink="http://schemas.microsoft.com/office/drawing/2016/ink" xmlns:am3d="http://schemas.microsoft.com/office/drawing/2017/model3d" xmlns:o="urn:schemas-microsoft-com:office:office" xmlns:oel="http://schemas.microsoft.com/office/2019/extlst" xmlns:r="http://schemas.openxmlformats.org/officeDocument/2006/relationships" xmlns:m="http://schemas.openxmlformats.org/officeDocument/2006/math" xmlns:v="urn:schemas-microsoft-com:vml" xmlns:wp14="http://schemas.microsoft.com/office/word/2010/wordprocessingDrawing" xmlns:wp="http://schemas.openxmlformats.org/drawingml/2006/wordprocessingDrawing" xmlns:w10="urn:schemas-microsoft-com:office:word" xmlns:w="http://schemas.openxmlformats.org/wordprocessingml/2006/main" xmlns:w14="http://schemas.microsoft.com/office/word/2010/wordml" xmlns:w15="http://schemas.microsoft.com/office/word/2012/wordml" xmlns:w16cex="http://schemas.microsoft.com/office/word/2018/wordml/cex" xmlns:w16cid="http://schemas.microsoft.com/office/word/2016/wordml/cid" xmlns:w16="http://schemas.microsoft.com/office/word/2018/wordml" xmlns:w16du="http://schemas.microsoft.com/office/word/2023/wordml/word16du" xmlns:w16sdtdh="http://schemas.microsoft.com/office/word/2020/wordml/sdtdatahash" xmlns:w16sdtfl="http://schemas.microsoft.com/office/word/2024/wordml/sdtformatlock" xmlns:w16se="http://schemas.microsoft.com/office/word/2015/wordml/symex" xmlns:wpg="http://schemas.microsoft.com/office/word/2010/wordprocessingGroup" xmlns:wpi="http://schemas.microsoft.com/office/word/2010/wordprocessingInk" xmlns:wne="http://schemas.microsoft.com/office/word/2006/wordml" xmlns:wps="http://schemas.microsoft.com/office/word/2010/wordprocessingShape" mc:Ignorable="w14 w15 w16se w16cid w16 w16cex w16sdtdh w16sdtfl w16du wp14">
+  <w:p>
+    <w:pPr>
+      <w:pStyle w:val="ae"/>
+      <w:pBdr>
+        <w:bottom w:val="single" w:sz="2" w:space="1" w:color="auto"/>
+      </w:pBdr>
+    </w:pPr>
+    <w:r>
+      <w:rPr>
+        <w:rFonts w:ascii="宋体" w:hAnsi="宋体"/>
+      </w:rPr>
+      <w:t>中国计量大学</w:t>
+    </w:r>
+    <w:r>
+      <w:rPr>
+        <w:rFonts w:ascii="宋体" w:hAnsi="宋体" w:hint="eastAsia"/>
+      </w:rPr>
+      <w:t>本科毕业设计（</w:t>
+    </w:r>
+    <w:r>
+      <w:rPr>
+        <w:rFonts w:ascii="宋体" w:hAnsi="宋体"/>
+      </w:rPr>
+      <w:t>论文）</w:t>
+    </w:r>
+  </w:p>
+</w:hdr>
+</file>
+
+<file path=word/header2.xml><?xml version="1.0" encoding="utf-8"?>
+<w:hdr xmlns:wpc="http://schemas.microsoft.com/office/word/2010/wordprocessingCanvas" xmlns:cx="http://schemas.microsoft.com/office/drawing/2014/chartex" xmlns:cx1="http://schemas.microsoft.com/office/drawing/2015/9/8/chartex" xmlns:cx2="http://schemas.microsoft.com/office/drawing/2015/10/21/chartex" xmlns:cx3="http://schemas.microsoft.com/office/drawing/2016/5/9/chartex" xmlns:cx4="http://schemas.microsoft.com/office/drawing/2016/5/10/chartex" xmlns:cx5="http://schemas.microsoft.com/office/drawing/2016/5/11/chartex" xmlns:cx6="http://schemas.microsoft.com/office/drawing/2016/5/12/chartex" xmlns:cx7="http://schemas.microsoft.com/office/drawing/2016/5/13/chartex" xmlns:cx8="http://schemas.microsoft.com/office/drawing/2016/5/14/chartex" xmlns:mc="http://schemas.openxmlformats.org/markup-compatibility/2006" xmlns:aink="http://schemas.microsoft.com/office/drawing/2016/ink" xmlns:am3d="http://schemas.microsoft.com/office/drawing/2017/model3d" xmlns:o="urn:schemas-microsoft-com:office:office" xmlns:oel="http://schemas.microsoft.com/office/2019/extlst" xmlns:r="http://schemas.openxmlformats.org/officeDocument/2006/relationships" xmlns:m="http://schemas.openxmlformats.org/officeDocument/2006/math" xmlns:v="urn:schemas-microsoft-com:vml" xmlns:wp14="http://schemas.microsoft.com/office/word/2010/wordprocessingDrawing" xmlns:wp="http://schemas.openxmlformats.org/drawingml/2006/wordprocessingDrawing" xmlns:w10="urn:schemas-microsoft-com:office:word" xmlns:w="http://schemas.openxmlformats.org/wordprocessingml/2006/main" xmlns:w14="http://schemas.microsoft.com/office/word/2010/wordml" xmlns:w15="http://schemas.microsoft.com/office/word/2012/wordml" xmlns:w16cex="http://schemas.microsoft.com/office/word/2018/wordml/cex" xmlns:w16cid="http://schemas.microsoft.com/office/word/2016/wordml/cid" xmlns:w16="http://schemas.microsoft.com/office/word/2018/wordml" xmlns:w16du="http://schemas.microsoft.com/office/word/2023/wordml/word16du" xmlns:w16sdtdh="http://schemas.microsoft.com/office/word/2020/wordml/sdtdatahash" xmlns:w16sdtfl="http://schemas.microsoft.com/office/word/2024/wordml/sdtformatlock" xmlns:w16se="http://schemas.microsoft.com/office/word/2015/wordml/symex" xmlns:wpg="http://schemas.microsoft.com/office/word/2010/wordprocessingGroup" xmlns:wpi="http://schemas.microsoft.com/office/word/2010/wordprocessingInk" xmlns:wne="http://schemas.microsoft.com/office/word/2006/wordml" xmlns:wps="http://schemas.microsoft.com/office/word/2010/wordprocessingShape" mc:Ignorable="w14 w15 w16se w16cid w16 w16cex w16sdtdh w16sdtfl w16du wp14">
+  <w:p>
+    <w:pPr>
+      <w:pStyle w:val="ae"/>
+    </w:pPr>
+  </w:p>
+</w:hdr>
 </file>
 
 <file path=word/numbering.xml><?xml version="1.0" encoding="utf-8"?>

--- a/毕业论文v1.1.docx
+++ b/毕业论文v1.1.docx
@@ -1245,62 +1245,9 @@
           <w:szCs w:val="28"/>
           <w:u w:val="single"/>
         </w:rPr>
-        <w:t>工学学士</w:t>
-      </w:r>
-      <w:r>
-        <w:rPr>
-          <w:rFonts w:hint="eastAsia"/>
-          <w:sz w:val="32"/>
-          <w:u w:val="single"/>
-        </w:rPr>
-        <w:t xml:space="preserve"> </w:t>
-      </w:r>
-      <w:r>
-        <w:rPr>
-          <w:rFonts w:hint="eastAsia"/>
-          <w:sz w:val="32"/>
-          <w:u w:val="single"/>
-        </w:rPr>
-        <w:t xml:space="preserve"> </w:t>
-      </w:r>
-      <w:r>
-        <w:rPr>
-          <w:rFonts w:hint="eastAsia"/>
-          <w:sz w:val="32"/>
-          <w:u w:val="single"/>
-        </w:rPr>
-        <w:t xml:space="preserve">  </w:t>
-      </w:r>
-      <w:r>
-        <w:rPr>
-          <w:rFonts w:hint="eastAsia"/>
-          <w:sz w:val="32"/>
-        </w:rPr>
-        <w:t xml:space="preserve">     </w:t>
-      </w:r>
-      <w:r>
-        <w:rPr>
-          <w:rFonts w:hint="eastAsia"/>
-          <w:sz w:val="32"/>
-        </w:rPr>
-        <w:t xml:space="preserve">   </w:t>
-      </w:r>
-      <w:r>
-        <w:rPr>
-          <w:rFonts w:hint="eastAsia"/>
-          <w:sz w:val="28"/>
-          <w:szCs w:val="28"/>
-        </w:rPr>
-        <w:t>指导教师</w:t>
-      </w:r>
-      <w:r>
-        <w:rPr>
-          <w:rFonts w:hint="eastAsia"/>
-          <w:sz w:val="32"/>
-          <w:u w:val="single"/>
-        </w:rPr>
-        <w:t xml:space="preserve">  </w:t>
-      </w:r>
+        <w:t>工</w:t>
+      </w:r>
+      <w:proofErr w:type="gramStart"/>
       <w:r>
         <w:rPr>
           <w:rFonts w:hint="eastAsia"/>
@@ -1308,8 +1255,9 @@
           <w:szCs w:val="28"/>
           <w:u w:val="single"/>
         </w:rPr>
-        <w:t>何灵敏</w:t>
-      </w:r>
+        <w:t>学</w:t>
+      </w:r>
+      <w:proofErr w:type="gramEnd"/>
       <w:r>
         <w:rPr>
           <w:rFonts w:hint="eastAsia"/>
@@ -1317,7 +1265,61 @@
           <w:szCs w:val="28"/>
           <w:u w:val="single"/>
         </w:rPr>
+        <w:t>学士</w:t>
+      </w:r>
+      <w:r>
+        <w:rPr>
+          <w:rFonts w:hint="eastAsia"/>
+          <w:sz w:val="32"/>
+          <w:u w:val="single"/>
+        </w:rPr>
         <w:t xml:space="preserve"> </w:t>
+      </w:r>
+      <w:r>
+        <w:rPr>
+          <w:rFonts w:hint="eastAsia"/>
+          <w:sz w:val="32"/>
+          <w:u w:val="single"/>
+        </w:rPr>
+        <w:t xml:space="preserve"> </w:t>
+      </w:r>
+      <w:r>
+        <w:rPr>
+          <w:rFonts w:hint="eastAsia"/>
+          <w:sz w:val="32"/>
+          <w:u w:val="single"/>
+        </w:rPr>
+        <w:t xml:space="preserve">  </w:t>
+      </w:r>
+      <w:r>
+        <w:rPr>
+          <w:rFonts w:hint="eastAsia"/>
+          <w:sz w:val="32"/>
+        </w:rPr>
+        <w:t xml:space="preserve">     </w:t>
+      </w:r>
+      <w:r>
+        <w:rPr>
+          <w:rFonts w:hint="eastAsia"/>
+          <w:sz w:val="32"/>
+        </w:rPr>
+        <w:t xml:space="preserve">   </w:t>
+      </w:r>
+      <w:r>
+        <w:rPr>
+          <w:rFonts w:hint="eastAsia"/>
+          <w:sz w:val="28"/>
+          <w:szCs w:val="28"/>
+        </w:rPr>
+        <w:t>指导教师</w:t>
+      </w:r>
+      <w:r>
+        <w:rPr>
+          <w:rFonts w:hint="eastAsia"/>
+          <w:sz w:val="32"/>
+          <w:u w:val="single"/>
+        </w:rPr>
+        <w:t xml:space="preserve">  </w:t>
       </w:r>
       <w:r>
         <w:rPr>
@@ -1326,7 +1328,7 @@
           <w:szCs w:val="28"/>
           <w:u w:val="single"/>
         </w:rPr>
-        <w:t>副</w:t>
+        <w:t>何灵敏</w:t>
       </w:r>
       <w:r>
         <w:rPr>
@@ -1335,38 +1337,6 @@
           <w:szCs w:val="28"/>
           <w:u w:val="single"/>
         </w:rPr>
-        <w:t>教授</w:t>
-      </w:r>
-      <w:r>
-        <w:rPr>
-          <w:rFonts w:hint="eastAsia"/>
-          <w:sz w:val="32"/>
-          <w:u w:val="single"/>
-        </w:rPr>
-        <w:t xml:space="preserve"> </w:t>
-      </w:r>
-    </w:p>
-    <w:p>
-      <w:pPr>
-        <w:mirrorIndents/>
-        <w:rPr>
-          <w:sz w:val="32"/>
-        </w:rPr>
-      </w:pPr>
-      <w:r>
-        <w:rPr>
-          <w:rFonts w:hint="eastAsia"/>
-          <w:sz w:val="28"/>
-          <w:szCs w:val="28"/>
-        </w:rPr>
-        <w:t>学科专业</w:t>
-      </w:r>
-      <w:r>
-        <w:rPr>
-          <w:rFonts w:hint="eastAsia"/>
-          <w:sz w:val="32"/>
-          <w:u w:val="single"/>
-        </w:rPr>
         <w:t xml:space="preserve"> </w:t>
       </w:r>
       <w:r>
@@ -1376,7 +1346,7 @@
           <w:szCs w:val="28"/>
           <w:u w:val="single"/>
         </w:rPr>
-        <w:t>计算机科学与技术</w:t>
+        <w:t>副</w:t>
       </w:r>
       <w:r>
         <w:rPr>
@@ -1385,7 +1355,7 @@
           <w:szCs w:val="28"/>
           <w:u w:val="single"/>
         </w:rPr>
-        <w:t xml:space="preserve"> </w:t>
+        <w:t>教授</w:t>
       </w:r>
       <w:r>
         <w:rPr>
@@ -1395,34 +1365,21 @@
         </w:rPr>
         <w:t xml:space="preserve"> </w:t>
       </w:r>
-      <w:r>
-        <w:rPr>
-          <w:rFonts w:hint="eastAsia"/>
+    </w:p>
+    <w:p>
+      <w:pPr>
+        <w:mirrorIndents/>
+        <w:rPr>
           <w:sz w:val="32"/>
         </w:rPr>
-        <w:t xml:space="preserve">  </w:t>
-      </w:r>
-      <w:r>
-        <w:rPr>
-          <w:rFonts w:hint="eastAsia"/>
-          <w:sz w:val="32"/>
-        </w:rPr>
-        <w:t xml:space="preserve">  </w:t>
-      </w:r>
-      <w:r>
-        <w:rPr>
-          <w:rFonts w:hint="eastAsia"/>
-          <w:sz w:val="32"/>
-        </w:rPr>
-        <w:t xml:space="preserve"> </w:t>
-      </w:r>
+      </w:pPr>
       <w:r>
         <w:rPr>
           <w:rFonts w:hint="eastAsia"/>
           <w:sz w:val="28"/>
           <w:szCs w:val="28"/>
         </w:rPr>
-        <w:t>培养单位</w:t>
+        <w:t>学科专业</w:t>
       </w:r>
       <w:r>
         <w:rPr>
@@ -1430,7 +1387,7 @@
           <w:sz w:val="32"/>
           <w:u w:val="single"/>
         </w:rPr>
-        <w:t xml:space="preserve">  </w:t>
+        <w:t xml:space="preserve"> </w:t>
       </w:r>
       <w:r>
         <w:rPr>
@@ -1439,7 +1396,7 @@
           <w:szCs w:val="28"/>
           <w:u w:val="single"/>
         </w:rPr>
-        <w:t>中国计量大学</w:t>
+        <w:t>计算机科学与技术</w:t>
       </w:r>
       <w:r>
         <w:rPr>
@@ -1448,23 +1405,44 @@
           <w:szCs w:val="28"/>
           <w:u w:val="single"/>
         </w:rPr>
+        <w:t xml:space="preserve"> </w:t>
+      </w:r>
+      <w:r>
+        <w:rPr>
+          <w:rFonts w:hint="eastAsia"/>
+          <w:sz w:val="32"/>
+          <w:u w:val="single"/>
+        </w:rPr>
+        <w:t xml:space="preserve"> </w:t>
+      </w:r>
+      <w:r>
+        <w:rPr>
+          <w:rFonts w:hint="eastAsia"/>
+          <w:sz w:val="32"/>
+        </w:rPr>
         <w:t xml:space="preserve">  </w:t>
       </w:r>
-    </w:p>
-    <w:p>
-      <w:pPr>
-        <w:mirrorIndents/>
-        <w:rPr>
+      <w:r>
+        <w:rPr>
+          <w:rFonts w:hint="eastAsia"/>
           <w:sz w:val="32"/>
         </w:rPr>
-      </w:pPr>
+        <w:t xml:space="preserve">  </w:t>
+      </w:r>
+      <w:r>
+        <w:rPr>
+          <w:rFonts w:hint="eastAsia"/>
+          <w:sz w:val="32"/>
+        </w:rPr>
+        <w:t xml:space="preserve"> </w:t>
+      </w:r>
       <w:r>
         <w:rPr>
           <w:rFonts w:hint="eastAsia"/>
           <w:sz w:val="28"/>
           <w:szCs w:val="28"/>
         </w:rPr>
-        <w:t>答辩委员会主席</w:t>
+        <w:t>培养单位</w:t>
       </w:r>
       <w:r>
         <w:rPr>
@@ -1476,12 +1454,56 @@
       </w:r>
       <w:r>
         <w:rPr>
+          <w:rFonts w:hint="eastAsia"/>
           <w:sz w:val="28"/>
           <w:szCs w:val="28"/>
           <w:u w:val="single"/>
         </w:rPr>
+        <w:t>中国计量大学</w:t>
+      </w:r>
+      <w:r>
+        <w:rPr>
+          <w:rFonts w:hint="eastAsia"/>
+          <w:sz w:val="28"/>
+          <w:szCs w:val="28"/>
+          <w:u w:val="single"/>
+        </w:rPr>
+        <w:t xml:space="preserve">  </w:t>
+      </w:r>
+    </w:p>
+    <w:p>
+      <w:pPr>
+        <w:mirrorIndents/>
+        <w:rPr>
+          <w:sz w:val="32"/>
+        </w:rPr>
+      </w:pPr>
+      <w:r>
+        <w:rPr>
+          <w:rFonts w:hint="eastAsia"/>
+          <w:sz w:val="28"/>
+          <w:szCs w:val="28"/>
+        </w:rPr>
+        <w:t>答辩委员会主席</w:t>
+      </w:r>
+      <w:r>
+        <w:rPr>
+          <w:rFonts w:hint="eastAsia"/>
+          <w:sz w:val="32"/>
+          <w:u w:val="single"/>
+        </w:rPr>
+        <w:t xml:space="preserve">  </w:t>
+      </w:r>
+      <w:proofErr w:type="gramStart"/>
+      <w:r>
+        <w:rPr>
+          <w:sz w:val="28"/>
+          <w:szCs w:val="28"/>
+          <w:u w:val="single"/>
+        </w:rPr>
         <w:t>单良</w:t>
       </w:r>
+      <w:proofErr w:type="gramEnd"/>
       <w:r>
         <w:rPr>
           <w:rFonts w:hint="eastAsia"/>
@@ -2003,7 +2025,39 @@
           <w:rFonts w:ascii="宋体" w:hAnsi="宋体" w:hint="eastAsia"/>
           <w:sz w:val="24"/>
         </w:rPr>
-        <w:t>视频播放功能；后端Flask服务实现了视频上传接口、处理状态查询、MJPEG视频流推送等API。系统采用MySQL数据库存储视频信息和检测结果，使用OpenCV进行视频帧处理。针对CPU推理环境下的性能优化需求，本文采用了跳帧处理策略、检测结果缓存、置信度阈值过滤等优化措施，有效提升了系统的处理速度。测试结果表明，在720P视频输入条件下，系统CPU推理速度可达15帧/秒以上，满足实时处理的需求。</w:t>
+        <w:t>视频播放功能；后端Flask服务实现了视频上传接口、处理状态查询、MJPEG视频流推送等API。系统采用MySQL数据库存储视频信息和检测结果，使用OpenCV进行视频</w:t>
+      </w:r>
+      <w:proofErr w:type="gramStart"/>
+      <w:r>
+        <w:rPr>
+          <w:rFonts w:ascii="宋体" w:hAnsi="宋体" w:hint="eastAsia"/>
+          <w:sz w:val="24"/>
+        </w:rPr>
+        <w:t>帧</w:t>
+      </w:r>
+      <w:proofErr w:type="gramEnd"/>
+      <w:r>
+        <w:rPr>
+          <w:rFonts w:ascii="宋体" w:hAnsi="宋体" w:hint="eastAsia"/>
+          <w:sz w:val="24"/>
+        </w:rPr>
+        <w:t>处理。针对CPU推理环境下的性能优化需求，本文采用了跳</w:t>
+      </w:r>
+      <w:proofErr w:type="gramStart"/>
+      <w:r>
+        <w:rPr>
+          <w:rFonts w:ascii="宋体" w:hAnsi="宋体" w:hint="eastAsia"/>
+          <w:sz w:val="24"/>
+        </w:rPr>
+        <w:t>帧处理</w:t>
+      </w:r>
+      <w:proofErr w:type="gramEnd"/>
+      <w:r>
+        <w:rPr>
+          <w:rFonts w:ascii="宋体" w:hAnsi="宋体" w:hint="eastAsia"/>
+          <w:sz w:val="24"/>
+        </w:rPr>
+        <w:t>策略、检测结果缓存、置信度阈值过滤等优化措施，有效提升了系统的处理速度。测试结果表明，在720P视频输入条件下，系统CPU推理速度可达15帧/秒以上，满足实时处理的需求。</w:t>
       </w:r>
     </w:p>
     <w:p>
@@ -2210,6 +2264,8 @@
           <w:sz w:val="24"/>
         </w:rPr>
       </w:pPr>
+      <w:proofErr w:type="spellStart"/>
+      <w:proofErr w:type="gramStart"/>
       <w:r>
         <w:rPr>
           <w:rFonts w:eastAsia="仿宋_GB2312"/>
@@ -2223,7 +2279,32 @@
           <w:rFonts w:eastAsia="仿宋_GB2312"/>
           <w:sz w:val="24"/>
         </w:rPr>
-        <w:t>With the rapid development of deep learning technology, object detection technology has been widely used in video surveillance, automatic driving, intelligent transportation and other fields. Traditional target detection systems often rely on specific hardware platforms or dedicated mobile applications, making it difficult to achieve cross-platform deployment and convenient user experience. This paper designs and implements a video target recognition system based on. NET MAUI framework. It adopts a distributed architecture with front-end and back-end separation. The front-end uses MAUI technology to implement cross-platform applications, the back-end uses Flask framework to provide RESTful API services, and the core detection algorithm uses YOLOv11 deep learning model. The main functions of the system include video file upload, real-time target detection, video stream push, detection result storage and display. The front-end MAUI application implements video list management, video upload, real-time processing status and video playback functions ; the back-end Flask service implements APIs such as video upload interface, processing status query, MJPEG video stream push, etc. The system uses MySQL database to store video information and detection results, and uses OpenCV for video frame processing. Aiming at the performance optimization requirements in the CPU inference environment, this paper adopts optimization measures such as frame skipping processing strategy, detection result caching, and confidence threshold filtering, which effectively improves the processing speed of the system. The test results show that the CPU inference speed of the system can reach more than 15 frames per second under the condition of 720P video input, which meets the needs of real-time processing.</w:t>
+        <w:t>With</w:t>
+      </w:r>
+      <w:proofErr w:type="spellEnd"/>
+      <w:proofErr w:type="gramEnd"/>
+      <w:r>
+        <w:rPr>
+          <w:rFonts w:eastAsia="仿宋_GB2312"/>
+          <w:sz w:val="24"/>
+        </w:rPr>
+        <w:t xml:space="preserve"> the rapid development of deep learning technology, object detection technology has been widely used in video surveillance, automatic driving, intelligent transportation and other fields. Traditional target detection systems often rely on specific hardware platforms or dedicated mobile applications, making it difficult to achieve cross-platform deployment and convenient user experience. This paper designs and implements a video target recognition system based on. NET MAUI framework. It adopts a distributed architecture with front-end and back-end separation. The front-end uses MAUI technology to implement cross-platform applications, the back-end uses Flask framework to provide RESTful API services, and the core detection algorithm uses YOLOv11 deep learning model. The main functions of the system include video file upload, real-time target detection, video stream push, detection result storage and display. The front-end MAUI application implements video list management, video upload, real-time processing status and video playback </w:t>
+      </w:r>
+      <w:proofErr w:type="gramStart"/>
+      <w:r>
+        <w:rPr>
+          <w:rFonts w:eastAsia="仿宋_GB2312"/>
+          <w:sz w:val="24"/>
+        </w:rPr>
+        <w:t>functions ;</w:t>
+      </w:r>
+      <w:proofErr w:type="gramEnd"/>
+      <w:r>
+        <w:rPr>
+          <w:rFonts w:eastAsia="仿宋_GB2312"/>
+          <w:sz w:val="24"/>
+        </w:rPr>
+        <w:t xml:space="preserve"> the back-end Flask service implements APIs such as video upload interface, processing status query, MJPEG video stream push, etc. The system uses MySQL database to store video information and detection results, and uses OpenCV for video frame processing. Aiming at the performance optimization requirements in the CPU inference environment, this paper adopts optimization measures such as frame skipping processing strategy, detection result caching, and confidence threshold filtering, which effectively improves the processing speed of the system. The test results show that the CPU inference speed of the system can reach more than 15 frames per second under the condition of 720P video input, which meets the needs of real-time processing.</w:t>
       </w:r>
     </w:p>
     <w:p>
@@ -2264,6 +2345,7 @@
         </w:rPr>
         <w:t xml:space="preserve"> </w:t>
       </w:r>
+      <w:proofErr w:type="gramStart"/>
       <w:r>
         <w:rPr>
           <w:rFonts w:eastAsia="仿宋_GB2312"/>
@@ -2280,13 +2362,23 @@
         </w:rPr>
         <w:t>,</w:t>
       </w:r>
+      <w:proofErr w:type="gramEnd"/>
       <w:r>
         <w:rPr>
           <w:rFonts w:eastAsia="仿宋_GB2312"/>
           <w:b/>
           <w:sz w:val="24"/>
         </w:rPr>
-        <w:t xml:space="preserve"> target detection </w:t>
+        <w:t xml:space="preserve"> target </w:t>
+      </w:r>
+      <w:proofErr w:type="gramStart"/>
+      <w:r>
+        <w:rPr>
+          <w:rFonts w:eastAsia="仿宋_GB2312"/>
+          <w:b/>
+          <w:sz w:val="24"/>
+        </w:rPr>
+        <w:t xml:space="preserve">detection </w:t>
       </w:r>
       <w:r>
         <w:rPr>
@@ -2296,6 +2388,7 @@
         </w:rPr>
         <w:t>,</w:t>
       </w:r>
+      <w:proofErr w:type="gramEnd"/>
       <w:r>
         <w:rPr>
           <w:rFonts w:ascii="宋体" w:hAnsi="宋体" w:hint="eastAsia"/>
@@ -2303,24 +2396,9 @@
           <w:bCs/>
           <w:sz w:val="24"/>
         </w:rPr>
-        <w:t xml:space="preserve"> YOLOv11 </w:t>
-      </w:r>
-      <w:r>
-        <w:rPr>
-          <w:rFonts w:eastAsia="仿宋_GB2312" w:hint="eastAsia"/>
-          <w:b/>
-          <w:sz w:val="24"/>
-        </w:rPr>
-        <w:t>,</w:t>
-      </w:r>
-      <w:r>
-        <w:rPr>
-          <w:rFonts w:eastAsia="仿宋_GB2312"/>
-          <w:b/>
-          <w:sz w:val="24"/>
-        </w:rPr>
-        <w:t xml:space="preserve"> </w:t>
-      </w:r>
+        <w:t xml:space="preserve"> YOLOv</w:t>
+      </w:r>
+      <w:proofErr w:type="gramStart"/>
       <w:r>
         <w:rPr>
           <w:rFonts w:ascii="宋体" w:hAnsi="宋体" w:hint="eastAsia"/>
@@ -2328,7 +2406,7 @@
           <w:bCs/>
           <w:sz w:val="24"/>
         </w:rPr>
-        <w:t xml:space="preserve">Flask </w:t>
+        <w:t xml:space="preserve">11 </w:t>
       </w:r>
       <w:r>
         <w:rPr>
@@ -2338,13 +2416,24 @@
         </w:rPr>
         <w:t>,</w:t>
       </w:r>
+      <w:proofErr w:type="gramEnd"/>
       <w:r>
         <w:rPr>
           <w:rFonts w:eastAsia="仿宋_GB2312"/>
           <w:b/>
           <w:sz w:val="24"/>
         </w:rPr>
-        <w:t xml:space="preserve"> real-time processing </w:t>
+        <w:t xml:space="preserve"> </w:t>
+      </w:r>
+      <w:proofErr w:type="gramStart"/>
+      <w:r>
+        <w:rPr>
+          <w:rFonts w:ascii="宋体" w:hAnsi="宋体" w:hint="eastAsia"/>
+          <w:b/>
+          <w:bCs/>
+          <w:sz w:val="24"/>
+        </w:rPr>
+        <w:t xml:space="preserve">Flask </w:t>
       </w:r>
       <w:r>
         <w:rPr>
@@ -2354,6 +2443,33 @@
         </w:rPr>
         <w:t>,</w:t>
       </w:r>
+      <w:proofErr w:type="gramEnd"/>
+      <w:r>
+        <w:rPr>
+          <w:rFonts w:eastAsia="仿宋_GB2312"/>
+          <w:b/>
+          <w:sz w:val="24"/>
+        </w:rPr>
+        <w:t xml:space="preserve"> real-time </w:t>
+      </w:r>
+      <w:proofErr w:type="gramStart"/>
+      <w:r>
+        <w:rPr>
+          <w:rFonts w:eastAsia="仿宋_GB2312"/>
+          <w:b/>
+          <w:sz w:val="24"/>
+        </w:rPr>
+        <w:t xml:space="preserve">processing </w:t>
+      </w:r>
+      <w:r>
+        <w:rPr>
+          <w:rFonts w:eastAsia="仿宋_GB2312" w:hint="eastAsia"/>
+          <w:b/>
+          <w:sz w:val="24"/>
+        </w:rPr>
+        <w:t>,</w:t>
+      </w:r>
+      <w:proofErr w:type="gramEnd"/>
       <w:r>
         <w:rPr>
           <w:rFonts w:eastAsia="仿宋_GB2312"/>
@@ -8139,12 +8255,14 @@
         </w:rPr>
         <w:t>年，</w:t>
       </w:r>
+      <w:proofErr w:type="spellStart"/>
       <w:r>
         <w:rPr>
           <w:sz w:val="24"/>
         </w:rPr>
         <w:t>Girshick</w:t>
       </w:r>
+      <w:proofErr w:type="spellEnd"/>
       <w:r>
         <w:rPr>
           <w:sz w:val="24"/>
@@ -8943,7 +9061,35 @@
         <w:rPr>
           <w:sz w:val="24"/>
         </w:rPr>
-        <w:t>在移动端目标检测方面，研究人员也在不断探索新的解决方案。传统的移动端目标检测主要依赖于将训练好的模型部署到移动设备上，通过模型压缩、量化等技术降低计算复杂度</w:t>
+        <w:t>在移动</w:t>
+      </w:r>
+      <w:proofErr w:type="gramStart"/>
+      <w:r>
+        <w:rPr>
+          <w:sz w:val="24"/>
+        </w:rPr>
+        <w:t>端目标</w:t>
+      </w:r>
+      <w:proofErr w:type="gramEnd"/>
+      <w:r>
+        <w:rPr>
+          <w:sz w:val="24"/>
+        </w:rPr>
+        <w:t>检测方面，研究人员也在不断探索新的解决方案。传统的移动</w:t>
+      </w:r>
+      <w:proofErr w:type="gramStart"/>
+      <w:r>
+        <w:rPr>
+          <w:sz w:val="24"/>
+        </w:rPr>
+        <w:t>端目标</w:t>
+      </w:r>
+      <w:proofErr w:type="gramEnd"/>
+      <w:r>
+        <w:rPr>
+          <w:sz w:val="24"/>
+        </w:rPr>
+        <w:t>检测主要依赖于将训练好的模型部署到移动设备上，通过模型压缩、量化等技术降低计算复杂度</w:t>
       </w:r>
       <w:r>
         <w:rPr>
@@ -9107,12 +9253,14 @@
         </w:rPr>
         <w:t>作为</w:t>
       </w:r>
+      <w:proofErr w:type="spellStart"/>
       <w:r>
         <w:rPr>
           <w:sz w:val="24"/>
         </w:rPr>
         <w:t>Xamarin.Forms</w:t>
       </w:r>
+      <w:proofErr w:type="spellEnd"/>
       <w:r>
         <w:rPr>
           <w:sz w:val="24"/>
@@ -9129,7 +9277,21 @@
         <w:rPr>
           <w:sz w:val="24"/>
         </w:rPr>
-        <w:t>采用单项目多平台的方式，允许开发者使用统一的代码库构建面向不同平台的应用</w:t>
+        <w:t>采用</w:t>
+      </w:r>
+      <w:proofErr w:type="gramStart"/>
+      <w:r>
+        <w:rPr>
+          <w:sz w:val="24"/>
+        </w:rPr>
+        <w:t>单项目</w:t>
+      </w:r>
+      <w:proofErr w:type="gramEnd"/>
+      <w:r>
+        <w:rPr>
+          <w:sz w:val="24"/>
+        </w:rPr>
+        <w:t>多平台的方式，允许开发者使用统一的代码库构建面向不同平台的应用</w:t>
       </w:r>
       <w:r>
         <w:rPr>
@@ -9613,12 +9775,14 @@
         </w:rPr>
         <w:t>是</w:t>
       </w:r>
+      <w:proofErr w:type="spellStart"/>
       <w:r>
         <w:rPr>
           <w:sz w:val="24"/>
         </w:rPr>
         <w:t>Xamarin.Forms</w:t>
       </w:r>
+      <w:proofErr w:type="spellEnd"/>
       <w:r>
         <w:rPr>
           <w:sz w:val="24"/>
@@ -9637,12 +9801,14 @@
         </w:rPr>
         <w:t>年正式发布，相比</w:t>
       </w:r>
+      <w:proofErr w:type="spellStart"/>
       <w:r>
         <w:rPr>
           <w:sz w:val="24"/>
         </w:rPr>
         <w:t>Xamarin.Forms</w:t>
       </w:r>
+      <w:proofErr w:type="spellEnd"/>
       <w:r>
         <w:rPr>
           <w:sz w:val="24"/>
@@ -9737,7 +9903,21 @@
         <w:rPr>
           <w:sz w:val="24"/>
         </w:rPr>
-        <w:t>的核心特点是单项目多平台架构。在</w:t>
+        <w:t>的核心特点是</w:t>
+      </w:r>
+      <w:proofErr w:type="gramStart"/>
+      <w:r>
+        <w:rPr>
+          <w:sz w:val="24"/>
+        </w:rPr>
+        <w:t>单项目</w:t>
+      </w:r>
+      <w:proofErr w:type="gramEnd"/>
+      <w:r>
+        <w:rPr>
+          <w:sz w:val="24"/>
+        </w:rPr>
+        <w:t>多平台架构。在</w:t>
       </w:r>
       <w:r>
         <w:rPr>
@@ -9845,7 +10025,21 @@
         <w:rPr>
           <w:sz w:val="24"/>
         </w:rPr>
-        <w:t>的完全访问能力，开发者可以使用</w:t>
+        <w:t>的</w:t>
+      </w:r>
+      <w:proofErr w:type="gramStart"/>
+      <w:r>
+        <w:rPr>
+          <w:sz w:val="24"/>
+        </w:rPr>
+        <w:t>完全访问</w:t>
+      </w:r>
+      <w:proofErr w:type="gramEnd"/>
+      <w:r>
+        <w:rPr>
+          <w:sz w:val="24"/>
+        </w:rPr>
+        <w:t>能力，开发者可以使用</w:t>
       </w:r>
       <w:r>
         <w:rPr>
@@ -9973,24 +10167,28 @@
         </w:rPr>
         <w:t>、</w:t>
       </w:r>
+      <w:proofErr w:type="spellStart"/>
       <w:r>
         <w:rPr>
           <w:sz w:val="24"/>
         </w:rPr>
         <w:t>ListView</w:t>
       </w:r>
+      <w:proofErr w:type="spellEnd"/>
       <w:r>
         <w:rPr>
           <w:sz w:val="24"/>
         </w:rPr>
         <w:t>、</w:t>
       </w:r>
+      <w:proofErr w:type="spellStart"/>
       <w:r>
         <w:rPr>
           <w:sz w:val="24"/>
         </w:rPr>
         <w:t>CollectionView</w:t>
       </w:r>
+      <w:proofErr w:type="spellEnd"/>
       <w:r>
         <w:rPr>
           <w:sz w:val="24"/>
@@ -10127,8 +10325,16 @@
         <w:rPr>
           <w:sz w:val="24"/>
         </w:rPr>
-        <w:t>Model-View-ViewModel</w:t>
-      </w:r>
+        <w:t>Model-View-</w:t>
+      </w:r>
+      <w:proofErr w:type="spellStart"/>
+      <w:r>
+        <w:rPr>
+          <w:sz w:val="24"/>
+        </w:rPr>
+        <w:t>ViewModel</w:t>
+      </w:r>
+      <w:proofErr w:type="spellEnd"/>
       <w:r>
         <w:rPr>
           <w:sz w:val="24"/>
@@ -10141,11 +10347,19 @@
         </w:rPr>
         <w:t>Model</w:t>
       </w:r>
-      <w:r>
-        <w:rPr>
-          <w:sz w:val="24"/>
-        </w:rPr>
-        <w:t>层负责数据模型和业务逻辑，</w:t>
+      <w:proofErr w:type="gramStart"/>
+      <w:r>
+        <w:rPr>
+          <w:sz w:val="24"/>
+        </w:rPr>
+        <w:t>层负责</w:t>
+      </w:r>
+      <w:proofErr w:type="gramEnd"/>
+      <w:r>
+        <w:rPr>
+          <w:sz w:val="24"/>
+        </w:rPr>
+        <w:t>数据模型和业务逻辑，</w:t>
       </w:r>
       <w:r>
         <w:rPr>
@@ -10153,23 +10367,41 @@
         </w:rPr>
         <w:t>View</w:t>
       </w:r>
-      <w:r>
-        <w:rPr>
-          <w:sz w:val="24"/>
-        </w:rPr>
-        <w:t>层负责用户界面展示，</w:t>
-      </w:r>
+      <w:proofErr w:type="gramStart"/>
+      <w:r>
+        <w:rPr>
+          <w:sz w:val="24"/>
+        </w:rPr>
+        <w:t>层负责</w:t>
+      </w:r>
+      <w:proofErr w:type="gramEnd"/>
+      <w:r>
+        <w:rPr>
+          <w:sz w:val="24"/>
+        </w:rPr>
+        <w:t>用户界面展示，</w:t>
+      </w:r>
+      <w:proofErr w:type="spellStart"/>
       <w:r>
         <w:rPr>
           <w:sz w:val="24"/>
         </w:rPr>
         <w:t>ViewModel</w:t>
       </w:r>
-      <w:r>
-        <w:rPr>
-          <w:sz w:val="24"/>
-        </w:rPr>
-        <w:t>层负责连接</w:t>
+      <w:proofErr w:type="spellEnd"/>
+      <w:proofErr w:type="gramStart"/>
+      <w:r>
+        <w:rPr>
+          <w:sz w:val="24"/>
+        </w:rPr>
+        <w:t>层负责</w:t>
+      </w:r>
+      <w:proofErr w:type="gramEnd"/>
+      <w:r>
+        <w:rPr>
+          <w:sz w:val="24"/>
+        </w:rPr>
+        <w:t>连接</w:t>
       </w:r>
       <w:r>
         <w:rPr>
@@ -10193,14 +10425,30 @@
         <w:rPr>
           <w:sz w:val="24"/>
         </w:rPr>
-        <w:t>，处理用户交互和维护界面状态。</w:t>
-      </w:r>
+        <w:t>，处理用户</w:t>
+      </w:r>
+      <w:proofErr w:type="gramStart"/>
+      <w:r>
+        <w:rPr>
+          <w:sz w:val="24"/>
+        </w:rPr>
+        <w:t>交互和</w:t>
+      </w:r>
+      <w:proofErr w:type="gramEnd"/>
+      <w:r>
+        <w:rPr>
+          <w:sz w:val="24"/>
+        </w:rPr>
+        <w:t>维护界面状态。</w:t>
+      </w:r>
+      <w:proofErr w:type="spellStart"/>
       <w:r>
         <w:rPr>
           <w:sz w:val="24"/>
         </w:rPr>
         <w:t>CommunityToolkit.Mvvm</w:t>
       </w:r>
+      <w:proofErr w:type="spellEnd"/>
       <w:r>
         <w:rPr>
           <w:sz w:val="24"/>
@@ -10219,24 +10467,28 @@
         </w:rPr>
         <w:t>辅助库，提供了</w:t>
       </w:r>
+      <w:proofErr w:type="spellStart"/>
       <w:r>
         <w:rPr>
           <w:sz w:val="24"/>
         </w:rPr>
         <w:t>ObservableProperty</w:t>
       </w:r>
+      <w:proofErr w:type="spellEnd"/>
       <w:r>
         <w:rPr>
           <w:sz w:val="24"/>
         </w:rPr>
         <w:t>、</w:t>
       </w:r>
+      <w:proofErr w:type="spellStart"/>
       <w:r>
         <w:rPr>
           <w:sz w:val="24"/>
         </w:rPr>
         <w:t>RelayCommand</w:t>
       </w:r>
+      <w:proofErr w:type="spellEnd"/>
       <w:r>
         <w:rPr>
           <w:sz w:val="24"/>
@@ -10339,24 +10591,28 @@
         </w:rPr>
         <w:t>内置了对</w:t>
       </w:r>
+      <w:proofErr w:type="spellStart"/>
       <w:r>
         <w:rPr>
           <w:sz w:val="24"/>
         </w:rPr>
         <w:t>Microsoft.Extensions.DependencyInjection</w:t>
       </w:r>
+      <w:proofErr w:type="spellEnd"/>
       <w:r>
         <w:rPr>
           <w:sz w:val="24"/>
         </w:rPr>
         <w:t>的支持。通过在</w:t>
       </w:r>
+      <w:proofErr w:type="spellStart"/>
       <w:r>
         <w:rPr>
           <w:sz w:val="24"/>
         </w:rPr>
         <w:t>MauiProgram.cs</w:t>
       </w:r>
+      <w:proofErr w:type="spellEnd"/>
       <w:r>
         <w:rPr>
           <w:sz w:val="24"/>
@@ -10494,8 +10750,16 @@
         <w:rPr>
           <w:sz w:val="24"/>
         </w:rPr>
-        <w:t>Armin Ronacher</w:t>
-      </w:r>
+        <w:t xml:space="preserve">Armin </w:t>
+      </w:r>
+      <w:proofErr w:type="spellStart"/>
+      <w:r>
+        <w:rPr>
+          <w:sz w:val="24"/>
+        </w:rPr>
+        <w:t>Ronacher</w:t>
+      </w:r>
+      <w:proofErr w:type="spellEnd"/>
       <w:r>
         <w:rPr>
           <w:sz w:val="24"/>
@@ -10674,7 +10938,21 @@
         <w:rPr>
           <w:sz w:val="24"/>
         </w:rPr>
-        <w:t>应用所需的最基本功能，其他功能如数据库抽象层、表单验证、用户认证等，都通过扩展来实现。这种设计使得</w:t>
+        <w:t>应用所需的</w:t>
+      </w:r>
+      <w:proofErr w:type="gramStart"/>
+      <w:r>
+        <w:rPr>
+          <w:sz w:val="24"/>
+        </w:rPr>
+        <w:t>最</w:t>
+      </w:r>
+      <w:proofErr w:type="gramEnd"/>
+      <w:r>
+        <w:rPr>
+          <w:sz w:val="24"/>
+        </w:rPr>
+        <w:t>基本功能，其他功能如数据库抽象层、表单验证、用户认证等，都通过扩展来实现。这种设计使得</w:t>
       </w:r>
       <w:r>
         <w:rPr>
@@ -10713,12 +10991,14 @@
         </w:rPr>
         <w:t>使用</w:t>
       </w:r>
+      <w:proofErr w:type="spellStart"/>
       <w:r>
         <w:rPr>
           <w:sz w:val="24"/>
         </w:rPr>
         <w:t>Werkzeug</w:t>
       </w:r>
+      <w:proofErr w:type="spellEnd"/>
       <w:r>
         <w:rPr>
           <w:sz w:val="24"/>
@@ -10749,12 +11029,14 @@
         </w:rPr>
         <w:t>作为模板引擎。</w:t>
       </w:r>
+      <w:proofErr w:type="spellStart"/>
       <w:r>
         <w:rPr>
           <w:sz w:val="24"/>
         </w:rPr>
         <w:t>Werkzeug</w:t>
       </w:r>
+      <w:proofErr w:type="spellEnd"/>
       <w:r>
         <w:rPr>
           <w:sz w:val="24"/>
@@ -10935,11 +11217,19 @@
         </w:rPr>
         <w:t>@app.route()</w:t>
       </w:r>
-      <w:r>
-        <w:rPr>
-          <w:sz w:val="24"/>
-        </w:rPr>
-        <w:t>装饰器来定义</w:t>
+      <w:proofErr w:type="gramStart"/>
+      <w:r>
+        <w:rPr>
+          <w:sz w:val="24"/>
+        </w:rPr>
+        <w:t>装饰器</w:t>
+      </w:r>
+      <w:proofErr w:type="gramEnd"/>
+      <w:r>
+        <w:rPr>
+          <w:sz w:val="24"/>
+        </w:rPr>
+        <w:t>来定义</w:t>
       </w:r>
       <w:r>
         <w:rPr>
@@ -11071,19 +11361,35 @@
         <w:rPr>
           <w:sz w:val="24"/>
         </w:rPr>
-        <w:t>flask-cors</w:t>
-      </w:r>
+        <w:t>flask-</w:t>
+      </w:r>
+      <w:proofErr w:type="spellStart"/>
+      <w:r>
+        <w:rPr>
+          <w:sz w:val="24"/>
+        </w:rPr>
+        <w:t>cors</w:t>
+      </w:r>
+      <w:proofErr w:type="spellEnd"/>
       <w:r>
         <w:rPr>
           <w:sz w:val="24"/>
         </w:rPr>
         <w:t>扩展用于处理跨域请求，</w:t>
       </w:r>
-      <w:r>
-        <w:rPr>
-          <w:sz w:val="24"/>
-        </w:rPr>
-        <w:t>mysql-connector-python</w:t>
+      <w:proofErr w:type="spellStart"/>
+      <w:r>
+        <w:rPr>
+          <w:sz w:val="24"/>
+        </w:rPr>
+        <w:t>mysql</w:t>
+      </w:r>
+      <w:proofErr w:type="spellEnd"/>
+      <w:r>
+        <w:rPr>
+          <w:sz w:val="24"/>
+        </w:rPr>
+        <w:t>-connector-python</w:t>
       </w:r>
       <w:r>
         <w:rPr>
@@ -11212,12 +11518,14 @@
         </w:rPr>
         <w:t>）目标检测算法的最新版本，由</w:t>
       </w:r>
+      <w:proofErr w:type="spellStart"/>
       <w:r>
         <w:rPr>
           <w:sz w:val="24"/>
         </w:rPr>
         <w:t>Ultralytics</w:t>
       </w:r>
+      <w:proofErr w:type="spellEnd"/>
       <w:r>
         <w:rPr>
           <w:sz w:val="24"/>
@@ -11348,7 +11656,21 @@
         <w:rPr>
           <w:sz w:val="24"/>
         </w:rPr>
-        <w:t>采用单阶段检测方式，直接在输入图像上预测边界框的位置和类别概率。这种设计使得</w:t>
+        <w:t>采用</w:t>
+      </w:r>
+      <w:proofErr w:type="gramStart"/>
+      <w:r>
+        <w:rPr>
+          <w:sz w:val="24"/>
+        </w:rPr>
+        <w:t>单阶段</w:t>
+      </w:r>
+      <w:proofErr w:type="gramEnd"/>
+      <w:r>
+        <w:rPr>
+          <w:sz w:val="24"/>
+        </w:rPr>
+        <w:t>检测方式，直接在输入图像上预测边界框的位置和类别概率。这种设计使得</w:t>
       </w:r>
       <w:r>
         <w:rPr>
@@ -11528,7 +11850,21 @@
         <w:rPr>
           <w:sz w:val="24"/>
         </w:rPr>
-        <w:t>还提供了多种预训练模型，包括</w:t>
+        <w:t>还提供了多种</w:t>
+      </w:r>
+      <w:proofErr w:type="gramStart"/>
+      <w:r>
+        <w:rPr>
+          <w:sz w:val="24"/>
+        </w:rPr>
+        <w:t>预训练</w:t>
+      </w:r>
+      <w:proofErr w:type="gramEnd"/>
+      <w:r>
+        <w:rPr>
+          <w:sz w:val="24"/>
+        </w:rPr>
+        <w:t>模型，包括</w:t>
       </w:r>
       <w:r>
         <w:rPr>
@@ -11716,12 +12052,14 @@
           <w:sz w:val="24"/>
         </w:rPr>
       </w:pPr>
+      <w:proofErr w:type="spellStart"/>
       <w:r>
         <w:rPr>
           <w:sz w:val="24"/>
         </w:rPr>
         <w:t>Ultralytics</w:t>
       </w:r>
+      <w:proofErr w:type="spellEnd"/>
       <w:r>
         <w:rPr>
           <w:sz w:val="24"/>
@@ -11740,12 +12078,14 @@
         </w:rPr>
         <w:t>库</w:t>
       </w:r>
+      <w:proofErr w:type="spellStart"/>
       <w:r>
         <w:rPr>
           <w:sz w:val="24"/>
         </w:rPr>
         <w:t>ltralytics</w:t>
       </w:r>
+      <w:proofErr w:type="spellEnd"/>
       <w:r>
         <w:rPr>
           <w:sz w:val="24"/>
@@ -11780,7 +12120,21 @@
         <w:rPr>
           <w:sz w:val="24"/>
         </w:rPr>
-        <w:t>model(frame, device='cpu')</w:t>
+        <w:t>model(frame, device='</w:t>
+      </w:r>
+      <w:proofErr w:type="spellStart"/>
+      <w:r>
+        <w:rPr>
+          <w:sz w:val="24"/>
+        </w:rPr>
+        <w:t>cpu</w:t>
+      </w:r>
+      <w:proofErr w:type="spellEnd"/>
+      <w:r>
+        <w:rPr>
+          <w:sz w:val="24"/>
+        </w:rPr>
+        <w:t>')</w:t>
       </w:r>
       <w:r>
         <w:rPr>
@@ -11804,7 +12158,21 @@
         <w:rPr>
           <w:sz w:val="24"/>
         </w:rPr>
-        <w:t>device='cuda'</w:t>
+        <w:t>device='</w:t>
+      </w:r>
+      <w:proofErr w:type="spellStart"/>
+      <w:r>
+        <w:rPr>
+          <w:sz w:val="24"/>
+        </w:rPr>
+        <w:t>cuda</w:t>
+      </w:r>
+      <w:proofErr w:type="spellEnd"/>
+      <w:r>
+        <w:rPr>
+          <w:sz w:val="24"/>
+        </w:rPr>
+        <w:t>'</w:t>
       </w:r>
       <w:r>
         <w:rPr>
@@ -12057,12 +12425,14 @@
         </w:rPr>
         <w:t>服务器架构。数据库服务器（</w:t>
       </w:r>
+      <w:proofErr w:type="spellStart"/>
       <w:r>
         <w:rPr>
           <w:sz w:val="24"/>
         </w:rPr>
         <w:t>mysqld</w:t>
       </w:r>
+      <w:proofErr w:type="spellEnd"/>
       <w:r>
         <w:rPr>
           <w:sz w:val="24"/>
@@ -12249,24 +12619,28 @@
         </w:rPr>
         <w:t>支持多种存储引擎，如</w:t>
       </w:r>
+      <w:proofErr w:type="spellStart"/>
       <w:r>
         <w:rPr>
           <w:sz w:val="24"/>
         </w:rPr>
         <w:t>InnoDB</w:t>
       </w:r>
+      <w:proofErr w:type="spellEnd"/>
       <w:r>
         <w:rPr>
           <w:sz w:val="24"/>
         </w:rPr>
         <w:t>、</w:t>
       </w:r>
+      <w:proofErr w:type="spellStart"/>
       <w:r>
         <w:rPr>
           <w:sz w:val="24"/>
         </w:rPr>
         <w:t>MyISAM</w:t>
       </w:r>
+      <w:proofErr w:type="spellEnd"/>
       <w:r>
         <w:rPr>
           <w:sz w:val="24"/>
@@ -12285,12 +12659,14 @@
         </w:rPr>
         <w:t>等。</w:t>
       </w:r>
+      <w:proofErr w:type="spellStart"/>
       <w:r>
         <w:rPr>
           <w:sz w:val="24"/>
         </w:rPr>
         <w:t>InnoDB</w:t>
       </w:r>
+      <w:proofErr w:type="spellEnd"/>
       <w:r>
         <w:rPr>
           <w:sz w:val="24"/>
@@ -12307,7 +12683,21 @@
         <w:rPr>
           <w:sz w:val="24"/>
         </w:rPr>
-        <w:t>以后的默认存储引擎，支持事务处理、行级锁定、外键约束等高级特性，适合需要高并发和数据一致性要求的应用场景</w:t>
+        <w:t>以后的默认存储引擎，支持事务处理、行级锁定、</w:t>
+      </w:r>
+      <w:proofErr w:type="gramStart"/>
+      <w:r>
+        <w:rPr>
+          <w:sz w:val="24"/>
+        </w:rPr>
+        <w:t>外键约束</w:t>
+      </w:r>
+      <w:proofErr w:type="gramEnd"/>
+      <w:r>
+        <w:rPr>
+          <w:sz w:val="24"/>
+        </w:rPr>
+        <w:t>等高级特性，适合需要高并发和数据一致性要求的应用场景</w:t>
       </w:r>
       <w:r>
         <w:rPr>
@@ -12411,11 +12801,19 @@
         </w:rPr>
         <w:t>应用，可以使用</w:t>
       </w:r>
-      <w:r>
-        <w:rPr>
-          <w:sz w:val="24"/>
-        </w:rPr>
-        <w:t>mysql-connector-python</w:t>
+      <w:proofErr w:type="spellStart"/>
+      <w:r>
+        <w:rPr>
+          <w:sz w:val="24"/>
+        </w:rPr>
+        <w:t>mysql</w:t>
+      </w:r>
+      <w:proofErr w:type="spellEnd"/>
+      <w:r>
+        <w:rPr>
+          <w:sz w:val="24"/>
+        </w:rPr>
+        <w:t>-connector-python</w:t>
       </w:r>
       <w:r>
         <w:rPr>
@@ -12423,18 +12821,22 @@
         </w:rPr>
         <w:t>或</w:t>
       </w:r>
+      <w:proofErr w:type="spellStart"/>
       <w:r>
         <w:rPr>
           <w:sz w:val="24"/>
         </w:rPr>
         <w:t>pymysql</w:t>
       </w:r>
+      <w:proofErr w:type="spellEnd"/>
+      <w:proofErr w:type="gramStart"/>
       <w:r>
         <w:rPr>
           <w:sz w:val="24"/>
         </w:rPr>
         <w:t>等库连接</w:t>
       </w:r>
+      <w:proofErr w:type="gramEnd"/>
       <w:r>
         <w:rPr>
           <w:sz w:val="24"/>
@@ -12878,7 +13280,23 @@
           <w:rFonts w:hint="eastAsia"/>
           <w:sz w:val="24"/>
         </w:rPr>
-        <w:t>类提供了访问摄像头和视频文件的能力，可以逐帧读取视频内容；</w:t>
+        <w:t>类提供了访问摄像头和视频文件的能力，</w:t>
+      </w:r>
+      <w:proofErr w:type="gramStart"/>
+      <w:r>
+        <w:rPr>
+          <w:rFonts w:hint="eastAsia"/>
+          <w:sz w:val="24"/>
+        </w:rPr>
+        <w:t>可以逐帧读取</w:t>
+      </w:r>
+      <w:proofErr w:type="gramEnd"/>
+      <w:r>
+        <w:rPr>
+          <w:rFonts w:hint="eastAsia"/>
+          <w:sz w:val="24"/>
+        </w:rPr>
+        <w:t>视频内容；</w:t>
       </w:r>
       <w:r>
         <w:rPr>
@@ -13542,7 +13960,21 @@
         <w:rPr>
           <w:sz w:val="24"/>
         </w:rPr>
-        <w:t>流推送。生成器函数逐帧读取视频，执行处理（如目标检测），然后将处理后的帧编码为</w:t>
+        <w:t>流推送。生成器</w:t>
+      </w:r>
+      <w:proofErr w:type="gramStart"/>
+      <w:r>
+        <w:rPr>
+          <w:sz w:val="24"/>
+        </w:rPr>
+        <w:t>函数逐帧读取</w:t>
+      </w:r>
+      <w:proofErr w:type="gramEnd"/>
+      <w:r>
+        <w:rPr>
+          <w:sz w:val="24"/>
+        </w:rPr>
+        <w:t>视频，执行处理（如目标检测），然后将处理后的帧编码为</w:t>
       </w:r>
       <w:r>
         <w:rPr>
@@ -13724,24 +14156,28 @@
         </w:rPr>
         <w:t>的</w:t>
       </w:r>
+      <w:proofErr w:type="spellStart"/>
       <w:r>
         <w:rPr>
           <w:sz w:val="24"/>
         </w:rPr>
         <w:t>img</w:t>
       </w:r>
+      <w:proofErr w:type="spellEnd"/>
       <w:r>
         <w:rPr>
           <w:sz w:val="24"/>
         </w:rPr>
         <w:t>标签可以通过设置</w:t>
       </w:r>
+      <w:proofErr w:type="spellStart"/>
       <w:r>
         <w:rPr>
           <w:sz w:val="24"/>
         </w:rPr>
         <w:t>src</w:t>
       </w:r>
+      <w:proofErr w:type="spellEnd"/>
       <w:r>
         <w:rPr>
           <w:sz w:val="24"/>
@@ -13886,11 +14322,19 @@
           <w:sz w:val="24"/>
         </w:rPr>
       </w:pPr>
-      <w:r>
-        <w:rPr>
-          <w:sz w:val="24"/>
-        </w:rPr>
-        <w:t>据业务需求，系统分为前端应用和后端服务两个部分，前端应用的功能需求包括</w:t>
+      <w:proofErr w:type="gramStart"/>
+      <w:r>
+        <w:rPr>
+          <w:sz w:val="24"/>
+        </w:rPr>
+        <w:t>据业务</w:t>
+      </w:r>
+      <w:proofErr w:type="gramEnd"/>
+      <w:r>
+        <w:rPr>
+          <w:sz w:val="24"/>
+        </w:rPr>
+        <w:t>需求，系统分为前端应用和后端服务两个部分，前端应用的功能需求包括</w:t>
       </w:r>
       <w:r>
         <w:rPr>
@@ -14053,13 +14497,49 @@
         <w:rPr>
           <w:sz w:val="24"/>
         </w:rPr>
-        <w:t>.mkv</w:t>
-      </w:r>
-      <w:r>
-        <w:rPr>
-          <w:sz w:val="24"/>
-        </w:rPr>
-        <w:t>等常见视频格式；显示已选择的文件名；执行上传操作并显示上传进度；上传成功后自动跳转到处理页面。</w:t>
+        <w:t>.</w:t>
+      </w:r>
+      <w:proofErr w:type="spellStart"/>
+      <w:r>
+        <w:rPr>
+          <w:sz w:val="24"/>
+        </w:rPr>
+        <w:t>mkv</w:t>
+      </w:r>
+      <w:proofErr w:type="spellEnd"/>
+      <w:r>
+        <w:rPr>
+          <w:sz w:val="24"/>
+        </w:rPr>
+        <w:t>等常见视频格式；显示已选择的文件名；执行上</w:t>
+      </w:r>
+      <w:proofErr w:type="gramStart"/>
+      <w:r>
+        <w:rPr>
+          <w:sz w:val="24"/>
+        </w:rPr>
+        <w:t>传操作</w:t>
+      </w:r>
+      <w:proofErr w:type="gramEnd"/>
+      <w:r>
+        <w:rPr>
+          <w:sz w:val="24"/>
+        </w:rPr>
+        <w:t>并显示上传进度；上</w:t>
+      </w:r>
+      <w:proofErr w:type="gramStart"/>
+      <w:r>
+        <w:rPr>
+          <w:sz w:val="24"/>
+        </w:rPr>
+        <w:t>传成功</w:t>
+      </w:r>
+      <w:proofErr w:type="gramEnd"/>
+      <w:r>
+        <w:rPr>
+          <w:sz w:val="24"/>
+        </w:rPr>
+        <w:t>后自动跳转到处理页面。</w:t>
       </w:r>
     </w:p>
     <w:p>
@@ -14138,7 +14618,21 @@
         <w:rPr>
           <w:sz w:val="24"/>
         </w:rPr>
-        <w:t>）；实时更新处理进度百分比；显示当前处理帧数和总帧数；显示处理速度（</w:t>
+        <w:t>）；实时更新处理进度百分比；显示当前处理帧数</w:t>
+      </w:r>
+      <w:proofErr w:type="gramStart"/>
+      <w:r>
+        <w:rPr>
+          <w:sz w:val="24"/>
+        </w:rPr>
+        <w:t>和总帧数</w:t>
+      </w:r>
+      <w:proofErr w:type="gramEnd"/>
+      <w:r>
+        <w:rPr>
+          <w:sz w:val="24"/>
+        </w:rPr>
+        <w:t>；显示处理速度（</w:t>
       </w:r>
       <w:r>
         <w:rPr>
@@ -14936,17 +15430,33 @@
         </w:rPr>
         <w:t>模式，还借助了</w:t>
       </w:r>
+      <w:proofErr w:type="spellStart"/>
       <w:r>
         <w:rPr>
           <w:sz w:val="24"/>
         </w:rPr>
         <w:t>CommunityToolkit.Mvvm</w:t>
       </w:r>
-      <w:r>
-        <w:rPr>
-          <w:sz w:val="24"/>
-        </w:rPr>
-        <w:t>这个辅助库来简化代码实现，这样开发复杂度就降下来了，代码也更容易维护和测试。界面和业务逻辑之间的分离也更清楚。前后端通信方面，前端通过</w:t>
+      <w:proofErr w:type="spellEnd"/>
+      <w:r>
+        <w:rPr>
+          <w:sz w:val="24"/>
+        </w:rPr>
+        <w:t>这个辅助库来简化代码实现，这样开发复杂度就降下来了，代码也更</w:t>
+      </w:r>
+      <w:proofErr w:type="gramStart"/>
+      <w:r>
+        <w:rPr>
+          <w:sz w:val="24"/>
+        </w:rPr>
+        <w:t>容易维护</w:t>
+      </w:r>
+      <w:proofErr w:type="gramEnd"/>
+      <w:r>
+        <w:rPr>
+          <w:sz w:val="24"/>
+        </w:rPr>
+        <w:t>和测试。界面和业务逻辑之间的分离也更清楚。前后端通信方面，前端通过</w:t>
       </w:r>
       <w:r>
         <w:rPr>
@@ -15027,12 +15537,14 @@
         </w:rPr>
         <w:t>前端业务逻辑主要放在</w:t>
       </w:r>
+      <w:proofErr w:type="spellStart"/>
       <w:r>
         <w:rPr>
           <w:sz w:val="24"/>
         </w:rPr>
         <w:t>ViewModel</w:t>
       </w:r>
+      <w:proofErr w:type="spellEnd"/>
       <w:r>
         <w:rPr>
           <w:sz w:val="24"/>
@@ -15134,7 +15646,21 @@
           <w:sz w:val="24"/>
         </w:rPr>
         <w:lastRenderedPageBreak/>
-        <w:t>数据存储层用的是</w:t>
+        <w:t>数据</w:t>
+      </w:r>
+      <w:proofErr w:type="gramStart"/>
+      <w:r>
+        <w:rPr>
+          <w:sz w:val="24"/>
+        </w:rPr>
+        <w:t>存储层用的</w:t>
+      </w:r>
+      <w:proofErr w:type="gramEnd"/>
+      <w:r>
+        <w:rPr>
+          <w:sz w:val="24"/>
+        </w:rPr>
+        <w:t>是</w:t>
       </w:r>
       <w:r>
         <w:rPr>
@@ -15463,12 +15989,14 @@
         </w:rPr>
         <w:t>表和</w:t>
       </w:r>
+      <w:proofErr w:type="spellStart"/>
       <w:r>
         <w:rPr>
           <w:sz w:val="24"/>
         </w:rPr>
         <w:t>detection_results</w:t>
       </w:r>
+      <w:proofErr w:type="spellEnd"/>
       <w:r>
         <w:rPr>
           <w:sz w:val="24"/>
@@ -15542,12 +16070,14 @@
           <w:sz w:val="24"/>
         </w:rPr>
       </w:pPr>
+      <w:proofErr w:type="spellStart"/>
       <w:r>
         <w:rPr>
           <w:sz w:val="24"/>
         </w:rPr>
         <w:t>detection_results</w:t>
       </w:r>
+      <w:proofErr w:type="spellEnd"/>
       <w:r>
         <w:rPr>
           <w:sz w:val="24"/>
@@ -15596,11 +16126,19 @@
         </w:rPr>
         <w:t>ID</w:t>
       </w:r>
-      <w:r>
-        <w:rPr>
-          <w:sz w:val="24"/>
-        </w:rPr>
-        <w:t>是外键关联到</w:t>
+      <w:proofErr w:type="gramStart"/>
+      <w:r>
+        <w:rPr>
+          <w:sz w:val="24"/>
+        </w:rPr>
+        <w:t>是外键关联</w:t>
+      </w:r>
+      <w:proofErr w:type="gramEnd"/>
+      <w:r>
+        <w:rPr>
+          <w:sz w:val="24"/>
+        </w:rPr>
+        <w:t>到</w:t>
       </w:r>
       <w:r>
         <w:rPr>
@@ -15820,12 +16358,14 @@
         <w:noBreakHyphen/>
         <w:t xml:space="preserve">2 </w:t>
       </w:r>
+      <w:proofErr w:type="spellStart"/>
       <w:r>
         <w:rPr>
           <w:szCs w:val="21"/>
         </w:rPr>
         <w:t>detection_results</w:t>
       </w:r>
+      <w:proofErr w:type="spellEnd"/>
       <w:r>
         <w:rPr>
           <w:szCs w:val="21"/>
@@ -16397,11 +16937,19 @@
                 <w:szCs w:val="21"/>
               </w:rPr>
             </w:pPr>
+            <w:proofErr w:type="gramStart"/>
             <w:r>
               <w:rPr>
                 <w:szCs w:val="21"/>
               </w:rPr>
-              <w:t>VARCHAR(255)</w:t>
+              <w:t>VARCHAR(</w:t>
+            </w:r>
+            <w:proofErr w:type="gramEnd"/>
+            <w:r>
+              <w:rPr>
+                <w:szCs w:val="21"/>
+              </w:rPr>
+              <w:t>255)</w:t>
             </w:r>
           </w:p>
         </w:tc>
@@ -16451,12 +16999,14 @@
                 <w:sz w:val="24"/>
               </w:rPr>
             </w:pPr>
+            <w:proofErr w:type="spellStart"/>
             <w:r>
               <w:rPr>
                 <w:sz w:val="24"/>
               </w:rPr>
               <w:t>filepath</w:t>
             </w:r>
+            <w:proofErr w:type="spellEnd"/>
           </w:p>
         </w:tc>
         <w:tc>
@@ -16474,11 +17024,19 @@
                 <w:szCs w:val="21"/>
               </w:rPr>
             </w:pPr>
+            <w:proofErr w:type="gramStart"/>
             <w:r>
               <w:rPr>
                 <w:szCs w:val="21"/>
               </w:rPr>
-              <w:t>VARCHAR(500)</w:t>
+              <w:t>VARCHAR(</w:t>
+            </w:r>
+            <w:proofErr w:type="gramEnd"/>
+            <w:r>
+              <w:rPr>
+                <w:szCs w:val="21"/>
+              </w:rPr>
+              <w:t>500)</w:t>
             </w:r>
           </w:p>
         </w:tc>
@@ -16549,11 +17107,19 @@
                 <w:szCs w:val="21"/>
               </w:rPr>
             </w:pPr>
+            <w:proofErr w:type="gramStart"/>
             <w:r>
               <w:rPr>
                 <w:szCs w:val="21"/>
               </w:rPr>
-              <w:t>VARCHAR(20)</w:t>
+              <w:t>VARCHAR(</w:t>
+            </w:r>
+            <w:proofErr w:type="gramEnd"/>
+            <w:r>
+              <w:rPr>
+                <w:szCs w:val="21"/>
+              </w:rPr>
+              <w:t>20)</w:t>
             </w:r>
           </w:p>
         </w:tc>
@@ -16600,12 +17166,14 @@
                 <w:sz w:val="24"/>
               </w:rPr>
             </w:pPr>
+            <w:proofErr w:type="spellStart"/>
             <w:r>
               <w:rPr>
                 <w:sz w:val="24"/>
               </w:rPr>
               <w:t>upload_time</w:t>
             </w:r>
+            <w:proofErr w:type="spellEnd"/>
           </w:p>
         </w:tc>
         <w:tc>
@@ -16650,8 +17218,16 @@
               <w:rPr>
                 <w:szCs w:val="21"/>
               </w:rPr>
-              <w:t>上传时间</w:t>
+              <w:t>上</w:t>
             </w:r>
+            <w:proofErr w:type="gramStart"/>
+            <w:r>
+              <w:rPr>
+                <w:szCs w:val="21"/>
+              </w:rPr>
+              <w:t>传时间</w:t>
+            </w:r>
+            <w:proofErr w:type="gramEnd"/>
           </w:p>
         </w:tc>
       </w:tr>
@@ -16775,11 +17351,19 @@
                 <w:szCs w:val="21"/>
               </w:rPr>
             </w:pPr>
+            <w:proofErr w:type="gramStart"/>
             <w:r>
               <w:rPr>
                 <w:szCs w:val="21"/>
               </w:rPr>
-              <w:t>VARCHAR(20)</w:t>
+              <w:t>VARCHAR(</w:t>
+            </w:r>
+            <w:proofErr w:type="gramEnd"/>
+            <w:r>
+              <w:rPr>
+                <w:szCs w:val="21"/>
+              </w:rPr>
+              <w:t>20)</w:t>
             </w:r>
           </w:p>
         </w:tc>
@@ -16873,6 +17457,7 @@
                 <w:szCs w:val="21"/>
               </w:rPr>
             </w:pPr>
+            <w:proofErr w:type="gramStart"/>
             <w:r>
               <w:rPr>
                 <w:rFonts w:hint="eastAsia"/>
@@ -16880,6 +17465,7 @@
               </w:rPr>
               <w:t>帧率</w:t>
             </w:r>
+            <w:proofErr w:type="gramEnd"/>
           </w:p>
         </w:tc>
       </w:tr>
@@ -16902,12 +17488,14 @@
                 <w:sz w:val="24"/>
               </w:rPr>
             </w:pPr>
+            <w:proofErr w:type="spellStart"/>
             <w:r>
               <w:rPr>
                 <w:sz w:val="24"/>
               </w:rPr>
               <w:t>processed_path</w:t>
             </w:r>
+            <w:proofErr w:type="spellEnd"/>
           </w:p>
         </w:tc>
         <w:tc>
@@ -16925,11 +17513,19 @@
                 <w:szCs w:val="21"/>
               </w:rPr>
             </w:pPr>
+            <w:proofErr w:type="gramStart"/>
             <w:r>
               <w:rPr>
                 <w:szCs w:val="21"/>
               </w:rPr>
-              <w:t>VARCHAR(500)</w:t>
+              <w:t>VARCHAR(</w:t>
+            </w:r>
+            <w:proofErr w:type="gramEnd"/>
+            <w:r>
+              <w:rPr>
+                <w:szCs w:val="21"/>
+              </w:rPr>
+              <w:t>500)</w:t>
             </w:r>
           </w:p>
         </w:tc>
@@ -16976,12 +17572,14 @@
                 <w:sz w:val="24"/>
               </w:rPr>
             </w:pPr>
+            <w:proofErr w:type="spellStart"/>
             <w:r>
               <w:rPr>
                 <w:sz w:val="24"/>
               </w:rPr>
               <w:t>process_started</w:t>
             </w:r>
+            <w:proofErr w:type="spellEnd"/>
           </w:p>
         </w:tc>
         <w:tc>
@@ -17051,12 +17649,14 @@
                 <w:sz w:val="24"/>
               </w:rPr>
             </w:pPr>
+            <w:proofErr w:type="spellStart"/>
             <w:r>
               <w:rPr>
                 <w:sz w:val="24"/>
               </w:rPr>
               <w:t>process_completed</w:t>
             </w:r>
+            <w:proofErr w:type="spellEnd"/>
           </w:p>
         </w:tc>
         <w:tc>
@@ -17285,6 +17885,7 @@
         </w:rPr>
         <w:t xml:space="preserve"> </w:t>
       </w:r>
+      <w:proofErr w:type="spellStart"/>
       <w:r>
         <w:rPr>
           <w:rFonts w:ascii="Times New Roman" w:eastAsia="宋体" w:hAnsi="Times New Roman"/>
@@ -17293,6 +17894,7 @@
         </w:rPr>
         <w:t>detection_results</w:t>
       </w:r>
+      <w:proofErr w:type="spellEnd"/>
       <w:r>
         <w:rPr>
           <w:rFonts w:ascii="Times New Roman" w:eastAsia="宋体" w:hAnsi="Times New Roman"/>
@@ -17437,6 +18039,7 @@
                 <w:szCs w:val="21"/>
               </w:rPr>
             </w:pPr>
+            <w:proofErr w:type="spellStart"/>
             <w:r>
               <w:rPr>
                 <w:iCs/>
@@ -17444,6 +18047,7 @@
               </w:rPr>
               <w:t>detection_id</w:t>
             </w:r>
+            <w:proofErr w:type="spellEnd"/>
           </w:p>
         </w:tc>
         <w:tc>
@@ -17535,12 +18139,14 @@
                 <w:sz w:val="24"/>
               </w:rPr>
             </w:pPr>
+            <w:proofErr w:type="spellStart"/>
             <w:r>
               <w:rPr>
                 <w:sz w:val="24"/>
               </w:rPr>
               <w:t>video_id</w:t>
             </w:r>
+            <w:proofErr w:type="spellEnd"/>
           </w:p>
         </w:tc>
         <w:tc>
@@ -17603,8 +18209,16 @@
               <w:rPr>
                 <w:szCs w:val="21"/>
               </w:rPr>
-              <w:t>，外键</w:t>
+              <w:t>，</w:t>
             </w:r>
+            <w:proofErr w:type="gramStart"/>
+            <w:r>
+              <w:rPr>
+                <w:szCs w:val="21"/>
+              </w:rPr>
+              <w:t>外键</w:t>
+            </w:r>
+            <w:proofErr w:type="gramEnd"/>
           </w:p>
         </w:tc>
       </w:tr>
@@ -17627,12 +18241,14 @@
                 <w:sz w:val="24"/>
               </w:rPr>
             </w:pPr>
+            <w:proofErr w:type="spellStart"/>
             <w:r>
               <w:rPr>
                 <w:sz w:val="24"/>
               </w:rPr>
               <w:t>object_class</w:t>
             </w:r>
+            <w:proofErr w:type="spellEnd"/>
           </w:p>
         </w:tc>
         <w:tc>
@@ -17650,11 +18266,19 @@
                 <w:szCs w:val="21"/>
               </w:rPr>
             </w:pPr>
+            <w:proofErr w:type="gramStart"/>
             <w:r>
               <w:rPr>
                 <w:szCs w:val="21"/>
               </w:rPr>
-              <w:t>VARCHAR(50)</w:t>
+              <w:t>VARCHAR(</w:t>
+            </w:r>
+            <w:proofErr w:type="gramEnd"/>
+            <w:r>
+              <w:rPr>
+                <w:szCs w:val="21"/>
+              </w:rPr>
+              <w:t>50)</w:t>
             </w:r>
           </w:p>
         </w:tc>
@@ -17782,12 +18406,14 @@
                 <w:sz w:val="24"/>
               </w:rPr>
             </w:pPr>
+            <w:proofErr w:type="spellStart"/>
             <w:r>
               <w:rPr>
                 <w:sz w:val="24"/>
               </w:rPr>
               <w:t>upload_time</w:t>
             </w:r>
+            <w:proofErr w:type="spellEnd"/>
           </w:p>
         </w:tc>
         <w:tc>
@@ -17832,8 +18458,16 @@
               <w:rPr>
                 <w:szCs w:val="21"/>
               </w:rPr>
-              <w:t>上传时间</w:t>
+              <w:t>上</w:t>
             </w:r>
+            <w:proofErr w:type="gramStart"/>
+            <w:r>
+              <w:rPr>
+                <w:szCs w:val="21"/>
+              </w:rPr>
+              <w:t>传时间</w:t>
+            </w:r>
+            <w:proofErr w:type="gramEnd"/>
           </w:p>
         </w:tc>
       </w:tr>
@@ -17902,6 +18536,7 @@
                 <w:szCs w:val="21"/>
               </w:rPr>
             </w:pPr>
+            <w:proofErr w:type="gramStart"/>
             <w:r>
               <w:rPr>
                 <w:rFonts w:hint="eastAsia"/>
@@ -17909,6 +18544,7 @@
               </w:rPr>
               <w:t>边界框左上角</w:t>
             </w:r>
+            <w:proofErr w:type="gramEnd"/>
             <w:r>
               <w:rPr>
                 <w:rFonts w:hint="eastAsia"/>
@@ -17993,12 +18629,14 @@
                 <w:szCs w:val="21"/>
               </w:rPr>
             </w:pPr>
+            <w:proofErr w:type="gramStart"/>
             <w:r>
               <w:rPr>
                 <w:szCs w:val="21"/>
               </w:rPr>
               <w:t>边界框左上角</w:t>
             </w:r>
+            <w:proofErr w:type="gramEnd"/>
             <w:r>
               <w:rPr>
                 <w:szCs w:val="21"/>
@@ -18079,12 +18717,14 @@
                 <w:szCs w:val="21"/>
               </w:rPr>
             </w:pPr>
+            <w:proofErr w:type="gramStart"/>
             <w:r>
               <w:rPr>
                 <w:szCs w:val="21"/>
               </w:rPr>
               <w:t>边界框右下角</w:t>
             </w:r>
+            <w:proofErr w:type="gramEnd"/>
             <w:r>
               <w:rPr>
                 <w:szCs w:val="21"/>
@@ -18165,6 +18805,7 @@
                 <w:szCs w:val="21"/>
               </w:rPr>
             </w:pPr>
+            <w:proofErr w:type="gramStart"/>
             <w:r>
               <w:rPr>
                 <w:rFonts w:hint="eastAsia"/>
@@ -18172,6 +18813,7 @@
               </w:rPr>
               <w:t>边界框右下角</w:t>
             </w:r>
+            <w:proofErr w:type="gramEnd"/>
             <w:r>
               <w:rPr>
                 <w:rFonts w:hint="eastAsia"/>
@@ -18208,12 +18850,14 @@
                 <w:sz w:val="24"/>
               </w:rPr>
             </w:pPr>
+            <w:proofErr w:type="spellStart"/>
             <w:r>
               <w:rPr>
                 <w:sz w:val="24"/>
               </w:rPr>
               <w:t>frame_number</w:t>
             </w:r>
+            <w:proofErr w:type="spellEnd"/>
           </w:p>
         </w:tc>
         <w:tc>
@@ -18282,12 +18926,14 @@
                 <w:sz w:val="24"/>
               </w:rPr>
             </w:pPr>
+            <w:proofErr w:type="spellStart"/>
             <w:r>
               <w:rPr>
                 <w:sz w:val="24"/>
               </w:rPr>
               <w:t>detected_at</w:t>
             </w:r>
+            <w:proofErr w:type="spellEnd"/>
           </w:p>
         </w:tc>
         <w:tc>
@@ -19062,7 +19708,23 @@
                 <w:iCs/>
                 <w:szCs w:val="21"/>
               </w:rPr>
-              <w:t>/api/videos</w:t>
+              <w:t>/</w:t>
+            </w:r>
+            <w:proofErr w:type="spellStart"/>
+            <w:r>
+              <w:rPr>
+                <w:iCs/>
+                <w:szCs w:val="21"/>
+              </w:rPr>
+              <w:t>api</w:t>
+            </w:r>
+            <w:proofErr w:type="spellEnd"/>
+            <w:r>
+              <w:rPr>
+                <w:iCs/>
+                <w:szCs w:val="21"/>
+              </w:rPr>
+              <w:t>/videos</w:t>
             </w:r>
           </w:p>
         </w:tc>
@@ -19147,7 +19809,23 @@
               <w:rPr>
                 <w:sz w:val="24"/>
               </w:rPr>
-              <w:t>/api/videos/{id}</w:t>
+              <w:t>/</w:t>
+            </w:r>
+            <w:proofErr w:type="spellStart"/>
+            <w:proofErr w:type="gramStart"/>
+            <w:r>
+              <w:rPr>
+                <w:sz w:val="24"/>
+              </w:rPr>
+              <w:t>api</w:t>
+            </w:r>
+            <w:proofErr w:type="spellEnd"/>
+            <w:proofErr w:type="gramEnd"/>
+            <w:r>
+              <w:rPr>
+                <w:sz w:val="24"/>
+              </w:rPr>
+              <w:t>/videos/{id}</w:t>
             </w:r>
           </w:p>
         </w:tc>
@@ -19227,8 +19905,30 @@
               <w:rPr>
                 <w:sz w:val="24"/>
               </w:rPr>
-              <w:t>/api/upload_realtime</w:t>
+              <w:t>/</w:t>
             </w:r>
+            <w:proofErr w:type="spellStart"/>
+            <w:r>
+              <w:rPr>
+                <w:sz w:val="24"/>
+              </w:rPr>
+              <w:t>api</w:t>
+            </w:r>
+            <w:proofErr w:type="spellEnd"/>
+            <w:r>
+              <w:rPr>
+                <w:sz w:val="24"/>
+              </w:rPr>
+              <w:t>/</w:t>
+            </w:r>
+            <w:proofErr w:type="spellStart"/>
+            <w:r>
+              <w:rPr>
+                <w:sz w:val="24"/>
+              </w:rPr>
+              <w:t>upload_realtime</w:t>
+            </w:r>
+            <w:proofErr w:type="spellEnd"/>
           </w:p>
         </w:tc>
         <w:tc>
@@ -19301,8 +20001,32 @@
               <w:rPr>
                 <w:sz w:val="24"/>
               </w:rPr>
-              <w:t>/api/videos/{id}/process_status</w:t>
+              <w:t>/</w:t>
             </w:r>
+            <w:proofErr w:type="spellStart"/>
+            <w:proofErr w:type="gramStart"/>
+            <w:r>
+              <w:rPr>
+                <w:sz w:val="24"/>
+              </w:rPr>
+              <w:t>api</w:t>
+            </w:r>
+            <w:proofErr w:type="spellEnd"/>
+            <w:proofErr w:type="gramEnd"/>
+            <w:r>
+              <w:rPr>
+                <w:sz w:val="24"/>
+              </w:rPr>
+              <w:t>/videos/{id}/</w:t>
+            </w:r>
+            <w:proofErr w:type="spellStart"/>
+            <w:r>
+              <w:rPr>
+                <w:sz w:val="24"/>
+              </w:rPr>
+              <w:t>process_status</w:t>
+            </w:r>
+            <w:proofErr w:type="spellEnd"/>
           </w:p>
         </w:tc>
         <w:tc>
@@ -19371,11 +20095,19 @@
                 <w:sz w:val="24"/>
               </w:rPr>
             </w:pPr>
+            <w:proofErr w:type="spellStart"/>
             <w:r>
               <w:rPr>
                 <w:sz w:val="24"/>
               </w:rPr>
-              <w:t>api/videos/{id}/stream</w:t>
+              <w:t>api</w:t>
+            </w:r>
+            <w:proofErr w:type="spellEnd"/>
+            <w:r>
+              <w:rPr>
+                <w:sz w:val="24"/>
+              </w:rPr>
+              <w:t>/videos/{id}/stream</w:t>
             </w:r>
           </w:p>
         </w:tc>
@@ -19461,7 +20193,23 @@
               <w:rPr>
                 <w:sz w:val="24"/>
               </w:rPr>
-              <w:t>/api/videos/{id}/results</w:t>
+              <w:t>/</w:t>
+            </w:r>
+            <w:proofErr w:type="spellStart"/>
+            <w:proofErr w:type="gramStart"/>
+            <w:r>
+              <w:rPr>
+                <w:sz w:val="24"/>
+              </w:rPr>
+              <w:t>api</w:t>
+            </w:r>
+            <w:proofErr w:type="spellEnd"/>
+            <w:proofErr w:type="gramEnd"/>
+            <w:r>
+              <w:rPr>
+                <w:sz w:val="24"/>
+              </w:rPr>
+              <w:t>/videos/{id}/results</w:t>
             </w:r>
           </w:p>
         </w:tc>
@@ -19537,8 +20285,35 @@
                 <w:iCs/>
                 <w:sz w:val="24"/>
               </w:rPr>
-              <w:t>/api/videos/{id}/processed_video_file</w:t>
+              <w:t>/</w:t>
             </w:r>
+            <w:proofErr w:type="spellStart"/>
+            <w:proofErr w:type="gramStart"/>
+            <w:r>
+              <w:rPr>
+                <w:iCs/>
+                <w:sz w:val="24"/>
+              </w:rPr>
+              <w:t>api</w:t>
+            </w:r>
+            <w:proofErr w:type="spellEnd"/>
+            <w:proofErr w:type="gramEnd"/>
+            <w:r>
+              <w:rPr>
+                <w:iCs/>
+                <w:sz w:val="24"/>
+              </w:rPr>
+              <w:t>/videos/{id}/</w:t>
+            </w:r>
+            <w:proofErr w:type="spellStart"/>
+            <w:r>
+              <w:rPr>
+                <w:iCs/>
+                <w:sz w:val="24"/>
+              </w:rPr>
+              <w:t>processed_video_file</w:t>
+            </w:r>
+            <w:proofErr w:type="spellEnd"/>
           </w:p>
         </w:tc>
         <w:tc>
@@ -19611,8 +20386,16 @@
               <w:rPr>
                 <w:sz w:val="24"/>
               </w:rPr>
-              <w:t>/health</w:t>
+              <w:t>/</w:t>
             </w:r>
+            <w:proofErr w:type="gramStart"/>
+            <w:r>
+              <w:rPr>
+                <w:sz w:val="24"/>
+              </w:rPr>
+              <w:t>health</w:t>
+            </w:r>
+            <w:proofErr w:type="gramEnd"/>
           </w:p>
         </w:tc>
         <w:tc>
@@ -19851,12 +20634,21 @@
         </w:rPr>
         <w:t>接口调用能力，</w:t>
       </w:r>
-      <w:r>
-        <w:rPr>
-          <w:rFonts w:hint="eastAsia"/>
-          <w:sz w:val="24"/>
-        </w:rPr>
-        <w:t xml:space="preserve">ViewModels </w:t>
+      <w:proofErr w:type="spellStart"/>
+      <w:r>
+        <w:rPr>
+          <w:rFonts w:hint="eastAsia"/>
+          <w:sz w:val="24"/>
+        </w:rPr>
+        <w:t>ViewModels</w:t>
+      </w:r>
+      <w:proofErr w:type="spellEnd"/>
+      <w:r>
+        <w:rPr>
+          <w:rFonts w:hint="eastAsia"/>
+          <w:sz w:val="24"/>
+        </w:rPr>
+        <w:t xml:space="preserve"> </w:t>
       </w:r>
       <w:r>
         <w:rPr>
@@ -19870,14 +20662,39 @@
           <w:rFonts w:hint="eastAsia"/>
           <w:sz w:val="24"/>
         </w:rPr>
-        <w:t xml:space="preserve"> BaseViewModel </w:t>
-      </w:r>
-      <w:r>
-        <w:rPr>
-          <w:rFonts w:hint="eastAsia"/>
-          <w:sz w:val="24"/>
-        </w:rPr>
-        <w:t>基类实现各页面业务逻辑与数据交互，</w:t>
+        <w:t xml:space="preserve"> </w:t>
+      </w:r>
+      <w:proofErr w:type="spellStart"/>
+      <w:r>
+        <w:rPr>
+          <w:rFonts w:hint="eastAsia"/>
+          <w:sz w:val="24"/>
+        </w:rPr>
+        <w:t>BaseViewModel</w:t>
+      </w:r>
+      <w:proofErr w:type="spellEnd"/>
+      <w:r>
+        <w:rPr>
+          <w:rFonts w:hint="eastAsia"/>
+          <w:sz w:val="24"/>
+        </w:rPr>
+        <w:t xml:space="preserve"> </w:t>
+      </w:r>
+      <w:proofErr w:type="gramStart"/>
+      <w:r>
+        <w:rPr>
+          <w:rFonts w:hint="eastAsia"/>
+          <w:sz w:val="24"/>
+        </w:rPr>
+        <w:t>基类实现</w:t>
+      </w:r>
+      <w:proofErr w:type="gramEnd"/>
+      <w:r>
+        <w:rPr>
+          <w:rFonts w:hint="eastAsia"/>
+          <w:sz w:val="24"/>
+        </w:rPr>
+        <w:t>各页面业务逻辑与数据交互，</w:t>
       </w:r>
       <w:r>
         <w:rPr>
@@ -19926,8 +20743,17 @@
           <w:rFonts w:hint="eastAsia"/>
           <w:sz w:val="24"/>
         </w:rPr>
-        <w:t xml:space="preserve"> App.xaml</w:t>
-      </w:r>
+        <w:t xml:space="preserve"> </w:t>
+      </w:r>
+      <w:proofErr w:type="spellStart"/>
+      <w:r>
+        <w:rPr>
+          <w:rFonts w:hint="eastAsia"/>
+          <w:sz w:val="24"/>
+        </w:rPr>
+        <w:t>App.xaml</w:t>
+      </w:r>
+      <w:proofErr w:type="spellEnd"/>
       <w:r>
         <w:rPr>
           <w:rFonts w:hint="eastAsia"/>
@@ -19935,12 +20761,21 @@
         </w:rPr>
         <w:t>、</w:t>
       </w:r>
-      <w:r>
-        <w:rPr>
-          <w:rFonts w:hint="eastAsia"/>
-          <w:sz w:val="24"/>
-        </w:rPr>
-        <w:t xml:space="preserve">AppShell.xaml </w:t>
+      <w:proofErr w:type="spellStart"/>
+      <w:r>
+        <w:rPr>
+          <w:rFonts w:hint="eastAsia"/>
+          <w:sz w:val="24"/>
+        </w:rPr>
+        <w:t>AppShell.xaml</w:t>
+      </w:r>
+      <w:proofErr w:type="spellEnd"/>
+      <w:r>
+        <w:rPr>
+          <w:rFonts w:hint="eastAsia"/>
+          <w:sz w:val="24"/>
+        </w:rPr>
+        <w:t xml:space="preserve"> </w:t>
       </w:r>
       <w:r>
         <w:rPr>
@@ -19949,12 +20784,21 @@
         </w:rPr>
         <w:t>实现应用资源管理与页面导航路由，</w:t>
       </w:r>
-      <w:r>
-        <w:rPr>
-          <w:rFonts w:hint="eastAsia"/>
-          <w:sz w:val="24"/>
-        </w:rPr>
-        <w:t xml:space="preserve">MauiProgram.cs </w:t>
+      <w:proofErr w:type="spellStart"/>
+      <w:r>
+        <w:rPr>
+          <w:rFonts w:hint="eastAsia"/>
+          <w:sz w:val="24"/>
+        </w:rPr>
+        <w:t>MauiProgram.cs</w:t>
+      </w:r>
+      <w:proofErr w:type="spellEnd"/>
+      <w:r>
+        <w:rPr>
+          <w:rFonts w:hint="eastAsia"/>
+          <w:sz w:val="24"/>
+        </w:rPr>
+        <w:t xml:space="preserve"> </w:t>
       </w:r>
       <w:r>
         <w:rPr>
@@ -20001,12 +20845,14 @@
         </w:rPr>
         <w:t>应用使用</w:t>
       </w:r>
+      <w:proofErr w:type="spellStart"/>
       <w:r>
         <w:rPr>
           <w:sz w:val="24"/>
         </w:rPr>
         <w:t>Microsoft.Extensions.DependencyInjection</w:t>
       </w:r>
+      <w:proofErr w:type="spellEnd"/>
       <w:r>
         <w:rPr>
           <w:sz w:val="24"/>
@@ -20074,12 +20920,14 @@
         </w:rPr>
         <w:t>在</w:t>
       </w:r>
+      <w:proofErr w:type="spellStart"/>
       <w:r>
         <w:rPr>
           <w:sz w:val="24"/>
         </w:rPr>
         <w:t>MauiProgram.cs</w:t>
       </w:r>
+      <w:proofErr w:type="spellEnd"/>
       <w:r>
         <w:rPr>
           <w:sz w:val="24"/>
@@ -20100,6 +20948,7 @@
         </w:rPr>
         <w:t>通过依赖注入，</w:t>
       </w:r>
+      <w:proofErr w:type="spellStart"/>
       <w:r>
         <w:rPr>
           <w:rFonts w:hint="eastAsia"/>
@@ -20107,6 +20956,7 @@
         </w:rPr>
         <w:t>ViewModel</w:t>
       </w:r>
+      <w:proofErr w:type="spellEnd"/>
       <w:r>
         <w:rPr>
           <w:rFonts w:hint="eastAsia"/>
@@ -20114,6 +20964,7 @@
         </w:rPr>
         <w:t>可以在构造函数中直接获取</w:t>
       </w:r>
+      <w:proofErr w:type="spellStart"/>
       <w:r>
         <w:rPr>
           <w:rFonts w:hint="eastAsia"/>
@@ -20121,6 +20972,7 @@
         </w:rPr>
         <w:t>ApiService</w:t>
       </w:r>
+      <w:proofErr w:type="spellEnd"/>
       <w:r>
         <w:rPr>
           <w:rFonts w:hint="eastAsia"/>
@@ -20549,6 +21401,7 @@
         </w:rPr>
         <w:t>所示</w:t>
       </w:r>
+      <w:proofErr w:type="spellStart"/>
       <w:r>
         <w:rPr>
           <w:rFonts w:hint="eastAsia"/>
@@ -20556,6 +21409,7 @@
         </w:rPr>
         <w:t>VideosPage</w:t>
       </w:r>
+      <w:proofErr w:type="spellEnd"/>
       <w:r>
         <w:rPr>
           <w:rFonts w:hint="eastAsia"/>
@@ -20584,6 +21438,7 @@
         </w:rPr>
         <w:t>。</w:t>
       </w:r>
+      <w:proofErr w:type="spellStart"/>
       <w:r>
         <w:rPr>
           <w:rFonts w:hint="eastAsia"/>
@@ -20591,6 +21446,7 @@
         </w:rPr>
         <w:t>VideosViewModel</w:t>
       </w:r>
+      <w:proofErr w:type="spellEnd"/>
       <w:r>
         <w:rPr>
           <w:rFonts w:hint="eastAsia"/>
@@ -20619,6 +21475,7 @@
         </w:rPr>
         <w:t>从</w:t>
       </w:r>
+      <w:proofErr w:type="spellStart"/>
       <w:r>
         <w:rPr>
           <w:rFonts w:hint="eastAsia"/>
@@ -20626,6 +21483,7 @@
         </w:rPr>
         <w:t>ApiService</w:t>
       </w:r>
+      <w:proofErr w:type="spellEnd"/>
       <w:r>
         <w:rPr>
           <w:rFonts w:hint="eastAsia"/>
@@ -20668,6 +21526,7 @@
         </w:rPr>
         <w:t>。</w:t>
       </w:r>
+      <w:proofErr w:type="spellStart"/>
       <w:r>
         <w:rPr>
           <w:rFonts w:hint="eastAsia"/>
@@ -20675,6 +21534,7 @@
         </w:rPr>
         <w:t>BaseViewModel</w:t>
       </w:r>
+      <w:proofErr w:type="spellEnd"/>
       <w:r>
         <w:rPr>
           <w:rFonts w:hint="eastAsia"/>
@@ -20715,6 +21575,7 @@
         </w:rPr>
         <w:t>视频列表页面（</w:t>
       </w:r>
+      <w:proofErr w:type="spellStart"/>
       <w:r>
         <w:rPr>
           <w:rFonts w:hint="eastAsia"/>
@@ -20722,6 +21583,7 @@
         </w:rPr>
         <w:t>VideosPage</w:t>
       </w:r>
+      <w:proofErr w:type="spellEnd"/>
       <w:r>
         <w:rPr>
           <w:rFonts w:hint="eastAsia"/>
@@ -20743,6 +21605,7 @@
         </w:rPr>
         <w:t>页面使用</w:t>
       </w:r>
+      <w:proofErr w:type="spellStart"/>
       <w:r>
         <w:rPr>
           <w:rFonts w:hint="eastAsia"/>
@@ -20750,6 +21613,7 @@
         </w:rPr>
         <w:t>CollectionView</w:t>
       </w:r>
+      <w:proofErr w:type="spellEnd"/>
       <w:r>
         <w:rPr>
           <w:rFonts w:hint="eastAsia"/>
@@ -20757,6 +21621,7 @@
         </w:rPr>
         <w:t>控件实现列表展示，通过数据绑定与</w:t>
       </w:r>
+      <w:proofErr w:type="spellStart"/>
       <w:r>
         <w:rPr>
           <w:rFonts w:hint="eastAsia"/>
@@ -20764,6 +21629,7 @@
         </w:rPr>
         <w:t>VideosViewModel</w:t>
       </w:r>
+      <w:proofErr w:type="spellEnd"/>
       <w:r>
         <w:rPr>
           <w:rFonts w:hint="eastAsia"/>
@@ -20847,12 +21713,14 @@
         </w:rPr>
         <w:t>使用了</w:t>
       </w:r>
+      <w:proofErr w:type="spellStart"/>
       <w:r>
         <w:rPr>
           <w:sz w:val="24"/>
         </w:rPr>
         <w:t>StatusToColorConverter</w:t>
       </w:r>
+      <w:proofErr w:type="spellEnd"/>
       <w:r>
         <w:rPr>
           <w:sz w:val="24"/>
@@ -20921,6 +21789,7 @@
         </w:rPr>
         <w:t>显示红色。</w:t>
       </w:r>
+      <w:proofErr w:type="spellStart"/>
       <w:r>
         <w:rPr>
           <w:rFonts w:hint="eastAsia"/>
@@ -20928,6 +21797,7 @@
         </w:rPr>
         <w:t>VideosPage</w:t>
       </w:r>
+      <w:proofErr w:type="spellEnd"/>
       <w:r>
         <w:rPr>
           <w:rFonts w:hint="eastAsia"/>
@@ -21493,6 +22363,7 @@
         </w:rPr>
         <w:t>所示</w:t>
       </w:r>
+      <w:proofErr w:type="spellStart"/>
       <w:r>
         <w:rPr>
           <w:rFonts w:hint="eastAsia"/>
@@ -21500,6 +22371,7 @@
         </w:rPr>
         <w:t>UploadPage</w:t>
       </w:r>
+      <w:proofErr w:type="spellEnd"/>
       <w:r>
         <w:rPr>
           <w:rFonts w:hint="eastAsia"/>
@@ -21520,6 +22392,7 @@
         </w:rPr>
         <w:t>。</w:t>
       </w:r>
+      <w:proofErr w:type="spellStart"/>
       <w:r>
         <w:rPr>
           <w:rFonts w:hint="eastAsia"/>
@@ -21528,6 +22401,7 @@
         <w:lastRenderedPageBreak/>
         <w:t>UploadViewModel</w:t>
       </w:r>
+      <w:proofErr w:type="spellEnd"/>
       <w:r>
         <w:rPr>
           <w:rFonts w:hint="eastAsia"/>
@@ -21570,6 +22444,7 @@
         </w:rPr>
         <w:t>通过</w:t>
       </w:r>
+      <w:proofErr w:type="spellStart"/>
       <w:r>
         <w:rPr>
           <w:rFonts w:hint="eastAsia"/>
@@ -21577,6 +22452,7 @@
         </w:rPr>
         <w:t>ApiService</w:t>
       </w:r>
+      <w:proofErr w:type="spellEnd"/>
       <w:r>
         <w:rPr>
           <w:rFonts w:hint="eastAsia"/>
@@ -21596,7 +22472,23 @@
           <w:rFonts w:hint="eastAsia"/>
           <w:sz w:val="24"/>
         </w:rPr>
-        <w:t>处理上传状态和导航</w:t>
+        <w:t>处理上</w:t>
+      </w:r>
+      <w:proofErr w:type="gramStart"/>
+      <w:r>
+        <w:rPr>
+          <w:rFonts w:hint="eastAsia"/>
+          <w:sz w:val="24"/>
+        </w:rPr>
+        <w:t>传状态</w:t>
+      </w:r>
+      <w:proofErr w:type="gramEnd"/>
+      <w:r>
+        <w:rPr>
+          <w:rFonts w:hint="eastAsia"/>
+          <w:sz w:val="24"/>
+        </w:rPr>
+        <w:t>和导航</w:t>
       </w:r>
       <w:r>
         <w:rPr>
@@ -21605,6 +22497,7 @@
         </w:rPr>
         <w:t>。</w:t>
       </w:r>
+      <w:proofErr w:type="spellStart"/>
       <w:r>
         <w:rPr>
           <w:rFonts w:hint="eastAsia"/>
@@ -21612,6 +22505,7 @@
         </w:rPr>
         <w:t>FileResult</w:t>
       </w:r>
+      <w:proofErr w:type="spellEnd"/>
       <w:r>
         <w:rPr>
           <w:rFonts w:hint="eastAsia"/>
@@ -21902,12 +22796,14 @@
         </w:rPr>
         <w:t>视频上传页面（</w:t>
       </w:r>
+      <w:proofErr w:type="spellStart"/>
       <w:r>
         <w:rPr>
           <w:sz w:val="24"/>
         </w:rPr>
         <w:t>UploadPage</w:t>
       </w:r>
+      <w:proofErr w:type="spellEnd"/>
       <w:r>
         <w:rPr>
           <w:sz w:val="24"/>
@@ -21927,12 +22823,14 @@
         </w:rPr>
         <w:t>使用</w:t>
       </w:r>
+      <w:proofErr w:type="spellStart"/>
       <w:r>
         <w:rPr>
           <w:sz w:val="24"/>
         </w:rPr>
         <w:t>FilePicker</w:t>
       </w:r>
+      <w:proofErr w:type="spellEnd"/>
       <w:r>
         <w:rPr>
           <w:sz w:val="24"/>
@@ -21993,60 +22891,70 @@
         </w:rPr>
         <w:t>。</w:t>
       </w:r>
+      <w:proofErr w:type="spellStart"/>
       <w:r>
         <w:rPr>
           <w:sz w:val="24"/>
         </w:rPr>
         <w:t>UploadViewModel</w:t>
       </w:r>
+      <w:proofErr w:type="spellEnd"/>
       <w:r>
         <w:rPr>
           <w:sz w:val="24"/>
         </w:rPr>
         <w:t>解决了中文文件名截断问题。</w:t>
       </w:r>
+      <w:proofErr w:type="spellStart"/>
       <w:r>
         <w:rPr>
           <w:sz w:val="24"/>
         </w:rPr>
         <w:t>UploadViewModel</w:t>
       </w:r>
+      <w:proofErr w:type="spellEnd"/>
       <w:r>
         <w:rPr>
           <w:sz w:val="24"/>
         </w:rPr>
         <w:t>解决了中文文件名截断问题。最初使用</w:t>
       </w:r>
+      <w:proofErr w:type="spellStart"/>
       <w:r>
         <w:rPr>
           <w:sz w:val="24"/>
         </w:rPr>
         <w:t>FileName</w:t>
       </w:r>
+      <w:proofErr w:type="spellEnd"/>
       <w:r>
         <w:rPr>
           <w:sz w:val="24"/>
         </w:rPr>
         <w:t>属性只能获取文件扩展名，后来改用</w:t>
       </w:r>
+      <w:proofErr w:type="spellStart"/>
       <w:r>
         <w:rPr>
           <w:sz w:val="24"/>
         </w:rPr>
         <w:t>FullPath</w:t>
       </w:r>
+      <w:proofErr w:type="spellEnd"/>
       <w:r>
         <w:rPr>
           <w:sz w:val="24"/>
         </w:rPr>
         <w:t>属性获取完整路径，再通过</w:t>
       </w:r>
+      <w:proofErr w:type="spellStart"/>
       <w:r>
         <w:rPr>
           <w:sz w:val="24"/>
         </w:rPr>
         <w:t>Path.GetFileName</w:t>
       </w:r>
+      <w:proofErr w:type="spellEnd"/>
       <w:r>
         <w:rPr>
           <w:sz w:val="24"/>
@@ -22162,6 +23070,7 @@
         </w:rPr>
         <w:t>所示，</w:t>
       </w:r>
+      <w:proofErr w:type="spellStart"/>
       <w:r>
         <w:rPr>
           <w:rFonts w:hint="eastAsia"/>
@@ -22169,6 +23078,7 @@
         </w:rPr>
         <w:t>RealTimeProcessingPage</w:t>
       </w:r>
+      <w:proofErr w:type="spellEnd"/>
       <w:r>
         <w:rPr>
           <w:rFonts w:hint="eastAsia"/>
@@ -22190,12 +23100,21 @@
         </w:rPr>
         <w:t>。</w:t>
       </w:r>
-      <w:r>
-        <w:rPr>
-          <w:rFonts w:hint="eastAsia"/>
-          <w:sz w:val="24"/>
-        </w:rPr>
-        <w:t xml:space="preserve">RealTimeProcessingViewModel </w:t>
+      <w:proofErr w:type="spellStart"/>
+      <w:r>
+        <w:rPr>
+          <w:rFonts w:hint="eastAsia"/>
+          <w:sz w:val="24"/>
+        </w:rPr>
+        <w:t>RealTimeProcessingViewModel</w:t>
+      </w:r>
+      <w:proofErr w:type="spellEnd"/>
+      <w:r>
+        <w:rPr>
+          <w:rFonts w:hint="eastAsia"/>
+          <w:sz w:val="24"/>
+        </w:rPr>
+        <w:t xml:space="preserve"> </w:t>
       </w:r>
       <w:r>
         <w:rPr>
@@ -22225,6 +23144,7 @@
         </w:rPr>
         <w:t>定时从</w:t>
       </w:r>
+      <w:proofErr w:type="spellStart"/>
       <w:r>
         <w:rPr>
           <w:rFonts w:hint="eastAsia"/>
@@ -22232,6 +23152,7 @@
         </w:rPr>
         <w:t>ApiService</w:t>
       </w:r>
+      <w:proofErr w:type="spellEnd"/>
       <w:r>
         <w:rPr>
           <w:rFonts w:hint="eastAsia"/>
@@ -22330,6 +23251,7 @@
         </w:rPr>
         <w:t>，</w:t>
       </w:r>
+      <w:proofErr w:type="spellStart"/>
       <w:r>
         <w:rPr>
           <w:rFonts w:hint="eastAsia"/>
@@ -22337,6 +23259,7 @@
         </w:rPr>
         <w:t>DetectionResult</w:t>
       </w:r>
+      <w:proofErr w:type="spellEnd"/>
       <w:r>
         <w:rPr>
           <w:rFonts w:hint="eastAsia"/>
@@ -22612,12 +23535,14 @@
         </w:rPr>
         <w:t>实时处理页面（</w:t>
       </w:r>
+      <w:proofErr w:type="spellStart"/>
       <w:r>
         <w:rPr>
           <w:sz w:val="24"/>
         </w:rPr>
         <w:t>RealTimeProcessingPage</w:t>
       </w:r>
+      <w:proofErr w:type="spellEnd"/>
       <w:r>
         <w:rPr>
           <w:sz w:val="24"/>
@@ -22895,6 +23820,7 @@
         </w:rPr>
         <w:t>8</w:t>
       </w:r>
+      <w:proofErr w:type="spellStart"/>
       <w:r>
         <w:rPr>
           <w:rFonts w:hint="eastAsia"/>
@@ -22902,6 +23828,7 @@
         </w:rPr>
         <w:t>ApiService</w:t>
       </w:r>
+      <w:proofErr w:type="spellEnd"/>
       <w:r>
         <w:rPr>
           <w:rFonts w:hint="eastAsia"/>
@@ -22922,6 +23849,7 @@
         </w:rPr>
         <w:t>所示</w:t>
       </w:r>
+      <w:proofErr w:type="spellStart"/>
       <w:r>
         <w:rPr>
           <w:rFonts w:hint="eastAsia"/>
@@ -22929,6 +23857,7 @@
         </w:rPr>
         <w:t>ApiService</w:t>
       </w:r>
+      <w:proofErr w:type="spellEnd"/>
       <w:r>
         <w:rPr>
           <w:rFonts w:hint="eastAsia"/>
@@ -23269,6 +24198,7 @@
         </w:rPr>
         <w:fldChar w:fldCharType="end"/>
       </w:r>
+      <w:proofErr w:type="spellStart"/>
       <w:r>
         <w:rPr>
           <w:rFonts w:ascii="Times New Roman" w:eastAsia="宋体" w:hAnsi="Times New Roman" w:hint="eastAsia"/>
@@ -23277,6 +24207,7 @@
         </w:rPr>
         <w:t>ApiService</w:t>
       </w:r>
+      <w:proofErr w:type="spellEnd"/>
       <w:r>
         <w:rPr>
           <w:rFonts w:ascii="Times New Roman" w:eastAsia="宋体" w:hAnsi="Times New Roman" w:hint="eastAsia"/>
@@ -23475,6 +24406,7 @@
         </w:rPr>
         <w:t>而</w:t>
       </w:r>
+      <w:proofErr w:type="spellStart"/>
       <w:r>
         <w:rPr>
           <w:rFonts w:hint="eastAsia"/>
@@ -23482,6 +24414,7 @@
         </w:rPr>
         <w:t>FlaskApp</w:t>
       </w:r>
+      <w:proofErr w:type="spellEnd"/>
       <w:r>
         <w:rPr>
           <w:rFonts w:hint="eastAsia"/>
@@ -23704,12 +24637,14 @@
         </w:rPr>
         <w:t>使用</w:t>
       </w:r>
+      <w:proofErr w:type="spellStart"/>
       <w:r>
         <w:rPr>
           <w:sz w:val="24"/>
         </w:rPr>
         <w:t>threading.Thread</w:t>
       </w:r>
+      <w:proofErr w:type="spellEnd"/>
       <w:r>
         <w:rPr>
           <w:sz w:val="24"/>
@@ -24135,6 +25070,7 @@
         </w:rPr>
         <w:t>所示，</w:t>
       </w:r>
+      <w:proofErr w:type="spellStart"/>
       <w:r>
         <w:rPr>
           <w:rFonts w:hint="eastAsia"/>
@@ -24142,6 +25078,7 @@
         </w:rPr>
         <w:t>VideoProcessor</w:t>
       </w:r>
+      <w:proofErr w:type="spellEnd"/>
       <w:r>
         <w:rPr>
           <w:rFonts w:hint="eastAsia"/>
@@ -24685,6 +25622,7 @@
         </w:rPr>
         <w:t>即</w:t>
       </w:r>
+      <w:proofErr w:type="spellStart"/>
       <w:r>
         <w:rPr>
           <w:rFonts w:hint="eastAsia"/>
@@ -24692,6 +25630,7 @@
         </w:rPr>
         <w:t>DatabaseHelper</w:t>
       </w:r>
+      <w:proofErr w:type="spellEnd"/>
       <w:r>
         <w:rPr>
           <w:rFonts w:hint="eastAsia"/>
@@ -24783,6 +25722,7 @@
         </w:rPr>
         <w:t>语句</w:t>
       </w:r>
+      <w:proofErr w:type="spellStart"/>
       <w:r>
         <w:rPr>
           <w:rFonts w:hint="eastAsia"/>
@@ -24790,6 +25730,7 @@
         </w:rPr>
         <w:t>MySQLConnector</w:t>
       </w:r>
+      <w:proofErr w:type="spellEnd"/>
       <w:r>
         <w:rPr>
           <w:rFonts w:hint="eastAsia"/>
@@ -25167,7 +26108,23 @@
           <w:rFonts w:hint="eastAsia"/>
           <w:sz w:val="24"/>
         </w:rPr>
-        <w:t>跳帧处理是提升处理速度的关键策略。</w:t>
+        <w:t>跳</w:t>
+      </w:r>
+      <w:proofErr w:type="gramStart"/>
+      <w:r>
+        <w:rPr>
+          <w:rFonts w:hint="eastAsia"/>
+          <w:sz w:val="24"/>
+        </w:rPr>
+        <w:t>帧处理</w:t>
+      </w:r>
+      <w:proofErr w:type="gramEnd"/>
+      <w:r>
+        <w:rPr>
+          <w:rFonts w:hint="eastAsia"/>
+          <w:sz w:val="24"/>
+        </w:rPr>
+        <w:t>是提升处理速度的关键策略。</w:t>
       </w:r>
       <w:r>
         <w:rPr>
@@ -25176,12 +26133,21 @@
         </w:rPr>
         <w:t>通过设置</w:t>
       </w:r>
-      <w:r>
-        <w:rPr>
-          <w:rFonts w:hint="eastAsia"/>
-          <w:sz w:val="24"/>
-        </w:rPr>
-        <w:t>process_every_n_frames=2</w:t>
+      <w:proofErr w:type="spellStart"/>
+      <w:r>
+        <w:rPr>
+          <w:rFonts w:hint="eastAsia"/>
+          <w:sz w:val="24"/>
+        </w:rPr>
+        <w:t>process_every_n_frames</w:t>
+      </w:r>
+      <w:proofErr w:type="spellEnd"/>
+      <w:r>
+        <w:rPr>
+          <w:rFonts w:hint="eastAsia"/>
+          <w:sz w:val="24"/>
+        </w:rPr>
+        <w:t>=2</w:t>
       </w:r>
       <w:r>
         <w:rPr>
@@ -25252,14 +26218,55 @@
           <w:rFonts w:hint="eastAsia"/>
           <w:sz w:val="24"/>
         </w:rPr>
-        <w:t>实现逻辑为在主处理循环中判断当前帧是否需要处理（</w:t>
-      </w:r>
-      <w:r>
-        <w:rPr>
-          <w:rFonts w:hint="eastAsia"/>
-          <w:sz w:val="24"/>
-        </w:rPr>
-        <w:t>frame_count % 2 == 0</w:t>
+        <w:t>实现逻辑为在</w:t>
+      </w:r>
+      <w:proofErr w:type="gramStart"/>
+      <w:r>
+        <w:rPr>
+          <w:rFonts w:hint="eastAsia"/>
+          <w:sz w:val="24"/>
+        </w:rPr>
+        <w:t>主处理</w:t>
+      </w:r>
+      <w:proofErr w:type="gramEnd"/>
+      <w:r>
+        <w:rPr>
+          <w:rFonts w:hint="eastAsia"/>
+          <w:sz w:val="24"/>
+        </w:rPr>
+        <w:t>循环中判断当前</w:t>
+      </w:r>
+      <w:proofErr w:type="gramStart"/>
+      <w:r>
+        <w:rPr>
+          <w:rFonts w:hint="eastAsia"/>
+          <w:sz w:val="24"/>
+        </w:rPr>
+        <w:t>帧</w:t>
+      </w:r>
+      <w:proofErr w:type="gramEnd"/>
+      <w:r>
+        <w:rPr>
+          <w:rFonts w:hint="eastAsia"/>
+          <w:sz w:val="24"/>
+        </w:rPr>
+        <w:t>是否需要处理（</w:t>
+      </w:r>
+      <w:proofErr w:type="spellStart"/>
+      <w:r>
+        <w:rPr>
+          <w:rFonts w:hint="eastAsia"/>
+          <w:sz w:val="24"/>
+        </w:rPr>
+        <w:t>frame_count</w:t>
+      </w:r>
+      <w:proofErr w:type="spellEnd"/>
+      <w:r>
+        <w:rPr>
+          <w:rFonts w:hint="eastAsia"/>
+          <w:sz w:val="24"/>
+        </w:rPr>
+        <w:t xml:space="preserve"> % 2 == 0</w:t>
       </w:r>
       <w:r>
         <w:rPr>
@@ -25446,7 +26453,23 @@
           <w:rFonts w:hint="eastAsia"/>
           <w:sz w:val="24"/>
         </w:rPr>
-        <w:t>device='cpu'</w:t>
+        <w:t>device='</w:t>
+      </w:r>
+      <w:proofErr w:type="spellStart"/>
+      <w:r>
+        <w:rPr>
+          <w:rFonts w:hint="eastAsia"/>
+          <w:sz w:val="24"/>
+        </w:rPr>
+        <w:t>cpu</w:t>
+      </w:r>
+      <w:proofErr w:type="spellEnd"/>
+      <w:r>
+        <w:rPr>
+          <w:rFonts w:hint="eastAsia"/>
+          <w:sz w:val="24"/>
+        </w:rPr>
+        <w:t>'</w:t>
       </w:r>
       <w:r>
         <w:rPr>
@@ -25476,19 +26499,37 @@
         </w:rPr>
         <w:t>GPU</w:t>
       </w:r>
-      <w:r>
-        <w:rPr>
-          <w:rFonts w:hint="eastAsia"/>
-          <w:sz w:val="24"/>
-        </w:rPr>
-        <w:t>不可用时的错误。同时指定</w:t>
-      </w:r>
-      <w:r>
-        <w:rPr>
-          <w:rFonts w:hint="eastAsia"/>
-          <w:sz w:val="24"/>
-        </w:rPr>
-        <w:t>imgsz=640</w:t>
+      <w:proofErr w:type="gramStart"/>
+      <w:r>
+        <w:rPr>
+          <w:rFonts w:hint="eastAsia"/>
+          <w:sz w:val="24"/>
+        </w:rPr>
+        <w:t>不</w:t>
+      </w:r>
+      <w:proofErr w:type="gramEnd"/>
+      <w:r>
+        <w:rPr>
+          <w:rFonts w:hint="eastAsia"/>
+          <w:sz w:val="24"/>
+        </w:rPr>
+        <w:t>可用时的错误。同时指定</w:t>
+      </w:r>
+      <w:proofErr w:type="spellStart"/>
+      <w:r>
+        <w:rPr>
+          <w:rFonts w:hint="eastAsia"/>
+          <w:sz w:val="24"/>
+        </w:rPr>
+        <w:t>imgsz</w:t>
+      </w:r>
+      <w:proofErr w:type="spellEnd"/>
+      <w:r>
+        <w:rPr>
+          <w:rFonts w:hint="eastAsia"/>
+          <w:sz w:val="24"/>
+        </w:rPr>
+        <w:t>=640</w:t>
       </w:r>
       <w:r>
         <w:rPr>
@@ -27478,8 +28519,17 @@
                 <w:rFonts w:hint="eastAsia"/>
                 <w:szCs w:val="21"/>
               </w:rPr>
-              <w:t>观察视频流显示</w:t>
+              <w:t>观察视频</w:t>
             </w:r>
+            <w:proofErr w:type="gramStart"/>
+            <w:r>
+              <w:rPr>
+                <w:rFonts w:hint="eastAsia"/>
+                <w:szCs w:val="21"/>
+              </w:rPr>
+              <w:t>流显示</w:t>
+            </w:r>
+            <w:proofErr w:type="gramEnd"/>
           </w:p>
         </w:tc>
         <w:tc>
@@ -29128,7 +30178,21 @@
         <w:rPr>
           <w:sz w:val="24"/>
         </w:rPr>
-        <w:t>视频流播放核心功能运行稳定；</w:t>
+        <w:t>视频</w:t>
+      </w:r>
+      <w:proofErr w:type="gramStart"/>
+      <w:r>
+        <w:rPr>
+          <w:sz w:val="24"/>
+        </w:rPr>
+        <w:t>流播放核心</w:t>
+      </w:r>
+      <w:proofErr w:type="gramEnd"/>
+      <w:r>
+        <w:rPr>
+          <w:sz w:val="24"/>
+        </w:rPr>
+        <w:t>功能运行稳定；</w:t>
       </w:r>
       <w:r>
         <w:rPr>
@@ -29271,7 +30335,14 @@
         <w:rPr>
           <w:sz w:val="24"/>
         </w:rPr>
-        <w:t>采用前后端分离的分布式架构模式，前端</w:t>
+        <w:t>采用前后端分离的分布式架构模式，</w:t>
+      </w:r>
+      <w:proofErr w:type="gramStart"/>
+      <w:r>
+        <w:rPr>
+          <w:sz w:val="24"/>
+        </w:rPr>
+        <w:t>前端</w:t>
       </w:r>
       <w:r>
         <w:rPr>
@@ -29280,6 +30351,7 @@
         </w:rPr>
         <w:t>靠</w:t>
       </w:r>
+      <w:proofErr w:type="gramEnd"/>
       <w:r>
         <w:rPr>
           <w:sz w:val="24"/>
@@ -29431,12 +30503,14 @@
         </w:rPr>
         <w:t>开发过程中，引入</w:t>
       </w:r>
+      <w:proofErr w:type="spellStart"/>
       <w:r>
         <w:rPr>
           <w:sz w:val="24"/>
         </w:rPr>
         <w:t>CommunityToolkit.Mvvm</w:t>
       </w:r>
+      <w:proofErr w:type="spellEnd"/>
       <w:r>
         <w:rPr>
           <w:sz w:val="24"/>
@@ -29575,17 +30649,33 @@
         </w:rPr>
         <w:t>同时，我把视频处理的核心逻辑封装到了</w:t>
       </w:r>
+      <w:proofErr w:type="spellStart"/>
       <w:r>
         <w:rPr>
           <w:sz w:val="24"/>
         </w:rPr>
         <w:t>VideoProcessor</w:t>
       </w:r>
-      <w:r>
-        <w:rPr>
-          <w:sz w:val="24"/>
-        </w:rPr>
-        <w:t>这个类里面。为了提高后端服务的处理效率和响应速度，还针对性地做了跳帧处理和结果缓存这些优化策略</w:t>
+      <w:proofErr w:type="spellEnd"/>
+      <w:r>
+        <w:rPr>
+          <w:sz w:val="24"/>
+        </w:rPr>
+        <w:t>这个类里面。为了提高后端服务的处理效率和响应速度，还针对性地做了跳</w:t>
+      </w:r>
+      <w:proofErr w:type="gramStart"/>
+      <w:r>
+        <w:rPr>
+          <w:sz w:val="24"/>
+        </w:rPr>
+        <w:t>帧处理</w:t>
+      </w:r>
+      <w:proofErr w:type="gramEnd"/>
+      <w:r>
+        <w:rPr>
+          <w:sz w:val="24"/>
+        </w:rPr>
+        <w:t>和结果缓存这些优化策略</w:t>
       </w:r>
       <w:r>
         <w:rPr>
@@ -29811,11 +30901,19 @@
         </w:rPr>
         <w:t>了</w:t>
       </w:r>
-      <w:r>
-        <w:rPr>
-          <w:sz w:val="24"/>
-        </w:rPr>
-        <w:t>证系统的功能完整性与性能达标情况，本文设计了功能测试方案</w:t>
+      <w:proofErr w:type="gramStart"/>
+      <w:r>
+        <w:rPr>
+          <w:sz w:val="24"/>
+        </w:rPr>
+        <w:t>证系统</w:t>
+      </w:r>
+      <w:proofErr w:type="gramEnd"/>
+      <w:r>
+        <w:rPr>
+          <w:sz w:val="24"/>
+        </w:rPr>
+        <w:t>的功能完整性与性能达标情况，本文设计了功能测试方案</w:t>
       </w:r>
       <w:r>
         <w:rPr>
@@ -29938,11 +31036,33 @@
         </w:rPr>
         <w:t>MJPEG</w:t>
       </w:r>
-      <w:r>
-        <w:rPr>
-          <w:sz w:val="24"/>
-        </w:rPr>
-        <w:t>流显示方案，解决了移动平台视频流显示的跨域限制问题。综合运用跳帧处理、结果缓存、轻量模型、绘制优化等多种策略，在</w:t>
+      <w:proofErr w:type="gramStart"/>
+      <w:r>
+        <w:rPr>
+          <w:sz w:val="24"/>
+        </w:rPr>
+        <w:t>流显示</w:t>
+      </w:r>
+      <w:proofErr w:type="gramEnd"/>
+      <w:r>
+        <w:rPr>
+          <w:sz w:val="24"/>
+        </w:rPr>
+        <w:t>方案，解决了移动平台视频</w:t>
+      </w:r>
+      <w:proofErr w:type="gramStart"/>
+      <w:r>
+        <w:rPr>
+          <w:sz w:val="24"/>
+        </w:rPr>
+        <w:t>流显示</w:t>
+      </w:r>
+      <w:proofErr w:type="gramEnd"/>
+      <w:r>
+        <w:rPr>
+          <w:sz w:val="24"/>
+        </w:rPr>
+        <w:t>的跨域限制问题。综合运用跳帧处理、结果缓存、轻量模型、绘制优化等多种策略，在</w:t>
       </w:r>
       <w:r>
         <w:rPr>
@@ -30101,7 +31221,23 @@
           <w:rFonts w:hint="eastAsia"/>
           <w:sz w:val="24"/>
         </w:rPr>
-        <w:t>针对移动平台上视频流显示经常遇到的跨域问题，我们提出了一种基于</w:t>
+        <w:t>针对移动平台上视频</w:t>
+      </w:r>
+      <w:proofErr w:type="gramStart"/>
+      <w:r>
+        <w:rPr>
+          <w:rFonts w:hint="eastAsia"/>
+          <w:sz w:val="24"/>
+        </w:rPr>
+        <w:t>流显示</w:t>
+      </w:r>
+      <w:proofErr w:type="gramEnd"/>
+      <w:r>
+        <w:rPr>
+          <w:rFonts w:hint="eastAsia"/>
+          <w:sz w:val="24"/>
+        </w:rPr>
+        <w:t>经常遇到的跨域问题，我们提出了一种基于</w:t>
       </w:r>
       <w:r>
         <w:rPr>
@@ -30138,12 +31274,21 @@
         </w:rPr>
         <w:t>MJPEG</w:t>
       </w:r>
-      <w:r>
-        <w:rPr>
-          <w:rFonts w:hint="eastAsia"/>
-          <w:sz w:val="24"/>
-        </w:rPr>
-        <w:t>流显示方案</w:t>
+      <w:proofErr w:type="gramStart"/>
+      <w:r>
+        <w:rPr>
+          <w:rFonts w:hint="eastAsia"/>
+          <w:sz w:val="24"/>
+        </w:rPr>
+        <w:t>流显示</w:t>
+      </w:r>
+      <w:proofErr w:type="gramEnd"/>
+      <w:r>
+        <w:rPr>
+          <w:rFonts w:hint="eastAsia"/>
+          <w:sz w:val="24"/>
+        </w:rPr>
+        <w:t>方案</w:t>
       </w:r>
       <w:r>
         <w:rPr>
@@ -30436,6 +31581,7 @@
         </w:rPr>
         <w:t>持续跟踪同一个目标。后面可以加入像</w:t>
       </w:r>
+      <w:proofErr w:type="spellStart"/>
       <w:r>
         <w:rPr>
           <w:rFonts w:hint="eastAsia"/>
@@ -30443,12 +31589,29 @@
         </w:rPr>
         <w:t>DeepSORT</w:t>
       </w:r>
-      <w:r>
-        <w:rPr>
-          <w:rFonts w:hint="eastAsia"/>
-          <w:sz w:val="24"/>
-        </w:rPr>
-        <w:t>这类成熟的目标跟踪算法，把不同视频帧里出现的同一个目标关联起来，形成连续的运动轨迹，从而让系统能覆盖更多的应用场景。</w:t>
+      <w:proofErr w:type="spellEnd"/>
+      <w:r>
+        <w:rPr>
+          <w:rFonts w:hint="eastAsia"/>
+          <w:sz w:val="24"/>
+        </w:rPr>
+        <w:t>这类成熟的目标跟踪算法，把不同</w:t>
+      </w:r>
+      <w:proofErr w:type="gramStart"/>
+      <w:r>
+        <w:rPr>
+          <w:rFonts w:hint="eastAsia"/>
+          <w:sz w:val="24"/>
+        </w:rPr>
+        <w:t>视频帧里出现</w:t>
+      </w:r>
+      <w:proofErr w:type="gramEnd"/>
+      <w:r>
+        <w:rPr>
+          <w:rFonts w:hint="eastAsia"/>
+          <w:sz w:val="24"/>
+        </w:rPr>
+        <w:t>的同一个目标关联起来，形成连续的运动轨迹，从而让系统能覆盖更多的应用场景。</w:t>
       </w:r>
     </w:p>
     <w:p>
@@ -30467,7 +31630,23 @@
           <w:rFonts w:hint="eastAsia"/>
           <w:sz w:val="24"/>
         </w:rPr>
-        <w:t>模型灵活性也是个问题。目前检测模型是固定的，不能换。未来可以增加模型在线更新的功能，允许用户自己上传自定义模型，或者在系统里内置多种预训练模型供大家选择，这样就能适应不同场景下的检测需求，系统的通用性也会更强。</w:t>
+        <w:t>模型灵活性也是个问题。目前检测模型是固定的，不能换。未来可以增加模型在线更新的功能，允许用户自己上传自定义模型，或者在系统里内置多种</w:t>
+      </w:r>
+      <w:proofErr w:type="gramStart"/>
+      <w:r>
+        <w:rPr>
+          <w:rFonts w:hint="eastAsia"/>
+          <w:sz w:val="24"/>
+        </w:rPr>
+        <w:t>预训练</w:t>
+      </w:r>
+      <w:proofErr w:type="gramEnd"/>
+      <w:r>
+        <w:rPr>
+          <w:rFonts w:hint="eastAsia"/>
+          <w:sz w:val="24"/>
+        </w:rPr>
+        <w:t>模型供大家选择，这样就能适应不同场景下的检测需求，系统的通用性也会更强。</w:t>
       </w:r>
     </w:p>
     <w:p>
@@ -30547,7 +31726,23 @@
           <w:rFonts w:hint="eastAsia"/>
           <w:sz w:val="24"/>
         </w:rPr>
-        <w:t>平台上，移动端的适配还有不少提升空间。以后可以针对移动端做更多性能和体验上的优化，比如加强对</w:t>
+        <w:t>平台上，移动端的适配还有不少提升空间。以后可以针对</w:t>
+      </w:r>
+      <w:proofErr w:type="gramStart"/>
+      <w:r>
+        <w:rPr>
+          <w:rFonts w:hint="eastAsia"/>
+          <w:sz w:val="24"/>
+        </w:rPr>
+        <w:t>移动端做更多</w:t>
+      </w:r>
+      <w:proofErr w:type="gramEnd"/>
+      <w:r>
+        <w:rPr>
+          <w:rFonts w:hint="eastAsia"/>
+          <w:sz w:val="24"/>
+        </w:rPr>
+        <w:t>性能和体验上的优化，比如加强对</w:t>
       </w:r>
       <w:r>
         <w:rPr>
@@ -30589,7 +31784,23 @@
           <w:rFonts w:hint="eastAsia"/>
           <w:sz w:val="24"/>
         </w:rPr>
-        <w:t>这些移动网络的适配能力，优化算法逻辑来减少电量消耗，让移动端用户用起来更顺手。</w:t>
+        <w:t>这些移动网络的适配能力，优化算法逻辑来减少电量消耗，让移动</w:t>
+      </w:r>
+      <w:proofErr w:type="gramStart"/>
+      <w:r>
+        <w:rPr>
+          <w:rFonts w:hint="eastAsia"/>
+          <w:sz w:val="24"/>
+        </w:rPr>
+        <w:t>端用户</w:t>
+      </w:r>
+      <w:proofErr w:type="gramEnd"/>
+      <w:r>
+        <w:rPr>
+          <w:rFonts w:hint="eastAsia"/>
+          <w:sz w:val="24"/>
+        </w:rPr>
+        <w:t>用起来更顺手。</w:t>
       </w:r>
     </w:p>
     <w:p>
@@ -30763,7 +31974,35 @@
         <w:rPr>
           <w:szCs w:val="21"/>
         </w:rPr>
-        <w:t>[J]. Qinghua Daxue Xuebao/Journal of Tsinghua University, 2018, 58(4): 438-444.</w:t>
+        <w:t xml:space="preserve">[J]. Qinghua </w:t>
+      </w:r>
+      <w:proofErr w:type="spellStart"/>
+      <w:r>
+        <w:rPr>
+          <w:szCs w:val="21"/>
+        </w:rPr>
+        <w:t>Daxue</w:t>
+      </w:r>
+      <w:proofErr w:type="spellEnd"/>
+      <w:r>
+        <w:rPr>
+          <w:szCs w:val="21"/>
+        </w:rPr>
+        <w:t xml:space="preserve"> </w:t>
+      </w:r>
+      <w:proofErr w:type="spellStart"/>
+      <w:r>
+        <w:rPr>
+          <w:szCs w:val="21"/>
+        </w:rPr>
+        <w:t>Xuebao</w:t>
+      </w:r>
+      <w:proofErr w:type="spellEnd"/>
+      <w:r>
+        <w:rPr>
+          <w:szCs w:val="21"/>
+        </w:rPr>
+        <w:t>/Journal of Tsinghua University, 2018, 58(4): 438-444.</w:t>
       </w:r>
       <w:bookmarkEnd w:id="52"/>
     </w:p>
@@ -30911,7 +32150,21 @@
         <w:rPr>
           <w:szCs w:val="21"/>
         </w:rPr>
-        <w:t>中国图象图形学报</w:t>
+        <w:t>中国</w:t>
+      </w:r>
+      <w:proofErr w:type="gramStart"/>
+      <w:r>
+        <w:rPr>
+          <w:szCs w:val="21"/>
+        </w:rPr>
+        <w:t>图象</w:t>
+      </w:r>
+      <w:proofErr w:type="gramEnd"/>
+      <w:r>
+        <w:rPr>
+          <w:szCs w:val="21"/>
+        </w:rPr>
+        <w:t>图形学报</w:t>
       </w:r>
       <w:r>
         <w:rPr>
@@ -30936,11 +32189,19 @@
         </w:rPr>
       </w:pPr>
       <w:bookmarkStart w:id="55" w:name="_Ref226305963"/>
-      <w:r>
-        <w:rPr>
-          <w:szCs w:val="21"/>
-        </w:rPr>
-        <w:t>Girshick R, Donahue J, Darrell T, et al. Rich feature hierarchies for accurate object detection and semantic segmentation[C]//Proceedings of the IEEE conference on computer vision and pattern recognition. 2014: 580-587.</w:t>
+      <w:proofErr w:type="spellStart"/>
+      <w:r>
+        <w:rPr>
+          <w:szCs w:val="21"/>
+        </w:rPr>
+        <w:t>Girshick</w:t>
+      </w:r>
+      <w:proofErr w:type="spellEnd"/>
+      <w:r>
+        <w:rPr>
+          <w:szCs w:val="21"/>
+        </w:rPr>
+        <w:t xml:space="preserve"> R, Donahue J, Darrell T, et al. Rich feature hierarchies for accurate object detection and semantic segmentation[C]//Proceedings of the IEEE conference on computer vision and pattern recognition. 2014: 580-587.</w:t>
       </w:r>
       <w:bookmarkEnd w:id="55"/>
     </w:p>
@@ -30959,11 +32220,33 @@
         </w:rPr>
       </w:pPr>
       <w:bookmarkStart w:id="56" w:name="_Ref226306023"/>
-      <w:r>
-        <w:rPr>
-          <w:szCs w:val="21"/>
-        </w:rPr>
-        <w:t>Girshick R. Fast r-cnn[C]//Proceedings of the IEEE international conference on computer vision. 2015: 1440-1448.</w:t>
+      <w:proofErr w:type="spellStart"/>
+      <w:r>
+        <w:rPr>
+          <w:szCs w:val="21"/>
+        </w:rPr>
+        <w:t>Girshick</w:t>
+      </w:r>
+      <w:proofErr w:type="spellEnd"/>
+      <w:r>
+        <w:rPr>
+          <w:szCs w:val="21"/>
+        </w:rPr>
+        <w:t xml:space="preserve"> R. Fast r-</w:t>
+      </w:r>
+      <w:proofErr w:type="spellStart"/>
+      <w:r>
+        <w:rPr>
+          <w:szCs w:val="21"/>
+        </w:rPr>
+        <w:t>cnn</w:t>
+      </w:r>
+      <w:proofErr w:type="spellEnd"/>
+      <w:r>
+        <w:rPr>
+          <w:szCs w:val="21"/>
+        </w:rPr>
+        <w:t>[C]//Proceedings of the IEEE international conference on computer vision. 2015: 1440-1448.</w:t>
       </w:r>
       <w:bookmarkEnd w:id="56"/>
     </w:p>
@@ -30986,7 +32269,35 @@
         <w:rPr>
           <w:szCs w:val="21"/>
         </w:rPr>
-        <w:t>Redmon J, Divvala S, Girshick R, et al. You only look once: Unified, real-time object detection[C]//Proceedings of the IEEE conference on computer vision and pattern recognition. 2016: 779-788.</w:t>
+        <w:t xml:space="preserve">Redmon J, </w:t>
+      </w:r>
+      <w:proofErr w:type="spellStart"/>
+      <w:r>
+        <w:rPr>
+          <w:szCs w:val="21"/>
+        </w:rPr>
+        <w:t>Divvala</w:t>
+      </w:r>
+      <w:proofErr w:type="spellEnd"/>
+      <w:r>
+        <w:rPr>
+          <w:szCs w:val="21"/>
+        </w:rPr>
+        <w:t xml:space="preserve"> S, </w:t>
+      </w:r>
+      <w:proofErr w:type="spellStart"/>
+      <w:r>
+        <w:rPr>
+          <w:szCs w:val="21"/>
+        </w:rPr>
+        <w:t>Girshick</w:t>
+      </w:r>
+      <w:proofErr w:type="spellEnd"/>
+      <w:r>
+        <w:rPr>
+          <w:szCs w:val="21"/>
+        </w:rPr>
+        <w:t xml:space="preserve"> R, et al. You only look once: Unified, real-time object detection[C]//Proceedings of the IEEE conference on computer vision and pattern recognition. 2016: 779-788.</w:t>
       </w:r>
       <w:bookmarkEnd w:id="57"/>
     </w:p>
@@ -31028,11 +32339,33 @@
         </w:rPr>
       </w:pPr>
       <w:bookmarkStart w:id="59" w:name="_Ref226306351"/>
-      <w:r>
-        <w:rPr>
-          <w:szCs w:val="21"/>
-        </w:rPr>
-        <w:t>Kotthapalli M, Ravipati D, Bhatia R. Yolov1 to yolov11: A comprehensive survey of real-time object detection innovations and challenges[J]. arXiv preprint arXiv:2508.02067, 2025.</w:t>
+      <w:proofErr w:type="spellStart"/>
+      <w:r>
+        <w:rPr>
+          <w:szCs w:val="21"/>
+        </w:rPr>
+        <w:t>Kotthapalli</w:t>
+      </w:r>
+      <w:proofErr w:type="spellEnd"/>
+      <w:r>
+        <w:rPr>
+          <w:szCs w:val="21"/>
+        </w:rPr>
+        <w:t xml:space="preserve"> M, Ravipati D, Bhatia R. Yolov1 to yolov11: A comprehensive survey of real-time object detection innovations and challenges[J]. </w:t>
+      </w:r>
+      <w:proofErr w:type="spellStart"/>
+      <w:r>
+        <w:rPr>
+          <w:szCs w:val="21"/>
+        </w:rPr>
+        <w:t>arXiv</w:t>
+      </w:r>
+      <w:proofErr w:type="spellEnd"/>
+      <w:r>
+        <w:rPr>
+          <w:szCs w:val="21"/>
+        </w:rPr>
+        <w:t xml:space="preserve"> preprint arXiv:2508.02067, 2025.</w:t>
       </w:r>
       <w:bookmarkEnd w:id="59"/>
     </w:p>
@@ -31079,7 +32412,21 @@
         <w:rPr>
           <w:szCs w:val="21"/>
         </w:rPr>
-        <w:t>Montaquila M. .NET MAUI for C# Developers: Build cross-platform mobile and desktop applications[M]. Packt Publishing Ltd, 2023.</w:t>
+        <w:t xml:space="preserve">Montaquila M. .NET MAUI for C# Developers: Build cross-platform mobile and desktop applications[M]. </w:t>
+      </w:r>
+      <w:proofErr w:type="spellStart"/>
+      <w:r>
+        <w:rPr>
+          <w:szCs w:val="21"/>
+        </w:rPr>
+        <w:t>Packt</w:t>
+      </w:r>
+      <w:proofErr w:type="spellEnd"/>
+      <w:r>
+        <w:rPr>
+          <w:szCs w:val="21"/>
+        </w:rPr>
+        <w:t xml:space="preserve"> Publishing Ltd, 2023.</w:t>
       </w:r>
       <w:bookmarkEnd w:id="60"/>
     </w:p>
@@ -31122,12 +32469,14 @@
         </w:rPr>
         <w:t xml:space="preserve">, </w:t>
       </w:r>
+      <w:proofErr w:type="gramStart"/>
       <w:r>
         <w:rPr>
           <w:szCs w:val="21"/>
         </w:rPr>
         <w:t>孙汉卿</w:t>
       </w:r>
+      <w:proofErr w:type="gramEnd"/>
       <w:r>
         <w:rPr>
           <w:szCs w:val="21"/>
@@ -31162,7 +32511,21 @@
         <w:rPr>
           <w:szCs w:val="21"/>
         </w:rPr>
-        <w:t>中国图象图形学报</w:t>
+        <w:t>中国</w:t>
+      </w:r>
+      <w:proofErr w:type="gramStart"/>
+      <w:r>
+        <w:rPr>
+          <w:szCs w:val="21"/>
+        </w:rPr>
+        <w:t>图象</w:t>
+      </w:r>
+      <w:proofErr w:type="gramEnd"/>
+      <w:r>
+        <w:rPr>
+          <w:szCs w:val="21"/>
+        </w:rPr>
+        <w:t>图形学报</w:t>
       </w:r>
       <w:r>
         <w:rPr>
@@ -31215,6 +32578,7 @@
         </w:rPr>
         <w:t>,</w:t>
       </w:r>
+      <w:proofErr w:type="gramStart"/>
       <w:r>
         <w:rPr>
           <w:rFonts w:hint="eastAsia"/>
@@ -31222,6 +32586,7 @@
         </w:rPr>
         <w:t>公维军</w:t>
       </w:r>
+      <w:proofErr w:type="gramEnd"/>
       <w:r>
         <w:rPr>
           <w:rFonts w:hint="eastAsia"/>
@@ -31347,6 +32712,7 @@
         </w:rPr>
       </w:pPr>
       <w:bookmarkStart w:id="64" w:name="_Ref226306818"/>
+      <w:proofErr w:type="gramStart"/>
       <w:r>
         <w:rPr>
           <w:rFonts w:hint="eastAsia"/>
@@ -31354,6 +32720,7 @@
         </w:rPr>
         <w:t>叶锋</w:t>
       </w:r>
+      <w:proofErr w:type="gramEnd"/>
       <w:r>
         <w:rPr>
           <w:rFonts w:hint="eastAsia"/>
@@ -31415,7 +32782,23 @@
           <w:rFonts w:hint="eastAsia"/>
           <w:szCs w:val="21"/>
         </w:rPr>
-        <w:t>,2015,(15):27-28.DOI:10.16184/j.cnki.comprg.2015.15.010.</w:t>
+        <w:t>,2015,(15):</w:t>
+      </w:r>
+      <w:proofErr w:type="gramStart"/>
+      <w:r>
+        <w:rPr>
+          <w:rFonts w:hint="eastAsia"/>
+          <w:szCs w:val="21"/>
+        </w:rPr>
+        <w:t>27-28.DOI:10.16184/j.cnki.comprg</w:t>
+      </w:r>
+      <w:proofErr w:type="gramEnd"/>
+      <w:r>
+        <w:rPr>
+          <w:rFonts w:hint="eastAsia"/>
+          <w:szCs w:val="21"/>
+        </w:rPr>
+        <w:t>.2015.15.010.</w:t>
       </w:r>
       <w:bookmarkEnd w:id="64"/>
     </w:p>
@@ -31438,7 +32821,49 @@
         <w:rPr>
           <w:szCs w:val="21"/>
         </w:rPr>
-        <w:t>Sapkota R, Karkee M. Ultralytics YOLO evolution: An overview of YOLO26, YOLO11, YOLOv8 and YOLOv5 object detectors for computer vision and pattern recognition[J]. arXiv preprint arXiv:2510.09653, 2025.</w:t>
+        <w:t xml:space="preserve">Sapkota R, </w:t>
+      </w:r>
+      <w:proofErr w:type="spellStart"/>
+      <w:r>
+        <w:rPr>
+          <w:szCs w:val="21"/>
+        </w:rPr>
+        <w:t>Karkee</w:t>
+      </w:r>
+      <w:proofErr w:type="spellEnd"/>
+      <w:r>
+        <w:rPr>
+          <w:szCs w:val="21"/>
+        </w:rPr>
+        <w:t xml:space="preserve"> M. </w:t>
+      </w:r>
+      <w:proofErr w:type="spellStart"/>
+      <w:r>
+        <w:rPr>
+          <w:szCs w:val="21"/>
+        </w:rPr>
+        <w:t>Ultralytics</w:t>
+      </w:r>
+      <w:proofErr w:type="spellEnd"/>
+      <w:r>
+        <w:rPr>
+          <w:szCs w:val="21"/>
+        </w:rPr>
+        <w:t xml:space="preserve"> YOLO evolution: An overview of YOLO26, YOLO11, YOLOv8 and YOLOv5 object detectors for computer vision and pattern recognition[J]. </w:t>
+      </w:r>
+      <w:proofErr w:type="spellStart"/>
+      <w:r>
+        <w:rPr>
+          <w:szCs w:val="21"/>
+        </w:rPr>
+        <w:t>arXiv</w:t>
+      </w:r>
+      <w:proofErr w:type="spellEnd"/>
+      <w:r>
+        <w:rPr>
+          <w:szCs w:val="21"/>
+        </w:rPr>
+        <w:t xml:space="preserve"> preprint arXiv:2510.09653, 2025.</w:t>
       </w:r>
       <w:bookmarkEnd w:id="65"/>
     </w:p>
@@ -31457,6 +32882,7 @@
         </w:rPr>
       </w:pPr>
       <w:bookmarkStart w:id="66" w:name="_Ref226306943"/>
+      <w:proofErr w:type="gramStart"/>
       <w:r>
         <w:rPr>
           <w:rFonts w:hint="eastAsia"/>
@@ -31464,6 +32890,7 @@
         </w:rPr>
         <w:t>兰旭辉</w:t>
       </w:r>
+      <w:proofErr w:type="gramEnd"/>
       <w:r>
         <w:rPr>
           <w:rFonts w:hint="eastAsia"/>
@@ -31539,7 +32966,23 @@
           <w:rFonts w:hint="eastAsia"/>
           <w:szCs w:val="21"/>
         </w:rPr>
-        <w:t>,2004,(03):442-443+468.DOI:10.16208/j.issn1000-7024.2004.03.037.</w:t>
+        <w:t>,2004,(03):442-443+468.DOI:10.16208/</w:t>
+      </w:r>
+      <w:proofErr w:type="gramStart"/>
+      <w:r>
+        <w:rPr>
+          <w:rFonts w:hint="eastAsia"/>
+          <w:szCs w:val="21"/>
+        </w:rPr>
+        <w:t>j.issn</w:t>
+      </w:r>
+      <w:proofErr w:type="gramEnd"/>
+      <w:r>
+        <w:rPr>
+          <w:rFonts w:hint="eastAsia"/>
+          <w:szCs w:val="21"/>
+        </w:rPr>
+        <w:t>1000-7024.2004.03.037.</w:t>
       </w:r>
       <w:bookmarkEnd w:id="66"/>
     </w:p>
@@ -31558,6 +33001,7 @@
         </w:rPr>
       </w:pPr>
       <w:bookmarkStart w:id="67" w:name="_Ref226306989"/>
+      <w:proofErr w:type="gramStart"/>
       <w:r>
         <w:rPr>
           <w:rFonts w:hint="eastAsia"/>
@@ -31565,6 +33009,7 @@
         </w:rPr>
         <w:t>黄传禄</w:t>
       </w:r>
+      <w:proofErr w:type="gramEnd"/>
       <w:r>
         <w:rPr>
           <w:rFonts w:hint="eastAsia"/>
@@ -31645,6 +33090,7 @@
         </w:rPr>
       </w:pPr>
       <w:bookmarkStart w:id="68" w:name="_Ref226307026"/>
+      <w:proofErr w:type="gramStart"/>
       <w:r>
         <w:rPr>
           <w:rFonts w:hint="eastAsia"/>
@@ -31652,6 +33098,7 @@
         </w:rPr>
         <w:t>贾小军</w:t>
       </w:r>
+      <w:proofErr w:type="gramEnd"/>
       <w:r>
         <w:rPr>
           <w:rFonts w:hint="eastAsia"/>
@@ -31659,6 +33106,7 @@
         </w:rPr>
         <w:t>,</w:t>
       </w:r>
+      <w:proofErr w:type="gramStart"/>
       <w:r>
         <w:rPr>
           <w:rFonts w:hint="eastAsia"/>
@@ -31666,6 +33114,7 @@
         </w:rPr>
         <w:t>喻擎苍</w:t>
       </w:r>
+      <w:proofErr w:type="gramEnd"/>
       <w:r>
         <w:rPr>
           <w:rFonts w:hint="eastAsia"/>
@@ -31901,7 +33350,23 @@
           <w:rFonts w:hint="eastAsia"/>
           <w:szCs w:val="21"/>
         </w:rPr>
-        <w:t>,2020,23(04):22-24.DOI:10.19644/j.cnki.issn2096-1472.2020.04.006.</w:t>
+        <w:t>,2020,23(04):</w:t>
+      </w:r>
+      <w:proofErr w:type="gramStart"/>
+      <w:r>
+        <w:rPr>
+          <w:rFonts w:hint="eastAsia"/>
+          <w:szCs w:val="21"/>
+        </w:rPr>
+        <w:t>22-24.DOI:10.19644/j.cnki.issn</w:t>
+      </w:r>
+      <w:proofErr w:type="gramEnd"/>
+      <w:r>
+        <w:rPr>
+          <w:rFonts w:hint="eastAsia"/>
+          <w:szCs w:val="21"/>
+        </w:rPr>
+        <w:t>2096-1472.2020.04.006.</w:t>
       </w:r>
       <w:bookmarkEnd w:id="70"/>
     </w:p>
@@ -31996,7 +33461,23 @@
           <w:rFonts w:hint="eastAsia"/>
           <w:szCs w:val="21"/>
         </w:rPr>
-        <w:t>,2020,(11):3-6.DOI:10.16184/j.cnki.comprg.2020.11.001.</w:t>
+        <w:t>,2020,(11):</w:t>
+      </w:r>
+      <w:proofErr w:type="gramStart"/>
+      <w:r>
+        <w:rPr>
+          <w:rFonts w:hint="eastAsia"/>
+          <w:szCs w:val="21"/>
+        </w:rPr>
+        <w:t>3-6.DOI:10.16184/j.cnki.comprg</w:t>
+      </w:r>
+      <w:proofErr w:type="gramEnd"/>
+      <w:r>
+        <w:rPr>
+          <w:rFonts w:hint="eastAsia"/>
+          <w:szCs w:val="21"/>
+        </w:rPr>
+        <w:t>.2020.11.001.</w:t>
       </w:r>
       <w:bookmarkEnd w:id="71"/>
     </w:p>
@@ -32744,8 +34225,16 @@
               <w:rPr>
                 <w:rFonts w:hint="eastAsia"/>
               </w:rPr>
-              <w:t>浙江省杭州下沙高教园区学源街</w:t>
+              <w:t>浙江省杭州下沙高教</w:t>
             </w:r>
+            <w:proofErr w:type="gramStart"/>
+            <w:r>
+              <w:rPr>
+                <w:rFonts w:hint="eastAsia"/>
+              </w:rPr>
+              <w:t>园区学源街</w:t>
+            </w:r>
+            <w:proofErr w:type="gramEnd"/>
           </w:p>
         </w:tc>
         <w:tc>
@@ -33074,9 +34563,11 @@
             <w:gridSpan w:val="5"/>
           </w:tcPr>
           <w:p>
+            <w:proofErr w:type="gramStart"/>
             <w:r>
               <w:t>单良</w:t>
             </w:r>
+            <w:proofErr w:type="gramEnd"/>
           </w:p>
         </w:tc>
       </w:tr>
@@ -33237,8 +34728,16 @@
               <w:rPr>
                 <w:rFonts w:hint="eastAsia"/>
               </w:rPr>
-              <w:t>application/msword</w:t>
+              <w:t>application/</w:t>
             </w:r>
+            <w:proofErr w:type="spellStart"/>
+            <w:r>
+              <w:rPr>
+                <w:rFonts w:hint="eastAsia"/>
+              </w:rPr>
+              <w:t>msword</w:t>
+            </w:r>
+            <w:proofErr w:type="spellEnd"/>
             <w:r>
               <w:rPr>
                 <w:rFonts w:hint="eastAsia"/>
@@ -33428,10 +34927,8 @@
     </w:p>
     <w:sectPr>
       <w:headerReference w:type="default" r:id="rId21"/>
-      <w:footerReference w:type="default" r:id="rId22"/>
       <w:pgSz w:w="11906" w:h="16838"/>
       <w:pgMar w:top="1440" w:right="1800" w:bottom="1440" w:left="1800" w:header="851" w:footer="992" w:gutter="0"/>
-      <w:pgNumType w:start="1"/>
       <w:cols w:space="425"/>
       <w:docGrid w:type="lines" w:linePitch="312"/>
     </w:sectPr>
@@ -33475,42 +34972,39 @@
           <w:jc w:val="center"/>
         </w:pPr>
         <w:r>
+          <w:rPr>
+            <w:rFonts w:ascii="宋体" w:hAnsi="宋体"/>
+          </w:rPr>
           <w:fldChar w:fldCharType="begin"/>
         </w:r>
         <w:r>
+          <w:rPr>
+            <w:rFonts w:ascii="宋体" w:hAnsi="宋体"/>
+          </w:rPr>
           <w:instrText>PAGE   \* MERGEFORMAT</w:instrText>
         </w:r>
         <w:r>
+          <w:rPr>
+            <w:rFonts w:ascii="宋体" w:hAnsi="宋体"/>
+          </w:rPr>
           <w:fldChar w:fldCharType="separate"/>
         </w:r>
         <w:r>
           <w:rPr>
+            <w:rFonts w:ascii="宋体" w:hAnsi="宋体"/>
             <w:lang w:val="zh-CN"/>
           </w:rPr>
           <w:t>2</w:t>
         </w:r>
         <w:r>
+          <w:rPr>
+            <w:rFonts w:ascii="宋体" w:hAnsi="宋体"/>
+          </w:rPr>
           <w:fldChar w:fldCharType="end"/>
         </w:r>
       </w:p>
     </w:sdtContent>
   </w:sdt>
-  <w:p>
-    <w:pPr>
-      <w:pStyle w:val="af0"/>
-    </w:pPr>
-  </w:p>
-</w:ftr>
-</file>
-
-<file path=word/footer2.xml><?xml version="1.0" encoding="utf-8"?>
-<w:ftr xmlns:wpc="http://schemas.microsoft.com/office/word/2010/wordprocessingCanvas" xmlns:cx="http://schemas.microsoft.com/office/drawing/2014/chartex" xmlns:cx1="http://schemas.microsoft.com/office/drawing/2015/9/8/chartex" xmlns:cx2="http://schemas.microsoft.com/office/drawing/2015/10/21/chartex" xmlns:cx3="http://schemas.microsoft.com/office/drawing/2016/5/9/chartex" xmlns:cx4="http://schemas.microsoft.com/office/drawing/2016/5/10/chartex" xmlns:cx5="http://schemas.microsoft.com/office/drawing/2016/5/11/chartex" xmlns:cx6="http://schemas.microsoft.com/office/drawing/2016/5/12/chartex" xmlns:cx7="http://schemas.microsoft.com/office/drawing/2016/5/13/chartex" xmlns:cx8="http://schemas.microsoft.com/office/drawing/2016/5/14/chartex" xmlns:mc="http://schemas.openxmlformats.org/markup-compatibility/2006" xmlns:aink="http://schemas.microsoft.com/office/drawing/2016/ink" xmlns:am3d="http://schemas.microsoft.com/office/drawing/2017/model3d" xmlns:o="urn:schemas-microsoft-com:office:office" xmlns:oel="http://schemas.microsoft.com/office/2019/extlst" xmlns:r="http://schemas.openxmlformats.org/officeDocument/2006/relationships" xmlns:m="http://schemas.openxmlformats.org/officeDocument/2006/math" xmlns:v="urn:schemas-microsoft-com:vml" xmlns:wp14="http://schemas.microsoft.com/office/word/2010/wordprocessingDrawing" xmlns:wp="http://schemas.openxmlformats.org/drawingml/2006/wordprocessingDrawing" xmlns:w10="urn:schemas-microsoft-com:office:word" xmlns:w="http://schemas.openxmlformats.org/wordprocessingml/2006/main" xmlns:w14="http://schemas.microsoft.com/office/word/2010/wordml" xmlns:w15="http://schemas.microsoft.com/office/word/2012/wordml" xmlns:w16cex="http://schemas.microsoft.com/office/word/2018/wordml/cex" xmlns:w16cid="http://schemas.microsoft.com/office/word/2016/wordml/cid" xmlns:w16="http://schemas.microsoft.com/office/word/2018/wordml" xmlns:w16du="http://schemas.microsoft.com/office/word/2023/wordml/word16du" xmlns:w16sdtdh="http://schemas.microsoft.com/office/word/2020/wordml/sdtdatahash" xmlns:w16sdtfl="http://schemas.microsoft.com/office/word/2024/wordml/sdtformatlock" xmlns:w16se="http://schemas.microsoft.com/office/word/2015/wordml/symex" xmlns:wpg="http://schemas.microsoft.com/office/word/2010/wordprocessingGroup" xmlns:wpi="http://schemas.microsoft.com/office/word/2010/wordprocessingInk" xmlns:wne="http://schemas.microsoft.com/office/word/2006/wordml" xmlns:wps="http://schemas.microsoft.com/office/word/2010/wordprocessingShape" mc:Ignorable="w14 w15 w16se w16cid w16 w16cex w16sdtdh w16sdtfl w16du wp14">
-  <w:p>
-    <w:pPr>
-      <w:pStyle w:val="af0"/>
-      <w:jc w:val="center"/>
-    </w:pPr>
-  </w:p>
   <w:p>
     <w:pPr>
       <w:pStyle w:val="af0"/>

--- a/毕业论文v1.1.docx
+++ b/毕业论文v1.1.docx
@@ -1245,9 +1245,62 @@
           <w:szCs w:val="28"/>
           <w:u w:val="single"/>
         </w:rPr>
-        <w:t>工</w:t>
-      </w:r>
-      <w:proofErr w:type="gramStart"/>
+        <w:t>工学学士</w:t>
+      </w:r>
+      <w:r>
+        <w:rPr>
+          <w:rFonts w:hint="eastAsia"/>
+          <w:sz w:val="32"/>
+          <w:u w:val="single"/>
+        </w:rPr>
+        <w:t xml:space="preserve"> </w:t>
+      </w:r>
+      <w:r>
+        <w:rPr>
+          <w:rFonts w:hint="eastAsia"/>
+          <w:sz w:val="32"/>
+          <w:u w:val="single"/>
+        </w:rPr>
+        <w:t xml:space="preserve"> </w:t>
+      </w:r>
+      <w:r>
+        <w:rPr>
+          <w:rFonts w:hint="eastAsia"/>
+          <w:sz w:val="32"/>
+          <w:u w:val="single"/>
+        </w:rPr>
+        <w:t xml:space="preserve">  </w:t>
+      </w:r>
+      <w:r>
+        <w:rPr>
+          <w:rFonts w:hint="eastAsia"/>
+          <w:sz w:val="32"/>
+        </w:rPr>
+        <w:t xml:space="preserve">     </w:t>
+      </w:r>
+      <w:r>
+        <w:rPr>
+          <w:rFonts w:hint="eastAsia"/>
+          <w:sz w:val="32"/>
+        </w:rPr>
+        <w:t xml:space="preserve">   </w:t>
+      </w:r>
+      <w:r>
+        <w:rPr>
+          <w:rFonts w:hint="eastAsia"/>
+          <w:sz w:val="28"/>
+          <w:szCs w:val="28"/>
+        </w:rPr>
+        <w:t>指导教师</w:t>
+      </w:r>
+      <w:r>
+        <w:rPr>
+          <w:rFonts w:hint="eastAsia"/>
+          <w:sz w:val="32"/>
+          <w:u w:val="single"/>
+        </w:rPr>
+        <w:t xml:space="preserve">  </w:t>
+      </w:r>
       <w:r>
         <w:rPr>
           <w:rFonts w:hint="eastAsia"/>
@@ -1255,9 +1308,8 @@
           <w:szCs w:val="28"/>
           <w:u w:val="single"/>
         </w:rPr>
-        <w:t>学</w:t>
-      </w:r>
-      <w:proofErr w:type="gramEnd"/>
+        <w:t>何灵敏</w:t>
+      </w:r>
       <w:r>
         <w:rPr>
           <w:rFonts w:hint="eastAsia"/>
@@ -1265,61 +1317,7 @@
           <w:szCs w:val="28"/>
           <w:u w:val="single"/>
         </w:rPr>
-        <w:t>学士</w:t>
-      </w:r>
-      <w:r>
-        <w:rPr>
-          <w:rFonts w:hint="eastAsia"/>
-          <w:sz w:val="32"/>
-          <w:u w:val="single"/>
-        </w:rPr>
         <w:t xml:space="preserve"> </w:t>
-      </w:r>
-      <w:r>
-        <w:rPr>
-          <w:rFonts w:hint="eastAsia"/>
-          <w:sz w:val="32"/>
-          <w:u w:val="single"/>
-        </w:rPr>
-        <w:t xml:space="preserve"> </w:t>
-      </w:r>
-      <w:r>
-        <w:rPr>
-          <w:rFonts w:hint="eastAsia"/>
-          <w:sz w:val="32"/>
-          <w:u w:val="single"/>
-        </w:rPr>
-        <w:t xml:space="preserve">  </w:t>
-      </w:r>
-      <w:r>
-        <w:rPr>
-          <w:rFonts w:hint="eastAsia"/>
-          <w:sz w:val="32"/>
-        </w:rPr>
-        <w:t xml:space="preserve">     </w:t>
-      </w:r>
-      <w:r>
-        <w:rPr>
-          <w:rFonts w:hint="eastAsia"/>
-          <w:sz w:val="32"/>
-        </w:rPr>
-        <w:t xml:space="preserve">   </w:t>
-      </w:r>
-      <w:r>
-        <w:rPr>
-          <w:rFonts w:hint="eastAsia"/>
-          <w:sz w:val="28"/>
-          <w:szCs w:val="28"/>
-        </w:rPr>
-        <w:t>指导教师</w:t>
-      </w:r>
-      <w:r>
-        <w:rPr>
-          <w:rFonts w:hint="eastAsia"/>
-          <w:sz w:val="32"/>
-          <w:u w:val="single"/>
-        </w:rPr>
-        <w:t xml:space="preserve">  </w:t>
       </w:r>
       <w:r>
         <w:rPr>
@@ -1328,7 +1326,7 @@
           <w:szCs w:val="28"/>
           <w:u w:val="single"/>
         </w:rPr>
-        <w:t>何灵敏</w:t>
+        <w:t>副</w:t>
       </w:r>
       <w:r>
         <w:rPr>
@@ -1337,6 +1335,38 @@
           <w:szCs w:val="28"/>
           <w:u w:val="single"/>
         </w:rPr>
+        <w:t>教授</w:t>
+      </w:r>
+      <w:r>
+        <w:rPr>
+          <w:rFonts w:hint="eastAsia"/>
+          <w:sz w:val="32"/>
+          <w:u w:val="single"/>
+        </w:rPr>
+        <w:t xml:space="preserve"> </w:t>
+      </w:r>
+    </w:p>
+    <w:p>
+      <w:pPr>
+        <w:mirrorIndents/>
+        <w:rPr>
+          <w:sz w:val="32"/>
+        </w:rPr>
+      </w:pPr>
+      <w:r>
+        <w:rPr>
+          <w:rFonts w:hint="eastAsia"/>
+          <w:sz w:val="28"/>
+          <w:szCs w:val="28"/>
+        </w:rPr>
+        <w:t>学科专业</w:t>
+      </w:r>
+      <w:r>
+        <w:rPr>
+          <w:rFonts w:hint="eastAsia"/>
+          <w:sz w:val="32"/>
+          <w:u w:val="single"/>
+        </w:rPr>
         <w:t xml:space="preserve"> </w:t>
       </w:r>
       <w:r>
@@ -1346,7 +1376,7 @@
           <w:szCs w:val="28"/>
           <w:u w:val="single"/>
         </w:rPr>
-        <w:t>副</w:t>
+        <w:t>计算机科学与技术</w:t>
       </w:r>
       <w:r>
         <w:rPr>
@@ -1355,7 +1385,7 @@
           <w:szCs w:val="28"/>
           <w:u w:val="single"/>
         </w:rPr>
-        <w:t>教授</w:t>
+        <w:t xml:space="preserve"> </w:t>
       </w:r>
       <w:r>
         <w:rPr>
@@ -1365,21 +1395,34 @@
         </w:rPr>
         <w:t xml:space="preserve"> </w:t>
       </w:r>
-    </w:p>
-    <w:p>
-      <w:pPr>
-        <w:mirrorIndents/>
-        <w:rPr>
+      <w:r>
+        <w:rPr>
+          <w:rFonts w:hint="eastAsia"/>
           <w:sz w:val="32"/>
         </w:rPr>
-      </w:pPr>
+        <w:t xml:space="preserve">  </w:t>
+      </w:r>
+      <w:r>
+        <w:rPr>
+          <w:rFonts w:hint="eastAsia"/>
+          <w:sz w:val="32"/>
+        </w:rPr>
+        <w:t xml:space="preserve">  </w:t>
+      </w:r>
+      <w:r>
+        <w:rPr>
+          <w:rFonts w:hint="eastAsia"/>
+          <w:sz w:val="32"/>
+        </w:rPr>
+        <w:t xml:space="preserve"> </w:t>
+      </w:r>
       <w:r>
         <w:rPr>
           <w:rFonts w:hint="eastAsia"/>
           <w:sz w:val="28"/>
           <w:szCs w:val="28"/>
         </w:rPr>
-        <w:t>学科专业</w:t>
+        <w:t>培养单位</w:t>
       </w:r>
       <w:r>
         <w:rPr>
@@ -1387,7 +1430,7 @@
           <w:sz w:val="32"/>
           <w:u w:val="single"/>
         </w:rPr>
-        <w:t xml:space="preserve"> </w:t>
+        <w:t xml:space="preserve">  </w:t>
       </w:r>
       <w:r>
         <w:rPr>
@@ -1396,7 +1439,7 @@
           <w:szCs w:val="28"/>
           <w:u w:val="single"/>
         </w:rPr>
-        <w:t>计算机科学与技术</w:t>
+        <w:t>中国计量大学</w:t>
       </w:r>
       <w:r>
         <w:rPr>
@@ -1405,7 +1448,23 @@
           <w:szCs w:val="28"/>
           <w:u w:val="single"/>
         </w:rPr>
-        <w:t xml:space="preserve"> </w:t>
+        <w:t xml:space="preserve">  </w:t>
+      </w:r>
+    </w:p>
+    <w:p>
+      <w:pPr>
+        <w:mirrorIndents/>
+        <w:rPr>
+          <w:sz w:val="32"/>
+        </w:rPr>
+      </w:pPr>
+      <w:r>
+        <w:rPr>
+          <w:rFonts w:hint="eastAsia"/>
+          <w:sz w:val="28"/>
+          <w:szCs w:val="28"/>
+        </w:rPr>
+        <w:t>答辩委员会主席</w:t>
       </w:r>
       <w:r>
         <w:rPr>
@@ -1413,97 +1472,16 @@
           <w:sz w:val="32"/>
           <w:u w:val="single"/>
         </w:rPr>
-        <w:t xml:space="preserve"> </w:t>
-      </w:r>
-      <w:r>
-        <w:rPr>
-          <w:rFonts w:hint="eastAsia"/>
-          <w:sz w:val="32"/>
-        </w:rPr>
         <w:t xml:space="preserve">  </w:t>
       </w:r>
       <w:r>
         <w:rPr>
-          <w:rFonts w:hint="eastAsia"/>
-          <w:sz w:val="32"/>
-        </w:rPr>
-        <w:t xml:space="preserve">  </w:t>
-      </w:r>
-      <w:r>
-        <w:rPr>
-          <w:rFonts w:hint="eastAsia"/>
-          <w:sz w:val="32"/>
-        </w:rPr>
-        <w:t xml:space="preserve"> </w:t>
-      </w:r>
-      <w:r>
-        <w:rPr>
-          <w:rFonts w:hint="eastAsia"/>
-          <w:sz w:val="28"/>
-          <w:szCs w:val="28"/>
-        </w:rPr>
-        <w:t>培养单位</w:t>
-      </w:r>
-      <w:r>
-        <w:rPr>
-          <w:rFonts w:hint="eastAsia"/>
-          <w:sz w:val="32"/>
-          <w:u w:val="single"/>
-        </w:rPr>
-        <w:t xml:space="preserve">  </w:t>
-      </w:r>
-      <w:r>
-        <w:rPr>
-          <w:rFonts w:hint="eastAsia"/>
           <w:sz w:val="28"/>
           <w:szCs w:val="28"/>
           <w:u w:val="single"/>
         </w:rPr>
-        <w:t>中国计量大学</w:t>
-      </w:r>
-      <w:r>
-        <w:rPr>
-          <w:rFonts w:hint="eastAsia"/>
-          <w:sz w:val="28"/>
-          <w:szCs w:val="28"/>
-          <w:u w:val="single"/>
-        </w:rPr>
-        <w:t xml:space="preserve">  </w:t>
-      </w:r>
-    </w:p>
-    <w:p>
-      <w:pPr>
-        <w:mirrorIndents/>
-        <w:rPr>
-          <w:sz w:val="32"/>
-        </w:rPr>
-      </w:pPr>
-      <w:r>
-        <w:rPr>
-          <w:rFonts w:hint="eastAsia"/>
-          <w:sz w:val="28"/>
-          <w:szCs w:val="28"/>
-        </w:rPr>
-        <w:t>答辩委员会主席</w:t>
-      </w:r>
-      <w:r>
-        <w:rPr>
-          <w:rFonts w:hint="eastAsia"/>
-          <w:sz w:val="32"/>
-          <w:u w:val="single"/>
-        </w:rPr>
-        <w:t xml:space="preserve">  </w:t>
-      </w:r>
-      <w:proofErr w:type="gramStart"/>
-      <w:r>
-        <w:rPr>
-          <w:sz w:val="28"/>
-          <w:szCs w:val="28"/>
-          <w:u w:val="single"/>
-        </w:rPr>
         <w:t>单良</w:t>
       </w:r>
-      <w:proofErr w:type="gramEnd"/>
       <w:r>
         <w:rPr>
           <w:rFonts w:hint="eastAsia"/>
@@ -1603,12 +1581,21 @@
       </w:r>
       <w:r>
         <w:rPr>
+          <w:rFonts w:ascii="宋体" w:hAnsi="宋体" w:hint="eastAsia"/>
+          <w:sz w:val="28"/>
+          <w:szCs w:val="28"/>
+          <w:u w:val="single"/>
+        </w:rPr>
+        <w:t>陈晓</w:t>
+      </w:r>
+      <w:r>
+        <w:rPr>
           <w:rFonts w:ascii="黑体" w:eastAsia="黑体" w:hint="eastAsia"/>
           <w:sz w:val="28"/>
           <w:szCs w:val="28"/>
           <w:u w:val="single"/>
         </w:rPr>
-        <w:t xml:space="preserve">      </w:t>
+        <w:t xml:space="preserve">   </w:t>
       </w:r>
       <w:r>
         <w:rPr>
@@ -1617,7 +1604,7 @@
           <w:szCs w:val="28"/>
           <w:u w:val="single"/>
         </w:rPr>
-        <w:t xml:space="preserve">   </w:t>
+        <w:t xml:space="preserve">  </w:t>
       </w:r>
       <w:r>
         <w:rPr>
@@ -2025,39 +2012,7 @@
           <w:rFonts w:ascii="宋体" w:hAnsi="宋体" w:hint="eastAsia"/>
           <w:sz w:val="24"/>
         </w:rPr>
-        <w:t>视频播放功能；后端Flask服务实现了视频上传接口、处理状态查询、MJPEG视频流推送等API。系统采用MySQL数据库存储视频信息和检测结果，使用OpenCV进行视频</w:t>
-      </w:r>
-      <w:proofErr w:type="gramStart"/>
-      <w:r>
-        <w:rPr>
-          <w:rFonts w:ascii="宋体" w:hAnsi="宋体" w:hint="eastAsia"/>
-          <w:sz w:val="24"/>
-        </w:rPr>
-        <w:t>帧</w:t>
-      </w:r>
-      <w:proofErr w:type="gramEnd"/>
-      <w:r>
-        <w:rPr>
-          <w:rFonts w:ascii="宋体" w:hAnsi="宋体" w:hint="eastAsia"/>
-          <w:sz w:val="24"/>
-        </w:rPr>
-        <w:t>处理。针对CPU推理环境下的性能优化需求，本文采用了跳</w:t>
-      </w:r>
-      <w:proofErr w:type="gramStart"/>
-      <w:r>
-        <w:rPr>
-          <w:rFonts w:ascii="宋体" w:hAnsi="宋体" w:hint="eastAsia"/>
-          <w:sz w:val="24"/>
-        </w:rPr>
-        <w:t>帧处理</w:t>
-      </w:r>
-      <w:proofErr w:type="gramEnd"/>
-      <w:r>
-        <w:rPr>
-          <w:rFonts w:ascii="宋体" w:hAnsi="宋体" w:hint="eastAsia"/>
-          <w:sz w:val="24"/>
-        </w:rPr>
-        <w:t>策略、检测结果缓存、置信度阈值过滤等优化措施，有效提升了系统的处理速度。测试结果表明，在720P视频输入条件下，系统CPU推理速度可达15帧/秒以上，满足实时处理的需求。</w:t>
+        <w:t>视频播放功能；后端Flask服务实现了视频上传接口、处理状态查询、MJPEG视频流推送等API。系统采用MySQL数据库存储视频信息和检测结果，使用OpenCV进行视频帧处理。针对CPU推理环境下的性能优化需求，本文采用了跳帧处理策略、检测结果缓存、置信度阈值过滤等优化措施，有效提升了系统的处理速度。测试结果表明，在720P视频输入条件下，系统CPU推理速度可达15帧/秒以上，满足实时处理的需求。</w:t>
       </w:r>
     </w:p>
     <w:p>
@@ -2264,8 +2219,6 @@
           <w:sz w:val="24"/>
         </w:rPr>
       </w:pPr>
-      <w:proofErr w:type="spellStart"/>
-      <w:proofErr w:type="gramStart"/>
       <w:r>
         <w:rPr>
           <w:rFonts w:eastAsia="仿宋_GB2312"/>
@@ -2279,32 +2232,7 @@
           <w:rFonts w:eastAsia="仿宋_GB2312"/>
           <w:sz w:val="24"/>
         </w:rPr>
-        <w:t>With</w:t>
-      </w:r>
-      <w:proofErr w:type="spellEnd"/>
-      <w:proofErr w:type="gramEnd"/>
-      <w:r>
-        <w:rPr>
-          <w:rFonts w:eastAsia="仿宋_GB2312"/>
-          <w:sz w:val="24"/>
-        </w:rPr>
-        <w:t xml:space="preserve"> the rapid development of deep learning technology, object detection technology has been widely used in video surveillance, automatic driving, intelligent transportation and other fields. Traditional target detection systems often rely on specific hardware platforms or dedicated mobile applications, making it difficult to achieve cross-platform deployment and convenient user experience. This paper designs and implements a video target recognition system based on. NET MAUI framework. It adopts a distributed architecture with front-end and back-end separation. The front-end uses MAUI technology to implement cross-platform applications, the back-end uses Flask framework to provide RESTful API services, and the core detection algorithm uses YOLOv11 deep learning model. The main functions of the system include video file upload, real-time target detection, video stream push, detection result storage and display. The front-end MAUI application implements video list management, video upload, real-time processing status and video playback </w:t>
-      </w:r>
-      <w:proofErr w:type="gramStart"/>
-      <w:r>
-        <w:rPr>
-          <w:rFonts w:eastAsia="仿宋_GB2312"/>
-          <w:sz w:val="24"/>
-        </w:rPr>
-        <w:t>functions ;</w:t>
-      </w:r>
-      <w:proofErr w:type="gramEnd"/>
-      <w:r>
-        <w:rPr>
-          <w:rFonts w:eastAsia="仿宋_GB2312"/>
-          <w:sz w:val="24"/>
-        </w:rPr>
-        <w:t xml:space="preserve"> the back-end Flask service implements APIs such as video upload interface, processing status query, MJPEG video stream push, etc. The system uses MySQL database to store video information and detection results, and uses OpenCV for video frame processing. Aiming at the performance optimization requirements in the CPU inference environment, this paper adopts optimization measures such as frame skipping processing strategy, detection result caching, and confidence threshold filtering, which effectively improves the processing speed of the system. The test results show that the CPU inference speed of the system can reach more than 15 frames per second under the condition of 720P video input, which meets the needs of real-time processing.</w:t>
+        <w:t>With the rapid development of deep learning technology, object detection technology has been widely used in video surveillance, automatic driving, intelligent transportation and other fields. Traditional target detection systems often rely on specific hardware platforms or dedicated mobile applications, making it difficult to achieve cross-platform deployment and convenient user experience. This paper designs and implements a video target recognition system based on. NET MAUI framework. It adopts a distributed architecture with front-end and back-end separation. The front-end uses MAUI technology to implement cross-platform applications, the back-end uses Flask framework to provide RESTful API services, and the core detection algorithm uses YOLOv11 deep learning model. The main functions of the system include video file upload, real-time target detection, video stream push, detection result storage and display. The front-end MAUI application implements video list management, video upload, real-time processing status and video playback functions ; the back-end Flask service implements APIs such as video upload interface, processing status query, MJPEG video stream push, etc. The system uses MySQL database to store video information and detection results, and uses OpenCV for video frame processing. Aiming at the performance optimization requirements in the CPU inference environment, this paper adopts optimization measures such as frame skipping processing strategy, detection result caching, and confidence threshold filtering, which effectively improves the processing speed of the system. The test results show that the CPU inference speed of the system can reach more than 15 frames per second under the condition of 720P video input, which meets the needs of real-time processing.</w:t>
       </w:r>
     </w:p>
     <w:p>
@@ -2345,7 +2273,6 @@
         </w:rPr>
         <w:t xml:space="preserve"> </w:t>
       </w:r>
-      <w:proofErr w:type="gramStart"/>
       <w:r>
         <w:rPr>
           <w:rFonts w:eastAsia="仿宋_GB2312"/>
@@ -2362,23 +2289,13 @@
         </w:rPr>
         <w:t>,</w:t>
       </w:r>
-      <w:proofErr w:type="gramEnd"/>
       <w:r>
         <w:rPr>
           <w:rFonts w:eastAsia="仿宋_GB2312"/>
           <w:b/>
           <w:sz w:val="24"/>
         </w:rPr>
-        <w:t xml:space="preserve"> target </w:t>
-      </w:r>
-      <w:proofErr w:type="gramStart"/>
-      <w:r>
-        <w:rPr>
-          <w:rFonts w:eastAsia="仿宋_GB2312"/>
-          <w:b/>
-          <w:sz w:val="24"/>
-        </w:rPr>
-        <w:t xml:space="preserve">detection </w:t>
+        <w:t xml:space="preserve"> target detection </w:t>
       </w:r>
       <w:r>
         <w:rPr>
@@ -2388,7 +2305,6 @@
         </w:rPr>
         <w:t>,</w:t>
       </w:r>
-      <w:proofErr w:type="gramEnd"/>
       <w:r>
         <w:rPr>
           <w:rFonts w:ascii="宋体" w:hAnsi="宋体" w:hint="eastAsia"/>
@@ -2396,9 +2312,24 @@
           <w:bCs/>
           <w:sz w:val="24"/>
         </w:rPr>
-        <w:t xml:space="preserve"> YOLOv</w:t>
-      </w:r>
-      <w:proofErr w:type="gramStart"/>
+        <w:t xml:space="preserve"> YOLOv11 </w:t>
+      </w:r>
+      <w:r>
+        <w:rPr>
+          <w:rFonts w:eastAsia="仿宋_GB2312" w:hint="eastAsia"/>
+          <w:b/>
+          <w:sz w:val="24"/>
+        </w:rPr>
+        <w:t>,</w:t>
+      </w:r>
+      <w:r>
+        <w:rPr>
+          <w:rFonts w:eastAsia="仿宋_GB2312"/>
+          <w:b/>
+          <w:sz w:val="24"/>
+        </w:rPr>
+        <w:t xml:space="preserve"> </w:t>
+      </w:r>
       <w:r>
         <w:rPr>
           <w:rFonts w:ascii="宋体" w:hAnsi="宋体" w:hint="eastAsia"/>
@@ -2406,7 +2337,7 @@
           <w:bCs/>
           <w:sz w:val="24"/>
         </w:rPr>
-        <w:t xml:space="preserve">11 </w:t>
+        <w:t xml:space="preserve">Flask </w:t>
       </w:r>
       <w:r>
         <w:rPr>
@@ -2416,24 +2347,13 @@
         </w:rPr>
         <w:t>,</w:t>
       </w:r>
-      <w:proofErr w:type="gramEnd"/>
       <w:r>
         <w:rPr>
           <w:rFonts w:eastAsia="仿宋_GB2312"/>
           <w:b/>
           <w:sz w:val="24"/>
         </w:rPr>
-        <w:t xml:space="preserve"> </w:t>
-      </w:r>
-      <w:proofErr w:type="gramStart"/>
-      <w:r>
-        <w:rPr>
-          <w:rFonts w:ascii="宋体" w:hAnsi="宋体" w:hint="eastAsia"/>
-          <w:b/>
-          <w:bCs/>
-          <w:sz w:val="24"/>
-        </w:rPr>
-        <w:t xml:space="preserve">Flask </w:t>
+        <w:t xml:space="preserve"> real-time processing </w:t>
       </w:r>
       <w:r>
         <w:rPr>
@@ -2443,33 +2363,6 @@
         </w:rPr>
         <w:t>,</w:t>
       </w:r>
-      <w:proofErr w:type="gramEnd"/>
-      <w:r>
-        <w:rPr>
-          <w:rFonts w:eastAsia="仿宋_GB2312"/>
-          <w:b/>
-          <w:sz w:val="24"/>
-        </w:rPr>
-        <w:t xml:space="preserve"> real-time </w:t>
-      </w:r>
-      <w:proofErr w:type="gramStart"/>
-      <w:r>
-        <w:rPr>
-          <w:rFonts w:eastAsia="仿宋_GB2312"/>
-          <w:b/>
-          <w:sz w:val="24"/>
-        </w:rPr>
-        <w:t xml:space="preserve">processing </w:t>
-      </w:r>
-      <w:r>
-        <w:rPr>
-          <w:rFonts w:eastAsia="仿宋_GB2312" w:hint="eastAsia"/>
-          <w:b/>
-          <w:sz w:val="24"/>
-        </w:rPr>
-        <w:t>,</w:t>
-      </w:r>
-      <w:proofErr w:type="gramEnd"/>
       <w:r>
         <w:rPr>
           <w:rFonts w:eastAsia="仿宋_GB2312"/>
@@ -8255,14 +8148,12 @@
         </w:rPr>
         <w:t>年，</w:t>
       </w:r>
-      <w:proofErr w:type="spellStart"/>
       <w:r>
         <w:rPr>
           <w:sz w:val="24"/>
         </w:rPr>
         <w:t>Girshick</w:t>
       </w:r>
-      <w:proofErr w:type="spellEnd"/>
       <w:r>
         <w:rPr>
           <w:sz w:val="24"/>
@@ -9061,35 +8952,7 @@
         <w:rPr>
           <w:sz w:val="24"/>
         </w:rPr>
-        <w:t>在移动</w:t>
-      </w:r>
-      <w:proofErr w:type="gramStart"/>
-      <w:r>
-        <w:rPr>
-          <w:sz w:val="24"/>
-        </w:rPr>
-        <w:t>端目标</w:t>
-      </w:r>
-      <w:proofErr w:type="gramEnd"/>
-      <w:r>
-        <w:rPr>
-          <w:sz w:val="24"/>
-        </w:rPr>
-        <w:t>检测方面，研究人员也在不断探索新的解决方案。传统的移动</w:t>
-      </w:r>
-      <w:proofErr w:type="gramStart"/>
-      <w:r>
-        <w:rPr>
-          <w:sz w:val="24"/>
-        </w:rPr>
-        <w:t>端目标</w:t>
-      </w:r>
-      <w:proofErr w:type="gramEnd"/>
-      <w:r>
-        <w:rPr>
-          <w:sz w:val="24"/>
-        </w:rPr>
-        <w:t>检测主要依赖于将训练好的模型部署到移动设备上，通过模型压缩、量化等技术降低计算复杂度</w:t>
+        <w:t>在移动端目标检测方面，研究人员也在不断探索新的解决方案。传统的移动端目标检测主要依赖于将训练好的模型部署到移动设备上，通过模型压缩、量化等技术降低计算复杂度</w:t>
       </w:r>
       <w:r>
         <w:rPr>
@@ -9253,14 +9116,12 @@
         </w:rPr>
         <w:t>作为</w:t>
       </w:r>
-      <w:proofErr w:type="spellStart"/>
       <w:r>
         <w:rPr>
           <w:sz w:val="24"/>
         </w:rPr>
         <w:t>Xamarin.Forms</w:t>
       </w:r>
-      <w:proofErr w:type="spellEnd"/>
       <w:r>
         <w:rPr>
           <w:sz w:val="24"/>
@@ -9277,21 +9138,7 @@
         <w:rPr>
           <w:sz w:val="24"/>
         </w:rPr>
-        <w:t>采用</w:t>
-      </w:r>
-      <w:proofErr w:type="gramStart"/>
-      <w:r>
-        <w:rPr>
-          <w:sz w:val="24"/>
-        </w:rPr>
-        <w:t>单项目</w:t>
-      </w:r>
-      <w:proofErr w:type="gramEnd"/>
-      <w:r>
-        <w:rPr>
-          <w:sz w:val="24"/>
-        </w:rPr>
-        <w:t>多平台的方式，允许开发者使用统一的代码库构建面向不同平台的应用</w:t>
+        <w:t>采用单项目多平台的方式，允许开发者使用统一的代码库构建面向不同平台的应用</w:t>
       </w:r>
       <w:r>
         <w:rPr>
@@ -9775,14 +9622,12 @@
         </w:rPr>
         <w:t>是</w:t>
       </w:r>
-      <w:proofErr w:type="spellStart"/>
       <w:r>
         <w:rPr>
           <w:sz w:val="24"/>
         </w:rPr>
         <w:t>Xamarin.Forms</w:t>
       </w:r>
-      <w:proofErr w:type="spellEnd"/>
       <w:r>
         <w:rPr>
           <w:sz w:val="24"/>
@@ -9801,14 +9646,12 @@
         </w:rPr>
         <w:t>年正式发布，相比</w:t>
       </w:r>
-      <w:proofErr w:type="spellStart"/>
       <w:r>
         <w:rPr>
           <w:sz w:val="24"/>
         </w:rPr>
         <w:t>Xamarin.Forms</w:t>
       </w:r>
-      <w:proofErr w:type="spellEnd"/>
       <w:r>
         <w:rPr>
           <w:sz w:val="24"/>
@@ -9903,21 +9746,7 @@
         <w:rPr>
           <w:sz w:val="24"/>
         </w:rPr>
-        <w:t>的核心特点是</w:t>
-      </w:r>
-      <w:proofErr w:type="gramStart"/>
-      <w:r>
-        <w:rPr>
-          <w:sz w:val="24"/>
-        </w:rPr>
-        <w:t>单项目</w:t>
-      </w:r>
-      <w:proofErr w:type="gramEnd"/>
-      <w:r>
-        <w:rPr>
-          <w:sz w:val="24"/>
-        </w:rPr>
-        <w:t>多平台架构。在</w:t>
+        <w:t>的核心特点是单项目多平台架构。在</w:t>
       </w:r>
       <w:r>
         <w:rPr>
@@ -10025,21 +9854,7 @@
         <w:rPr>
           <w:sz w:val="24"/>
         </w:rPr>
-        <w:t>的</w:t>
-      </w:r>
-      <w:proofErr w:type="gramStart"/>
-      <w:r>
-        <w:rPr>
-          <w:sz w:val="24"/>
-        </w:rPr>
-        <w:t>完全访问</w:t>
-      </w:r>
-      <w:proofErr w:type="gramEnd"/>
-      <w:r>
-        <w:rPr>
-          <w:sz w:val="24"/>
-        </w:rPr>
-        <w:t>能力，开发者可以使用</w:t>
+        <w:t>的完全访问能力，开发者可以使用</w:t>
       </w:r>
       <w:r>
         <w:rPr>
@@ -10167,28 +9982,24 @@
         </w:rPr>
         <w:t>、</w:t>
       </w:r>
-      <w:proofErr w:type="spellStart"/>
       <w:r>
         <w:rPr>
           <w:sz w:val="24"/>
         </w:rPr>
         <w:t>ListView</w:t>
       </w:r>
-      <w:proofErr w:type="spellEnd"/>
       <w:r>
         <w:rPr>
           <w:sz w:val="24"/>
         </w:rPr>
         <w:t>、</w:t>
       </w:r>
-      <w:proofErr w:type="spellStart"/>
       <w:r>
         <w:rPr>
           <w:sz w:val="24"/>
         </w:rPr>
         <w:t>CollectionView</w:t>
       </w:r>
-      <w:proofErr w:type="spellEnd"/>
       <w:r>
         <w:rPr>
           <w:sz w:val="24"/>
@@ -10325,21 +10136,61 @@
         <w:rPr>
           <w:sz w:val="24"/>
         </w:rPr>
-        <w:t>Model-View-</w:t>
-      </w:r>
-      <w:proofErr w:type="spellStart"/>
+        <w:t>Model-View-ViewModel</w:t>
+      </w:r>
+      <w:r>
+        <w:rPr>
+          <w:sz w:val="24"/>
+        </w:rPr>
+        <w:t>）架构模式来组织代码。</w:t>
+      </w:r>
+      <w:r>
+        <w:rPr>
+          <w:sz w:val="24"/>
+        </w:rPr>
+        <w:t>Model</w:t>
+      </w:r>
+      <w:r>
+        <w:rPr>
+          <w:sz w:val="24"/>
+        </w:rPr>
+        <w:t>层负责数据模型和业务逻辑，</w:t>
+      </w:r>
+      <w:r>
+        <w:rPr>
+          <w:sz w:val="24"/>
+        </w:rPr>
+        <w:t>View</w:t>
+      </w:r>
+      <w:r>
+        <w:rPr>
+          <w:sz w:val="24"/>
+        </w:rPr>
+        <w:t>层负责用户界面展示，</w:t>
+      </w:r>
       <w:r>
         <w:rPr>
           <w:sz w:val="24"/>
         </w:rPr>
         <w:t>ViewModel</w:t>
       </w:r>
-      <w:proofErr w:type="spellEnd"/>
-      <w:r>
-        <w:rPr>
-          <w:sz w:val="24"/>
-        </w:rPr>
-        <w:t>）架构模式来组织代码。</w:t>
+      <w:r>
+        <w:rPr>
+          <w:sz w:val="24"/>
+        </w:rPr>
+        <w:t>层负责连接</w:t>
+      </w:r>
+      <w:r>
+        <w:rPr>
+          <w:sz w:val="24"/>
+        </w:rPr>
+        <w:t>View</w:t>
+      </w:r>
+      <w:r>
+        <w:rPr>
+          <w:sz w:val="24"/>
+        </w:rPr>
+        <w:t>和</w:t>
       </w:r>
       <w:r>
         <w:rPr>
@@ -10347,108 +10198,18 @@
         </w:rPr>
         <w:t>Model</w:t>
       </w:r>
-      <w:proofErr w:type="gramStart"/>
-      <w:r>
-        <w:rPr>
-          <w:sz w:val="24"/>
-        </w:rPr>
-        <w:t>层负责</w:t>
-      </w:r>
-      <w:proofErr w:type="gramEnd"/>
-      <w:r>
-        <w:rPr>
-          <w:sz w:val="24"/>
-        </w:rPr>
-        <w:t>数据模型和业务逻辑，</w:t>
-      </w:r>
-      <w:r>
-        <w:rPr>
-          <w:sz w:val="24"/>
-        </w:rPr>
-        <w:t>View</w:t>
-      </w:r>
-      <w:proofErr w:type="gramStart"/>
-      <w:r>
-        <w:rPr>
-          <w:sz w:val="24"/>
-        </w:rPr>
-        <w:t>层负责</w:t>
-      </w:r>
-      <w:proofErr w:type="gramEnd"/>
-      <w:r>
-        <w:rPr>
-          <w:sz w:val="24"/>
-        </w:rPr>
-        <w:t>用户界面展示，</w:t>
-      </w:r>
-      <w:proofErr w:type="spellStart"/>
-      <w:r>
-        <w:rPr>
-          <w:sz w:val="24"/>
-        </w:rPr>
-        <w:t>ViewModel</w:t>
-      </w:r>
-      <w:proofErr w:type="spellEnd"/>
-      <w:proofErr w:type="gramStart"/>
-      <w:r>
-        <w:rPr>
-          <w:sz w:val="24"/>
-        </w:rPr>
-        <w:t>层负责</w:t>
-      </w:r>
-      <w:proofErr w:type="gramEnd"/>
-      <w:r>
-        <w:rPr>
-          <w:sz w:val="24"/>
-        </w:rPr>
-        <w:t>连接</w:t>
-      </w:r>
-      <w:r>
-        <w:rPr>
-          <w:sz w:val="24"/>
-        </w:rPr>
-        <w:t>View</w:t>
-      </w:r>
-      <w:r>
-        <w:rPr>
-          <w:sz w:val="24"/>
-        </w:rPr>
-        <w:t>和</w:t>
-      </w:r>
-      <w:r>
-        <w:rPr>
-          <w:sz w:val="24"/>
-        </w:rPr>
-        <w:t>Model</w:t>
-      </w:r>
-      <w:r>
-        <w:rPr>
-          <w:sz w:val="24"/>
-        </w:rPr>
-        <w:t>，处理用户</w:t>
-      </w:r>
-      <w:proofErr w:type="gramStart"/>
-      <w:r>
-        <w:rPr>
-          <w:sz w:val="24"/>
-        </w:rPr>
-        <w:t>交互和</w:t>
-      </w:r>
-      <w:proofErr w:type="gramEnd"/>
-      <w:r>
-        <w:rPr>
-          <w:sz w:val="24"/>
-        </w:rPr>
-        <w:t>维护界面状态。</w:t>
-      </w:r>
-      <w:proofErr w:type="spellStart"/>
+      <w:r>
+        <w:rPr>
+          <w:sz w:val="24"/>
+        </w:rPr>
+        <w:t>，处理用户交互和维护界面状态。</w:t>
+      </w:r>
       <w:r>
         <w:rPr>
           <w:sz w:val="24"/>
         </w:rPr>
         <w:t>CommunityToolkit.Mvvm</w:t>
       </w:r>
-      <w:proofErr w:type="spellEnd"/>
       <w:r>
         <w:rPr>
           <w:sz w:val="24"/>
@@ -10467,28 +10228,24 @@
         </w:rPr>
         <w:t>辅助库，提供了</w:t>
       </w:r>
-      <w:proofErr w:type="spellStart"/>
       <w:r>
         <w:rPr>
           <w:sz w:val="24"/>
         </w:rPr>
         <w:t>ObservableProperty</w:t>
       </w:r>
-      <w:proofErr w:type="spellEnd"/>
       <w:r>
         <w:rPr>
           <w:sz w:val="24"/>
         </w:rPr>
         <w:t>、</w:t>
       </w:r>
-      <w:proofErr w:type="spellStart"/>
       <w:r>
         <w:rPr>
           <w:sz w:val="24"/>
         </w:rPr>
         <w:t>RelayCommand</w:t>
       </w:r>
-      <w:proofErr w:type="spellEnd"/>
       <w:r>
         <w:rPr>
           <w:sz w:val="24"/>
@@ -10591,28 +10348,24 @@
         </w:rPr>
         <w:t>内置了对</w:t>
       </w:r>
-      <w:proofErr w:type="spellStart"/>
       <w:r>
         <w:rPr>
           <w:sz w:val="24"/>
         </w:rPr>
         <w:t>Microsoft.Extensions.DependencyInjection</w:t>
       </w:r>
-      <w:proofErr w:type="spellEnd"/>
       <w:r>
         <w:rPr>
           <w:sz w:val="24"/>
         </w:rPr>
         <w:t>的支持。通过在</w:t>
       </w:r>
-      <w:proofErr w:type="spellStart"/>
       <w:r>
         <w:rPr>
           <w:sz w:val="24"/>
         </w:rPr>
         <w:t>MauiProgram.cs</w:t>
       </w:r>
-      <w:proofErr w:type="spellEnd"/>
       <w:r>
         <w:rPr>
           <w:sz w:val="24"/>
@@ -10750,16 +10503,8 @@
         <w:rPr>
           <w:sz w:val="24"/>
         </w:rPr>
-        <w:t xml:space="preserve">Armin </w:t>
-      </w:r>
-      <w:proofErr w:type="spellStart"/>
-      <w:r>
-        <w:rPr>
-          <w:sz w:val="24"/>
-        </w:rPr>
-        <w:t>Ronacher</w:t>
-      </w:r>
-      <w:proofErr w:type="spellEnd"/>
+        <w:t>Armin Ronacher</w:t>
+      </w:r>
       <w:r>
         <w:rPr>
           <w:sz w:val="24"/>
@@ -10938,21 +10683,7 @@
         <w:rPr>
           <w:sz w:val="24"/>
         </w:rPr>
-        <w:t>应用所需的</w:t>
-      </w:r>
-      <w:proofErr w:type="gramStart"/>
-      <w:r>
-        <w:rPr>
-          <w:sz w:val="24"/>
-        </w:rPr>
-        <w:t>最</w:t>
-      </w:r>
-      <w:proofErr w:type="gramEnd"/>
-      <w:r>
-        <w:rPr>
-          <w:sz w:val="24"/>
-        </w:rPr>
-        <w:t>基本功能，其他功能如数据库抽象层、表单验证、用户认证等，都通过扩展来实现。这种设计使得</w:t>
+        <w:t>应用所需的最基本功能，其他功能如数据库抽象层、表单验证、用户认证等，都通过扩展来实现。这种设计使得</w:t>
       </w:r>
       <w:r>
         <w:rPr>
@@ -10991,14 +10722,12 @@
         </w:rPr>
         <w:t>使用</w:t>
       </w:r>
-      <w:proofErr w:type="spellStart"/>
       <w:r>
         <w:rPr>
           <w:sz w:val="24"/>
         </w:rPr>
         <w:t>Werkzeug</w:t>
       </w:r>
-      <w:proofErr w:type="spellEnd"/>
       <w:r>
         <w:rPr>
           <w:sz w:val="24"/>
@@ -11029,14 +10758,12 @@
         </w:rPr>
         <w:t>作为模板引擎。</w:t>
       </w:r>
-      <w:proofErr w:type="spellStart"/>
       <w:r>
         <w:rPr>
           <w:sz w:val="24"/>
         </w:rPr>
         <w:t>Werkzeug</w:t>
       </w:r>
-      <w:proofErr w:type="spellEnd"/>
       <w:r>
         <w:rPr>
           <w:sz w:val="24"/>
@@ -11217,19 +10944,11 @@
         </w:rPr>
         <w:t>@app.route()</w:t>
       </w:r>
-      <w:proofErr w:type="gramStart"/>
-      <w:r>
-        <w:rPr>
-          <w:sz w:val="24"/>
-        </w:rPr>
-        <w:t>装饰器</w:t>
-      </w:r>
-      <w:proofErr w:type="gramEnd"/>
-      <w:r>
-        <w:rPr>
-          <w:sz w:val="24"/>
-        </w:rPr>
-        <w:t>来定义</w:t>
+      <w:r>
+        <w:rPr>
+          <w:sz w:val="24"/>
+        </w:rPr>
+        <w:t>装饰器来定义</w:t>
       </w:r>
       <w:r>
         <w:rPr>
@@ -11361,35 +11080,19 @@
         <w:rPr>
           <w:sz w:val="24"/>
         </w:rPr>
-        <w:t>flask-</w:t>
-      </w:r>
-      <w:proofErr w:type="spellStart"/>
-      <w:r>
-        <w:rPr>
-          <w:sz w:val="24"/>
-        </w:rPr>
-        <w:t>cors</w:t>
-      </w:r>
-      <w:proofErr w:type="spellEnd"/>
+        <w:t>flask-cors</w:t>
+      </w:r>
       <w:r>
         <w:rPr>
           <w:sz w:val="24"/>
         </w:rPr>
         <w:t>扩展用于处理跨域请求，</w:t>
       </w:r>
-      <w:proofErr w:type="spellStart"/>
-      <w:r>
-        <w:rPr>
-          <w:sz w:val="24"/>
-        </w:rPr>
-        <w:t>mysql</w:t>
-      </w:r>
-      <w:proofErr w:type="spellEnd"/>
-      <w:r>
-        <w:rPr>
-          <w:sz w:val="24"/>
-        </w:rPr>
-        <w:t>-connector-python</w:t>
+      <w:r>
+        <w:rPr>
+          <w:sz w:val="24"/>
+        </w:rPr>
+        <w:t>mysql-connector-python</w:t>
       </w:r>
       <w:r>
         <w:rPr>
@@ -11518,14 +11221,12 @@
         </w:rPr>
         <w:t>）目标检测算法的最新版本，由</w:t>
       </w:r>
-      <w:proofErr w:type="spellStart"/>
       <w:r>
         <w:rPr>
           <w:sz w:val="24"/>
         </w:rPr>
         <w:t>Ultralytics</w:t>
       </w:r>
-      <w:proofErr w:type="spellEnd"/>
       <w:r>
         <w:rPr>
           <w:sz w:val="24"/>
@@ -11656,21 +11357,7 @@
         <w:rPr>
           <w:sz w:val="24"/>
         </w:rPr>
-        <w:t>采用</w:t>
-      </w:r>
-      <w:proofErr w:type="gramStart"/>
-      <w:r>
-        <w:rPr>
-          <w:sz w:val="24"/>
-        </w:rPr>
-        <w:t>单阶段</w:t>
-      </w:r>
-      <w:proofErr w:type="gramEnd"/>
-      <w:r>
-        <w:rPr>
-          <w:sz w:val="24"/>
-        </w:rPr>
-        <w:t>检测方式，直接在输入图像上预测边界框的位置和类别概率。这种设计使得</w:t>
+        <w:t>采用单阶段检测方式，直接在输入图像上预测边界框的位置和类别概率。这种设计使得</w:t>
       </w:r>
       <w:r>
         <w:rPr>
@@ -11850,21 +11537,7 @@
         <w:rPr>
           <w:sz w:val="24"/>
         </w:rPr>
-        <w:t>还提供了多种</w:t>
-      </w:r>
-      <w:proofErr w:type="gramStart"/>
-      <w:r>
-        <w:rPr>
-          <w:sz w:val="24"/>
-        </w:rPr>
-        <w:t>预训练</w:t>
-      </w:r>
-      <w:proofErr w:type="gramEnd"/>
-      <w:r>
-        <w:rPr>
-          <w:sz w:val="24"/>
-        </w:rPr>
-        <w:t>模型，包括</w:t>
+        <w:t>还提供了多种预训练模型，包括</w:t>
       </w:r>
       <w:r>
         <w:rPr>
@@ -12052,14 +11725,12 @@
           <w:sz w:val="24"/>
         </w:rPr>
       </w:pPr>
-      <w:proofErr w:type="spellStart"/>
       <w:r>
         <w:rPr>
           <w:sz w:val="24"/>
         </w:rPr>
         <w:t>Ultralytics</w:t>
       </w:r>
-      <w:proofErr w:type="spellEnd"/>
       <w:r>
         <w:rPr>
           <w:sz w:val="24"/>
@@ -12078,14 +11749,12 @@
         </w:rPr>
         <w:t>库</w:t>
       </w:r>
-      <w:proofErr w:type="spellStart"/>
       <w:r>
         <w:rPr>
           <w:sz w:val="24"/>
         </w:rPr>
         <w:t>ltralytics</w:t>
       </w:r>
-      <w:proofErr w:type="spellEnd"/>
       <w:r>
         <w:rPr>
           <w:sz w:val="24"/>
@@ -12120,21 +11789,7 @@
         <w:rPr>
           <w:sz w:val="24"/>
         </w:rPr>
-        <w:t>model(frame, device='</w:t>
-      </w:r>
-      <w:proofErr w:type="spellStart"/>
-      <w:r>
-        <w:rPr>
-          <w:sz w:val="24"/>
-        </w:rPr>
-        <w:t>cpu</w:t>
-      </w:r>
-      <w:proofErr w:type="spellEnd"/>
-      <w:r>
-        <w:rPr>
-          <w:sz w:val="24"/>
-        </w:rPr>
-        <w:t>')</w:t>
+        <w:t>model(frame, device='cpu')</w:t>
       </w:r>
       <w:r>
         <w:rPr>
@@ -12158,21 +11813,7 @@
         <w:rPr>
           <w:sz w:val="24"/>
         </w:rPr>
-        <w:t>device='</w:t>
-      </w:r>
-      <w:proofErr w:type="spellStart"/>
-      <w:r>
-        <w:rPr>
-          <w:sz w:val="24"/>
-        </w:rPr>
-        <w:t>cuda</w:t>
-      </w:r>
-      <w:proofErr w:type="spellEnd"/>
-      <w:r>
-        <w:rPr>
-          <w:sz w:val="24"/>
-        </w:rPr>
-        <w:t>'</w:t>
+        <w:t>device='cuda'</w:t>
       </w:r>
       <w:r>
         <w:rPr>
@@ -12425,14 +12066,12 @@
         </w:rPr>
         <w:t>服务器架构。数据库服务器（</w:t>
       </w:r>
-      <w:proofErr w:type="spellStart"/>
       <w:r>
         <w:rPr>
           <w:sz w:val="24"/>
         </w:rPr>
         <w:t>mysqld</w:t>
       </w:r>
-      <w:proofErr w:type="spellEnd"/>
       <w:r>
         <w:rPr>
           <w:sz w:val="24"/>
@@ -12619,28 +12258,24 @@
         </w:rPr>
         <w:t>支持多种存储引擎，如</w:t>
       </w:r>
-      <w:proofErr w:type="spellStart"/>
       <w:r>
         <w:rPr>
           <w:sz w:val="24"/>
         </w:rPr>
         <w:t>InnoDB</w:t>
       </w:r>
-      <w:proofErr w:type="spellEnd"/>
       <w:r>
         <w:rPr>
           <w:sz w:val="24"/>
         </w:rPr>
         <w:t>、</w:t>
       </w:r>
-      <w:proofErr w:type="spellStart"/>
       <w:r>
         <w:rPr>
           <w:sz w:val="24"/>
         </w:rPr>
         <w:t>MyISAM</w:t>
       </w:r>
-      <w:proofErr w:type="spellEnd"/>
       <w:r>
         <w:rPr>
           <w:sz w:val="24"/>
@@ -12659,14 +12294,12 @@
         </w:rPr>
         <w:t>等。</w:t>
       </w:r>
-      <w:proofErr w:type="spellStart"/>
       <w:r>
         <w:rPr>
           <w:sz w:val="24"/>
         </w:rPr>
         <w:t>InnoDB</w:t>
       </w:r>
-      <w:proofErr w:type="spellEnd"/>
       <w:r>
         <w:rPr>
           <w:sz w:val="24"/>
@@ -12683,21 +12316,7 @@
         <w:rPr>
           <w:sz w:val="24"/>
         </w:rPr>
-        <w:t>以后的默认存储引擎，支持事务处理、行级锁定、</w:t>
-      </w:r>
-      <w:proofErr w:type="gramStart"/>
-      <w:r>
-        <w:rPr>
-          <w:sz w:val="24"/>
-        </w:rPr>
-        <w:t>外键约束</w:t>
-      </w:r>
-      <w:proofErr w:type="gramEnd"/>
-      <w:r>
-        <w:rPr>
-          <w:sz w:val="24"/>
-        </w:rPr>
-        <w:t>等高级特性，适合需要高并发和数据一致性要求的应用场景</w:t>
+        <w:t>以后的默认存储引擎，支持事务处理、行级锁定、外键约束等高级特性，适合需要高并发和数据一致性要求的应用场景</w:t>
       </w:r>
       <w:r>
         <w:rPr>
@@ -12801,19 +12420,11 @@
         </w:rPr>
         <w:t>应用，可以使用</w:t>
       </w:r>
-      <w:proofErr w:type="spellStart"/>
-      <w:r>
-        <w:rPr>
-          <w:sz w:val="24"/>
-        </w:rPr>
-        <w:t>mysql</w:t>
-      </w:r>
-      <w:proofErr w:type="spellEnd"/>
-      <w:r>
-        <w:rPr>
-          <w:sz w:val="24"/>
-        </w:rPr>
-        <w:t>-connector-python</w:t>
+      <w:r>
+        <w:rPr>
+          <w:sz w:val="24"/>
+        </w:rPr>
+        <w:t>mysql-connector-python</w:t>
       </w:r>
       <w:r>
         <w:rPr>
@@ -12821,22 +12432,18 @@
         </w:rPr>
         <w:t>或</w:t>
       </w:r>
-      <w:proofErr w:type="spellStart"/>
       <w:r>
         <w:rPr>
           <w:sz w:val="24"/>
         </w:rPr>
         <w:t>pymysql</w:t>
       </w:r>
-      <w:proofErr w:type="spellEnd"/>
-      <w:proofErr w:type="gramStart"/>
       <w:r>
         <w:rPr>
           <w:sz w:val="24"/>
         </w:rPr>
         <w:t>等库连接</w:t>
       </w:r>
-      <w:proofErr w:type="gramEnd"/>
       <w:r>
         <w:rPr>
           <w:sz w:val="24"/>
@@ -13280,23 +12887,7 @@
           <w:rFonts w:hint="eastAsia"/>
           <w:sz w:val="24"/>
         </w:rPr>
-        <w:t>类提供了访问摄像头和视频文件的能力，</w:t>
-      </w:r>
-      <w:proofErr w:type="gramStart"/>
-      <w:r>
-        <w:rPr>
-          <w:rFonts w:hint="eastAsia"/>
-          <w:sz w:val="24"/>
-        </w:rPr>
-        <w:t>可以逐帧读取</w:t>
-      </w:r>
-      <w:proofErr w:type="gramEnd"/>
-      <w:r>
-        <w:rPr>
-          <w:rFonts w:hint="eastAsia"/>
-          <w:sz w:val="24"/>
-        </w:rPr>
-        <w:t>视频内容；</w:t>
+        <w:t>类提供了访问摄像头和视频文件的能力，可以逐帧读取视频内容；</w:t>
       </w:r>
       <w:r>
         <w:rPr>
@@ -13960,21 +13551,7 @@
         <w:rPr>
           <w:sz w:val="24"/>
         </w:rPr>
-        <w:t>流推送。生成器</w:t>
-      </w:r>
-      <w:proofErr w:type="gramStart"/>
-      <w:r>
-        <w:rPr>
-          <w:sz w:val="24"/>
-        </w:rPr>
-        <w:t>函数逐帧读取</w:t>
-      </w:r>
-      <w:proofErr w:type="gramEnd"/>
-      <w:r>
-        <w:rPr>
-          <w:sz w:val="24"/>
-        </w:rPr>
-        <w:t>视频，执行处理（如目标检测），然后将处理后的帧编码为</w:t>
+        <w:t>流推送。生成器函数逐帧读取视频，执行处理（如目标检测），然后将处理后的帧编码为</w:t>
       </w:r>
       <w:r>
         <w:rPr>
@@ -14156,28 +13733,24 @@
         </w:rPr>
         <w:t>的</w:t>
       </w:r>
-      <w:proofErr w:type="spellStart"/>
       <w:r>
         <w:rPr>
           <w:sz w:val="24"/>
         </w:rPr>
         <w:t>img</w:t>
       </w:r>
-      <w:proofErr w:type="spellEnd"/>
       <w:r>
         <w:rPr>
           <w:sz w:val="24"/>
         </w:rPr>
         <w:t>标签可以通过设置</w:t>
       </w:r>
-      <w:proofErr w:type="spellStart"/>
       <w:r>
         <w:rPr>
           <w:sz w:val="24"/>
         </w:rPr>
         <w:t>src</w:t>
       </w:r>
-      <w:proofErr w:type="spellEnd"/>
       <w:r>
         <w:rPr>
           <w:sz w:val="24"/>
@@ -14322,19 +13895,11 @@
           <w:sz w:val="24"/>
         </w:rPr>
       </w:pPr>
-      <w:proofErr w:type="gramStart"/>
-      <w:r>
-        <w:rPr>
-          <w:sz w:val="24"/>
-        </w:rPr>
-        <w:t>据业务</w:t>
-      </w:r>
-      <w:proofErr w:type="gramEnd"/>
-      <w:r>
-        <w:rPr>
-          <w:sz w:val="24"/>
-        </w:rPr>
-        <w:t>需求，系统分为前端应用和后端服务两个部分，前端应用的功能需求包括</w:t>
+      <w:r>
+        <w:rPr>
+          <w:sz w:val="24"/>
+        </w:rPr>
+        <w:t>据业务需求，系统分为前端应用和后端服务两个部分，前端应用的功能需求包括</w:t>
       </w:r>
       <w:r>
         <w:rPr>
@@ -14497,49 +14062,13 @@
         <w:rPr>
           <w:sz w:val="24"/>
         </w:rPr>
-        <w:t>.</w:t>
-      </w:r>
-      <w:proofErr w:type="spellStart"/>
-      <w:r>
-        <w:rPr>
-          <w:sz w:val="24"/>
-        </w:rPr>
-        <w:t>mkv</w:t>
-      </w:r>
-      <w:proofErr w:type="spellEnd"/>
-      <w:r>
-        <w:rPr>
-          <w:sz w:val="24"/>
-        </w:rPr>
-        <w:t>等常见视频格式；显示已选择的文件名；执行上</w:t>
-      </w:r>
-      <w:proofErr w:type="gramStart"/>
-      <w:r>
-        <w:rPr>
-          <w:sz w:val="24"/>
-        </w:rPr>
-        <w:t>传操作</w:t>
-      </w:r>
-      <w:proofErr w:type="gramEnd"/>
-      <w:r>
-        <w:rPr>
-          <w:sz w:val="24"/>
-        </w:rPr>
-        <w:t>并显示上传进度；上</w:t>
-      </w:r>
-      <w:proofErr w:type="gramStart"/>
-      <w:r>
-        <w:rPr>
-          <w:sz w:val="24"/>
-        </w:rPr>
-        <w:t>传成功</w:t>
-      </w:r>
-      <w:proofErr w:type="gramEnd"/>
-      <w:r>
-        <w:rPr>
-          <w:sz w:val="24"/>
-        </w:rPr>
-        <w:t>后自动跳转到处理页面。</w:t>
+        <w:t>.mkv</w:t>
+      </w:r>
+      <w:r>
+        <w:rPr>
+          <w:sz w:val="24"/>
+        </w:rPr>
+        <w:t>等常见视频格式；显示已选择的文件名；执行上传操作并显示上传进度；上传成功后自动跳转到处理页面。</w:t>
       </w:r>
     </w:p>
     <w:p>
@@ -14618,21 +14147,7 @@
         <w:rPr>
           <w:sz w:val="24"/>
         </w:rPr>
-        <w:t>）；实时更新处理进度百分比；显示当前处理帧数</w:t>
-      </w:r>
-      <w:proofErr w:type="gramStart"/>
-      <w:r>
-        <w:rPr>
-          <w:sz w:val="24"/>
-        </w:rPr>
-        <w:t>和总帧数</w:t>
-      </w:r>
-      <w:proofErr w:type="gramEnd"/>
-      <w:r>
-        <w:rPr>
-          <w:sz w:val="24"/>
-        </w:rPr>
-        <w:t>；显示处理速度（</w:t>
+        <w:t>）；实时更新处理进度百分比；显示当前处理帧数和总帧数；显示处理速度（</w:t>
       </w:r>
       <w:r>
         <w:rPr>
@@ -15430,33 +14945,17 @@
         </w:rPr>
         <w:t>模式，还借助了</w:t>
       </w:r>
-      <w:proofErr w:type="spellStart"/>
       <w:r>
         <w:rPr>
           <w:sz w:val="24"/>
         </w:rPr>
         <w:t>CommunityToolkit.Mvvm</w:t>
       </w:r>
-      <w:proofErr w:type="spellEnd"/>
-      <w:r>
-        <w:rPr>
-          <w:sz w:val="24"/>
-        </w:rPr>
-        <w:t>这个辅助库来简化代码实现，这样开发复杂度就降下来了，代码也更</w:t>
-      </w:r>
-      <w:proofErr w:type="gramStart"/>
-      <w:r>
-        <w:rPr>
-          <w:sz w:val="24"/>
-        </w:rPr>
-        <w:t>容易维护</w:t>
-      </w:r>
-      <w:proofErr w:type="gramEnd"/>
-      <w:r>
-        <w:rPr>
-          <w:sz w:val="24"/>
-        </w:rPr>
-        <w:t>和测试。界面和业务逻辑之间的分离也更清楚。前后端通信方面，前端通过</w:t>
+      <w:r>
+        <w:rPr>
+          <w:sz w:val="24"/>
+        </w:rPr>
+        <w:t>这个辅助库来简化代码实现，这样开发复杂度就降下来了，代码也更容易维护和测试。界面和业务逻辑之间的分离也更清楚。前后端通信方面，前端通过</w:t>
       </w:r>
       <w:r>
         <w:rPr>
@@ -15537,14 +15036,12 @@
         </w:rPr>
         <w:t>前端业务逻辑主要放在</w:t>
       </w:r>
-      <w:proofErr w:type="spellStart"/>
       <w:r>
         <w:rPr>
           <w:sz w:val="24"/>
         </w:rPr>
         <w:t>ViewModel</w:t>
       </w:r>
-      <w:proofErr w:type="spellEnd"/>
       <w:r>
         <w:rPr>
           <w:sz w:val="24"/>
@@ -15646,21 +15143,7 @@
           <w:sz w:val="24"/>
         </w:rPr>
         <w:lastRenderedPageBreak/>
-        <w:t>数据</w:t>
-      </w:r>
-      <w:proofErr w:type="gramStart"/>
-      <w:r>
-        <w:rPr>
-          <w:sz w:val="24"/>
-        </w:rPr>
-        <w:t>存储层用的</w:t>
-      </w:r>
-      <w:proofErr w:type="gramEnd"/>
-      <w:r>
-        <w:rPr>
-          <w:sz w:val="24"/>
-        </w:rPr>
-        <w:t>是</w:t>
+        <w:t>数据存储层用的是</w:t>
       </w:r>
       <w:r>
         <w:rPr>
@@ -15989,14 +15472,12 @@
         </w:rPr>
         <w:t>表和</w:t>
       </w:r>
-      <w:proofErr w:type="spellStart"/>
       <w:r>
         <w:rPr>
           <w:sz w:val="24"/>
         </w:rPr>
         <w:t>detection_results</w:t>
       </w:r>
-      <w:proofErr w:type="spellEnd"/>
       <w:r>
         <w:rPr>
           <w:sz w:val="24"/>
@@ -16070,14 +15551,12 @@
           <w:sz w:val="24"/>
         </w:rPr>
       </w:pPr>
-      <w:proofErr w:type="spellStart"/>
       <w:r>
         <w:rPr>
           <w:sz w:val="24"/>
         </w:rPr>
         <w:t>detection_results</w:t>
       </w:r>
-      <w:proofErr w:type="spellEnd"/>
       <w:r>
         <w:rPr>
           <w:sz w:val="24"/>
@@ -16126,19 +15605,11 @@
         </w:rPr>
         <w:t>ID</w:t>
       </w:r>
-      <w:proofErr w:type="gramStart"/>
-      <w:r>
-        <w:rPr>
-          <w:sz w:val="24"/>
-        </w:rPr>
-        <w:t>是外键关联</w:t>
-      </w:r>
-      <w:proofErr w:type="gramEnd"/>
-      <w:r>
-        <w:rPr>
-          <w:sz w:val="24"/>
-        </w:rPr>
-        <w:t>到</w:t>
+      <w:r>
+        <w:rPr>
+          <w:sz w:val="24"/>
+        </w:rPr>
+        <w:t>是外键关联到</w:t>
       </w:r>
       <w:r>
         <w:rPr>
@@ -16358,14 +15829,12 @@
         <w:noBreakHyphen/>
         <w:t xml:space="preserve">2 </w:t>
       </w:r>
-      <w:proofErr w:type="spellStart"/>
       <w:r>
         <w:rPr>
           <w:szCs w:val="21"/>
         </w:rPr>
         <w:t>detection_results</w:t>
       </w:r>
-      <w:proofErr w:type="spellEnd"/>
       <w:r>
         <w:rPr>
           <w:szCs w:val="21"/>
@@ -16937,19 +16406,11 @@
                 <w:szCs w:val="21"/>
               </w:rPr>
             </w:pPr>
-            <w:proofErr w:type="gramStart"/>
             <w:r>
               <w:rPr>
                 <w:szCs w:val="21"/>
               </w:rPr>
-              <w:t>VARCHAR(</w:t>
-            </w:r>
-            <w:proofErr w:type="gramEnd"/>
-            <w:r>
-              <w:rPr>
-                <w:szCs w:val="21"/>
-              </w:rPr>
-              <w:t>255)</w:t>
+              <w:t>VARCHAR(255)</w:t>
             </w:r>
           </w:p>
         </w:tc>
@@ -16999,14 +16460,12 @@
                 <w:sz w:val="24"/>
               </w:rPr>
             </w:pPr>
-            <w:proofErr w:type="spellStart"/>
             <w:r>
               <w:rPr>
                 <w:sz w:val="24"/>
               </w:rPr>
               <w:t>filepath</w:t>
             </w:r>
-            <w:proofErr w:type="spellEnd"/>
           </w:p>
         </w:tc>
         <w:tc>
@@ -17024,19 +16483,11 @@
                 <w:szCs w:val="21"/>
               </w:rPr>
             </w:pPr>
-            <w:proofErr w:type="gramStart"/>
             <w:r>
               <w:rPr>
                 <w:szCs w:val="21"/>
               </w:rPr>
-              <w:t>VARCHAR(</w:t>
-            </w:r>
-            <w:proofErr w:type="gramEnd"/>
-            <w:r>
-              <w:rPr>
-                <w:szCs w:val="21"/>
-              </w:rPr>
-              <w:t>500)</w:t>
+              <w:t>VARCHAR(500)</w:t>
             </w:r>
           </w:p>
         </w:tc>
@@ -17107,19 +16558,11 @@
                 <w:szCs w:val="21"/>
               </w:rPr>
             </w:pPr>
-            <w:proofErr w:type="gramStart"/>
             <w:r>
               <w:rPr>
                 <w:szCs w:val="21"/>
               </w:rPr>
-              <w:t>VARCHAR(</w:t>
-            </w:r>
-            <w:proofErr w:type="gramEnd"/>
-            <w:r>
-              <w:rPr>
-                <w:szCs w:val="21"/>
-              </w:rPr>
-              <w:t>20)</w:t>
+              <w:t>VARCHAR(20)</w:t>
             </w:r>
           </w:p>
         </w:tc>
@@ -17166,14 +16609,12 @@
                 <w:sz w:val="24"/>
               </w:rPr>
             </w:pPr>
-            <w:proofErr w:type="spellStart"/>
             <w:r>
               <w:rPr>
                 <w:sz w:val="24"/>
               </w:rPr>
               <w:t>upload_time</w:t>
             </w:r>
-            <w:proofErr w:type="spellEnd"/>
           </w:p>
         </w:tc>
         <w:tc>
@@ -17218,16 +16659,8 @@
               <w:rPr>
                 <w:szCs w:val="21"/>
               </w:rPr>
-              <w:t>上</w:t>
+              <w:t>上传时间</w:t>
             </w:r>
-            <w:proofErr w:type="gramStart"/>
-            <w:r>
-              <w:rPr>
-                <w:szCs w:val="21"/>
-              </w:rPr>
-              <w:t>传时间</w:t>
-            </w:r>
-            <w:proofErr w:type="gramEnd"/>
           </w:p>
         </w:tc>
       </w:tr>
@@ -17351,19 +16784,11 @@
                 <w:szCs w:val="21"/>
               </w:rPr>
             </w:pPr>
-            <w:proofErr w:type="gramStart"/>
             <w:r>
               <w:rPr>
                 <w:szCs w:val="21"/>
               </w:rPr>
-              <w:t>VARCHAR(</w:t>
-            </w:r>
-            <w:proofErr w:type="gramEnd"/>
-            <w:r>
-              <w:rPr>
-                <w:szCs w:val="21"/>
-              </w:rPr>
-              <w:t>20)</w:t>
+              <w:t>VARCHAR(20)</w:t>
             </w:r>
           </w:p>
         </w:tc>
@@ -17457,7 +16882,6 @@
                 <w:szCs w:val="21"/>
               </w:rPr>
             </w:pPr>
-            <w:proofErr w:type="gramStart"/>
             <w:r>
               <w:rPr>
                 <w:rFonts w:hint="eastAsia"/>
@@ -17465,7 +16889,6 @@
               </w:rPr>
               <w:t>帧率</w:t>
             </w:r>
-            <w:proofErr w:type="gramEnd"/>
           </w:p>
         </w:tc>
       </w:tr>
@@ -17488,14 +16911,12 @@
                 <w:sz w:val="24"/>
               </w:rPr>
             </w:pPr>
-            <w:proofErr w:type="spellStart"/>
             <w:r>
               <w:rPr>
                 <w:sz w:val="24"/>
               </w:rPr>
               <w:t>processed_path</w:t>
             </w:r>
-            <w:proofErr w:type="spellEnd"/>
           </w:p>
         </w:tc>
         <w:tc>
@@ -17513,19 +16934,11 @@
                 <w:szCs w:val="21"/>
               </w:rPr>
             </w:pPr>
-            <w:proofErr w:type="gramStart"/>
             <w:r>
               <w:rPr>
                 <w:szCs w:val="21"/>
               </w:rPr>
-              <w:t>VARCHAR(</w:t>
-            </w:r>
-            <w:proofErr w:type="gramEnd"/>
-            <w:r>
-              <w:rPr>
-                <w:szCs w:val="21"/>
-              </w:rPr>
-              <w:t>500)</w:t>
+              <w:t>VARCHAR(500)</w:t>
             </w:r>
           </w:p>
         </w:tc>
@@ -17572,14 +16985,12 @@
                 <w:sz w:val="24"/>
               </w:rPr>
             </w:pPr>
-            <w:proofErr w:type="spellStart"/>
             <w:r>
               <w:rPr>
                 <w:sz w:val="24"/>
               </w:rPr>
               <w:t>process_started</w:t>
             </w:r>
-            <w:proofErr w:type="spellEnd"/>
           </w:p>
         </w:tc>
         <w:tc>
@@ -17649,14 +17060,12 @@
                 <w:sz w:val="24"/>
               </w:rPr>
             </w:pPr>
-            <w:proofErr w:type="spellStart"/>
             <w:r>
               <w:rPr>
                 <w:sz w:val="24"/>
               </w:rPr>
               <w:t>process_completed</w:t>
             </w:r>
-            <w:proofErr w:type="spellEnd"/>
           </w:p>
         </w:tc>
         <w:tc>
@@ -17885,7 +17294,6 @@
         </w:rPr>
         <w:t xml:space="preserve"> </w:t>
       </w:r>
-      <w:proofErr w:type="spellStart"/>
       <w:r>
         <w:rPr>
           <w:rFonts w:ascii="Times New Roman" w:eastAsia="宋体" w:hAnsi="Times New Roman"/>
@@ -17894,7 +17302,6 @@
         </w:rPr>
         <w:t>detection_results</w:t>
       </w:r>
-      <w:proofErr w:type="spellEnd"/>
       <w:r>
         <w:rPr>
           <w:rFonts w:ascii="Times New Roman" w:eastAsia="宋体" w:hAnsi="Times New Roman"/>
@@ -18039,7 +17446,6 @@
                 <w:szCs w:val="21"/>
               </w:rPr>
             </w:pPr>
-            <w:proofErr w:type="spellStart"/>
             <w:r>
               <w:rPr>
                 <w:iCs/>
@@ -18047,7 +17453,6 @@
               </w:rPr>
               <w:t>detection_id</w:t>
             </w:r>
-            <w:proofErr w:type="spellEnd"/>
           </w:p>
         </w:tc>
         <w:tc>
@@ -18139,14 +17544,12 @@
                 <w:sz w:val="24"/>
               </w:rPr>
             </w:pPr>
-            <w:proofErr w:type="spellStart"/>
             <w:r>
               <w:rPr>
                 <w:sz w:val="24"/>
               </w:rPr>
               <w:t>video_id</w:t>
             </w:r>
-            <w:proofErr w:type="spellEnd"/>
           </w:p>
         </w:tc>
         <w:tc>
@@ -18209,16 +17612,8 @@
               <w:rPr>
                 <w:szCs w:val="21"/>
               </w:rPr>
-              <w:t>，</w:t>
+              <w:t>，外键</w:t>
             </w:r>
-            <w:proofErr w:type="gramStart"/>
-            <w:r>
-              <w:rPr>
-                <w:szCs w:val="21"/>
-              </w:rPr>
-              <w:t>外键</w:t>
-            </w:r>
-            <w:proofErr w:type="gramEnd"/>
           </w:p>
         </w:tc>
       </w:tr>
@@ -18241,14 +17636,12 @@
                 <w:sz w:val="24"/>
               </w:rPr>
             </w:pPr>
-            <w:proofErr w:type="spellStart"/>
             <w:r>
               <w:rPr>
                 <w:sz w:val="24"/>
               </w:rPr>
               <w:t>object_class</w:t>
             </w:r>
-            <w:proofErr w:type="spellEnd"/>
           </w:p>
         </w:tc>
         <w:tc>
@@ -18266,19 +17659,11 @@
                 <w:szCs w:val="21"/>
               </w:rPr>
             </w:pPr>
-            <w:proofErr w:type="gramStart"/>
             <w:r>
               <w:rPr>
                 <w:szCs w:val="21"/>
               </w:rPr>
-              <w:t>VARCHAR(</w:t>
-            </w:r>
-            <w:proofErr w:type="gramEnd"/>
-            <w:r>
-              <w:rPr>
-                <w:szCs w:val="21"/>
-              </w:rPr>
-              <w:t>50)</w:t>
+              <w:t>VARCHAR(50)</w:t>
             </w:r>
           </w:p>
         </w:tc>
@@ -18406,14 +17791,12 @@
                 <w:sz w:val="24"/>
               </w:rPr>
             </w:pPr>
-            <w:proofErr w:type="spellStart"/>
             <w:r>
               <w:rPr>
                 <w:sz w:val="24"/>
               </w:rPr>
               <w:t>upload_time</w:t>
             </w:r>
-            <w:proofErr w:type="spellEnd"/>
           </w:p>
         </w:tc>
         <w:tc>
@@ -18458,16 +17841,8 @@
               <w:rPr>
                 <w:szCs w:val="21"/>
               </w:rPr>
-              <w:t>上</w:t>
+              <w:t>上传时间</w:t>
             </w:r>
-            <w:proofErr w:type="gramStart"/>
-            <w:r>
-              <w:rPr>
-                <w:szCs w:val="21"/>
-              </w:rPr>
-              <w:t>传时间</w:t>
-            </w:r>
-            <w:proofErr w:type="gramEnd"/>
           </w:p>
         </w:tc>
       </w:tr>
@@ -18536,7 +17911,6 @@
                 <w:szCs w:val="21"/>
               </w:rPr>
             </w:pPr>
-            <w:proofErr w:type="gramStart"/>
             <w:r>
               <w:rPr>
                 <w:rFonts w:hint="eastAsia"/>
@@ -18544,7 +17918,6 @@
               </w:rPr>
               <w:t>边界框左上角</w:t>
             </w:r>
-            <w:proofErr w:type="gramEnd"/>
             <w:r>
               <w:rPr>
                 <w:rFonts w:hint="eastAsia"/>
@@ -18629,14 +18002,12 @@
                 <w:szCs w:val="21"/>
               </w:rPr>
             </w:pPr>
-            <w:proofErr w:type="gramStart"/>
             <w:r>
               <w:rPr>
                 <w:szCs w:val="21"/>
               </w:rPr>
               <w:t>边界框左上角</w:t>
             </w:r>
-            <w:proofErr w:type="gramEnd"/>
             <w:r>
               <w:rPr>
                 <w:szCs w:val="21"/>
@@ -18717,14 +18088,12 @@
                 <w:szCs w:val="21"/>
               </w:rPr>
             </w:pPr>
-            <w:proofErr w:type="gramStart"/>
             <w:r>
               <w:rPr>
                 <w:szCs w:val="21"/>
               </w:rPr>
               <w:t>边界框右下角</w:t>
             </w:r>
-            <w:proofErr w:type="gramEnd"/>
             <w:r>
               <w:rPr>
                 <w:szCs w:val="21"/>
@@ -18805,7 +18174,6 @@
                 <w:szCs w:val="21"/>
               </w:rPr>
             </w:pPr>
-            <w:proofErr w:type="gramStart"/>
             <w:r>
               <w:rPr>
                 <w:rFonts w:hint="eastAsia"/>
@@ -18813,7 +18181,6 @@
               </w:rPr>
               <w:t>边界框右下角</w:t>
             </w:r>
-            <w:proofErr w:type="gramEnd"/>
             <w:r>
               <w:rPr>
                 <w:rFonts w:hint="eastAsia"/>
@@ -18850,14 +18217,12 @@
                 <w:sz w:val="24"/>
               </w:rPr>
             </w:pPr>
-            <w:proofErr w:type="spellStart"/>
             <w:r>
               <w:rPr>
                 <w:sz w:val="24"/>
               </w:rPr>
               <w:t>frame_number</w:t>
             </w:r>
-            <w:proofErr w:type="spellEnd"/>
           </w:p>
         </w:tc>
         <w:tc>
@@ -18926,14 +18291,12 @@
                 <w:sz w:val="24"/>
               </w:rPr>
             </w:pPr>
-            <w:proofErr w:type="spellStart"/>
             <w:r>
               <w:rPr>
                 <w:sz w:val="24"/>
               </w:rPr>
               <w:t>detected_at</w:t>
             </w:r>
-            <w:proofErr w:type="spellEnd"/>
           </w:p>
         </w:tc>
         <w:tc>
@@ -19708,23 +19071,7 @@
                 <w:iCs/>
                 <w:szCs w:val="21"/>
               </w:rPr>
-              <w:t>/</w:t>
-            </w:r>
-            <w:proofErr w:type="spellStart"/>
-            <w:r>
-              <w:rPr>
-                <w:iCs/>
-                <w:szCs w:val="21"/>
-              </w:rPr>
-              <w:t>api</w:t>
-            </w:r>
-            <w:proofErr w:type="spellEnd"/>
-            <w:r>
-              <w:rPr>
-                <w:iCs/>
-                <w:szCs w:val="21"/>
-              </w:rPr>
-              <w:t>/videos</w:t>
+              <w:t>/api/videos</w:t>
             </w:r>
           </w:p>
         </w:tc>
@@ -19809,23 +19156,7 @@
               <w:rPr>
                 <w:sz w:val="24"/>
               </w:rPr>
-              <w:t>/</w:t>
-            </w:r>
-            <w:proofErr w:type="spellStart"/>
-            <w:proofErr w:type="gramStart"/>
-            <w:r>
-              <w:rPr>
-                <w:sz w:val="24"/>
-              </w:rPr>
-              <w:t>api</w:t>
-            </w:r>
-            <w:proofErr w:type="spellEnd"/>
-            <w:proofErr w:type="gramEnd"/>
-            <w:r>
-              <w:rPr>
-                <w:sz w:val="24"/>
-              </w:rPr>
-              <w:t>/videos/{id}</w:t>
+              <w:t>/api/videos/{id}</w:t>
             </w:r>
           </w:p>
         </w:tc>
@@ -19905,30 +19236,8 @@
               <w:rPr>
                 <w:sz w:val="24"/>
               </w:rPr>
-              <w:t>/</w:t>
+              <w:t>/api/upload_realtime</w:t>
             </w:r>
-            <w:proofErr w:type="spellStart"/>
-            <w:r>
-              <w:rPr>
-                <w:sz w:val="24"/>
-              </w:rPr>
-              <w:t>api</w:t>
-            </w:r>
-            <w:proofErr w:type="spellEnd"/>
-            <w:r>
-              <w:rPr>
-                <w:sz w:val="24"/>
-              </w:rPr>
-              <w:t>/</w:t>
-            </w:r>
-            <w:proofErr w:type="spellStart"/>
-            <w:r>
-              <w:rPr>
-                <w:sz w:val="24"/>
-              </w:rPr>
-              <w:t>upload_realtime</w:t>
-            </w:r>
-            <w:proofErr w:type="spellEnd"/>
           </w:p>
         </w:tc>
         <w:tc>
@@ -20001,32 +19310,8 @@
               <w:rPr>
                 <w:sz w:val="24"/>
               </w:rPr>
-              <w:t>/</w:t>
+              <w:t>/api/videos/{id}/process_status</w:t>
             </w:r>
-            <w:proofErr w:type="spellStart"/>
-            <w:proofErr w:type="gramStart"/>
-            <w:r>
-              <w:rPr>
-                <w:sz w:val="24"/>
-              </w:rPr>
-              <w:t>api</w:t>
-            </w:r>
-            <w:proofErr w:type="spellEnd"/>
-            <w:proofErr w:type="gramEnd"/>
-            <w:r>
-              <w:rPr>
-                <w:sz w:val="24"/>
-              </w:rPr>
-              <w:t>/videos/{id}/</w:t>
-            </w:r>
-            <w:proofErr w:type="spellStart"/>
-            <w:r>
-              <w:rPr>
-                <w:sz w:val="24"/>
-              </w:rPr>
-              <w:t>process_status</w:t>
-            </w:r>
-            <w:proofErr w:type="spellEnd"/>
           </w:p>
         </w:tc>
         <w:tc>
@@ -20095,19 +19380,11 @@
                 <w:sz w:val="24"/>
               </w:rPr>
             </w:pPr>
-            <w:proofErr w:type="spellStart"/>
             <w:r>
               <w:rPr>
                 <w:sz w:val="24"/>
               </w:rPr>
-              <w:t>api</w:t>
-            </w:r>
-            <w:proofErr w:type="spellEnd"/>
-            <w:r>
-              <w:rPr>
-                <w:sz w:val="24"/>
-              </w:rPr>
-              <w:t>/videos/{id}/stream</w:t>
+              <w:t>api/videos/{id}/stream</w:t>
             </w:r>
           </w:p>
         </w:tc>
@@ -20193,23 +19470,7 @@
               <w:rPr>
                 <w:sz w:val="24"/>
               </w:rPr>
-              <w:t>/</w:t>
-            </w:r>
-            <w:proofErr w:type="spellStart"/>
-            <w:proofErr w:type="gramStart"/>
-            <w:r>
-              <w:rPr>
-                <w:sz w:val="24"/>
-              </w:rPr>
-              <w:t>api</w:t>
-            </w:r>
-            <w:proofErr w:type="spellEnd"/>
-            <w:proofErr w:type="gramEnd"/>
-            <w:r>
-              <w:rPr>
-                <w:sz w:val="24"/>
-              </w:rPr>
-              <w:t>/videos/{id}/results</w:t>
+              <w:t>/api/videos/{id}/results</w:t>
             </w:r>
           </w:p>
         </w:tc>
@@ -20285,35 +19546,8 @@
                 <w:iCs/>
                 <w:sz w:val="24"/>
               </w:rPr>
-              <w:t>/</w:t>
+              <w:t>/api/videos/{id}/processed_video_file</w:t>
             </w:r>
-            <w:proofErr w:type="spellStart"/>
-            <w:proofErr w:type="gramStart"/>
-            <w:r>
-              <w:rPr>
-                <w:iCs/>
-                <w:sz w:val="24"/>
-              </w:rPr>
-              <w:t>api</w:t>
-            </w:r>
-            <w:proofErr w:type="spellEnd"/>
-            <w:proofErr w:type="gramEnd"/>
-            <w:r>
-              <w:rPr>
-                <w:iCs/>
-                <w:sz w:val="24"/>
-              </w:rPr>
-              <w:t>/videos/{id}/</w:t>
-            </w:r>
-            <w:proofErr w:type="spellStart"/>
-            <w:r>
-              <w:rPr>
-                <w:iCs/>
-                <w:sz w:val="24"/>
-              </w:rPr>
-              <w:t>processed_video_file</w:t>
-            </w:r>
-            <w:proofErr w:type="spellEnd"/>
           </w:p>
         </w:tc>
         <w:tc>
@@ -20386,16 +19620,8 @@
               <w:rPr>
                 <w:sz w:val="24"/>
               </w:rPr>
-              <w:t>/</w:t>
+              <w:t>/health</w:t>
             </w:r>
-            <w:proofErr w:type="gramStart"/>
-            <w:r>
-              <w:rPr>
-                <w:sz w:val="24"/>
-              </w:rPr>
-              <w:t>health</w:t>
-            </w:r>
-            <w:proofErr w:type="gramEnd"/>
           </w:p>
         </w:tc>
         <w:tc>
@@ -20634,21 +19860,12 @@
         </w:rPr>
         <w:t>接口调用能力，</w:t>
       </w:r>
-      <w:proofErr w:type="spellStart"/>
-      <w:r>
-        <w:rPr>
-          <w:rFonts w:hint="eastAsia"/>
-          <w:sz w:val="24"/>
-        </w:rPr>
-        <w:t>ViewModels</w:t>
-      </w:r>
-      <w:proofErr w:type="spellEnd"/>
-      <w:r>
-        <w:rPr>
-          <w:rFonts w:hint="eastAsia"/>
-          <w:sz w:val="24"/>
-        </w:rPr>
-        <w:t xml:space="preserve"> </w:t>
+      <w:r>
+        <w:rPr>
+          <w:rFonts w:hint="eastAsia"/>
+          <w:sz w:val="24"/>
+        </w:rPr>
+        <w:t xml:space="preserve">ViewModels </w:t>
       </w:r>
       <w:r>
         <w:rPr>
@@ -20662,39 +19879,14 @@
           <w:rFonts w:hint="eastAsia"/>
           <w:sz w:val="24"/>
         </w:rPr>
-        <w:t xml:space="preserve"> </w:t>
-      </w:r>
-      <w:proofErr w:type="spellStart"/>
-      <w:r>
-        <w:rPr>
-          <w:rFonts w:hint="eastAsia"/>
-          <w:sz w:val="24"/>
-        </w:rPr>
-        <w:t>BaseViewModel</w:t>
-      </w:r>
-      <w:proofErr w:type="spellEnd"/>
-      <w:r>
-        <w:rPr>
-          <w:rFonts w:hint="eastAsia"/>
-          <w:sz w:val="24"/>
-        </w:rPr>
-        <w:t xml:space="preserve"> </w:t>
-      </w:r>
-      <w:proofErr w:type="gramStart"/>
-      <w:r>
-        <w:rPr>
-          <w:rFonts w:hint="eastAsia"/>
-          <w:sz w:val="24"/>
-        </w:rPr>
-        <w:t>基类实现</w:t>
-      </w:r>
-      <w:proofErr w:type="gramEnd"/>
-      <w:r>
-        <w:rPr>
-          <w:rFonts w:hint="eastAsia"/>
-          <w:sz w:val="24"/>
-        </w:rPr>
-        <w:t>各页面业务逻辑与数据交互，</w:t>
+        <w:t xml:space="preserve"> BaseViewModel </w:t>
+      </w:r>
+      <w:r>
+        <w:rPr>
+          <w:rFonts w:hint="eastAsia"/>
+          <w:sz w:val="24"/>
+        </w:rPr>
+        <w:t>基类实现各页面业务逻辑与数据交互，</w:t>
       </w:r>
       <w:r>
         <w:rPr>
@@ -20743,17 +19935,8 @@
           <w:rFonts w:hint="eastAsia"/>
           <w:sz w:val="24"/>
         </w:rPr>
-        <w:t xml:space="preserve"> </w:t>
-      </w:r>
-      <w:proofErr w:type="spellStart"/>
-      <w:r>
-        <w:rPr>
-          <w:rFonts w:hint="eastAsia"/>
-          <w:sz w:val="24"/>
-        </w:rPr>
-        <w:t>App.xaml</w:t>
-      </w:r>
-      <w:proofErr w:type="spellEnd"/>
+        <w:t xml:space="preserve"> App.xaml</w:t>
+      </w:r>
       <w:r>
         <w:rPr>
           <w:rFonts w:hint="eastAsia"/>
@@ -20761,21 +19944,12 @@
         </w:rPr>
         <w:t>、</w:t>
       </w:r>
-      <w:proofErr w:type="spellStart"/>
-      <w:r>
-        <w:rPr>
-          <w:rFonts w:hint="eastAsia"/>
-          <w:sz w:val="24"/>
-        </w:rPr>
-        <w:t>AppShell.xaml</w:t>
-      </w:r>
-      <w:proofErr w:type="spellEnd"/>
-      <w:r>
-        <w:rPr>
-          <w:rFonts w:hint="eastAsia"/>
-          <w:sz w:val="24"/>
-        </w:rPr>
-        <w:t xml:space="preserve"> </w:t>
+      <w:r>
+        <w:rPr>
+          <w:rFonts w:hint="eastAsia"/>
+          <w:sz w:val="24"/>
+        </w:rPr>
+        <w:t xml:space="preserve">AppShell.xaml </w:t>
       </w:r>
       <w:r>
         <w:rPr>
@@ -20784,21 +19958,12 @@
         </w:rPr>
         <w:t>实现应用资源管理与页面导航路由，</w:t>
       </w:r>
-      <w:proofErr w:type="spellStart"/>
-      <w:r>
-        <w:rPr>
-          <w:rFonts w:hint="eastAsia"/>
-          <w:sz w:val="24"/>
-        </w:rPr>
-        <w:t>MauiProgram.cs</w:t>
-      </w:r>
-      <w:proofErr w:type="spellEnd"/>
-      <w:r>
-        <w:rPr>
-          <w:rFonts w:hint="eastAsia"/>
-          <w:sz w:val="24"/>
-        </w:rPr>
-        <w:t xml:space="preserve"> </w:t>
+      <w:r>
+        <w:rPr>
+          <w:rFonts w:hint="eastAsia"/>
+          <w:sz w:val="24"/>
+        </w:rPr>
+        <w:t xml:space="preserve">MauiProgram.cs </w:t>
       </w:r>
       <w:r>
         <w:rPr>
@@ -20845,14 +20010,12 @@
         </w:rPr>
         <w:t>应用使用</w:t>
       </w:r>
-      <w:proofErr w:type="spellStart"/>
       <w:r>
         <w:rPr>
           <w:sz w:val="24"/>
         </w:rPr>
         <w:t>Microsoft.Extensions.DependencyInjection</w:t>
       </w:r>
-      <w:proofErr w:type="spellEnd"/>
       <w:r>
         <w:rPr>
           <w:sz w:val="24"/>
@@ -20920,14 +20083,12 @@
         </w:rPr>
         <w:t>在</w:t>
       </w:r>
-      <w:proofErr w:type="spellStart"/>
       <w:r>
         <w:rPr>
           <w:sz w:val="24"/>
         </w:rPr>
         <w:t>MauiProgram.cs</w:t>
       </w:r>
-      <w:proofErr w:type="spellEnd"/>
       <w:r>
         <w:rPr>
           <w:sz w:val="24"/>
@@ -20948,7 +20109,6 @@
         </w:rPr>
         <w:t>通过依赖注入，</w:t>
       </w:r>
-      <w:proofErr w:type="spellStart"/>
       <w:r>
         <w:rPr>
           <w:rFonts w:hint="eastAsia"/>
@@ -20956,7 +20116,6 @@
         </w:rPr>
         <w:t>ViewModel</w:t>
       </w:r>
-      <w:proofErr w:type="spellEnd"/>
       <w:r>
         <w:rPr>
           <w:rFonts w:hint="eastAsia"/>
@@ -20964,7 +20123,6 @@
         </w:rPr>
         <w:t>可以在构造函数中直接获取</w:t>
       </w:r>
-      <w:proofErr w:type="spellStart"/>
       <w:r>
         <w:rPr>
           <w:rFonts w:hint="eastAsia"/>
@@ -20972,7 +20130,6 @@
         </w:rPr>
         <w:t>ApiService</w:t>
       </w:r>
-      <w:proofErr w:type="spellEnd"/>
       <w:r>
         <w:rPr>
           <w:rFonts w:hint="eastAsia"/>
@@ -21401,7 +20558,6 @@
         </w:rPr>
         <w:t>所示</w:t>
       </w:r>
-      <w:proofErr w:type="spellStart"/>
       <w:r>
         <w:rPr>
           <w:rFonts w:hint="eastAsia"/>
@@ -21409,7 +20565,6 @@
         </w:rPr>
         <w:t>VideosPage</w:t>
       </w:r>
-      <w:proofErr w:type="spellEnd"/>
       <w:r>
         <w:rPr>
           <w:rFonts w:hint="eastAsia"/>
@@ -21438,7 +20593,6 @@
         </w:rPr>
         <w:t>。</w:t>
       </w:r>
-      <w:proofErr w:type="spellStart"/>
       <w:r>
         <w:rPr>
           <w:rFonts w:hint="eastAsia"/>
@@ -21446,7 +20600,6 @@
         </w:rPr>
         <w:t>VideosViewModel</w:t>
       </w:r>
-      <w:proofErr w:type="spellEnd"/>
       <w:r>
         <w:rPr>
           <w:rFonts w:hint="eastAsia"/>
@@ -21475,7 +20628,6 @@
         </w:rPr>
         <w:t>从</w:t>
       </w:r>
-      <w:proofErr w:type="spellStart"/>
       <w:r>
         <w:rPr>
           <w:rFonts w:hint="eastAsia"/>
@@ -21483,7 +20635,6 @@
         </w:rPr>
         <w:t>ApiService</w:t>
       </w:r>
-      <w:proofErr w:type="spellEnd"/>
       <w:r>
         <w:rPr>
           <w:rFonts w:hint="eastAsia"/>
@@ -21526,7 +20677,6 @@
         </w:rPr>
         <w:t>。</w:t>
       </w:r>
-      <w:proofErr w:type="spellStart"/>
       <w:r>
         <w:rPr>
           <w:rFonts w:hint="eastAsia"/>
@@ -21534,7 +20684,6 @@
         </w:rPr>
         <w:t>BaseViewModel</w:t>
       </w:r>
-      <w:proofErr w:type="spellEnd"/>
       <w:r>
         <w:rPr>
           <w:rFonts w:hint="eastAsia"/>
@@ -21575,7 +20724,6 @@
         </w:rPr>
         <w:t>视频列表页面（</w:t>
       </w:r>
-      <w:proofErr w:type="spellStart"/>
       <w:r>
         <w:rPr>
           <w:rFonts w:hint="eastAsia"/>
@@ -21583,7 +20731,6 @@
         </w:rPr>
         <w:t>VideosPage</w:t>
       </w:r>
-      <w:proofErr w:type="spellEnd"/>
       <w:r>
         <w:rPr>
           <w:rFonts w:hint="eastAsia"/>
@@ -21605,7 +20752,6 @@
         </w:rPr>
         <w:t>页面使用</w:t>
       </w:r>
-      <w:proofErr w:type="spellStart"/>
       <w:r>
         <w:rPr>
           <w:rFonts w:hint="eastAsia"/>
@@ -21613,7 +20759,6 @@
         </w:rPr>
         <w:t>CollectionView</w:t>
       </w:r>
-      <w:proofErr w:type="spellEnd"/>
       <w:r>
         <w:rPr>
           <w:rFonts w:hint="eastAsia"/>
@@ -21621,7 +20766,6 @@
         </w:rPr>
         <w:t>控件实现列表展示，通过数据绑定与</w:t>
       </w:r>
-      <w:proofErr w:type="spellStart"/>
       <w:r>
         <w:rPr>
           <w:rFonts w:hint="eastAsia"/>
@@ -21629,7 +20773,6 @@
         </w:rPr>
         <w:t>VideosViewModel</w:t>
       </w:r>
-      <w:proofErr w:type="spellEnd"/>
       <w:r>
         <w:rPr>
           <w:rFonts w:hint="eastAsia"/>
@@ -21713,14 +20856,12 @@
         </w:rPr>
         <w:t>使用了</w:t>
       </w:r>
-      <w:proofErr w:type="spellStart"/>
       <w:r>
         <w:rPr>
           <w:sz w:val="24"/>
         </w:rPr>
         <w:t>StatusToColorConverter</w:t>
       </w:r>
-      <w:proofErr w:type="spellEnd"/>
       <w:r>
         <w:rPr>
           <w:sz w:val="24"/>
@@ -21789,7 +20930,6 @@
         </w:rPr>
         <w:t>显示红色。</w:t>
       </w:r>
-      <w:proofErr w:type="spellStart"/>
       <w:r>
         <w:rPr>
           <w:rFonts w:hint="eastAsia"/>
@@ -21797,7 +20937,6 @@
         </w:rPr>
         <w:t>VideosPage</w:t>
       </w:r>
-      <w:proofErr w:type="spellEnd"/>
       <w:r>
         <w:rPr>
           <w:rFonts w:hint="eastAsia"/>
@@ -22363,7 +21502,6 @@
         </w:rPr>
         <w:t>所示</w:t>
       </w:r>
-      <w:proofErr w:type="spellStart"/>
       <w:r>
         <w:rPr>
           <w:rFonts w:hint="eastAsia"/>
@@ -22371,7 +21509,6 @@
         </w:rPr>
         <w:t>UploadPage</w:t>
       </w:r>
-      <w:proofErr w:type="spellEnd"/>
       <w:r>
         <w:rPr>
           <w:rFonts w:hint="eastAsia"/>
@@ -22392,7 +21529,6 @@
         </w:rPr>
         <w:t>。</w:t>
       </w:r>
-      <w:proofErr w:type="spellStart"/>
       <w:r>
         <w:rPr>
           <w:rFonts w:hint="eastAsia"/>
@@ -22401,7 +21537,6 @@
         <w:lastRenderedPageBreak/>
         <w:t>UploadViewModel</w:t>
       </w:r>
-      <w:proofErr w:type="spellEnd"/>
       <w:r>
         <w:rPr>
           <w:rFonts w:hint="eastAsia"/>
@@ -22444,7 +21579,6 @@
         </w:rPr>
         <w:t>通过</w:t>
       </w:r>
-      <w:proofErr w:type="spellStart"/>
       <w:r>
         <w:rPr>
           <w:rFonts w:hint="eastAsia"/>
@@ -22452,7 +21586,6 @@
         </w:rPr>
         <w:t>ApiService</w:t>
       </w:r>
-      <w:proofErr w:type="spellEnd"/>
       <w:r>
         <w:rPr>
           <w:rFonts w:hint="eastAsia"/>
@@ -22472,23 +21605,7 @@
           <w:rFonts w:hint="eastAsia"/>
           <w:sz w:val="24"/>
         </w:rPr>
-        <w:t>处理上</w:t>
-      </w:r>
-      <w:proofErr w:type="gramStart"/>
-      <w:r>
-        <w:rPr>
-          <w:rFonts w:hint="eastAsia"/>
-          <w:sz w:val="24"/>
-        </w:rPr>
-        <w:t>传状态</w:t>
-      </w:r>
-      <w:proofErr w:type="gramEnd"/>
-      <w:r>
-        <w:rPr>
-          <w:rFonts w:hint="eastAsia"/>
-          <w:sz w:val="24"/>
-        </w:rPr>
-        <w:t>和导航</w:t>
+        <w:t>处理上传状态和导航</w:t>
       </w:r>
       <w:r>
         <w:rPr>
@@ -22497,7 +21614,6 @@
         </w:rPr>
         <w:t>。</w:t>
       </w:r>
-      <w:proofErr w:type="spellStart"/>
       <w:r>
         <w:rPr>
           <w:rFonts w:hint="eastAsia"/>
@@ -22505,7 +21621,6 @@
         </w:rPr>
         <w:t>FileResult</w:t>
       </w:r>
-      <w:proofErr w:type="spellEnd"/>
       <w:r>
         <w:rPr>
           <w:rFonts w:hint="eastAsia"/>
@@ -22796,14 +21911,12 @@
         </w:rPr>
         <w:t>视频上传页面（</w:t>
       </w:r>
-      <w:proofErr w:type="spellStart"/>
       <w:r>
         <w:rPr>
           <w:sz w:val="24"/>
         </w:rPr>
         <w:t>UploadPage</w:t>
       </w:r>
-      <w:proofErr w:type="spellEnd"/>
       <w:r>
         <w:rPr>
           <w:sz w:val="24"/>
@@ -22823,14 +21936,12 @@
         </w:rPr>
         <w:t>使用</w:t>
       </w:r>
-      <w:proofErr w:type="spellStart"/>
       <w:r>
         <w:rPr>
           <w:sz w:val="24"/>
         </w:rPr>
         <w:t>FilePicker</w:t>
       </w:r>
-      <w:proofErr w:type="spellEnd"/>
       <w:r>
         <w:rPr>
           <w:sz w:val="24"/>
@@ -22891,70 +22002,60 @@
         </w:rPr>
         <w:t>。</w:t>
       </w:r>
-      <w:proofErr w:type="spellStart"/>
       <w:r>
         <w:rPr>
           <w:sz w:val="24"/>
         </w:rPr>
         <w:t>UploadViewModel</w:t>
       </w:r>
-      <w:proofErr w:type="spellEnd"/>
       <w:r>
         <w:rPr>
           <w:sz w:val="24"/>
         </w:rPr>
         <w:t>解决了中文文件名截断问题。</w:t>
       </w:r>
-      <w:proofErr w:type="spellStart"/>
       <w:r>
         <w:rPr>
           <w:sz w:val="24"/>
         </w:rPr>
         <w:t>UploadViewModel</w:t>
       </w:r>
-      <w:proofErr w:type="spellEnd"/>
       <w:r>
         <w:rPr>
           <w:sz w:val="24"/>
         </w:rPr>
         <w:t>解决了中文文件名截断问题。最初使用</w:t>
       </w:r>
-      <w:proofErr w:type="spellStart"/>
       <w:r>
         <w:rPr>
           <w:sz w:val="24"/>
         </w:rPr>
         <w:t>FileName</w:t>
       </w:r>
-      <w:proofErr w:type="spellEnd"/>
       <w:r>
         <w:rPr>
           <w:sz w:val="24"/>
         </w:rPr>
         <w:t>属性只能获取文件扩展名，后来改用</w:t>
       </w:r>
-      <w:proofErr w:type="spellStart"/>
       <w:r>
         <w:rPr>
           <w:sz w:val="24"/>
         </w:rPr>
         <w:t>FullPath</w:t>
       </w:r>
-      <w:proofErr w:type="spellEnd"/>
       <w:r>
         <w:rPr>
           <w:sz w:val="24"/>
         </w:rPr>
         <w:t>属性获取完整路径，再通过</w:t>
       </w:r>
-      <w:proofErr w:type="spellStart"/>
       <w:r>
         <w:rPr>
           <w:sz w:val="24"/>
         </w:rPr>
         <w:t>Path.GetFileName</w:t>
       </w:r>
-      <w:proofErr w:type="spellEnd"/>
       <w:r>
         <w:rPr>
           <w:sz w:val="24"/>
@@ -23070,7 +22171,6 @@
         </w:rPr>
         <w:t>所示，</w:t>
       </w:r>
-      <w:proofErr w:type="spellStart"/>
       <w:r>
         <w:rPr>
           <w:rFonts w:hint="eastAsia"/>
@@ -23078,7 +22178,6 @@
         </w:rPr>
         <w:t>RealTimeProcessingPage</w:t>
       </w:r>
-      <w:proofErr w:type="spellEnd"/>
       <w:r>
         <w:rPr>
           <w:rFonts w:hint="eastAsia"/>
@@ -23100,21 +22199,12 @@
         </w:rPr>
         <w:t>。</w:t>
       </w:r>
-      <w:proofErr w:type="spellStart"/>
-      <w:r>
-        <w:rPr>
-          <w:rFonts w:hint="eastAsia"/>
-          <w:sz w:val="24"/>
-        </w:rPr>
-        <w:t>RealTimeProcessingViewModel</w:t>
-      </w:r>
-      <w:proofErr w:type="spellEnd"/>
-      <w:r>
-        <w:rPr>
-          <w:rFonts w:hint="eastAsia"/>
-          <w:sz w:val="24"/>
-        </w:rPr>
-        <w:t xml:space="preserve"> </w:t>
+      <w:r>
+        <w:rPr>
+          <w:rFonts w:hint="eastAsia"/>
+          <w:sz w:val="24"/>
+        </w:rPr>
+        <w:t xml:space="preserve">RealTimeProcessingViewModel </w:t>
       </w:r>
       <w:r>
         <w:rPr>
@@ -23144,7 +22234,6 @@
         </w:rPr>
         <w:t>定时从</w:t>
       </w:r>
-      <w:proofErr w:type="spellStart"/>
       <w:r>
         <w:rPr>
           <w:rFonts w:hint="eastAsia"/>
@@ -23152,7 +22241,6 @@
         </w:rPr>
         <w:t>ApiService</w:t>
       </w:r>
-      <w:proofErr w:type="spellEnd"/>
       <w:r>
         <w:rPr>
           <w:rFonts w:hint="eastAsia"/>
@@ -23251,7 +22339,6 @@
         </w:rPr>
         <w:t>，</w:t>
       </w:r>
-      <w:proofErr w:type="spellStart"/>
       <w:r>
         <w:rPr>
           <w:rFonts w:hint="eastAsia"/>
@@ -23259,7 +22346,6 @@
         </w:rPr>
         <w:t>DetectionResult</w:t>
       </w:r>
-      <w:proofErr w:type="spellEnd"/>
       <w:r>
         <w:rPr>
           <w:rFonts w:hint="eastAsia"/>
@@ -23535,14 +22621,12 @@
         </w:rPr>
         <w:t>实时处理页面（</w:t>
       </w:r>
-      <w:proofErr w:type="spellStart"/>
       <w:r>
         <w:rPr>
           <w:sz w:val="24"/>
         </w:rPr>
         <w:t>RealTimeProcessingPage</w:t>
       </w:r>
-      <w:proofErr w:type="spellEnd"/>
       <w:r>
         <w:rPr>
           <w:sz w:val="24"/>
@@ -23820,7 +22904,6 @@
         </w:rPr>
         <w:t>8</w:t>
       </w:r>
-      <w:proofErr w:type="spellStart"/>
       <w:r>
         <w:rPr>
           <w:rFonts w:hint="eastAsia"/>
@@ -23828,7 +22911,6 @@
         </w:rPr>
         <w:t>ApiService</w:t>
       </w:r>
-      <w:proofErr w:type="spellEnd"/>
       <w:r>
         <w:rPr>
           <w:rFonts w:hint="eastAsia"/>
@@ -23849,7 +22931,6 @@
         </w:rPr>
         <w:t>所示</w:t>
       </w:r>
-      <w:proofErr w:type="spellStart"/>
       <w:r>
         <w:rPr>
           <w:rFonts w:hint="eastAsia"/>
@@ -23857,7 +22938,6 @@
         </w:rPr>
         <w:t>ApiService</w:t>
       </w:r>
-      <w:proofErr w:type="spellEnd"/>
       <w:r>
         <w:rPr>
           <w:rFonts w:hint="eastAsia"/>
@@ -24198,7 +23278,6 @@
         </w:rPr>
         <w:fldChar w:fldCharType="end"/>
       </w:r>
-      <w:proofErr w:type="spellStart"/>
       <w:r>
         <w:rPr>
           <w:rFonts w:ascii="Times New Roman" w:eastAsia="宋体" w:hAnsi="Times New Roman" w:hint="eastAsia"/>
@@ -24207,7 +23286,6 @@
         </w:rPr>
         <w:t>ApiService</w:t>
       </w:r>
-      <w:proofErr w:type="spellEnd"/>
       <w:r>
         <w:rPr>
           <w:rFonts w:ascii="Times New Roman" w:eastAsia="宋体" w:hAnsi="Times New Roman" w:hint="eastAsia"/>
@@ -24406,7 +23484,6 @@
         </w:rPr>
         <w:t>而</w:t>
       </w:r>
-      <w:proofErr w:type="spellStart"/>
       <w:r>
         <w:rPr>
           <w:rFonts w:hint="eastAsia"/>
@@ -24414,7 +23491,6 @@
         </w:rPr>
         <w:t>FlaskApp</w:t>
       </w:r>
-      <w:proofErr w:type="spellEnd"/>
       <w:r>
         <w:rPr>
           <w:rFonts w:hint="eastAsia"/>
@@ -24637,14 +23713,12 @@
         </w:rPr>
         <w:t>使用</w:t>
       </w:r>
-      <w:proofErr w:type="spellStart"/>
       <w:r>
         <w:rPr>
           <w:sz w:val="24"/>
         </w:rPr>
         <w:t>threading.Thread</w:t>
       </w:r>
-      <w:proofErr w:type="spellEnd"/>
       <w:r>
         <w:rPr>
           <w:sz w:val="24"/>
@@ -25070,7 +24144,6 @@
         </w:rPr>
         <w:t>所示，</w:t>
       </w:r>
-      <w:proofErr w:type="spellStart"/>
       <w:r>
         <w:rPr>
           <w:rFonts w:hint="eastAsia"/>
@@ -25078,7 +24151,6 @@
         </w:rPr>
         <w:t>VideoProcessor</w:t>
       </w:r>
-      <w:proofErr w:type="spellEnd"/>
       <w:r>
         <w:rPr>
           <w:rFonts w:hint="eastAsia"/>
@@ -25622,7 +24694,6 @@
         </w:rPr>
         <w:t>即</w:t>
       </w:r>
-      <w:proofErr w:type="spellStart"/>
       <w:r>
         <w:rPr>
           <w:rFonts w:hint="eastAsia"/>
@@ -25630,7 +24701,6 @@
         </w:rPr>
         <w:t>DatabaseHelper</w:t>
       </w:r>
-      <w:proofErr w:type="spellEnd"/>
       <w:r>
         <w:rPr>
           <w:rFonts w:hint="eastAsia"/>
@@ -25722,7 +24792,6 @@
         </w:rPr>
         <w:t>语句</w:t>
       </w:r>
-      <w:proofErr w:type="spellStart"/>
       <w:r>
         <w:rPr>
           <w:rFonts w:hint="eastAsia"/>
@@ -25730,7 +24799,6 @@
         </w:rPr>
         <w:t>MySQLConnector</w:t>
       </w:r>
-      <w:proofErr w:type="spellEnd"/>
       <w:r>
         <w:rPr>
           <w:rFonts w:hint="eastAsia"/>
@@ -26108,23 +25176,7 @@
           <w:rFonts w:hint="eastAsia"/>
           <w:sz w:val="24"/>
         </w:rPr>
-        <w:t>跳</w:t>
-      </w:r>
-      <w:proofErr w:type="gramStart"/>
-      <w:r>
-        <w:rPr>
-          <w:rFonts w:hint="eastAsia"/>
-          <w:sz w:val="24"/>
-        </w:rPr>
-        <w:t>帧处理</w:t>
-      </w:r>
-      <w:proofErr w:type="gramEnd"/>
-      <w:r>
-        <w:rPr>
-          <w:rFonts w:hint="eastAsia"/>
-          <w:sz w:val="24"/>
-        </w:rPr>
-        <w:t>是提升处理速度的关键策略。</w:t>
+        <w:t>跳帧处理是提升处理速度的关键策略。</w:t>
       </w:r>
       <w:r>
         <w:rPr>
@@ -26133,21 +25185,12 @@
         </w:rPr>
         <w:t>通过设置</w:t>
       </w:r>
-      <w:proofErr w:type="spellStart"/>
-      <w:r>
-        <w:rPr>
-          <w:rFonts w:hint="eastAsia"/>
-          <w:sz w:val="24"/>
-        </w:rPr>
-        <w:t>process_every_n_frames</w:t>
-      </w:r>
-      <w:proofErr w:type="spellEnd"/>
-      <w:r>
-        <w:rPr>
-          <w:rFonts w:hint="eastAsia"/>
-          <w:sz w:val="24"/>
-        </w:rPr>
-        <w:t>=2</w:t>
+      <w:r>
+        <w:rPr>
+          <w:rFonts w:hint="eastAsia"/>
+          <w:sz w:val="24"/>
+        </w:rPr>
+        <w:t>process_every_n_frames=2</w:t>
       </w:r>
       <w:r>
         <w:rPr>
@@ -26218,55 +25261,14 @@
           <w:rFonts w:hint="eastAsia"/>
           <w:sz w:val="24"/>
         </w:rPr>
-        <w:t>实现逻辑为在</w:t>
-      </w:r>
-      <w:proofErr w:type="gramStart"/>
-      <w:r>
-        <w:rPr>
-          <w:rFonts w:hint="eastAsia"/>
-          <w:sz w:val="24"/>
-        </w:rPr>
-        <w:t>主处理</w:t>
-      </w:r>
-      <w:proofErr w:type="gramEnd"/>
-      <w:r>
-        <w:rPr>
-          <w:rFonts w:hint="eastAsia"/>
-          <w:sz w:val="24"/>
-        </w:rPr>
-        <w:t>循环中判断当前</w:t>
-      </w:r>
-      <w:proofErr w:type="gramStart"/>
-      <w:r>
-        <w:rPr>
-          <w:rFonts w:hint="eastAsia"/>
-          <w:sz w:val="24"/>
-        </w:rPr>
-        <w:t>帧</w:t>
-      </w:r>
-      <w:proofErr w:type="gramEnd"/>
-      <w:r>
-        <w:rPr>
-          <w:rFonts w:hint="eastAsia"/>
-          <w:sz w:val="24"/>
-        </w:rPr>
-        <w:t>是否需要处理（</w:t>
-      </w:r>
-      <w:proofErr w:type="spellStart"/>
-      <w:r>
-        <w:rPr>
-          <w:rFonts w:hint="eastAsia"/>
-          <w:sz w:val="24"/>
-        </w:rPr>
-        <w:t>frame_count</w:t>
-      </w:r>
-      <w:proofErr w:type="spellEnd"/>
-      <w:r>
-        <w:rPr>
-          <w:rFonts w:hint="eastAsia"/>
-          <w:sz w:val="24"/>
-        </w:rPr>
-        <w:t xml:space="preserve"> % 2 == 0</w:t>
+        <w:t>实现逻辑为在主处理循环中判断当前帧是否需要处理（</w:t>
+      </w:r>
+      <w:r>
+        <w:rPr>
+          <w:rFonts w:hint="eastAsia"/>
+          <w:sz w:val="24"/>
+        </w:rPr>
+        <w:t>frame_count % 2 == 0</w:t>
       </w:r>
       <w:r>
         <w:rPr>
@@ -26453,23 +25455,7 @@
           <w:rFonts w:hint="eastAsia"/>
           <w:sz w:val="24"/>
         </w:rPr>
-        <w:t>device='</w:t>
-      </w:r>
-      <w:proofErr w:type="spellStart"/>
-      <w:r>
-        <w:rPr>
-          <w:rFonts w:hint="eastAsia"/>
-          <w:sz w:val="24"/>
-        </w:rPr>
-        <w:t>cpu</w:t>
-      </w:r>
-      <w:proofErr w:type="spellEnd"/>
-      <w:r>
-        <w:rPr>
-          <w:rFonts w:hint="eastAsia"/>
-          <w:sz w:val="24"/>
-        </w:rPr>
-        <w:t>'</w:t>
+        <w:t>device='cpu'</w:t>
       </w:r>
       <w:r>
         <w:rPr>
@@ -26499,37 +25485,19 @@
         </w:rPr>
         <w:t>GPU</w:t>
       </w:r>
-      <w:proofErr w:type="gramStart"/>
-      <w:r>
-        <w:rPr>
-          <w:rFonts w:hint="eastAsia"/>
-          <w:sz w:val="24"/>
-        </w:rPr>
-        <w:t>不</w:t>
-      </w:r>
-      <w:proofErr w:type="gramEnd"/>
-      <w:r>
-        <w:rPr>
-          <w:rFonts w:hint="eastAsia"/>
-          <w:sz w:val="24"/>
-        </w:rPr>
-        <w:t>可用时的错误。同时指定</w:t>
-      </w:r>
-      <w:proofErr w:type="spellStart"/>
-      <w:r>
-        <w:rPr>
-          <w:rFonts w:hint="eastAsia"/>
-          <w:sz w:val="24"/>
-        </w:rPr>
-        <w:t>imgsz</w:t>
-      </w:r>
-      <w:proofErr w:type="spellEnd"/>
-      <w:r>
-        <w:rPr>
-          <w:rFonts w:hint="eastAsia"/>
-          <w:sz w:val="24"/>
-        </w:rPr>
-        <w:t>=640</w:t>
+      <w:r>
+        <w:rPr>
+          <w:rFonts w:hint="eastAsia"/>
+          <w:sz w:val="24"/>
+        </w:rPr>
+        <w:t>不可用时的错误。同时指定</w:t>
+      </w:r>
+      <w:r>
+        <w:rPr>
+          <w:rFonts w:hint="eastAsia"/>
+          <w:sz w:val="24"/>
+        </w:rPr>
+        <w:t>imgsz=640</w:t>
       </w:r>
       <w:r>
         <w:rPr>
@@ -28519,17 +27487,8 @@
                 <w:rFonts w:hint="eastAsia"/>
                 <w:szCs w:val="21"/>
               </w:rPr>
-              <w:t>观察视频</w:t>
+              <w:t>观察视频流显示</w:t>
             </w:r>
-            <w:proofErr w:type="gramStart"/>
-            <w:r>
-              <w:rPr>
-                <w:rFonts w:hint="eastAsia"/>
-                <w:szCs w:val="21"/>
-              </w:rPr>
-              <w:t>流显示</w:t>
-            </w:r>
-            <w:proofErr w:type="gramEnd"/>
           </w:p>
         </w:tc>
         <w:tc>
@@ -30178,21 +29137,7 @@
         <w:rPr>
           <w:sz w:val="24"/>
         </w:rPr>
-        <w:t>视频</w:t>
-      </w:r>
-      <w:proofErr w:type="gramStart"/>
-      <w:r>
-        <w:rPr>
-          <w:sz w:val="24"/>
-        </w:rPr>
-        <w:t>流播放核心</w:t>
-      </w:r>
-      <w:proofErr w:type="gramEnd"/>
-      <w:r>
-        <w:rPr>
-          <w:sz w:val="24"/>
-        </w:rPr>
-        <w:t>功能运行稳定；</w:t>
+        <w:t>视频流播放核心功能运行稳定；</w:t>
       </w:r>
       <w:r>
         <w:rPr>
@@ -30335,14 +29280,7 @@
         <w:rPr>
           <w:sz w:val="24"/>
         </w:rPr>
-        <w:t>采用前后端分离的分布式架构模式，</w:t>
-      </w:r>
-      <w:proofErr w:type="gramStart"/>
-      <w:r>
-        <w:rPr>
-          <w:sz w:val="24"/>
-        </w:rPr>
-        <w:t>前端</w:t>
+        <w:t>采用前后端分离的分布式架构模式，前端</w:t>
       </w:r>
       <w:r>
         <w:rPr>
@@ -30351,7 +29289,6 @@
         </w:rPr>
         <w:t>靠</w:t>
       </w:r>
-      <w:proofErr w:type="gramEnd"/>
       <w:r>
         <w:rPr>
           <w:sz w:val="24"/>
@@ -30503,14 +29440,12 @@
         </w:rPr>
         <w:t>开发过程中，引入</w:t>
       </w:r>
-      <w:proofErr w:type="spellStart"/>
       <w:r>
         <w:rPr>
           <w:sz w:val="24"/>
         </w:rPr>
         <w:t>CommunityToolkit.Mvvm</w:t>
       </w:r>
-      <w:proofErr w:type="spellEnd"/>
       <w:r>
         <w:rPr>
           <w:sz w:val="24"/>
@@ -30649,33 +29584,17 @@
         </w:rPr>
         <w:t>同时，我把视频处理的核心逻辑封装到了</w:t>
       </w:r>
-      <w:proofErr w:type="spellStart"/>
       <w:r>
         <w:rPr>
           <w:sz w:val="24"/>
         </w:rPr>
         <w:t>VideoProcessor</w:t>
       </w:r>
-      <w:proofErr w:type="spellEnd"/>
-      <w:r>
-        <w:rPr>
-          <w:sz w:val="24"/>
-        </w:rPr>
-        <w:t>这个类里面。为了提高后端服务的处理效率和响应速度，还针对性地做了跳</w:t>
-      </w:r>
-      <w:proofErr w:type="gramStart"/>
-      <w:r>
-        <w:rPr>
-          <w:sz w:val="24"/>
-        </w:rPr>
-        <w:t>帧处理</w:t>
-      </w:r>
-      <w:proofErr w:type="gramEnd"/>
-      <w:r>
-        <w:rPr>
-          <w:sz w:val="24"/>
-        </w:rPr>
-        <w:t>和结果缓存这些优化策略</w:t>
+      <w:r>
+        <w:rPr>
+          <w:sz w:val="24"/>
+        </w:rPr>
+        <w:t>这个类里面。为了提高后端服务的处理效率和响应速度，还针对性地做了跳帧处理和结果缓存这些优化策略</w:t>
       </w:r>
       <w:r>
         <w:rPr>
@@ -30901,19 +29820,11 @@
         </w:rPr>
         <w:t>了</w:t>
       </w:r>
-      <w:proofErr w:type="gramStart"/>
-      <w:r>
-        <w:rPr>
-          <w:sz w:val="24"/>
-        </w:rPr>
-        <w:t>证系统</w:t>
-      </w:r>
-      <w:proofErr w:type="gramEnd"/>
-      <w:r>
-        <w:rPr>
-          <w:sz w:val="24"/>
-        </w:rPr>
-        <w:t>的功能完整性与性能达标情况，本文设计了功能测试方案</w:t>
+      <w:r>
+        <w:rPr>
+          <w:sz w:val="24"/>
+        </w:rPr>
+        <w:t>证系统的功能完整性与性能达标情况，本文设计了功能测试方案</w:t>
       </w:r>
       <w:r>
         <w:rPr>
@@ -31036,33 +29947,11 @@
         </w:rPr>
         <w:t>MJPEG</w:t>
       </w:r>
-      <w:proofErr w:type="gramStart"/>
-      <w:r>
-        <w:rPr>
-          <w:sz w:val="24"/>
-        </w:rPr>
-        <w:t>流显示</w:t>
-      </w:r>
-      <w:proofErr w:type="gramEnd"/>
-      <w:r>
-        <w:rPr>
-          <w:sz w:val="24"/>
-        </w:rPr>
-        <w:t>方案，解决了移动平台视频</w:t>
-      </w:r>
-      <w:proofErr w:type="gramStart"/>
-      <w:r>
-        <w:rPr>
-          <w:sz w:val="24"/>
-        </w:rPr>
-        <w:t>流显示</w:t>
-      </w:r>
-      <w:proofErr w:type="gramEnd"/>
-      <w:r>
-        <w:rPr>
-          <w:sz w:val="24"/>
-        </w:rPr>
-        <w:t>的跨域限制问题。综合运用跳帧处理、结果缓存、轻量模型、绘制优化等多种策略，在</w:t>
+      <w:r>
+        <w:rPr>
+          <w:sz w:val="24"/>
+        </w:rPr>
+        <w:t>流显示方案，解决了移动平台视频流显示的跨域限制问题。综合运用跳帧处理、结果缓存、轻量模型、绘制优化等多种策略，在</w:t>
       </w:r>
       <w:r>
         <w:rPr>
@@ -31221,23 +30110,7 @@
           <w:rFonts w:hint="eastAsia"/>
           <w:sz w:val="24"/>
         </w:rPr>
-        <w:t>针对移动平台上视频</w:t>
-      </w:r>
-      <w:proofErr w:type="gramStart"/>
-      <w:r>
-        <w:rPr>
-          <w:rFonts w:hint="eastAsia"/>
-          <w:sz w:val="24"/>
-        </w:rPr>
-        <w:t>流显示</w:t>
-      </w:r>
-      <w:proofErr w:type="gramEnd"/>
-      <w:r>
-        <w:rPr>
-          <w:rFonts w:hint="eastAsia"/>
-          <w:sz w:val="24"/>
-        </w:rPr>
-        <w:t>经常遇到的跨域问题，我们提出了一种基于</w:t>
+        <w:t>针对移动平台上视频流显示经常遇到的跨域问题，我们提出了一种基于</w:t>
       </w:r>
       <w:r>
         <w:rPr>
@@ -31274,21 +30147,12 @@
         </w:rPr>
         <w:t>MJPEG</w:t>
       </w:r>
-      <w:proofErr w:type="gramStart"/>
-      <w:r>
-        <w:rPr>
-          <w:rFonts w:hint="eastAsia"/>
-          <w:sz w:val="24"/>
-        </w:rPr>
-        <w:t>流显示</w:t>
-      </w:r>
-      <w:proofErr w:type="gramEnd"/>
-      <w:r>
-        <w:rPr>
-          <w:rFonts w:hint="eastAsia"/>
-          <w:sz w:val="24"/>
-        </w:rPr>
-        <w:t>方案</w:t>
+      <w:r>
+        <w:rPr>
+          <w:rFonts w:hint="eastAsia"/>
+          <w:sz w:val="24"/>
+        </w:rPr>
+        <w:t>流显示方案</w:t>
       </w:r>
       <w:r>
         <w:rPr>
@@ -31581,7 +30445,6 @@
         </w:rPr>
         <w:t>持续跟踪同一个目标。后面可以加入像</w:t>
       </w:r>
-      <w:proofErr w:type="spellStart"/>
       <w:r>
         <w:rPr>
           <w:rFonts w:hint="eastAsia"/>
@@ -31589,29 +30452,12 @@
         </w:rPr>
         <w:t>DeepSORT</w:t>
       </w:r>
-      <w:proofErr w:type="spellEnd"/>
-      <w:r>
-        <w:rPr>
-          <w:rFonts w:hint="eastAsia"/>
-          <w:sz w:val="24"/>
-        </w:rPr>
-        <w:t>这类成熟的目标跟踪算法，把不同</w:t>
-      </w:r>
-      <w:proofErr w:type="gramStart"/>
-      <w:r>
-        <w:rPr>
-          <w:rFonts w:hint="eastAsia"/>
-          <w:sz w:val="24"/>
-        </w:rPr>
-        <w:t>视频帧里出现</w:t>
-      </w:r>
-      <w:proofErr w:type="gramEnd"/>
-      <w:r>
-        <w:rPr>
-          <w:rFonts w:hint="eastAsia"/>
-          <w:sz w:val="24"/>
-        </w:rPr>
-        <w:t>的同一个目标关联起来，形成连续的运动轨迹，从而让系统能覆盖更多的应用场景。</w:t>
+      <w:r>
+        <w:rPr>
+          <w:rFonts w:hint="eastAsia"/>
+          <w:sz w:val="24"/>
+        </w:rPr>
+        <w:t>这类成熟的目标跟踪算法，把不同视频帧里出现的同一个目标关联起来，形成连续的运动轨迹，从而让系统能覆盖更多的应用场景。</w:t>
       </w:r>
     </w:p>
     <w:p>
@@ -31630,23 +30476,7 @@
           <w:rFonts w:hint="eastAsia"/>
           <w:sz w:val="24"/>
         </w:rPr>
-        <w:t>模型灵活性也是个问题。目前检测模型是固定的，不能换。未来可以增加模型在线更新的功能，允许用户自己上传自定义模型，或者在系统里内置多种</w:t>
-      </w:r>
-      <w:proofErr w:type="gramStart"/>
-      <w:r>
-        <w:rPr>
-          <w:rFonts w:hint="eastAsia"/>
-          <w:sz w:val="24"/>
-        </w:rPr>
-        <w:t>预训练</w:t>
-      </w:r>
-      <w:proofErr w:type="gramEnd"/>
-      <w:r>
-        <w:rPr>
-          <w:rFonts w:hint="eastAsia"/>
-          <w:sz w:val="24"/>
-        </w:rPr>
-        <w:t>模型供大家选择，这样就能适应不同场景下的检测需求，系统的通用性也会更强。</w:t>
+        <w:t>模型灵活性也是个问题。目前检测模型是固定的，不能换。未来可以增加模型在线更新的功能，允许用户自己上传自定义模型，或者在系统里内置多种预训练模型供大家选择，这样就能适应不同场景下的检测需求，系统的通用性也会更强。</w:t>
       </w:r>
     </w:p>
     <w:p>
@@ -31726,23 +30556,7 @@
           <w:rFonts w:hint="eastAsia"/>
           <w:sz w:val="24"/>
         </w:rPr>
-        <w:t>平台上，移动端的适配还有不少提升空间。以后可以针对</w:t>
-      </w:r>
-      <w:proofErr w:type="gramStart"/>
-      <w:r>
-        <w:rPr>
-          <w:rFonts w:hint="eastAsia"/>
-          <w:sz w:val="24"/>
-        </w:rPr>
-        <w:t>移动端做更多</w:t>
-      </w:r>
-      <w:proofErr w:type="gramEnd"/>
-      <w:r>
-        <w:rPr>
-          <w:rFonts w:hint="eastAsia"/>
-          <w:sz w:val="24"/>
-        </w:rPr>
-        <w:t>性能和体验上的优化，比如加强对</w:t>
+        <w:t>平台上，移动端的适配还有不少提升空间。以后可以针对移动端做更多性能和体验上的优化，比如加强对</w:t>
       </w:r>
       <w:r>
         <w:rPr>
@@ -31784,23 +30598,7 @@
           <w:rFonts w:hint="eastAsia"/>
           <w:sz w:val="24"/>
         </w:rPr>
-        <w:t>这些移动网络的适配能力，优化算法逻辑来减少电量消耗，让移动</w:t>
-      </w:r>
-      <w:proofErr w:type="gramStart"/>
-      <w:r>
-        <w:rPr>
-          <w:rFonts w:hint="eastAsia"/>
-          <w:sz w:val="24"/>
-        </w:rPr>
-        <w:t>端用户</w:t>
-      </w:r>
-      <w:proofErr w:type="gramEnd"/>
-      <w:r>
-        <w:rPr>
-          <w:rFonts w:hint="eastAsia"/>
-          <w:sz w:val="24"/>
-        </w:rPr>
-        <w:t>用起来更顺手。</w:t>
+        <w:t>这些移动网络的适配能力，优化算法逻辑来减少电量消耗，让移动端用户用起来更顺手。</w:t>
       </w:r>
     </w:p>
     <w:p>
@@ -31974,35 +30772,7 @@
         <w:rPr>
           <w:szCs w:val="21"/>
         </w:rPr>
-        <w:t xml:space="preserve">[J]. Qinghua </w:t>
-      </w:r>
-      <w:proofErr w:type="spellStart"/>
-      <w:r>
-        <w:rPr>
-          <w:szCs w:val="21"/>
-        </w:rPr>
-        <w:t>Daxue</w:t>
-      </w:r>
-      <w:proofErr w:type="spellEnd"/>
-      <w:r>
-        <w:rPr>
-          <w:szCs w:val="21"/>
-        </w:rPr>
-        <w:t xml:space="preserve"> </w:t>
-      </w:r>
-      <w:proofErr w:type="spellStart"/>
-      <w:r>
-        <w:rPr>
-          <w:szCs w:val="21"/>
-        </w:rPr>
-        <w:t>Xuebao</w:t>
-      </w:r>
-      <w:proofErr w:type="spellEnd"/>
-      <w:r>
-        <w:rPr>
-          <w:szCs w:val="21"/>
-        </w:rPr>
-        <w:t>/Journal of Tsinghua University, 2018, 58(4): 438-444.</w:t>
+        <w:t>[J]. Qinghua Daxue Xuebao/Journal of Tsinghua University, 2018, 58(4): 438-444.</w:t>
       </w:r>
       <w:bookmarkEnd w:id="52"/>
     </w:p>
@@ -32150,21 +30920,7 @@
         <w:rPr>
           <w:szCs w:val="21"/>
         </w:rPr>
-        <w:t>中国</w:t>
-      </w:r>
-      <w:proofErr w:type="gramStart"/>
-      <w:r>
-        <w:rPr>
-          <w:szCs w:val="21"/>
-        </w:rPr>
-        <w:t>图象</w:t>
-      </w:r>
-      <w:proofErr w:type="gramEnd"/>
-      <w:r>
-        <w:rPr>
-          <w:szCs w:val="21"/>
-        </w:rPr>
-        <w:t>图形学报</w:t>
+        <w:t>中国图象图形学报</w:t>
       </w:r>
       <w:r>
         <w:rPr>
@@ -32189,19 +30945,11 @@
         </w:rPr>
       </w:pPr>
       <w:bookmarkStart w:id="55" w:name="_Ref226305963"/>
-      <w:proofErr w:type="spellStart"/>
-      <w:r>
-        <w:rPr>
-          <w:szCs w:val="21"/>
-        </w:rPr>
-        <w:t>Girshick</w:t>
-      </w:r>
-      <w:proofErr w:type="spellEnd"/>
-      <w:r>
-        <w:rPr>
-          <w:szCs w:val="21"/>
-        </w:rPr>
-        <w:t xml:space="preserve"> R, Donahue J, Darrell T, et al. Rich feature hierarchies for accurate object detection and semantic segmentation[C]//Proceedings of the IEEE conference on computer vision and pattern recognition. 2014: 580-587.</w:t>
+      <w:r>
+        <w:rPr>
+          <w:szCs w:val="21"/>
+        </w:rPr>
+        <w:t>Girshick R, Donahue J, Darrell T, et al. Rich feature hierarchies for accurate object detection and semantic segmentation[C]//Proceedings of the IEEE conference on computer vision and pattern recognition. 2014: 580-587.</w:t>
       </w:r>
       <w:bookmarkEnd w:id="55"/>
     </w:p>
@@ -32220,33 +30968,11 @@
         </w:rPr>
       </w:pPr>
       <w:bookmarkStart w:id="56" w:name="_Ref226306023"/>
-      <w:proofErr w:type="spellStart"/>
-      <w:r>
-        <w:rPr>
-          <w:szCs w:val="21"/>
-        </w:rPr>
-        <w:t>Girshick</w:t>
-      </w:r>
-      <w:proofErr w:type="spellEnd"/>
-      <w:r>
-        <w:rPr>
-          <w:szCs w:val="21"/>
-        </w:rPr>
-        <w:t xml:space="preserve"> R. Fast r-</w:t>
-      </w:r>
-      <w:proofErr w:type="spellStart"/>
-      <w:r>
-        <w:rPr>
-          <w:szCs w:val="21"/>
-        </w:rPr>
-        <w:t>cnn</w:t>
-      </w:r>
-      <w:proofErr w:type="spellEnd"/>
-      <w:r>
-        <w:rPr>
-          <w:szCs w:val="21"/>
-        </w:rPr>
-        <w:t>[C]//Proceedings of the IEEE international conference on computer vision. 2015: 1440-1448.</w:t>
+      <w:r>
+        <w:rPr>
+          <w:szCs w:val="21"/>
+        </w:rPr>
+        <w:t>Girshick R. Fast r-cnn[C]//Proceedings of the IEEE international conference on computer vision. 2015: 1440-1448.</w:t>
       </w:r>
       <w:bookmarkEnd w:id="56"/>
     </w:p>
@@ -32269,35 +30995,7 @@
         <w:rPr>
           <w:szCs w:val="21"/>
         </w:rPr>
-        <w:t xml:space="preserve">Redmon J, </w:t>
-      </w:r>
-      <w:proofErr w:type="spellStart"/>
-      <w:r>
-        <w:rPr>
-          <w:szCs w:val="21"/>
-        </w:rPr>
-        <w:t>Divvala</w:t>
-      </w:r>
-      <w:proofErr w:type="spellEnd"/>
-      <w:r>
-        <w:rPr>
-          <w:szCs w:val="21"/>
-        </w:rPr>
-        <w:t xml:space="preserve"> S, </w:t>
-      </w:r>
-      <w:proofErr w:type="spellStart"/>
-      <w:r>
-        <w:rPr>
-          <w:szCs w:val="21"/>
-        </w:rPr>
-        <w:t>Girshick</w:t>
-      </w:r>
-      <w:proofErr w:type="spellEnd"/>
-      <w:r>
-        <w:rPr>
-          <w:szCs w:val="21"/>
-        </w:rPr>
-        <w:t xml:space="preserve"> R, et al. You only look once: Unified, real-time object detection[C]//Proceedings of the IEEE conference on computer vision and pattern recognition. 2016: 779-788.</w:t>
+        <w:t>Redmon J, Divvala S, Girshick R, et al. You only look once: Unified, real-time object detection[C]//Proceedings of the IEEE conference on computer vision and pattern recognition. 2016: 779-788.</w:t>
       </w:r>
       <w:bookmarkEnd w:id="57"/>
     </w:p>
@@ -32339,33 +31037,11 @@
         </w:rPr>
       </w:pPr>
       <w:bookmarkStart w:id="59" w:name="_Ref226306351"/>
-      <w:proofErr w:type="spellStart"/>
-      <w:r>
-        <w:rPr>
-          <w:szCs w:val="21"/>
-        </w:rPr>
-        <w:t>Kotthapalli</w:t>
-      </w:r>
-      <w:proofErr w:type="spellEnd"/>
-      <w:r>
-        <w:rPr>
-          <w:szCs w:val="21"/>
-        </w:rPr>
-        <w:t xml:space="preserve"> M, Ravipati D, Bhatia R. Yolov1 to yolov11: A comprehensive survey of real-time object detection innovations and challenges[J]. </w:t>
-      </w:r>
-      <w:proofErr w:type="spellStart"/>
-      <w:r>
-        <w:rPr>
-          <w:szCs w:val="21"/>
-        </w:rPr>
-        <w:t>arXiv</w:t>
-      </w:r>
-      <w:proofErr w:type="spellEnd"/>
-      <w:r>
-        <w:rPr>
-          <w:szCs w:val="21"/>
-        </w:rPr>
-        <w:t xml:space="preserve"> preprint arXiv:2508.02067, 2025.</w:t>
+      <w:r>
+        <w:rPr>
+          <w:szCs w:val="21"/>
+        </w:rPr>
+        <w:t>Kotthapalli M, Ravipati D, Bhatia R. Yolov1 to yolov11: A comprehensive survey of real-time object detection innovations and challenges[J]. arXiv preprint arXiv:2508.02067, 2025.</w:t>
       </w:r>
       <w:bookmarkEnd w:id="59"/>
     </w:p>
@@ -32412,21 +31088,7 @@
         <w:rPr>
           <w:szCs w:val="21"/>
         </w:rPr>
-        <w:t xml:space="preserve">Montaquila M. .NET MAUI for C# Developers: Build cross-platform mobile and desktop applications[M]. </w:t>
-      </w:r>
-      <w:proofErr w:type="spellStart"/>
-      <w:r>
-        <w:rPr>
-          <w:szCs w:val="21"/>
-        </w:rPr>
-        <w:t>Packt</w:t>
-      </w:r>
-      <w:proofErr w:type="spellEnd"/>
-      <w:r>
-        <w:rPr>
-          <w:szCs w:val="21"/>
-        </w:rPr>
-        <w:t xml:space="preserve"> Publishing Ltd, 2023.</w:t>
+        <w:t>Montaquila M. .NET MAUI for C# Developers: Build cross-platform mobile and desktop applications[M]. Packt Publishing Ltd, 2023.</w:t>
       </w:r>
       <w:bookmarkEnd w:id="60"/>
     </w:p>
@@ -32469,14 +31131,12 @@
         </w:rPr>
         <w:t xml:space="preserve">, </w:t>
       </w:r>
-      <w:proofErr w:type="gramStart"/>
       <w:r>
         <w:rPr>
           <w:szCs w:val="21"/>
         </w:rPr>
         <w:t>孙汉卿</w:t>
       </w:r>
-      <w:proofErr w:type="gramEnd"/>
       <w:r>
         <w:rPr>
           <w:szCs w:val="21"/>
@@ -32511,21 +31171,7 @@
         <w:rPr>
           <w:szCs w:val="21"/>
         </w:rPr>
-        <w:t>中国</w:t>
-      </w:r>
-      <w:proofErr w:type="gramStart"/>
-      <w:r>
-        <w:rPr>
-          <w:szCs w:val="21"/>
-        </w:rPr>
-        <w:t>图象</w:t>
-      </w:r>
-      <w:proofErr w:type="gramEnd"/>
-      <w:r>
-        <w:rPr>
-          <w:szCs w:val="21"/>
-        </w:rPr>
-        <w:t>图形学报</w:t>
+        <w:t>中国图象图形学报</w:t>
       </w:r>
       <w:r>
         <w:rPr>
@@ -32578,7 +31224,6 @@
         </w:rPr>
         <w:t>,</w:t>
       </w:r>
-      <w:proofErr w:type="gramStart"/>
       <w:r>
         <w:rPr>
           <w:rFonts w:hint="eastAsia"/>
@@ -32586,7 +31231,6 @@
         </w:rPr>
         <w:t>公维军</w:t>
       </w:r>
-      <w:proofErr w:type="gramEnd"/>
       <w:r>
         <w:rPr>
           <w:rFonts w:hint="eastAsia"/>
@@ -32712,7 +31356,6 @@
         </w:rPr>
       </w:pPr>
       <w:bookmarkStart w:id="64" w:name="_Ref226306818"/>
-      <w:proofErr w:type="gramStart"/>
       <w:r>
         <w:rPr>
           <w:rFonts w:hint="eastAsia"/>
@@ -32720,7 +31363,6 @@
         </w:rPr>
         <w:t>叶锋</w:t>
       </w:r>
-      <w:proofErr w:type="gramEnd"/>
       <w:r>
         <w:rPr>
           <w:rFonts w:hint="eastAsia"/>
@@ -32782,23 +31424,7 @@
           <w:rFonts w:hint="eastAsia"/>
           <w:szCs w:val="21"/>
         </w:rPr>
-        <w:t>,2015,(15):</w:t>
-      </w:r>
-      <w:proofErr w:type="gramStart"/>
-      <w:r>
-        <w:rPr>
-          <w:rFonts w:hint="eastAsia"/>
-          <w:szCs w:val="21"/>
-        </w:rPr>
-        <w:t>27-28.DOI:10.16184/j.cnki.comprg</w:t>
-      </w:r>
-      <w:proofErr w:type="gramEnd"/>
-      <w:r>
-        <w:rPr>
-          <w:rFonts w:hint="eastAsia"/>
-          <w:szCs w:val="21"/>
-        </w:rPr>
-        <w:t>.2015.15.010.</w:t>
+        <w:t>,2015,(15):27-28.DOI:10.16184/j.cnki.comprg.2015.15.010.</w:t>
       </w:r>
       <w:bookmarkEnd w:id="64"/>
     </w:p>
@@ -32821,49 +31447,7 @@
         <w:rPr>
           <w:szCs w:val="21"/>
         </w:rPr>
-        <w:t xml:space="preserve">Sapkota R, </w:t>
-      </w:r>
-      <w:proofErr w:type="spellStart"/>
-      <w:r>
-        <w:rPr>
-          <w:szCs w:val="21"/>
-        </w:rPr>
-        <w:t>Karkee</w:t>
-      </w:r>
-      <w:proofErr w:type="spellEnd"/>
-      <w:r>
-        <w:rPr>
-          <w:szCs w:val="21"/>
-        </w:rPr>
-        <w:t xml:space="preserve"> M. </w:t>
-      </w:r>
-      <w:proofErr w:type="spellStart"/>
-      <w:r>
-        <w:rPr>
-          <w:szCs w:val="21"/>
-        </w:rPr>
-        <w:t>Ultralytics</w:t>
-      </w:r>
-      <w:proofErr w:type="spellEnd"/>
-      <w:r>
-        <w:rPr>
-          <w:szCs w:val="21"/>
-        </w:rPr>
-        <w:t xml:space="preserve"> YOLO evolution: An overview of YOLO26, YOLO11, YOLOv8 and YOLOv5 object detectors for computer vision and pattern recognition[J]. </w:t>
-      </w:r>
-      <w:proofErr w:type="spellStart"/>
-      <w:r>
-        <w:rPr>
-          <w:szCs w:val="21"/>
-        </w:rPr>
-        <w:t>arXiv</w:t>
-      </w:r>
-      <w:proofErr w:type="spellEnd"/>
-      <w:r>
-        <w:rPr>
-          <w:szCs w:val="21"/>
-        </w:rPr>
-        <w:t xml:space="preserve"> preprint arXiv:2510.09653, 2025.</w:t>
+        <w:t>Sapkota R, Karkee M. Ultralytics YOLO evolution: An overview of YOLO26, YOLO11, YOLOv8 and YOLOv5 object detectors for computer vision and pattern recognition[J]. arXiv preprint arXiv:2510.09653, 2025.</w:t>
       </w:r>
       <w:bookmarkEnd w:id="65"/>
     </w:p>
@@ -32882,7 +31466,6 @@
         </w:rPr>
       </w:pPr>
       <w:bookmarkStart w:id="66" w:name="_Ref226306943"/>
-      <w:proofErr w:type="gramStart"/>
       <w:r>
         <w:rPr>
           <w:rFonts w:hint="eastAsia"/>
@@ -32890,7 +31473,6 @@
         </w:rPr>
         <w:t>兰旭辉</w:t>
       </w:r>
-      <w:proofErr w:type="gramEnd"/>
       <w:r>
         <w:rPr>
           <w:rFonts w:hint="eastAsia"/>
@@ -32966,23 +31548,7 @@
           <w:rFonts w:hint="eastAsia"/>
           <w:szCs w:val="21"/>
         </w:rPr>
-        <w:t>,2004,(03):442-443+468.DOI:10.16208/</w:t>
-      </w:r>
-      <w:proofErr w:type="gramStart"/>
-      <w:r>
-        <w:rPr>
-          <w:rFonts w:hint="eastAsia"/>
-          <w:szCs w:val="21"/>
-        </w:rPr>
-        <w:t>j.issn</w:t>
-      </w:r>
-      <w:proofErr w:type="gramEnd"/>
-      <w:r>
-        <w:rPr>
-          <w:rFonts w:hint="eastAsia"/>
-          <w:szCs w:val="21"/>
-        </w:rPr>
-        <w:t>1000-7024.2004.03.037.</w:t>
+        <w:t>,2004,(03):442-443+468.DOI:10.16208/j.issn1000-7024.2004.03.037.</w:t>
       </w:r>
       <w:bookmarkEnd w:id="66"/>
     </w:p>
@@ -33001,7 +31567,6 @@
         </w:rPr>
       </w:pPr>
       <w:bookmarkStart w:id="67" w:name="_Ref226306989"/>
-      <w:proofErr w:type="gramStart"/>
       <w:r>
         <w:rPr>
           <w:rFonts w:hint="eastAsia"/>
@@ -33009,7 +31574,6 @@
         </w:rPr>
         <w:t>黄传禄</w:t>
       </w:r>
-      <w:proofErr w:type="gramEnd"/>
       <w:r>
         <w:rPr>
           <w:rFonts w:hint="eastAsia"/>
@@ -33090,7 +31654,6 @@
         </w:rPr>
       </w:pPr>
       <w:bookmarkStart w:id="68" w:name="_Ref226307026"/>
-      <w:proofErr w:type="gramStart"/>
       <w:r>
         <w:rPr>
           <w:rFonts w:hint="eastAsia"/>
@@ -33098,7 +31661,6 @@
         </w:rPr>
         <w:t>贾小军</w:t>
       </w:r>
-      <w:proofErr w:type="gramEnd"/>
       <w:r>
         <w:rPr>
           <w:rFonts w:hint="eastAsia"/>
@@ -33106,7 +31668,6 @@
         </w:rPr>
         <w:t>,</w:t>
       </w:r>
-      <w:proofErr w:type="gramStart"/>
       <w:r>
         <w:rPr>
           <w:rFonts w:hint="eastAsia"/>
@@ -33114,7 +31675,6 @@
         </w:rPr>
         <w:t>喻擎苍</w:t>
       </w:r>
-      <w:proofErr w:type="gramEnd"/>
       <w:r>
         <w:rPr>
           <w:rFonts w:hint="eastAsia"/>
@@ -33350,23 +31910,7 @@
           <w:rFonts w:hint="eastAsia"/>
           <w:szCs w:val="21"/>
         </w:rPr>
-        <w:t>,2020,23(04):</w:t>
-      </w:r>
-      <w:proofErr w:type="gramStart"/>
-      <w:r>
-        <w:rPr>
-          <w:rFonts w:hint="eastAsia"/>
-          <w:szCs w:val="21"/>
-        </w:rPr>
-        <w:t>22-24.DOI:10.19644/j.cnki.issn</w:t>
-      </w:r>
-      <w:proofErr w:type="gramEnd"/>
-      <w:r>
-        <w:rPr>
-          <w:rFonts w:hint="eastAsia"/>
-          <w:szCs w:val="21"/>
-        </w:rPr>
-        <w:t>2096-1472.2020.04.006.</w:t>
+        <w:t>,2020,23(04):22-24.DOI:10.19644/j.cnki.issn2096-1472.2020.04.006.</w:t>
       </w:r>
       <w:bookmarkEnd w:id="70"/>
     </w:p>
@@ -33461,23 +32005,7 @@
           <w:rFonts w:hint="eastAsia"/>
           <w:szCs w:val="21"/>
         </w:rPr>
-        <w:t>,2020,(11):</w:t>
-      </w:r>
-      <w:proofErr w:type="gramStart"/>
-      <w:r>
-        <w:rPr>
-          <w:rFonts w:hint="eastAsia"/>
-          <w:szCs w:val="21"/>
-        </w:rPr>
-        <w:t>3-6.DOI:10.16184/j.cnki.comprg</w:t>
-      </w:r>
-      <w:proofErr w:type="gramEnd"/>
-      <w:r>
-        <w:rPr>
-          <w:rFonts w:hint="eastAsia"/>
-          <w:szCs w:val="21"/>
-        </w:rPr>
-        <w:t>.2020.11.001.</w:t>
+        <w:t>,2020,(11):3-6.DOI:10.16184/j.cnki.comprg.2020.11.001.</w:t>
       </w:r>
       <w:bookmarkEnd w:id="71"/>
     </w:p>
@@ -34225,16 +32753,8 @@
               <w:rPr>
                 <w:rFonts w:hint="eastAsia"/>
               </w:rPr>
-              <w:t>浙江省杭州下沙高教</w:t>
+              <w:t>浙江省杭州下沙高教园区学源街</w:t>
             </w:r>
-            <w:proofErr w:type="gramStart"/>
-            <w:r>
-              <w:rPr>
-                <w:rFonts w:hint="eastAsia"/>
-              </w:rPr>
-              <w:t>园区学源街</w:t>
-            </w:r>
-            <w:proofErr w:type="gramEnd"/>
           </w:p>
         </w:tc>
         <w:tc>
@@ -34535,7 +33055,19 @@
             <w:tcW w:w="2526" w:type="dxa"/>
             <w:gridSpan w:val="4"/>
           </w:tcPr>
-          <w:p/>
+          <w:p>
+            <w:pPr>
+              <w:rPr>
+                <w:rFonts w:hint="eastAsia"/>
+              </w:rPr>
+            </w:pPr>
+            <w:r>
+              <w:rPr>
+                <w:rFonts w:hint="eastAsia"/>
+              </w:rPr>
+              <w:t>陈晓</w:t>
+            </w:r>
+          </w:p>
         </w:tc>
         <w:tc>
           <w:tcPr>
@@ -34563,11 +33095,9 @@
             <w:gridSpan w:val="5"/>
           </w:tcPr>
           <w:p>
-            <w:proofErr w:type="gramStart"/>
             <w:r>
               <w:t>单良</w:t>
             </w:r>
-            <w:proofErr w:type="gramEnd"/>
           </w:p>
         </w:tc>
       </w:tr>
@@ -34728,16 +33258,8 @@
               <w:rPr>
                 <w:rFonts w:hint="eastAsia"/>
               </w:rPr>
-              <w:t>application/</w:t>
+              <w:t>application/msword</w:t>
             </w:r>
-            <w:proofErr w:type="spellStart"/>
-            <w:r>
-              <w:rPr>
-                <w:rFonts w:hint="eastAsia"/>
-              </w:rPr>
-              <w:t>msword</w:t>
-            </w:r>
-            <w:proofErr w:type="spellEnd"/>
             <w:r>
               <w:rPr>
                 <w:rFonts w:hint="eastAsia"/>
